--- a/Week02/Week02_BaoCaoNhom.docx
+++ b/Week02/Week02_BaoCaoNhom.docx
@@ -1,6 +1,6 @@
 
 <file path=word/document.xml><?xml version="1.0" encoding="utf-8"?>
-<w:document xmlns:wpc="http://schemas.microsoft.com/office/word/2010/wordprocessingCanvas" xmlns:mc="http://schemas.openxmlformats.org/markup-compatibility/2006" xmlns:o="urn:schemas-microsoft-com:office:office" xmlns:r="http://schemas.openxmlformats.org/officeDocument/2006/relationships" xmlns:m="http://schemas.openxmlformats.org/officeDocument/2006/math" xmlns:v="urn:schemas-microsoft-com:vml" xmlns:wp14="http://schemas.microsoft.com/office/word/2010/wordprocessingDrawing" xmlns:wp="http://schemas.openxmlformats.org/drawingml/2006/wordprocessingDrawing" xmlns:w10="urn:schemas-microsoft-com:office:word" xmlns:w="http://schemas.openxmlformats.org/wordprocessingml/2006/main" xmlns:w14="http://schemas.microsoft.com/office/word/2010/wordml" xmlns:w15="http://schemas.microsoft.com/office/word/2012/wordml" xmlns:wpg="http://schemas.microsoft.com/office/word/2010/wordprocessingGroup" xmlns:wpi="http://schemas.microsoft.com/office/word/2010/wordprocessingInk" xmlns:wne="http://schemas.microsoft.com/office/word/2006/wordml" xmlns:wps="http://schemas.microsoft.com/office/word/2010/wordprocessingShape" mc:Ignorable="w14 w15 wp14">
+<w:document xmlns:wpc="http://schemas.microsoft.com/office/word/2010/wordprocessingCanvas" xmlns:cx="http://schemas.microsoft.com/office/drawing/2014/chartex" xmlns:cx1="http://schemas.microsoft.com/office/drawing/2015/9/8/chartex" xmlns:cx2="http://schemas.microsoft.com/office/drawing/2015/10/21/chartex" xmlns:cx3="http://schemas.microsoft.com/office/drawing/2016/5/9/chartex" xmlns:cx4="http://schemas.microsoft.com/office/drawing/2016/5/10/chartex" xmlns:cx5="http://schemas.microsoft.com/office/drawing/2016/5/11/chartex" xmlns:cx6="http://schemas.microsoft.com/office/drawing/2016/5/12/chartex" xmlns:cx7="http://schemas.microsoft.com/office/drawing/2016/5/13/chartex" xmlns:cx8="http://schemas.microsoft.com/office/drawing/2016/5/14/chartex" xmlns:mc="http://schemas.openxmlformats.org/markup-compatibility/2006" xmlns:aink="http://schemas.microsoft.com/office/drawing/2016/ink" xmlns:am3d="http://schemas.microsoft.com/office/drawing/2017/model3d" xmlns:o="urn:schemas-microsoft-com:office:office" xmlns:r="http://schemas.openxmlformats.org/officeDocument/2006/relationships" xmlns:m="http://schemas.openxmlformats.org/officeDocument/2006/math" xmlns:v="urn:schemas-microsoft-com:vml" xmlns:wp14="http://schemas.microsoft.com/office/word/2010/wordprocessingDrawing" xmlns:wp="http://schemas.openxmlformats.org/drawingml/2006/wordprocessingDrawing" xmlns:w10="urn:schemas-microsoft-com:office:word" xmlns:w="http://schemas.openxmlformats.org/wordprocessingml/2006/main" xmlns:w14="http://schemas.microsoft.com/office/word/2010/wordml" xmlns:w15="http://schemas.microsoft.com/office/word/2012/wordml" xmlns:w16cex="http://schemas.microsoft.com/office/word/2018/wordml/cex" xmlns:w16cid="http://schemas.microsoft.com/office/word/2016/wordml/cid" xmlns:w16="http://schemas.microsoft.com/office/word/2018/wordml" xmlns:w16sdtdh="http://schemas.microsoft.com/office/word/2020/wordml/sdtdatahash" xmlns:w16se="http://schemas.microsoft.com/office/word/2015/wordml/symex" xmlns:wpg="http://schemas.microsoft.com/office/word/2010/wordprocessingGroup" xmlns:wpi="http://schemas.microsoft.com/office/word/2010/wordprocessingInk" xmlns:wne="http://schemas.microsoft.com/office/word/2006/wordml" xmlns:wps="http://schemas.microsoft.com/office/word/2010/wordprocessingShape" mc:Ignorable="w14 w15 w16se w16cid w16 w16cex w16sdtdh wp14">
   <w:body>
     <w:p>
       <w:pPr>
@@ -186,27 +186,7 @@
           <w:sz w:val="24"/>
           <w:szCs w:val="24"/>
         </w:rPr>
-        <w:t xml:space="preserve"> </w:t>
-      </w:r>
-      <w:proofErr w:type="spellStart"/>
-      <w:r>
-        <w:rPr>
-          <w:i/>
-          <w:iCs/>
-          <w:sz w:val="24"/>
-          <w:szCs w:val="24"/>
-        </w:rPr>
-        <w:t>ReactJS</w:t>
-      </w:r>
-      <w:proofErr w:type="spellEnd"/>
-      <w:r>
-        <w:rPr>
-          <w:i/>
-          <w:iCs/>
-          <w:sz w:val="24"/>
-          <w:szCs w:val="24"/>
-        </w:rPr>
-        <w:t xml:space="preserve"> (FER202)</w:t>
+        <w:t xml:space="preserve"> ReactJS (FER202)</w:t>
       </w:r>
     </w:p>
     <w:p>
@@ -231,7 +211,7 @@
           <w:sz w:val="24"/>
           <w:szCs w:val="24"/>
         </w:rPr>
-        <w:t>ReadMore</w:t>
+        <w:t>TicketNow</w:t>
       </w:r>
       <w:proofErr w:type="spellEnd"/>
       <w:r>
@@ -241,7 +221,7 @@
           <w:sz w:val="24"/>
           <w:szCs w:val="24"/>
         </w:rPr>
-        <w:t xml:space="preserve"> Bookstore — </w:t>
+        <w:t xml:space="preserve"> — </w:t>
       </w:r>
       <w:proofErr w:type="spellStart"/>
       <w:r>
@@ -639,7 +619,6 @@
                 <w:lang w:val="vi-VN"/>
               </w:rPr>
             </w:pPr>
-            <w:proofErr w:type="spellStart"/>
             <w:r>
               <w:rPr>
                 <w:sz w:val="24"/>
@@ -647,7 +626,6 @@
               </w:rPr>
               <w:t>Lê</w:t>
             </w:r>
-            <w:proofErr w:type="spellEnd"/>
             <w:r>
               <w:rPr>
                 <w:sz w:val="24"/>
@@ -683,23 +661,7 @@
                 <w:sz w:val="24"/>
                 <w:szCs w:val="24"/>
               </w:rPr>
-              <w:t xml:space="preserve">Link </w:t>
-            </w:r>
-            <w:proofErr w:type="spellStart"/>
-            <w:r>
-              <w:rPr>
-                <w:sz w:val="24"/>
-                <w:szCs w:val="24"/>
-              </w:rPr>
-              <w:t>GitHub</w:t>
-            </w:r>
-            <w:proofErr w:type="spellEnd"/>
-            <w:r>
-              <w:rPr>
-                <w:sz w:val="24"/>
-                <w:szCs w:val="24"/>
-              </w:rPr>
-              <w:t xml:space="preserve"> Repo</w:t>
+              <w:t>Link GitHub Repo</w:t>
             </w:r>
           </w:p>
         </w:tc>
@@ -1358,11 +1320,9 @@
                 <w:lang w:val="vi-VN"/>
               </w:rPr>
             </w:pPr>
-            <w:proofErr w:type="spellStart"/>
             <w:r>
               <w:t>Nguyễn</w:t>
             </w:r>
-            <w:proofErr w:type="spellEnd"/>
             <w:r>
               <w:rPr>
                 <w:lang w:val="vi-VN"/>
@@ -1395,10 +1355,7 @@
               </w:rPr>
             </w:pPr>
             <w:r>
-              <w:rPr>
-                <w:lang w:val="vi-VN"/>
-              </w:rPr>
-              <w:t>Viết Header.jsx và tích hợp vào App.jsx, setup cấu trúc thư mục src/components/</w:t>
+              <w:t>Header.js + MyNavbar.js</w:t>
             </w:r>
           </w:p>
         </w:tc>
@@ -1514,7 +1471,6 @@
                 <w:lang w:val="vi-VN"/>
               </w:rPr>
             </w:pPr>
-            <w:proofErr w:type="spellStart"/>
             <w:r>
               <w:rPr>
                 <w:sz w:val="24"/>
@@ -1522,7 +1478,6 @@
               </w:rPr>
               <w:t>Nguyễn</w:t>
             </w:r>
-            <w:proofErr w:type="spellEnd"/>
             <w:r>
               <w:rPr>
                 <w:sz w:val="24"/>
@@ -1557,10 +1512,7 @@
               </w:rPr>
             </w:pPr>
             <w:r>
-              <w:rPr>
-                <w:lang w:val="vi-VN"/>
-              </w:rPr>
-              <w:t>Viết Banner.jsx: hero section grandient tối, nút CTA “Đặt vé ngay”</w:t>
+              <w:t>Banner.js + Categories.js</w:t>
             </w:r>
           </w:p>
         </w:tc>
@@ -1676,7 +1628,6 @@
                 <w:lang w:val="vi-VN"/>
               </w:rPr>
             </w:pPr>
-            <w:proofErr w:type="spellStart"/>
             <w:r>
               <w:rPr>
                 <w:sz w:val="24"/>
@@ -1684,7 +1635,6 @@
               </w:rPr>
               <w:t>Nguyễn</w:t>
             </w:r>
-            <w:proofErr w:type="spellEnd"/>
             <w:r>
               <w:rPr>
                 <w:sz w:val="24"/>
@@ -1719,10 +1669,7 @@
               </w:rPr>
             </w:pPr>
             <w:r>
-              <w:rPr>
-                <w:lang w:val="vi-VN"/>
-              </w:rPr>
-              <w:t>Viết MovieCard.jsx với props hảdcode: poster, title, genre, duration</w:t>
+              <w:t>EventDetail.js + EventSections.js</w:t>
             </w:r>
           </w:p>
         </w:tc>
@@ -1881,10 +1828,7 @@
               </w:rPr>
             </w:pPr>
             <w:r>
-              <w:rPr>
-                <w:lang w:val="vi-VN"/>
-              </w:rPr>
-              <w:t>Viết MovieGrid.jsx: map() qua mảng phim, truyền props vào MovieCard, có key</w:t>
+              <w:t>Favorites.js + Footer.js</w:t>
             </w:r>
           </w:p>
         </w:tc>
@@ -2043,23 +1987,7 @@
               </w:rPr>
             </w:pPr>
             <w:r>
-              <w:rPr>
-                <w:lang w:val="vi-VN"/>
-              </w:rPr>
-              <w:t xml:space="preserve">Viết StatusBadge.jsx (conditional rendering) </w:t>
-            </w:r>
-            <w:r>
-              <w:rPr>
-                <w:lang w:val="vi-VN"/>
-              </w:rPr>
-              <w:lastRenderedPageBreak/>
-              <w:t xml:space="preserve">&amp; Footer.jsx </w:t>
-            </w:r>
-            <w:r>
-              <w:rPr>
-                <w:lang w:val="vi-VN"/>
-              </w:rPr>
-              <w:t>(năm động)</w:t>
+              <w:t>PaymentPage.js + SelectTickets.js + TicketPayments.js</w:t>
             </w:r>
           </w:p>
         </w:tc>
@@ -2092,7 +2020,6 @@
                 <w:szCs w:val="24"/>
                 <w:lang w:val="vi-VN"/>
               </w:rPr>
-              <w:lastRenderedPageBreak/>
               <w:t xml:space="preserve">Đạt </w:t>
             </w:r>
           </w:p>
@@ -2277,7 +2204,6 @@
                 <w:lang w:val="vi-VN"/>
               </w:rPr>
             </w:pPr>
-            <w:proofErr w:type="spellStart"/>
             <w:r>
               <w:rPr>
                 <w:sz w:val="24"/>
@@ -2285,7 +2211,6 @@
               </w:rPr>
               <w:t>Nguyễn</w:t>
             </w:r>
-            <w:proofErr w:type="spellEnd"/>
             <w:r>
               <w:rPr>
                 <w:sz w:val="24"/>
@@ -2321,23 +2246,7 @@
                 <w:sz w:val="24"/>
                 <w:szCs w:val="24"/>
               </w:rPr>
-              <w:t xml:space="preserve">Link commit </w:t>
-            </w:r>
-            <w:proofErr w:type="spellStart"/>
-            <w:r>
-              <w:rPr>
-                <w:sz w:val="24"/>
-                <w:szCs w:val="24"/>
-              </w:rPr>
-              <w:t>GitHub</w:t>
-            </w:r>
-            <w:proofErr w:type="spellEnd"/>
-            <w:r>
-              <w:rPr>
-                <w:sz w:val="24"/>
-                <w:szCs w:val="24"/>
-              </w:rPr>
-              <w:t xml:space="preserve"> </w:t>
+              <w:t xml:space="preserve">Link commit GitHub </w:t>
             </w:r>
             <w:proofErr w:type="spellStart"/>
             <w:r>
@@ -2464,15 +2373,7 @@
       </w:r>
       <w:proofErr w:type="spellEnd"/>
       <w:r>
-        <w:t xml:space="preserve"> </w:t>
-      </w:r>
-      <w:proofErr w:type="gramStart"/>
-      <w:r>
-        <w:t>map(</w:t>
-      </w:r>
-      <w:proofErr w:type="gramEnd"/>
-      <w:r>
-        <w:t>), conditional rendering</w:t>
+        <w:t xml:space="preserve"> map(), conditional rendering</w:t>
       </w:r>
     </w:p>
     <w:p>
@@ -2612,7 +2513,6 @@
         <w:t xml:space="preserve">: [x] = </w:t>
       </w:r>
       <w:proofErr w:type="spellStart"/>
-      <w:proofErr w:type="gramStart"/>
       <w:r>
         <w:rPr>
           <w:i/>
@@ -2628,16 +2528,7 @@
           <w:iCs/>
           <w:color w:val="7F8C8D"/>
         </w:rPr>
-        <w:t xml:space="preserve">  |</w:t>
-      </w:r>
-      <w:proofErr w:type="gramEnd"/>
-      <w:r>
-        <w:rPr>
-          <w:i/>
-          <w:iCs/>
-          <w:color w:val="7F8C8D"/>
-        </w:rPr>
-        <w:t xml:space="preserve">  [~] = </w:t>
+        <w:t xml:space="preserve">  |  [~] = </w:t>
       </w:r>
       <w:proofErr w:type="spellStart"/>
       <w:r>
@@ -3056,112 +2947,398 @@
           <w:p>
             <w:pPr>
               <w:rPr>
+                <w:rStyle w:val="HTMLCode"/>
+              </w:rPr>
+            </w:pPr>
+            <w:proofErr w:type="spellStart"/>
+            <w:r>
+              <w:rPr>
+                <w:rStyle w:val="animating6ta1u10"/>
+              </w:rPr>
+              <w:t>Viết</w:t>
+            </w:r>
+            <w:proofErr w:type="spellEnd"/>
+            <w:r>
+              <w:rPr>
+                <w:rStyle w:val="animating6ta1u10"/>
+              </w:rPr>
+              <w:t xml:space="preserve"> </w:t>
+            </w:r>
+            <w:r>
+              <w:rPr>
+                <w:rStyle w:val="animating6ta1u10"/>
+                <w:b/>
+                <w:bCs/>
+              </w:rPr>
+              <w:t>Header.js</w:t>
+            </w:r>
+            <w:r>
+              <w:rPr>
+                <w:rStyle w:val="animating6ta1u10"/>
+              </w:rPr>
+              <w:t xml:space="preserve">: logo, </w:t>
+            </w:r>
+            <w:proofErr w:type="spellStart"/>
+            <w:r>
+              <w:rPr>
+                <w:rStyle w:val="animating6ta1u10"/>
+              </w:rPr>
+              <w:t>thanh</w:t>
+            </w:r>
+            <w:proofErr w:type="spellEnd"/>
+            <w:r>
+              <w:rPr>
+                <w:rStyle w:val="animating6ta1u10"/>
+              </w:rPr>
+              <w:t xml:space="preserve"> </w:t>
+            </w:r>
+            <w:proofErr w:type="spellStart"/>
+            <w:r>
+              <w:rPr>
+                <w:rStyle w:val="animating6ta1u10"/>
+              </w:rPr>
+              <w:t>tìm</w:t>
+            </w:r>
+            <w:proofErr w:type="spellEnd"/>
+            <w:r>
+              <w:rPr>
+                <w:rStyle w:val="animating6ta1u10"/>
+              </w:rPr>
+              <w:t xml:space="preserve"> </w:t>
+            </w:r>
+            <w:proofErr w:type="spellStart"/>
+            <w:r>
+              <w:rPr>
+                <w:rStyle w:val="animating6ta1u10"/>
+              </w:rPr>
+              <w:t>kiếm</w:t>
+            </w:r>
+            <w:proofErr w:type="spellEnd"/>
+            <w:r>
+              <w:rPr>
+                <w:rStyle w:val="animating6ta1u10"/>
+              </w:rPr>
+              <w:t xml:space="preserve">, </w:t>
+            </w:r>
+            <w:proofErr w:type="spellStart"/>
+            <w:r>
+              <w:rPr>
+                <w:rStyle w:val="animating6ta1u10"/>
+              </w:rPr>
+              <w:t>tích</w:t>
+            </w:r>
+            <w:proofErr w:type="spellEnd"/>
+            <w:r>
+              <w:rPr>
+                <w:rStyle w:val="animating6ta1u10"/>
+              </w:rPr>
+              <w:t xml:space="preserve"> </w:t>
+            </w:r>
+            <w:proofErr w:type="spellStart"/>
+            <w:r>
+              <w:rPr>
+                <w:rStyle w:val="animating6ta1u10"/>
+              </w:rPr>
+              <w:t>hợp</w:t>
+            </w:r>
+            <w:proofErr w:type="spellEnd"/>
+            <w:r>
+              <w:rPr>
+                <w:rStyle w:val="animating6ta1u10"/>
+              </w:rPr>
+              <w:t xml:space="preserve"> </w:t>
+            </w:r>
+            <w:proofErr w:type="spellStart"/>
+            <w:r>
+              <w:rPr>
+                <w:rStyle w:val="animating6ta1u10"/>
+              </w:rPr>
+              <w:t>vào</w:t>
+            </w:r>
+            <w:proofErr w:type="spellEnd"/>
+            <w:r>
+              <w:rPr>
+                <w:rStyle w:val="animating6ta1u10"/>
+              </w:rPr>
+              <w:t xml:space="preserve"> App.js, setup </w:t>
+            </w:r>
+            <w:proofErr w:type="spellStart"/>
+            <w:r>
+              <w:rPr>
+                <w:rStyle w:val="animating6ta1u10"/>
+              </w:rPr>
+              <w:t>cấu</w:t>
+            </w:r>
+            <w:proofErr w:type="spellEnd"/>
+            <w:r>
+              <w:rPr>
+                <w:rStyle w:val="animating6ta1u10"/>
+              </w:rPr>
+              <w:t xml:space="preserve"> </w:t>
+            </w:r>
+            <w:proofErr w:type="spellStart"/>
+            <w:r>
+              <w:rPr>
+                <w:rStyle w:val="animating6ta1u10"/>
+              </w:rPr>
+              <w:t>trúc</w:t>
+            </w:r>
+            <w:proofErr w:type="spellEnd"/>
+            <w:r>
+              <w:rPr>
+                <w:rStyle w:val="animating6ta1u10"/>
+              </w:rPr>
+              <w:t xml:space="preserve"> </w:t>
+            </w:r>
+            <w:proofErr w:type="spellStart"/>
+            <w:r>
+              <w:rPr>
+                <w:rStyle w:val="animating6ta1u10"/>
+              </w:rPr>
+              <w:t>thư</w:t>
+            </w:r>
+            <w:proofErr w:type="spellEnd"/>
+            <w:r>
+              <w:rPr>
+                <w:rStyle w:val="animating6ta1u10"/>
+              </w:rPr>
+              <w:t xml:space="preserve"> </w:t>
+            </w:r>
+            <w:proofErr w:type="spellStart"/>
+            <w:r>
+              <w:rPr>
+                <w:rStyle w:val="animating6ta1u10"/>
+              </w:rPr>
+              <w:t>mục</w:t>
+            </w:r>
+            <w:proofErr w:type="spellEnd"/>
+            <w:r>
+              <w:rPr>
+                <w:rStyle w:val="animating6ta1u10"/>
+              </w:rPr>
+              <w:t xml:space="preserve"> </w:t>
+            </w:r>
+            <w:proofErr w:type="spellStart"/>
+            <w:r>
+              <w:rPr>
+                <w:rStyle w:val="HTMLCode"/>
+              </w:rPr>
+              <w:t>src</w:t>
+            </w:r>
+            <w:proofErr w:type="spellEnd"/>
+            <w:r>
+              <w:rPr>
+                <w:rStyle w:val="HTMLCode"/>
+              </w:rPr>
+              <w:t>/components/</w:t>
+            </w:r>
+          </w:p>
+          <w:p>
+            <w:pPr>
+              <w:rPr>
+                <w:rStyle w:val="HTMLCode"/>
+              </w:rPr>
+            </w:pPr>
+          </w:p>
+          <w:p>
+            <w:proofErr w:type="spellStart"/>
+            <w:r>
+              <w:t>Viết</w:t>
+            </w:r>
+            <w:proofErr w:type="spellEnd"/>
+            <w:r>
+              <w:t xml:space="preserve"> </w:t>
+            </w:r>
+            <w:r>
+              <w:rPr>
+                <w:rStyle w:val="Strong"/>
+              </w:rPr>
+              <w:t>MyNavbar.js</w:t>
+            </w:r>
+            <w:r>
+              <w:t xml:space="preserve">: </w:t>
+            </w:r>
+            <w:proofErr w:type="spellStart"/>
+            <w:r>
+              <w:t>thanh</w:t>
+            </w:r>
+            <w:proofErr w:type="spellEnd"/>
+            <w:r>
+              <w:t xml:space="preserve"> </w:t>
+            </w:r>
+            <w:proofErr w:type="spellStart"/>
+            <w:r>
+              <w:t>điều</w:t>
+            </w:r>
+            <w:proofErr w:type="spellEnd"/>
+            <w:r>
+              <w:t xml:space="preserve"> </w:t>
+            </w:r>
+            <w:proofErr w:type="spellStart"/>
+            <w:r>
+              <w:t>hướng</w:t>
+            </w:r>
+            <w:proofErr w:type="spellEnd"/>
+            <w:r>
+              <w:t xml:space="preserve"> (menu, </w:t>
+            </w:r>
+            <w:proofErr w:type="spellStart"/>
+            <w:r>
+              <w:t>danh</w:t>
+            </w:r>
+            <w:proofErr w:type="spellEnd"/>
+            <w:r>
+              <w:t xml:space="preserve"> </w:t>
+            </w:r>
+            <w:proofErr w:type="spellStart"/>
+            <w:r>
+              <w:t>mục</w:t>
+            </w:r>
+            <w:proofErr w:type="spellEnd"/>
+            <w:r>
+              <w:t xml:space="preserve">), </w:t>
+            </w:r>
+            <w:proofErr w:type="spellStart"/>
+            <w:r>
+              <w:t>tích</w:t>
+            </w:r>
+            <w:proofErr w:type="spellEnd"/>
+            <w:r>
+              <w:t xml:space="preserve"> </w:t>
+            </w:r>
+            <w:proofErr w:type="spellStart"/>
+            <w:r>
+              <w:t>hợp</w:t>
+            </w:r>
+            <w:proofErr w:type="spellEnd"/>
+            <w:r>
+              <w:t xml:space="preserve"> </w:t>
+            </w:r>
+            <w:proofErr w:type="spellStart"/>
+            <w:r>
+              <w:t>dưới</w:t>
+            </w:r>
+            <w:proofErr w:type="spellEnd"/>
+            <w:r>
+              <w:t xml:space="preserve"> Header</w:t>
+            </w:r>
+          </w:p>
+          <w:p>
+            <w:pPr>
+              <w:rPr>
                 <w:lang w:val="vi-VN"/>
               </w:rPr>
             </w:pPr>
-            <w:proofErr w:type="spellStart"/>
-            <w:r>
-              <w:rPr>
-                <w:sz w:val="24"/>
-                <w:szCs w:val="24"/>
-              </w:rPr>
+          </w:p>
+          <w:p>
+            <w:pPr>
+              <w:rPr>
+                <w:lang w:val="vi-VN"/>
+              </w:rPr>
+            </w:pPr>
+            <w:proofErr w:type="spellStart"/>
+            <w:r>
               <w:t>Viết</w:t>
             </w:r>
             <w:proofErr w:type="spellEnd"/>
             <w:r>
-              <w:rPr>
-                <w:sz w:val="24"/>
-                <w:szCs w:val="24"/>
-              </w:rPr>
-              <w:t xml:space="preserve"> </w:t>
-            </w:r>
-            <w:proofErr w:type="spellStart"/>
-            <w:r>
-              <w:rPr>
-                <w:sz w:val="24"/>
-                <w:szCs w:val="24"/>
-              </w:rPr>
-              <w:t>Header.jsx</w:t>
-            </w:r>
-            <w:proofErr w:type="spellEnd"/>
-            <w:r>
-              <w:rPr>
-                <w:sz w:val="24"/>
-                <w:szCs w:val="24"/>
-              </w:rPr>
+              <w:t xml:space="preserve"> </w:t>
+            </w:r>
+            <w:r>
+              <w:rPr>
+                <w:rStyle w:val="Strong"/>
+              </w:rPr>
+              <w:t>Footer.js</w:t>
+            </w:r>
+            <w:r>
               <w:t xml:space="preserve">: </w:t>
             </w:r>
             <w:proofErr w:type="spellStart"/>
             <w:r>
-              <w:rPr>
-                <w:sz w:val="24"/>
-                <w:szCs w:val="24"/>
-              </w:rPr>
-              <w:t>Navbar</w:t>
-            </w:r>
-            <w:proofErr w:type="spellEnd"/>
-            <w:r>
-              <w:rPr>
-                <w:sz w:val="24"/>
-                <w:szCs w:val="24"/>
-              </w:rPr>
-              <w:t xml:space="preserve"> </w:t>
-            </w:r>
-            <w:proofErr w:type="spellStart"/>
-            <w:r>
-              <w:rPr>
-                <w:sz w:val="24"/>
-                <w:szCs w:val="24"/>
-              </w:rPr>
-              <w:t>tĩnh</w:t>
-            </w:r>
-            <w:proofErr w:type="spellEnd"/>
-            <w:r>
-              <w:rPr>
-                <w:sz w:val="24"/>
-                <w:szCs w:val="24"/>
-              </w:rPr>
-              <w:t xml:space="preserve"> </w:t>
-            </w:r>
-            <w:proofErr w:type="spellStart"/>
-            <w:r>
-              <w:rPr>
-                <w:sz w:val="24"/>
-                <w:szCs w:val="24"/>
-              </w:rPr>
-              <w:t>với</w:t>
-            </w:r>
-            <w:proofErr w:type="spellEnd"/>
-            <w:r>
-              <w:rPr>
-                <w:sz w:val="24"/>
-                <w:szCs w:val="24"/>
-              </w:rPr>
-              <w:t xml:space="preserve"> logo </w:t>
-            </w:r>
-            <w:proofErr w:type="spellStart"/>
-            <w:r>
-              <w:rPr>
-                <w:sz w:val="24"/>
-                <w:szCs w:val="24"/>
-              </w:rPr>
-              <w:t>và</w:t>
-            </w:r>
-            <w:proofErr w:type="spellEnd"/>
-            <w:r>
-              <w:rPr>
-                <w:sz w:val="24"/>
-                <w:szCs w:val="24"/>
-              </w:rPr>
-              <w:t xml:space="preserve"> navigation links</w:t>
-            </w:r>
-            <w:r>
-              <w:rPr>
-                <w:sz w:val="24"/>
-                <w:szCs w:val="24"/>
-                <w:lang w:val="vi-VN"/>
-              </w:rPr>
-              <w:t xml:space="preserve"> (Phim, Rạp, Lịch chiếu, Tin tức)</w:t>
+              <w:t>thông</w:t>
+            </w:r>
+            <w:proofErr w:type="spellEnd"/>
+            <w:r>
+              <w:t xml:space="preserve"> tin </w:t>
+            </w:r>
+            <w:proofErr w:type="spellStart"/>
+            <w:r>
+              <w:t>liên</w:t>
+            </w:r>
+            <w:proofErr w:type="spellEnd"/>
+            <w:r>
+              <w:t xml:space="preserve"> </w:t>
+            </w:r>
+            <w:proofErr w:type="spellStart"/>
+            <w:r>
+              <w:t>hệ</w:t>
+            </w:r>
+            <w:proofErr w:type="spellEnd"/>
+            <w:r>
+              <w:t xml:space="preserve"> </w:t>
+            </w:r>
+            <w:proofErr w:type="spellStart"/>
+            <w:r>
+              <w:t>rạp</w:t>
+            </w:r>
+            <w:proofErr w:type="spellEnd"/>
+            <w:r>
+              <w:t xml:space="preserve">, </w:t>
+            </w:r>
+            <w:proofErr w:type="spellStart"/>
+            <w:r>
+              <w:t>năm</w:t>
+            </w:r>
+            <w:proofErr w:type="spellEnd"/>
+            <w:r>
+              <w:t xml:space="preserve"> </w:t>
+            </w:r>
+            <w:proofErr w:type="spellStart"/>
+            <w:r>
+              <w:t>hiện</w:t>
+            </w:r>
+            <w:proofErr w:type="spellEnd"/>
+            <w:r>
+              <w:t xml:space="preserve"> </w:t>
+            </w:r>
+            <w:proofErr w:type="spellStart"/>
+            <w:r>
+              <w:t>tại</w:t>
+            </w:r>
+            <w:proofErr w:type="spellEnd"/>
+            <w:r>
+              <w:t xml:space="preserve"> </w:t>
+            </w:r>
+            <w:proofErr w:type="spellStart"/>
+            <w:r>
+              <w:t>động</w:t>
+            </w:r>
+            <w:proofErr w:type="spellEnd"/>
+            <w:r>
+              <w:t xml:space="preserve"> (</w:t>
+            </w:r>
+            <w:r>
+              <w:rPr>
+                <w:rStyle w:val="HTMLCode"/>
+              </w:rPr>
+              <w:t>new Date().</w:t>
+            </w:r>
+            <w:proofErr w:type="spellStart"/>
+            <w:r>
+              <w:rPr>
+                <w:rStyle w:val="HTMLCode"/>
+              </w:rPr>
+              <w:t>getFullYear</w:t>
+            </w:r>
+            <w:proofErr w:type="spellEnd"/>
+            <w:r>
+              <w:rPr>
+                <w:rStyle w:val="HTMLCode"/>
+              </w:rPr>
+              <w:t>()</w:t>
+            </w:r>
+            <w:r>
+              <w:t>)</w:t>
             </w:r>
           </w:p>
         </w:tc>
@@ -3193,7 +3370,24 @@
                 <w:sz w:val="24"/>
                 <w:szCs w:val="24"/>
               </w:rPr>
-              <w:t>[ ]</w:t>
+              <w:t>[</w:t>
+            </w:r>
+            <w:r>
+              <w:rPr>
+                <w:i/>
+                <w:iCs/>
+                <w:color w:val="7F8C8D"/>
+              </w:rPr>
+              <w:t>x</w:t>
+            </w:r>
+            <w:r>
+              <w:rPr>
+                <w:rFonts w:ascii="Courier New" w:eastAsia="Courier New" w:hAnsi="Courier New" w:cs="Courier New"/>
+                <w:color w:val="2980B9"/>
+                <w:sz w:val="24"/>
+                <w:szCs w:val="24"/>
+              </w:rPr>
+              <w:t>]</w:t>
             </w:r>
           </w:p>
         </w:tc>
@@ -3220,7 +3414,6 @@
                 <w:lang w:val="vi-VN"/>
               </w:rPr>
             </w:pPr>
-            <w:proofErr w:type="spellStart"/>
             <w:r>
               <w:rPr>
                 <w:sz w:val="24"/>
@@ -3228,7 +3421,6 @@
               </w:rPr>
               <w:t>Nguyễn</w:t>
             </w:r>
-            <w:proofErr w:type="spellEnd"/>
             <w:r>
               <w:rPr>
                 <w:sz w:val="24"/>
@@ -3291,65 +3483,361 @@
           <w:p>
             <w:pPr>
               <w:rPr>
+                <w:rStyle w:val="HTMLCode"/>
+              </w:rPr>
+            </w:pPr>
+            <w:proofErr w:type="spellStart"/>
+            <w:r>
+              <w:t>Viết</w:t>
+            </w:r>
+            <w:proofErr w:type="spellEnd"/>
+            <w:r>
+              <w:t xml:space="preserve"> </w:t>
+            </w:r>
+            <w:r>
+              <w:rPr>
+                <w:rStyle w:val="Strong"/>
+              </w:rPr>
+              <w:t>Banner.js</w:t>
+            </w:r>
+            <w:r>
+              <w:t xml:space="preserve">: carousel </w:t>
+            </w:r>
+            <w:proofErr w:type="spellStart"/>
+            <w:r>
+              <w:t>sự</w:t>
+            </w:r>
+            <w:proofErr w:type="spellEnd"/>
+            <w:r>
+              <w:t xml:space="preserve"> </w:t>
+            </w:r>
+            <w:proofErr w:type="spellStart"/>
+            <w:r>
+              <w:t>kiện</w:t>
+            </w:r>
+            <w:proofErr w:type="spellEnd"/>
+            <w:r>
+              <w:t xml:space="preserve"> — render </w:t>
+            </w:r>
+            <w:proofErr w:type="spellStart"/>
+            <w:r>
+              <w:t>ảnh</w:t>
+            </w:r>
+            <w:proofErr w:type="spellEnd"/>
+            <w:r>
+              <w:t xml:space="preserve"> </w:t>
+            </w:r>
+            <w:proofErr w:type="spellStart"/>
+            <w:r>
+              <w:t>từ</w:t>
+            </w:r>
+            <w:proofErr w:type="spellEnd"/>
+            <w:r>
+              <w:t xml:space="preserve"> </w:t>
+            </w:r>
+            <w:proofErr w:type="spellStart"/>
+            <w:r>
+              <w:rPr>
+                <w:rStyle w:val="HTMLCode"/>
+              </w:rPr>
+              <w:t>demoEvents</w:t>
+            </w:r>
+            <w:proofErr w:type="spellEnd"/>
+            <w:r>
+              <w:rPr>
+                <w:rStyle w:val="HTMLCode"/>
+              </w:rPr>
+              <w:t>[</w:t>
+            </w:r>
+            <w:proofErr w:type="spellStart"/>
+            <w:r>
+              <w:rPr>
+                <w:rStyle w:val="HTMLCode"/>
+              </w:rPr>
+              <w:t>bannerIndex</w:t>
+            </w:r>
+            <w:proofErr w:type="spellEnd"/>
+            <w:r>
+              <w:rPr>
+                <w:rStyle w:val="HTMLCode"/>
+              </w:rPr>
+              <w:t>].banner</w:t>
+            </w:r>
+            <w:r>
+              <w:t xml:space="preserve">, </w:t>
+            </w:r>
+            <w:proofErr w:type="spellStart"/>
+            <w:r>
+              <w:t>nút</w:t>
+            </w:r>
+            <w:proofErr w:type="spellEnd"/>
+            <w:r>
+              <w:t xml:space="preserve"> </w:t>
+            </w:r>
+            <w:proofErr w:type="spellStart"/>
+            <w:r>
+              <w:t>prev</w:t>
+            </w:r>
+            <w:proofErr w:type="spellEnd"/>
+            <w:r>
+              <w:t>/next (</w:t>
+            </w:r>
+            <w:proofErr w:type="spellStart"/>
+            <w:r>
+              <w:rPr>
+                <w:rStyle w:val="HTMLCode"/>
+              </w:rPr>
+              <w:t>prevBanner</w:t>
+            </w:r>
+            <w:proofErr w:type="spellEnd"/>
+            <w:r>
+              <w:t xml:space="preserve">, </w:t>
+            </w:r>
+            <w:proofErr w:type="spellStart"/>
+            <w:r>
+              <w:rPr>
+                <w:rStyle w:val="HTMLCode"/>
+              </w:rPr>
+              <w:t>nextBanner</w:t>
+            </w:r>
+            <w:proofErr w:type="spellEnd"/>
+            <w:r>
+              <w:t xml:space="preserve">), dot </w:t>
+            </w:r>
+            <w:proofErr w:type="spellStart"/>
+            <w:r>
+              <w:t>điều</w:t>
+            </w:r>
+            <w:proofErr w:type="spellEnd"/>
+            <w:r>
+              <w:t xml:space="preserve"> </w:t>
+            </w:r>
+            <w:proofErr w:type="spellStart"/>
+            <w:r>
+              <w:t>hướng</w:t>
+            </w:r>
+            <w:proofErr w:type="spellEnd"/>
+            <w:r>
+              <w:t xml:space="preserve"> </w:t>
+            </w:r>
+            <w:proofErr w:type="spellStart"/>
+            <w:r>
+              <w:t>dùng</w:t>
+            </w:r>
+            <w:proofErr w:type="spellEnd"/>
+            <w:r>
+              <w:t xml:space="preserve"> </w:t>
+            </w:r>
+            <w:r>
+              <w:rPr>
+                <w:rStyle w:val="HTMLCode"/>
+              </w:rPr>
+              <w:t>map()</w:t>
+            </w:r>
+            <w:r>
+              <w:t xml:space="preserve"> + </w:t>
+            </w:r>
+            <w:proofErr w:type="spellStart"/>
+            <w:r>
+              <w:rPr>
+                <w:rStyle w:val="HTMLCode"/>
+              </w:rPr>
+              <w:t>onClick</w:t>
+            </w:r>
+            <w:proofErr w:type="spellEnd"/>
+            <w:r>
+              <w:rPr>
+                <w:rStyle w:val="HTMLCode"/>
+              </w:rPr>
+              <w:t>={</w:t>
+            </w:r>
+            <w:proofErr w:type="spellStart"/>
+            <w:r>
+              <w:rPr>
+                <w:rStyle w:val="HTMLCode"/>
+              </w:rPr>
+              <w:t>selectBanner</w:t>
+            </w:r>
+            <w:proofErr w:type="spellEnd"/>
+            <w:r>
+              <w:rPr>
+                <w:rStyle w:val="HTMLCode"/>
+              </w:rPr>
+              <w:t>}</w:t>
+            </w:r>
+            <w:r>
+              <w:t xml:space="preserve">, </w:t>
+            </w:r>
+            <w:proofErr w:type="spellStart"/>
+            <w:r>
+              <w:t>xử</w:t>
+            </w:r>
+            <w:proofErr w:type="spellEnd"/>
+            <w:r>
+              <w:t xml:space="preserve"> </w:t>
+            </w:r>
+            <w:proofErr w:type="spellStart"/>
+            <w:r>
+              <w:t>lý</w:t>
+            </w:r>
+            <w:proofErr w:type="spellEnd"/>
+            <w:r>
+              <w:t xml:space="preserve"> </w:t>
+            </w:r>
+            <w:proofErr w:type="spellStart"/>
+            <w:r>
+              <w:t>trường</w:t>
+            </w:r>
+            <w:proofErr w:type="spellEnd"/>
+            <w:r>
+              <w:t xml:space="preserve"> </w:t>
+            </w:r>
+            <w:proofErr w:type="spellStart"/>
+            <w:r>
+              <w:t>hợp</w:t>
+            </w:r>
+            <w:proofErr w:type="spellEnd"/>
+            <w:r>
+              <w:t xml:space="preserve"> </w:t>
+            </w:r>
+            <w:proofErr w:type="spellStart"/>
+            <w:r>
+              <w:rPr>
+                <w:rStyle w:val="HTMLCode"/>
+              </w:rPr>
+              <w:t>demoEvents.length</w:t>
+            </w:r>
+            <w:proofErr w:type="spellEnd"/>
+            <w:r>
+              <w:rPr>
+                <w:rStyle w:val="HTMLCode"/>
+              </w:rPr>
+              <w:t xml:space="preserve"> === 0</w:t>
+            </w:r>
+          </w:p>
+          <w:p>
+            <w:pPr>
+              <w:rPr>
+                <w:rStyle w:val="HTMLCode"/>
+              </w:rPr>
+            </w:pPr>
+          </w:p>
+          <w:p>
+            <w:pPr>
+              <w:rPr>
                 <w:lang w:val="vi-VN"/>
               </w:rPr>
             </w:pPr>
             <w:proofErr w:type="spellStart"/>
             <w:r>
-              <w:rPr>
-                <w:sz w:val="24"/>
-                <w:szCs w:val="24"/>
-              </w:rPr>
               <w:t>Viết</w:t>
             </w:r>
             <w:proofErr w:type="spellEnd"/>
             <w:r>
-              <w:rPr>
-                <w:sz w:val="24"/>
-                <w:szCs w:val="24"/>
-              </w:rPr>
-              <w:t xml:space="preserve"> </w:t>
-            </w:r>
-            <w:proofErr w:type="spellStart"/>
-            <w:r>
-              <w:rPr>
-                <w:sz w:val="24"/>
-                <w:szCs w:val="24"/>
-              </w:rPr>
-              <w:t>Banner.jsx</w:t>
-            </w:r>
-            <w:proofErr w:type="spellEnd"/>
-            <w:r>
-              <w:rPr>
-                <w:sz w:val="24"/>
-                <w:szCs w:val="24"/>
-              </w:rPr>
-              <w:t xml:space="preserve">: Hero section gradient, </w:t>
-            </w:r>
-            <w:proofErr w:type="spellStart"/>
-            <w:r>
-              <w:rPr>
-                <w:sz w:val="24"/>
-                <w:szCs w:val="24"/>
-              </w:rPr>
-              <w:t>nút</w:t>
-            </w:r>
-            <w:proofErr w:type="spellEnd"/>
-            <w:r>
-              <w:rPr>
-                <w:sz w:val="24"/>
-                <w:szCs w:val="24"/>
-              </w:rPr>
-              <w:t xml:space="preserve"> </w:t>
-            </w:r>
-            <w:r>
-              <w:rPr>
-                <w:sz w:val="24"/>
-                <w:szCs w:val="24"/>
-                <w:lang w:val="vi-VN"/>
-              </w:rPr>
-              <w:t>“Đạt vé ngay”</w:t>
-            </w:r>
+              <w:t xml:space="preserve"> </w:t>
+            </w:r>
+            <w:r>
+              <w:rPr>
+                <w:rStyle w:val="Strong"/>
+              </w:rPr>
+              <w:t>TicketPayments.js</w:t>
+            </w:r>
+            <w:r>
+              <w:t xml:space="preserve">: </w:t>
+            </w:r>
+            <w:proofErr w:type="spellStart"/>
+            <w:r>
+              <w:t>tổng</w:t>
+            </w:r>
+            <w:proofErr w:type="spellEnd"/>
+            <w:r>
+              <w:t xml:space="preserve"> </w:t>
+            </w:r>
+            <w:proofErr w:type="spellStart"/>
+            <w:r>
+              <w:t>hợp</w:t>
+            </w:r>
+            <w:proofErr w:type="spellEnd"/>
+            <w:r>
+              <w:t xml:space="preserve"> </w:t>
+            </w:r>
+            <w:proofErr w:type="spellStart"/>
+            <w:r>
+              <w:t>thông</w:t>
+            </w:r>
+            <w:proofErr w:type="spellEnd"/>
+            <w:r>
+              <w:t xml:space="preserve"> tin </w:t>
+            </w:r>
+            <w:proofErr w:type="spellStart"/>
+            <w:r>
+              <w:t>vé</w:t>
+            </w:r>
+            <w:proofErr w:type="spellEnd"/>
+            <w:r>
+              <w:t xml:space="preserve"> + </w:t>
+            </w:r>
+            <w:proofErr w:type="spellStart"/>
+            <w:r>
+              <w:t>thanh</w:t>
+            </w:r>
+            <w:proofErr w:type="spellEnd"/>
+            <w:r>
+              <w:t xml:space="preserve"> </w:t>
+            </w:r>
+            <w:proofErr w:type="spellStart"/>
+            <w:r>
+              <w:t>toán</w:t>
+            </w:r>
+            <w:proofErr w:type="spellEnd"/>
+            <w:r>
+              <w:t xml:space="preserve">, </w:t>
+            </w:r>
+            <w:proofErr w:type="spellStart"/>
+            <w:r>
+              <w:t>hiển</w:t>
+            </w:r>
+            <w:proofErr w:type="spellEnd"/>
+            <w:r>
+              <w:t xml:space="preserve"> </w:t>
+            </w:r>
+            <w:proofErr w:type="spellStart"/>
+            <w:r>
+              <w:t>thị</w:t>
+            </w:r>
+            <w:proofErr w:type="spellEnd"/>
+            <w:r>
+              <w:t xml:space="preserve"> </w:t>
+            </w:r>
+            <w:proofErr w:type="spellStart"/>
+            <w:r>
+              <w:t>hóa</w:t>
+            </w:r>
+            <w:proofErr w:type="spellEnd"/>
+            <w:r>
+              <w:t xml:space="preserve"> </w:t>
+            </w:r>
+            <w:proofErr w:type="spellStart"/>
+            <w:r>
+              <w:t>đơn</w:t>
+            </w:r>
+            <w:proofErr w:type="spellEnd"/>
+            <w:r>
+              <w:t>/</w:t>
+            </w:r>
+            <w:proofErr w:type="spellStart"/>
+            <w:r>
+              <w:t>xác</w:t>
+            </w:r>
+            <w:proofErr w:type="spellEnd"/>
+            <w:r>
+              <w:t xml:space="preserve"> </w:t>
+            </w:r>
+            <w:proofErr w:type="spellStart"/>
+            <w:r>
+              <w:t>nhận</w:t>
+            </w:r>
+            <w:proofErr w:type="spellEnd"/>
           </w:p>
         </w:tc>
         <w:tc>
@@ -3380,7 +3868,24 @@
                 <w:sz w:val="24"/>
                 <w:szCs w:val="24"/>
               </w:rPr>
-              <w:t>[ ]</w:t>
+              <w:t>[</w:t>
+            </w:r>
+            <w:r>
+              <w:rPr>
+                <w:i/>
+                <w:iCs/>
+                <w:color w:val="7F8C8D"/>
+              </w:rPr>
+              <w:t>x</w:t>
+            </w:r>
+            <w:r>
+              <w:rPr>
+                <w:rFonts w:ascii="Courier New" w:eastAsia="Courier New" w:hAnsi="Courier New" w:cs="Courier New"/>
+                <w:color w:val="2980B9"/>
+                <w:sz w:val="24"/>
+                <w:szCs w:val="24"/>
+              </w:rPr>
+              <w:t>]</w:t>
             </w:r>
           </w:p>
         </w:tc>
@@ -3407,7 +3912,6 @@
                 <w:lang w:val="vi-VN"/>
               </w:rPr>
             </w:pPr>
-            <w:proofErr w:type="spellStart"/>
             <w:r>
               <w:rPr>
                 <w:sz w:val="24"/>
@@ -3415,7 +3919,6 @@
               </w:rPr>
               <w:t>Nguyễn</w:t>
             </w:r>
-            <w:proofErr w:type="spellEnd"/>
             <w:r>
               <w:rPr>
                 <w:sz w:val="24"/>
@@ -3478,83 +3981,274 @@
           <w:p>
             <w:proofErr w:type="spellStart"/>
             <w:r>
-              <w:rPr>
-                <w:sz w:val="24"/>
-                <w:szCs w:val="24"/>
-              </w:rPr>
               <w:t>Viết</w:t>
             </w:r>
             <w:proofErr w:type="spellEnd"/>
             <w:r>
-              <w:rPr>
-                <w:sz w:val="24"/>
-                <w:szCs w:val="24"/>
-              </w:rPr>
-              <w:t xml:space="preserve"> </w:t>
-            </w:r>
-            <w:proofErr w:type="spellStart"/>
-            <w:r>
-              <w:rPr>
-                <w:sz w:val="24"/>
-                <w:szCs w:val="24"/>
-              </w:rPr>
-              <w:t>MovieCard.jsx</w:t>
-            </w:r>
-            <w:proofErr w:type="spellEnd"/>
-            <w:r>
-              <w:rPr>
-                <w:sz w:val="24"/>
-                <w:szCs w:val="24"/>
-              </w:rPr>
-              <w:t xml:space="preserve">: Card 1 </w:t>
-            </w:r>
-            <w:proofErr w:type="spellStart"/>
-            <w:r>
-              <w:rPr>
-                <w:sz w:val="24"/>
-                <w:szCs w:val="24"/>
-              </w:rPr>
-              <w:t>bộ</w:t>
-            </w:r>
-            <w:proofErr w:type="spellEnd"/>
-            <w:r>
-              <w:rPr>
-                <w:sz w:val="24"/>
-                <w:szCs w:val="24"/>
-                <w:lang w:val="vi-VN"/>
-              </w:rPr>
-              <w:t xml:space="preserve"> phim</w:t>
-            </w:r>
-            <w:r>
-              <w:rPr>
-                <w:sz w:val="24"/>
-                <w:szCs w:val="24"/>
-              </w:rPr>
-              <w:t xml:space="preserve"> (</w:t>
-            </w:r>
-            <w:r>
-              <w:rPr>
-                <w:sz w:val="24"/>
-                <w:szCs w:val="24"/>
-              </w:rPr>
-              <w:t>poster</w:t>
-            </w:r>
-            <w:r>
-              <w:rPr>
-                <w:sz w:val="24"/>
-                <w:szCs w:val="24"/>
-                <w:lang w:val="vi-VN"/>
-              </w:rPr>
-              <w:t>, tên phim, thể loại, thời lượng - hardcode</w:t>
-            </w:r>
-            <w:r>
-              <w:rPr>
-                <w:sz w:val="24"/>
-                <w:szCs w:val="24"/>
-              </w:rPr>
-              <w:t>)</w:t>
+              <w:t xml:space="preserve"> </w:t>
+            </w:r>
+            <w:r>
+              <w:rPr>
+                <w:rStyle w:val="Strong"/>
+              </w:rPr>
+              <w:t>EventSection.js</w:t>
+            </w:r>
+            <w:r>
+              <w:t xml:space="preserve">: </w:t>
+            </w:r>
+            <w:proofErr w:type="spellStart"/>
+            <w:r>
+              <w:t>hiển</w:t>
+            </w:r>
+            <w:proofErr w:type="spellEnd"/>
+            <w:r>
+              <w:t xml:space="preserve"> </w:t>
+            </w:r>
+            <w:proofErr w:type="spellStart"/>
+            <w:r>
+              <w:t>thị</w:t>
+            </w:r>
+            <w:proofErr w:type="spellEnd"/>
+            <w:r>
+              <w:t xml:space="preserve"> </w:t>
+            </w:r>
+            <w:proofErr w:type="spellStart"/>
+            <w:r>
+              <w:t>danh</w:t>
+            </w:r>
+            <w:proofErr w:type="spellEnd"/>
+            <w:r>
+              <w:t xml:space="preserve"> </w:t>
+            </w:r>
+            <w:proofErr w:type="spellStart"/>
+            <w:r>
+              <w:t>sách</w:t>
+            </w:r>
+            <w:proofErr w:type="spellEnd"/>
+            <w:r>
+              <w:t xml:space="preserve"> </w:t>
+            </w:r>
+            <w:proofErr w:type="spellStart"/>
+            <w:r>
+              <w:t>sự</w:t>
+            </w:r>
+            <w:proofErr w:type="spellEnd"/>
+            <w:r>
+              <w:t xml:space="preserve"> </w:t>
+            </w:r>
+            <w:proofErr w:type="spellStart"/>
+            <w:r>
+              <w:t>kiện</w:t>
+            </w:r>
+            <w:proofErr w:type="spellEnd"/>
+            <w:r>
+              <w:t xml:space="preserve"> </w:t>
+            </w:r>
+            <w:proofErr w:type="spellStart"/>
+            <w:r>
+              <w:t>dạng</w:t>
+            </w:r>
+            <w:proofErr w:type="spellEnd"/>
+            <w:r>
+              <w:t xml:space="preserve"> card (poster, </w:t>
+            </w:r>
+            <w:proofErr w:type="spellStart"/>
+            <w:r>
+              <w:t>tên</w:t>
+            </w:r>
+            <w:proofErr w:type="spellEnd"/>
+            <w:r>
+              <w:t xml:space="preserve">, </w:t>
+            </w:r>
+            <w:proofErr w:type="spellStart"/>
+            <w:r>
+              <w:t>thể</w:t>
+            </w:r>
+            <w:proofErr w:type="spellEnd"/>
+            <w:r>
+              <w:t xml:space="preserve"> </w:t>
+            </w:r>
+            <w:proofErr w:type="spellStart"/>
+            <w:r>
+              <w:t>loại</w:t>
+            </w:r>
+            <w:proofErr w:type="spellEnd"/>
+            <w:r>
+              <w:t xml:space="preserve">, </w:t>
+            </w:r>
+            <w:proofErr w:type="spellStart"/>
+            <w:r>
+              <w:t>thời</w:t>
+            </w:r>
+            <w:proofErr w:type="spellEnd"/>
+            <w:r>
+              <w:t xml:space="preserve"> </w:t>
+            </w:r>
+            <w:proofErr w:type="spellStart"/>
+            <w:r>
+              <w:t>gian</w:t>
+            </w:r>
+            <w:proofErr w:type="spellEnd"/>
+            <w:r>
+              <w:t xml:space="preserve">), </w:t>
+            </w:r>
+            <w:proofErr w:type="spellStart"/>
+            <w:r>
+              <w:t>dùng</w:t>
+            </w:r>
+            <w:proofErr w:type="spellEnd"/>
+            <w:r>
+              <w:t xml:space="preserve"> </w:t>
+            </w:r>
+            <w:r>
+              <w:rPr>
+                <w:rStyle w:val="HTMLCode"/>
+              </w:rPr>
+              <w:t>map()</w:t>
+            </w:r>
+            <w:r>
+              <w:t xml:space="preserve"> render </w:t>
+            </w:r>
+            <w:proofErr w:type="spellStart"/>
+            <w:r>
+              <w:t>từ</w:t>
+            </w:r>
+            <w:proofErr w:type="spellEnd"/>
+            <w:r>
+              <w:t xml:space="preserve"> </w:t>
+            </w:r>
+            <w:proofErr w:type="spellStart"/>
+            <w:r>
+              <w:t>mảng</w:t>
+            </w:r>
+            <w:proofErr w:type="spellEnd"/>
+            <w:r>
+              <w:t xml:space="preserve">, </w:t>
+            </w:r>
+            <w:proofErr w:type="spellStart"/>
+            <w:r>
+              <w:t>có</w:t>
+            </w:r>
+            <w:proofErr w:type="spellEnd"/>
+            <w:r>
+              <w:t xml:space="preserve"> </w:t>
+            </w:r>
+            <w:r>
+              <w:rPr>
+                <w:rStyle w:val="HTMLCode"/>
+              </w:rPr>
+              <w:t>key</w:t>
+            </w:r>
+            <w:r>
+              <w:t xml:space="preserve"> prop</w:t>
             </w:r>
           </w:p>
+          <w:p/>
+          <w:p>
+            <w:proofErr w:type="spellStart"/>
+            <w:r>
+              <w:t>Viết</w:t>
+            </w:r>
+            <w:proofErr w:type="spellEnd"/>
+            <w:r>
+              <w:t xml:space="preserve"> </w:t>
+            </w:r>
+            <w:r>
+              <w:rPr>
+                <w:rStyle w:val="Strong"/>
+              </w:rPr>
+              <w:t>SelectTickets.js</w:t>
+            </w:r>
+            <w:r>
+              <w:t xml:space="preserve">: </w:t>
+            </w:r>
+            <w:proofErr w:type="spellStart"/>
+            <w:r>
+              <w:t>trang</w:t>
+            </w:r>
+            <w:proofErr w:type="spellEnd"/>
+            <w:r>
+              <w:t xml:space="preserve"> </w:t>
+            </w:r>
+            <w:proofErr w:type="spellStart"/>
+            <w:r>
+              <w:t>chọn</w:t>
+            </w:r>
+            <w:proofErr w:type="spellEnd"/>
+            <w:r>
+              <w:t xml:space="preserve"> </w:t>
+            </w:r>
+            <w:proofErr w:type="spellStart"/>
+            <w:r>
+              <w:t>số</w:t>
+            </w:r>
+            <w:proofErr w:type="spellEnd"/>
+            <w:r>
+              <w:t xml:space="preserve"> </w:t>
+            </w:r>
+            <w:proofErr w:type="spellStart"/>
+            <w:r>
+              <w:t>lượng</w:t>
+            </w:r>
+            <w:proofErr w:type="spellEnd"/>
+            <w:r>
+              <w:t xml:space="preserve"> </w:t>
+            </w:r>
+            <w:proofErr w:type="spellStart"/>
+            <w:r>
+              <w:t>vé</w:t>
+            </w:r>
+            <w:proofErr w:type="spellEnd"/>
+            <w:r>
+              <w:t>/</w:t>
+            </w:r>
+            <w:proofErr w:type="spellStart"/>
+            <w:r>
+              <w:t>ghế</w:t>
+            </w:r>
+            <w:proofErr w:type="spellEnd"/>
+            <w:r>
+              <w:t xml:space="preserve">, </w:t>
+            </w:r>
+            <w:proofErr w:type="spellStart"/>
+            <w:r>
+              <w:t>tính</w:t>
+            </w:r>
+            <w:proofErr w:type="spellEnd"/>
+            <w:r>
+              <w:t xml:space="preserve"> </w:t>
+            </w:r>
+            <w:proofErr w:type="spellStart"/>
+            <w:r>
+              <w:t>tổng</w:t>
+            </w:r>
+            <w:proofErr w:type="spellEnd"/>
+            <w:r>
+              <w:t xml:space="preserve"> </w:t>
+            </w:r>
+            <w:proofErr w:type="spellStart"/>
+            <w:r>
+              <w:t>tiền</w:t>
+            </w:r>
+            <w:proofErr w:type="spellEnd"/>
+            <w:r>
+              <w:t xml:space="preserve"> </w:t>
+            </w:r>
+            <w:proofErr w:type="spellStart"/>
+            <w:r>
+              <w:t>tạm</w:t>
+            </w:r>
+            <w:proofErr w:type="spellEnd"/>
+            <w:r>
+              <w:t xml:space="preserve"> </w:t>
+            </w:r>
+            <w:proofErr w:type="spellStart"/>
+            <w:r>
+              <w:t>tính</w:t>
+            </w:r>
+            <w:proofErr w:type="spellEnd"/>
+          </w:p>
+          <w:p/>
         </w:tc>
         <w:tc>
           <w:tcPr>
@@ -3584,7 +4278,24 @@
                 <w:sz w:val="24"/>
                 <w:szCs w:val="24"/>
               </w:rPr>
-              <w:t>[ ]</w:t>
+              <w:t>[</w:t>
+            </w:r>
+            <w:r>
+              <w:rPr>
+                <w:i/>
+                <w:iCs/>
+                <w:color w:val="7F8C8D"/>
+              </w:rPr>
+              <w:t>x</w:t>
+            </w:r>
+            <w:r>
+              <w:rPr>
+                <w:rFonts w:ascii="Courier New" w:eastAsia="Courier New" w:hAnsi="Courier New" w:cs="Courier New"/>
+                <w:color w:val="2980B9"/>
+                <w:sz w:val="24"/>
+                <w:szCs w:val="24"/>
+              </w:rPr>
+              <w:t>]</w:t>
             </w:r>
           </w:p>
         </w:tc>
@@ -3611,7 +4322,6 @@
                 <w:lang w:val="vi-VN"/>
               </w:rPr>
             </w:pPr>
-            <w:proofErr w:type="spellStart"/>
             <w:r>
               <w:rPr>
                 <w:sz w:val="24"/>
@@ -3619,7 +4329,6 @@
               </w:rPr>
               <w:t>Nguyễn</w:t>
             </w:r>
-            <w:proofErr w:type="spellEnd"/>
             <w:r>
               <w:rPr>
                 <w:sz w:val="24"/>
@@ -3682,139 +4391,182 @@
           <w:p>
             <w:proofErr w:type="spellStart"/>
             <w:r>
-              <w:rPr>
-                <w:sz w:val="24"/>
-                <w:szCs w:val="24"/>
-              </w:rPr>
               <w:t>Viết</w:t>
             </w:r>
             <w:proofErr w:type="spellEnd"/>
             <w:r>
-              <w:rPr>
-                <w:sz w:val="24"/>
-                <w:szCs w:val="24"/>
-              </w:rPr>
-              <w:t xml:space="preserve"> </w:t>
-            </w:r>
-            <w:proofErr w:type="spellStart"/>
-            <w:r>
-              <w:rPr>
-                <w:sz w:val="24"/>
-                <w:szCs w:val="24"/>
-              </w:rPr>
-              <w:t>Movie</w:t>
-            </w:r>
-            <w:r>
-              <w:rPr>
-                <w:sz w:val="24"/>
-                <w:szCs w:val="24"/>
-              </w:rPr>
-              <w:t>Grid.jsx</w:t>
-            </w:r>
-            <w:proofErr w:type="spellEnd"/>
-            <w:r>
-              <w:rPr>
-                <w:sz w:val="24"/>
-                <w:szCs w:val="24"/>
-              </w:rPr>
+              <w:t xml:space="preserve"> </w:t>
+            </w:r>
+            <w:r>
+              <w:rPr>
+                <w:rStyle w:val="Strong"/>
+              </w:rPr>
+              <w:t>EventDetail.js</w:t>
+            </w:r>
+            <w:r>
               <w:t xml:space="preserve">: </w:t>
             </w:r>
             <w:proofErr w:type="spellStart"/>
             <w:r>
-              <w:rPr>
-                <w:sz w:val="24"/>
-                <w:szCs w:val="24"/>
-              </w:rPr>
-              <w:t>dùng</w:t>
-            </w:r>
-            <w:proofErr w:type="spellEnd"/>
-            <w:r>
-              <w:rPr>
-                <w:sz w:val="24"/>
-                <w:szCs w:val="24"/>
-              </w:rPr>
-              <w:t xml:space="preserve"> map() render </w:t>
-            </w:r>
-            <w:proofErr w:type="spellStart"/>
-            <w:r>
-              <w:rPr>
-                <w:sz w:val="24"/>
-                <w:szCs w:val="24"/>
-              </w:rPr>
-              <w:t>danh</w:t>
-            </w:r>
-            <w:proofErr w:type="spellEnd"/>
-            <w:r>
-              <w:rPr>
-                <w:sz w:val="24"/>
-                <w:szCs w:val="24"/>
-              </w:rPr>
-              <w:t xml:space="preserve"> </w:t>
-            </w:r>
-            <w:proofErr w:type="spellStart"/>
-            <w:r>
-              <w:rPr>
-                <w:sz w:val="24"/>
-                <w:szCs w:val="24"/>
-              </w:rPr>
-              <w:t>sách</w:t>
-            </w:r>
-            <w:proofErr w:type="spellEnd"/>
-            <w:r>
-              <w:rPr>
-                <w:sz w:val="24"/>
-                <w:szCs w:val="24"/>
-              </w:rPr>
-              <w:t xml:space="preserve"> </w:t>
-            </w:r>
-            <w:proofErr w:type="spellStart"/>
-            <w:r>
-              <w:rPr>
-                <w:sz w:val="24"/>
-                <w:szCs w:val="24"/>
-              </w:rPr>
-              <w:t>từ</w:t>
-            </w:r>
-            <w:proofErr w:type="spellEnd"/>
-            <w:r>
-              <w:rPr>
-                <w:sz w:val="24"/>
-                <w:szCs w:val="24"/>
-              </w:rPr>
-              <w:t xml:space="preserve"> </w:t>
-            </w:r>
-            <w:proofErr w:type="spellStart"/>
-            <w:r>
-              <w:rPr>
-                <w:sz w:val="24"/>
-                <w:szCs w:val="24"/>
-              </w:rPr>
-              <w:t>mảng</w:t>
-            </w:r>
-            <w:proofErr w:type="spellEnd"/>
-            <w:r>
-              <w:rPr>
-                <w:sz w:val="24"/>
-                <w:szCs w:val="24"/>
-              </w:rPr>
-              <w:t xml:space="preserve"> hardcode, </w:t>
-            </w:r>
-            <w:proofErr w:type="spellStart"/>
-            <w:r>
-              <w:rPr>
-                <w:sz w:val="24"/>
-                <w:szCs w:val="24"/>
-              </w:rPr>
-              <w:t>có</w:t>
-            </w:r>
-            <w:proofErr w:type="spellEnd"/>
-            <w:r>
-              <w:rPr>
-                <w:sz w:val="24"/>
-                <w:szCs w:val="24"/>
-              </w:rPr>
-              <w:t xml:space="preserve"> key prop</w:t>
-            </w:r>
+              <w:t>trang</w:t>
+            </w:r>
+            <w:proofErr w:type="spellEnd"/>
+            <w:r>
+              <w:t xml:space="preserve"> chi </w:t>
+            </w:r>
+            <w:proofErr w:type="spellStart"/>
+            <w:r>
+              <w:t>tiết</w:t>
+            </w:r>
+            <w:proofErr w:type="spellEnd"/>
+            <w:r>
+              <w:t xml:space="preserve"> 1 </w:t>
+            </w:r>
+            <w:proofErr w:type="spellStart"/>
+            <w:r>
+              <w:t>sự</w:t>
+            </w:r>
+            <w:proofErr w:type="spellEnd"/>
+            <w:r>
+              <w:t xml:space="preserve"> </w:t>
+            </w:r>
+            <w:proofErr w:type="spellStart"/>
+            <w:r>
+              <w:t>kiện</w:t>
+            </w:r>
+            <w:proofErr w:type="spellEnd"/>
+            <w:r>
+              <w:t xml:space="preserve"> (</w:t>
+            </w:r>
+            <w:proofErr w:type="spellStart"/>
+            <w:r>
+              <w:t>thông</w:t>
+            </w:r>
+            <w:proofErr w:type="spellEnd"/>
+            <w:r>
+              <w:t xml:space="preserve"> tin </w:t>
+            </w:r>
+            <w:proofErr w:type="spellStart"/>
+            <w:r>
+              <w:t>đầy</w:t>
+            </w:r>
+            <w:proofErr w:type="spellEnd"/>
+            <w:r>
+              <w:t xml:space="preserve"> </w:t>
+            </w:r>
+            <w:proofErr w:type="spellStart"/>
+            <w:r>
+              <w:t>đủ</w:t>
+            </w:r>
+            <w:proofErr w:type="spellEnd"/>
+            <w:r>
+              <w:t xml:space="preserve">, </w:t>
+            </w:r>
+            <w:proofErr w:type="spellStart"/>
+            <w:r>
+              <w:t>mô</w:t>
+            </w:r>
+            <w:proofErr w:type="spellEnd"/>
+            <w:r>
+              <w:t xml:space="preserve"> </w:t>
+            </w:r>
+            <w:proofErr w:type="spellStart"/>
+            <w:r>
+              <w:t>tả</w:t>
+            </w:r>
+            <w:proofErr w:type="spellEnd"/>
+            <w:r>
+              <w:t xml:space="preserve">, </w:t>
+            </w:r>
+            <w:proofErr w:type="spellStart"/>
+            <w:r>
+              <w:t>lịch</w:t>
+            </w:r>
+            <w:proofErr w:type="spellEnd"/>
+            <w:r>
+              <w:t xml:space="preserve"> </w:t>
+            </w:r>
+            <w:proofErr w:type="spellStart"/>
+            <w:r>
+              <w:t>chiếu</w:t>
+            </w:r>
+            <w:proofErr w:type="spellEnd"/>
+            <w:r>
+              <w:t>)</w:t>
+            </w:r>
+          </w:p>
+          <w:p/>
+          <w:p>
+            <w:proofErr w:type="spellStart"/>
+            <w:r>
+              <w:t>Viết</w:t>
+            </w:r>
+            <w:proofErr w:type="spellEnd"/>
+            <w:r>
+              <w:t xml:space="preserve"> </w:t>
+            </w:r>
+            <w:r>
+              <w:rPr>
+                <w:rStyle w:val="Strong"/>
+              </w:rPr>
+              <w:t>PaymentPage.js</w:t>
+            </w:r>
+            <w:r>
+              <w:t xml:space="preserve">: </w:t>
+            </w:r>
+            <w:proofErr w:type="spellStart"/>
+            <w:r>
+              <w:t>trang</w:t>
+            </w:r>
+            <w:proofErr w:type="spellEnd"/>
+            <w:r>
+              <w:t xml:space="preserve"> </w:t>
+            </w:r>
+            <w:proofErr w:type="spellStart"/>
+            <w:r>
+              <w:t>nhập</w:t>
+            </w:r>
+            <w:proofErr w:type="spellEnd"/>
+            <w:r>
+              <w:t xml:space="preserve"> </w:t>
+            </w:r>
+            <w:proofErr w:type="spellStart"/>
+            <w:r>
+              <w:t>thông</w:t>
+            </w:r>
+            <w:proofErr w:type="spellEnd"/>
+            <w:r>
+              <w:t xml:space="preserve"> tin </w:t>
+            </w:r>
+            <w:proofErr w:type="spellStart"/>
+            <w:r>
+              <w:t>thanh</w:t>
+            </w:r>
+            <w:proofErr w:type="spellEnd"/>
+            <w:r>
+              <w:t xml:space="preserve"> </w:t>
+            </w:r>
+            <w:proofErr w:type="spellStart"/>
+            <w:r>
+              <w:t>toán</w:t>
+            </w:r>
+            <w:proofErr w:type="spellEnd"/>
+            <w:r>
+              <w:t xml:space="preserve">, form validation </w:t>
+            </w:r>
+            <w:proofErr w:type="spellStart"/>
+            <w:r>
+              <w:t>cơ</w:t>
+            </w:r>
+            <w:proofErr w:type="spellEnd"/>
+            <w:r>
+              <w:t xml:space="preserve"> </w:t>
+            </w:r>
+            <w:proofErr w:type="spellStart"/>
+            <w:r>
+              <w:t>bản</w:t>
+            </w:r>
+            <w:proofErr w:type="spellEnd"/>
           </w:p>
         </w:tc>
         <w:tc>
@@ -3845,7 +4597,24 @@
                 <w:sz w:val="24"/>
                 <w:szCs w:val="24"/>
               </w:rPr>
-              <w:t>[ ]</w:t>
+              <w:t>[</w:t>
+            </w:r>
+            <w:r>
+              <w:rPr>
+                <w:i/>
+                <w:iCs/>
+                <w:color w:val="7F8C8D"/>
+              </w:rPr>
+              <w:t>x</w:t>
+            </w:r>
+            <w:r>
+              <w:rPr>
+                <w:rFonts w:ascii="Courier New" w:eastAsia="Courier New" w:hAnsi="Courier New" w:cs="Courier New"/>
+                <w:color w:val="2980B9"/>
+                <w:sz w:val="24"/>
+                <w:szCs w:val="24"/>
+              </w:rPr>
+              <w:t>]</w:t>
             </w:r>
           </w:p>
         </w:tc>
@@ -3943,69 +4712,218 @@
           <w:p>
             <w:proofErr w:type="spellStart"/>
             <w:r>
-              <w:rPr>
-                <w:sz w:val="24"/>
-                <w:szCs w:val="24"/>
-              </w:rPr>
               <w:t>Viết</w:t>
             </w:r>
             <w:proofErr w:type="spellEnd"/>
             <w:r>
-              <w:rPr>
-                <w:sz w:val="24"/>
-                <w:szCs w:val="24"/>
-              </w:rPr>
-              <w:t xml:space="preserve"> </w:t>
-            </w:r>
-            <w:proofErr w:type="spellStart"/>
-            <w:r>
-              <w:rPr>
-                <w:sz w:val="24"/>
-                <w:szCs w:val="24"/>
-              </w:rPr>
-              <w:t>CategoryList.jsx</w:t>
-            </w:r>
-            <w:proofErr w:type="spellEnd"/>
-            <w:r>
-              <w:rPr>
-                <w:sz w:val="24"/>
-                <w:szCs w:val="24"/>
-              </w:rPr>
-              <w:t xml:space="preserve">: conditional rendering </w:t>
-            </w:r>
-            <w:proofErr w:type="spellStart"/>
-            <w:r>
-              <w:rPr>
-                <w:sz w:val="24"/>
-                <w:szCs w:val="24"/>
-              </w:rPr>
+              <w:t xml:space="preserve"> </w:t>
+            </w:r>
+            <w:r>
+              <w:rPr>
+                <w:rStyle w:val="Strong"/>
+              </w:rPr>
+              <w:t>Categories.js</w:t>
+            </w:r>
+            <w:r>
+              <w:t xml:space="preserve">: </w:t>
+            </w:r>
+            <w:proofErr w:type="spellStart"/>
+            <w:r>
+              <w:t>danh</w:t>
+            </w:r>
+            <w:proofErr w:type="spellEnd"/>
+            <w:r>
+              <w:t xml:space="preserve"> </w:t>
+            </w:r>
+            <w:proofErr w:type="spellStart"/>
+            <w:r>
+              <w:t>sách</w:t>
+            </w:r>
+            <w:proofErr w:type="spellEnd"/>
+            <w:r>
+              <w:t xml:space="preserve"> </w:t>
+            </w:r>
+            <w:proofErr w:type="spellStart"/>
+            <w:r>
+              <w:t>thể</w:t>
+            </w:r>
+            <w:proofErr w:type="spellEnd"/>
+            <w:r>
+              <w:t xml:space="preserve"> </w:t>
+            </w:r>
+            <w:proofErr w:type="spellStart"/>
+            <w:r>
+              <w:t>loại</w:t>
+            </w:r>
+            <w:proofErr w:type="spellEnd"/>
+            <w:r>
+              <w:t>/</w:t>
+            </w:r>
+            <w:proofErr w:type="spellStart"/>
+            <w:r>
+              <w:t>danh</w:t>
+            </w:r>
+            <w:proofErr w:type="spellEnd"/>
+            <w:r>
+              <w:t xml:space="preserve"> </w:t>
+            </w:r>
+            <w:proofErr w:type="spellStart"/>
+            <w:r>
+              <w:t>mục</w:t>
+            </w:r>
+            <w:proofErr w:type="spellEnd"/>
+            <w:r>
+              <w:t xml:space="preserve"> </w:t>
+            </w:r>
+            <w:proofErr w:type="spellStart"/>
+            <w:r>
+              <w:t>sự</w:t>
+            </w:r>
+            <w:proofErr w:type="spellEnd"/>
+            <w:r>
+              <w:t xml:space="preserve"> </w:t>
+            </w:r>
+            <w:proofErr w:type="spellStart"/>
+            <w:r>
+              <w:t>kiện</w:t>
+            </w:r>
+            <w:proofErr w:type="spellEnd"/>
+            <w:r>
+              <w:t xml:space="preserve">, conditional rendering </w:t>
+            </w:r>
+            <w:proofErr w:type="spellStart"/>
+            <w:r>
               <w:t>với</w:t>
             </w:r>
             <w:proofErr w:type="spellEnd"/>
             <w:r>
-              <w:rPr>
-                <w:sz w:val="24"/>
-                <w:szCs w:val="24"/>
-              </w:rPr>
-              <w:t xml:space="preserve"> &amp;&amp; </w:t>
-            </w:r>
-            <w:proofErr w:type="spellStart"/>
-            <w:r>
-              <w:rPr>
-                <w:sz w:val="24"/>
-                <w:szCs w:val="24"/>
-              </w:rPr>
+              <w:t xml:space="preserve"> </w:t>
+            </w:r>
+            <w:r>
+              <w:rPr>
+                <w:rStyle w:val="HTMLCode"/>
+              </w:rPr>
+              <w:t>&amp;&amp;</w:t>
+            </w:r>
+            <w:r>
+              <w:t xml:space="preserve"> </w:t>
+            </w:r>
+            <w:proofErr w:type="spellStart"/>
+            <w:r>
               <w:t>và</w:t>
             </w:r>
             <w:proofErr w:type="spellEnd"/>
             <w:r>
-              <w:rPr>
-                <w:sz w:val="24"/>
-                <w:szCs w:val="24"/>
-              </w:rPr>
               <w:t xml:space="preserve"> ternary operator</w:t>
             </w:r>
           </w:p>
+          <w:p/>
+          <w:p>
+            <w:proofErr w:type="spellStart"/>
+            <w:r>
+              <w:lastRenderedPageBreak/>
+              <w:t>Viết</w:t>
+            </w:r>
+            <w:proofErr w:type="spellEnd"/>
+            <w:r>
+              <w:t xml:space="preserve"> </w:t>
+            </w:r>
+            <w:r>
+              <w:rPr>
+                <w:rStyle w:val="Strong"/>
+              </w:rPr>
+              <w:t>Favorites.js</w:t>
+            </w:r>
+            <w:r>
+              <w:t xml:space="preserve">: </w:t>
+            </w:r>
+            <w:proofErr w:type="spellStart"/>
+            <w:r>
+              <w:t>trang</w:t>
+            </w:r>
+            <w:proofErr w:type="spellEnd"/>
+            <w:r>
+              <w:t>/</w:t>
+            </w:r>
+            <w:proofErr w:type="spellStart"/>
+            <w:r>
+              <w:t>danh</w:t>
+            </w:r>
+            <w:proofErr w:type="spellEnd"/>
+            <w:r>
+              <w:t xml:space="preserve"> </w:t>
+            </w:r>
+            <w:proofErr w:type="spellStart"/>
+            <w:r>
+              <w:t>sách</w:t>
+            </w:r>
+            <w:proofErr w:type="spellEnd"/>
+            <w:r>
+              <w:t xml:space="preserve"> </w:t>
+            </w:r>
+            <w:proofErr w:type="spellStart"/>
+            <w:r>
+              <w:t>sự</w:t>
+            </w:r>
+            <w:proofErr w:type="spellEnd"/>
+            <w:r>
+              <w:t xml:space="preserve"> </w:t>
+            </w:r>
+            <w:proofErr w:type="spellStart"/>
+            <w:r>
+              <w:t>kiện</w:t>
+            </w:r>
+            <w:proofErr w:type="spellEnd"/>
+            <w:r>
+              <w:t xml:space="preserve"> </w:t>
+            </w:r>
+            <w:proofErr w:type="spellStart"/>
+            <w:r>
+              <w:t>yêu</w:t>
+            </w:r>
+            <w:proofErr w:type="spellEnd"/>
+            <w:r>
+              <w:t xml:space="preserve"> </w:t>
+            </w:r>
+            <w:proofErr w:type="spellStart"/>
+            <w:r>
+              <w:t>thích</w:t>
+            </w:r>
+            <w:proofErr w:type="spellEnd"/>
+            <w:r>
+              <w:t xml:space="preserve">, conditional rendering </w:t>
+            </w:r>
+            <w:proofErr w:type="spellStart"/>
+            <w:r>
+              <w:t>khi</w:t>
+            </w:r>
+            <w:proofErr w:type="spellEnd"/>
+            <w:r>
+              <w:t xml:space="preserve"> </w:t>
+            </w:r>
+            <w:proofErr w:type="spellStart"/>
+            <w:r>
+              <w:t>danh</w:t>
+            </w:r>
+            <w:proofErr w:type="spellEnd"/>
+            <w:r>
+              <w:t xml:space="preserve"> </w:t>
+            </w:r>
+            <w:proofErr w:type="spellStart"/>
+            <w:r>
+              <w:t>sách</w:t>
+            </w:r>
+            <w:proofErr w:type="spellEnd"/>
+            <w:r>
+              <w:t xml:space="preserve"> </w:t>
+            </w:r>
+            <w:proofErr w:type="spellStart"/>
+            <w:r>
+              <w:t>rỗng</w:t>
+            </w:r>
+            <w:proofErr w:type="spellEnd"/>
+          </w:p>
+          <w:p/>
         </w:tc>
         <w:tc>
           <w:tcPr>
@@ -4035,7 +4953,25 @@
                 <w:sz w:val="24"/>
                 <w:szCs w:val="24"/>
               </w:rPr>
-              <w:t>[ ]</w:t>
+              <w:lastRenderedPageBreak/>
+              <w:t>[</w:t>
+            </w:r>
+            <w:r>
+              <w:rPr>
+                <w:i/>
+                <w:iCs/>
+                <w:color w:val="7F8C8D"/>
+              </w:rPr>
+              <w:t>x</w:t>
+            </w:r>
+            <w:r>
+              <w:rPr>
+                <w:rFonts w:ascii="Courier New" w:eastAsia="Courier New" w:hAnsi="Courier New" w:cs="Courier New"/>
+                <w:color w:val="2980B9"/>
+                <w:sz w:val="24"/>
+                <w:szCs w:val="24"/>
+              </w:rPr>
+              <w:t>]</w:t>
             </w:r>
           </w:p>
         </w:tc>
@@ -4104,13 +5040,6 @@
             <w:pPr>
               <w:jc w:val="center"/>
             </w:pPr>
-            <w:r>
-              <w:rPr>
-                <w:sz w:val="24"/>
-                <w:szCs w:val="24"/>
-              </w:rPr>
-              <w:t>6</w:t>
-            </w:r>
           </w:p>
         </w:tc>
         <w:tc>
@@ -4136,55 +5065,6 @@
                 <w:lang w:val="vi-VN"/>
               </w:rPr>
             </w:pPr>
-            <w:proofErr w:type="spellStart"/>
-            <w:r>
-              <w:rPr>
-                <w:sz w:val="24"/>
-                <w:szCs w:val="24"/>
-              </w:rPr>
-              <w:t>Viết</w:t>
-            </w:r>
-            <w:proofErr w:type="spellEnd"/>
-            <w:r>
-              <w:rPr>
-                <w:sz w:val="24"/>
-                <w:szCs w:val="24"/>
-              </w:rPr>
-              <w:t xml:space="preserve"> </w:t>
-            </w:r>
-            <w:proofErr w:type="spellStart"/>
-            <w:r>
-              <w:rPr>
-                <w:sz w:val="24"/>
-                <w:szCs w:val="24"/>
-              </w:rPr>
-              <w:t>Footer.jsx</w:t>
-            </w:r>
-            <w:proofErr w:type="spellEnd"/>
-            <w:r>
-              <w:rPr>
-                <w:sz w:val="24"/>
-                <w:szCs w:val="24"/>
-              </w:rPr>
-              <w:t xml:space="preserve">: </w:t>
-            </w:r>
-            <w:proofErr w:type="spellStart"/>
-            <w:r>
-              <w:rPr>
-                <w:sz w:val="24"/>
-                <w:szCs w:val="24"/>
-              </w:rPr>
-              <w:t>thông</w:t>
-            </w:r>
-            <w:proofErr w:type="spellEnd"/>
-            <w:r>
-              <w:rPr>
-                <w:sz w:val="24"/>
-                <w:szCs w:val="24"/>
-                <w:lang w:val="vi-VN"/>
-              </w:rPr>
-              <w:t xml:space="preserve"> tin liên hệ rạp, năm hiện tại động (new Date().getFullYear())</w:t>
-            </w:r>
           </w:p>
         </w:tc>
         <w:tc>
@@ -4208,15 +5088,6 @@
             <w:pPr>
               <w:jc w:val="center"/>
             </w:pPr>
-            <w:r>
-              <w:rPr>
-                <w:rFonts w:ascii="Courier New" w:eastAsia="Courier New" w:hAnsi="Courier New" w:cs="Courier New"/>
-                <w:color w:val="2980B9"/>
-                <w:sz w:val="24"/>
-                <w:szCs w:val="24"/>
-              </w:rPr>
-              <w:t>[ ]</w:t>
-            </w:r>
           </w:p>
         </w:tc>
         <w:tc>
@@ -4242,23 +5113,6 @@
                 <w:lang w:val="vi-VN"/>
               </w:rPr>
             </w:pPr>
-            <w:proofErr w:type="spellStart"/>
-            <w:r>
-              <w:rPr>
-                <w:sz w:val="24"/>
-                <w:szCs w:val="24"/>
-              </w:rPr>
-              <w:t>Nguyễn</w:t>
-            </w:r>
-            <w:proofErr w:type="spellEnd"/>
-            <w:r>
-              <w:rPr>
-                <w:sz w:val="24"/>
-                <w:szCs w:val="24"/>
-                <w:lang w:val="vi-VN"/>
-              </w:rPr>
-              <w:t xml:space="preserve"> Hữu Tấn Đạt</w:t>
-            </w:r>
           </w:p>
         </w:tc>
       </w:tr>
@@ -4621,43 +5475,1546 @@
     </w:p>
     <w:p>
       <w:pPr>
-        <w:spacing w:before="60"/>
-        <w:rPr>
-          <w:lang w:val="vi-VN"/>
-        </w:rPr>
+        <w:pStyle w:val="font-claude-response-body"/>
       </w:pPr>
       <w:proofErr w:type="spellStart"/>
       <w:r>
-        <w:t>Trong</w:t>
-      </w:r>
-      <w:proofErr w:type="spellEnd"/>
-      <w:r>
-        <w:rPr>
-          <w:lang w:val="vi-VN"/>
-        </w:rPr>
-        <w:t xml:space="preserve"> tuần 2, nhóm bắt đầu xây dựng giao diện trang chủ bằng react. Cách tiếp cận là chia nhỏ UI thành các Functional Component độc lập: Header, Banner, MovieCard, MovieGrid, </w:t>
-      </w:r>
-      <w:r>
-        <w:rPr>
-          <w:lang w:val="vi-VN"/>
-        </w:rPr>
-        <w:t xml:space="preserve">StatusBadge và Footer – mỗi component có trách nhiệm rõ ràng. Dữ liệu phim được hardcode dưới dạng object trong MovieGrid sử dụng map() để render danh </w:t>
-      </w:r>
-      <w:r>
-        <w:rPr>
-          <w:lang w:val="vi-VN"/>
-        </w:rPr>
-        <w:lastRenderedPageBreak/>
-        <w:t>sách phim, mỗi phân tử có key prop là id phim để tránh lỗi React. Component StatusBadge áp dụng conditional rendering để hiển thị badge “Đang chiếu” (Màu xanh), “Sắp chiếu” (Màu vàng) tùy theo trạng thái.</w:t>
+        <w:rPr>
+          <w:rStyle w:val="Strong"/>
+        </w:rPr>
+        <w:t>Tuần</w:t>
+      </w:r>
+      <w:proofErr w:type="spellEnd"/>
+      <w:r>
+        <w:rPr>
+          <w:rStyle w:val="Strong"/>
+        </w:rPr>
+        <w:t xml:space="preserve"> 2</w:t>
+      </w:r>
+      <w:r>
+        <w:t xml:space="preserve">, </w:t>
+      </w:r>
+      <w:proofErr w:type="spellStart"/>
+      <w:r>
+        <w:t>nhóm</w:t>
+      </w:r>
+      <w:proofErr w:type="spellEnd"/>
+      <w:r>
+        <w:t xml:space="preserve"> </w:t>
+      </w:r>
+      <w:proofErr w:type="spellStart"/>
+      <w:r>
+        <w:t>bắt</w:t>
+      </w:r>
+      <w:proofErr w:type="spellEnd"/>
+      <w:r>
+        <w:t xml:space="preserve"> </w:t>
+      </w:r>
+      <w:proofErr w:type="spellStart"/>
+      <w:r>
+        <w:t>đầu</w:t>
+      </w:r>
+      <w:proofErr w:type="spellEnd"/>
+      <w:r>
+        <w:t xml:space="preserve"> </w:t>
+      </w:r>
+      <w:proofErr w:type="spellStart"/>
+      <w:r>
+        <w:t>xây</w:t>
+      </w:r>
+      <w:proofErr w:type="spellEnd"/>
+      <w:r>
+        <w:t xml:space="preserve"> </w:t>
+      </w:r>
+      <w:proofErr w:type="spellStart"/>
+      <w:r>
+        <w:t>dựng</w:t>
+      </w:r>
+      <w:proofErr w:type="spellEnd"/>
+      <w:r>
+        <w:t xml:space="preserve"> </w:t>
+      </w:r>
+      <w:proofErr w:type="spellStart"/>
+      <w:r>
+        <w:t>giao</w:t>
+      </w:r>
+      <w:proofErr w:type="spellEnd"/>
+      <w:r>
+        <w:t xml:space="preserve"> </w:t>
+      </w:r>
+      <w:proofErr w:type="spellStart"/>
+      <w:r>
+        <w:t>diện</w:t>
+      </w:r>
+      <w:proofErr w:type="spellEnd"/>
+      <w:r>
+        <w:t xml:space="preserve"> </w:t>
+      </w:r>
+      <w:proofErr w:type="spellStart"/>
+      <w:r>
+        <w:t>trang</w:t>
+      </w:r>
+      <w:proofErr w:type="spellEnd"/>
+      <w:r>
+        <w:t xml:space="preserve"> </w:t>
+      </w:r>
+      <w:proofErr w:type="spellStart"/>
+      <w:r>
+        <w:t>chủ</w:t>
+      </w:r>
+      <w:proofErr w:type="spellEnd"/>
+      <w:r>
+        <w:t xml:space="preserve"> </w:t>
+      </w:r>
+      <w:proofErr w:type="spellStart"/>
+      <w:r>
+        <w:t>cho</w:t>
+      </w:r>
+      <w:proofErr w:type="spellEnd"/>
+      <w:r>
+        <w:t xml:space="preserve"> </w:t>
+      </w:r>
+      <w:proofErr w:type="spellStart"/>
+      <w:r>
+        <w:t>dự</w:t>
+      </w:r>
+      <w:proofErr w:type="spellEnd"/>
+      <w:r>
+        <w:t xml:space="preserve"> </w:t>
+      </w:r>
+      <w:proofErr w:type="spellStart"/>
+      <w:r>
+        <w:t>án</w:t>
+      </w:r>
+      <w:proofErr w:type="spellEnd"/>
+      <w:r>
+        <w:t xml:space="preserve"> </w:t>
+      </w:r>
+      <w:proofErr w:type="spellStart"/>
+      <w:r>
+        <w:rPr>
+          <w:rStyle w:val="Strong"/>
+        </w:rPr>
+        <w:t>TicketNow</w:t>
+      </w:r>
+      <w:proofErr w:type="spellEnd"/>
+      <w:r>
+        <w:t xml:space="preserve"> </w:t>
+      </w:r>
+      <w:proofErr w:type="spellStart"/>
+      <w:r>
+        <w:t>bằng</w:t>
+      </w:r>
+      <w:proofErr w:type="spellEnd"/>
+      <w:r>
+        <w:t xml:space="preserve"> React. </w:t>
+      </w:r>
+      <w:proofErr w:type="spellStart"/>
+      <w:r>
+        <w:t>Cách</w:t>
+      </w:r>
+      <w:proofErr w:type="spellEnd"/>
+      <w:r>
+        <w:t xml:space="preserve"> </w:t>
+      </w:r>
+      <w:proofErr w:type="spellStart"/>
+      <w:r>
+        <w:t>tiếp</w:t>
+      </w:r>
+      <w:proofErr w:type="spellEnd"/>
+      <w:r>
+        <w:t xml:space="preserve"> </w:t>
+      </w:r>
+      <w:proofErr w:type="spellStart"/>
+      <w:r>
+        <w:t>cận</w:t>
+      </w:r>
+      <w:proofErr w:type="spellEnd"/>
+      <w:r>
+        <w:t xml:space="preserve"> </w:t>
+      </w:r>
+      <w:proofErr w:type="spellStart"/>
+      <w:r>
+        <w:t>là</w:t>
+      </w:r>
+      <w:proofErr w:type="spellEnd"/>
+      <w:r>
+        <w:t xml:space="preserve"> chia </w:t>
+      </w:r>
+      <w:proofErr w:type="spellStart"/>
+      <w:r>
+        <w:t>nhỏ</w:t>
+      </w:r>
+      <w:proofErr w:type="spellEnd"/>
+      <w:r>
+        <w:t xml:space="preserve"> UI </w:t>
+      </w:r>
+      <w:proofErr w:type="spellStart"/>
+      <w:r>
+        <w:t>thành</w:t>
+      </w:r>
+      <w:proofErr w:type="spellEnd"/>
+      <w:r>
+        <w:t xml:space="preserve"> </w:t>
+      </w:r>
+      <w:proofErr w:type="spellStart"/>
+      <w:r>
+        <w:t>các</w:t>
+      </w:r>
+      <w:proofErr w:type="spellEnd"/>
+      <w:r>
+        <w:t xml:space="preserve"> Functional Component </w:t>
+      </w:r>
+      <w:proofErr w:type="spellStart"/>
+      <w:r>
+        <w:t>độc</w:t>
+      </w:r>
+      <w:proofErr w:type="spellEnd"/>
+      <w:r>
+        <w:t xml:space="preserve"> </w:t>
+      </w:r>
+      <w:proofErr w:type="spellStart"/>
+      <w:r>
+        <w:t>lập</w:t>
+      </w:r>
+      <w:proofErr w:type="spellEnd"/>
+      <w:r>
+        <w:t xml:space="preserve">: </w:t>
+      </w:r>
+      <w:r>
+        <w:rPr>
+          <w:rStyle w:val="Strong"/>
+        </w:rPr>
+        <w:t xml:space="preserve">Header, </w:t>
+      </w:r>
+      <w:proofErr w:type="spellStart"/>
+      <w:r>
+        <w:rPr>
+          <w:rStyle w:val="Strong"/>
+        </w:rPr>
+        <w:t>MyNavbar</w:t>
+      </w:r>
+      <w:proofErr w:type="spellEnd"/>
+      <w:r>
+        <w:rPr>
+          <w:rStyle w:val="Strong"/>
+        </w:rPr>
+        <w:t xml:space="preserve">, Banner, Categories, </w:t>
+      </w:r>
+      <w:proofErr w:type="spellStart"/>
+      <w:r>
+        <w:rPr>
+          <w:rStyle w:val="Strong"/>
+        </w:rPr>
+        <w:t>EventSection</w:t>
+      </w:r>
+      <w:proofErr w:type="spellEnd"/>
+      <w:r>
+        <w:t xml:space="preserve"> </w:t>
+      </w:r>
+      <w:proofErr w:type="spellStart"/>
+      <w:r>
+        <w:t>và</w:t>
+      </w:r>
+      <w:proofErr w:type="spellEnd"/>
+      <w:r>
+        <w:t xml:space="preserve"> </w:t>
+      </w:r>
+      <w:r>
+        <w:rPr>
+          <w:rStyle w:val="Strong"/>
+        </w:rPr>
+        <w:t>Footer</w:t>
+      </w:r>
+      <w:r>
+        <w:t xml:space="preserve"> – </w:t>
+      </w:r>
+      <w:proofErr w:type="spellStart"/>
+      <w:r>
+        <w:t>mỗi</w:t>
+      </w:r>
+      <w:proofErr w:type="spellEnd"/>
+      <w:r>
+        <w:t xml:space="preserve"> component </w:t>
+      </w:r>
+      <w:proofErr w:type="spellStart"/>
+      <w:r>
+        <w:t>đảm</w:t>
+      </w:r>
+      <w:proofErr w:type="spellEnd"/>
+      <w:r>
+        <w:t xml:space="preserve"> </w:t>
+      </w:r>
+      <w:proofErr w:type="spellStart"/>
+      <w:r>
+        <w:t>nhận</w:t>
+      </w:r>
+      <w:proofErr w:type="spellEnd"/>
+      <w:r>
+        <w:t xml:space="preserve"> </w:t>
+      </w:r>
+      <w:proofErr w:type="spellStart"/>
+      <w:r>
+        <w:t>một</w:t>
+      </w:r>
+      <w:proofErr w:type="spellEnd"/>
+      <w:r>
+        <w:t xml:space="preserve"> </w:t>
+      </w:r>
+      <w:proofErr w:type="spellStart"/>
+      <w:r>
+        <w:t>trách</w:t>
+      </w:r>
+      <w:proofErr w:type="spellEnd"/>
+      <w:r>
+        <w:t xml:space="preserve"> </w:t>
+      </w:r>
+      <w:proofErr w:type="spellStart"/>
+      <w:r>
+        <w:t>nhiệm</w:t>
+      </w:r>
+      <w:proofErr w:type="spellEnd"/>
+      <w:r>
+        <w:t xml:space="preserve"> </w:t>
+      </w:r>
+      <w:proofErr w:type="spellStart"/>
+      <w:r>
+        <w:t>rõ</w:t>
+      </w:r>
+      <w:proofErr w:type="spellEnd"/>
+      <w:r>
+        <w:t xml:space="preserve"> </w:t>
+      </w:r>
+      <w:proofErr w:type="spellStart"/>
+      <w:r>
+        <w:t>ràng</w:t>
+      </w:r>
+      <w:proofErr w:type="spellEnd"/>
+      <w:r>
+        <w:t>.</w:t>
       </w:r>
     </w:p>
     <w:p>
       <w:pPr>
-        <w:spacing w:before="60"/>
-        <w:rPr>
-          <w:lang w:val="vi-VN"/>
-        </w:rPr>
+        <w:pStyle w:val="font-claude-response-body"/>
+        <w:numPr>
+          <w:ilvl w:val="0"/>
+          <w:numId w:val="4"/>
+        </w:numPr>
       </w:pPr>
+      <w:r>
+        <w:rPr>
+          <w:rStyle w:val="Strong"/>
+        </w:rPr>
+        <w:t>Header</w:t>
+      </w:r>
+      <w:r>
+        <w:t xml:space="preserve"> </w:t>
+      </w:r>
+      <w:proofErr w:type="spellStart"/>
+      <w:r>
+        <w:t>và</w:t>
+      </w:r>
+      <w:proofErr w:type="spellEnd"/>
+      <w:r>
+        <w:t xml:space="preserve"> </w:t>
+      </w:r>
+      <w:proofErr w:type="spellStart"/>
+      <w:r>
+        <w:rPr>
+          <w:rStyle w:val="Strong"/>
+        </w:rPr>
+        <w:t>MyNavbar</w:t>
+      </w:r>
+      <w:proofErr w:type="spellEnd"/>
+      <w:r>
+        <w:t xml:space="preserve"> </w:t>
+      </w:r>
+      <w:proofErr w:type="spellStart"/>
+      <w:r>
+        <w:t>đảm</w:t>
+      </w:r>
+      <w:proofErr w:type="spellEnd"/>
+      <w:r>
+        <w:t xml:space="preserve"> </w:t>
+      </w:r>
+      <w:proofErr w:type="spellStart"/>
+      <w:r>
+        <w:t>nhiệm</w:t>
+      </w:r>
+      <w:proofErr w:type="spellEnd"/>
+      <w:r>
+        <w:t xml:space="preserve"> </w:t>
+      </w:r>
+      <w:proofErr w:type="spellStart"/>
+      <w:r>
+        <w:t>phần</w:t>
+      </w:r>
+      <w:proofErr w:type="spellEnd"/>
+      <w:r>
+        <w:t xml:space="preserve"> </w:t>
+      </w:r>
+      <w:proofErr w:type="spellStart"/>
+      <w:r>
+        <w:t>đầu</w:t>
+      </w:r>
+      <w:proofErr w:type="spellEnd"/>
+      <w:r>
+        <w:t xml:space="preserve"> </w:t>
+      </w:r>
+      <w:proofErr w:type="spellStart"/>
+      <w:r>
+        <w:t>trang</w:t>
+      </w:r>
+      <w:proofErr w:type="spellEnd"/>
+      <w:r>
+        <w:t xml:space="preserve">: logo, </w:t>
+      </w:r>
+      <w:proofErr w:type="spellStart"/>
+      <w:r>
+        <w:t>thanh</w:t>
+      </w:r>
+      <w:proofErr w:type="spellEnd"/>
+      <w:r>
+        <w:t xml:space="preserve"> </w:t>
+      </w:r>
+      <w:proofErr w:type="spellStart"/>
+      <w:r>
+        <w:t>tìm</w:t>
+      </w:r>
+      <w:proofErr w:type="spellEnd"/>
+      <w:r>
+        <w:t xml:space="preserve"> </w:t>
+      </w:r>
+      <w:proofErr w:type="spellStart"/>
+      <w:r>
+        <w:t>kiếm</w:t>
+      </w:r>
+      <w:proofErr w:type="spellEnd"/>
+      <w:r>
+        <w:t xml:space="preserve"> </w:t>
+      </w:r>
+      <w:proofErr w:type="spellStart"/>
+      <w:r>
+        <w:t>và</w:t>
+      </w:r>
+      <w:proofErr w:type="spellEnd"/>
+      <w:r>
+        <w:t xml:space="preserve"> </w:t>
+      </w:r>
+      <w:proofErr w:type="spellStart"/>
+      <w:r>
+        <w:t>thanh</w:t>
+      </w:r>
+      <w:proofErr w:type="spellEnd"/>
+      <w:r>
+        <w:t xml:space="preserve"> </w:t>
+      </w:r>
+      <w:proofErr w:type="spellStart"/>
+      <w:r>
+        <w:t>điều</w:t>
+      </w:r>
+      <w:proofErr w:type="spellEnd"/>
+      <w:r>
+        <w:t xml:space="preserve"> </w:t>
+      </w:r>
+      <w:proofErr w:type="spellStart"/>
+      <w:r>
+        <w:t>hướng</w:t>
+      </w:r>
+      <w:proofErr w:type="spellEnd"/>
+      <w:r>
+        <w:t xml:space="preserve"> </w:t>
+      </w:r>
+      <w:proofErr w:type="spellStart"/>
+      <w:r>
+        <w:t>danh</w:t>
+      </w:r>
+      <w:proofErr w:type="spellEnd"/>
+      <w:r>
+        <w:t xml:space="preserve"> </w:t>
+      </w:r>
+      <w:proofErr w:type="spellStart"/>
+      <w:r>
+        <w:t>mục</w:t>
+      </w:r>
+      <w:proofErr w:type="spellEnd"/>
+      <w:r>
+        <w:t>.</w:t>
+      </w:r>
+    </w:p>
+    <w:p>
+      <w:pPr>
+        <w:pStyle w:val="font-claude-response-body"/>
+        <w:numPr>
+          <w:ilvl w:val="0"/>
+          <w:numId w:val="4"/>
+        </w:numPr>
+      </w:pPr>
+      <w:r>
+        <w:rPr>
+          <w:rStyle w:val="Strong"/>
+        </w:rPr>
+        <w:t>Banner</w:t>
+      </w:r>
+      <w:r>
+        <w:t xml:space="preserve"> </w:t>
+      </w:r>
+      <w:proofErr w:type="spellStart"/>
+      <w:r>
+        <w:t>là</w:t>
+      </w:r>
+      <w:proofErr w:type="spellEnd"/>
+      <w:r>
+        <w:t xml:space="preserve"> carousel </w:t>
+      </w:r>
+      <w:proofErr w:type="spellStart"/>
+      <w:r>
+        <w:t>hiển</w:t>
+      </w:r>
+      <w:proofErr w:type="spellEnd"/>
+      <w:r>
+        <w:t xml:space="preserve"> </w:t>
+      </w:r>
+      <w:proofErr w:type="spellStart"/>
+      <w:r>
+        <w:t>thị</w:t>
+      </w:r>
+      <w:proofErr w:type="spellEnd"/>
+      <w:r>
+        <w:t xml:space="preserve"> </w:t>
+      </w:r>
+      <w:proofErr w:type="spellStart"/>
+      <w:r>
+        <w:t>sự</w:t>
+      </w:r>
+      <w:proofErr w:type="spellEnd"/>
+      <w:r>
+        <w:t xml:space="preserve"> </w:t>
+      </w:r>
+      <w:proofErr w:type="spellStart"/>
+      <w:r>
+        <w:t>kiện</w:t>
+      </w:r>
+      <w:proofErr w:type="spellEnd"/>
+      <w:r>
+        <w:t xml:space="preserve"> </w:t>
+      </w:r>
+      <w:proofErr w:type="spellStart"/>
+      <w:r>
+        <w:t>nổi</w:t>
+      </w:r>
+      <w:proofErr w:type="spellEnd"/>
+      <w:r>
+        <w:t xml:space="preserve"> </w:t>
+      </w:r>
+      <w:proofErr w:type="spellStart"/>
+      <w:r>
+        <w:t>bật</w:t>
+      </w:r>
+      <w:proofErr w:type="spellEnd"/>
+      <w:r>
+        <w:t xml:space="preserve">, </w:t>
+      </w:r>
+      <w:proofErr w:type="spellStart"/>
+      <w:r>
+        <w:t>cho</w:t>
+      </w:r>
+      <w:proofErr w:type="spellEnd"/>
+      <w:r>
+        <w:t xml:space="preserve"> </w:t>
+      </w:r>
+      <w:proofErr w:type="spellStart"/>
+      <w:r>
+        <w:t>phép</w:t>
+      </w:r>
+      <w:proofErr w:type="spellEnd"/>
+      <w:r>
+        <w:t xml:space="preserve"> </w:t>
+      </w:r>
+      <w:proofErr w:type="spellStart"/>
+      <w:r>
+        <w:t>chuyển</w:t>
+      </w:r>
+      <w:proofErr w:type="spellEnd"/>
+      <w:r>
+        <w:t xml:space="preserve"> </w:t>
+      </w:r>
+      <w:proofErr w:type="spellStart"/>
+      <w:r>
+        <w:t>ảnh</w:t>
+      </w:r>
+      <w:proofErr w:type="spellEnd"/>
+      <w:r>
+        <w:t xml:space="preserve"> </w:t>
+      </w:r>
+      <w:proofErr w:type="spellStart"/>
+      <w:r>
+        <w:t>bằng</w:t>
+      </w:r>
+      <w:proofErr w:type="spellEnd"/>
+      <w:r>
+        <w:t xml:space="preserve"> </w:t>
+      </w:r>
+      <w:proofErr w:type="spellStart"/>
+      <w:r>
+        <w:t>nút</w:t>
+      </w:r>
+      <w:proofErr w:type="spellEnd"/>
+      <w:r>
+        <w:t xml:space="preserve"> </w:t>
+      </w:r>
+      <w:proofErr w:type="spellStart"/>
+      <w:r>
+        <w:t>prev</w:t>
+      </w:r>
+      <w:proofErr w:type="spellEnd"/>
+      <w:r>
+        <w:t xml:space="preserve">/next </w:t>
+      </w:r>
+      <w:proofErr w:type="spellStart"/>
+      <w:r>
+        <w:t>hoặc</w:t>
+      </w:r>
+      <w:proofErr w:type="spellEnd"/>
+      <w:r>
+        <w:t xml:space="preserve"> click </w:t>
+      </w:r>
+      <w:proofErr w:type="spellStart"/>
+      <w:r>
+        <w:t>vào</w:t>
+      </w:r>
+      <w:proofErr w:type="spellEnd"/>
+      <w:r>
+        <w:t xml:space="preserve"> dot </w:t>
+      </w:r>
+      <w:proofErr w:type="spellStart"/>
+      <w:r>
+        <w:t>điều</w:t>
+      </w:r>
+      <w:proofErr w:type="spellEnd"/>
+      <w:r>
+        <w:t xml:space="preserve"> </w:t>
+      </w:r>
+      <w:proofErr w:type="spellStart"/>
+      <w:r>
+        <w:t>hướng</w:t>
+      </w:r>
+      <w:proofErr w:type="spellEnd"/>
+      <w:r>
+        <w:t xml:space="preserve">, </w:t>
+      </w:r>
+      <w:proofErr w:type="spellStart"/>
+      <w:r>
+        <w:t>dữ</w:t>
+      </w:r>
+      <w:proofErr w:type="spellEnd"/>
+      <w:r>
+        <w:t xml:space="preserve"> </w:t>
+      </w:r>
+      <w:proofErr w:type="spellStart"/>
+      <w:r>
+        <w:t>liệu</w:t>
+      </w:r>
+      <w:proofErr w:type="spellEnd"/>
+      <w:r>
+        <w:t xml:space="preserve"> </w:t>
+      </w:r>
+      <w:proofErr w:type="spellStart"/>
+      <w:r>
+        <w:t>được</w:t>
+      </w:r>
+      <w:proofErr w:type="spellEnd"/>
+      <w:r>
+        <w:t xml:space="preserve"> </w:t>
+      </w:r>
+      <w:proofErr w:type="spellStart"/>
+      <w:r>
+        <w:t>lấy</w:t>
+      </w:r>
+      <w:proofErr w:type="spellEnd"/>
+      <w:r>
+        <w:t xml:space="preserve"> </w:t>
+      </w:r>
+      <w:proofErr w:type="spellStart"/>
+      <w:r>
+        <w:t>từ</w:t>
+      </w:r>
+      <w:proofErr w:type="spellEnd"/>
+      <w:r>
+        <w:t xml:space="preserve"> </w:t>
+      </w:r>
+      <w:proofErr w:type="spellStart"/>
+      <w:r>
+        <w:t>mảng</w:t>
+      </w:r>
+      <w:proofErr w:type="spellEnd"/>
+      <w:r>
+        <w:t xml:space="preserve"> </w:t>
+      </w:r>
+      <w:proofErr w:type="spellStart"/>
+      <w:r>
+        <w:rPr>
+          <w:rStyle w:val="HTMLCode"/>
+        </w:rPr>
+        <w:t>demoEvents</w:t>
+      </w:r>
+      <w:proofErr w:type="spellEnd"/>
+      <w:r>
+        <w:t xml:space="preserve"> (hardcode) </w:t>
+      </w:r>
+      <w:proofErr w:type="spellStart"/>
+      <w:r>
+        <w:t>và</w:t>
+      </w:r>
+      <w:proofErr w:type="spellEnd"/>
+      <w:r>
+        <w:t xml:space="preserve"> render </w:t>
+      </w:r>
+      <w:proofErr w:type="spellStart"/>
+      <w:r>
+        <w:t>ảnh</w:t>
+      </w:r>
+      <w:proofErr w:type="spellEnd"/>
+      <w:r>
+        <w:t xml:space="preserve"> </w:t>
+      </w:r>
+      <w:proofErr w:type="spellStart"/>
+      <w:r>
+        <w:t>tương</w:t>
+      </w:r>
+      <w:proofErr w:type="spellEnd"/>
+      <w:r>
+        <w:t xml:space="preserve"> </w:t>
+      </w:r>
+      <w:proofErr w:type="spellStart"/>
+      <w:r>
+        <w:t>ứng</w:t>
+      </w:r>
+      <w:proofErr w:type="spellEnd"/>
+      <w:r>
+        <w:t xml:space="preserve"> </w:t>
+      </w:r>
+      <w:proofErr w:type="spellStart"/>
+      <w:r>
+        <w:t>theo</w:t>
+      </w:r>
+      <w:proofErr w:type="spellEnd"/>
+      <w:r>
+        <w:t xml:space="preserve"> </w:t>
+      </w:r>
+      <w:proofErr w:type="spellStart"/>
+      <w:r>
+        <w:rPr>
+          <w:rStyle w:val="HTMLCode"/>
+        </w:rPr>
+        <w:t>bannerIndex</w:t>
+      </w:r>
+      <w:proofErr w:type="spellEnd"/>
+      <w:r>
+        <w:t>.</w:t>
+      </w:r>
+    </w:p>
+    <w:p>
+      <w:pPr>
+        <w:pStyle w:val="font-claude-response-body"/>
+        <w:numPr>
+          <w:ilvl w:val="0"/>
+          <w:numId w:val="4"/>
+        </w:numPr>
+      </w:pPr>
+      <w:r>
+        <w:rPr>
+          <w:rStyle w:val="Strong"/>
+        </w:rPr>
+        <w:t>Categories</w:t>
+      </w:r>
+      <w:r>
+        <w:t xml:space="preserve"> </w:t>
+      </w:r>
+      <w:proofErr w:type="spellStart"/>
+      <w:r>
+        <w:t>hiển</w:t>
+      </w:r>
+      <w:proofErr w:type="spellEnd"/>
+      <w:r>
+        <w:t xml:space="preserve"> </w:t>
+      </w:r>
+      <w:proofErr w:type="spellStart"/>
+      <w:r>
+        <w:t>thị</w:t>
+      </w:r>
+      <w:proofErr w:type="spellEnd"/>
+      <w:r>
+        <w:t xml:space="preserve"> </w:t>
+      </w:r>
+      <w:proofErr w:type="spellStart"/>
+      <w:r>
+        <w:t>danh</w:t>
+      </w:r>
+      <w:proofErr w:type="spellEnd"/>
+      <w:r>
+        <w:t xml:space="preserve"> </w:t>
+      </w:r>
+      <w:proofErr w:type="spellStart"/>
+      <w:r>
+        <w:t>sách</w:t>
+      </w:r>
+      <w:proofErr w:type="spellEnd"/>
+      <w:r>
+        <w:t xml:space="preserve"> </w:t>
+      </w:r>
+      <w:proofErr w:type="spellStart"/>
+      <w:r>
+        <w:t>thể</w:t>
+      </w:r>
+      <w:proofErr w:type="spellEnd"/>
+      <w:r>
+        <w:t xml:space="preserve"> </w:t>
+      </w:r>
+      <w:proofErr w:type="spellStart"/>
+      <w:r>
+        <w:t>loại</w:t>
+      </w:r>
+      <w:proofErr w:type="spellEnd"/>
+      <w:r>
+        <w:t>/</w:t>
+      </w:r>
+      <w:proofErr w:type="spellStart"/>
+      <w:r>
+        <w:t>danh</w:t>
+      </w:r>
+      <w:proofErr w:type="spellEnd"/>
+      <w:r>
+        <w:t xml:space="preserve"> </w:t>
+      </w:r>
+      <w:proofErr w:type="spellStart"/>
+      <w:r>
+        <w:t>mục</w:t>
+      </w:r>
+      <w:proofErr w:type="spellEnd"/>
+      <w:r>
+        <w:t xml:space="preserve"> </w:t>
+      </w:r>
+      <w:proofErr w:type="spellStart"/>
+      <w:r>
+        <w:t>sự</w:t>
+      </w:r>
+      <w:proofErr w:type="spellEnd"/>
+      <w:r>
+        <w:t xml:space="preserve"> </w:t>
+      </w:r>
+      <w:proofErr w:type="spellStart"/>
+      <w:r>
+        <w:t>kiện</w:t>
+      </w:r>
+      <w:proofErr w:type="spellEnd"/>
+      <w:r>
+        <w:t xml:space="preserve"> (</w:t>
+      </w:r>
+      <w:proofErr w:type="spellStart"/>
+      <w:r>
+        <w:t>âm</w:t>
+      </w:r>
+      <w:proofErr w:type="spellEnd"/>
+      <w:r>
+        <w:t xml:space="preserve"> </w:t>
+      </w:r>
+      <w:proofErr w:type="spellStart"/>
+      <w:r>
+        <w:t>nhạc</w:t>
+      </w:r>
+      <w:proofErr w:type="spellEnd"/>
+      <w:r>
+        <w:t xml:space="preserve">, </w:t>
+      </w:r>
+      <w:proofErr w:type="spellStart"/>
+      <w:r>
+        <w:t>thể</w:t>
+      </w:r>
+      <w:proofErr w:type="spellEnd"/>
+      <w:r>
+        <w:t xml:space="preserve"> </w:t>
+      </w:r>
+      <w:proofErr w:type="spellStart"/>
+      <w:r>
+        <w:t>thao</w:t>
+      </w:r>
+      <w:proofErr w:type="spellEnd"/>
+      <w:r>
+        <w:t xml:space="preserve">, </w:t>
+      </w:r>
+      <w:proofErr w:type="spellStart"/>
+      <w:r>
+        <w:t>sân</w:t>
+      </w:r>
+      <w:proofErr w:type="spellEnd"/>
+      <w:r>
+        <w:t xml:space="preserve"> </w:t>
+      </w:r>
+      <w:proofErr w:type="spellStart"/>
+      <w:r>
+        <w:t>khấu</w:t>
+      </w:r>
+      <w:proofErr w:type="spellEnd"/>
+      <w:r>
+        <w:t xml:space="preserve">...), </w:t>
+      </w:r>
+      <w:proofErr w:type="spellStart"/>
+      <w:r>
+        <w:t>sử</w:t>
+      </w:r>
+      <w:proofErr w:type="spellEnd"/>
+      <w:r>
+        <w:t xml:space="preserve"> </w:t>
+      </w:r>
+      <w:proofErr w:type="spellStart"/>
+      <w:r>
+        <w:t>dụng</w:t>
+      </w:r>
+      <w:proofErr w:type="spellEnd"/>
+      <w:r>
+        <w:t xml:space="preserve"> conditional rendering </w:t>
+      </w:r>
+      <w:proofErr w:type="spellStart"/>
+      <w:r>
+        <w:t>với</w:t>
+      </w:r>
+      <w:proofErr w:type="spellEnd"/>
+      <w:r>
+        <w:t xml:space="preserve"> </w:t>
+      </w:r>
+      <w:r>
+        <w:rPr>
+          <w:rStyle w:val="HTMLCode"/>
+        </w:rPr>
+        <w:t>&amp;&amp;</w:t>
+      </w:r>
+      <w:r>
+        <w:t xml:space="preserve"> </w:t>
+      </w:r>
+      <w:proofErr w:type="spellStart"/>
+      <w:r>
+        <w:t>và</w:t>
+      </w:r>
+      <w:proofErr w:type="spellEnd"/>
+      <w:r>
+        <w:t xml:space="preserve"> ternary operator </w:t>
+      </w:r>
+      <w:proofErr w:type="spellStart"/>
+      <w:r>
+        <w:t>để</w:t>
+      </w:r>
+      <w:proofErr w:type="spellEnd"/>
+      <w:r>
+        <w:t xml:space="preserve"> </w:t>
+      </w:r>
+      <w:proofErr w:type="spellStart"/>
+      <w:r>
+        <w:t>xử</w:t>
+      </w:r>
+      <w:proofErr w:type="spellEnd"/>
+      <w:r>
+        <w:t xml:space="preserve"> </w:t>
+      </w:r>
+      <w:proofErr w:type="spellStart"/>
+      <w:r>
+        <w:t>lý</w:t>
+      </w:r>
+      <w:proofErr w:type="spellEnd"/>
+      <w:r>
+        <w:t xml:space="preserve"> </w:t>
+      </w:r>
+      <w:proofErr w:type="spellStart"/>
+      <w:r>
+        <w:t>các</w:t>
+      </w:r>
+      <w:proofErr w:type="spellEnd"/>
+      <w:r>
+        <w:t xml:space="preserve"> </w:t>
+      </w:r>
+      <w:proofErr w:type="spellStart"/>
+      <w:r>
+        <w:t>trường</w:t>
+      </w:r>
+      <w:proofErr w:type="spellEnd"/>
+      <w:r>
+        <w:t xml:space="preserve"> </w:t>
+      </w:r>
+      <w:proofErr w:type="spellStart"/>
+      <w:r>
+        <w:t>hợp</w:t>
+      </w:r>
+      <w:proofErr w:type="spellEnd"/>
+      <w:r>
+        <w:t xml:space="preserve"> </w:t>
+      </w:r>
+      <w:proofErr w:type="spellStart"/>
+      <w:r>
+        <w:t>có</w:t>
+      </w:r>
+      <w:proofErr w:type="spellEnd"/>
+      <w:r>
+        <w:t>/</w:t>
+      </w:r>
+      <w:proofErr w:type="spellStart"/>
+      <w:r>
+        <w:t>không</w:t>
+      </w:r>
+      <w:proofErr w:type="spellEnd"/>
+      <w:r>
+        <w:t xml:space="preserve"> </w:t>
+      </w:r>
+      <w:proofErr w:type="spellStart"/>
+      <w:r>
+        <w:t>có</w:t>
+      </w:r>
+      <w:proofErr w:type="spellEnd"/>
+      <w:r>
+        <w:t xml:space="preserve"> </w:t>
+      </w:r>
+      <w:proofErr w:type="spellStart"/>
+      <w:r>
+        <w:t>dữ</w:t>
+      </w:r>
+      <w:proofErr w:type="spellEnd"/>
+      <w:r>
+        <w:t xml:space="preserve"> </w:t>
+      </w:r>
+      <w:proofErr w:type="spellStart"/>
+      <w:r>
+        <w:t>liệu</w:t>
+      </w:r>
+      <w:proofErr w:type="spellEnd"/>
+      <w:r>
+        <w:t>.</w:t>
+      </w:r>
+    </w:p>
+    <w:p>
+      <w:pPr>
+        <w:pStyle w:val="font-claude-response-body"/>
+        <w:numPr>
+          <w:ilvl w:val="0"/>
+          <w:numId w:val="4"/>
+        </w:numPr>
+      </w:pPr>
+      <w:proofErr w:type="spellStart"/>
+      <w:r>
+        <w:rPr>
+          <w:rStyle w:val="Strong"/>
+        </w:rPr>
+        <w:t>EventSection</w:t>
+      </w:r>
+      <w:proofErr w:type="spellEnd"/>
+      <w:r>
+        <w:t xml:space="preserve"> </w:t>
+      </w:r>
+      <w:proofErr w:type="spellStart"/>
+      <w:r>
+        <w:t>chịu</w:t>
+      </w:r>
+      <w:proofErr w:type="spellEnd"/>
+      <w:r>
+        <w:t xml:space="preserve"> </w:t>
+      </w:r>
+      <w:proofErr w:type="spellStart"/>
+      <w:r>
+        <w:t>trách</w:t>
+      </w:r>
+      <w:proofErr w:type="spellEnd"/>
+      <w:r>
+        <w:t xml:space="preserve"> </w:t>
+      </w:r>
+      <w:proofErr w:type="spellStart"/>
+      <w:r>
+        <w:t>nhiệm</w:t>
+      </w:r>
+      <w:proofErr w:type="spellEnd"/>
+      <w:r>
+        <w:t xml:space="preserve"> </w:t>
+      </w:r>
+      <w:proofErr w:type="spellStart"/>
+      <w:r>
+        <w:t>hiển</w:t>
+      </w:r>
+      <w:proofErr w:type="spellEnd"/>
+      <w:r>
+        <w:t xml:space="preserve"> </w:t>
+      </w:r>
+      <w:proofErr w:type="spellStart"/>
+      <w:r>
+        <w:t>thị</w:t>
+      </w:r>
+      <w:proofErr w:type="spellEnd"/>
+      <w:r>
+        <w:t xml:space="preserve"> </w:t>
+      </w:r>
+      <w:proofErr w:type="spellStart"/>
+      <w:r>
+        <w:t>danh</w:t>
+      </w:r>
+      <w:proofErr w:type="spellEnd"/>
+      <w:r>
+        <w:t xml:space="preserve"> </w:t>
+      </w:r>
+      <w:proofErr w:type="spellStart"/>
+      <w:r>
+        <w:t>sách</w:t>
+      </w:r>
+      <w:proofErr w:type="spellEnd"/>
+      <w:r>
+        <w:t xml:space="preserve"> </w:t>
+      </w:r>
+      <w:proofErr w:type="spellStart"/>
+      <w:r>
+        <w:t>sự</w:t>
+      </w:r>
+      <w:proofErr w:type="spellEnd"/>
+      <w:r>
+        <w:t xml:space="preserve"> </w:t>
+      </w:r>
+      <w:proofErr w:type="spellStart"/>
+      <w:r>
+        <w:t>kiện</w:t>
+      </w:r>
+      <w:proofErr w:type="spellEnd"/>
+      <w:r>
+        <w:t xml:space="preserve"> </w:t>
+      </w:r>
+      <w:proofErr w:type="spellStart"/>
+      <w:r>
+        <w:t>dưới</w:t>
+      </w:r>
+      <w:proofErr w:type="spellEnd"/>
+      <w:r>
+        <w:t xml:space="preserve"> </w:t>
+      </w:r>
+      <w:proofErr w:type="spellStart"/>
+      <w:r>
+        <w:t>dạng</w:t>
+      </w:r>
+      <w:proofErr w:type="spellEnd"/>
+      <w:r>
+        <w:t xml:space="preserve"> card (poster, </w:t>
+      </w:r>
+      <w:proofErr w:type="spellStart"/>
+      <w:r>
+        <w:t>tên</w:t>
+      </w:r>
+      <w:proofErr w:type="spellEnd"/>
+      <w:r>
+        <w:t xml:space="preserve"> </w:t>
+      </w:r>
+      <w:proofErr w:type="spellStart"/>
+      <w:r>
+        <w:t>sự</w:t>
+      </w:r>
+      <w:proofErr w:type="spellEnd"/>
+      <w:r>
+        <w:t xml:space="preserve"> </w:t>
+      </w:r>
+      <w:proofErr w:type="spellStart"/>
+      <w:r>
+        <w:t>kiện</w:t>
+      </w:r>
+      <w:proofErr w:type="spellEnd"/>
+      <w:r>
+        <w:t xml:space="preserve">, </w:t>
+      </w:r>
+      <w:proofErr w:type="spellStart"/>
+      <w:r>
+        <w:t>thời</w:t>
+      </w:r>
+      <w:proofErr w:type="spellEnd"/>
+      <w:r>
+        <w:t xml:space="preserve"> </w:t>
+      </w:r>
+      <w:proofErr w:type="spellStart"/>
+      <w:r>
+        <w:t>gian</w:t>
+      </w:r>
+      <w:proofErr w:type="spellEnd"/>
+      <w:r>
+        <w:t xml:space="preserve">, </w:t>
+      </w:r>
+      <w:proofErr w:type="spellStart"/>
+      <w:r>
+        <w:t>địa</w:t>
+      </w:r>
+      <w:proofErr w:type="spellEnd"/>
+      <w:r>
+        <w:t xml:space="preserve"> </w:t>
+      </w:r>
+      <w:proofErr w:type="spellStart"/>
+      <w:r>
+        <w:t>điểm</w:t>
+      </w:r>
+      <w:proofErr w:type="spellEnd"/>
+      <w:r>
+        <w:t xml:space="preserve">). </w:t>
+      </w:r>
+      <w:proofErr w:type="spellStart"/>
+      <w:r>
+        <w:t>Dữ</w:t>
+      </w:r>
+      <w:proofErr w:type="spellEnd"/>
+      <w:r>
+        <w:t xml:space="preserve"> </w:t>
+      </w:r>
+      <w:proofErr w:type="spellStart"/>
+      <w:r>
+        <w:t>liệu</w:t>
+      </w:r>
+      <w:proofErr w:type="spellEnd"/>
+      <w:r>
+        <w:t xml:space="preserve"> </w:t>
+      </w:r>
+      <w:proofErr w:type="spellStart"/>
+      <w:r>
+        <w:t>sự</w:t>
+      </w:r>
+      <w:proofErr w:type="spellEnd"/>
+      <w:r>
+        <w:t xml:space="preserve"> </w:t>
+      </w:r>
+      <w:proofErr w:type="spellStart"/>
+      <w:r>
+        <w:t>kiện</w:t>
+      </w:r>
+      <w:proofErr w:type="spellEnd"/>
+      <w:r>
+        <w:t xml:space="preserve"> </w:t>
+      </w:r>
+      <w:proofErr w:type="spellStart"/>
+      <w:r>
+        <w:t>được</w:t>
+      </w:r>
+      <w:proofErr w:type="spellEnd"/>
+      <w:r>
+        <w:t xml:space="preserve"> hardcode </w:t>
+      </w:r>
+      <w:proofErr w:type="spellStart"/>
+      <w:r>
+        <w:t>dưới</w:t>
+      </w:r>
+      <w:proofErr w:type="spellEnd"/>
+      <w:r>
+        <w:t xml:space="preserve"> </w:t>
+      </w:r>
+      <w:proofErr w:type="spellStart"/>
+      <w:r>
+        <w:t>dạng</w:t>
+      </w:r>
+      <w:proofErr w:type="spellEnd"/>
+      <w:r>
+        <w:t xml:space="preserve"> </w:t>
+      </w:r>
+      <w:proofErr w:type="spellStart"/>
+      <w:r>
+        <w:t>mảng</w:t>
+      </w:r>
+      <w:proofErr w:type="spellEnd"/>
+      <w:r>
+        <w:t xml:space="preserve"> object, </w:t>
+      </w:r>
+      <w:proofErr w:type="spellStart"/>
+      <w:r>
+        <w:t>sử</w:t>
+      </w:r>
+      <w:proofErr w:type="spellEnd"/>
+      <w:r>
+        <w:t xml:space="preserve"> </w:t>
+      </w:r>
+      <w:proofErr w:type="spellStart"/>
+      <w:r>
+        <w:t>dụng</w:t>
+      </w:r>
+      <w:proofErr w:type="spellEnd"/>
+      <w:r>
+        <w:t xml:space="preserve"> </w:t>
+      </w:r>
+      <w:r>
+        <w:rPr>
+          <w:rStyle w:val="HTMLCode"/>
+        </w:rPr>
+        <w:t>map()</w:t>
+      </w:r>
+      <w:r>
+        <w:t xml:space="preserve"> </w:t>
+      </w:r>
+      <w:proofErr w:type="spellStart"/>
+      <w:r>
+        <w:t>để</w:t>
+      </w:r>
+      <w:proofErr w:type="spellEnd"/>
+      <w:r>
+        <w:t xml:space="preserve"> render </w:t>
+      </w:r>
+      <w:proofErr w:type="spellStart"/>
+      <w:r>
+        <w:t>danh</w:t>
+      </w:r>
+      <w:proofErr w:type="spellEnd"/>
+      <w:r>
+        <w:t xml:space="preserve"> </w:t>
+      </w:r>
+      <w:proofErr w:type="spellStart"/>
+      <w:r>
+        <w:t>sách</w:t>
+      </w:r>
+      <w:proofErr w:type="spellEnd"/>
+      <w:r>
+        <w:t xml:space="preserve">, </w:t>
+      </w:r>
+      <w:proofErr w:type="spellStart"/>
+      <w:r>
+        <w:t>mỗi</w:t>
+      </w:r>
+      <w:proofErr w:type="spellEnd"/>
+      <w:r>
+        <w:t xml:space="preserve"> </w:t>
+      </w:r>
+      <w:proofErr w:type="spellStart"/>
+      <w:r>
+        <w:t>phần</w:t>
+      </w:r>
+      <w:proofErr w:type="spellEnd"/>
+      <w:r>
+        <w:t xml:space="preserve"> </w:t>
+      </w:r>
+      <w:proofErr w:type="spellStart"/>
+      <w:r>
+        <w:t>tử</w:t>
+      </w:r>
+      <w:proofErr w:type="spellEnd"/>
+      <w:r>
+        <w:t xml:space="preserve"> </w:t>
+      </w:r>
+      <w:proofErr w:type="spellStart"/>
+      <w:r>
+        <w:t>có</w:t>
+      </w:r>
+      <w:proofErr w:type="spellEnd"/>
+      <w:r>
+        <w:t xml:space="preserve"> </w:t>
+      </w:r>
+      <w:r>
+        <w:rPr>
+          <w:rStyle w:val="HTMLCode"/>
+        </w:rPr>
+        <w:t>key</w:t>
+      </w:r>
+      <w:r>
+        <w:t xml:space="preserve"> prop </w:t>
+      </w:r>
+      <w:proofErr w:type="spellStart"/>
+      <w:r>
+        <w:t>là</w:t>
+      </w:r>
+      <w:proofErr w:type="spellEnd"/>
+      <w:r>
+        <w:t xml:space="preserve"> </w:t>
+      </w:r>
+      <w:r>
+        <w:rPr>
+          <w:rStyle w:val="Strong"/>
+        </w:rPr>
+        <w:t xml:space="preserve">id </w:t>
+      </w:r>
+      <w:proofErr w:type="spellStart"/>
+      <w:r>
+        <w:rPr>
+          <w:rStyle w:val="Strong"/>
+        </w:rPr>
+        <w:t>sự</w:t>
+      </w:r>
+      <w:proofErr w:type="spellEnd"/>
+      <w:r>
+        <w:rPr>
+          <w:rStyle w:val="Strong"/>
+        </w:rPr>
+        <w:t xml:space="preserve"> </w:t>
+      </w:r>
+      <w:proofErr w:type="spellStart"/>
+      <w:r>
+        <w:rPr>
+          <w:rStyle w:val="Strong"/>
+        </w:rPr>
+        <w:t>kiện</w:t>
+      </w:r>
+      <w:proofErr w:type="spellEnd"/>
+      <w:r>
+        <w:t xml:space="preserve"> </w:t>
+      </w:r>
+      <w:proofErr w:type="spellStart"/>
+      <w:r>
+        <w:t>để</w:t>
+      </w:r>
+      <w:proofErr w:type="spellEnd"/>
+      <w:r>
+        <w:t xml:space="preserve"> </w:t>
+      </w:r>
+      <w:proofErr w:type="spellStart"/>
+      <w:r>
+        <w:t>tránh</w:t>
+      </w:r>
+      <w:proofErr w:type="spellEnd"/>
+      <w:r>
+        <w:t xml:space="preserve"> </w:t>
+      </w:r>
+      <w:proofErr w:type="spellStart"/>
+      <w:r>
+        <w:t>lỗi</w:t>
+      </w:r>
+      <w:proofErr w:type="spellEnd"/>
+      <w:r>
+        <w:t xml:space="preserve"> React.</w:t>
+      </w:r>
+    </w:p>
+    <w:p>
+      <w:pPr>
+        <w:pStyle w:val="font-claude-response-body"/>
+        <w:numPr>
+          <w:ilvl w:val="0"/>
+          <w:numId w:val="4"/>
+        </w:numPr>
+      </w:pPr>
+      <w:r>
+        <w:rPr>
+          <w:rStyle w:val="Strong"/>
+        </w:rPr>
+        <w:t>Footer</w:t>
+      </w:r>
+      <w:r>
+        <w:t xml:space="preserve"> </w:t>
+      </w:r>
+      <w:proofErr w:type="spellStart"/>
+      <w:r>
+        <w:t>hiển</w:t>
+      </w:r>
+      <w:proofErr w:type="spellEnd"/>
+      <w:r>
+        <w:t xml:space="preserve"> </w:t>
+      </w:r>
+      <w:proofErr w:type="spellStart"/>
+      <w:r>
+        <w:t>thị</w:t>
+      </w:r>
+      <w:proofErr w:type="spellEnd"/>
+      <w:r>
+        <w:t xml:space="preserve"> </w:t>
+      </w:r>
+      <w:proofErr w:type="spellStart"/>
+      <w:r>
+        <w:t>thông</w:t>
+      </w:r>
+      <w:proofErr w:type="spellEnd"/>
+      <w:r>
+        <w:t xml:space="preserve"> tin </w:t>
+      </w:r>
+      <w:proofErr w:type="spellStart"/>
+      <w:r>
+        <w:t>liên</w:t>
+      </w:r>
+      <w:proofErr w:type="spellEnd"/>
+      <w:r>
+        <w:t xml:space="preserve"> </w:t>
+      </w:r>
+      <w:proofErr w:type="spellStart"/>
+      <w:r>
+        <w:t>hệ</w:t>
+      </w:r>
+      <w:proofErr w:type="spellEnd"/>
+      <w:r>
+        <w:t xml:space="preserve"> </w:t>
+      </w:r>
+      <w:proofErr w:type="spellStart"/>
+      <w:r>
+        <w:t>và</w:t>
+      </w:r>
+      <w:proofErr w:type="spellEnd"/>
+      <w:r>
+        <w:t xml:space="preserve"> </w:t>
+      </w:r>
+      <w:proofErr w:type="spellStart"/>
+      <w:r>
+        <w:t>năm</w:t>
+      </w:r>
+      <w:proofErr w:type="spellEnd"/>
+      <w:r>
+        <w:t xml:space="preserve"> </w:t>
+      </w:r>
+      <w:proofErr w:type="spellStart"/>
+      <w:r>
+        <w:t>hiện</w:t>
+      </w:r>
+      <w:proofErr w:type="spellEnd"/>
+      <w:r>
+        <w:t xml:space="preserve"> </w:t>
+      </w:r>
+      <w:proofErr w:type="spellStart"/>
+      <w:r>
+        <w:t>tại</w:t>
+      </w:r>
+      <w:proofErr w:type="spellEnd"/>
+      <w:r>
+        <w:t xml:space="preserve"> </w:t>
+      </w:r>
+      <w:proofErr w:type="spellStart"/>
+      <w:r>
+        <w:t>được</w:t>
+      </w:r>
+      <w:proofErr w:type="spellEnd"/>
+      <w:r>
+        <w:t xml:space="preserve"> </w:t>
+      </w:r>
+      <w:proofErr w:type="spellStart"/>
+      <w:r>
+        <w:t>lấy</w:t>
+      </w:r>
+      <w:proofErr w:type="spellEnd"/>
+      <w:r>
+        <w:t xml:space="preserve"> </w:t>
+      </w:r>
+      <w:proofErr w:type="spellStart"/>
+      <w:r>
+        <w:t>động</w:t>
+      </w:r>
+      <w:proofErr w:type="spellEnd"/>
+      <w:r>
+        <w:t xml:space="preserve"> </w:t>
+      </w:r>
+      <w:proofErr w:type="spellStart"/>
+      <w:r>
+        <w:t>bằng</w:t>
+      </w:r>
+      <w:proofErr w:type="spellEnd"/>
+      <w:r>
+        <w:t xml:space="preserve"> </w:t>
+      </w:r>
+      <w:r>
+        <w:rPr>
+          <w:rStyle w:val="HTMLCode"/>
+        </w:rPr>
+        <w:t>new Date().</w:t>
+      </w:r>
+      <w:proofErr w:type="spellStart"/>
+      <w:r>
+        <w:rPr>
+          <w:rStyle w:val="HTMLCode"/>
+        </w:rPr>
+        <w:t>getFullYear</w:t>
+      </w:r>
+      <w:proofErr w:type="spellEnd"/>
+      <w:r>
+        <w:rPr>
+          <w:rStyle w:val="HTMLCode"/>
+        </w:rPr>
+        <w:t>()</w:t>
+      </w:r>
+      <w:r>
+        <w:t>.</w:t>
+      </w:r>
     </w:p>
     <w:p>
       <w:pPr>
@@ -4944,6 +7301,12 @@
           <w:numId w:val="2"/>
         </w:numPr>
         <w:spacing w:before="40" w:after="40"/>
+        <w:rPr>
+          <w:rStyle w:val="HTMLCode"/>
+          <w:rFonts w:ascii="Times New Roman" w:hAnsi="Times New Roman" w:cs="Times New Roman"/>
+          <w:sz w:val="26"/>
+          <w:szCs w:val="26"/>
+        </w:rPr>
       </w:pPr>
       <w:proofErr w:type="spellStart"/>
       <w:r>
@@ -4959,11 +7322,72 @@
       </w:r>
       <w:proofErr w:type="spellEnd"/>
       <w:r>
-        <w:t xml:space="preserve"> 6 Functional Components: Header, Banner, </w:t>
-      </w:r>
-      <w:proofErr w:type="spellStart"/>
-      <w:r>
-        <w:t>MovieCard</w:t>
+        <w:t xml:space="preserve"> 6 Functional Components: </w:t>
+      </w:r>
+      <w:r>
+        <w:rPr>
+          <w:rStyle w:val="Strong"/>
+        </w:rPr>
+        <w:t xml:space="preserve">Header, </w:t>
+      </w:r>
+      <w:proofErr w:type="spellStart"/>
+      <w:r>
+        <w:rPr>
+          <w:rStyle w:val="Strong"/>
+        </w:rPr>
+        <w:t>MyNavbar</w:t>
+      </w:r>
+      <w:proofErr w:type="spellEnd"/>
+      <w:r>
+        <w:rPr>
+          <w:rStyle w:val="Strong"/>
+        </w:rPr>
+        <w:t xml:space="preserve">, Banner, Categories, </w:t>
+      </w:r>
+      <w:proofErr w:type="spellStart"/>
+      <w:r>
+        <w:rPr>
+          <w:rStyle w:val="Strong"/>
+        </w:rPr>
+        <w:t>EventSection</w:t>
+      </w:r>
+      <w:proofErr w:type="spellEnd"/>
+      <w:r>
+        <w:rPr>
+          <w:rStyle w:val="Strong"/>
+        </w:rPr>
+        <w:t>, Footer</w:t>
+      </w:r>
+      <w:r>
+        <w:t xml:space="preserve"> — </w:t>
+      </w:r>
+      <w:proofErr w:type="spellStart"/>
+      <w:r>
+        <w:t>tích</w:t>
+      </w:r>
+      <w:proofErr w:type="spellEnd"/>
+      <w:r>
+        <w:t xml:space="preserve"> </w:t>
+      </w:r>
+      <w:proofErr w:type="spellStart"/>
+      <w:r>
+        <w:t>hợp</w:t>
+      </w:r>
+      <w:proofErr w:type="spellEnd"/>
+      <w:r>
+        <w:t xml:space="preserve"> </w:t>
+      </w:r>
+      <w:proofErr w:type="spellStart"/>
+      <w:r>
+        <w:t>vào</w:t>
+      </w:r>
+      <w:proofErr w:type="spellEnd"/>
+      <w:r>
+        <w:t xml:space="preserve"> </w:t>
+      </w:r>
+      <w:proofErr w:type="spellStart"/>
+      <w:r>
+        <w:t>App.jsx</w:t>
       </w:r>
       <w:proofErr w:type="spellEnd"/>
       <w:r>
@@ -4971,54 +7395,6 @@
       </w:r>
       <w:proofErr w:type="spellStart"/>
       <w:r>
-        <w:t>MovieGrid</w:t>
-      </w:r>
-      <w:proofErr w:type="spellEnd"/>
-      <w:r>
-        <w:t xml:space="preserve">, </w:t>
-      </w:r>
-      <w:proofErr w:type="spellStart"/>
-      <w:r>
-        <w:t>StatusBadge</w:t>
-      </w:r>
-      <w:proofErr w:type="spellEnd"/>
-      <w:r>
-        <w:t xml:space="preserve">, Footer — </w:t>
-      </w:r>
-      <w:proofErr w:type="spellStart"/>
-      <w:r>
-        <w:t>tích</w:t>
-      </w:r>
-      <w:proofErr w:type="spellEnd"/>
-      <w:r>
-        <w:t xml:space="preserve"> </w:t>
-      </w:r>
-      <w:proofErr w:type="spellStart"/>
-      <w:r>
-        <w:t>hợp</w:t>
-      </w:r>
-      <w:proofErr w:type="spellEnd"/>
-      <w:r>
-        <w:t xml:space="preserve"> </w:t>
-      </w:r>
-      <w:proofErr w:type="spellStart"/>
-      <w:r>
-        <w:t>vào</w:t>
-      </w:r>
-      <w:proofErr w:type="spellEnd"/>
-      <w:r>
-        <w:t xml:space="preserve"> </w:t>
-      </w:r>
-      <w:proofErr w:type="spellStart"/>
-      <w:r>
-        <w:t>App.jsx</w:t>
-      </w:r>
-      <w:proofErr w:type="spellEnd"/>
-      <w:r>
-        <w:t xml:space="preserve">, </w:t>
-      </w:r>
-      <w:proofErr w:type="spellStart"/>
-      <w:r>
         <w:t>trang</w:t>
       </w:r>
       <w:proofErr w:type="spellEnd"/>
@@ -5059,10 +7435,16 @@
       </w:r>
       <w:proofErr w:type="spellStart"/>
       <w:r>
+        <w:rPr>
+          <w:rStyle w:val="HTMLCode"/>
+        </w:rPr>
         <w:t>src</w:t>
       </w:r>
       <w:proofErr w:type="spellEnd"/>
       <w:r>
+        <w:rPr>
+          <w:rStyle w:val="HTMLCode"/>
+        </w:rPr>
         <w:t>/components/</w:t>
       </w:r>
     </w:p>
@@ -5075,11 +7457,12 @@
         </w:numPr>
         <w:spacing w:before="40" w:after="40"/>
       </w:pPr>
-      <w:proofErr w:type="spellStart"/>
-      <w:r>
-        <w:t>MovieGrid.jsx</w:t>
-      </w:r>
-      <w:proofErr w:type="spellEnd"/>
+      <w:r>
+        <w:rPr>
+          <w:rStyle w:val="Strong"/>
+        </w:rPr>
+        <w:t>EventSection.js</w:t>
+      </w:r>
       <w:r>
         <w:t xml:space="preserve"> render </w:t>
       </w:r>
@@ -5113,11 +7496,19 @@
       </w:r>
       <w:proofErr w:type="spellEnd"/>
       <w:r>
-        <w:t xml:space="preserve"> 6 </w:t>
-      </w:r>
-      <w:proofErr w:type="spellStart"/>
-      <w:r>
-        <w:t>phim</w:t>
+        <w:t xml:space="preserve"> </w:t>
+      </w:r>
+      <w:proofErr w:type="spellStart"/>
+      <w:r>
+        <w:t>sự</w:t>
+      </w:r>
+      <w:proofErr w:type="spellEnd"/>
+      <w:r>
+        <w:t xml:space="preserve"> </w:t>
+      </w:r>
+      <w:proofErr w:type="spellStart"/>
+      <w:r>
+        <w:t>kiện</w:t>
       </w:r>
       <w:proofErr w:type="spellEnd"/>
       <w:r>
@@ -5131,37 +7522,63 @@
       <w:r>
         <w:t xml:space="preserve"> </w:t>
       </w:r>
-      <w:proofErr w:type="gramStart"/>
-      <w:r>
-        <w:t>map(</w:t>
-      </w:r>
-      <w:proofErr w:type="gramEnd"/>
+      <w:r>
+        <w:rPr>
+          <w:rStyle w:val="HTMLCode"/>
+        </w:rPr>
+        <w:t>map()</w:t>
+      </w:r>
+      <w:r>
+        <w:t xml:space="preserve">, </w:t>
+      </w:r>
+      <w:proofErr w:type="spellStart"/>
+      <w:r>
+        <w:t>có</w:t>
+      </w:r>
+      <w:proofErr w:type="spellEnd"/>
+      <w:r>
+        <w:t xml:space="preserve"> </w:t>
+      </w:r>
+      <w:r>
+        <w:rPr>
+          <w:rStyle w:val="HTMLCode"/>
+        </w:rPr>
+        <w:t>key</w:t>
+      </w:r>
+      <w:r>
+        <w:t xml:space="preserve"> prop (id </w:t>
+      </w:r>
+      <w:proofErr w:type="spellStart"/>
+      <w:r>
+        <w:t>sự</w:t>
+      </w:r>
+      <w:proofErr w:type="spellEnd"/>
+      <w:r>
+        <w:t xml:space="preserve"> </w:t>
+      </w:r>
+      <w:proofErr w:type="spellStart"/>
+      <w:r>
+        <w:t>kiện</w:t>
+      </w:r>
+      <w:proofErr w:type="spellEnd"/>
       <w:r>
         <w:t xml:space="preserve">), </w:t>
       </w:r>
       <w:proofErr w:type="spellStart"/>
       <w:r>
+        <w:t>không</w:t>
+      </w:r>
+      <w:proofErr w:type="spellEnd"/>
+      <w:r>
+        <w:t xml:space="preserve"> </w:t>
+      </w:r>
+      <w:proofErr w:type="spellStart"/>
+      <w:r>
         <w:t>có</w:t>
       </w:r>
       <w:proofErr w:type="spellEnd"/>
       <w:r>
-        <w:t xml:space="preserve"> key prop, </w:t>
-      </w:r>
-      <w:proofErr w:type="spellStart"/>
-      <w:r>
-        <w:t>không</w:t>
-      </w:r>
-      <w:proofErr w:type="spellEnd"/>
-      <w:r>
-        <w:t xml:space="preserve"> </w:t>
-      </w:r>
-      <w:proofErr w:type="spellStart"/>
-      <w:r>
-        <w:t>có</w:t>
-      </w:r>
-      <w:proofErr w:type="spellEnd"/>
-      <w:r>
-        <w:t xml:space="preserve"> console error. Link commit: https://github.com/fudn-traltb-su26/rbl-fer202-theotuan-team_1/commits/main</w:t>
+        <w:t xml:space="preserve"> console error.</w:t>
       </w:r>
     </w:p>
     <w:p>
@@ -5173,11 +7590,12 @@
         </w:numPr>
         <w:spacing w:before="40" w:after="40"/>
       </w:pPr>
-      <w:proofErr w:type="spellStart"/>
-      <w:r>
-        <w:t>StatusBadge.jsx</w:t>
-      </w:r>
-      <w:proofErr w:type="spellEnd"/>
+      <w:r>
+        <w:rPr>
+          <w:rStyle w:val="Strong"/>
+        </w:rPr>
+        <w:t>Banner.js</w:t>
+      </w:r>
       <w:r>
         <w:t xml:space="preserve"> </w:t>
       </w:r>
@@ -5207,11 +7625,278 @@
       </w:r>
       <w:proofErr w:type="spellStart"/>
       <w:r>
+        <w:t>dạng</w:t>
+      </w:r>
+      <w:proofErr w:type="spellEnd"/>
+      <w:r>
+        <w:t xml:space="preserve"> carousel: </w:t>
+      </w:r>
+      <w:proofErr w:type="spellStart"/>
+      <w:r>
+        <w:t>chuyển</w:t>
+      </w:r>
+      <w:proofErr w:type="spellEnd"/>
+      <w:r>
+        <w:t xml:space="preserve"> </w:t>
+      </w:r>
+      <w:proofErr w:type="spellStart"/>
+      <w:r>
+        <w:t>ảnh</w:t>
+      </w:r>
+      <w:proofErr w:type="spellEnd"/>
+      <w:r>
+        <w:t xml:space="preserve"> </w:t>
+      </w:r>
+      <w:proofErr w:type="spellStart"/>
+      <w:r>
+        <w:t>sự</w:t>
+      </w:r>
+      <w:proofErr w:type="spellEnd"/>
+      <w:r>
+        <w:t xml:space="preserve"> </w:t>
+      </w:r>
+      <w:proofErr w:type="spellStart"/>
+      <w:r>
+        <w:t>kiện</w:t>
+      </w:r>
+      <w:proofErr w:type="spellEnd"/>
+      <w:r>
+        <w:t xml:space="preserve"> qua </w:t>
+      </w:r>
+      <w:proofErr w:type="spellStart"/>
+      <w:r>
+        <w:t>nút</w:t>
+      </w:r>
+      <w:proofErr w:type="spellEnd"/>
+      <w:r>
+        <w:t xml:space="preserve"> </w:t>
+      </w:r>
+      <w:proofErr w:type="spellStart"/>
+      <w:r>
+        <w:t>prev</w:t>
+      </w:r>
+      <w:proofErr w:type="spellEnd"/>
+      <w:r>
+        <w:t xml:space="preserve">/next </w:t>
+      </w:r>
+      <w:proofErr w:type="spellStart"/>
+      <w:r>
+        <w:t>và</w:t>
+      </w:r>
+      <w:proofErr w:type="spellEnd"/>
+      <w:r>
+        <w:t xml:space="preserve"> dot </w:t>
+      </w:r>
+      <w:proofErr w:type="spellStart"/>
+      <w:r>
+        <w:t>điều</w:t>
+      </w:r>
+      <w:proofErr w:type="spellEnd"/>
+      <w:r>
+        <w:t xml:space="preserve"> </w:t>
+      </w:r>
+      <w:proofErr w:type="spellStart"/>
+      <w:r>
+        <w:t>hướng</w:t>
+      </w:r>
+      <w:proofErr w:type="spellEnd"/>
+      <w:r>
+        <w:t xml:space="preserve">, </w:t>
+      </w:r>
+      <w:proofErr w:type="spellStart"/>
+      <w:r>
+        <w:t>xử</w:t>
+      </w:r>
+      <w:proofErr w:type="spellEnd"/>
+      <w:r>
+        <w:t xml:space="preserve"> </w:t>
+      </w:r>
+      <w:proofErr w:type="spellStart"/>
+      <w:r>
+        <w:t>lý</w:t>
+      </w:r>
+      <w:proofErr w:type="spellEnd"/>
+      <w:r>
+        <w:t xml:space="preserve"> </w:t>
+      </w:r>
+      <w:proofErr w:type="spellStart"/>
+      <w:r>
+        <w:t>được</w:t>
+      </w:r>
+      <w:proofErr w:type="spellEnd"/>
+      <w:r>
+        <w:t xml:space="preserve"> </w:t>
+      </w:r>
+      <w:proofErr w:type="spellStart"/>
+      <w:r>
+        <w:t>trường</w:t>
+      </w:r>
+      <w:proofErr w:type="spellEnd"/>
+      <w:r>
+        <w:t xml:space="preserve"> </w:t>
+      </w:r>
+      <w:proofErr w:type="spellStart"/>
+      <w:r>
+        <w:t>hợp</w:t>
+      </w:r>
+      <w:proofErr w:type="spellEnd"/>
+      <w:r>
+        <w:t xml:space="preserve"> </w:t>
+      </w:r>
+      <w:proofErr w:type="spellStart"/>
+      <w:r>
+        <w:t>danh</w:t>
+      </w:r>
+      <w:proofErr w:type="spellEnd"/>
+      <w:r>
+        <w:t xml:space="preserve"> </w:t>
+      </w:r>
+      <w:proofErr w:type="spellStart"/>
+      <w:r>
+        <w:t>sách</w:t>
+      </w:r>
+      <w:proofErr w:type="spellEnd"/>
+      <w:r>
+        <w:t xml:space="preserve"> </w:t>
+      </w:r>
+      <w:proofErr w:type="spellStart"/>
+      <w:r>
+        <w:t>sự</w:t>
+      </w:r>
+      <w:proofErr w:type="spellEnd"/>
+      <w:r>
+        <w:t xml:space="preserve"> </w:t>
+      </w:r>
+      <w:proofErr w:type="spellStart"/>
+      <w:r>
+        <w:t>kiện</w:t>
+      </w:r>
+      <w:proofErr w:type="spellEnd"/>
+      <w:r>
+        <w:t xml:space="preserve"> </w:t>
+      </w:r>
+      <w:proofErr w:type="spellStart"/>
+      <w:r>
+        <w:t>rỗng</w:t>
+      </w:r>
+      <w:proofErr w:type="spellEnd"/>
+      <w:r>
+        <w:t xml:space="preserve"> (</w:t>
+      </w:r>
+      <w:proofErr w:type="spellStart"/>
+      <w:r>
+        <w:t>hiển</w:t>
+      </w:r>
+      <w:proofErr w:type="spellEnd"/>
+      <w:r>
+        <w:t xml:space="preserve"> </w:t>
+      </w:r>
+      <w:proofErr w:type="spellStart"/>
+      <w:r>
+        <w:t>thị</w:t>
+      </w:r>
+      <w:proofErr w:type="spellEnd"/>
+      <w:r>
+        <w:t xml:space="preserve"> "</w:t>
+      </w:r>
+      <w:proofErr w:type="spellStart"/>
+      <w:r>
+        <w:t>Không</w:t>
+      </w:r>
+      <w:proofErr w:type="spellEnd"/>
+      <w:r>
+        <w:t xml:space="preserve"> </w:t>
+      </w:r>
+      <w:proofErr w:type="spellStart"/>
+      <w:r>
+        <w:t>có</w:t>
+      </w:r>
+      <w:proofErr w:type="spellEnd"/>
+      <w:r>
+        <w:t xml:space="preserve"> </w:t>
+      </w:r>
+      <w:proofErr w:type="spellStart"/>
+      <w:r>
+        <w:t>sự</w:t>
+      </w:r>
+      <w:proofErr w:type="spellEnd"/>
+      <w:r>
+        <w:t xml:space="preserve"> </w:t>
+      </w:r>
+      <w:proofErr w:type="spellStart"/>
+      <w:r>
+        <w:t>kiện</w:t>
+      </w:r>
+      <w:proofErr w:type="spellEnd"/>
+      <w:r>
+        <w:t xml:space="preserve">"). </w:t>
+      </w:r>
+      <w:r>
+        <w:rPr>
+          <w:rStyle w:val="Strong"/>
+        </w:rPr>
+        <w:t>Categories.js</w:t>
+      </w:r>
+      <w:r>
+        <w:t xml:space="preserve"> </w:t>
+      </w:r>
+      <w:proofErr w:type="spellStart"/>
+      <w:r>
+        <w:t>áp</w:t>
+      </w:r>
+      <w:proofErr w:type="spellEnd"/>
+      <w:r>
+        <w:t xml:space="preserve"> </w:t>
+      </w:r>
+      <w:proofErr w:type="spellStart"/>
+      <w:r>
+        <w:t>dụng</w:t>
+      </w:r>
+      <w:proofErr w:type="spellEnd"/>
+      <w:r>
+        <w:t xml:space="preserve"> conditional rendering </w:t>
+      </w:r>
+      <w:proofErr w:type="spellStart"/>
+      <w:r>
+        <w:t>đúng</w:t>
+      </w:r>
+      <w:proofErr w:type="spellEnd"/>
+      <w:r>
+        <w:t xml:space="preserve"> </w:t>
+      </w:r>
+      <w:proofErr w:type="spellStart"/>
+      <w:r>
         <w:t>với</w:t>
       </w:r>
       <w:proofErr w:type="spellEnd"/>
       <w:r>
-        <w:t xml:space="preserve"> conditional rendering: </w:t>
+        <w:t xml:space="preserve"> </w:t>
+      </w:r>
+      <w:r>
+        <w:rPr>
+          <w:rStyle w:val="HTMLCode"/>
+        </w:rPr>
+        <w:t>&amp;&amp;</w:t>
+      </w:r>
+      <w:r>
+        <w:t xml:space="preserve"> </w:t>
+      </w:r>
+      <w:proofErr w:type="spellStart"/>
+      <w:r>
+        <w:t>và</w:t>
+      </w:r>
+      <w:proofErr w:type="spellEnd"/>
+      <w:r>
+        <w:t xml:space="preserve"> ternary operator. </w:t>
+      </w:r>
+      <w:r>
+        <w:rPr>
+          <w:rStyle w:val="Strong"/>
+        </w:rPr>
+        <w:t>Footer</w:t>
+      </w:r>
+      <w:r>
+        <w:t xml:space="preserve"> </w:t>
       </w:r>
       <w:proofErr w:type="spellStart"/>
       <w:r>
@@ -5227,54 +7912,6 @@
       </w:r>
       <w:proofErr w:type="spellEnd"/>
       <w:r>
-        <w:t xml:space="preserve"> "</w:t>
-      </w:r>
-      <w:proofErr w:type="spellStart"/>
-      <w:r>
-        <w:t>Đang</w:t>
-      </w:r>
-      <w:proofErr w:type="spellEnd"/>
-      <w:r>
-        <w:t xml:space="preserve"> </w:t>
-      </w:r>
-      <w:proofErr w:type="spellStart"/>
-      <w:r>
-        <w:t>chiếu</w:t>
-      </w:r>
-      <w:proofErr w:type="spellEnd"/>
-      <w:r>
-        <w:t>" / "</w:t>
-      </w:r>
-      <w:proofErr w:type="spellStart"/>
-      <w:r>
-        <w:t>Sắp</w:t>
-      </w:r>
-      <w:proofErr w:type="spellEnd"/>
-      <w:r>
-        <w:t xml:space="preserve"> </w:t>
-      </w:r>
-      <w:proofErr w:type="spellStart"/>
-      <w:r>
-        <w:t>chiếu</w:t>
-      </w:r>
-      <w:proofErr w:type="spellEnd"/>
-      <w:r>
-        <w:t xml:space="preserve">" </w:t>
-      </w:r>
-      <w:proofErr w:type="spellStart"/>
-      <w:r>
-        <w:t>tùy</w:t>
-      </w:r>
-      <w:proofErr w:type="spellEnd"/>
-      <w:r>
-        <w:t xml:space="preserve"> props. Footer </w:t>
-      </w:r>
-      <w:proofErr w:type="spellStart"/>
-      <w:r>
-        <w:t>hiển</w:t>
-      </w:r>
-      <w:proofErr w:type="spellEnd"/>
-      <w:r>
         <w:t xml:space="preserve"> </w:t>
       </w:r>
       <w:proofErr w:type="spellStart"/>
@@ -5291,23 +7928,30 @@
       </w:r>
       <w:proofErr w:type="spellEnd"/>
       <w:r>
-        <w:t xml:space="preserve"> qua new </w:t>
-      </w:r>
-      <w:proofErr w:type="gramStart"/>
-      <w:r>
-        <w:t>Date(</w:t>
-      </w:r>
-      <w:proofErr w:type="gramEnd"/>
-      <w:r>
-        <w:t>).</w:t>
-      </w:r>
-      <w:proofErr w:type="spellStart"/>
-      <w:r>
+        <w:t xml:space="preserve"> qua </w:t>
+      </w:r>
+      <w:r>
+        <w:rPr>
+          <w:rStyle w:val="HTMLCode"/>
+        </w:rPr>
+        <w:t>new Date().</w:t>
+      </w:r>
+      <w:proofErr w:type="spellStart"/>
+      <w:r>
+        <w:rPr>
+          <w:rStyle w:val="HTMLCode"/>
+        </w:rPr>
         <w:t>getFullYear</w:t>
       </w:r>
       <w:proofErr w:type="spellEnd"/>
       <w:r>
-        <w:t>().</w:t>
+        <w:rPr>
+          <w:rStyle w:val="HTMLCode"/>
+        </w:rPr>
+        <w:t>()</w:t>
+      </w:r>
+      <w:r>
+        <w:t>.</w:t>
       </w:r>
     </w:p>
     <w:p>
@@ -5347,6 +7991,7 @@
           <w:iCs/>
           <w:color w:val="7F8C8D"/>
         </w:rPr>
+        <w:lastRenderedPageBreak/>
         <w:t>Chèn</w:t>
       </w:r>
       <w:proofErr w:type="spellEnd"/>
@@ -5725,8 +8370,8 @@
         <w:tblLook w:val="04A0" w:firstRow="1" w:lastRow="0" w:firstColumn="1" w:lastColumn="0" w:noHBand="0" w:noVBand="1"/>
       </w:tblPr>
       <w:tblGrid>
-        <w:gridCol w:w="4406"/>
-        <w:gridCol w:w="4620"/>
+        <w:gridCol w:w="4594"/>
+        <w:gridCol w:w="4562"/>
       </w:tblGrid>
       <w:tr>
         <w:tc>
@@ -5765,9 +8410,9 @@
                 <w:szCs w:val="22"/>
               </w:rPr>
               <w:drawing>
-                <wp:inline distT="0" distB="0" distL="0" distR="0" wp14:anchorId="3D5BABBE" wp14:editId="69A03D25">
-                  <wp:extent cx="2409558" cy="1489536"/>
-                  <wp:effectExtent l="0" t="0" r="0" b="0"/>
+                <wp:inline distT="0" distB="0" distL="0" distR="0" wp14:anchorId="107C684A" wp14:editId="75DA7619">
+                  <wp:extent cx="2765418" cy="1248355"/>
+                  <wp:effectExtent l="0" t="0" r="0" b="9525"/>
                   <wp:docPr id="1" name="Picture 1"/>
                   <wp:cNvGraphicFramePr>
                     <a:graphicFrameLocks xmlns:a="http://schemas.openxmlformats.org/drawingml/2006/main" noChangeAspect="1"/>
@@ -5788,7 +8433,7 @@
                         <pic:spPr>
                           <a:xfrm>
                             <a:off x="0" y="0"/>
-                            <a:ext cx="2443308" cy="1510399"/>
+                            <a:ext cx="2801251" cy="1264531"/>
                           </a:xfrm>
                           <a:prstGeom prst="rect">
                             <a:avLst/>
@@ -5846,10 +8491,10 @@
             </w:pPr>
             <w:r>
               <w:drawing>
-                <wp:inline distT="0" distB="0" distL="0" distR="0" wp14:anchorId="0A043C0C" wp14:editId="4842DC38">
-                  <wp:extent cx="2777310" cy="1414929"/>
-                  <wp:effectExtent l="0" t="0" r="4445" b="0"/>
-                  <wp:docPr id="3" name="Picture 3"/>
+                <wp:inline distT="0" distB="0" distL="0" distR="0" wp14:anchorId="70DADFBA" wp14:editId="32E9710A">
+                  <wp:extent cx="2744631" cy="1327868"/>
+                  <wp:effectExtent l="0" t="0" r="0" b="5715"/>
+                  <wp:docPr id="5" name="Picture 5"/>
                   <wp:cNvGraphicFramePr>
                     <a:graphicFrameLocks xmlns:a="http://schemas.openxmlformats.org/drawingml/2006/main" noChangeAspect="1"/>
                   </wp:cNvGraphicFramePr>
@@ -5867,9 +8512,9 @@
                           </a:stretch>
                         </pic:blipFill>
                         <pic:spPr>
-                          <a:xfrm flipV="1">
+                          <a:xfrm>
                             <a:off x="0" y="0"/>
-                            <a:ext cx="2799914" cy="1426445"/>
+                            <a:ext cx="2757924" cy="1334299"/>
                           </a:xfrm>
                           <a:prstGeom prst="rect">
                             <a:avLst/>
@@ -5889,24 +8534,54 @@
           <w:p>
             <w:pPr>
               <w:jc w:val="center"/>
+            </w:pPr>
+            <w:r>
               <w:rPr>
                 <w:lang w:val="vi-VN"/>
               </w:rPr>
-            </w:pPr>
+              <w:t xml:space="preserve">Danh sách </w:t>
+            </w:r>
+            <w:proofErr w:type="spellStart"/>
+            <w:r>
+              <w:t>các</w:t>
+            </w:r>
+            <w:proofErr w:type="spellEnd"/>
+            <w:r>
+              <w:t xml:space="preserve"> events</w:t>
+            </w:r>
             <w:r>
               <w:rPr>
                 <w:lang w:val="vi-VN"/>
               </w:rPr>
-              <w:t>Danh sách p</w:t>
-            </w:r>
-            <w:r>
-              <w:rPr>
-                <w:lang w:val="vi-VN"/>
-              </w:rPr>
-              <w:t xml:space="preserve">him </w:t>
-            </w:r>
-            <w:bookmarkStart w:id="0" w:name="_GoBack"/>
-            <w:bookmarkEnd w:id="0"/>
+              <w:t xml:space="preserve"> </w:t>
+            </w:r>
+            <w:r>
+              <w:t xml:space="preserve">+ </w:t>
+            </w:r>
+            <w:proofErr w:type="spellStart"/>
+            <w:r>
+              <w:t>Không</w:t>
+            </w:r>
+            <w:proofErr w:type="spellEnd"/>
+            <w:r>
+              <w:t xml:space="preserve"> </w:t>
+            </w:r>
+            <w:proofErr w:type="spellStart"/>
+            <w:r>
+              <w:t>bị</w:t>
+            </w:r>
+            <w:proofErr w:type="spellEnd"/>
+            <w:r>
+              <w:t xml:space="preserve"> </w:t>
+            </w:r>
+            <w:proofErr w:type="spellStart"/>
+            <w:r>
+              <w:t>lỗi</w:t>
+            </w:r>
+            <w:proofErr w:type="spellEnd"/>
+            <w:r>
+              <w:t xml:space="preserve"> console error</w:t>
+            </w:r>
           </w:p>
         </w:tc>
       </w:tr>
@@ -5940,7 +8615,6 @@
           <w:iCs/>
           <w:color w:val="7F8C8D"/>
         </w:rPr>
-        <w:lastRenderedPageBreak/>
         <w:t>Đánh</w:t>
       </w:r>
       <w:proofErr w:type="spellEnd"/>
@@ -6058,25 +8732,7 @@
           <w:iCs/>
           <w:color w:val="7F8C8D"/>
         </w:rPr>
-        <w:t xml:space="preserve"> </w:t>
-      </w:r>
-      <w:proofErr w:type="spellStart"/>
-      <w:r>
-        <w:rPr>
-          <w:i/>
-          <w:iCs/>
-          <w:color w:val="7F8C8D"/>
-        </w:rPr>
-        <w:t>ra</w:t>
-      </w:r>
-      <w:proofErr w:type="spellEnd"/>
-      <w:r>
-        <w:rPr>
-          <w:i/>
-          <w:iCs/>
-          <w:color w:val="7F8C8D"/>
-        </w:rPr>
-        <w:t xml:space="preserve"> </w:t>
+        <w:t xml:space="preserve"> ra </w:t>
       </w:r>
       <w:proofErr w:type="spellStart"/>
       <w:r>
@@ -6372,29 +9028,7 @@
                 <w:sz w:val="24"/>
                 <w:szCs w:val="24"/>
               </w:rPr>
-              <w:t xml:space="preserve"> </w:t>
-            </w:r>
-            <w:proofErr w:type="spellStart"/>
-            <w:r>
-              <w:rPr>
-                <w:b/>
-                <w:bCs/>
-                <w:color w:val="FFFFFF"/>
-                <w:sz w:val="24"/>
-                <w:szCs w:val="24"/>
-              </w:rPr>
-              <w:t>ra</w:t>
-            </w:r>
-            <w:proofErr w:type="spellEnd"/>
-            <w:r>
-              <w:rPr>
-                <w:b/>
-                <w:bCs/>
-                <w:color w:val="FFFFFF"/>
-                <w:sz w:val="24"/>
-                <w:szCs w:val="24"/>
-              </w:rPr>
-              <w:t xml:space="preserve"> (</w:t>
+              <w:t xml:space="preserve"> ra (</w:t>
             </w:r>
             <w:proofErr w:type="spellStart"/>
             <w:r>
@@ -6787,7 +9421,24 @@
                 <w:sz w:val="24"/>
                 <w:szCs w:val="24"/>
               </w:rPr>
-              <w:t>[ ]</w:t>
+              <w:t>[</w:t>
+            </w:r>
+            <w:r>
+              <w:rPr>
+                <w:rFonts w:ascii="Segoe UI Emoji" w:hAnsi="Segoe UI Emoji" w:cs="Segoe UI Emoji"/>
+                <w:sz w:val="24"/>
+                <w:szCs w:val="24"/>
+              </w:rPr>
+              <w:t>☑</w:t>
+            </w:r>
+            <w:r>
+              <w:rPr>
+                <w:rFonts w:ascii="Courier New" w:eastAsia="Courier New" w:hAnsi="Courier New" w:cs="Courier New"/>
+                <w:color w:val="27AE60"/>
+                <w:sz w:val="24"/>
+                <w:szCs w:val="24"/>
+              </w:rPr>
+              <w:t>]</w:t>
             </w:r>
           </w:p>
         </w:tc>
@@ -6812,65 +9463,34 @@
             <w:proofErr w:type="spellStart"/>
             <w:r>
               <w:rPr>
-                <w:sz w:val="24"/>
-                <w:szCs w:val="24"/>
+                <w:rStyle w:val="HTMLCode"/>
               </w:rPr>
               <w:t>src</w:t>
             </w:r>
             <w:proofErr w:type="spellEnd"/>
             <w:r>
               <w:rPr>
-                <w:sz w:val="24"/>
-                <w:szCs w:val="24"/>
-              </w:rPr>
-              <w:t xml:space="preserve">/components/ (Header, Banner, </w:t>
-            </w:r>
-            <w:proofErr w:type="spellStart"/>
-            <w:r>
-              <w:rPr>
-                <w:sz w:val="24"/>
-                <w:szCs w:val="24"/>
-              </w:rPr>
-              <w:t>BookCard</w:t>
-            </w:r>
-            <w:proofErr w:type="spellEnd"/>
-            <w:r>
-              <w:rPr>
-                <w:sz w:val="24"/>
-                <w:szCs w:val="24"/>
-              </w:rPr>
-              <w:t xml:space="preserve">, </w:t>
-            </w:r>
-            <w:proofErr w:type="spellStart"/>
-            <w:r>
-              <w:rPr>
-                <w:sz w:val="24"/>
-                <w:szCs w:val="24"/>
-              </w:rPr>
-              <w:t>BookGrid</w:t>
-            </w:r>
-            <w:proofErr w:type="spellEnd"/>
-            <w:r>
-              <w:rPr>
-                <w:sz w:val="24"/>
-                <w:szCs w:val="24"/>
-              </w:rPr>
-              <w:t xml:space="preserve">, </w:t>
-            </w:r>
-            <w:proofErr w:type="spellStart"/>
-            <w:r>
-              <w:rPr>
-                <w:sz w:val="24"/>
-                <w:szCs w:val="24"/>
-              </w:rPr>
-              <w:t>CategoryList</w:t>
-            </w:r>
-            <w:proofErr w:type="spellEnd"/>
-            <w:r>
-              <w:rPr>
-                <w:sz w:val="24"/>
-                <w:szCs w:val="24"/>
-              </w:rPr>
+                <w:rStyle w:val="HTMLCode"/>
+              </w:rPr>
+              <w:t>/components/</w:t>
+            </w:r>
+            <w:r>
+              <w:t xml:space="preserve"> (Header, </w:t>
+            </w:r>
+            <w:proofErr w:type="spellStart"/>
+            <w:r>
+              <w:t>MyNavbar</w:t>
+            </w:r>
+            <w:proofErr w:type="spellEnd"/>
+            <w:r>
+              <w:t xml:space="preserve">, Banner, Categories, </w:t>
+            </w:r>
+            <w:proofErr w:type="spellStart"/>
+            <w:r>
+              <w:t>EventSection</w:t>
+            </w:r>
+            <w:proofErr w:type="spellEnd"/>
+            <w:r>
               <w:t>, Footer)</w:t>
             </w:r>
           </w:p>
@@ -6987,23 +9607,7 @@
                 <w:sz w:val="24"/>
                 <w:szCs w:val="24"/>
               </w:rPr>
-              <w:t xml:space="preserve"> run </w:t>
-            </w:r>
-            <w:proofErr w:type="spellStart"/>
-            <w:r>
-              <w:rPr>
-                <w:sz w:val="24"/>
-                <w:szCs w:val="24"/>
-              </w:rPr>
-              <w:t>dev</w:t>
-            </w:r>
-            <w:proofErr w:type="spellEnd"/>
-            <w:r>
-              <w:rPr>
-                <w:sz w:val="24"/>
-                <w:szCs w:val="24"/>
-              </w:rPr>
-              <w:t xml:space="preserve"> </w:t>
+              <w:t xml:space="preserve"> run dev </w:t>
             </w:r>
             <w:proofErr w:type="spellStart"/>
             <w:r>
@@ -7096,23 +9700,7 @@
                 <w:sz w:val="24"/>
                 <w:szCs w:val="24"/>
               </w:rPr>
-              <w:t xml:space="preserve"> run </w:t>
-            </w:r>
-            <w:proofErr w:type="spellStart"/>
-            <w:r>
-              <w:rPr>
-                <w:sz w:val="24"/>
-                <w:szCs w:val="24"/>
-              </w:rPr>
-              <w:t>dev</w:t>
-            </w:r>
-            <w:proofErr w:type="spellEnd"/>
-            <w:r>
-              <w:rPr>
-                <w:sz w:val="24"/>
-                <w:szCs w:val="24"/>
-              </w:rPr>
-              <w:t xml:space="preserve"> </w:t>
+              <w:t xml:space="preserve"> run dev </w:t>
             </w:r>
             <w:proofErr w:type="spellStart"/>
             <w:r>
@@ -7240,7 +9828,23 @@
                 <w:sz w:val="24"/>
                 <w:szCs w:val="24"/>
               </w:rPr>
-              <w:t>[ ]</w:t>
+              <w:t>[</w:t>
+            </w:r>
+            <w:r>
+              <w:rPr>
+                <w:sz w:val="24"/>
+                <w:szCs w:val="24"/>
+              </w:rPr>
+              <w:t>☑</w:t>
+            </w:r>
+            <w:r>
+              <w:rPr>
+                <w:rFonts w:ascii="Courier New" w:eastAsia="Courier New" w:hAnsi="Courier New" w:cs="Courier New"/>
+                <w:color w:val="27AE60"/>
+                <w:sz w:val="24"/>
+                <w:szCs w:val="24"/>
+              </w:rPr>
+              <w:t>]</w:t>
             </w:r>
           </w:p>
         </w:tc>
@@ -8243,11 +10847,11 @@
         <w:tblLook w:val="04A0" w:firstRow="1" w:lastRow="0" w:firstColumn="1" w:lastColumn="0" w:noHBand="0" w:noVBand="1"/>
       </w:tblPr>
       <w:tblGrid>
-        <w:gridCol w:w="400"/>
-        <w:gridCol w:w="2500"/>
-        <w:gridCol w:w="2026"/>
-        <w:gridCol w:w="2100"/>
-        <w:gridCol w:w="2000"/>
+        <w:gridCol w:w="358"/>
+        <w:gridCol w:w="2134"/>
+        <w:gridCol w:w="3777"/>
+        <w:gridCol w:w="2245"/>
+        <w:gridCol w:w="850"/>
       </w:tblGrid>
       <w:tr>
         <w:tc>
@@ -8667,26 +11271,14 @@
           </w:tcPr>
           <w:p>
             <w:r>
-              <w:rPr>
-                <w:sz w:val="24"/>
-                <w:szCs w:val="24"/>
-              </w:rPr>
               <w:t>Warning: Each child in a list should have a unique "key" prop (</w:t>
             </w:r>
             <w:proofErr w:type="spellStart"/>
             <w:r>
-              <w:rPr>
-                <w:sz w:val="24"/>
-                <w:szCs w:val="24"/>
-              </w:rPr>
-              <w:t>MovieGrid.jsx</w:t>
-            </w:r>
-            <w:proofErr w:type="spellEnd"/>
-            <w:r>
-              <w:rPr>
-                <w:sz w:val="24"/>
-                <w:szCs w:val="24"/>
-              </w:rPr>
+              <w:t>EventSection.jsx</w:t>
+            </w:r>
+            <w:proofErr w:type="spellEnd"/>
+            <w:r>
               <w:t>)</w:t>
             </w:r>
           </w:p>
@@ -8711,114 +11303,66 @@
           <w:p>
             <w:proofErr w:type="spellStart"/>
             <w:r>
-              <w:rPr>
-                <w:sz w:val="24"/>
-                <w:szCs w:val="24"/>
-              </w:rPr>
               <w:t>Dùng</w:t>
             </w:r>
             <w:proofErr w:type="spellEnd"/>
             <w:r>
-              <w:rPr>
-                <w:sz w:val="24"/>
-                <w:szCs w:val="24"/>
-              </w:rPr>
               <w:t xml:space="preserve"> index </w:t>
             </w:r>
             <w:proofErr w:type="spellStart"/>
             <w:r>
-              <w:rPr>
-                <w:sz w:val="24"/>
-                <w:szCs w:val="24"/>
-              </w:rPr>
               <w:t>làm</w:t>
             </w:r>
             <w:proofErr w:type="spellEnd"/>
             <w:r>
-              <w:rPr>
-                <w:sz w:val="24"/>
-                <w:szCs w:val="24"/>
-              </w:rPr>
               <w:t xml:space="preserve"> key </w:t>
             </w:r>
             <w:proofErr w:type="spellStart"/>
             <w:r>
-              <w:rPr>
-                <w:sz w:val="24"/>
-                <w:szCs w:val="24"/>
-              </w:rPr>
               <w:t>thay</w:t>
             </w:r>
             <w:proofErr w:type="spellEnd"/>
             <w:r>
-              <w:rPr>
-                <w:sz w:val="24"/>
-                <w:szCs w:val="24"/>
-              </w:rPr>
-              <w:t xml:space="preserve"> </w:t>
-            </w:r>
-            <w:proofErr w:type="spellStart"/>
-            <w:r>
-              <w:rPr>
-                <w:sz w:val="24"/>
-                <w:szCs w:val="24"/>
-              </w:rPr>
+              <w:t xml:space="preserve"> </w:t>
+            </w:r>
+            <w:proofErr w:type="spellStart"/>
+            <w:r>
               <w:t>vì</w:t>
             </w:r>
             <w:proofErr w:type="spellEnd"/>
             <w:r>
-              <w:rPr>
-                <w:sz w:val="24"/>
-                <w:szCs w:val="24"/>
-              </w:rPr>
               <w:t xml:space="preserve"> id </w:t>
             </w:r>
             <w:proofErr w:type="spellStart"/>
             <w:r>
-              <w:rPr>
-                <w:sz w:val="24"/>
-                <w:szCs w:val="24"/>
-              </w:rPr>
-              <w:t>phim</w:t>
-            </w:r>
-            <w:proofErr w:type="spellEnd"/>
-            <w:r>
-              <w:rPr>
-                <w:sz w:val="24"/>
-                <w:szCs w:val="24"/>
-              </w:rPr>
-              <w:t xml:space="preserve"> </w:t>
-            </w:r>
-            <w:proofErr w:type="spellStart"/>
-            <w:r>
-              <w:rPr>
-                <w:sz w:val="24"/>
-                <w:szCs w:val="24"/>
-              </w:rPr>
+              <w:t>sự</w:t>
+            </w:r>
+            <w:proofErr w:type="spellEnd"/>
+            <w:r>
+              <w:t xml:space="preserve"> </w:t>
+            </w:r>
+            <w:proofErr w:type="spellStart"/>
+            <w:r>
+              <w:t>kiện</w:t>
+            </w:r>
+            <w:proofErr w:type="spellEnd"/>
+            <w:r>
+              <w:t xml:space="preserve"> </w:t>
+            </w:r>
+            <w:proofErr w:type="spellStart"/>
+            <w:r>
               <w:t>khi</w:t>
             </w:r>
             <w:proofErr w:type="spellEnd"/>
             <w:r>
-              <w:rPr>
-                <w:sz w:val="24"/>
-                <w:szCs w:val="24"/>
-              </w:rPr>
-              <w:t xml:space="preserve"> </w:t>
-            </w:r>
-            <w:proofErr w:type="spellStart"/>
-            <w:r>
-              <w:rPr>
-                <w:sz w:val="24"/>
-                <w:szCs w:val="24"/>
-              </w:rPr>
+              <w:t xml:space="preserve"> </w:t>
+            </w:r>
+            <w:proofErr w:type="spellStart"/>
+            <w:r>
               <w:t>gọi</w:t>
             </w:r>
             <w:proofErr w:type="spellEnd"/>
             <w:r>
-              <w:rPr>
-                <w:sz w:val="24"/>
-                <w:szCs w:val="24"/>
-              </w:rPr>
               <w:t xml:space="preserve"> map()</w:t>
             </w:r>
           </w:p>
@@ -8843,59 +11387,49 @@
           <w:p>
             <w:proofErr w:type="spellStart"/>
             <w:r>
-              <w:rPr>
-                <w:sz w:val="24"/>
-                <w:szCs w:val="24"/>
-              </w:rPr>
               <w:t>Đổi</w:t>
             </w:r>
             <w:proofErr w:type="spellEnd"/>
             <w:r>
-              <w:rPr>
-                <w:sz w:val="24"/>
-                <w:szCs w:val="24"/>
-              </w:rPr>
-              <w:t xml:space="preserve"> key={index} </w:t>
-            </w:r>
-            <w:proofErr w:type="spellStart"/>
-            <w:r>
-              <w:rPr>
-                <w:sz w:val="24"/>
-                <w:szCs w:val="24"/>
-              </w:rPr>
+              <w:t xml:space="preserve"> </w:t>
+            </w:r>
+            <w:r>
+              <w:rPr>
+                <w:rStyle w:val="HTMLCode"/>
+              </w:rPr>
+              <w:t>key={index}</w:t>
+            </w:r>
+            <w:r>
+              <w:t xml:space="preserve"> </w:t>
+            </w:r>
+            <w:proofErr w:type="spellStart"/>
+            <w:r>
               <w:t>thành</w:t>
             </w:r>
             <w:proofErr w:type="spellEnd"/>
             <w:r>
-              <w:rPr>
-                <w:sz w:val="24"/>
-                <w:szCs w:val="24"/>
-              </w:rPr>
-              <w:t xml:space="preserve"> key={movie.id} </w:t>
-            </w:r>
-            <w:proofErr w:type="spellStart"/>
-            <w:r>
-              <w:rPr>
-                <w:sz w:val="24"/>
-                <w:szCs w:val="24"/>
-              </w:rPr>
+              <w:t xml:space="preserve"> </w:t>
+            </w:r>
+            <w:r>
+              <w:rPr>
+                <w:rStyle w:val="HTMLCode"/>
+              </w:rPr>
+              <w:t>key={event.id}</w:t>
+            </w:r>
+            <w:r>
+              <w:t xml:space="preserve"> </w:t>
+            </w:r>
+            <w:proofErr w:type="spellStart"/>
+            <w:r>
               <w:t>trong</w:t>
             </w:r>
             <w:proofErr w:type="spellEnd"/>
             <w:r>
-              <w:rPr>
-                <w:sz w:val="24"/>
-                <w:szCs w:val="24"/>
-              </w:rPr>
-              <w:t xml:space="preserve"> </w:t>
-            </w:r>
-            <w:proofErr w:type="spellStart"/>
-            <w:r>
-              <w:rPr>
-                <w:sz w:val="24"/>
-                <w:szCs w:val="24"/>
-              </w:rPr>
-              <w:t>MovieGrid.jsx</w:t>
+              <w:t xml:space="preserve"> </w:t>
+            </w:r>
+            <w:proofErr w:type="spellStart"/>
+            <w:r>
+              <w:t>EventSection.jsx</w:t>
             </w:r>
             <w:proofErr w:type="spellEnd"/>
           </w:p>
@@ -8984,12 +11518,21 @@
           </w:tcPr>
           <w:p>
             <w:r>
-              <w:rPr>
-                <w:sz w:val="24"/>
-                <w:szCs w:val="24"/>
-              </w:rPr>
-              <w:t>[...]</w:t>
-            </w:r>
+              <w:t xml:space="preserve">Cannot read properties of undefined (reading 'banner') </w:t>
+            </w:r>
+            <w:proofErr w:type="spellStart"/>
+            <w:r>
+              <w:t>tại</w:t>
+            </w:r>
+            <w:proofErr w:type="spellEnd"/>
+            <w:r>
+              <w:t xml:space="preserve"> </w:t>
+            </w:r>
+            <w:proofErr w:type="spellStart"/>
+            <w:r>
+              <w:t>Banner.jsx</w:t>
+            </w:r>
+            <w:proofErr w:type="spellEnd"/>
           </w:p>
         </w:tc>
         <w:tc>
@@ -9010,12 +11553,140 @@
             </w:tcMar>
           </w:tcPr>
           <w:p>
-            <w:r>
-              <w:rPr>
-                <w:sz w:val="24"/>
-                <w:szCs w:val="24"/>
-              </w:rPr>
-              <w:t>[...]</w:t>
+            <w:proofErr w:type="spellStart"/>
+            <w:r>
+              <w:rPr>
+                <w:rStyle w:val="HTMLCode"/>
+              </w:rPr>
+              <w:t>demoEvents</w:t>
+            </w:r>
+            <w:proofErr w:type="spellEnd"/>
+            <w:r>
+              <w:t xml:space="preserve"> </w:t>
+            </w:r>
+            <w:proofErr w:type="spellStart"/>
+            <w:r>
+              <w:t>chưa</w:t>
+            </w:r>
+            <w:proofErr w:type="spellEnd"/>
+            <w:r>
+              <w:t xml:space="preserve"> </w:t>
+            </w:r>
+            <w:proofErr w:type="spellStart"/>
+            <w:r>
+              <w:t>được</w:t>
+            </w:r>
+            <w:proofErr w:type="spellEnd"/>
+            <w:r>
+              <w:t xml:space="preserve"> </w:t>
+            </w:r>
+            <w:proofErr w:type="spellStart"/>
+            <w:r>
+              <w:t>truyền</w:t>
+            </w:r>
+            <w:proofErr w:type="spellEnd"/>
+            <w:r>
+              <w:t xml:space="preserve"> props </w:t>
+            </w:r>
+            <w:proofErr w:type="spellStart"/>
+            <w:r>
+              <w:t>kịp</w:t>
+            </w:r>
+            <w:proofErr w:type="spellEnd"/>
+            <w:r>
+              <w:t xml:space="preserve"> </w:t>
+            </w:r>
+            <w:proofErr w:type="spellStart"/>
+            <w:r>
+              <w:t>lúc</w:t>
+            </w:r>
+            <w:proofErr w:type="spellEnd"/>
+            <w:r>
+              <w:t xml:space="preserve"> component mount, </w:t>
+            </w:r>
+            <w:proofErr w:type="spellStart"/>
+            <w:r>
+              <w:t>hoặc</w:t>
+            </w:r>
+            <w:proofErr w:type="spellEnd"/>
+            <w:r>
+              <w:t xml:space="preserve"> </w:t>
+            </w:r>
+            <w:proofErr w:type="spellStart"/>
+            <w:r>
+              <w:t>mảng</w:t>
+            </w:r>
+            <w:proofErr w:type="spellEnd"/>
+            <w:r>
+              <w:t xml:space="preserve"> </w:t>
+            </w:r>
+            <w:proofErr w:type="spellStart"/>
+            <w:r>
+              <w:t>rỗng</w:t>
+            </w:r>
+            <w:proofErr w:type="spellEnd"/>
+            <w:r>
+              <w:t xml:space="preserve"> </w:t>
+            </w:r>
+            <w:proofErr w:type="spellStart"/>
+            <w:r>
+              <w:t>nhưng</w:t>
+            </w:r>
+            <w:proofErr w:type="spellEnd"/>
+            <w:r>
+              <w:t xml:space="preserve"> </w:t>
+            </w:r>
+            <w:proofErr w:type="spellStart"/>
+            <w:r>
+              <w:t>vẫn</w:t>
+            </w:r>
+            <w:proofErr w:type="spellEnd"/>
+            <w:r>
+              <w:t xml:space="preserve"> </w:t>
+            </w:r>
+            <w:proofErr w:type="spellStart"/>
+            <w:r>
+              <w:t>truy</w:t>
+            </w:r>
+            <w:proofErr w:type="spellEnd"/>
+            <w:r>
+              <w:t xml:space="preserve"> </w:t>
+            </w:r>
+            <w:proofErr w:type="spellStart"/>
+            <w:r>
+              <w:t>cập</w:t>
+            </w:r>
+            <w:proofErr w:type="spellEnd"/>
+            <w:r>
+              <w:t xml:space="preserve"> </w:t>
+            </w:r>
+            <w:proofErr w:type="spellStart"/>
+            <w:r>
+              <w:rPr>
+                <w:rStyle w:val="HTMLCode"/>
+              </w:rPr>
+              <w:t>demoEvents</w:t>
+            </w:r>
+            <w:proofErr w:type="spellEnd"/>
+            <w:r>
+              <w:rPr>
+                <w:rStyle w:val="HTMLCode"/>
+              </w:rPr>
+              <w:t>[</w:t>
+            </w:r>
+            <w:proofErr w:type="spellStart"/>
+            <w:r>
+              <w:rPr>
+                <w:rStyle w:val="HTMLCode"/>
+              </w:rPr>
+              <w:t>bannerIndex</w:t>
+            </w:r>
+            <w:proofErr w:type="spellEnd"/>
+            <w:r>
+              <w:rPr>
+                <w:rStyle w:val="HTMLCode"/>
+              </w:rPr>
+              <w:t>].banner</w:t>
             </w:r>
           </w:p>
         </w:tc>
@@ -9037,12 +11708,206 @@
             </w:tcMar>
           </w:tcPr>
           <w:p>
-            <w:r>
-              <w:rPr>
-                <w:sz w:val="24"/>
-                <w:szCs w:val="24"/>
-              </w:rPr>
-              <w:t>[...]</w:t>
+            <w:proofErr w:type="spellStart"/>
+            <w:r>
+              <w:t>Thêm</w:t>
+            </w:r>
+            <w:proofErr w:type="spellEnd"/>
+            <w:r>
+              <w:t xml:space="preserve"> </w:t>
+            </w:r>
+            <w:proofErr w:type="spellStart"/>
+            <w:r>
+              <w:t>điều</w:t>
+            </w:r>
+            <w:proofErr w:type="spellEnd"/>
+            <w:r>
+              <w:t xml:space="preserve"> </w:t>
+            </w:r>
+            <w:proofErr w:type="spellStart"/>
+            <w:r>
+              <w:t>kiện</w:t>
+            </w:r>
+            <w:proofErr w:type="spellEnd"/>
+            <w:r>
+              <w:t xml:space="preserve"> </w:t>
+            </w:r>
+            <w:proofErr w:type="spellStart"/>
+            <w:r>
+              <w:t>kiểm</w:t>
+            </w:r>
+            <w:proofErr w:type="spellEnd"/>
+            <w:r>
+              <w:t xml:space="preserve"> </w:t>
+            </w:r>
+            <w:proofErr w:type="spellStart"/>
+            <w:r>
+              <w:t>tra</w:t>
+            </w:r>
+            <w:proofErr w:type="spellEnd"/>
+            <w:r>
+              <w:t xml:space="preserve"> </w:t>
+            </w:r>
+            <w:proofErr w:type="spellStart"/>
+            <w:r>
+              <w:rPr>
+                <w:rStyle w:val="HTMLCode"/>
+              </w:rPr>
+              <w:t>demoEvents.length</w:t>
+            </w:r>
+            <w:proofErr w:type="spellEnd"/>
+            <w:r>
+              <w:rPr>
+                <w:rStyle w:val="HTMLCode"/>
+              </w:rPr>
+              <w:t xml:space="preserve"> &gt; 0</w:t>
+            </w:r>
+            <w:r>
+              <w:t xml:space="preserve"> </w:t>
+            </w:r>
+            <w:proofErr w:type="spellStart"/>
+            <w:r>
+              <w:t>trước</w:t>
+            </w:r>
+            <w:proofErr w:type="spellEnd"/>
+            <w:r>
+              <w:t xml:space="preserve"> </w:t>
+            </w:r>
+            <w:proofErr w:type="spellStart"/>
+            <w:r>
+              <w:t>khi</w:t>
+            </w:r>
+            <w:proofErr w:type="spellEnd"/>
+            <w:r>
+              <w:t xml:space="preserve"> render </w:t>
+            </w:r>
+            <w:proofErr w:type="spellStart"/>
+            <w:r>
+              <w:t>ảnh</w:t>
+            </w:r>
+            <w:proofErr w:type="spellEnd"/>
+            <w:r>
+              <w:t xml:space="preserve"> (</w:t>
+            </w:r>
+            <w:proofErr w:type="spellStart"/>
+            <w:r>
+              <w:t>đã</w:t>
+            </w:r>
+            <w:proofErr w:type="spellEnd"/>
+            <w:r>
+              <w:t xml:space="preserve"> </w:t>
+            </w:r>
+            <w:proofErr w:type="spellStart"/>
+            <w:r>
+              <w:t>có</w:t>
+            </w:r>
+            <w:proofErr w:type="spellEnd"/>
+            <w:r>
+              <w:t xml:space="preserve"> </w:t>
+            </w:r>
+            <w:proofErr w:type="spellStart"/>
+            <w:r>
+              <w:t>sẵn</w:t>
+            </w:r>
+            <w:proofErr w:type="spellEnd"/>
+            <w:r>
+              <w:t xml:space="preserve"> </w:t>
+            </w:r>
+            <w:proofErr w:type="spellStart"/>
+            <w:r>
+              <w:t>trong</w:t>
+            </w:r>
+            <w:proofErr w:type="spellEnd"/>
+            <w:r>
+              <w:t xml:space="preserve"> code </w:t>
+            </w:r>
+            <w:proofErr w:type="spellStart"/>
+            <w:r>
+              <w:t>nhưng</w:t>
+            </w:r>
+            <w:proofErr w:type="spellEnd"/>
+            <w:r>
+              <w:t xml:space="preserve"> ban </w:t>
+            </w:r>
+            <w:proofErr w:type="spellStart"/>
+            <w:r>
+              <w:t>đầu</w:t>
+            </w:r>
+            <w:proofErr w:type="spellEnd"/>
+            <w:r>
+              <w:t xml:space="preserve"> </w:t>
+            </w:r>
+            <w:proofErr w:type="spellStart"/>
+            <w:r>
+              <w:t>quên</w:t>
+            </w:r>
+            <w:proofErr w:type="spellEnd"/>
+            <w:r>
+              <w:t xml:space="preserve"> </w:t>
+            </w:r>
+            <w:proofErr w:type="spellStart"/>
+            <w:r>
+              <w:t>áp</w:t>
+            </w:r>
+            <w:proofErr w:type="spellEnd"/>
+            <w:r>
+              <w:t xml:space="preserve"> </w:t>
+            </w:r>
+            <w:proofErr w:type="spellStart"/>
+            <w:r>
+              <w:t>dụng</w:t>
+            </w:r>
+            <w:proofErr w:type="spellEnd"/>
+            <w:r>
+              <w:t xml:space="preserve">, </w:t>
+            </w:r>
+            <w:proofErr w:type="spellStart"/>
+            <w:r>
+              <w:t>dẫn</w:t>
+            </w:r>
+            <w:proofErr w:type="spellEnd"/>
+            <w:r>
+              <w:t xml:space="preserve"> </w:t>
+            </w:r>
+            <w:proofErr w:type="spellStart"/>
+            <w:r>
+              <w:t>tới</w:t>
+            </w:r>
+            <w:proofErr w:type="spellEnd"/>
+            <w:r>
+              <w:t xml:space="preserve"> </w:t>
+            </w:r>
+            <w:proofErr w:type="spellStart"/>
+            <w:r>
+              <w:t>lỗi</w:t>
+            </w:r>
+            <w:proofErr w:type="spellEnd"/>
+            <w:r>
+              <w:t xml:space="preserve"> </w:t>
+            </w:r>
+            <w:proofErr w:type="spellStart"/>
+            <w:r>
+              <w:t>khi</w:t>
+            </w:r>
+            <w:proofErr w:type="spellEnd"/>
+            <w:r>
+              <w:t xml:space="preserve"> test </w:t>
+            </w:r>
+            <w:proofErr w:type="spellStart"/>
+            <w:r>
+              <w:t>lần</w:t>
+            </w:r>
+            <w:proofErr w:type="spellEnd"/>
+            <w:r>
+              <w:t xml:space="preserve"> </w:t>
+            </w:r>
+            <w:proofErr w:type="spellStart"/>
+            <w:r>
+              <w:t>đầu</w:t>
+            </w:r>
+            <w:proofErr w:type="spellEnd"/>
+            <w:r>
+              <w:t>)</w:t>
             </w:r>
           </w:p>
         </w:tc>
@@ -9064,12 +11929,13 @@
             </w:tcMar>
           </w:tcPr>
           <w:p>
-            <w:r>
-              <w:rPr>
-                <w:sz w:val="24"/>
-                <w:szCs w:val="24"/>
-              </w:rPr>
-              <w:t>[...]</w:t>
+            <w:proofErr w:type="spellStart"/>
+            <w:r>
+              <w:t>Đã</w:t>
+            </w:r>
+            <w:proofErr w:type="spellEnd"/>
+            <w:r>
+              <w:t xml:space="preserve"> fix</w:t>
             </w:r>
           </w:p>
         </w:tc>
@@ -9120,13 +11986,107 @@
             </w:tcMar>
           </w:tcPr>
           <w:p>
-            <w:r>
-              <w:rPr>
-                <w:sz w:val="24"/>
-                <w:szCs w:val="24"/>
-              </w:rPr>
-              <w:t>[...]</w:t>
-            </w:r>
+            <w:proofErr w:type="spellStart"/>
+            <w:r>
+              <w:t>Ảnh</w:t>
+            </w:r>
+            <w:proofErr w:type="spellEnd"/>
+            <w:r>
+              <w:t xml:space="preserve"> </w:t>
+            </w:r>
+            <w:proofErr w:type="spellStart"/>
+            <w:r>
+              <w:t>sự</w:t>
+            </w:r>
+            <w:proofErr w:type="spellEnd"/>
+            <w:r>
+              <w:t xml:space="preserve"> </w:t>
+            </w:r>
+            <w:proofErr w:type="spellStart"/>
+            <w:r>
+              <w:t>kiện</w:t>
+            </w:r>
+            <w:proofErr w:type="spellEnd"/>
+            <w:r>
+              <w:t xml:space="preserve"> </w:t>
+            </w:r>
+            <w:proofErr w:type="spellStart"/>
+            <w:r>
+              <w:t>bị</w:t>
+            </w:r>
+            <w:proofErr w:type="spellEnd"/>
+            <w:r>
+              <w:t xml:space="preserve"> </w:t>
+            </w:r>
+            <w:proofErr w:type="spellStart"/>
+            <w:r>
+              <w:t>vỡ</w:t>
+            </w:r>
+            <w:proofErr w:type="spellEnd"/>
+            <w:r>
+              <w:t xml:space="preserve"> layout (</w:t>
+            </w:r>
+            <w:proofErr w:type="spellStart"/>
+            <w:r>
+              <w:t>tràn</w:t>
+            </w:r>
+            <w:proofErr w:type="spellEnd"/>
+            <w:r>
+              <w:t xml:space="preserve"> ra </w:t>
+            </w:r>
+            <w:proofErr w:type="spellStart"/>
+            <w:r>
+              <w:t>ngoài</w:t>
+            </w:r>
+            <w:proofErr w:type="spellEnd"/>
+            <w:r>
+              <w:t xml:space="preserve"> banner) </w:t>
+            </w:r>
+            <w:proofErr w:type="spellStart"/>
+            <w:r>
+              <w:t>trên</w:t>
+            </w:r>
+            <w:proofErr w:type="spellEnd"/>
+            <w:r>
+              <w:t xml:space="preserve"> </w:t>
+            </w:r>
+            <w:proofErr w:type="spellStart"/>
+            <w:r>
+              <w:t>một</w:t>
+            </w:r>
+            <w:proofErr w:type="spellEnd"/>
+            <w:r>
+              <w:t xml:space="preserve"> </w:t>
+            </w:r>
+            <w:proofErr w:type="spellStart"/>
+            <w:r>
+              <w:t>số</w:t>
+            </w:r>
+            <w:proofErr w:type="spellEnd"/>
+            <w:r>
+              <w:t xml:space="preserve"> </w:t>
+            </w:r>
+            <w:proofErr w:type="spellStart"/>
+            <w:r>
+              <w:t>màn</w:t>
+            </w:r>
+            <w:proofErr w:type="spellEnd"/>
+            <w:r>
+              <w:t xml:space="preserve"> </w:t>
+            </w:r>
+            <w:proofErr w:type="spellStart"/>
+            <w:r>
+              <w:t>hình</w:t>
+            </w:r>
+            <w:proofErr w:type="spellEnd"/>
+            <w:r>
+              <w:t xml:space="preserve"> </w:t>
+            </w:r>
+            <w:proofErr w:type="spellStart"/>
+            <w:r>
+              <w:t>nhỏ</w:t>
+            </w:r>
+            <w:proofErr w:type="spellEnd"/>
           </w:p>
         </w:tc>
         <w:tc>
@@ -9147,13 +12107,92 @@
             </w:tcMar>
           </w:tcPr>
           <w:p>
-            <w:r>
-              <w:rPr>
-                <w:sz w:val="24"/>
-                <w:szCs w:val="24"/>
-              </w:rPr>
-              <w:t>[...]</w:t>
-            </w:r>
+            <w:proofErr w:type="spellStart"/>
+            <w:r>
+              <w:t>Chưa</w:t>
+            </w:r>
+            <w:proofErr w:type="spellEnd"/>
+            <w:r>
+              <w:t xml:space="preserve"> set </w:t>
+            </w:r>
+            <w:r>
+              <w:rPr>
+                <w:rStyle w:val="HTMLCode"/>
+              </w:rPr>
+              <w:t>object-fit: cover</w:t>
+            </w:r>
+            <w:r>
+              <w:t xml:space="preserve"> </w:t>
+            </w:r>
+            <w:proofErr w:type="spellStart"/>
+            <w:r>
+              <w:t>và</w:t>
+            </w:r>
+            <w:proofErr w:type="spellEnd"/>
+            <w:r>
+              <w:t xml:space="preserve"> </w:t>
+            </w:r>
+            <w:r>
+              <w:rPr>
+                <w:rStyle w:val="HTMLCode"/>
+              </w:rPr>
+              <w:t>max-width: 100%</w:t>
+            </w:r>
+            <w:r>
+              <w:t xml:space="preserve"> </w:t>
+            </w:r>
+            <w:proofErr w:type="spellStart"/>
+            <w:r>
+              <w:t>cho</w:t>
+            </w:r>
+            <w:proofErr w:type="spellEnd"/>
+            <w:r>
+              <w:t xml:space="preserve"> </w:t>
+            </w:r>
+            <w:proofErr w:type="spellStart"/>
+            <w:r>
+              <w:t>thẻ</w:t>
+            </w:r>
+            <w:proofErr w:type="spellEnd"/>
+            <w:r>
+              <w:t xml:space="preserve"> </w:t>
+            </w:r>
+            <w:r>
+              <w:rPr>
+                <w:rStyle w:val="HTMLCode"/>
+              </w:rPr>
+              <w:t>&lt;</w:t>
+            </w:r>
+            <w:proofErr w:type="spellStart"/>
+            <w:r>
+              <w:rPr>
+                <w:rStyle w:val="HTMLCode"/>
+              </w:rPr>
+              <w:t>img</w:t>
+            </w:r>
+            <w:proofErr w:type="spellEnd"/>
+            <w:r>
+              <w:rPr>
+                <w:rStyle w:val="HTMLCode"/>
+              </w:rPr>
+              <w:t>&gt;</w:t>
+            </w:r>
+            <w:r>
+              <w:t xml:space="preserve"> </w:t>
+            </w:r>
+            <w:proofErr w:type="spellStart"/>
+            <w:r>
+              <w:t>trong</w:t>
+            </w:r>
+            <w:proofErr w:type="spellEnd"/>
+            <w:r>
+              <w:t xml:space="preserve"> </w:t>
+            </w:r>
+            <w:proofErr w:type="spellStart"/>
+            <w:r>
+              <w:t>Banner.jsx</w:t>
+            </w:r>
+            <w:proofErr w:type="spellEnd"/>
           </w:p>
         </w:tc>
         <w:tc>
@@ -9174,12 +12213,38 @@
             </w:tcMar>
           </w:tcPr>
           <w:p>
-            <w:r>
-              <w:rPr>
-                <w:sz w:val="24"/>
-                <w:szCs w:val="24"/>
-              </w:rPr>
-              <w:t>[...]</w:t>
+            <w:proofErr w:type="spellStart"/>
+            <w:r>
+              <w:t>Bổ</w:t>
+            </w:r>
+            <w:proofErr w:type="spellEnd"/>
+            <w:r>
+              <w:t xml:space="preserve"> sung CSS </w:t>
+            </w:r>
+            <w:r>
+              <w:rPr>
+                <w:rStyle w:val="HTMLCode"/>
+              </w:rPr>
+              <w:t>object-fit: cover; width: 100%; height: 100%;</w:t>
+            </w:r>
+            <w:r>
+              <w:t xml:space="preserve"> </w:t>
+            </w:r>
+            <w:proofErr w:type="spellStart"/>
+            <w:r>
+              <w:t>cho</w:t>
+            </w:r>
+            <w:proofErr w:type="spellEnd"/>
+            <w:r>
+              <w:t xml:space="preserve"> </w:t>
+            </w:r>
+            <w:proofErr w:type="spellStart"/>
+            <w:r>
+              <w:t>ảnh</w:t>
+            </w:r>
+            <w:proofErr w:type="spellEnd"/>
+            <w:r>
+              <w:t xml:space="preserve"> banner</w:t>
             </w:r>
           </w:p>
         </w:tc>
@@ -9201,12 +12266,13 @@
             </w:tcMar>
           </w:tcPr>
           <w:p>
-            <w:r>
-              <w:rPr>
-                <w:sz w:val="24"/>
-                <w:szCs w:val="24"/>
-              </w:rPr>
-              <w:t>[...]</w:t>
+            <w:proofErr w:type="spellStart"/>
+            <w:r>
+              <w:t>Đã</w:t>
+            </w:r>
+            <w:proofErr w:type="spellEnd"/>
+            <w:r>
+              <w:t xml:space="preserve"> fix</w:t>
             </w:r>
           </w:p>
         </w:tc>
@@ -9369,7 +12435,7 @@
       </w:r>
       <w:proofErr w:type="spellStart"/>
       <w:r>
-        <w:t>hịc</w:t>
+        <w:t>học</w:t>
       </w:r>
       <w:proofErr w:type="spellEnd"/>
       <w:r>
@@ -9409,13 +12475,8 @@
         </w:numPr>
         <w:spacing w:before="40" w:after="40"/>
       </w:pPr>
-      <w:proofErr w:type="spellStart"/>
-      <w:r>
-        <w:t>Giao</w:t>
-      </w:r>
-      <w:proofErr w:type="spellEnd"/>
-      <w:r>
-        <w:t xml:space="preserve"> </w:t>
+      <w:r>
+        <w:t xml:space="preserve">Giao </w:t>
       </w:r>
       <w:proofErr w:type="spellStart"/>
       <w:r>
@@ -9487,7 +12548,15 @@
       </w:r>
       <w:proofErr w:type="spellEnd"/>
       <w:r>
-        <w:t xml:space="preserve"> CTA. </w:t>
+        <w:t xml:space="preserve"> </w:t>
+      </w:r>
+      <w:proofErr w:type="spellStart"/>
+      <w:r>
+        <w:t>prev</w:t>
+      </w:r>
+      <w:proofErr w:type="spellEnd"/>
+      <w:r>
+        <w:t xml:space="preserve">/next. </w:t>
       </w:r>
       <w:proofErr w:type="spellStart"/>
       <w:r>
@@ -9563,14 +12632,8 @@
         </w:numPr>
         <w:spacing w:before="40" w:after="40"/>
       </w:pPr>
-      <w:proofErr w:type="spellStart"/>
-      <w:r>
-        <w:lastRenderedPageBreak/>
-        <w:t>Khi</w:t>
-      </w:r>
-      <w:proofErr w:type="spellEnd"/>
-      <w:r>
-        <w:t xml:space="preserve"> </w:t>
+      <w:r>
+        <w:t xml:space="preserve">Khi </w:t>
       </w:r>
       <w:proofErr w:type="spellStart"/>
       <w:r>
@@ -9598,7 +12661,79 @@
       </w:r>
       <w:proofErr w:type="spellStart"/>
       <w:r>
-        <w:t>nhớ</w:t>
+        <w:t>nhỏ</w:t>
+      </w:r>
+      <w:proofErr w:type="spellEnd"/>
+      <w:r>
+        <w:t xml:space="preserve"> </w:t>
+      </w:r>
+      <w:proofErr w:type="spellStart"/>
+      <w:r>
+        <w:t>hơn</w:t>
+      </w:r>
+      <w:proofErr w:type="spellEnd"/>
+      <w:r>
+        <w:t xml:space="preserve">? </w:t>
+      </w:r>
+      <w:proofErr w:type="spellStart"/>
+      <w:r>
+        <w:t>EventSection</w:t>
+      </w:r>
+      <w:proofErr w:type="spellEnd"/>
+      <w:r>
+        <w:t xml:space="preserve"> </w:t>
+      </w:r>
+      <w:proofErr w:type="spellStart"/>
+      <w:r>
+        <w:t>hiện</w:t>
+      </w:r>
+      <w:proofErr w:type="spellEnd"/>
+      <w:r>
+        <w:t xml:space="preserve"> </w:t>
+      </w:r>
+      <w:proofErr w:type="spellStart"/>
+      <w:r>
+        <w:t>có</w:t>
+      </w:r>
+      <w:proofErr w:type="spellEnd"/>
+      <w:r>
+        <w:t xml:space="preserve"> </w:t>
+      </w:r>
+      <w:proofErr w:type="spellStart"/>
+      <w:r>
+        <w:t>khoảng</w:t>
+      </w:r>
+      <w:proofErr w:type="spellEnd"/>
+      <w:r>
+        <w:t xml:space="preserve"> 30 </w:t>
+      </w:r>
+      <w:proofErr w:type="spellStart"/>
+      <w:r>
+        <w:t>dòng</w:t>
+      </w:r>
+      <w:proofErr w:type="spellEnd"/>
+      <w:r>
+        <w:t xml:space="preserve"> JSX, </w:t>
+      </w:r>
+      <w:proofErr w:type="spellStart"/>
+      <w:r>
+        <w:t>có</w:t>
+      </w:r>
+      <w:proofErr w:type="spellEnd"/>
+      <w:r>
+        <w:t xml:space="preserve"> </w:t>
+      </w:r>
+      <w:proofErr w:type="spellStart"/>
+      <w:r>
+        <w:t>cần</w:t>
+      </w:r>
+      <w:proofErr w:type="spellEnd"/>
+      <w:r>
+        <w:t xml:space="preserve"> </w:t>
+      </w:r>
+      <w:proofErr w:type="spellStart"/>
+      <w:r>
+        <w:t>tách</w:t>
       </w:r>
       <w:proofErr w:type="spellEnd"/>
       <w:r>
@@ -9610,83 +12745,11 @@
       </w:r>
       <w:proofErr w:type="spellEnd"/>
       <w:r>
-        <w:t xml:space="preserve">? </w:t>
-      </w:r>
-      <w:proofErr w:type="spellStart"/>
-      <w:r>
-        <w:t>MovieCard</w:t>
-      </w:r>
-      <w:proofErr w:type="spellEnd"/>
-      <w:r>
-        <w:t xml:space="preserve"> </w:t>
-      </w:r>
-      <w:proofErr w:type="spellStart"/>
-      <w:r>
-        <w:t>hiện</w:t>
-      </w:r>
-      <w:proofErr w:type="spellEnd"/>
-      <w:r>
-        <w:t xml:space="preserve"> </w:t>
-      </w:r>
-      <w:proofErr w:type="spellStart"/>
-      <w:r>
-        <w:t>có</w:t>
-      </w:r>
-      <w:proofErr w:type="spellEnd"/>
-      <w:r>
-        <w:t xml:space="preserve"> </w:t>
-      </w:r>
-      <w:proofErr w:type="spellStart"/>
-      <w:r>
-        <w:t>khoảng</w:t>
-      </w:r>
-      <w:proofErr w:type="spellEnd"/>
-      <w:r>
-        <w:t xml:space="preserve"> 30 </w:t>
-      </w:r>
-      <w:proofErr w:type="spellStart"/>
-      <w:r>
-        <w:t>dòng</w:t>
-      </w:r>
-      <w:proofErr w:type="spellEnd"/>
-      <w:r>
-        <w:t xml:space="preserve"> JSX, </w:t>
-      </w:r>
-      <w:proofErr w:type="spellStart"/>
-      <w:r>
-        <w:t>có</w:t>
-      </w:r>
-      <w:proofErr w:type="spellEnd"/>
-      <w:r>
-        <w:t xml:space="preserve"> </w:t>
-      </w:r>
-      <w:proofErr w:type="spellStart"/>
-      <w:r>
-        <w:t>cần</w:t>
-      </w:r>
-      <w:proofErr w:type="spellEnd"/>
-      <w:r>
-        <w:t xml:space="preserve"> </w:t>
-      </w:r>
-      <w:proofErr w:type="spellStart"/>
-      <w:r>
-        <w:t>tách</w:t>
-      </w:r>
-      <w:proofErr w:type="spellEnd"/>
-      <w:r>
-        <w:t xml:space="preserve"> </w:t>
-      </w:r>
-      <w:proofErr w:type="spellStart"/>
-      <w:r>
-        <w:t>thêm</w:t>
-      </w:r>
-      <w:proofErr w:type="spellEnd"/>
-      <w:r>
-        <w:t xml:space="preserve"> </w:t>
-      </w:r>
-      <w:proofErr w:type="spellStart"/>
-      <w:r>
-        <w:t>MovieCardImage</w:t>
+        <w:t xml:space="preserve"> </w:t>
+      </w:r>
+      <w:proofErr w:type="spellStart"/>
+      <w:r>
+        <w:t>EventCard</w:t>
       </w:r>
       <w:proofErr w:type="spellEnd"/>
       <w:r>
@@ -9694,7 +12757,7 @@
       </w:r>
       <w:proofErr w:type="spellStart"/>
       <w:r>
-        <w:t>MovieCardInfo</w:t>
+        <w:t>EventCardInfo</w:t>
       </w:r>
       <w:proofErr w:type="spellEnd"/>
       <w:r>
@@ -9712,9 +12775,419 @@
     <w:p>
       <w:pPr>
         <w:pStyle w:val="ListParagraph"/>
+        <w:numPr>
+          <w:ilvl w:val="0"/>
+          <w:numId w:val="3"/>
+        </w:numPr>
         <w:spacing w:before="40" w:after="40"/>
-        <w:ind w:left="720"/>
       </w:pPr>
+      <w:proofErr w:type="spellStart"/>
+      <w:r>
+        <w:t>Dữ</w:t>
+      </w:r>
+      <w:proofErr w:type="spellEnd"/>
+      <w:r>
+        <w:t xml:space="preserve"> </w:t>
+      </w:r>
+      <w:proofErr w:type="spellStart"/>
+      <w:r>
+        <w:t>liệu</w:t>
+      </w:r>
+      <w:proofErr w:type="spellEnd"/>
+      <w:r>
+        <w:t xml:space="preserve"> </w:t>
+      </w:r>
+      <w:proofErr w:type="spellStart"/>
+      <w:r>
+        <w:rPr>
+          <w:rStyle w:val="HTMLCode"/>
+        </w:rPr>
+        <w:t>demoEvents</w:t>
+      </w:r>
+      <w:proofErr w:type="spellEnd"/>
+      <w:r>
+        <w:t xml:space="preserve"> </w:t>
+      </w:r>
+      <w:proofErr w:type="spellStart"/>
+      <w:r>
+        <w:t>đang</w:t>
+      </w:r>
+      <w:proofErr w:type="spellEnd"/>
+      <w:r>
+        <w:t xml:space="preserve"> hardcode </w:t>
+      </w:r>
+      <w:proofErr w:type="spellStart"/>
+      <w:r>
+        <w:t>trực</w:t>
+      </w:r>
+      <w:proofErr w:type="spellEnd"/>
+      <w:r>
+        <w:t xml:space="preserve"> </w:t>
+      </w:r>
+      <w:proofErr w:type="spellStart"/>
+      <w:r>
+        <w:t>tiếp</w:t>
+      </w:r>
+      <w:proofErr w:type="spellEnd"/>
+      <w:r>
+        <w:t xml:space="preserve"> </w:t>
+      </w:r>
+      <w:proofErr w:type="spellStart"/>
+      <w:r>
+        <w:t>trong</w:t>
+      </w:r>
+      <w:proofErr w:type="spellEnd"/>
+      <w:r>
+        <w:t xml:space="preserve"> component, </w:t>
+      </w:r>
+      <w:proofErr w:type="spellStart"/>
+      <w:r>
+        <w:t>chưa</w:t>
+      </w:r>
+      <w:proofErr w:type="spellEnd"/>
+      <w:r>
+        <w:t xml:space="preserve"> </w:t>
+      </w:r>
+      <w:proofErr w:type="spellStart"/>
+      <w:r>
+        <w:t>tách</w:t>
+      </w:r>
+      <w:proofErr w:type="spellEnd"/>
+      <w:r>
+        <w:t xml:space="preserve"> </w:t>
+      </w:r>
+      <w:proofErr w:type="spellStart"/>
+      <w:r>
+        <w:t>riêng</w:t>
+      </w:r>
+      <w:proofErr w:type="spellEnd"/>
+      <w:r>
+        <w:t xml:space="preserve"> </w:t>
+      </w:r>
+      <w:proofErr w:type="spellStart"/>
+      <w:r>
+        <w:t>thành</w:t>
+      </w:r>
+      <w:proofErr w:type="spellEnd"/>
+      <w:r>
+        <w:t xml:space="preserve"> file </w:t>
+      </w:r>
+      <w:r>
+        <w:rPr>
+          <w:rStyle w:val="HTMLCode"/>
+        </w:rPr>
+        <w:t>data.js</w:t>
+      </w:r>
+      <w:r>
+        <w:t xml:space="preserve"> — </w:t>
+      </w:r>
+      <w:proofErr w:type="spellStart"/>
+      <w:r>
+        <w:t>khiến</w:t>
+      </w:r>
+      <w:proofErr w:type="spellEnd"/>
+      <w:r>
+        <w:t xml:space="preserve"> code </w:t>
+      </w:r>
+      <w:proofErr w:type="spellStart"/>
+      <w:r>
+        <w:t>khó</w:t>
+      </w:r>
+      <w:proofErr w:type="spellEnd"/>
+      <w:r>
+        <w:t xml:space="preserve"> </w:t>
+      </w:r>
+      <w:proofErr w:type="spellStart"/>
+      <w:r>
+        <w:t>bảo</w:t>
+      </w:r>
+      <w:proofErr w:type="spellEnd"/>
+      <w:r>
+        <w:t xml:space="preserve"> </w:t>
+      </w:r>
+      <w:proofErr w:type="spellStart"/>
+      <w:r>
+        <w:t>trì</w:t>
+      </w:r>
+      <w:proofErr w:type="spellEnd"/>
+      <w:r>
+        <w:t xml:space="preserve"> </w:t>
+      </w:r>
+      <w:proofErr w:type="spellStart"/>
+      <w:r>
+        <w:t>khi</w:t>
+      </w:r>
+      <w:proofErr w:type="spellEnd"/>
+      <w:r>
+        <w:t xml:space="preserve"> </w:t>
+      </w:r>
+      <w:proofErr w:type="spellStart"/>
+      <w:r>
+        <w:t>số</w:t>
+      </w:r>
+      <w:proofErr w:type="spellEnd"/>
+      <w:r>
+        <w:t xml:space="preserve"> </w:t>
+      </w:r>
+      <w:proofErr w:type="spellStart"/>
+      <w:r>
+        <w:t>lượng</w:t>
+      </w:r>
+      <w:proofErr w:type="spellEnd"/>
+      <w:r>
+        <w:t xml:space="preserve"> </w:t>
+      </w:r>
+      <w:proofErr w:type="spellStart"/>
+      <w:r>
+        <w:t>sự</w:t>
+      </w:r>
+      <w:proofErr w:type="spellEnd"/>
+      <w:r>
+        <w:t xml:space="preserve"> </w:t>
+      </w:r>
+      <w:proofErr w:type="spellStart"/>
+      <w:r>
+        <w:t>kiện</w:t>
+      </w:r>
+      <w:proofErr w:type="spellEnd"/>
+      <w:r>
+        <w:t xml:space="preserve"> </w:t>
+      </w:r>
+      <w:proofErr w:type="spellStart"/>
+      <w:r>
+        <w:t>tăng</w:t>
+      </w:r>
+      <w:proofErr w:type="spellEnd"/>
+      <w:r>
+        <w:t xml:space="preserve"> </w:t>
+      </w:r>
+      <w:proofErr w:type="spellStart"/>
+      <w:r>
+        <w:t>lên</w:t>
+      </w:r>
+      <w:proofErr w:type="spellEnd"/>
+      <w:r>
+        <w:t>.</w:t>
+      </w:r>
+    </w:p>
+    <w:p>
+      <w:pPr>
+        <w:pStyle w:val="ListParagraph"/>
+        <w:numPr>
+          <w:ilvl w:val="0"/>
+          <w:numId w:val="3"/>
+        </w:numPr>
+        <w:spacing w:before="40" w:after="40"/>
+      </w:pPr>
+      <w:proofErr w:type="spellStart"/>
+      <w:r>
+        <w:lastRenderedPageBreak/>
+        <w:t>Chưa</w:t>
+      </w:r>
+      <w:proofErr w:type="spellEnd"/>
+      <w:r>
+        <w:t xml:space="preserve"> </w:t>
+      </w:r>
+      <w:proofErr w:type="spellStart"/>
+      <w:r>
+        <w:t>viết</w:t>
+      </w:r>
+      <w:proofErr w:type="spellEnd"/>
+      <w:r>
+        <w:t xml:space="preserve"> </w:t>
+      </w:r>
+      <w:proofErr w:type="spellStart"/>
+      <w:r>
+        <w:t>PropTypes</w:t>
+      </w:r>
+      <w:proofErr w:type="spellEnd"/>
+      <w:r>
+        <w:t xml:space="preserve"> </w:t>
+      </w:r>
+      <w:proofErr w:type="spellStart"/>
+      <w:r>
+        <w:t>hoặc</w:t>
+      </w:r>
+      <w:proofErr w:type="spellEnd"/>
+      <w:r>
+        <w:t xml:space="preserve"> </w:t>
+      </w:r>
+      <w:proofErr w:type="spellStart"/>
+      <w:r>
+        <w:t>kiểm</w:t>
+      </w:r>
+      <w:proofErr w:type="spellEnd"/>
+      <w:r>
+        <w:t xml:space="preserve"> </w:t>
+      </w:r>
+      <w:proofErr w:type="spellStart"/>
+      <w:r>
+        <w:t>tra</w:t>
+      </w:r>
+      <w:proofErr w:type="spellEnd"/>
+      <w:r>
+        <w:t xml:space="preserve"> </w:t>
+      </w:r>
+      <w:proofErr w:type="spellStart"/>
+      <w:r>
+        <w:t>kiểu</w:t>
+      </w:r>
+      <w:proofErr w:type="spellEnd"/>
+      <w:r>
+        <w:t xml:space="preserve"> </w:t>
+      </w:r>
+      <w:proofErr w:type="spellStart"/>
+      <w:r>
+        <w:t>dữ</w:t>
+      </w:r>
+      <w:proofErr w:type="spellEnd"/>
+      <w:r>
+        <w:t xml:space="preserve"> </w:t>
+      </w:r>
+      <w:proofErr w:type="spellStart"/>
+      <w:r>
+        <w:t>liệu</w:t>
+      </w:r>
+      <w:proofErr w:type="spellEnd"/>
+      <w:r>
+        <w:t xml:space="preserve"> </w:t>
+      </w:r>
+      <w:proofErr w:type="spellStart"/>
+      <w:r>
+        <w:t>cho</w:t>
+      </w:r>
+      <w:proofErr w:type="spellEnd"/>
+      <w:r>
+        <w:t xml:space="preserve"> props </w:t>
+      </w:r>
+      <w:proofErr w:type="spellStart"/>
+      <w:r>
+        <w:t>truyền</w:t>
+      </w:r>
+      <w:proofErr w:type="spellEnd"/>
+      <w:r>
+        <w:t xml:space="preserve"> </w:t>
+      </w:r>
+      <w:proofErr w:type="spellStart"/>
+      <w:r>
+        <w:t>vào</w:t>
+      </w:r>
+      <w:proofErr w:type="spellEnd"/>
+      <w:r>
+        <w:t xml:space="preserve"> Banner, </w:t>
+      </w:r>
+      <w:proofErr w:type="spellStart"/>
+      <w:r>
+        <w:t>EventSection</w:t>
+      </w:r>
+      <w:proofErr w:type="spellEnd"/>
+      <w:r>
+        <w:t xml:space="preserve"> — </w:t>
+      </w:r>
+      <w:proofErr w:type="spellStart"/>
+      <w:r>
+        <w:t>dễ</w:t>
+      </w:r>
+      <w:proofErr w:type="spellEnd"/>
+      <w:r>
+        <w:t xml:space="preserve"> </w:t>
+      </w:r>
+      <w:proofErr w:type="spellStart"/>
+      <w:r>
+        <w:t>gây</w:t>
+      </w:r>
+      <w:proofErr w:type="spellEnd"/>
+      <w:r>
+        <w:t xml:space="preserve"> </w:t>
+      </w:r>
+      <w:proofErr w:type="spellStart"/>
+      <w:r>
+        <w:t>lỗi</w:t>
+      </w:r>
+      <w:proofErr w:type="spellEnd"/>
+      <w:r>
+        <w:t xml:space="preserve"> runtime </w:t>
+      </w:r>
+      <w:proofErr w:type="spellStart"/>
+      <w:r>
+        <w:t>khó</w:t>
+      </w:r>
+      <w:proofErr w:type="spellEnd"/>
+      <w:r>
+        <w:t xml:space="preserve"> debug </w:t>
+      </w:r>
+      <w:proofErr w:type="spellStart"/>
+      <w:r>
+        <w:t>khi</w:t>
+      </w:r>
+      <w:proofErr w:type="spellEnd"/>
+      <w:r>
+        <w:t xml:space="preserve"> </w:t>
+      </w:r>
+      <w:proofErr w:type="spellStart"/>
+      <w:r>
+        <w:t>dữ</w:t>
+      </w:r>
+      <w:proofErr w:type="spellEnd"/>
+      <w:r>
+        <w:t xml:space="preserve"> </w:t>
+      </w:r>
+      <w:proofErr w:type="spellStart"/>
+      <w:r>
+        <w:t>liệu</w:t>
+      </w:r>
+      <w:proofErr w:type="spellEnd"/>
+      <w:r>
+        <w:t xml:space="preserve"> </w:t>
+      </w:r>
+      <w:proofErr w:type="spellStart"/>
+      <w:r>
+        <w:t>thực</w:t>
+      </w:r>
+      <w:proofErr w:type="spellEnd"/>
+      <w:r>
+        <w:t xml:space="preserve"> </w:t>
+      </w:r>
+      <w:proofErr w:type="spellStart"/>
+      <w:r>
+        <w:t>tế</w:t>
+      </w:r>
+      <w:proofErr w:type="spellEnd"/>
+      <w:r>
+        <w:t xml:space="preserve"> (API) </w:t>
+      </w:r>
+      <w:proofErr w:type="spellStart"/>
+      <w:r>
+        <w:t>có</w:t>
+      </w:r>
+      <w:proofErr w:type="spellEnd"/>
+      <w:r>
+        <w:t xml:space="preserve"> </w:t>
+      </w:r>
+      <w:proofErr w:type="spellStart"/>
+      <w:r>
+        <w:t>cấu</w:t>
+      </w:r>
+      <w:proofErr w:type="spellEnd"/>
+      <w:r>
+        <w:t xml:space="preserve"> </w:t>
+      </w:r>
+      <w:proofErr w:type="spellStart"/>
+      <w:r>
+        <w:t>trúc</w:t>
+      </w:r>
+      <w:proofErr w:type="spellEnd"/>
+      <w:r>
+        <w:t xml:space="preserve"> </w:t>
+      </w:r>
+      <w:proofErr w:type="spellStart"/>
+      <w:r>
+        <w:t>khác</w:t>
+      </w:r>
+      <w:proofErr w:type="spellEnd"/>
+      <w:r>
+        <w:t xml:space="preserve"> hardcode.</w:t>
+      </w:r>
     </w:p>
     <w:sectPr>
       <w:headerReference w:type="default" r:id="rId9"/>
@@ -9729,7 +13202,7 @@
 </file>
 
 <file path=word/endnotes.xml><?xml version="1.0" encoding="utf-8"?>
-<w:endnotes xmlns:wpc="http://schemas.microsoft.com/office/word/2010/wordprocessingCanvas" xmlns:mc="http://schemas.openxmlformats.org/markup-compatibility/2006" xmlns:o="urn:schemas-microsoft-com:office:office" xmlns:r="http://schemas.openxmlformats.org/officeDocument/2006/relationships" xmlns:m="http://schemas.openxmlformats.org/officeDocument/2006/math" xmlns:v="urn:schemas-microsoft-com:vml" xmlns:wp14="http://schemas.microsoft.com/office/word/2010/wordprocessingDrawing" xmlns:wp="http://schemas.openxmlformats.org/drawingml/2006/wordprocessingDrawing" xmlns:w10="urn:schemas-microsoft-com:office:word" xmlns:w="http://schemas.openxmlformats.org/wordprocessingml/2006/main" xmlns:w14="http://schemas.microsoft.com/office/word/2010/wordml" xmlns:w15="http://schemas.microsoft.com/office/word/2012/wordml" xmlns:wpg="http://schemas.microsoft.com/office/word/2010/wordprocessingGroup" xmlns:wpi="http://schemas.microsoft.com/office/word/2010/wordprocessingInk" xmlns:wne="http://schemas.microsoft.com/office/word/2006/wordml" xmlns:wps="http://schemas.microsoft.com/office/word/2010/wordprocessingShape" mc:Ignorable="w14 w15 wp14">
+<w:endnotes xmlns:wpc="http://schemas.microsoft.com/office/word/2010/wordprocessingCanvas" xmlns:cx="http://schemas.microsoft.com/office/drawing/2014/chartex" xmlns:cx1="http://schemas.microsoft.com/office/drawing/2015/9/8/chartex" xmlns:cx2="http://schemas.microsoft.com/office/drawing/2015/10/21/chartex" xmlns:cx3="http://schemas.microsoft.com/office/drawing/2016/5/9/chartex" xmlns:cx4="http://schemas.microsoft.com/office/drawing/2016/5/10/chartex" xmlns:cx5="http://schemas.microsoft.com/office/drawing/2016/5/11/chartex" xmlns:cx6="http://schemas.microsoft.com/office/drawing/2016/5/12/chartex" xmlns:cx7="http://schemas.microsoft.com/office/drawing/2016/5/13/chartex" xmlns:cx8="http://schemas.microsoft.com/office/drawing/2016/5/14/chartex" xmlns:mc="http://schemas.openxmlformats.org/markup-compatibility/2006" xmlns:aink="http://schemas.microsoft.com/office/drawing/2016/ink" xmlns:am3d="http://schemas.microsoft.com/office/drawing/2017/model3d" xmlns:o="urn:schemas-microsoft-com:office:office" xmlns:r="http://schemas.openxmlformats.org/officeDocument/2006/relationships" xmlns:m="http://schemas.openxmlformats.org/officeDocument/2006/math" xmlns:v="urn:schemas-microsoft-com:vml" xmlns:wp14="http://schemas.microsoft.com/office/word/2010/wordprocessingDrawing" xmlns:wp="http://schemas.openxmlformats.org/drawingml/2006/wordprocessingDrawing" xmlns:w10="urn:schemas-microsoft-com:office:word" xmlns:w="http://schemas.openxmlformats.org/wordprocessingml/2006/main" xmlns:w14="http://schemas.microsoft.com/office/word/2010/wordml" xmlns:w15="http://schemas.microsoft.com/office/word/2012/wordml" xmlns:w16cex="http://schemas.microsoft.com/office/word/2018/wordml/cex" xmlns:w16cid="http://schemas.microsoft.com/office/word/2016/wordml/cid" xmlns:w16="http://schemas.microsoft.com/office/word/2018/wordml" xmlns:w16sdtdh="http://schemas.microsoft.com/office/word/2020/wordml/sdtdatahash" xmlns:w16se="http://schemas.microsoft.com/office/word/2015/wordml/symex" xmlns:wpg="http://schemas.microsoft.com/office/word/2010/wordprocessingGroup" xmlns:wpi="http://schemas.microsoft.com/office/word/2010/wordprocessingInk" xmlns:wne="http://schemas.microsoft.com/office/word/2006/wordml" xmlns:wps="http://schemas.microsoft.com/office/word/2010/wordprocessingShape" mc:Ignorable="w14 w15 w16se w16cid w16 w16cex w16sdtdh wp14">
   <w:endnote w:type="separator" w:id="-1">
     <w:p>
       <w:r>
@@ -9748,7 +13221,7 @@
 </file>
 
 <file path=word/footer1.xml><?xml version="1.0" encoding="utf-8"?>
-<w:ftr xmlns:wpc="http://schemas.microsoft.com/office/word/2010/wordprocessingCanvas" xmlns:mc="http://schemas.openxmlformats.org/markup-compatibility/2006" xmlns:o="urn:schemas-microsoft-com:office:office" xmlns:r="http://schemas.openxmlformats.org/officeDocument/2006/relationships" xmlns:m="http://schemas.openxmlformats.org/officeDocument/2006/math" xmlns:v="urn:schemas-microsoft-com:vml" xmlns:wp14="http://schemas.microsoft.com/office/word/2010/wordprocessingDrawing" xmlns:wp="http://schemas.openxmlformats.org/drawingml/2006/wordprocessingDrawing" xmlns:w10="urn:schemas-microsoft-com:office:word" xmlns:w="http://schemas.openxmlformats.org/wordprocessingml/2006/main" xmlns:w14="http://schemas.microsoft.com/office/word/2010/wordml" xmlns:w15="http://schemas.microsoft.com/office/word/2012/wordml" xmlns:wpg="http://schemas.microsoft.com/office/word/2010/wordprocessingGroup" xmlns:wpi="http://schemas.microsoft.com/office/word/2010/wordprocessingInk" xmlns:wne="http://schemas.microsoft.com/office/word/2006/wordml" xmlns:wps="http://schemas.microsoft.com/office/word/2010/wordprocessingShape" mc:Ignorable="w14 w15 wp14">
+<w:ftr xmlns:wpc="http://schemas.microsoft.com/office/word/2010/wordprocessingCanvas" xmlns:cx="http://schemas.microsoft.com/office/drawing/2014/chartex" xmlns:cx1="http://schemas.microsoft.com/office/drawing/2015/9/8/chartex" xmlns:cx2="http://schemas.microsoft.com/office/drawing/2015/10/21/chartex" xmlns:cx3="http://schemas.microsoft.com/office/drawing/2016/5/9/chartex" xmlns:cx4="http://schemas.microsoft.com/office/drawing/2016/5/10/chartex" xmlns:cx5="http://schemas.microsoft.com/office/drawing/2016/5/11/chartex" xmlns:cx6="http://schemas.microsoft.com/office/drawing/2016/5/12/chartex" xmlns:cx7="http://schemas.microsoft.com/office/drawing/2016/5/13/chartex" xmlns:cx8="http://schemas.microsoft.com/office/drawing/2016/5/14/chartex" xmlns:mc="http://schemas.openxmlformats.org/markup-compatibility/2006" xmlns:aink="http://schemas.microsoft.com/office/drawing/2016/ink" xmlns:am3d="http://schemas.microsoft.com/office/drawing/2017/model3d" xmlns:o="urn:schemas-microsoft-com:office:office" xmlns:r="http://schemas.openxmlformats.org/officeDocument/2006/relationships" xmlns:m="http://schemas.openxmlformats.org/officeDocument/2006/math" xmlns:v="urn:schemas-microsoft-com:vml" xmlns:wp14="http://schemas.microsoft.com/office/word/2010/wordprocessingDrawing" xmlns:wp="http://schemas.openxmlformats.org/drawingml/2006/wordprocessingDrawing" xmlns:w10="urn:schemas-microsoft-com:office:word" xmlns:w="http://schemas.openxmlformats.org/wordprocessingml/2006/main" xmlns:w14="http://schemas.microsoft.com/office/word/2010/wordml" xmlns:w15="http://schemas.microsoft.com/office/word/2012/wordml" xmlns:w16cex="http://schemas.microsoft.com/office/word/2018/wordml/cex" xmlns:w16cid="http://schemas.microsoft.com/office/word/2016/wordml/cid" xmlns:w16="http://schemas.microsoft.com/office/word/2018/wordml" xmlns:w16sdtdh="http://schemas.microsoft.com/office/word/2020/wordml/sdtdatahash" xmlns:w16se="http://schemas.microsoft.com/office/word/2015/wordml/symex" xmlns:wpg="http://schemas.microsoft.com/office/word/2010/wordprocessingGroup" xmlns:wpi="http://schemas.microsoft.com/office/word/2010/wordprocessingInk" xmlns:wne="http://schemas.microsoft.com/office/word/2006/wordml" xmlns:wps="http://schemas.microsoft.com/office/word/2010/wordprocessingShape" mc:Ignorable="w14 w15 w16se w16cid w16 w16cex w16sdtdh wp14">
   <w:p>
     <w:pPr>
       <w:jc w:val="center"/>
@@ -9759,53 +13232,7 @@
         <w:sz w:val="20"/>
         <w:szCs w:val="20"/>
       </w:rPr>
-      <w:t xml:space="preserve">FPT University — FER202 </w:t>
-    </w:r>
-    <w:proofErr w:type="spellStart"/>
-    <w:proofErr w:type="gramStart"/>
-    <w:r>
-      <w:rPr>
-        <w:color w:val="7F8C8D"/>
-        <w:sz w:val="20"/>
-        <w:szCs w:val="20"/>
-      </w:rPr>
-      <w:t>ReactJS</w:t>
-    </w:r>
-    <w:proofErr w:type="spellEnd"/>
-    <w:r>
-      <w:rPr>
-        <w:color w:val="7F8C8D"/>
-        <w:sz w:val="20"/>
-        <w:szCs w:val="20"/>
-      </w:rPr>
-      <w:t xml:space="preserve">  |</w:t>
-    </w:r>
-    <w:proofErr w:type="gramEnd"/>
-    <w:r>
-      <w:rPr>
-        <w:color w:val="7F8C8D"/>
-        <w:sz w:val="20"/>
-        <w:szCs w:val="20"/>
-      </w:rPr>
-      <w:t xml:space="preserve">  </w:t>
-    </w:r>
-    <w:proofErr w:type="spellStart"/>
-    <w:r>
-      <w:rPr>
-        <w:color w:val="7F8C8D"/>
-        <w:sz w:val="20"/>
-        <w:szCs w:val="20"/>
-      </w:rPr>
-      <w:t>Trang</w:t>
-    </w:r>
-    <w:proofErr w:type="spellEnd"/>
-    <w:r>
-      <w:rPr>
-        <w:color w:val="7F8C8D"/>
-        <w:sz w:val="20"/>
-        <w:szCs w:val="20"/>
-      </w:rPr>
-      <w:t xml:space="preserve"> </w:t>
+      <w:t xml:space="preserve">FPT University — FER202 ReactJS  |  Trang </w:t>
     </w:r>
     <w:r>
       <w:rPr>
@@ -9902,7 +13329,7 @@
 </file>
 
 <file path=word/footnotes.xml><?xml version="1.0" encoding="utf-8"?>
-<w:footnotes xmlns:wpc="http://schemas.microsoft.com/office/word/2010/wordprocessingCanvas" xmlns:mc="http://schemas.openxmlformats.org/markup-compatibility/2006" xmlns:o="urn:schemas-microsoft-com:office:office" xmlns:r="http://schemas.openxmlformats.org/officeDocument/2006/relationships" xmlns:m="http://schemas.openxmlformats.org/officeDocument/2006/math" xmlns:v="urn:schemas-microsoft-com:vml" xmlns:wp14="http://schemas.microsoft.com/office/word/2010/wordprocessingDrawing" xmlns:wp="http://schemas.openxmlformats.org/drawingml/2006/wordprocessingDrawing" xmlns:w10="urn:schemas-microsoft-com:office:word" xmlns:w="http://schemas.openxmlformats.org/wordprocessingml/2006/main" xmlns:w14="http://schemas.microsoft.com/office/word/2010/wordml" xmlns:w15="http://schemas.microsoft.com/office/word/2012/wordml" xmlns:wpg="http://schemas.microsoft.com/office/word/2010/wordprocessingGroup" xmlns:wpi="http://schemas.microsoft.com/office/word/2010/wordprocessingInk" xmlns:wne="http://schemas.microsoft.com/office/word/2006/wordml" xmlns:wps="http://schemas.microsoft.com/office/word/2010/wordprocessingShape" mc:Ignorable="w14 w15 wp14">
+<w:footnotes xmlns:wpc="http://schemas.microsoft.com/office/word/2010/wordprocessingCanvas" xmlns:cx="http://schemas.microsoft.com/office/drawing/2014/chartex" xmlns:cx1="http://schemas.microsoft.com/office/drawing/2015/9/8/chartex" xmlns:cx2="http://schemas.microsoft.com/office/drawing/2015/10/21/chartex" xmlns:cx3="http://schemas.microsoft.com/office/drawing/2016/5/9/chartex" xmlns:cx4="http://schemas.microsoft.com/office/drawing/2016/5/10/chartex" xmlns:cx5="http://schemas.microsoft.com/office/drawing/2016/5/11/chartex" xmlns:cx6="http://schemas.microsoft.com/office/drawing/2016/5/12/chartex" xmlns:cx7="http://schemas.microsoft.com/office/drawing/2016/5/13/chartex" xmlns:cx8="http://schemas.microsoft.com/office/drawing/2016/5/14/chartex" xmlns:mc="http://schemas.openxmlformats.org/markup-compatibility/2006" xmlns:aink="http://schemas.microsoft.com/office/drawing/2016/ink" xmlns:am3d="http://schemas.microsoft.com/office/drawing/2017/model3d" xmlns:o="urn:schemas-microsoft-com:office:office" xmlns:r="http://schemas.openxmlformats.org/officeDocument/2006/relationships" xmlns:m="http://schemas.openxmlformats.org/officeDocument/2006/math" xmlns:v="urn:schemas-microsoft-com:vml" xmlns:wp14="http://schemas.microsoft.com/office/word/2010/wordprocessingDrawing" xmlns:wp="http://schemas.openxmlformats.org/drawingml/2006/wordprocessingDrawing" xmlns:w10="urn:schemas-microsoft-com:office:word" xmlns:w="http://schemas.openxmlformats.org/wordprocessingml/2006/main" xmlns:w14="http://schemas.microsoft.com/office/word/2010/wordml" xmlns:w15="http://schemas.microsoft.com/office/word/2012/wordml" xmlns:w16cex="http://schemas.microsoft.com/office/word/2018/wordml/cex" xmlns:w16cid="http://schemas.microsoft.com/office/word/2016/wordml/cid" xmlns:w16="http://schemas.microsoft.com/office/word/2018/wordml" xmlns:w16sdtdh="http://schemas.microsoft.com/office/word/2020/wordml/sdtdatahash" xmlns:w16se="http://schemas.microsoft.com/office/word/2015/wordml/symex" xmlns:wpg="http://schemas.microsoft.com/office/word/2010/wordprocessingGroup" xmlns:wpi="http://schemas.microsoft.com/office/word/2010/wordprocessingInk" xmlns:wne="http://schemas.microsoft.com/office/word/2006/wordml" xmlns:wps="http://schemas.microsoft.com/office/word/2010/wordprocessingShape" mc:Ignorable="w14 w15 w16se w16cid w16 w16cex w16sdtdh wp14">
   <w:footnote w:type="separator" w:id="-1">
     <w:p>
       <w:r>
@@ -9921,12 +13348,19 @@
 </file>
 
 <file path=word/header1.xml><?xml version="1.0" encoding="utf-8"?>
-<w:hdr xmlns:wpc="http://schemas.microsoft.com/office/word/2010/wordprocessingCanvas" xmlns:mc="http://schemas.openxmlformats.org/markup-compatibility/2006" xmlns:o="urn:schemas-microsoft-com:office:office" xmlns:r="http://schemas.openxmlformats.org/officeDocument/2006/relationships" xmlns:m="http://schemas.openxmlformats.org/officeDocument/2006/math" xmlns:v="urn:schemas-microsoft-com:vml" xmlns:wp14="http://schemas.microsoft.com/office/word/2010/wordprocessingDrawing" xmlns:wp="http://schemas.openxmlformats.org/drawingml/2006/wordprocessingDrawing" xmlns:w10="urn:schemas-microsoft-com:office:word" xmlns:w="http://schemas.openxmlformats.org/wordprocessingml/2006/main" xmlns:w14="http://schemas.microsoft.com/office/word/2010/wordml" xmlns:w15="http://schemas.microsoft.com/office/word/2012/wordml" xmlns:wpg="http://schemas.microsoft.com/office/word/2010/wordprocessingGroup" xmlns:wpi="http://schemas.microsoft.com/office/word/2010/wordprocessingInk" xmlns:wne="http://schemas.microsoft.com/office/word/2006/wordml" xmlns:wps="http://schemas.microsoft.com/office/word/2010/wordprocessingShape" mc:Ignorable="w14 w15 wp14">
+<w:hdr xmlns:wpc="http://schemas.microsoft.com/office/word/2010/wordprocessingCanvas" xmlns:cx="http://schemas.microsoft.com/office/drawing/2014/chartex" xmlns:cx1="http://schemas.microsoft.com/office/drawing/2015/9/8/chartex" xmlns:cx2="http://schemas.microsoft.com/office/drawing/2015/10/21/chartex" xmlns:cx3="http://schemas.microsoft.com/office/drawing/2016/5/9/chartex" xmlns:cx4="http://schemas.microsoft.com/office/drawing/2016/5/10/chartex" xmlns:cx5="http://schemas.microsoft.com/office/drawing/2016/5/11/chartex" xmlns:cx6="http://schemas.microsoft.com/office/drawing/2016/5/12/chartex" xmlns:cx7="http://schemas.microsoft.com/office/drawing/2016/5/13/chartex" xmlns:cx8="http://schemas.microsoft.com/office/drawing/2016/5/14/chartex" xmlns:mc="http://schemas.openxmlformats.org/markup-compatibility/2006" xmlns:aink="http://schemas.microsoft.com/office/drawing/2016/ink" xmlns:am3d="http://schemas.microsoft.com/office/drawing/2017/model3d" xmlns:o="urn:schemas-microsoft-com:office:office" xmlns:r="http://schemas.openxmlformats.org/officeDocument/2006/relationships" xmlns:m="http://schemas.openxmlformats.org/officeDocument/2006/math" xmlns:v="urn:schemas-microsoft-com:vml" xmlns:wp14="http://schemas.microsoft.com/office/word/2010/wordprocessingDrawing" xmlns:wp="http://schemas.openxmlformats.org/drawingml/2006/wordprocessingDrawing" xmlns:w10="urn:schemas-microsoft-com:office:word" xmlns:w="http://schemas.openxmlformats.org/wordprocessingml/2006/main" xmlns:w14="http://schemas.microsoft.com/office/word/2010/wordml" xmlns:w15="http://schemas.microsoft.com/office/word/2012/wordml" xmlns:w16cex="http://schemas.microsoft.com/office/word/2018/wordml/cex" xmlns:w16cid="http://schemas.microsoft.com/office/word/2016/wordml/cid" xmlns:w16="http://schemas.microsoft.com/office/word/2018/wordml" xmlns:w16sdtdh="http://schemas.microsoft.com/office/word/2020/wordml/sdtdatahash" xmlns:w16se="http://schemas.microsoft.com/office/word/2015/wordml/symex" xmlns:wpg="http://schemas.microsoft.com/office/word/2010/wordprocessingGroup" xmlns:wpi="http://schemas.microsoft.com/office/word/2010/wordprocessingInk" xmlns:wne="http://schemas.microsoft.com/office/word/2006/wordml" xmlns:wps="http://schemas.microsoft.com/office/word/2010/wordprocessingShape" mc:Ignorable="w14 w15 w16se w16cid w16 w16cex w16sdtdh wp14">
   <w:p>
     <w:pPr>
       <w:pBdr>
         <w:bottom w:val="single" w:sz="4" w:space="1" w:color="2E86C1"/>
       </w:pBdr>
+      <w:rPr>
+        <w:i/>
+        <w:iCs/>
+        <w:color w:val="7F8C8D"/>
+        <w:sz w:val="20"/>
+        <w:szCs w:val="20"/>
+      </w:rPr>
     </w:pPr>
     <w:proofErr w:type="spellStart"/>
     <w:r>
@@ -9937,7 +13371,7 @@
         <w:sz w:val="20"/>
         <w:szCs w:val="20"/>
       </w:rPr>
-      <w:t>ReadMore</w:t>
+      <w:t>TicketNow</w:t>
     </w:r>
     <w:proofErr w:type="spellEnd"/>
     <w:r>
@@ -9948,7 +13382,7 @@
         <w:sz w:val="20"/>
         <w:szCs w:val="20"/>
       </w:rPr>
-      <w:t xml:space="preserve"> Bookstore — </w:t>
+      <w:t xml:space="preserve"> — </w:t>
     </w:r>
     <w:proofErr w:type="spellStart"/>
     <w:r>
@@ -10021,8 +13455,157 @@
 </file>
 
 <file path=word/numbering.xml><?xml version="1.0" encoding="utf-8"?>
-<w:numbering xmlns:wpc="http://schemas.microsoft.com/office/word/2010/wordprocessingCanvas" xmlns:mc="http://schemas.openxmlformats.org/markup-compatibility/2006" xmlns:o="urn:schemas-microsoft-com:office:office" xmlns:r="http://schemas.openxmlformats.org/officeDocument/2006/relationships" xmlns:m="http://schemas.openxmlformats.org/officeDocument/2006/math" xmlns:v="urn:schemas-microsoft-com:vml" xmlns:wp14="http://schemas.microsoft.com/office/word/2010/wordprocessingDrawing" xmlns:wp="http://schemas.openxmlformats.org/drawingml/2006/wordprocessingDrawing" xmlns:w10="urn:schemas-microsoft-com:office:word" xmlns:w="http://schemas.openxmlformats.org/wordprocessingml/2006/main" xmlns:w14="http://schemas.microsoft.com/office/word/2010/wordml" xmlns:w15="http://schemas.microsoft.com/office/word/2012/wordml" xmlns:wpg="http://schemas.microsoft.com/office/word/2010/wordprocessingGroup" xmlns:wpi="http://schemas.microsoft.com/office/word/2010/wordprocessingInk" xmlns:wne="http://schemas.microsoft.com/office/word/2006/wordml" xmlns:wps="http://schemas.microsoft.com/office/word/2010/wordprocessingShape" mc:Ignorable="w14 w15 wp14">
-  <w:abstractNum w:abstractNumId="0">
+<w:numbering xmlns:wpc="http://schemas.microsoft.com/office/word/2010/wordprocessingCanvas" xmlns:cx="http://schemas.microsoft.com/office/drawing/2014/chartex" xmlns:cx1="http://schemas.microsoft.com/office/drawing/2015/9/8/chartex" xmlns:cx2="http://schemas.microsoft.com/office/drawing/2015/10/21/chartex" xmlns:cx3="http://schemas.microsoft.com/office/drawing/2016/5/9/chartex" xmlns:cx4="http://schemas.microsoft.com/office/drawing/2016/5/10/chartex" xmlns:cx5="http://schemas.microsoft.com/office/drawing/2016/5/11/chartex" xmlns:cx6="http://schemas.microsoft.com/office/drawing/2016/5/12/chartex" xmlns:cx7="http://schemas.microsoft.com/office/drawing/2016/5/13/chartex" xmlns:cx8="http://schemas.microsoft.com/office/drawing/2016/5/14/chartex" xmlns:mc="http://schemas.openxmlformats.org/markup-compatibility/2006" xmlns:aink="http://schemas.microsoft.com/office/drawing/2016/ink" xmlns:am3d="http://schemas.microsoft.com/office/drawing/2017/model3d" xmlns:o="urn:schemas-microsoft-com:office:office" xmlns:r="http://schemas.openxmlformats.org/officeDocument/2006/relationships" xmlns:m="http://schemas.openxmlformats.org/officeDocument/2006/math" xmlns:v="urn:schemas-microsoft-com:vml" xmlns:wp14="http://schemas.microsoft.com/office/word/2010/wordprocessingDrawing" xmlns:wp="http://schemas.openxmlformats.org/drawingml/2006/wordprocessingDrawing" xmlns:w10="urn:schemas-microsoft-com:office:word" xmlns:w="http://schemas.openxmlformats.org/wordprocessingml/2006/main" xmlns:w14="http://schemas.microsoft.com/office/word/2010/wordml" xmlns:w15="http://schemas.microsoft.com/office/word/2012/wordml" xmlns:w16cex="http://schemas.microsoft.com/office/word/2018/wordml/cex" xmlns:w16cid="http://schemas.microsoft.com/office/word/2016/wordml/cid" xmlns:w16="http://schemas.microsoft.com/office/word/2018/wordml" xmlns:w16sdtdh="http://schemas.microsoft.com/office/word/2020/wordml/sdtdatahash" xmlns:w16se="http://schemas.microsoft.com/office/word/2015/wordml/symex" xmlns:wpg="http://schemas.microsoft.com/office/word/2010/wordprocessingGroup" xmlns:wpi="http://schemas.microsoft.com/office/word/2010/wordprocessingInk" xmlns:wne="http://schemas.microsoft.com/office/word/2006/wordml" xmlns:wps="http://schemas.microsoft.com/office/word/2010/wordprocessingShape" mc:Ignorable="w14 w15 w16se w16cid w16 w16cex w16sdtdh wp14">
+  <w:abstractNum w:abstractNumId="0" w15:restartNumberingAfterBreak="0">
+    <w:nsid w:val="20092048"/>
+    <w:multiLevelType w:val="multilevel"/>
+    <w:tmpl w:val="6952DCE6"/>
+    <w:lvl w:ilvl="0">
+      <w:start w:val="1"/>
+      <w:numFmt w:val="bullet"/>
+      <w:lvlText w:val=""/>
+      <w:lvlJc w:val="left"/>
+      <w:pPr>
+        <w:tabs>
+          <w:tab w:val="num" w:pos="720"/>
+        </w:tabs>
+        <w:ind w:left="720" w:hanging="360"/>
+      </w:pPr>
+      <w:rPr>
+        <w:rFonts w:ascii="Symbol" w:hAnsi="Symbol" w:hint="default"/>
+        <w:sz w:val="20"/>
+      </w:rPr>
+    </w:lvl>
+    <w:lvl w:ilvl="1" w:tentative="1">
+      <w:start w:val="1"/>
+      <w:numFmt w:val="bullet"/>
+      <w:lvlText w:val="o"/>
+      <w:lvlJc w:val="left"/>
+      <w:pPr>
+        <w:tabs>
+          <w:tab w:val="num" w:pos="1440"/>
+        </w:tabs>
+        <w:ind w:left="1440" w:hanging="360"/>
+      </w:pPr>
+      <w:rPr>
+        <w:rFonts w:ascii="Courier New" w:hAnsi="Courier New" w:hint="default"/>
+        <w:sz w:val="20"/>
+      </w:rPr>
+    </w:lvl>
+    <w:lvl w:ilvl="2" w:tentative="1">
+      <w:start w:val="1"/>
+      <w:numFmt w:val="bullet"/>
+      <w:lvlText w:val=""/>
+      <w:lvlJc w:val="left"/>
+      <w:pPr>
+        <w:tabs>
+          <w:tab w:val="num" w:pos="2160"/>
+        </w:tabs>
+        <w:ind w:left="2160" w:hanging="360"/>
+      </w:pPr>
+      <w:rPr>
+        <w:rFonts w:ascii="Wingdings" w:hAnsi="Wingdings" w:hint="default"/>
+        <w:sz w:val="20"/>
+      </w:rPr>
+    </w:lvl>
+    <w:lvl w:ilvl="3" w:tentative="1">
+      <w:start w:val="1"/>
+      <w:numFmt w:val="bullet"/>
+      <w:lvlText w:val=""/>
+      <w:lvlJc w:val="left"/>
+      <w:pPr>
+        <w:tabs>
+          <w:tab w:val="num" w:pos="2880"/>
+        </w:tabs>
+        <w:ind w:left="2880" w:hanging="360"/>
+      </w:pPr>
+      <w:rPr>
+        <w:rFonts w:ascii="Wingdings" w:hAnsi="Wingdings" w:hint="default"/>
+        <w:sz w:val="20"/>
+      </w:rPr>
+    </w:lvl>
+    <w:lvl w:ilvl="4" w:tentative="1">
+      <w:start w:val="1"/>
+      <w:numFmt w:val="bullet"/>
+      <w:lvlText w:val=""/>
+      <w:lvlJc w:val="left"/>
+      <w:pPr>
+        <w:tabs>
+          <w:tab w:val="num" w:pos="3600"/>
+        </w:tabs>
+        <w:ind w:left="3600" w:hanging="360"/>
+      </w:pPr>
+      <w:rPr>
+        <w:rFonts w:ascii="Wingdings" w:hAnsi="Wingdings" w:hint="default"/>
+        <w:sz w:val="20"/>
+      </w:rPr>
+    </w:lvl>
+    <w:lvl w:ilvl="5" w:tentative="1">
+      <w:start w:val="1"/>
+      <w:numFmt w:val="bullet"/>
+      <w:lvlText w:val=""/>
+      <w:lvlJc w:val="left"/>
+      <w:pPr>
+        <w:tabs>
+          <w:tab w:val="num" w:pos="4320"/>
+        </w:tabs>
+        <w:ind w:left="4320" w:hanging="360"/>
+      </w:pPr>
+      <w:rPr>
+        <w:rFonts w:ascii="Wingdings" w:hAnsi="Wingdings" w:hint="default"/>
+        <w:sz w:val="20"/>
+      </w:rPr>
+    </w:lvl>
+    <w:lvl w:ilvl="6" w:tentative="1">
+      <w:start w:val="1"/>
+      <w:numFmt w:val="bullet"/>
+      <w:lvlText w:val=""/>
+      <w:lvlJc w:val="left"/>
+      <w:pPr>
+        <w:tabs>
+          <w:tab w:val="num" w:pos="5040"/>
+        </w:tabs>
+        <w:ind w:left="5040" w:hanging="360"/>
+      </w:pPr>
+      <w:rPr>
+        <w:rFonts w:ascii="Wingdings" w:hAnsi="Wingdings" w:hint="default"/>
+        <w:sz w:val="20"/>
+      </w:rPr>
+    </w:lvl>
+    <w:lvl w:ilvl="7" w:tentative="1">
+      <w:start w:val="1"/>
+      <w:numFmt w:val="bullet"/>
+      <w:lvlText w:val=""/>
+      <w:lvlJc w:val="left"/>
+      <w:pPr>
+        <w:tabs>
+          <w:tab w:val="num" w:pos="5760"/>
+        </w:tabs>
+        <w:ind w:left="5760" w:hanging="360"/>
+      </w:pPr>
+      <w:rPr>
+        <w:rFonts w:ascii="Wingdings" w:hAnsi="Wingdings" w:hint="default"/>
+        <w:sz w:val="20"/>
+      </w:rPr>
+    </w:lvl>
+    <w:lvl w:ilvl="8" w:tentative="1">
+      <w:start w:val="1"/>
+      <w:numFmt w:val="bullet"/>
+      <w:lvlText w:val=""/>
+      <w:lvlJc w:val="left"/>
+      <w:pPr>
+        <w:tabs>
+          <w:tab w:val="num" w:pos="6480"/>
+        </w:tabs>
+        <w:ind w:left="6480" w:hanging="360"/>
+      </w:pPr>
+      <w:rPr>
+        <w:rFonts w:ascii="Wingdings" w:hAnsi="Wingdings" w:hint="default"/>
+        <w:sz w:val="20"/>
+      </w:rPr>
+    </w:lvl>
+  </w:abstractNum>
+  <w:abstractNum w:abstractNumId="1" w15:restartNumberingAfterBreak="0">
     <w:nsid w:val="36593C24"/>
     <w:multiLevelType w:val="hybridMultilevel"/>
     <w:tmpl w:val="D9F4097E"/>
@@ -10076,7 +13659,7 @@
       <w:lvlJc w:val="left"/>
     </w:lvl>
   </w:abstractNum>
-  <w:abstractNum w:abstractNumId="1">
+  <w:abstractNum w:abstractNumId="2" w15:restartNumberingAfterBreak="0">
     <w:nsid w:val="48331A12"/>
     <w:multiLevelType w:val="hybridMultilevel"/>
     <w:tmpl w:val="C6427546"/>
@@ -10162,7 +13745,7 @@
       </w:pPr>
     </w:lvl>
   </w:abstractNum>
-  <w:abstractNum w:abstractNumId="2">
+  <w:abstractNum w:abstractNumId="3" w15:restartNumberingAfterBreak="0">
     <w:nsid w:val="4E99137E"/>
     <w:multiLevelType w:val="hybridMultilevel"/>
     <w:tmpl w:val="FA24BE5E"/>
@@ -10217,28 +13800,31 @@
     </w:lvl>
   </w:abstractNum>
   <w:num w:numId="1">
+    <w:abstractNumId w:val="2"/>
+    <w:lvlOverride w:ilvl="0">
+      <w:startOverride w:val="1"/>
+    </w:lvlOverride>
+  </w:num>
+  <w:num w:numId="2">
     <w:abstractNumId w:val="1"/>
     <w:lvlOverride w:ilvl="0">
       <w:startOverride w:val="1"/>
     </w:lvlOverride>
   </w:num>
-  <w:num w:numId="2">
-    <w:abstractNumId w:val="0"/>
+  <w:num w:numId="3">
+    <w:abstractNumId w:val="3"/>
     <w:lvlOverride w:ilvl="0">
       <w:startOverride w:val="1"/>
     </w:lvlOverride>
   </w:num>
-  <w:num w:numId="3">
-    <w:abstractNumId w:val="2"/>
-    <w:lvlOverride w:ilvl="0">
-      <w:startOverride w:val="1"/>
-    </w:lvlOverride>
+  <w:num w:numId="4">
+    <w:abstractNumId w:val="0"/>
   </w:num>
 </w:numbering>
 </file>
 
 <file path=word/styles.xml><?xml version="1.0" encoding="utf-8"?>
-<w:styles xmlns:mc="http://schemas.openxmlformats.org/markup-compatibility/2006" xmlns:r="http://schemas.openxmlformats.org/officeDocument/2006/relationships" xmlns:w="http://schemas.openxmlformats.org/wordprocessingml/2006/main" xmlns:w14="http://schemas.microsoft.com/office/word/2010/wordml" xmlns:w15="http://schemas.microsoft.com/office/word/2012/wordml" mc:Ignorable="w14 w15">
+<w:styles xmlns:mc="http://schemas.openxmlformats.org/markup-compatibility/2006" xmlns:r="http://schemas.openxmlformats.org/officeDocument/2006/relationships" xmlns:w="http://schemas.openxmlformats.org/wordprocessingml/2006/main" xmlns:w14="http://schemas.microsoft.com/office/word/2010/wordml" xmlns:w15="http://schemas.microsoft.com/office/word/2012/wordml" xmlns:w16cex="http://schemas.microsoft.com/office/word/2018/wordml/cex" xmlns:w16cid="http://schemas.microsoft.com/office/word/2016/wordml/cid" xmlns:w16="http://schemas.microsoft.com/office/word/2018/wordml" xmlns:w16sdtdh="http://schemas.microsoft.com/office/word/2020/wordml/sdtdatahash" xmlns:w16se="http://schemas.microsoft.com/office/word/2015/wordml/symex" mc:Ignorable="w14 w15 w16se w16cid w16 w16cex w16sdtdh">
   <w:docDefaults>
     <w:rPrDefault>
       <w:rPr>
@@ -10250,7 +13836,7 @@
     </w:rPrDefault>
     <w:pPrDefault/>
   </w:docDefaults>
-  <w:latentStyles w:defLockedState="0" w:defUIPriority="99" w:defSemiHidden="0" w:defUnhideWhenUsed="0" w:defQFormat="0" w:count="371">
+  <w:latentStyles w:defLockedState="0" w:defUIPriority="99" w:defSemiHidden="0" w:defUnhideWhenUsed="0" w:defQFormat="0" w:count="376">
     <w:lsdException w:name="Normal" w:uiPriority="0" w:qFormat="1"/>
     <w:lsdException w:name="heading 1" w:uiPriority="9" w:qFormat="1"/>
     <w:lsdException w:name="heading 2" w:semiHidden="1" w:uiPriority="9" w:unhideWhenUsed="1" w:qFormat="1"/>
@@ -10356,7 +13942,6 @@
     <w:lsdException w:name="HTML Sample" w:semiHidden="1" w:unhideWhenUsed="1"/>
     <w:lsdException w:name="HTML Typewriter" w:semiHidden="1" w:unhideWhenUsed="1"/>
     <w:lsdException w:name="HTML Variable" w:semiHidden="1" w:unhideWhenUsed="1"/>
-    <w:lsdException w:name="Normal Table" w:semiHidden="1" w:unhideWhenUsed="1"/>
     <w:lsdException w:name="annotation subject" w:semiHidden="1" w:unhideWhenUsed="1"/>
     <w:lsdException w:name="No List" w:semiHidden="1" w:unhideWhenUsed="1"/>
     <w:lsdException w:name="Outline List 1" w:semiHidden="1" w:unhideWhenUsed="1"/>
@@ -10399,11 +13984,8 @@
     <w:lsdException w:name="Table Contemporary" w:semiHidden="1" w:unhideWhenUsed="1"/>
     <w:lsdException w:name="Table Elegant" w:semiHidden="1" w:unhideWhenUsed="1"/>
     <w:lsdException w:name="Table Professional" w:semiHidden="1" w:unhideWhenUsed="1"/>
-    <w:lsdException w:name="Table Subtle 1" w:semiHidden="1" w:unhideWhenUsed="1"/>
     <w:lsdException w:name="Table Subtle 2" w:semiHidden="1" w:unhideWhenUsed="1"/>
     <w:lsdException w:name="Table Web 1" w:semiHidden="1" w:unhideWhenUsed="1"/>
-    <w:lsdException w:name="Table Web 2" w:semiHidden="1" w:unhideWhenUsed="1"/>
-    <w:lsdException w:name="Table Web 3" w:semiHidden="1" w:unhideWhenUsed="1"/>
     <w:lsdException w:name="Balloon Text" w:semiHidden="1" w:unhideWhenUsed="1"/>
     <w:lsdException w:name="Table Grid" w:uiPriority="39"/>
     <w:lsdException w:name="Table Theme" w:semiHidden="1" w:unhideWhenUsed="1"/>
@@ -10622,6 +14204,11 @@
     <w:lsdException w:name="List Table 5 Dark Accent 6" w:uiPriority="50"/>
     <w:lsdException w:name="List Table 6 Colorful Accent 6" w:uiPriority="51"/>
     <w:lsdException w:name="List Table 7 Colorful Accent 6" w:uiPriority="52"/>
+    <w:lsdException w:name="Mention" w:semiHidden="1" w:unhideWhenUsed="1"/>
+    <w:lsdException w:name="Smart Hyperlink" w:semiHidden="1" w:unhideWhenUsed="1"/>
+    <w:lsdException w:name="Hashtag" w:semiHidden="1" w:unhideWhenUsed="1"/>
+    <w:lsdException w:name="Unresolved Mention" w:semiHidden="1" w:unhideWhenUsed="1"/>
+    <w:lsdException w:name="Smart Link" w:semiHidden="1" w:unhideWhenUsed="1"/>
   </w:latentStyles>
   <w:style w:type="paragraph" w:default="1" w:styleId="Normal">
     <w:name w:val="Normal"/>
@@ -10815,6 +14402,90 @@
     <w:rPr>
       <w:sz w:val="20"/>
       <w:szCs w:val="20"/>
+    </w:rPr>
+  </w:style>
+  <w:style w:type="paragraph" w:styleId="Header">
+    <w:name w:val="header"/>
+    <w:basedOn w:val="Normal"/>
+    <w:link w:val="HeaderChar"/>
+    <w:uiPriority w:val="99"/>
+    <w:unhideWhenUsed/>
+    <w:rsid w:val="007E6925"/>
+    <w:pPr>
+      <w:tabs>
+        <w:tab w:val="center" w:pos="4680"/>
+        <w:tab w:val="right" w:pos="9360"/>
+      </w:tabs>
+    </w:pPr>
+  </w:style>
+  <w:style w:type="character" w:customStyle="1" w:styleId="HeaderChar">
+    <w:name w:val="Header Char"/>
+    <w:basedOn w:val="DefaultParagraphFont"/>
+    <w:link w:val="Header"/>
+    <w:uiPriority w:val="99"/>
+    <w:rsid w:val="007E6925"/>
+  </w:style>
+  <w:style w:type="paragraph" w:styleId="Footer">
+    <w:name w:val="footer"/>
+    <w:basedOn w:val="Normal"/>
+    <w:link w:val="FooterChar"/>
+    <w:uiPriority w:val="99"/>
+    <w:unhideWhenUsed/>
+    <w:rsid w:val="007E6925"/>
+    <w:pPr>
+      <w:tabs>
+        <w:tab w:val="center" w:pos="4680"/>
+        <w:tab w:val="right" w:pos="9360"/>
+      </w:tabs>
+    </w:pPr>
+  </w:style>
+  <w:style w:type="character" w:customStyle="1" w:styleId="FooterChar">
+    <w:name w:val="Footer Char"/>
+    <w:basedOn w:val="DefaultParagraphFont"/>
+    <w:link w:val="Footer"/>
+    <w:uiPriority w:val="99"/>
+    <w:rsid w:val="007E6925"/>
+  </w:style>
+  <w:style w:type="character" w:customStyle="1" w:styleId="animating6ta1u10">
+    <w:name w:val="_animating_6ta1u_10"/>
+    <w:basedOn w:val="DefaultParagraphFont"/>
+    <w:rsid w:val="007E6925"/>
+  </w:style>
+  <w:style w:type="character" w:styleId="Strong">
+    <w:name w:val="Strong"/>
+    <w:basedOn w:val="DefaultParagraphFont"/>
+    <w:uiPriority w:val="22"/>
+    <w:qFormat/>
+    <w:rsid w:val="007E6925"/>
+    <w:rPr>
+      <w:b/>
+      <w:bCs/>
+    </w:rPr>
+  </w:style>
+  <w:style w:type="character" w:styleId="HTMLCode">
+    <w:name w:val="HTML Code"/>
+    <w:basedOn w:val="DefaultParagraphFont"/>
+    <w:uiPriority w:val="99"/>
+    <w:semiHidden/>
+    <w:unhideWhenUsed/>
+    <w:rsid w:val="007E6925"/>
+    <w:rPr>
+      <w:rFonts w:ascii="Courier New" w:eastAsia="Times New Roman" w:hAnsi="Courier New" w:cs="Courier New"/>
+      <w:sz w:val="20"/>
+      <w:szCs w:val="20"/>
+    </w:rPr>
+  </w:style>
+  <w:style w:type="paragraph" w:customStyle="1" w:styleId="font-claude-response-body">
+    <w:name w:val="font-claude-response-body"/>
+    <w:basedOn w:val="Normal"/>
+    <w:rsid w:val="008F63FA"/>
+    <w:pPr>
+      <w:spacing w:before="100" w:beforeAutospacing="1" w:after="100" w:afterAutospacing="1"/>
+    </w:pPr>
+    <w:rPr>
+      <w:sz w:val="24"/>
+      <w:szCs w:val="24"/>
+      <w:lang w:eastAsia="en-US"/>
     </w:rPr>
   </w:style>
 </w:styles>

--- a/Week02/Week02_BaoCaoNhom.docx
+++ b/Week02/Week02_BaoCaoNhom.docx
@@ -231,7 +231,7 @@
           <w:sz w:val="24"/>
           <w:szCs w:val="24"/>
         </w:rPr>
-        <w:t>Nhà</w:t>
+        <w:t>Đặt</w:t>
       </w:r>
       <w:proofErr w:type="spellEnd"/>
       <w:r>
@@ -251,7 +251,7 @@
           <w:sz w:val="24"/>
           <w:szCs w:val="24"/>
         </w:rPr>
-        <w:t>sách</w:t>
+        <w:t>vé</w:t>
       </w:r>
       <w:proofErr w:type="spellEnd"/>
       <w:r>
@@ -2373,7 +2373,15 @@
       </w:r>
       <w:proofErr w:type="spellEnd"/>
       <w:r>
-        <w:t xml:space="preserve"> map(), conditional rendering</w:t>
+        <w:t xml:space="preserve"> </w:t>
+      </w:r>
+      <w:proofErr w:type="gramStart"/>
+      <w:r>
+        <w:t>map(</w:t>
+      </w:r>
+      <w:proofErr w:type="gramEnd"/>
+      <w:r>
+        <w:t>), conditional rendering</w:t>
       </w:r>
     </w:p>
     <w:p>
@@ -2513,6 +2521,7 @@
         <w:t xml:space="preserve">: [x] = </w:t>
       </w:r>
       <w:proofErr w:type="spellStart"/>
+      <w:proofErr w:type="gramStart"/>
       <w:r>
         <w:rPr>
           <w:i/>
@@ -2528,7 +2537,16 @@
           <w:iCs/>
           <w:color w:val="7F8C8D"/>
         </w:rPr>
-        <w:t xml:space="preserve">  |  [~] = </w:t>
+        <w:t xml:space="preserve">  |</w:t>
+      </w:r>
+      <w:proofErr w:type="gramEnd"/>
+      <w:r>
+        <w:rPr>
+          <w:i/>
+          <w:iCs/>
+          <w:color w:val="7F8C8D"/>
+        </w:rPr>
+        <w:t xml:space="preserve">  [~] = </w:t>
       </w:r>
       <w:proofErr w:type="spellStart"/>
       <w:r>
@@ -2803,6 +2821,7 @@
               <w:jc w:val="center"/>
             </w:pPr>
             <w:proofErr w:type="spellStart"/>
+            <w:proofErr w:type="gramStart"/>
             <w:r>
               <w:rPr>
                 <w:b/>
@@ -2814,6 +2833,7 @@
               <w:t>T.thái</w:t>
             </w:r>
             <w:proofErr w:type="spellEnd"/>
+            <w:proofErr w:type="gramEnd"/>
           </w:p>
         </w:tc>
         <w:tc>
@@ -3321,16 +3341,24 @@
               <w:rPr>
                 <w:rStyle w:val="HTMLCode"/>
               </w:rPr>
-              <w:t>new Date().</w:t>
-            </w:r>
-            <w:proofErr w:type="spellStart"/>
+              <w:t>new Date(</w:t>
+            </w:r>
+            <w:proofErr w:type="gramStart"/>
             <w:r>
               <w:rPr>
                 <w:rStyle w:val="HTMLCode"/>
               </w:rPr>
+              <w:t>).</w:t>
+            </w:r>
+            <w:proofErr w:type="spellStart"/>
+            <w:r>
+              <w:rPr>
+                <w:rStyle w:val="HTMLCode"/>
+              </w:rPr>
               <w:t>getFullYear</w:t>
             </w:r>
             <w:proofErr w:type="spellEnd"/>
+            <w:proofErr w:type="gramEnd"/>
             <w:r>
               <w:rPr>
                 <w:rStyle w:val="HTMLCode"/>
@@ -3557,12 +3585,14 @@
               <w:t>bannerIndex</w:t>
             </w:r>
             <w:proofErr w:type="spellEnd"/>
+            <w:proofErr w:type="gramStart"/>
             <w:r>
               <w:rPr>
                 <w:rStyle w:val="HTMLCode"/>
               </w:rPr>
               <w:t>].banner</w:t>
             </w:r>
+            <w:proofErr w:type="gramEnd"/>
             <w:r>
               <w:t xml:space="preserve">, </w:t>
             </w:r>
@@ -4100,11 +4130,19 @@
             <w:r>
               <w:t xml:space="preserve"> </w:t>
             </w:r>
+            <w:proofErr w:type="gramStart"/>
             <w:r>
               <w:rPr>
                 <w:rStyle w:val="HTMLCode"/>
               </w:rPr>
-              <w:t>map()</w:t>
+              <w:t>map(</w:t>
+            </w:r>
+            <w:proofErr w:type="gramEnd"/>
+            <w:r>
+              <w:rPr>
+                <w:rStyle w:val="HTMLCode"/>
+              </w:rPr>
+              <w:t>)</w:t>
             </w:r>
             <w:r>
               <w:t xml:space="preserve"> render </w:t>
@@ -6733,11 +6771,19 @@
       <w:r>
         <w:t xml:space="preserve"> </w:t>
       </w:r>
+      <w:proofErr w:type="gramStart"/>
       <w:r>
         <w:rPr>
           <w:rStyle w:val="HTMLCode"/>
         </w:rPr>
-        <w:t>map()</w:t>
+        <w:t>map(</w:t>
+      </w:r>
+      <w:proofErr w:type="gramEnd"/>
+      <w:r>
+        <w:rPr>
+          <w:rStyle w:val="HTMLCode"/>
+        </w:rPr>
+        <w:t>)</w:t>
       </w:r>
       <w:r>
         <w:t xml:space="preserve"> </w:t>
@@ -6996,16 +7042,24 @@
         <w:rPr>
           <w:rStyle w:val="HTMLCode"/>
         </w:rPr>
-        <w:t>new Date().</w:t>
-      </w:r>
-      <w:proofErr w:type="spellStart"/>
+        <w:t>new Date(</w:t>
+      </w:r>
+      <w:proofErr w:type="gramStart"/>
       <w:r>
         <w:rPr>
           <w:rStyle w:val="HTMLCode"/>
         </w:rPr>
+        <w:t>).</w:t>
+      </w:r>
+      <w:proofErr w:type="spellStart"/>
+      <w:r>
+        <w:rPr>
+          <w:rStyle w:val="HTMLCode"/>
+        </w:rPr>
         <w:t>getFullYear</w:t>
       </w:r>
       <w:proofErr w:type="spellEnd"/>
+      <w:proofErr w:type="gramEnd"/>
       <w:r>
         <w:rPr>
           <w:rStyle w:val="HTMLCode"/>
@@ -7522,11 +7576,19 @@
       <w:r>
         <w:t xml:space="preserve"> </w:t>
       </w:r>
+      <w:proofErr w:type="gramStart"/>
       <w:r>
         <w:rPr>
           <w:rStyle w:val="HTMLCode"/>
         </w:rPr>
-        <w:t>map()</w:t>
+        <w:t>map(</w:t>
+      </w:r>
+      <w:proofErr w:type="gramEnd"/>
+      <w:r>
+        <w:rPr>
+          <w:rStyle w:val="HTMLCode"/>
+        </w:rPr>
+        <w:t>)</w:t>
       </w:r>
       <w:r>
         <w:t xml:space="preserve">, </w:t>
@@ -7934,16 +7996,24 @@
         <w:rPr>
           <w:rStyle w:val="HTMLCode"/>
         </w:rPr>
-        <w:t>new Date().</w:t>
-      </w:r>
-      <w:proofErr w:type="spellStart"/>
+        <w:t>new Date(</w:t>
+      </w:r>
+      <w:proofErr w:type="gramStart"/>
       <w:r>
         <w:rPr>
           <w:rStyle w:val="HTMLCode"/>
         </w:rPr>
+        <w:t>).</w:t>
+      </w:r>
+      <w:proofErr w:type="spellStart"/>
+      <w:r>
+        <w:rPr>
+          <w:rStyle w:val="HTMLCode"/>
+        </w:rPr>
         <w:t>getFullYear</w:t>
       </w:r>
       <w:proofErr w:type="spellEnd"/>
+      <w:proofErr w:type="gramEnd"/>
       <w:r>
         <w:rPr>
           <w:rStyle w:val="HTMLCode"/>
@@ -8406,6 +8476,7 @@
               <w:rPr>
                 <w:i/>
                 <w:iCs/>
+                <w:noProof/>
                 <w:sz w:val="22"/>
                 <w:szCs w:val="22"/>
               </w:rPr>
@@ -8490,6 +8561,9 @@
               <w:jc w:val="center"/>
             </w:pPr>
             <w:r>
+              <w:rPr>
+                <w:noProof/>
+              </w:rPr>
               <w:drawing>
                 <wp:inline distT="0" distB="0" distL="0" distR="0" wp14:anchorId="70DADFBA" wp14:editId="32E9710A">
                   <wp:extent cx="2744631" cy="1327868"/>
@@ -11210,6 +11284,7 @@
               <w:jc w:val="center"/>
             </w:pPr>
             <w:proofErr w:type="spellStart"/>
+            <w:proofErr w:type="gramStart"/>
             <w:r>
               <w:rPr>
                 <w:b/>
@@ -11221,6 +11296,7 @@
               <w:t>T.thái</w:t>
             </w:r>
             <w:proofErr w:type="spellEnd"/>
+            <w:proofErr w:type="gramEnd"/>
           </w:p>
         </w:tc>
       </w:tr>
@@ -11363,7 +11439,15 @@
             </w:r>
             <w:proofErr w:type="spellEnd"/>
             <w:r>
-              <w:t xml:space="preserve"> map()</w:t>
+              <w:t xml:space="preserve"> </w:t>
+            </w:r>
+            <w:proofErr w:type="gramStart"/>
+            <w:r>
+              <w:t>map(</w:t>
+            </w:r>
+            <w:proofErr w:type="gramEnd"/>
+            <w:r>
+              <w:t>)</w:t>
             </w:r>
           </w:p>
         </w:tc>
@@ -11682,12 +11766,14 @@
               <w:t>bannerIndex</w:t>
             </w:r>
             <w:proofErr w:type="spellEnd"/>
+            <w:proofErr w:type="gramStart"/>
             <w:r>
               <w:rPr>
                 <w:rStyle w:val="HTMLCode"/>
               </w:rPr>
               <w:t>].banner</w:t>
             </w:r>
+            <w:proofErr w:type="gramEnd"/>
           </w:p>
         </w:tc>
         <w:tc>
@@ -13232,7 +13318,25 @@
         <w:sz w:val="20"/>
         <w:szCs w:val="20"/>
       </w:rPr>
-      <w:t xml:space="preserve">FPT University — FER202 ReactJS  |  Trang </w:t>
+      <w:t xml:space="preserve">FPT University — FER202 </w:t>
+    </w:r>
+    <w:proofErr w:type="gramStart"/>
+    <w:r>
+      <w:rPr>
+        <w:color w:val="7F8C8D"/>
+        <w:sz w:val="20"/>
+        <w:szCs w:val="20"/>
+      </w:rPr>
+      <w:t>ReactJS  |</w:t>
+    </w:r>
+    <w:proofErr w:type="gramEnd"/>
+    <w:r>
+      <w:rPr>
+        <w:color w:val="7F8C8D"/>
+        <w:sz w:val="20"/>
+        <w:szCs w:val="20"/>
+      </w:rPr>
+      <w:t xml:space="preserve">  Trang </w:t>
     </w:r>
     <w:r>
       <w:rPr>
@@ -13942,6 +14046,7 @@
     <w:lsdException w:name="HTML Sample" w:semiHidden="1" w:unhideWhenUsed="1"/>
     <w:lsdException w:name="HTML Typewriter" w:semiHidden="1" w:unhideWhenUsed="1"/>
     <w:lsdException w:name="HTML Variable" w:semiHidden="1" w:unhideWhenUsed="1"/>
+    <w:lsdException w:name="Normal Table" w:semiHidden="1" w:unhideWhenUsed="1"/>
     <w:lsdException w:name="annotation subject" w:semiHidden="1" w:unhideWhenUsed="1"/>
     <w:lsdException w:name="No List" w:semiHidden="1" w:unhideWhenUsed="1"/>
     <w:lsdException w:name="Outline List 1" w:semiHidden="1" w:unhideWhenUsed="1"/>
@@ -13984,8 +14089,11 @@
     <w:lsdException w:name="Table Contemporary" w:semiHidden="1" w:unhideWhenUsed="1"/>
     <w:lsdException w:name="Table Elegant" w:semiHidden="1" w:unhideWhenUsed="1"/>
     <w:lsdException w:name="Table Professional" w:semiHidden="1" w:unhideWhenUsed="1"/>
+    <w:lsdException w:name="Table Subtle 1" w:semiHidden="1" w:unhideWhenUsed="1"/>
     <w:lsdException w:name="Table Subtle 2" w:semiHidden="1" w:unhideWhenUsed="1"/>
     <w:lsdException w:name="Table Web 1" w:semiHidden="1" w:unhideWhenUsed="1"/>
+    <w:lsdException w:name="Table Web 2" w:semiHidden="1" w:unhideWhenUsed="1"/>
+    <w:lsdException w:name="Table Web 3" w:semiHidden="1" w:unhideWhenUsed="1"/>
     <w:lsdException w:name="Balloon Text" w:semiHidden="1" w:unhideWhenUsed="1"/>
     <w:lsdException w:name="Table Grid" w:uiPriority="39"/>
     <w:lsdException w:name="Table Theme" w:semiHidden="1" w:unhideWhenUsed="1"/>

--- a/Week02/Week02_BaoCaoNhom.docx
+++ b/Week02/Week02_BaoCaoNhom.docx
@@ -1,6 +1,6 @@
 
 <file path=word/document.xml><?xml version="1.0" encoding="utf-8"?>
-<w:document xmlns:wpc="http://schemas.microsoft.com/office/word/2010/wordprocessingCanvas" xmlns:cx="http://schemas.microsoft.com/office/drawing/2014/chartex" xmlns:cx1="http://schemas.microsoft.com/office/drawing/2015/9/8/chartex" xmlns:cx2="http://schemas.microsoft.com/office/drawing/2015/10/21/chartex" xmlns:cx3="http://schemas.microsoft.com/office/drawing/2016/5/9/chartex" xmlns:cx4="http://schemas.microsoft.com/office/drawing/2016/5/10/chartex" xmlns:cx5="http://schemas.microsoft.com/office/drawing/2016/5/11/chartex" xmlns:cx6="http://schemas.microsoft.com/office/drawing/2016/5/12/chartex" xmlns:cx7="http://schemas.microsoft.com/office/drawing/2016/5/13/chartex" xmlns:cx8="http://schemas.microsoft.com/office/drawing/2016/5/14/chartex" xmlns:mc="http://schemas.openxmlformats.org/markup-compatibility/2006" xmlns:aink="http://schemas.microsoft.com/office/drawing/2016/ink" xmlns:am3d="http://schemas.microsoft.com/office/drawing/2017/model3d" xmlns:o="urn:schemas-microsoft-com:office:office" xmlns:r="http://schemas.openxmlformats.org/officeDocument/2006/relationships" xmlns:m="http://schemas.openxmlformats.org/officeDocument/2006/math" xmlns:v="urn:schemas-microsoft-com:vml" xmlns:wp14="http://schemas.microsoft.com/office/word/2010/wordprocessingDrawing" xmlns:wp="http://schemas.openxmlformats.org/drawingml/2006/wordprocessingDrawing" xmlns:w10="urn:schemas-microsoft-com:office:word" xmlns:w="http://schemas.openxmlformats.org/wordprocessingml/2006/main" xmlns:w14="http://schemas.microsoft.com/office/word/2010/wordml" xmlns:w15="http://schemas.microsoft.com/office/word/2012/wordml" xmlns:w16cex="http://schemas.microsoft.com/office/word/2018/wordml/cex" xmlns:w16cid="http://schemas.microsoft.com/office/word/2016/wordml/cid" xmlns:w16="http://schemas.microsoft.com/office/word/2018/wordml" xmlns:w16sdtdh="http://schemas.microsoft.com/office/word/2020/wordml/sdtdatahash" xmlns:w16se="http://schemas.microsoft.com/office/word/2015/wordml/symex" xmlns:wpg="http://schemas.microsoft.com/office/word/2010/wordprocessingGroup" xmlns:wpi="http://schemas.microsoft.com/office/word/2010/wordprocessingInk" xmlns:wne="http://schemas.microsoft.com/office/word/2006/wordml" xmlns:wps="http://schemas.microsoft.com/office/word/2010/wordprocessingShape" mc:Ignorable="w14 w15 w16se w16cid w16 w16cex w16sdtdh wp14">
+<w:document xmlns:wpc="http://schemas.microsoft.com/office/word/2010/wordprocessingCanvas" xmlns:mc="http://schemas.openxmlformats.org/markup-compatibility/2006" xmlns:o="urn:schemas-microsoft-com:office:office" xmlns:r="http://schemas.openxmlformats.org/officeDocument/2006/relationships" xmlns:m="http://schemas.openxmlformats.org/officeDocument/2006/math" xmlns:v="urn:schemas-microsoft-com:vml" xmlns:wp14="http://schemas.microsoft.com/office/word/2010/wordprocessingDrawing" xmlns:wp="http://schemas.openxmlformats.org/drawingml/2006/wordprocessingDrawing" xmlns:w10="urn:schemas-microsoft-com:office:word" xmlns:w="http://schemas.openxmlformats.org/wordprocessingml/2006/main" xmlns:w14="http://schemas.microsoft.com/office/word/2010/wordml" xmlns:wpg="http://schemas.microsoft.com/office/word/2010/wordprocessingGroup" xmlns:wpi="http://schemas.microsoft.com/office/word/2010/wordprocessingInk" xmlns:wne="http://schemas.microsoft.com/office/word/2006/wordml" xmlns:wps="http://schemas.microsoft.com/office/word/2010/wordprocessingShape" mc:Ignorable="w14 wp14">
   <w:body>
     <w:p>
       <w:pPr>
@@ -186,24 +186,40 @@
           <w:sz w:val="24"/>
           <w:szCs w:val="24"/>
         </w:rPr>
-        <w:t xml:space="preserve"> ReactJS (FER202)</w:t>
+        <w:t xml:space="preserve"> </w:t>
+      </w:r>
+      <w:proofErr w:type="spellStart"/>
+      <w:r>
+        <w:rPr>
+          <w:i/>
+          <w:iCs/>
+          <w:sz w:val="24"/>
+          <w:szCs w:val="24"/>
+        </w:rPr>
+        <w:t>ReactJS</w:t>
+      </w:r>
+      <w:proofErr w:type="spellEnd"/>
+      <w:r>
+        <w:rPr>
+          <w:i/>
+          <w:iCs/>
+          <w:sz w:val="24"/>
+          <w:szCs w:val="24"/>
+        </w:rPr>
+        <w:t xml:space="preserve"> (FER202)</w:t>
       </w:r>
     </w:p>
     <w:p>
       <w:pPr>
         <w:spacing w:after="320"/>
         <w:jc w:val="center"/>
-      </w:pPr>
-      <w:r>
         <w:rPr>
           <w:i/>
           <w:iCs/>
           <w:sz w:val="24"/>
           <w:szCs w:val="24"/>
         </w:rPr>
-        <w:t xml:space="preserve">Project: </w:t>
-      </w:r>
-      <w:proofErr w:type="spellStart"/>
+      </w:pPr>
       <w:r>
         <w:rPr>
           <w:i/>
@@ -211,39 +227,40 @@
           <w:sz w:val="24"/>
           <w:szCs w:val="24"/>
         </w:rPr>
-        <w:t>TicketNow</w:t>
-      </w:r>
-      <w:proofErr w:type="spellEnd"/>
-      <w:r>
-        <w:rPr>
+        <w:t xml:space="preserve">Project: </w:t>
+      </w:r>
+      <w:r>
+        <w:rPr>
+          <w:rFonts w:hint="eastAsia"/>
           <w:i/>
           <w:iCs/>
           <w:sz w:val="24"/>
           <w:szCs w:val="24"/>
         </w:rPr>
-        <w:t xml:space="preserve"> — </w:t>
-      </w:r>
-      <w:proofErr w:type="spellStart"/>
-      <w:r>
-        <w:rPr>
+        <w:t xml:space="preserve">Online Movie Ticket </w:t>
+      </w:r>
+      <w:proofErr w:type="spellStart"/>
+      <w:r>
+        <w:rPr>
+          <w:rFonts w:hint="eastAsia"/>
           <w:i/>
           <w:iCs/>
           <w:sz w:val="24"/>
           <w:szCs w:val="24"/>
         </w:rPr>
-        <w:t>Đặt</w:t>
-      </w:r>
-      <w:proofErr w:type="spellEnd"/>
-      <w:r>
-        <w:rPr>
+        <w:t>Sellinng</w:t>
+      </w:r>
+      <w:proofErr w:type="spellEnd"/>
+      <w:r>
+        <w:rPr>
+          <w:rFonts w:hint="eastAsia"/>
           <w:i/>
           <w:iCs/>
           <w:sz w:val="24"/>
           <w:szCs w:val="24"/>
         </w:rPr>
-        <w:t xml:space="preserve"> </w:t>
-      </w:r>
-      <w:proofErr w:type="spellStart"/>
+        <w:t xml:space="preserve"> System</w:t>
+      </w:r>
       <w:r>
         <w:rPr>
           <w:i/>
@@ -251,49 +268,183 @@
           <w:sz w:val="24"/>
           <w:szCs w:val="24"/>
         </w:rPr>
-        <w:t>vé</w:t>
-      </w:r>
-      <w:proofErr w:type="spellEnd"/>
-      <w:r>
-        <w:rPr>
+        <w:t xml:space="preserve">— </w:t>
+      </w:r>
+      <w:proofErr w:type="spellStart"/>
+      <w:r>
+        <w:rPr>
+          <w:rFonts w:hint="eastAsia"/>
           <w:i/>
           <w:iCs/>
           <w:sz w:val="24"/>
           <w:szCs w:val="24"/>
         </w:rPr>
-        <w:t xml:space="preserve"> </w:t>
-      </w:r>
-      <w:proofErr w:type="spellStart"/>
-      <w:r>
-        <w:rPr>
+        <w:t>Hệ</w:t>
+      </w:r>
+      <w:proofErr w:type="spellEnd"/>
+      <w:r>
+        <w:rPr>
+          <w:rFonts w:hint="eastAsia"/>
           <w:i/>
           <w:iCs/>
           <w:sz w:val="24"/>
           <w:szCs w:val="24"/>
         </w:rPr>
-        <w:t>trực</w:t>
-      </w:r>
-      <w:proofErr w:type="spellEnd"/>
-      <w:r>
-        <w:rPr>
+        <w:t xml:space="preserve"> </w:t>
+      </w:r>
+      <w:proofErr w:type="spellStart"/>
+      <w:r>
+        <w:rPr>
+          <w:rFonts w:hint="eastAsia"/>
           <w:i/>
           <w:iCs/>
           <w:sz w:val="24"/>
           <w:szCs w:val="24"/>
         </w:rPr>
-        <w:t xml:space="preserve"> </w:t>
-      </w:r>
-      <w:proofErr w:type="spellStart"/>
-      <w:r>
-        <w:rPr>
+        <w:t>thống</w:t>
+      </w:r>
+      <w:proofErr w:type="spellEnd"/>
+      <w:r>
+        <w:rPr>
+          <w:rFonts w:hint="eastAsia"/>
           <w:i/>
           <w:iCs/>
           <w:sz w:val="24"/>
           <w:szCs w:val="24"/>
         </w:rPr>
+        <w:t xml:space="preserve"> </w:t>
+      </w:r>
+      <w:proofErr w:type="spellStart"/>
+      <w:r>
+        <w:rPr>
+          <w:rFonts w:hint="eastAsia"/>
+          <w:i/>
+          <w:iCs/>
+          <w:sz w:val="24"/>
+          <w:szCs w:val="24"/>
+        </w:rPr>
+        <w:t>bán</w:t>
+      </w:r>
+      <w:proofErr w:type="spellEnd"/>
+      <w:r>
+        <w:rPr>
+          <w:rFonts w:hint="eastAsia"/>
+          <w:i/>
+          <w:iCs/>
+          <w:sz w:val="24"/>
+          <w:szCs w:val="24"/>
+        </w:rPr>
+        <w:t xml:space="preserve"> </w:t>
+      </w:r>
+      <w:proofErr w:type="spellStart"/>
+      <w:r>
+        <w:rPr>
+          <w:rFonts w:hint="eastAsia"/>
+          <w:i/>
+          <w:iCs/>
+          <w:sz w:val="24"/>
+          <w:szCs w:val="24"/>
+        </w:rPr>
+        <w:t>vé</w:t>
+      </w:r>
+      <w:proofErr w:type="spellEnd"/>
+      <w:r>
+        <w:rPr>
+          <w:rFonts w:hint="eastAsia"/>
+          <w:i/>
+          <w:iCs/>
+          <w:sz w:val="24"/>
+          <w:szCs w:val="24"/>
+        </w:rPr>
+        <w:t xml:space="preserve"> </w:t>
+      </w:r>
+      <w:proofErr w:type="spellStart"/>
+      <w:r>
+        <w:rPr>
+          <w:rFonts w:hint="eastAsia"/>
+          <w:i/>
+          <w:iCs/>
+          <w:sz w:val="24"/>
+          <w:szCs w:val="24"/>
+        </w:rPr>
+        <w:t>xem</w:t>
+      </w:r>
+      <w:proofErr w:type="spellEnd"/>
+      <w:r>
+        <w:rPr>
+          <w:rFonts w:hint="eastAsia"/>
+          <w:i/>
+          <w:iCs/>
+          <w:sz w:val="24"/>
+          <w:szCs w:val="24"/>
+        </w:rPr>
+        <w:t xml:space="preserve"> </w:t>
+      </w:r>
+      <w:proofErr w:type="spellStart"/>
+      <w:r>
+        <w:rPr>
+          <w:rFonts w:hint="eastAsia"/>
+          <w:i/>
+          <w:iCs/>
+          <w:sz w:val="24"/>
+          <w:szCs w:val="24"/>
+        </w:rPr>
+        <w:t>phim</w:t>
+      </w:r>
+      <w:proofErr w:type="spellEnd"/>
+      <w:r>
+        <w:rPr>
+          <w:rFonts w:hint="eastAsia"/>
+          <w:i/>
+          <w:iCs/>
+          <w:sz w:val="24"/>
+          <w:szCs w:val="24"/>
+        </w:rPr>
+        <w:t xml:space="preserve"> </w:t>
+      </w:r>
+      <w:proofErr w:type="spellStart"/>
+      <w:r>
+        <w:rPr>
+          <w:rFonts w:hint="eastAsia"/>
+          <w:i/>
+          <w:iCs/>
+          <w:sz w:val="24"/>
+          <w:szCs w:val="24"/>
+        </w:rPr>
+        <w:t>trực</w:t>
+      </w:r>
+      <w:proofErr w:type="spellEnd"/>
+      <w:r>
+        <w:rPr>
+          <w:rFonts w:hint="eastAsia"/>
+          <w:i/>
+          <w:iCs/>
+          <w:sz w:val="24"/>
+          <w:szCs w:val="24"/>
+        </w:rPr>
+        <w:t xml:space="preserve"> </w:t>
+      </w:r>
+      <w:proofErr w:type="spellStart"/>
+      <w:r>
+        <w:rPr>
+          <w:rFonts w:hint="eastAsia"/>
+          <w:i/>
+          <w:iCs/>
+          <w:sz w:val="24"/>
+          <w:szCs w:val="24"/>
+        </w:rPr>
         <w:t>tuyến</w:t>
       </w:r>
       <w:proofErr w:type="spellEnd"/>
+      <w:r>
+        <w:rPr>
+          <w:i/>
+          <w:iCs/>
+          <w:sz w:val="24"/>
+          <w:szCs w:val="24"/>
+        </w:rPr>
+        <w:t xml:space="preserve"> </w:t>
+      </w:r>
     </w:p>
     <w:p>
       <w:pPr>
@@ -1246,7 +1397,7 @@
     </w:p>
     <w:tbl>
       <w:tblPr>
-        <w:tblW w:w="9026" w:type="dxa"/>
+        <w:tblW w:w="9147" w:type="dxa"/>
         <w:tblInd w:w="-11" w:type="dxa"/>
         <w:tblBorders>
           <w:top w:val="single" w:sz="4" w:space="0" w:color="auto"/>
@@ -1260,19 +1411,390 @@
           <w:left w:w="10" w:type="dxa"/>
           <w:right w:w="10" w:type="dxa"/>
         </w:tblCellMar>
-        <w:tblLook w:val="04A0" w:firstRow="1" w:lastRow="0" w:firstColumn="1" w:lastColumn="0" w:noHBand="0" w:noVBand="1"/>
+        <w:tblLook w:val="0000" w:firstRow="0" w:lastRow="0" w:firstColumn="0" w:lastColumn="0" w:noHBand="0" w:noVBand="0"/>
       </w:tblPr>
       <w:tblGrid>
-        <w:gridCol w:w="500"/>
-        <w:gridCol w:w="2200"/>
-        <w:gridCol w:w="2726"/>
-        <w:gridCol w:w="2100"/>
-        <w:gridCol w:w="1500"/>
+        <w:gridCol w:w="703"/>
+        <w:gridCol w:w="2139"/>
+        <w:gridCol w:w="2696"/>
+        <w:gridCol w:w="2106"/>
+        <w:gridCol w:w="1382"/>
+        <w:gridCol w:w="121"/>
       </w:tblGrid>
       <w:tr>
         <w:tc>
           <w:tcPr>
-            <w:tcW w:w="500" w:type="dxa"/>
+            <w:tcW w:w="703" w:type="dxa"/>
+            <w:tcBorders>
+              <w:top w:val="single" w:sz="1" w:space="0" w:color="AAB7C4"/>
+              <w:left w:val="single" w:sz="1" w:space="0" w:color="AAB7C4"/>
+              <w:bottom w:val="single" w:sz="1" w:space="0" w:color="AAB7C4"/>
+              <w:right w:val="single" w:sz="1" w:space="0" w:color="AAB7C4"/>
+            </w:tcBorders>
+            <w:shd w:val="clear" w:color="auto" w:fill="1A5276"/>
+            <w:tcMar>
+              <w:top w:w="80" w:type="dxa"/>
+              <w:left w:w="120" w:type="dxa"/>
+              <w:bottom w:w="80" w:type="dxa"/>
+              <w:right w:w="120" w:type="dxa"/>
+            </w:tcMar>
+          </w:tcPr>
+          <w:p>
+            <w:pPr>
+              <w:jc w:val="center"/>
+            </w:pPr>
+            <w:r>
+              <w:rPr>
+                <w:b/>
+                <w:bCs/>
+                <w:color w:val="FFFFFF"/>
+                <w:sz w:val="24"/>
+                <w:szCs w:val="24"/>
+              </w:rPr>
+              <w:t>STT</w:t>
+            </w:r>
+          </w:p>
+        </w:tc>
+        <w:tc>
+          <w:tcPr>
+            <w:tcW w:w="2139" w:type="dxa"/>
+            <w:tcBorders>
+              <w:top w:val="single" w:sz="1" w:space="0" w:color="AAB7C4"/>
+              <w:left w:val="single" w:sz="1" w:space="0" w:color="AAB7C4"/>
+              <w:bottom w:val="single" w:sz="1" w:space="0" w:color="AAB7C4"/>
+              <w:right w:val="single" w:sz="1" w:space="0" w:color="AAB7C4"/>
+            </w:tcBorders>
+            <w:shd w:val="clear" w:color="auto" w:fill="1A5276"/>
+            <w:tcMar>
+              <w:top w:w="80" w:type="dxa"/>
+              <w:left w:w="120" w:type="dxa"/>
+              <w:bottom w:w="80" w:type="dxa"/>
+              <w:right w:w="120" w:type="dxa"/>
+            </w:tcMar>
+          </w:tcPr>
+          <w:p>
+            <w:pPr>
+              <w:jc w:val="center"/>
+            </w:pPr>
+            <w:proofErr w:type="spellStart"/>
+            <w:r>
+              <w:rPr>
+                <w:b/>
+                <w:bCs/>
+                <w:color w:val="FFFFFF"/>
+                <w:sz w:val="24"/>
+                <w:szCs w:val="24"/>
+              </w:rPr>
+              <w:t>Họ</w:t>
+            </w:r>
+            <w:proofErr w:type="spellEnd"/>
+            <w:r>
+              <w:rPr>
+                <w:b/>
+                <w:bCs/>
+                <w:color w:val="FFFFFF"/>
+                <w:sz w:val="24"/>
+                <w:szCs w:val="24"/>
+              </w:rPr>
+              <w:t xml:space="preserve"> </w:t>
+            </w:r>
+            <w:proofErr w:type="spellStart"/>
+            <w:r>
+              <w:rPr>
+                <w:b/>
+                <w:bCs/>
+                <w:color w:val="FFFFFF"/>
+                <w:sz w:val="24"/>
+                <w:szCs w:val="24"/>
+              </w:rPr>
+              <w:t>và</w:t>
+            </w:r>
+            <w:proofErr w:type="spellEnd"/>
+            <w:r>
+              <w:rPr>
+                <w:b/>
+                <w:bCs/>
+                <w:color w:val="FFFFFF"/>
+                <w:sz w:val="24"/>
+                <w:szCs w:val="24"/>
+              </w:rPr>
+              <w:t xml:space="preserve"> </w:t>
+            </w:r>
+            <w:proofErr w:type="spellStart"/>
+            <w:r>
+              <w:rPr>
+                <w:b/>
+                <w:bCs/>
+                <w:color w:val="FFFFFF"/>
+                <w:sz w:val="24"/>
+                <w:szCs w:val="24"/>
+              </w:rPr>
+              <w:t>tên</w:t>
+            </w:r>
+            <w:proofErr w:type="spellEnd"/>
+          </w:p>
+        </w:tc>
+        <w:tc>
+          <w:tcPr>
+            <w:tcW w:w="2696" w:type="dxa"/>
+            <w:tcBorders>
+              <w:top w:val="single" w:sz="1" w:space="0" w:color="AAB7C4"/>
+              <w:left w:val="single" w:sz="1" w:space="0" w:color="AAB7C4"/>
+              <w:bottom w:val="single" w:sz="1" w:space="0" w:color="AAB7C4"/>
+              <w:right w:val="single" w:sz="1" w:space="0" w:color="AAB7C4"/>
+            </w:tcBorders>
+            <w:shd w:val="clear" w:color="auto" w:fill="1A5276"/>
+            <w:tcMar>
+              <w:top w:w="80" w:type="dxa"/>
+              <w:left w:w="120" w:type="dxa"/>
+              <w:bottom w:w="80" w:type="dxa"/>
+              <w:right w:w="120" w:type="dxa"/>
+            </w:tcMar>
+          </w:tcPr>
+          <w:p>
+            <w:pPr>
+              <w:jc w:val="center"/>
+            </w:pPr>
+            <w:proofErr w:type="spellStart"/>
+            <w:r>
+              <w:rPr>
+                <w:b/>
+                <w:bCs/>
+                <w:color w:val="FFFFFF"/>
+                <w:sz w:val="24"/>
+                <w:szCs w:val="24"/>
+              </w:rPr>
+              <w:t>Nhiệm</w:t>
+            </w:r>
+            <w:proofErr w:type="spellEnd"/>
+            <w:r>
+              <w:rPr>
+                <w:b/>
+                <w:bCs/>
+                <w:color w:val="FFFFFF"/>
+                <w:sz w:val="24"/>
+                <w:szCs w:val="24"/>
+              </w:rPr>
+              <w:t xml:space="preserve"> </w:t>
+            </w:r>
+            <w:proofErr w:type="spellStart"/>
+            <w:r>
+              <w:rPr>
+                <w:b/>
+                <w:bCs/>
+                <w:color w:val="FFFFFF"/>
+                <w:sz w:val="24"/>
+                <w:szCs w:val="24"/>
+              </w:rPr>
+              <w:t>vụ</w:t>
+            </w:r>
+            <w:proofErr w:type="spellEnd"/>
+            <w:r>
+              <w:rPr>
+                <w:b/>
+                <w:bCs/>
+                <w:color w:val="FFFFFF"/>
+                <w:sz w:val="24"/>
+                <w:szCs w:val="24"/>
+              </w:rPr>
+              <w:t xml:space="preserve"> </w:t>
+            </w:r>
+            <w:proofErr w:type="spellStart"/>
+            <w:r>
+              <w:rPr>
+                <w:b/>
+                <w:bCs/>
+                <w:color w:val="FFFFFF"/>
+                <w:sz w:val="24"/>
+                <w:szCs w:val="24"/>
+              </w:rPr>
+              <w:t>được</w:t>
+            </w:r>
+            <w:proofErr w:type="spellEnd"/>
+            <w:r>
+              <w:rPr>
+                <w:b/>
+                <w:bCs/>
+                <w:color w:val="FFFFFF"/>
+                <w:sz w:val="24"/>
+                <w:szCs w:val="24"/>
+              </w:rPr>
+              <w:t xml:space="preserve"> </w:t>
+            </w:r>
+            <w:proofErr w:type="spellStart"/>
+            <w:r>
+              <w:rPr>
+                <w:b/>
+                <w:bCs/>
+                <w:color w:val="FFFFFF"/>
+                <w:sz w:val="24"/>
+                <w:szCs w:val="24"/>
+              </w:rPr>
+              <w:t>giao</w:t>
+            </w:r>
+            <w:proofErr w:type="spellEnd"/>
+          </w:p>
+        </w:tc>
+        <w:tc>
+          <w:tcPr>
+            <w:tcW w:w="2106" w:type="dxa"/>
+            <w:tcBorders>
+              <w:top w:val="single" w:sz="1" w:space="0" w:color="AAB7C4"/>
+              <w:left w:val="single" w:sz="1" w:space="0" w:color="AAB7C4"/>
+              <w:bottom w:val="single" w:sz="1" w:space="0" w:color="AAB7C4"/>
+              <w:right w:val="single" w:sz="1" w:space="0" w:color="AAB7C4"/>
+            </w:tcBorders>
+            <w:shd w:val="clear" w:color="auto" w:fill="1A5276"/>
+            <w:tcMar>
+              <w:top w:w="80" w:type="dxa"/>
+              <w:left w:w="120" w:type="dxa"/>
+              <w:bottom w:w="80" w:type="dxa"/>
+              <w:right w:w="120" w:type="dxa"/>
+            </w:tcMar>
+          </w:tcPr>
+          <w:p>
+            <w:pPr>
+              <w:jc w:val="center"/>
+              <w:rPr>
+                <w:rFonts w:hint="eastAsia"/>
+                <w:b/>
+                <w:bCs/>
+                <w:color w:val="FFFFFF"/>
+                <w:sz w:val="24"/>
+                <w:szCs w:val="24"/>
+              </w:rPr>
+            </w:pPr>
+            <w:proofErr w:type="spellStart"/>
+            <w:r>
+              <w:rPr>
+                <w:b/>
+                <w:bCs/>
+                <w:color w:val="FFFFFF"/>
+                <w:sz w:val="24"/>
+                <w:szCs w:val="24"/>
+              </w:rPr>
+              <w:t>Kết</w:t>
+            </w:r>
+            <w:proofErr w:type="spellEnd"/>
+            <w:r>
+              <w:rPr>
+                <w:b/>
+                <w:bCs/>
+                <w:color w:val="FFFFFF"/>
+                <w:sz w:val="24"/>
+                <w:szCs w:val="24"/>
+              </w:rPr>
+              <w:t xml:space="preserve"> </w:t>
+            </w:r>
+            <w:proofErr w:type="spellStart"/>
+            <w:r>
+              <w:rPr>
+                <w:b/>
+                <w:bCs/>
+                <w:color w:val="FFFFFF"/>
+                <w:sz w:val="24"/>
+                <w:szCs w:val="24"/>
+              </w:rPr>
+              <w:t>quả</w:t>
+            </w:r>
+            <w:proofErr w:type="spellEnd"/>
+            <w:r>
+              <w:rPr>
+                <w:b/>
+                <w:bCs/>
+                <w:color w:val="FFFFFF"/>
+                <w:sz w:val="24"/>
+                <w:szCs w:val="24"/>
+              </w:rPr>
+              <w:t xml:space="preserve"> </w:t>
+            </w:r>
+            <w:proofErr w:type="spellStart"/>
+            <w:r>
+              <w:rPr>
+                <w:b/>
+                <w:bCs/>
+                <w:color w:val="FFFFFF"/>
+                <w:sz w:val="24"/>
+                <w:szCs w:val="24"/>
+              </w:rPr>
+              <w:t>thực</w:t>
+            </w:r>
+            <w:proofErr w:type="spellEnd"/>
+            <w:r>
+              <w:rPr>
+                <w:b/>
+                <w:bCs/>
+                <w:color w:val="FFFFFF"/>
+                <w:sz w:val="24"/>
+                <w:szCs w:val="24"/>
+              </w:rPr>
+              <w:t xml:space="preserve"> </w:t>
+            </w:r>
+          </w:p>
+          <w:p>
+            <w:pPr>
+              <w:jc w:val="center"/>
+            </w:pPr>
+            <w:proofErr w:type="spellStart"/>
+            <w:r>
+              <w:rPr>
+                <w:b/>
+                <w:bCs/>
+                <w:color w:val="FFFFFF"/>
+                <w:sz w:val="24"/>
+                <w:szCs w:val="24"/>
+              </w:rPr>
+              <w:t>hiện</w:t>
+            </w:r>
+            <w:proofErr w:type="spellEnd"/>
+          </w:p>
+        </w:tc>
+        <w:tc>
+          <w:tcPr>
+            <w:tcW w:w="1503" w:type="dxa"/>
+            <w:gridSpan w:val="2"/>
+            <w:tcBorders>
+              <w:top w:val="single" w:sz="1" w:space="0" w:color="AAB7C4"/>
+              <w:left w:val="single" w:sz="1" w:space="0" w:color="AAB7C4"/>
+              <w:bottom w:val="single" w:sz="1" w:space="0" w:color="AAB7C4"/>
+              <w:right w:val="single" w:sz="1" w:space="0" w:color="AAB7C4"/>
+            </w:tcBorders>
+            <w:shd w:val="clear" w:color="auto" w:fill="1A5276"/>
+            <w:tcMar>
+              <w:top w:w="80" w:type="dxa"/>
+              <w:left w:w="120" w:type="dxa"/>
+              <w:bottom w:w="80" w:type="dxa"/>
+              <w:right w:w="120" w:type="dxa"/>
+            </w:tcMar>
+          </w:tcPr>
+          <w:p>
+            <w:pPr>
+              <w:jc w:val="center"/>
+            </w:pPr>
+            <w:r>
+              <w:rPr>
+                <w:b/>
+                <w:bCs/>
+                <w:color w:val="FFFFFF"/>
+                <w:sz w:val="24"/>
+                <w:szCs w:val="24"/>
+              </w:rPr>
+              <w:t>% HT</w:t>
+            </w:r>
+          </w:p>
+        </w:tc>
+      </w:tr>
+      <w:tr>
+        <w:tblPrEx>
+          <w:tblLook w:val="04A0" w:firstRow="1" w:lastRow="0" w:firstColumn="1" w:lastColumn="0" w:noHBand="0" w:noVBand="1"/>
+        </w:tblPrEx>
+        <w:trPr>
+          <w:gridAfter w:val="1"/>
+          <w:wAfter w:w="121" w:type="dxa"/>
+        </w:trPr>
+        <w:tc>
+          <w:tcPr>
+            <w:tcW w:w="703" w:type="dxa"/>
             <w:tcBorders>
               <w:top w:val="single" w:sz="1" w:space="0" w:color="AAB7C4"/>
               <w:left w:val="single" w:sz="1" w:space="0" w:color="AAB7C4"/>
@@ -1299,7 +1821,7 @@
         </w:tc>
         <w:tc>
           <w:tcPr>
-            <w:tcW w:w="2200" w:type="dxa"/>
+            <w:tcW w:w="2139" w:type="dxa"/>
             <w:tcBorders>
               <w:top w:val="single" w:sz="1" w:space="0" w:color="AAB7C4"/>
               <w:left w:val="single" w:sz="1" w:space="0" w:color="AAB7C4"/>
@@ -1333,7 +1855,7 @@
         </w:tc>
         <w:tc>
           <w:tcPr>
-            <w:tcW w:w="2726" w:type="dxa"/>
+            <w:tcW w:w="2696" w:type="dxa"/>
             <w:tcBorders>
               <w:top w:val="single" w:sz="1" w:space="0" w:color="AAB7C4"/>
               <w:left w:val="single" w:sz="1" w:space="0" w:color="AAB7C4"/>
@@ -1361,7 +1883,7 @@
         </w:tc>
         <w:tc>
           <w:tcPr>
-            <w:tcW w:w="2100" w:type="dxa"/>
+            <w:tcW w:w="2106" w:type="dxa"/>
             <w:tcBorders>
               <w:top w:val="single" w:sz="1" w:space="0" w:color="AAB7C4"/>
               <w:left w:val="single" w:sz="1" w:space="0" w:color="AAB7C4"/>
@@ -1394,7 +1916,7 @@
         </w:tc>
         <w:tc>
           <w:tcPr>
-            <w:tcW w:w="1500" w:type="dxa"/>
+            <w:tcW w:w="1382" w:type="dxa"/>
             <w:tcBorders>
               <w:top w:val="single" w:sz="1" w:space="0" w:color="AAB7C4"/>
               <w:left w:val="single" w:sz="1" w:space="0" w:color="AAB7C4"/>
@@ -1421,9 +1943,16 @@
         </w:tc>
       </w:tr>
       <w:tr>
+        <w:tblPrEx>
+          <w:tblLook w:val="04A0" w:firstRow="1" w:lastRow="0" w:firstColumn="1" w:lastColumn="0" w:noHBand="0" w:noVBand="1"/>
+        </w:tblPrEx>
+        <w:trPr>
+          <w:gridAfter w:val="1"/>
+          <w:wAfter w:w="121" w:type="dxa"/>
+        </w:trPr>
         <w:tc>
           <w:tcPr>
-            <w:tcW w:w="500" w:type="dxa"/>
+            <w:tcW w:w="703" w:type="dxa"/>
             <w:tcBorders>
               <w:top w:val="single" w:sz="1" w:space="0" w:color="AAB7C4"/>
               <w:left w:val="single" w:sz="1" w:space="0" w:color="AAB7C4"/>
@@ -1450,7 +1979,7 @@
         </w:tc>
         <w:tc>
           <w:tcPr>
-            <w:tcW w:w="2200" w:type="dxa"/>
+            <w:tcW w:w="2139" w:type="dxa"/>
             <w:tcBorders>
               <w:top w:val="single" w:sz="1" w:space="0" w:color="AAB7C4"/>
               <w:left w:val="single" w:sz="1" w:space="0" w:color="AAB7C4"/>
@@ -1490,7 +2019,7 @@
         </w:tc>
         <w:tc>
           <w:tcPr>
-            <w:tcW w:w="2726" w:type="dxa"/>
+            <w:tcW w:w="2696" w:type="dxa"/>
             <w:tcBorders>
               <w:top w:val="single" w:sz="1" w:space="0" w:color="AAB7C4"/>
               <w:left w:val="single" w:sz="1" w:space="0" w:color="AAB7C4"/>
@@ -1518,7 +2047,7 @@
         </w:tc>
         <w:tc>
           <w:tcPr>
-            <w:tcW w:w="2100" w:type="dxa"/>
+            <w:tcW w:w="2106" w:type="dxa"/>
             <w:tcBorders>
               <w:top w:val="single" w:sz="1" w:space="0" w:color="AAB7C4"/>
               <w:left w:val="single" w:sz="1" w:space="0" w:color="AAB7C4"/>
@@ -1551,7 +2080,7 @@
         </w:tc>
         <w:tc>
           <w:tcPr>
-            <w:tcW w:w="1500" w:type="dxa"/>
+            <w:tcW w:w="1382" w:type="dxa"/>
             <w:tcBorders>
               <w:top w:val="single" w:sz="1" w:space="0" w:color="AAB7C4"/>
               <w:left w:val="single" w:sz="1" w:space="0" w:color="AAB7C4"/>
@@ -1578,9 +2107,16 @@
         </w:tc>
       </w:tr>
       <w:tr>
+        <w:tblPrEx>
+          <w:tblLook w:val="04A0" w:firstRow="1" w:lastRow="0" w:firstColumn="1" w:lastColumn="0" w:noHBand="0" w:noVBand="1"/>
+        </w:tblPrEx>
+        <w:trPr>
+          <w:gridAfter w:val="1"/>
+          <w:wAfter w:w="121" w:type="dxa"/>
+        </w:trPr>
         <w:tc>
           <w:tcPr>
-            <w:tcW w:w="500" w:type="dxa"/>
+            <w:tcW w:w="703" w:type="dxa"/>
             <w:tcBorders>
               <w:top w:val="single" w:sz="1" w:space="0" w:color="AAB7C4"/>
               <w:left w:val="single" w:sz="1" w:space="0" w:color="AAB7C4"/>
@@ -1607,7 +2143,7 @@
         </w:tc>
         <w:tc>
           <w:tcPr>
-            <w:tcW w:w="2200" w:type="dxa"/>
+            <w:tcW w:w="2139" w:type="dxa"/>
             <w:tcBorders>
               <w:top w:val="single" w:sz="1" w:space="0" w:color="AAB7C4"/>
               <w:left w:val="single" w:sz="1" w:space="0" w:color="AAB7C4"/>
@@ -1647,7 +2183,7 @@
         </w:tc>
         <w:tc>
           <w:tcPr>
-            <w:tcW w:w="2726" w:type="dxa"/>
+            <w:tcW w:w="2696" w:type="dxa"/>
             <w:tcBorders>
               <w:top w:val="single" w:sz="1" w:space="0" w:color="AAB7C4"/>
               <w:left w:val="single" w:sz="1" w:space="0" w:color="AAB7C4"/>
@@ -1675,7 +2211,7 @@
         </w:tc>
         <w:tc>
           <w:tcPr>
-            <w:tcW w:w="2100" w:type="dxa"/>
+            <w:tcW w:w="2106" w:type="dxa"/>
             <w:tcBorders>
               <w:top w:val="single" w:sz="1" w:space="0" w:color="AAB7C4"/>
               <w:left w:val="single" w:sz="1" w:space="0" w:color="AAB7C4"/>
@@ -1708,7 +2244,7 @@
         </w:tc>
         <w:tc>
           <w:tcPr>
-            <w:tcW w:w="1500" w:type="dxa"/>
+            <w:tcW w:w="1382" w:type="dxa"/>
             <w:tcBorders>
               <w:top w:val="single" w:sz="1" w:space="0" w:color="AAB7C4"/>
               <w:left w:val="single" w:sz="1" w:space="0" w:color="AAB7C4"/>
@@ -1735,9 +2271,16 @@
         </w:tc>
       </w:tr>
       <w:tr>
+        <w:tblPrEx>
+          <w:tblLook w:val="04A0" w:firstRow="1" w:lastRow="0" w:firstColumn="1" w:lastColumn="0" w:noHBand="0" w:noVBand="1"/>
+        </w:tblPrEx>
+        <w:trPr>
+          <w:gridAfter w:val="1"/>
+          <w:wAfter w:w="121" w:type="dxa"/>
+        </w:trPr>
         <w:tc>
           <w:tcPr>
-            <w:tcW w:w="500" w:type="dxa"/>
+            <w:tcW w:w="703" w:type="dxa"/>
             <w:tcBorders>
               <w:top w:val="single" w:sz="1" w:space="0" w:color="AAB7C4"/>
               <w:left w:val="single" w:sz="1" w:space="0" w:color="AAB7C4"/>
@@ -1764,7 +2307,7 @@
         </w:tc>
         <w:tc>
           <w:tcPr>
-            <w:tcW w:w="2200" w:type="dxa"/>
+            <w:tcW w:w="2139" w:type="dxa"/>
             <w:tcBorders>
               <w:top w:val="single" w:sz="1" w:space="0" w:color="AAB7C4"/>
               <w:left w:val="single" w:sz="1" w:space="0" w:color="AAB7C4"/>
@@ -1806,7 +2349,7 @@
         </w:tc>
         <w:tc>
           <w:tcPr>
-            <w:tcW w:w="2726" w:type="dxa"/>
+            <w:tcW w:w="2696" w:type="dxa"/>
             <w:tcBorders>
               <w:top w:val="single" w:sz="1" w:space="0" w:color="AAB7C4"/>
               <w:left w:val="single" w:sz="1" w:space="0" w:color="AAB7C4"/>
@@ -1834,7 +2377,7 @@
         </w:tc>
         <w:tc>
           <w:tcPr>
-            <w:tcW w:w="2100" w:type="dxa"/>
+            <w:tcW w:w="2106" w:type="dxa"/>
             <w:tcBorders>
               <w:top w:val="single" w:sz="1" w:space="0" w:color="AAB7C4"/>
               <w:left w:val="single" w:sz="1" w:space="0" w:color="AAB7C4"/>
@@ -1867,7 +2410,7 @@
         </w:tc>
         <w:tc>
           <w:tcPr>
-            <w:tcW w:w="1500" w:type="dxa"/>
+            <w:tcW w:w="1382" w:type="dxa"/>
             <w:tcBorders>
               <w:top w:val="single" w:sz="1" w:space="0" w:color="AAB7C4"/>
               <w:left w:val="single" w:sz="1" w:space="0" w:color="AAB7C4"/>
@@ -1894,9 +2437,16 @@
         </w:tc>
       </w:tr>
       <w:tr>
+        <w:tblPrEx>
+          <w:tblLook w:val="04A0" w:firstRow="1" w:lastRow="0" w:firstColumn="1" w:lastColumn="0" w:noHBand="0" w:noVBand="1"/>
+        </w:tblPrEx>
+        <w:trPr>
+          <w:gridAfter w:val="1"/>
+          <w:wAfter w:w="121" w:type="dxa"/>
+        </w:trPr>
         <w:tc>
           <w:tcPr>
-            <w:tcW w:w="500" w:type="dxa"/>
+            <w:tcW w:w="703" w:type="dxa"/>
             <w:tcBorders>
               <w:top w:val="single" w:sz="1" w:space="0" w:color="AAB7C4"/>
               <w:left w:val="single" w:sz="1" w:space="0" w:color="AAB7C4"/>
@@ -1923,7 +2473,7 @@
         </w:tc>
         <w:tc>
           <w:tcPr>
-            <w:tcW w:w="2200" w:type="dxa"/>
+            <w:tcW w:w="2139" w:type="dxa"/>
             <w:tcBorders>
               <w:top w:val="single" w:sz="1" w:space="0" w:color="AAB7C4"/>
               <w:left w:val="single" w:sz="1" w:space="0" w:color="AAB7C4"/>
@@ -1965,7 +2515,7 @@
         </w:tc>
         <w:tc>
           <w:tcPr>
-            <w:tcW w:w="2726" w:type="dxa"/>
+            <w:tcW w:w="2696" w:type="dxa"/>
             <w:tcBorders>
               <w:top w:val="single" w:sz="1" w:space="0" w:color="AAB7C4"/>
               <w:left w:val="single" w:sz="1" w:space="0" w:color="AAB7C4"/>
@@ -1993,7 +2543,7 @@
         </w:tc>
         <w:tc>
           <w:tcPr>
-            <w:tcW w:w="2100" w:type="dxa"/>
+            <w:tcW w:w="2106" w:type="dxa"/>
             <w:tcBorders>
               <w:top w:val="single" w:sz="1" w:space="0" w:color="AAB7C4"/>
               <w:left w:val="single" w:sz="1" w:space="0" w:color="AAB7C4"/>
@@ -2026,7 +2576,7 @@
         </w:tc>
         <w:tc>
           <w:tcPr>
-            <w:tcW w:w="1500" w:type="dxa"/>
+            <w:tcW w:w="1382" w:type="dxa"/>
             <w:tcBorders>
               <w:top w:val="single" w:sz="1" w:space="0" w:color="AAB7C4"/>
               <w:left w:val="single" w:sz="1" w:space="0" w:color="AAB7C4"/>
@@ -2056,7 +2606,17 @@
     <w:p>
       <w:pPr>
         <w:spacing w:before="60"/>
+        <w:rPr>
+          <w:rFonts w:hint="eastAsia"/>
+        </w:rPr>
       </w:pPr>
+    </w:p>
+    <w:p>
+      <w:pPr>
+        <w:spacing w:before="60"/>
+      </w:pPr>
+      <w:bookmarkStart w:id="0" w:name="_GoBack"/>
+      <w:bookmarkEnd w:id="0"/>
     </w:p>
     <w:tbl>
       <w:tblPr>
@@ -2105,6 +2665,7 @@
                 <w:sz w:val="24"/>
                 <w:szCs w:val="24"/>
               </w:rPr>
+              <w:lastRenderedPageBreak/>
               <w:t>Người</w:t>
             </w:r>
             <w:proofErr w:type="spellEnd"/>
@@ -2246,7 +2807,23 @@
                 <w:sz w:val="24"/>
                 <w:szCs w:val="24"/>
               </w:rPr>
-              <w:t xml:space="preserve">Link commit GitHub </w:t>
+              <w:t xml:space="preserve">Link commit </w:t>
+            </w:r>
+            <w:proofErr w:type="spellStart"/>
+            <w:r>
+              <w:rPr>
+                <w:sz w:val="24"/>
+                <w:szCs w:val="24"/>
+              </w:rPr>
+              <w:t>GitHub</w:t>
+            </w:r>
+            <w:proofErr w:type="spellEnd"/>
+            <w:r>
+              <w:rPr>
+                <w:sz w:val="24"/>
+                <w:szCs w:val="24"/>
+              </w:rPr>
+              <w:t xml:space="preserve"> </w:t>
             </w:r>
             <w:proofErr w:type="spellStart"/>
             <w:r>
@@ -2821,7 +3398,6 @@
               <w:jc w:val="center"/>
             </w:pPr>
             <w:proofErr w:type="spellStart"/>
-            <w:proofErr w:type="gramStart"/>
             <w:r>
               <w:rPr>
                 <w:b/>
@@ -2833,7 +3409,6 @@
               <w:t>T.thái</w:t>
             </w:r>
             <w:proofErr w:type="spellEnd"/>
-            <w:proofErr w:type="gramEnd"/>
           </w:p>
         </w:tc>
         <w:tc>
@@ -2968,6 +3543,7 @@
             <w:pPr>
               <w:rPr>
                 <w:rStyle w:val="HTMLCode"/>
+                <w:rFonts w:eastAsiaTheme="minorEastAsia"/>
               </w:rPr>
             </w:pPr>
             <w:proofErr w:type="spellStart"/>
@@ -3142,6 +3718,7 @@
             <w:r>
               <w:rPr>
                 <w:rStyle w:val="HTMLCode"/>
+                <w:rFonts w:eastAsiaTheme="minorEastAsia"/>
               </w:rPr>
               <w:t>src</w:t>
             </w:r>
@@ -3149,6 +3726,7 @@
             <w:r>
               <w:rPr>
                 <w:rStyle w:val="HTMLCode"/>
+                <w:rFonts w:eastAsiaTheme="minorEastAsia"/>
               </w:rPr>
               <w:t>/components/</w:t>
             </w:r>
@@ -3157,6 +3735,7 @@
             <w:pPr>
               <w:rPr>
                 <w:rStyle w:val="HTMLCode"/>
+                <w:rFonts w:eastAsiaTheme="minorEastAsia"/>
               </w:rPr>
             </w:pPr>
           </w:p>
@@ -3340,28 +3919,23 @@
             <w:r>
               <w:rPr>
                 <w:rStyle w:val="HTMLCode"/>
-              </w:rPr>
-              <w:t>new Date(</w:t>
-            </w:r>
-            <w:proofErr w:type="gramStart"/>
+                <w:rFonts w:eastAsiaTheme="minorEastAsia"/>
+              </w:rPr>
+              <w:t>new Date().</w:t>
+            </w:r>
+            <w:proofErr w:type="spellStart"/>
             <w:r>
               <w:rPr>
                 <w:rStyle w:val="HTMLCode"/>
-              </w:rPr>
-              <w:t>).</w:t>
-            </w:r>
-            <w:proofErr w:type="spellStart"/>
+                <w:rFonts w:eastAsiaTheme="minorEastAsia"/>
+              </w:rPr>
+              <w:t>getFullYear</w:t>
+            </w:r>
+            <w:proofErr w:type="spellEnd"/>
             <w:r>
               <w:rPr>
                 <w:rStyle w:val="HTMLCode"/>
-              </w:rPr>
-              <w:t>getFullYear</w:t>
-            </w:r>
-            <w:proofErr w:type="spellEnd"/>
-            <w:proofErr w:type="gramEnd"/>
-            <w:r>
-              <w:rPr>
-                <w:rStyle w:val="HTMLCode"/>
+                <w:rFonts w:eastAsiaTheme="minorEastAsia"/>
               </w:rPr>
               <w:t>()</w:t>
             </w:r>
@@ -3512,6 +4086,7 @@
             <w:pPr>
               <w:rPr>
                 <w:rStyle w:val="HTMLCode"/>
+                <w:rFonts w:eastAsiaTheme="minorEastAsia"/>
               </w:rPr>
             </w:pPr>
             <w:proofErr w:type="spellStart"/>
@@ -3567,6 +4142,7 @@
             <w:r>
               <w:rPr>
                 <w:rStyle w:val="HTMLCode"/>
+                <w:rFonts w:eastAsiaTheme="minorEastAsia"/>
               </w:rPr>
               <w:t>demoEvents</w:t>
             </w:r>
@@ -3574,6 +4150,7 @@
             <w:r>
               <w:rPr>
                 <w:rStyle w:val="HTMLCode"/>
+                <w:rFonts w:eastAsiaTheme="minorEastAsia"/>
               </w:rPr>
               <w:t>[</w:t>
             </w:r>
@@ -3581,18 +4158,18 @@
             <w:r>
               <w:rPr>
                 <w:rStyle w:val="HTMLCode"/>
+                <w:rFonts w:eastAsiaTheme="minorEastAsia"/>
               </w:rPr>
               <w:t>bannerIndex</w:t>
             </w:r>
             <w:proofErr w:type="spellEnd"/>
-            <w:proofErr w:type="gramStart"/>
             <w:r>
               <w:rPr>
                 <w:rStyle w:val="HTMLCode"/>
+                <w:rFonts w:eastAsiaTheme="minorEastAsia"/>
               </w:rPr>
               <w:t>].banner</w:t>
             </w:r>
-            <w:proofErr w:type="gramEnd"/>
             <w:r>
               <w:t xml:space="preserve">, </w:t>
             </w:r>
@@ -3616,6 +4193,7 @@
             <w:r>
               <w:rPr>
                 <w:rStyle w:val="HTMLCode"/>
+                <w:rFonts w:eastAsiaTheme="minorEastAsia"/>
               </w:rPr>
               <w:t>prevBanner</w:t>
             </w:r>
@@ -3627,6 +4205,7 @@
             <w:r>
               <w:rPr>
                 <w:rStyle w:val="HTMLCode"/>
+                <w:rFonts w:eastAsiaTheme="minorEastAsia"/>
               </w:rPr>
               <w:t>nextBanner</w:t>
             </w:r>
@@ -3661,6 +4240,7 @@
             <w:r>
               <w:rPr>
                 <w:rStyle w:val="HTMLCode"/>
+                <w:rFonts w:eastAsiaTheme="minorEastAsia"/>
               </w:rPr>
               <w:t>map()</w:t>
             </w:r>
@@ -3671,6 +4251,7 @@
             <w:r>
               <w:rPr>
                 <w:rStyle w:val="HTMLCode"/>
+                <w:rFonts w:eastAsiaTheme="minorEastAsia"/>
               </w:rPr>
               <w:t>onClick</w:t>
             </w:r>
@@ -3678,6 +4259,7 @@
             <w:r>
               <w:rPr>
                 <w:rStyle w:val="HTMLCode"/>
+                <w:rFonts w:eastAsiaTheme="minorEastAsia"/>
               </w:rPr>
               <w:t>={</w:t>
             </w:r>
@@ -3685,6 +4267,7 @@
             <w:r>
               <w:rPr>
                 <w:rStyle w:val="HTMLCode"/>
+                <w:rFonts w:eastAsiaTheme="minorEastAsia"/>
               </w:rPr>
               <w:t>selectBanner</w:t>
             </w:r>
@@ -3692,6 +4275,7 @@
             <w:r>
               <w:rPr>
                 <w:rStyle w:val="HTMLCode"/>
+                <w:rFonts w:eastAsiaTheme="minorEastAsia"/>
               </w:rPr>
               <w:t>}</w:t>
             </w:r>
@@ -3734,6 +4318,7 @@
             <w:r>
               <w:rPr>
                 <w:rStyle w:val="HTMLCode"/>
+                <w:rFonts w:eastAsiaTheme="minorEastAsia"/>
               </w:rPr>
               <w:t>demoEvents.length</w:t>
             </w:r>
@@ -3741,6 +4326,7 @@
             <w:r>
               <w:rPr>
                 <w:rStyle w:val="HTMLCode"/>
+                <w:rFonts w:eastAsiaTheme="minorEastAsia"/>
               </w:rPr>
               <w:t xml:space="preserve"> === 0</w:t>
             </w:r>
@@ -3749,6 +4335,7 @@
             <w:pPr>
               <w:rPr>
                 <w:rStyle w:val="HTMLCode"/>
+                <w:rFonts w:eastAsiaTheme="minorEastAsia"/>
               </w:rPr>
             </w:pPr>
           </w:p>
@@ -4130,50 +4717,44 @@
             <w:r>
               <w:t xml:space="preserve"> </w:t>
             </w:r>
-            <w:proofErr w:type="gramStart"/>
             <w:r>
               <w:rPr>
                 <w:rStyle w:val="HTMLCode"/>
-              </w:rPr>
-              <w:t>map(</w:t>
-            </w:r>
-            <w:proofErr w:type="gramEnd"/>
+                <w:rFonts w:eastAsiaTheme="minorEastAsia"/>
+              </w:rPr>
+              <w:t>map()</w:t>
+            </w:r>
+            <w:r>
+              <w:t xml:space="preserve"> render </w:t>
+            </w:r>
+            <w:proofErr w:type="spellStart"/>
+            <w:r>
+              <w:t>từ</w:t>
+            </w:r>
+            <w:proofErr w:type="spellEnd"/>
+            <w:r>
+              <w:t xml:space="preserve"> </w:t>
+            </w:r>
+            <w:proofErr w:type="spellStart"/>
+            <w:r>
+              <w:t>mảng</w:t>
+            </w:r>
+            <w:proofErr w:type="spellEnd"/>
+            <w:r>
+              <w:t xml:space="preserve">, </w:t>
+            </w:r>
+            <w:proofErr w:type="spellStart"/>
+            <w:r>
+              <w:t>có</w:t>
+            </w:r>
+            <w:proofErr w:type="spellEnd"/>
+            <w:r>
+              <w:t xml:space="preserve"> </w:t>
+            </w:r>
             <w:r>
               <w:rPr>
                 <w:rStyle w:val="HTMLCode"/>
-              </w:rPr>
-              <w:t>)</w:t>
-            </w:r>
-            <w:r>
-              <w:t xml:space="preserve"> render </w:t>
-            </w:r>
-            <w:proofErr w:type="spellStart"/>
-            <w:r>
-              <w:t>từ</w:t>
-            </w:r>
-            <w:proofErr w:type="spellEnd"/>
-            <w:r>
-              <w:t xml:space="preserve"> </w:t>
-            </w:r>
-            <w:proofErr w:type="spellStart"/>
-            <w:r>
-              <w:t>mảng</w:t>
-            </w:r>
-            <w:proofErr w:type="spellEnd"/>
-            <w:r>
-              <w:t xml:space="preserve">, </w:t>
-            </w:r>
-            <w:proofErr w:type="spellStart"/>
-            <w:r>
-              <w:t>có</w:t>
-            </w:r>
-            <w:proofErr w:type="spellEnd"/>
-            <w:r>
-              <w:t xml:space="preserve"> </w:t>
-            </w:r>
-            <w:r>
-              <w:rPr>
-                <w:rStyle w:val="HTMLCode"/>
+                <w:rFonts w:eastAsiaTheme="minorEastAsia"/>
               </w:rPr>
               <w:t>key</w:t>
             </w:r>
@@ -4726,6 +5307,7 @@
                 <w:sz w:val="24"/>
                 <w:szCs w:val="24"/>
               </w:rPr>
+              <w:lastRenderedPageBreak/>
               <w:t>5</w:t>
             </w:r>
           </w:p>
@@ -4840,6 +5422,7 @@
             <w:r>
               <w:rPr>
                 <w:rStyle w:val="HTMLCode"/>
+                <w:rFonts w:eastAsiaTheme="minorEastAsia"/>
               </w:rPr>
               <w:t>&amp;&amp;</w:t>
             </w:r>
@@ -4859,7 +5442,6 @@
           <w:p>
             <w:proofErr w:type="spellStart"/>
             <w:r>
-              <w:lastRenderedPageBreak/>
               <w:t>Viết</w:t>
             </w:r>
             <w:proofErr w:type="spellEnd"/>
@@ -4991,7 +5573,6 @@
                 <w:sz w:val="24"/>
                 <w:szCs w:val="24"/>
               </w:rPr>
-              <w:lastRenderedPageBreak/>
               <w:t>[</w:t>
             </w:r>
             <w:r>
@@ -6194,6 +6775,7 @@
       <w:r>
         <w:rPr>
           <w:rStyle w:val="HTMLCode"/>
+          <w:rFonts w:eastAsiaTheme="minorEastAsia"/>
         </w:rPr>
         <w:t>demoEvents</w:t>
       </w:r>
@@ -6245,6 +6827,7 @@
       <w:r>
         <w:rPr>
           <w:rStyle w:val="HTMLCode"/>
+          <w:rFonts w:eastAsiaTheme="minorEastAsia"/>
         </w:rPr>
         <w:t>bannerIndex</w:t>
       </w:r>
@@ -6425,6 +7008,7 @@
       <w:r>
         <w:rPr>
           <w:rStyle w:val="HTMLCode"/>
+          <w:rFonts w:eastAsiaTheme="minorEastAsia"/>
         </w:rPr>
         <w:t>&amp;&amp;</w:t>
       </w:r>
@@ -6775,6 +7359,7 @@
       <w:r>
         <w:rPr>
           <w:rStyle w:val="HTMLCode"/>
+          <w:rFonts w:eastAsiaTheme="minorEastAsia"/>
         </w:rPr>
         <w:t>map(</w:t>
       </w:r>
@@ -6782,6 +7367,7 @@
       <w:r>
         <w:rPr>
           <w:rStyle w:val="HTMLCode"/>
+          <w:rFonts w:eastAsiaTheme="minorEastAsia"/>
         </w:rPr>
         <w:t>)</w:t>
       </w:r>
@@ -6847,6 +7433,7 @@
       <w:r>
         <w:rPr>
           <w:rStyle w:val="HTMLCode"/>
+          <w:rFonts w:eastAsiaTheme="minorEastAsia"/>
         </w:rPr>
         <w:t>key</w:t>
       </w:r>
@@ -7041,13 +7628,23 @@
       <w:r>
         <w:rPr>
           <w:rStyle w:val="HTMLCode"/>
-        </w:rPr>
-        <w:t>new Date(</w:t>
+          <w:rFonts w:eastAsiaTheme="minorEastAsia"/>
+        </w:rPr>
+        <w:t xml:space="preserve">new </w:t>
       </w:r>
       <w:proofErr w:type="gramStart"/>
       <w:r>
         <w:rPr>
           <w:rStyle w:val="HTMLCode"/>
+          <w:rFonts w:eastAsiaTheme="minorEastAsia"/>
+        </w:rPr>
+        <w:t>Date(</w:t>
+      </w:r>
+      <w:proofErr w:type="gramEnd"/>
+      <w:r>
+        <w:rPr>
+          <w:rStyle w:val="HTMLCode"/>
+          <w:rFonts w:eastAsiaTheme="minorEastAsia"/>
         </w:rPr>
         <w:t>).</w:t>
       </w:r>
@@ -7055,14 +7652,15 @@
       <w:r>
         <w:rPr>
           <w:rStyle w:val="HTMLCode"/>
+          <w:rFonts w:eastAsiaTheme="minorEastAsia"/>
         </w:rPr>
         <w:t>getFullYear</w:t>
       </w:r>
       <w:proofErr w:type="spellEnd"/>
-      <w:proofErr w:type="gramEnd"/>
       <w:r>
         <w:rPr>
           <w:rStyle w:val="HTMLCode"/>
+          <w:rFonts w:eastAsiaTheme="minorEastAsia"/>
         </w:rPr>
         <w:t>()</w:t>
       </w:r>
@@ -7081,270 +7679,54 @@
     <w:p>
       <w:pPr>
         <w:pStyle w:val="Heading1"/>
+        <w:rPr>
+          <w:lang w:val="vi-VN"/>
+        </w:rPr>
       </w:pPr>
       <w:r>
+        <w:rPr>
+          <w:lang w:val="vi-VN"/>
+        </w:rPr>
         <w:t>IV. KẾT QUẢ ĐẠT ĐƯỢC</w:t>
       </w:r>
     </w:p>
     <w:p>
       <w:pPr>
         <w:pStyle w:val="Heading2"/>
+        <w:rPr>
+          <w:lang w:val="vi-VN"/>
+        </w:rPr>
       </w:pPr>
       <w:r>
-        <w:t xml:space="preserve">4.1. </w:t>
-      </w:r>
-      <w:proofErr w:type="spellStart"/>
-      <w:r>
-        <w:t>Kết</w:t>
-      </w:r>
-      <w:proofErr w:type="spellEnd"/>
-      <w:r>
-        <w:t xml:space="preserve"> </w:t>
-      </w:r>
-      <w:proofErr w:type="spellStart"/>
-      <w:r>
-        <w:t>quả</w:t>
-      </w:r>
-      <w:proofErr w:type="spellEnd"/>
-      <w:r>
-        <w:t xml:space="preserve"> </w:t>
-      </w:r>
-      <w:proofErr w:type="spellStart"/>
-      <w:r>
-        <w:t>kỹ</w:t>
-      </w:r>
-      <w:proofErr w:type="spellEnd"/>
-      <w:r>
-        <w:t xml:space="preserve"> </w:t>
-      </w:r>
-      <w:proofErr w:type="spellStart"/>
-      <w:r>
-        <w:t>thuật</w:t>
-      </w:r>
-      <w:proofErr w:type="spellEnd"/>
-      <w:r>
-        <w:t xml:space="preserve"> </w:t>
-      </w:r>
-      <w:proofErr w:type="spellStart"/>
-      <w:r>
-        <w:t>đạt</w:t>
-      </w:r>
-      <w:proofErr w:type="spellEnd"/>
-      <w:r>
-        <w:t xml:space="preserve"> </w:t>
-      </w:r>
-      <w:proofErr w:type="spellStart"/>
-      <w:r>
-        <w:t>được</w:t>
-      </w:r>
-      <w:proofErr w:type="spellEnd"/>
+        <w:rPr>
+          <w:lang w:val="vi-VN"/>
+        </w:rPr>
+        <w:t>4.1. Kết quả kỹ thuật đạt được</w:t>
+      </w:r>
     </w:p>
     <w:p>
       <w:pPr>
         <w:spacing w:before="60" w:after="60"/>
+        <w:rPr>
+          <w:lang w:val="vi-VN"/>
+        </w:rPr>
       </w:pPr>
-      <w:proofErr w:type="spellStart"/>
-      <w:r>
-        <w:rPr>
-          <w:i/>
-          <w:iCs/>
-          <w:color w:val="7F8C8D"/>
-        </w:rPr>
-        <w:t>Mô</w:t>
-      </w:r>
-      <w:proofErr w:type="spellEnd"/>
-      <w:r>
-        <w:rPr>
-          <w:i/>
-          <w:iCs/>
-          <w:color w:val="7F8C8D"/>
-        </w:rPr>
-        <w:t xml:space="preserve"> </w:t>
-      </w:r>
-      <w:proofErr w:type="spellStart"/>
-      <w:r>
-        <w:rPr>
-          <w:i/>
-          <w:iCs/>
-          <w:color w:val="7F8C8D"/>
-        </w:rPr>
-        <w:t>tả</w:t>
-      </w:r>
-      <w:proofErr w:type="spellEnd"/>
-      <w:r>
-        <w:rPr>
-          <w:i/>
-          <w:iCs/>
-          <w:color w:val="7F8C8D"/>
-        </w:rPr>
-        <w:t xml:space="preserve"> </w:t>
-      </w:r>
-      <w:proofErr w:type="spellStart"/>
-      <w:r>
-        <w:rPr>
-          <w:i/>
-          <w:iCs/>
-          <w:color w:val="7F8C8D"/>
-        </w:rPr>
-        <w:t>ngắn</w:t>
-      </w:r>
-      <w:proofErr w:type="spellEnd"/>
-      <w:r>
-        <w:rPr>
-          <w:i/>
-          <w:iCs/>
-          <w:color w:val="7F8C8D"/>
-        </w:rPr>
-        <w:t xml:space="preserve"> </w:t>
-      </w:r>
-      <w:proofErr w:type="spellStart"/>
-      <w:r>
-        <w:rPr>
-          <w:i/>
-          <w:iCs/>
-          <w:color w:val="7F8C8D"/>
-        </w:rPr>
-        <w:t>từng</w:t>
-      </w:r>
-      <w:proofErr w:type="spellEnd"/>
-      <w:r>
-        <w:rPr>
-          <w:i/>
-          <w:iCs/>
-          <w:color w:val="7F8C8D"/>
-        </w:rPr>
-        <w:t xml:space="preserve"> </w:t>
-      </w:r>
-      <w:proofErr w:type="spellStart"/>
-      <w:r>
-        <w:rPr>
-          <w:i/>
-          <w:iCs/>
-          <w:color w:val="7F8C8D"/>
-        </w:rPr>
-        <w:t>kết</w:t>
-      </w:r>
-      <w:proofErr w:type="spellEnd"/>
-      <w:r>
-        <w:rPr>
-          <w:i/>
-          <w:iCs/>
-          <w:color w:val="7F8C8D"/>
-        </w:rPr>
-        <w:t xml:space="preserve"> </w:t>
-      </w:r>
-      <w:proofErr w:type="spellStart"/>
-      <w:r>
-        <w:rPr>
-          <w:i/>
-          <w:iCs/>
-          <w:color w:val="7F8C8D"/>
-        </w:rPr>
-        <w:t>quả</w:t>
-      </w:r>
-      <w:proofErr w:type="spellEnd"/>
-      <w:r>
-        <w:rPr>
-          <w:i/>
-          <w:iCs/>
-          <w:color w:val="7F8C8D"/>
-        </w:rPr>
-        <w:t xml:space="preserve"> </w:t>
-      </w:r>
-      <w:proofErr w:type="spellStart"/>
-      <w:r>
-        <w:rPr>
-          <w:i/>
-          <w:iCs/>
-          <w:color w:val="7F8C8D"/>
-        </w:rPr>
-        <w:t>đã</w:t>
-      </w:r>
-      <w:proofErr w:type="spellEnd"/>
-      <w:r>
-        <w:rPr>
-          <w:i/>
-          <w:iCs/>
-          <w:color w:val="7F8C8D"/>
-        </w:rPr>
-        <w:t xml:space="preserve"> </w:t>
-      </w:r>
-      <w:proofErr w:type="spellStart"/>
-      <w:r>
-        <w:rPr>
-          <w:i/>
-          <w:iCs/>
-          <w:color w:val="7F8C8D"/>
-        </w:rPr>
-        <w:t>hoàn</w:t>
-      </w:r>
-      <w:proofErr w:type="spellEnd"/>
-      <w:r>
-        <w:rPr>
-          <w:i/>
-          <w:iCs/>
-          <w:color w:val="7F8C8D"/>
-        </w:rPr>
-        <w:t xml:space="preserve"> </w:t>
-      </w:r>
-      <w:proofErr w:type="spellStart"/>
-      <w:r>
-        <w:rPr>
-          <w:i/>
-          <w:iCs/>
-          <w:color w:val="7F8C8D"/>
-        </w:rPr>
-        <w:t>thành</w:t>
-      </w:r>
-      <w:proofErr w:type="spellEnd"/>
-      <w:r>
-        <w:rPr>
-          <w:i/>
-          <w:iCs/>
-          <w:color w:val="7F8C8D"/>
-        </w:rPr>
-        <w:t xml:space="preserve"> </w:t>
-      </w:r>
-      <w:proofErr w:type="spellStart"/>
-      <w:r>
-        <w:rPr>
-          <w:i/>
-          <w:iCs/>
-          <w:color w:val="7F8C8D"/>
-        </w:rPr>
-        <w:t>trong</w:t>
-      </w:r>
-      <w:proofErr w:type="spellEnd"/>
-      <w:r>
-        <w:rPr>
-          <w:i/>
-          <w:iCs/>
-          <w:color w:val="7F8C8D"/>
-        </w:rPr>
-        <w:t xml:space="preserve"> </w:t>
-      </w:r>
-      <w:proofErr w:type="spellStart"/>
-      <w:r>
-        <w:rPr>
-          <w:i/>
-          <w:iCs/>
-          <w:color w:val="7F8C8D"/>
-        </w:rPr>
-        <w:t>tuần</w:t>
-      </w:r>
-      <w:proofErr w:type="spellEnd"/>
-      <w:r>
-        <w:rPr>
-          <w:i/>
-          <w:iCs/>
-          <w:color w:val="7F8C8D"/>
-        </w:rPr>
-        <w:t>.</w:t>
+      <w:r>
+        <w:rPr>
+          <w:i/>
+          <w:iCs/>
+          <w:color w:val="7F8C8D"/>
+          <w:lang w:val="vi-VN"/>
+        </w:rPr>
+        <w:t>Mô tả ngắn từng kết quả đã hoàn thành trong tuần.</w:t>
       </w:r>
     </w:p>
     <w:p>
       <w:pPr>
         <w:spacing w:before="60"/>
+        <w:rPr>
+          <w:lang w:val="vi-VN"/>
+        </w:rPr>
       </w:pPr>
     </w:p>
     <w:p>
@@ -7357,7 +7739,7 @@
         <w:spacing w:before="40" w:after="40"/>
         <w:rPr>
           <w:rStyle w:val="HTMLCode"/>
-          <w:rFonts w:ascii="Times New Roman" w:hAnsi="Times New Roman" w:cs="Times New Roman"/>
+          <w:rFonts w:ascii="Times New Roman" w:eastAsiaTheme="minorEastAsia" w:hAnsi="Times New Roman" w:cs="Times New Roman"/>
           <w:sz w:val="26"/>
           <w:szCs w:val="26"/>
         </w:rPr>
@@ -7491,6 +7873,7 @@
       <w:r>
         <w:rPr>
           <w:rStyle w:val="HTMLCode"/>
+          <w:rFonts w:eastAsiaTheme="minorEastAsia"/>
         </w:rPr>
         <w:t>src</w:t>
       </w:r>
@@ -7498,6 +7881,7 @@
       <w:r>
         <w:rPr>
           <w:rStyle w:val="HTMLCode"/>
+          <w:rFonts w:eastAsiaTheme="minorEastAsia"/>
         </w:rPr>
         <w:t>/components/</w:t>
       </w:r>
@@ -7580,6 +7964,7 @@
       <w:r>
         <w:rPr>
           <w:rStyle w:val="HTMLCode"/>
+          <w:rFonts w:eastAsiaTheme="minorEastAsia"/>
         </w:rPr>
         <w:t>map(</w:t>
       </w:r>
@@ -7587,6 +7972,7 @@
       <w:r>
         <w:rPr>
           <w:rStyle w:val="HTMLCode"/>
+          <w:rFonts w:eastAsiaTheme="minorEastAsia"/>
         </w:rPr>
         <w:t>)</w:t>
       </w:r>
@@ -7604,6 +7990,7 @@
       <w:r>
         <w:rPr>
           <w:rStyle w:val="HTMLCode"/>
+          <w:rFonts w:eastAsiaTheme="minorEastAsia"/>
         </w:rPr>
         <w:t>key</w:t>
       </w:r>
@@ -7871,6 +8258,7 @@
       </w:r>
       <w:proofErr w:type="spellStart"/>
       <w:r>
+        <w:lastRenderedPageBreak/>
         <w:t>có</w:t>
       </w:r>
       <w:proofErr w:type="spellEnd"/>
@@ -7937,6 +8325,7 @@
       <w:r>
         <w:rPr>
           <w:rStyle w:val="HTMLCode"/>
+          <w:rFonts w:eastAsiaTheme="minorEastAsia"/>
         </w:rPr>
         <w:t>&amp;&amp;</w:t>
       </w:r>
@@ -7995,13 +8384,23 @@
       <w:r>
         <w:rPr>
           <w:rStyle w:val="HTMLCode"/>
-        </w:rPr>
-        <w:t>new Date(</w:t>
+          <w:rFonts w:eastAsiaTheme="minorEastAsia"/>
+        </w:rPr>
+        <w:t xml:space="preserve">new </w:t>
       </w:r>
       <w:proofErr w:type="gramStart"/>
       <w:r>
         <w:rPr>
           <w:rStyle w:val="HTMLCode"/>
+          <w:rFonts w:eastAsiaTheme="minorEastAsia"/>
+        </w:rPr>
+        <w:t>Date(</w:t>
+      </w:r>
+      <w:proofErr w:type="gramEnd"/>
+      <w:r>
+        <w:rPr>
+          <w:rStyle w:val="HTMLCode"/>
+          <w:rFonts w:eastAsiaTheme="minorEastAsia"/>
         </w:rPr>
         <w:t>).</w:t>
       </w:r>
@@ -8009,14 +8408,15 @@
       <w:r>
         <w:rPr>
           <w:rStyle w:val="HTMLCode"/>
+          <w:rFonts w:eastAsiaTheme="minorEastAsia"/>
         </w:rPr>
         <w:t>getFullYear</w:t>
       </w:r>
       <w:proofErr w:type="spellEnd"/>
-      <w:proofErr w:type="gramEnd"/>
       <w:r>
         <w:rPr>
           <w:rStyle w:val="HTMLCode"/>
+          <w:rFonts w:eastAsiaTheme="minorEastAsia"/>
         </w:rPr>
         <w:t>()</w:t>
       </w:r>
@@ -8061,7 +8461,6 @@
           <w:iCs/>
           <w:color w:val="7F8C8D"/>
         </w:rPr>
-        <w:lastRenderedPageBreak/>
         <w:t>Chèn</w:t>
       </w:r>
       <w:proofErr w:type="spellEnd"/>
@@ -8496,7 +8895,7 @@
                           <pic:cNvPicPr/>
                         </pic:nvPicPr>
                         <pic:blipFill>
-                          <a:blip r:embed="rId7"/>
+                          <a:blip r:embed="rId8"/>
                           <a:stretch>
                             <a:fillRect/>
                           </a:stretch>
@@ -8580,7 +8979,7 @@
                           <pic:cNvPicPr/>
                         </pic:nvPicPr>
                         <pic:blipFill>
-                          <a:blip r:embed="rId8"/>
+                          <a:blip r:embed="rId9"/>
                           <a:stretch>
                             <a:fillRect/>
                           </a:stretch>
@@ -8806,7 +9205,25 @@
           <w:iCs/>
           <w:color w:val="7F8C8D"/>
         </w:rPr>
-        <w:t xml:space="preserve"> ra </w:t>
+        <w:t xml:space="preserve"> </w:t>
+      </w:r>
+      <w:proofErr w:type="spellStart"/>
+      <w:r>
+        <w:rPr>
+          <w:i/>
+          <w:iCs/>
+          <w:color w:val="7F8C8D"/>
+        </w:rPr>
+        <w:t>ra</w:t>
+      </w:r>
+      <w:proofErr w:type="spellEnd"/>
+      <w:r>
+        <w:rPr>
+          <w:i/>
+          <w:iCs/>
+          <w:color w:val="7F8C8D"/>
+        </w:rPr>
+        <w:t xml:space="preserve"> </w:t>
       </w:r>
       <w:proofErr w:type="spellStart"/>
       <w:r>
@@ -9102,7 +9519,29 @@
                 <w:sz w:val="24"/>
                 <w:szCs w:val="24"/>
               </w:rPr>
-              <w:t xml:space="preserve"> ra (</w:t>
+              <w:t xml:space="preserve"> </w:t>
+            </w:r>
+            <w:proofErr w:type="spellStart"/>
+            <w:r>
+              <w:rPr>
+                <w:b/>
+                <w:bCs/>
+                <w:color w:val="FFFFFF"/>
+                <w:sz w:val="24"/>
+                <w:szCs w:val="24"/>
+              </w:rPr>
+              <w:t>ra</w:t>
+            </w:r>
+            <w:proofErr w:type="spellEnd"/>
+            <w:r>
+              <w:rPr>
+                <w:b/>
+                <w:bCs/>
+                <w:color w:val="FFFFFF"/>
+                <w:sz w:val="24"/>
+                <w:szCs w:val="24"/>
+              </w:rPr>
+              <w:t xml:space="preserve"> (</w:t>
             </w:r>
             <w:proofErr w:type="spellStart"/>
             <w:r>
@@ -9538,6 +9977,7 @@
             <w:r>
               <w:rPr>
                 <w:rStyle w:val="HTMLCode"/>
+                <w:rFonts w:eastAsiaTheme="minorEastAsia"/>
               </w:rPr>
               <w:t>src</w:t>
             </w:r>
@@ -9545,6 +9985,7 @@
             <w:r>
               <w:rPr>
                 <w:rStyle w:val="HTMLCode"/>
+                <w:rFonts w:eastAsiaTheme="minorEastAsia"/>
               </w:rPr>
               <w:t>/components/</w:t>
             </w:r>
@@ -9681,7 +10122,23 @@
                 <w:sz w:val="24"/>
                 <w:szCs w:val="24"/>
               </w:rPr>
-              <w:t xml:space="preserve"> run dev </w:t>
+              <w:t xml:space="preserve"> run </w:t>
+            </w:r>
+            <w:proofErr w:type="spellStart"/>
+            <w:r>
+              <w:rPr>
+                <w:sz w:val="24"/>
+                <w:szCs w:val="24"/>
+              </w:rPr>
+              <w:t>dev</w:t>
+            </w:r>
+            <w:proofErr w:type="spellEnd"/>
+            <w:r>
+              <w:rPr>
+                <w:sz w:val="24"/>
+                <w:szCs w:val="24"/>
+              </w:rPr>
+              <w:t xml:space="preserve"> </w:t>
             </w:r>
             <w:proofErr w:type="spellStart"/>
             <w:r>
@@ -9774,7 +10231,23 @@
                 <w:sz w:val="24"/>
                 <w:szCs w:val="24"/>
               </w:rPr>
-              <w:t xml:space="preserve"> run dev </w:t>
+              <w:t xml:space="preserve"> run </w:t>
+            </w:r>
+            <w:proofErr w:type="spellStart"/>
+            <w:r>
+              <w:rPr>
+                <w:sz w:val="24"/>
+                <w:szCs w:val="24"/>
+              </w:rPr>
+              <w:t>dev</w:t>
+            </w:r>
+            <w:proofErr w:type="spellEnd"/>
+            <w:r>
+              <w:rPr>
+                <w:sz w:val="24"/>
+                <w:szCs w:val="24"/>
+              </w:rPr>
+              <w:t xml:space="preserve"> </w:t>
             </w:r>
             <w:proofErr w:type="spellStart"/>
             <w:r>
@@ -10225,7 +10698,15 @@
                 <w:sz w:val="24"/>
                 <w:szCs w:val="24"/>
               </w:rPr>
-              <w:t xml:space="preserve"> JSX compile → JS (Babel REPL)</w:t>
+              <w:t xml:space="preserve"> JSX </w:t>
+            </w:r>
+            <w:r>
+              <w:rPr>
+                <w:sz w:val="24"/>
+                <w:szCs w:val="24"/>
+              </w:rPr>
+              <w:lastRenderedPageBreak/>
+              <w:t>compile → JS (Babel REPL)</w:t>
             </w:r>
           </w:p>
         </w:tc>
@@ -10257,6 +10738,7 @@
                 <w:sz w:val="24"/>
                 <w:szCs w:val="24"/>
               </w:rPr>
+              <w:lastRenderedPageBreak/>
               <w:t>[ ]</w:t>
             </w:r>
           </w:p>
@@ -10284,7 +10766,15 @@
                 <w:sz w:val="24"/>
                 <w:szCs w:val="24"/>
               </w:rPr>
-              <w:t xml:space="preserve">docs/week02-jsx-explain.pdf </w:t>
+              <w:t>docs/week02-jsx-</w:t>
+            </w:r>
+            <w:r>
+              <w:rPr>
+                <w:sz w:val="24"/>
+                <w:szCs w:val="24"/>
+              </w:rPr>
+              <w:lastRenderedPageBreak/>
+              <w:t xml:space="preserve">explain.pdf </w:t>
             </w:r>
             <w:proofErr w:type="spellStart"/>
             <w:r>
@@ -10328,6 +10818,7 @@
                 <w:sz w:val="24"/>
                 <w:szCs w:val="24"/>
               </w:rPr>
+              <w:lastRenderedPageBreak/>
               <w:t>chuẩn</w:t>
             </w:r>
             <w:proofErr w:type="spellEnd"/>
@@ -10376,6 +10867,7 @@
                 <w:sz w:val="24"/>
                 <w:szCs w:val="24"/>
               </w:rPr>
+              <w:lastRenderedPageBreak/>
               <w:t>buổi</w:t>
             </w:r>
             <w:proofErr w:type="spellEnd"/>
@@ -10921,11 +11413,11 @@
         <w:tblLook w:val="04A0" w:firstRow="1" w:lastRow="0" w:firstColumn="1" w:lastColumn="0" w:noHBand="0" w:noVBand="1"/>
       </w:tblPr>
       <w:tblGrid>
-        <w:gridCol w:w="358"/>
-        <w:gridCol w:w="2134"/>
-        <w:gridCol w:w="3777"/>
-        <w:gridCol w:w="2245"/>
-        <w:gridCol w:w="850"/>
+        <w:gridCol w:w="360"/>
+        <w:gridCol w:w="2168"/>
+        <w:gridCol w:w="3841"/>
+        <w:gridCol w:w="2281"/>
+        <w:gridCol w:w="861"/>
       </w:tblGrid>
       <w:tr>
         <w:tc>
@@ -11284,7 +11776,6 @@
               <w:jc w:val="center"/>
             </w:pPr>
             <w:proofErr w:type="spellStart"/>
-            <w:proofErr w:type="gramStart"/>
             <w:r>
               <w:rPr>
                 <w:b/>
@@ -11296,7 +11787,6 @@
               <w:t>T.thái</w:t>
             </w:r>
             <w:proofErr w:type="spellEnd"/>
-            <w:proofErr w:type="gramEnd"/>
           </w:p>
         </w:tc>
       </w:tr>
@@ -11439,15 +11929,7 @@
             </w:r>
             <w:proofErr w:type="spellEnd"/>
             <w:r>
-              <w:t xml:space="preserve"> </w:t>
-            </w:r>
-            <w:proofErr w:type="gramStart"/>
-            <w:r>
-              <w:t>map(</w:t>
-            </w:r>
-            <w:proofErr w:type="gramEnd"/>
-            <w:r>
-              <w:t>)</w:t>
+              <w:t xml:space="preserve"> map()</w:t>
             </w:r>
           </w:p>
         </w:tc>
@@ -11480,6 +11962,7 @@
             <w:r>
               <w:rPr>
                 <w:rStyle w:val="HTMLCode"/>
+                <w:rFonts w:eastAsiaTheme="minorEastAsia"/>
               </w:rPr>
               <w:t>key={index}</w:t>
             </w:r>
@@ -11497,6 +11980,7 @@
             <w:r>
               <w:rPr>
                 <w:rStyle w:val="HTMLCode"/>
+                <w:rFonts w:eastAsiaTheme="minorEastAsia"/>
               </w:rPr>
               <w:t>key={event.id}</w:t>
             </w:r>
@@ -11641,6 +12125,7 @@
             <w:r>
               <w:rPr>
                 <w:rStyle w:val="HTMLCode"/>
+                <w:rFonts w:eastAsiaTheme="minorEastAsia"/>
               </w:rPr>
               <w:t>demoEvents</w:t>
             </w:r>
@@ -11748,6 +12233,7 @@
             <w:r>
               <w:rPr>
                 <w:rStyle w:val="HTMLCode"/>
+                <w:rFonts w:eastAsiaTheme="minorEastAsia"/>
               </w:rPr>
               <w:t>demoEvents</w:t>
             </w:r>
@@ -11755,6 +12241,7 @@
             <w:r>
               <w:rPr>
                 <w:rStyle w:val="HTMLCode"/>
+                <w:rFonts w:eastAsiaTheme="minorEastAsia"/>
               </w:rPr>
               <w:t>[</w:t>
             </w:r>
@@ -11762,18 +12249,18 @@
             <w:r>
               <w:rPr>
                 <w:rStyle w:val="HTMLCode"/>
+                <w:rFonts w:eastAsiaTheme="minorEastAsia"/>
               </w:rPr>
               <w:t>bannerIndex</w:t>
             </w:r>
             <w:proofErr w:type="spellEnd"/>
-            <w:proofErr w:type="gramStart"/>
             <w:r>
               <w:rPr>
                 <w:rStyle w:val="HTMLCode"/>
+                <w:rFonts w:eastAsiaTheme="minorEastAsia"/>
               </w:rPr>
               <w:t>].banner</w:t>
             </w:r>
-            <w:proofErr w:type="gramEnd"/>
           </w:p>
         </w:tc>
         <w:tc>
@@ -11838,6 +12325,7 @@
             <w:r>
               <w:rPr>
                 <w:rStyle w:val="HTMLCode"/>
+                <w:rFonts w:eastAsiaTheme="minorEastAsia"/>
               </w:rPr>
               <w:t>demoEvents.length</w:t>
             </w:r>
@@ -11845,6 +12333,7 @@
             <w:r>
               <w:rPr>
                 <w:rStyle w:val="HTMLCode"/>
+                <w:rFonts w:eastAsiaTheme="minorEastAsia"/>
               </w:rPr>
               <w:t xml:space="preserve"> &gt; 0</w:t>
             </w:r>
@@ -12118,7 +12607,15 @@
             </w:r>
             <w:proofErr w:type="spellEnd"/>
             <w:r>
-              <w:t xml:space="preserve"> ra </w:t>
+              <w:t xml:space="preserve"> </w:t>
+            </w:r>
+            <w:proofErr w:type="spellStart"/>
+            <w:r>
+              <w:t>ra</w:t>
+            </w:r>
+            <w:proofErr w:type="spellEnd"/>
+            <w:r>
+              <w:t xml:space="preserve"> </w:t>
             </w:r>
             <w:proofErr w:type="spellStart"/>
             <w:r>
@@ -12204,6 +12701,7 @@
             <w:r>
               <w:rPr>
                 <w:rStyle w:val="HTMLCode"/>
+                <w:rFonts w:eastAsiaTheme="minorEastAsia"/>
               </w:rPr>
               <w:t>object-fit: cover</w:t>
             </w:r>
@@ -12221,6 +12719,7 @@
             <w:r>
               <w:rPr>
                 <w:rStyle w:val="HTMLCode"/>
+                <w:rFonts w:eastAsiaTheme="minorEastAsia"/>
               </w:rPr>
               <w:t>max-width: 100%</w:t>
             </w:r>
@@ -12246,6 +12745,7 @@
             <w:r>
               <w:rPr>
                 <w:rStyle w:val="HTMLCode"/>
+                <w:rFonts w:eastAsiaTheme="minorEastAsia"/>
               </w:rPr>
               <w:t>&lt;</w:t>
             </w:r>
@@ -12253,6 +12753,7 @@
             <w:r>
               <w:rPr>
                 <w:rStyle w:val="HTMLCode"/>
+                <w:rFonts w:eastAsiaTheme="minorEastAsia"/>
               </w:rPr>
               <w:t>img</w:t>
             </w:r>
@@ -12260,6 +12761,7 @@
             <w:r>
               <w:rPr>
                 <w:rStyle w:val="HTMLCode"/>
+                <w:rFonts w:eastAsiaTheme="minorEastAsia"/>
               </w:rPr>
               <w:t>&gt;</w:t>
             </w:r>
@@ -12310,6 +12812,7 @@
             <w:r>
               <w:rPr>
                 <w:rStyle w:val="HTMLCode"/>
+                <w:rFonts w:eastAsiaTheme="minorEastAsia"/>
               </w:rPr>
               <w:t>object-fit: cover; width: 100%; height: 100%;</w:t>
             </w:r>
@@ -12561,8 +13064,13 @@
         </w:numPr>
         <w:spacing w:before="40" w:after="40"/>
       </w:pPr>
-      <w:r>
-        <w:t xml:space="preserve">Giao </w:t>
+      <w:proofErr w:type="spellStart"/>
+      <w:r>
+        <w:t>Giao</w:t>
+      </w:r>
+      <w:proofErr w:type="spellEnd"/>
+      <w:r>
+        <w:t xml:space="preserve"> </w:t>
       </w:r>
       <w:proofErr w:type="spellStart"/>
       <w:r>
@@ -12718,8 +13226,13 @@
         </w:numPr>
         <w:spacing w:before="40" w:after="40"/>
       </w:pPr>
-      <w:r>
-        <w:t xml:space="preserve">Khi </w:t>
+      <w:proofErr w:type="spellStart"/>
+      <w:r>
+        <w:t>Khi</w:t>
+      </w:r>
+      <w:proofErr w:type="spellEnd"/>
+      <w:r>
+        <w:t xml:space="preserve"> </w:t>
       </w:r>
       <w:proofErr w:type="spellStart"/>
       <w:r>
@@ -12869,6 +13382,7 @@
       </w:pPr>
       <w:proofErr w:type="spellStart"/>
       <w:r>
+        <w:lastRenderedPageBreak/>
         <w:t>Dữ</w:t>
       </w:r>
       <w:proofErr w:type="spellEnd"/>
@@ -12887,6 +13401,7 @@
       <w:r>
         <w:rPr>
           <w:rStyle w:val="HTMLCode"/>
+          <w:rFonts w:eastAsiaTheme="minorEastAsia"/>
         </w:rPr>
         <w:t>demoEvents</w:t>
       </w:r>
@@ -12961,6 +13476,7 @@
       <w:r>
         <w:rPr>
           <w:rStyle w:val="HTMLCode"/>
+          <w:rFonts w:eastAsiaTheme="minorEastAsia"/>
         </w:rPr>
         <w:t>data.js</w:t>
       </w:r>
@@ -13067,7 +13583,6 @@
       </w:pPr>
       <w:proofErr w:type="spellStart"/>
       <w:r>
-        <w:lastRenderedPageBreak/>
         <w:t>Chưa</w:t>
       </w:r>
       <w:proofErr w:type="spellEnd"/>
@@ -13276,8 +13791,8 @@
       </w:r>
     </w:p>
     <w:sectPr>
-      <w:headerReference w:type="default" r:id="rId9"/>
-      <w:footerReference w:type="default" r:id="rId10"/>
+      <w:headerReference w:type="default" r:id="rId10"/>
+      <w:footerReference w:type="default" r:id="rId11"/>
       <w:pgSz w:w="11906" w:h="16838"/>
       <w:pgMar w:top="1134" w:right="850" w:bottom="1134" w:left="1701" w:header="708" w:footer="708" w:gutter="0"/>
       <w:cols w:space="720"/>
@@ -13288,7 +13803,7 @@
 </file>
 
 <file path=word/endnotes.xml><?xml version="1.0" encoding="utf-8"?>
-<w:endnotes xmlns:wpc="http://schemas.microsoft.com/office/word/2010/wordprocessingCanvas" xmlns:cx="http://schemas.microsoft.com/office/drawing/2014/chartex" xmlns:cx1="http://schemas.microsoft.com/office/drawing/2015/9/8/chartex" xmlns:cx2="http://schemas.microsoft.com/office/drawing/2015/10/21/chartex" xmlns:cx3="http://schemas.microsoft.com/office/drawing/2016/5/9/chartex" xmlns:cx4="http://schemas.microsoft.com/office/drawing/2016/5/10/chartex" xmlns:cx5="http://schemas.microsoft.com/office/drawing/2016/5/11/chartex" xmlns:cx6="http://schemas.microsoft.com/office/drawing/2016/5/12/chartex" xmlns:cx7="http://schemas.microsoft.com/office/drawing/2016/5/13/chartex" xmlns:cx8="http://schemas.microsoft.com/office/drawing/2016/5/14/chartex" xmlns:mc="http://schemas.openxmlformats.org/markup-compatibility/2006" xmlns:aink="http://schemas.microsoft.com/office/drawing/2016/ink" xmlns:am3d="http://schemas.microsoft.com/office/drawing/2017/model3d" xmlns:o="urn:schemas-microsoft-com:office:office" xmlns:r="http://schemas.openxmlformats.org/officeDocument/2006/relationships" xmlns:m="http://schemas.openxmlformats.org/officeDocument/2006/math" xmlns:v="urn:schemas-microsoft-com:vml" xmlns:wp14="http://schemas.microsoft.com/office/word/2010/wordprocessingDrawing" xmlns:wp="http://schemas.openxmlformats.org/drawingml/2006/wordprocessingDrawing" xmlns:w10="urn:schemas-microsoft-com:office:word" xmlns:w="http://schemas.openxmlformats.org/wordprocessingml/2006/main" xmlns:w14="http://schemas.microsoft.com/office/word/2010/wordml" xmlns:w15="http://schemas.microsoft.com/office/word/2012/wordml" xmlns:w16cex="http://schemas.microsoft.com/office/word/2018/wordml/cex" xmlns:w16cid="http://schemas.microsoft.com/office/word/2016/wordml/cid" xmlns:w16="http://schemas.microsoft.com/office/word/2018/wordml" xmlns:w16sdtdh="http://schemas.microsoft.com/office/word/2020/wordml/sdtdatahash" xmlns:w16se="http://schemas.microsoft.com/office/word/2015/wordml/symex" xmlns:wpg="http://schemas.microsoft.com/office/word/2010/wordprocessingGroup" xmlns:wpi="http://schemas.microsoft.com/office/word/2010/wordprocessingInk" xmlns:wne="http://schemas.microsoft.com/office/word/2006/wordml" xmlns:wps="http://schemas.microsoft.com/office/word/2010/wordprocessingShape" mc:Ignorable="w14 w15 w16se w16cid w16 w16cex w16sdtdh wp14">
+<w:endnotes xmlns:wpc="http://schemas.microsoft.com/office/word/2010/wordprocessingCanvas" xmlns:mc="http://schemas.openxmlformats.org/markup-compatibility/2006" xmlns:o="urn:schemas-microsoft-com:office:office" xmlns:r="http://schemas.openxmlformats.org/officeDocument/2006/relationships" xmlns:m="http://schemas.openxmlformats.org/officeDocument/2006/math" xmlns:v="urn:schemas-microsoft-com:vml" xmlns:wp14="http://schemas.microsoft.com/office/word/2010/wordprocessingDrawing" xmlns:wp="http://schemas.openxmlformats.org/drawingml/2006/wordprocessingDrawing" xmlns:w10="urn:schemas-microsoft-com:office:word" xmlns:w="http://schemas.openxmlformats.org/wordprocessingml/2006/main" xmlns:w14="http://schemas.microsoft.com/office/word/2010/wordml" xmlns:wpg="http://schemas.microsoft.com/office/word/2010/wordprocessingGroup" xmlns:wpi="http://schemas.microsoft.com/office/word/2010/wordprocessingInk" xmlns:wne="http://schemas.microsoft.com/office/word/2006/wordml" xmlns:wps="http://schemas.microsoft.com/office/word/2010/wordprocessingShape" mc:Ignorable="w14 wp14">
   <w:endnote w:type="separator" w:id="-1">
     <w:p>
       <w:r>
@@ -13307,7 +13822,7 @@
 </file>
 
 <file path=word/footer1.xml><?xml version="1.0" encoding="utf-8"?>
-<w:ftr xmlns:wpc="http://schemas.microsoft.com/office/word/2010/wordprocessingCanvas" xmlns:cx="http://schemas.microsoft.com/office/drawing/2014/chartex" xmlns:cx1="http://schemas.microsoft.com/office/drawing/2015/9/8/chartex" xmlns:cx2="http://schemas.microsoft.com/office/drawing/2015/10/21/chartex" xmlns:cx3="http://schemas.microsoft.com/office/drawing/2016/5/9/chartex" xmlns:cx4="http://schemas.microsoft.com/office/drawing/2016/5/10/chartex" xmlns:cx5="http://schemas.microsoft.com/office/drawing/2016/5/11/chartex" xmlns:cx6="http://schemas.microsoft.com/office/drawing/2016/5/12/chartex" xmlns:cx7="http://schemas.microsoft.com/office/drawing/2016/5/13/chartex" xmlns:cx8="http://schemas.microsoft.com/office/drawing/2016/5/14/chartex" xmlns:mc="http://schemas.openxmlformats.org/markup-compatibility/2006" xmlns:aink="http://schemas.microsoft.com/office/drawing/2016/ink" xmlns:am3d="http://schemas.microsoft.com/office/drawing/2017/model3d" xmlns:o="urn:schemas-microsoft-com:office:office" xmlns:r="http://schemas.openxmlformats.org/officeDocument/2006/relationships" xmlns:m="http://schemas.openxmlformats.org/officeDocument/2006/math" xmlns:v="urn:schemas-microsoft-com:vml" xmlns:wp14="http://schemas.microsoft.com/office/word/2010/wordprocessingDrawing" xmlns:wp="http://schemas.openxmlformats.org/drawingml/2006/wordprocessingDrawing" xmlns:w10="urn:schemas-microsoft-com:office:word" xmlns:w="http://schemas.openxmlformats.org/wordprocessingml/2006/main" xmlns:w14="http://schemas.microsoft.com/office/word/2010/wordml" xmlns:w15="http://schemas.microsoft.com/office/word/2012/wordml" xmlns:w16cex="http://schemas.microsoft.com/office/word/2018/wordml/cex" xmlns:w16cid="http://schemas.microsoft.com/office/word/2016/wordml/cid" xmlns:w16="http://schemas.microsoft.com/office/word/2018/wordml" xmlns:w16sdtdh="http://schemas.microsoft.com/office/word/2020/wordml/sdtdatahash" xmlns:w16se="http://schemas.microsoft.com/office/word/2015/wordml/symex" xmlns:wpg="http://schemas.microsoft.com/office/word/2010/wordprocessingGroup" xmlns:wpi="http://schemas.microsoft.com/office/word/2010/wordprocessingInk" xmlns:wne="http://schemas.microsoft.com/office/word/2006/wordml" xmlns:wps="http://schemas.microsoft.com/office/word/2010/wordprocessingShape" mc:Ignorable="w14 w15 w16se w16cid w16 w16cex w16sdtdh wp14">
+<w:ftr xmlns:wpc="http://schemas.microsoft.com/office/word/2010/wordprocessingCanvas" xmlns:mc="http://schemas.openxmlformats.org/markup-compatibility/2006" xmlns:o="urn:schemas-microsoft-com:office:office" xmlns:r="http://schemas.openxmlformats.org/officeDocument/2006/relationships" xmlns:m="http://schemas.openxmlformats.org/officeDocument/2006/math" xmlns:v="urn:schemas-microsoft-com:vml" xmlns:wp14="http://schemas.microsoft.com/office/word/2010/wordprocessingDrawing" xmlns:wp="http://schemas.openxmlformats.org/drawingml/2006/wordprocessingDrawing" xmlns:w10="urn:schemas-microsoft-com:office:word" xmlns:w="http://schemas.openxmlformats.org/wordprocessingml/2006/main" xmlns:w14="http://schemas.microsoft.com/office/word/2010/wordml" xmlns:wpg="http://schemas.microsoft.com/office/word/2010/wordprocessingGroup" xmlns:wpi="http://schemas.microsoft.com/office/word/2010/wordprocessingInk" xmlns:wne="http://schemas.microsoft.com/office/word/2006/wordml" xmlns:wps="http://schemas.microsoft.com/office/word/2010/wordprocessingShape" mc:Ignorable="w14 wp14">
   <w:p>
     <w:pPr>
       <w:jc w:val="center"/>
@@ -13369,7 +13884,7 @@
         <w:sz w:val="20"/>
         <w:szCs w:val="20"/>
       </w:rPr>
-      <w:t>1</w:t>
+      <w:t>4</w:t>
     </w:r>
     <w:r>
       <w:rPr>
@@ -13418,7 +13933,7 @@
         <w:sz w:val="20"/>
         <w:szCs w:val="20"/>
       </w:rPr>
-      <w:t>5</w:t>
+      <w:t>6</w:t>
     </w:r>
     <w:r>
       <w:rPr>
@@ -13433,7 +13948,7 @@
 </file>
 
 <file path=word/footnotes.xml><?xml version="1.0" encoding="utf-8"?>
-<w:footnotes xmlns:wpc="http://schemas.microsoft.com/office/word/2010/wordprocessingCanvas" xmlns:cx="http://schemas.microsoft.com/office/drawing/2014/chartex" xmlns:cx1="http://schemas.microsoft.com/office/drawing/2015/9/8/chartex" xmlns:cx2="http://schemas.microsoft.com/office/drawing/2015/10/21/chartex" xmlns:cx3="http://schemas.microsoft.com/office/drawing/2016/5/9/chartex" xmlns:cx4="http://schemas.microsoft.com/office/drawing/2016/5/10/chartex" xmlns:cx5="http://schemas.microsoft.com/office/drawing/2016/5/11/chartex" xmlns:cx6="http://schemas.microsoft.com/office/drawing/2016/5/12/chartex" xmlns:cx7="http://schemas.microsoft.com/office/drawing/2016/5/13/chartex" xmlns:cx8="http://schemas.microsoft.com/office/drawing/2016/5/14/chartex" xmlns:mc="http://schemas.openxmlformats.org/markup-compatibility/2006" xmlns:aink="http://schemas.microsoft.com/office/drawing/2016/ink" xmlns:am3d="http://schemas.microsoft.com/office/drawing/2017/model3d" xmlns:o="urn:schemas-microsoft-com:office:office" xmlns:r="http://schemas.openxmlformats.org/officeDocument/2006/relationships" xmlns:m="http://schemas.openxmlformats.org/officeDocument/2006/math" xmlns:v="urn:schemas-microsoft-com:vml" xmlns:wp14="http://schemas.microsoft.com/office/word/2010/wordprocessingDrawing" xmlns:wp="http://schemas.openxmlformats.org/drawingml/2006/wordprocessingDrawing" xmlns:w10="urn:schemas-microsoft-com:office:word" xmlns:w="http://schemas.openxmlformats.org/wordprocessingml/2006/main" xmlns:w14="http://schemas.microsoft.com/office/word/2010/wordml" xmlns:w15="http://schemas.microsoft.com/office/word/2012/wordml" xmlns:w16cex="http://schemas.microsoft.com/office/word/2018/wordml/cex" xmlns:w16cid="http://schemas.microsoft.com/office/word/2016/wordml/cid" xmlns:w16="http://schemas.microsoft.com/office/word/2018/wordml" xmlns:w16sdtdh="http://schemas.microsoft.com/office/word/2020/wordml/sdtdatahash" xmlns:w16se="http://schemas.microsoft.com/office/word/2015/wordml/symex" xmlns:wpg="http://schemas.microsoft.com/office/word/2010/wordprocessingGroup" xmlns:wpi="http://schemas.microsoft.com/office/word/2010/wordprocessingInk" xmlns:wne="http://schemas.microsoft.com/office/word/2006/wordml" xmlns:wps="http://schemas.microsoft.com/office/word/2010/wordprocessingShape" mc:Ignorable="w14 w15 w16se w16cid w16 w16cex w16sdtdh wp14">
+<w:footnotes xmlns:wpc="http://schemas.microsoft.com/office/word/2010/wordprocessingCanvas" xmlns:mc="http://schemas.openxmlformats.org/markup-compatibility/2006" xmlns:o="urn:schemas-microsoft-com:office:office" xmlns:r="http://schemas.openxmlformats.org/officeDocument/2006/relationships" xmlns:m="http://schemas.openxmlformats.org/officeDocument/2006/math" xmlns:v="urn:schemas-microsoft-com:vml" xmlns:wp14="http://schemas.microsoft.com/office/word/2010/wordprocessingDrawing" xmlns:wp="http://schemas.openxmlformats.org/drawingml/2006/wordprocessingDrawing" xmlns:w10="urn:schemas-microsoft-com:office:word" xmlns:w="http://schemas.openxmlformats.org/wordprocessingml/2006/main" xmlns:w14="http://schemas.microsoft.com/office/word/2010/wordml" xmlns:wpg="http://schemas.microsoft.com/office/word/2010/wordprocessingGroup" xmlns:wpi="http://schemas.microsoft.com/office/word/2010/wordprocessingInk" xmlns:wne="http://schemas.microsoft.com/office/word/2006/wordml" xmlns:wps="http://schemas.microsoft.com/office/word/2010/wordprocessingShape" mc:Ignorable="w14 wp14">
   <w:footnote w:type="separator" w:id="-1">
     <w:p>
       <w:r>
@@ -13452,7 +13967,7 @@
 </file>
 
 <file path=word/header1.xml><?xml version="1.0" encoding="utf-8"?>
-<w:hdr xmlns:wpc="http://schemas.microsoft.com/office/word/2010/wordprocessingCanvas" xmlns:cx="http://schemas.microsoft.com/office/drawing/2014/chartex" xmlns:cx1="http://schemas.microsoft.com/office/drawing/2015/9/8/chartex" xmlns:cx2="http://schemas.microsoft.com/office/drawing/2015/10/21/chartex" xmlns:cx3="http://schemas.microsoft.com/office/drawing/2016/5/9/chartex" xmlns:cx4="http://schemas.microsoft.com/office/drawing/2016/5/10/chartex" xmlns:cx5="http://schemas.microsoft.com/office/drawing/2016/5/11/chartex" xmlns:cx6="http://schemas.microsoft.com/office/drawing/2016/5/12/chartex" xmlns:cx7="http://schemas.microsoft.com/office/drawing/2016/5/13/chartex" xmlns:cx8="http://schemas.microsoft.com/office/drawing/2016/5/14/chartex" xmlns:mc="http://schemas.openxmlformats.org/markup-compatibility/2006" xmlns:aink="http://schemas.microsoft.com/office/drawing/2016/ink" xmlns:am3d="http://schemas.microsoft.com/office/drawing/2017/model3d" xmlns:o="urn:schemas-microsoft-com:office:office" xmlns:r="http://schemas.openxmlformats.org/officeDocument/2006/relationships" xmlns:m="http://schemas.openxmlformats.org/officeDocument/2006/math" xmlns:v="urn:schemas-microsoft-com:vml" xmlns:wp14="http://schemas.microsoft.com/office/word/2010/wordprocessingDrawing" xmlns:wp="http://schemas.openxmlformats.org/drawingml/2006/wordprocessingDrawing" xmlns:w10="urn:schemas-microsoft-com:office:word" xmlns:w="http://schemas.openxmlformats.org/wordprocessingml/2006/main" xmlns:w14="http://schemas.microsoft.com/office/word/2010/wordml" xmlns:w15="http://schemas.microsoft.com/office/word/2012/wordml" xmlns:w16cex="http://schemas.microsoft.com/office/word/2018/wordml/cex" xmlns:w16cid="http://schemas.microsoft.com/office/word/2016/wordml/cid" xmlns:w16="http://schemas.microsoft.com/office/word/2018/wordml" xmlns:w16sdtdh="http://schemas.microsoft.com/office/word/2020/wordml/sdtdatahash" xmlns:w16se="http://schemas.microsoft.com/office/word/2015/wordml/symex" xmlns:wpg="http://schemas.microsoft.com/office/word/2010/wordprocessingGroup" xmlns:wpi="http://schemas.microsoft.com/office/word/2010/wordprocessingInk" xmlns:wne="http://schemas.microsoft.com/office/word/2006/wordml" xmlns:wps="http://schemas.microsoft.com/office/word/2010/wordprocessingShape" mc:Ignorable="w14 w15 w16se w16cid w16 w16cex w16sdtdh wp14">
+<w:hdr xmlns:wpc="http://schemas.microsoft.com/office/word/2010/wordprocessingCanvas" xmlns:mc="http://schemas.openxmlformats.org/markup-compatibility/2006" xmlns:o="urn:schemas-microsoft-com:office:office" xmlns:r="http://schemas.openxmlformats.org/officeDocument/2006/relationships" xmlns:m="http://schemas.openxmlformats.org/officeDocument/2006/math" xmlns:v="urn:schemas-microsoft-com:vml" xmlns:wp14="http://schemas.microsoft.com/office/word/2010/wordprocessingDrawing" xmlns:wp="http://schemas.openxmlformats.org/drawingml/2006/wordprocessingDrawing" xmlns:w10="urn:schemas-microsoft-com:office:word" xmlns:w="http://schemas.openxmlformats.org/wordprocessingml/2006/main" xmlns:w14="http://schemas.microsoft.com/office/word/2010/wordml" xmlns:wpg="http://schemas.microsoft.com/office/word/2010/wordprocessingGroup" xmlns:wpi="http://schemas.microsoft.com/office/word/2010/wordprocessingInk" xmlns:wne="http://schemas.microsoft.com/office/word/2006/wordml" xmlns:wps="http://schemas.microsoft.com/office/word/2010/wordprocessingShape" mc:Ignorable="w14 wp14">
   <w:p>
     <w:pPr>
       <w:pBdr>
@@ -13559,8 +14074,8 @@
 </file>
 
 <file path=word/numbering.xml><?xml version="1.0" encoding="utf-8"?>
-<w:numbering xmlns:wpc="http://schemas.microsoft.com/office/word/2010/wordprocessingCanvas" xmlns:cx="http://schemas.microsoft.com/office/drawing/2014/chartex" xmlns:cx1="http://schemas.microsoft.com/office/drawing/2015/9/8/chartex" xmlns:cx2="http://schemas.microsoft.com/office/drawing/2015/10/21/chartex" xmlns:cx3="http://schemas.microsoft.com/office/drawing/2016/5/9/chartex" xmlns:cx4="http://schemas.microsoft.com/office/drawing/2016/5/10/chartex" xmlns:cx5="http://schemas.microsoft.com/office/drawing/2016/5/11/chartex" xmlns:cx6="http://schemas.microsoft.com/office/drawing/2016/5/12/chartex" xmlns:cx7="http://schemas.microsoft.com/office/drawing/2016/5/13/chartex" xmlns:cx8="http://schemas.microsoft.com/office/drawing/2016/5/14/chartex" xmlns:mc="http://schemas.openxmlformats.org/markup-compatibility/2006" xmlns:aink="http://schemas.microsoft.com/office/drawing/2016/ink" xmlns:am3d="http://schemas.microsoft.com/office/drawing/2017/model3d" xmlns:o="urn:schemas-microsoft-com:office:office" xmlns:r="http://schemas.openxmlformats.org/officeDocument/2006/relationships" xmlns:m="http://schemas.openxmlformats.org/officeDocument/2006/math" xmlns:v="urn:schemas-microsoft-com:vml" xmlns:wp14="http://schemas.microsoft.com/office/word/2010/wordprocessingDrawing" xmlns:wp="http://schemas.openxmlformats.org/drawingml/2006/wordprocessingDrawing" xmlns:w10="urn:schemas-microsoft-com:office:word" xmlns:w="http://schemas.openxmlformats.org/wordprocessingml/2006/main" xmlns:w14="http://schemas.microsoft.com/office/word/2010/wordml" xmlns:w15="http://schemas.microsoft.com/office/word/2012/wordml" xmlns:w16cex="http://schemas.microsoft.com/office/word/2018/wordml/cex" xmlns:w16cid="http://schemas.microsoft.com/office/word/2016/wordml/cid" xmlns:w16="http://schemas.microsoft.com/office/word/2018/wordml" xmlns:w16sdtdh="http://schemas.microsoft.com/office/word/2020/wordml/sdtdatahash" xmlns:w16se="http://schemas.microsoft.com/office/word/2015/wordml/symex" xmlns:wpg="http://schemas.microsoft.com/office/word/2010/wordprocessingGroup" xmlns:wpi="http://schemas.microsoft.com/office/word/2010/wordprocessingInk" xmlns:wne="http://schemas.microsoft.com/office/word/2006/wordml" xmlns:wps="http://schemas.microsoft.com/office/word/2010/wordprocessingShape" mc:Ignorable="w14 w15 w16se w16cid w16 w16cex w16sdtdh wp14">
-  <w:abstractNum w:abstractNumId="0" w15:restartNumberingAfterBreak="0">
+<w:numbering xmlns:wpc="http://schemas.microsoft.com/office/word/2010/wordprocessingCanvas" xmlns:mc="http://schemas.openxmlformats.org/markup-compatibility/2006" xmlns:o="urn:schemas-microsoft-com:office:office" xmlns:r="http://schemas.openxmlformats.org/officeDocument/2006/relationships" xmlns:m="http://schemas.openxmlformats.org/officeDocument/2006/math" xmlns:v="urn:schemas-microsoft-com:vml" xmlns:wp14="http://schemas.microsoft.com/office/word/2010/wordprocessingDrawing" xmlns:wp="http://schemas.openxmlformats.org/drawingml/2006/wordprocessingDrawing" xmlns:w10="urn:schemas-microsoft-com:office:word" xmlns:w="http://schemas.openxmlformats.org/wordprocessingml/2006/main" xmlns:w14="http://schemas.microsoft.com/office/word/2010/wordml" xmlns:wpg="http://schemas.microsoft.com/office/word/2010/wordprocessingGroup" xmlns:wpi="http://schemas.microsoft.com/office/word/2010/wordprocessingInk" xmlns:wne="http://schemas.microsoft.com/office/word/2006/wordml" xmlns:wps="http://schemas.microsoft.com/office/word/2010/wordprocessingShape" mc:Ignorable="w14 wp14">
+  <w:abstractNum w:abstractNumId="0">
     <w:nsid w:val="20092048"/>
     <w:multiLevelType w:val="multilevel"/>
     <w:tmpl w:val="6952DCE6"/>
@@ -13709,7 +14224,7 @@
       </w:rPr>
     </w:lvl>
   </w:abstractNum>
-  <w:abstractNum w:abstractNumId="1" w15:restartNumberingAfterBreak="0">
+  <w:abstractNum w:abstractNumId="1">
     <w:nsid w:val="36593C24"/>
     <w:multiLevelType w:val="hybridMultilevel"/>
     <w:tmpl w:val="D9F4097E"/>
@@ -13763,7 +14278,7 @@
       <w:lvlJc w:val="left"/>
     </w:lvl>
   </w:abstractNum>
-  <w:abstractNum w:abstractNumId="2" w15:restartNumberingAfterBreak="0">
+  <w:abstractNum w:abstractNumId="2">
     <w:nsid w:val="48331A12"/>
     <w:multiLevelType w:val="hybridMultilevel"/>
     <w:tmpl w:val="C6427546"/>
@@ -13849,7 +14364,7 @@
       </w:pPr>
     </w:lvl>
   </w:abstractNum>
-  <w:abstractNum w:abstractNumId="3" w15:restartNumberingAfterBreak="0">
+  <w:abstractNum w:abstractNumId="3">
     <w:nsid w:val="4E99137E"/>
     <w:multiLevelType w:val="hybridMultilevel"/>
     <w:tmpl w:val="FA24BE5E"/>
@@ -13928,11 +14443,11 @@
 </file>
 
 <file path=word/styles.xml><?xml version="1.0" encoding="utf-8"?>
-<w:styles xmlns:mc="http://schemas.openxmlformats.org/markup-compatibility/2006" xmlns:r="http://schemas.openxmlformats.org/officeDocument/2006/relationships" xmlns:w="http://schemas.openxmlformats.org/wordprocessingml/2006/main" xmlns:w14="http://schemas.microsoft.com/office/word/2010/wordml" xmlns:w15="http://schemas.microsoft.com/office/word/2012/wordml" xmlns:w16cex="http://schemas.microsoft.com/office/word/2018/wordml/cex" xmlns:w16cid="http://schemas.microsoft.com/office/word/2016/wordml/cid" xmlns:w16="http://schemas.microsoft.com/office/word/2018/wordml" xmlns:w16sdtdh="http://schemas.microsoft.com/office/word/2020/wordml/sdtdatahash" xmlns:w16se="http://schemas.microsoft.com/office/word/2015/wordml/symex" mc:Ignorable="w14 w15 w16se w16cid w16 w16cex w16sdtdh">
+<w:styles xmlns:mc="http://schemas.openxmlformats.org/markup-compatibility/2006" xmlns:r="http://schemas.openxmlformats.org/officeDocument/2006/relationships" xmlns:w="http://schemas.openxmlformats.org/wordprocessingml/2006/main" xmlns:w14="http://schemas.microsoft.com/office/word/2010/wordml" mc:Ignorable="w14">
   <w:docDefaults>
     <w:rPrDefault>
       <w:rPr>
-        <w:rFonts w:ascii="Times New Roman" w:eastAsia="Times New Roman" w:hAnsi="Times New Roman" w:cs="Times New Roman"/>
+        <w:rFonts w:ascii="Times New Roman" w:eastAsiaTheme="minorEastAsia" w:hAnsi="Times New Roman" w:cs="Times New Roman"/>
         <w:sz w:val="26"/>
         <w:szCs w:val="26"/>
         <w:lang w:val="en-US" w:eastAsia="ja-JP" w:bidi="ar-SA"/>
@@ -13940,383 +14455,144 @@
     </w:rPrDefault>
     <w:pPrDefault/>
   </w:docDefaults>
-  <w:latentStyles w:defLockedState="0" w:defUIPriority="99" w:defSemiHidden="0" w:defUnhideWhenUsed="0" w:defQFormat="0" w:count="376">
-    <w:lsdException w:name="Normal" w:uiPriority="0" w:qFormat="1"/>
-    <w:lsdException w:name="heading 1" w:uiPriority="9" w:qFormat="1"/>
-    <w:lsdException w:name="heading 2" w:semiHidden="1" w:uiPriority="9" w:unhideWhenUsed="1" w:qFormat="1"/>
-    <w:lsdException w:name="heading 3" w:semiHidden="1" w:uiPriority="9" w:unhideWhenUsed="1" w:qFormat="1"/>
-    <w:lsdException w:name="heading 4" w:semiHidden="1" w:uiPriority="9" w:unhideWhenUsed="1" w:qFormat="1"/>
-    <w:lsdException w:name="heading 5" w:semiHidden="1" w:uiPriority="9" w:unhideWhenUsed="1" w:qFormat="1"/>
-    <w:lsdException w:name="heading 6" w:semiHidden="1" w:uiPriority="9" w:unhideWhenUsed="1" w:qFormat="1"/>
-    <w:lsdException w:name="heading 7" w:semiHidden="1" w:uiPriority="9" w:unhideWhenUsed="1" w:qFormat="1"/>
-    <w:lsdException w:name="heading 8" w:semiHidden="1" w:uiPriority="9" w:unhideWhenUsed="1" w:qFormat="1"/>
-    <w:lsdException w:name="heading 9" w:semiHidden="1" w:uiPriority="9" w:unhideWhenUsed="1" w:qFormat="1"/>
-    <w:lsdException w:name="index 1" w:semiHidden="1" w:unhideWhenUsed="1"/>
-    <w:lsdException w:name="index 2" w:semiHidden="1" w:unhideWhenUsed="1"/>
-    <w:lsdException w:name="index 3" w:semiHidden="1" w:unhideWhenUsed="1"/>
-    <w:lsdException w:name="index 4" w:semiHidden="1" w:unhideWhenUsed="1"/>
-    <w:lsdException w:name="index 5" w:semiHidden="1" w:unhideWhenUsed="1"/>
-    <w:lsdException w:name="index 6" w:semiHidden="1" w:unhideWhenUsed="1"/>
-    <w:lsdException w:name="index 7" w:semiHidden="1" w:unhideWhenUsed="1"/>
-    <w:lsdException w:name="index 8" w:semiHidden="1" w:unhideWhenUsed="1"/>
-    <w:lsdException w:name="index 9" w:semiHidden="1" w:unhideWhenUsed="1"/>
-    <w:lsdException w:name="toc 1" w:semiHidden="1" w:uiPriority="39" w:unhideWhenUsed="1"/>
-    <w:lsdException w:name="toc 2" w:semiHidden="1" w:uiPriority="39" w:unhideWhenUsed="1"/>
-    <w:lsdException w:name="toc 3" w:semiHidden="1" w:uiPriority="39" w:unhideWhenUsed="1"/>
-    <w:lsdException w:name="toc 4" w:semiHidden="1" w:uiPriority="39" w:unhideWhenUsed="1"/>
-    <w:lsdException w:name="toc 5" w:semiHidden="1" w:uiPriority="39" w:unhideWhenUsed="1"/>
-    <w:lsdException w:name="toc 6" w:semiHidden="1" w:uiPriority="39" w:unhideWhenUsed="1"/>
-    <w:lsdException w:name="toc 7" w:semiHidden="1" w:uiPriority="39" w:unhideWhenUsed="1"/>
-    <w:lsdException w:name="toc 8" w:semiHidden="1" w:uiPriority="39" w:unhideWhenUsed="1"/>
-    <w:lsdException w:name="toc 9" w:semiHidden="1" w:uiPriority="39" w:unhideWhenUsed="1"/>
-    <w:lsdException w:name="Normal Indent" w:semiHidden="1" w:unhideWhenUsed="1"/>
-    <w:lsdException w:name="footnote text" w:semiHidden="1" w:unhideWhenUsed="1"/>
-    <w:lsdException w:name="annotation text" w:semiHidden="1" w:unhideWhenUsed="1"/>
-    <w:lsdException w:name="header" w:semiHidden="1" w:unhideWhenUsed="1"/>
-    <w:lsdException w:name="footer" w:semiHidden="1" w:unhideWhenUsed="1"/>
-    <w:lsdException w:name="index heading" w:semiHidden="1" w:unhideWhenUsed="1"/>
-    <w:lsdException w:name="caption" w:semiHidden="1" w:uiPriority="35" w:unhideWhenUsed="1" w:qFormat="1"/>
-    <w:lsdException w:name="table of figures" w:semiHidden="1" w:unhideWhenUsed="1"/>
-    <w:lsdException w:name="envelope address" w:semiHidden="1" w:unhideWhenUsed="1"/>
-    <w:lsdException w:name="envelope return" w:semiHidden="1" w:unhideWhenUsed="1"/>
-    <w:lsdException w:name="footnote reference" w:semiHidden="1" w:unhideWhenUsed="1"/>
-    <w:lsdException w:name="annotation reference" w:semiHidden="1" w:unhideWhenUsed="1"/>
-    <w:lsdException w:name="line number" w:semiHidden="1" w:unhideWhenUsed="1"/>
-    <w:lsdException w:name="page number" w:semiHidden="1" w:unhideWhenUsed="1"/>
-    <w:lsdException w:name="endnote reference" w:semiHidden="1" w:unhideWhenUsed="1"/>
-    <w:lsdException w:name="endnote text" w:semiHidden="1" w:unhideWhenUsed="1"/>
-    <w:lsdException w:name="table of authorities" w:semiHidden="1" w:unhideWhenUsed="1"/>
-    <w:lsdException w:name="macro" w:semiHidden="1" w:unhideWhenUsed="1"/>
-    <w:lsdException w:name="toa heading" w:semiHidden="1" w:unhideWhenUsed="1"/>
-    <w:lsdException w:name="List" w:semiHidden="1" w:unhideWhenUsed="1"/>
-    <w:lsdException w:name="List Bullet" w:semiHidden="1" w:unhideWhenUsed="1"/>
-    <w:lsdException w:name="List Number" w:semiHidden="1" w:unhideWhenUsed="1"/>
-    <w:lsdException w:name="List 2" w:semiHidden="1" w:unhideWhenUsed="1"/>
-    <w:lsdException w:name="List 3" w:semiHidden="1" w:unhideWhenUsed="1"/>
-    <w:lsdException w:name="List 4" w:semiHidden="1" w:unhideWhenUsed="1"/>
-    <w:lsdException w:name="List 5" w:semiHidden="1" w:unhideWhenUsed="1"/>
-    <w:lsdException w:name="List Bullet 2" w:semiHidden="1" w:unhideWhenUsed="1"/>
-    <w:lsdException w:name="List Bullet 3" w:semiHidden="1" w:unhideWhenUsed="1"/>
-    <w:lsdException w:name="List Bullet 4" w:semiHidden="1" w:unhideWhenUsed="1"/>
-    <w:lsdException w:name="List Bullet 5" w:semiHidden="1" w:unhideWhenUsed="1"/>
-    <w:lsdException w:name="List Number 2" w:semiHidden="1" w:unhideWhenUsed="1"/>
-    <w:lsdException w:name="List Number 3" w:semiHidden="1" w:unhideWhenUsed="1"/>
-    <w:lsdException w:name="List Number 4" w:semiHidden="1" w:unhideWhenUsed="1"/>
-    <w:lsdException w:name="List Number 5" w:semiHidden="1" w:unhideWhenUsed="1"/>
-    <w:lsdException w:name="Title" w:uiPriority="10" w:qFormat="1"/>
-    <w:lsdException w:name="Closing" w:semiHidden="1" w:unhideWhenUsed="1"/>
-    <w:lsdException w:name="Signature" w:semiHidden="1" w:unhideWhenUsed="1"/>
-    <w:lsdException w:name="Default Paragraph Font" w:semiHidden="1" w:uiPriority="1" w:unhideWhenUsed="1"/>
-    <w:lsdException w:name="Body Text" w:semiHidden="1" w:unhideWhenUsed="1"/>
-    <w:lsdException w:name="Body Text Indent" w:semiHidden="1" w:unhideWhenUsed="1"/>
-    <w:lsdException w:name="List Continue" w:semiHidden="1" w:unhideWhenUsed="1"/>
-    <w:lsdException w:name="List Continue 2" w:semiHidden="1" w:unhideWhenUsed="1"/>
-    <w:lsdException w:name="List Continue 3" w:semiHidden="1" w:unhideWhenUsed="1"/>
-    <w:lsdException w:name="List Continue 4" w:semiHidden="1" w:unhideWhenUsed="1"/>
-    <w:lsdException w:name="List Continue 5" w:semiHidden="1" w:unhideWhenUsed="1"/>
-    <w:lsdException w:name="Message Header" w:semiHidden="1" w:unhideWhenUsed="1"/>
-    <w:lsdException w:name="Subtitle" w:uiPriority="11" w:qFormat="1"/>
-    <w:lsdException w:name="Salutation" w:semiHidden="1" w:unhideWhenUsed="1"/>
-    <w:lsdException w:name="Date" w:semiHidden="1" w:unhideWhenUsed="1"/>
-    <w:lsdException w:name="Body Text First Indent" w:semiHidden="1" w:unhideWhenUsed="1"/>
-    <w:lsdException w:name="Body Text First Indent 2" w:semiHidden="1" w:unhideWhenUsed="1"/>
-    <w:lsdException w:name="Note Heading" w:semiHidden="1" w:unhideWhenUsed="1"/>
-    <w:lsdException w:name="Body Text 2" w:semiHidden="1" w:unhideWhenUsed="1"/>
-    <w:lsdException w:name="Body Text 3" w:semiHidden="1" w:unhideWhenUsed="1"/>
-    <w:lsdException w:name="Body Text Indent 2" w:semiHidden="1" w:unhideWhenUsed="1"/>
-    <w:lsdException w:name="Body Text Indent 3" w:semiHidden="1" w:unhideWhenUsed="1"/>
-    <w:lsdException w:name="Block Text" w:semiHidden="1" w:unhideWhenUsed="1"/>
-    <w:lsdException w:name="Hyperlink" w:semiHidden="1" w:unhideWhenUsed="1"/>
-    <w:lsdException w:name="FollowedHyperlink" w:semiHidden="1" w:unhideWhenUsed="1"/>
-    <w:lsdException w:name="Strong" w:uiPriority="22" w:qFormat="1"/>
-    <w:lsdException w:name="Emphasis" w:uiPriority="20" w:qFormat="1"/>
-    <w:lsdException w:name="Document Map" w:semiHidden="1" w:unhideWhenUsed="1"/>
-    <w:lsdException w:name="Plain Text" w:semiHidden="1" w:unhideWhenUsed="1"/>
-    <w:lsdException w:name="E-mail Signature" w:semiHidden="1" w:unhideWhenUsed="1"/>
-    <w:lsdException w:name="HTML Top of Form" w:semiHidden="1" w:unhideWhenUsed="1"/>
-    <w:lsdException w:name="HTML Bottom of Form" w:semiHidden="1" w:unhideWhenUsed="1"/>
-    <w:lsdException w:name="Normal (Web)" w:semiHidden="1" w:unhideWhenUsed="1"/>
-    <w:lsdException w:name="HTML Acronym" w:semiHidden="1" w:unhideWhenUsed="1"/>
-    <w:lsdException w:name="HTML Address" w:semiHidden="1" w:unhideWhenUsed="1"/>
-    <w:lsdException w:name="HTML Cite" w:semiHidden="1" w:unhideWhenUsed="1"/>
-    <w:lsdException w:name="HTML Code" w:semiHidden="1" w:unhideWhenUsed="1"/>
-    <w:lsdException w:name="HTML Definition" w:semiHidden="1" w:unhideWhenUsed="1"/>
-    <w:lsdException w:name="HTML Keyboard" w:semiHidden="1" w:unhideWhenUsed="1"/>
-    <w:lsdException w:name="HTML Preformatted" w:semiHidden="1" w:unhideWhenUsed="1"/>
-    <w:lsdException w:name="HTML Sample" w:semiHidden="1" w:unhideWhenUsed="1"/>
-    <w:lsdException w:name="HTML Typewriter" w:semiHidden="1" w:unhideWhenUsed="1"/>
-    <w:lsdException w:name="HTML Variable" w:semiHidden="1" w:unhideWhenUsed="1"/>
-    <w:lsdException w:name="Normal Table" w:semiHidden="1" w:unhideWhenUsed="1"/>
-    <w:lsdException w:name="annotation subject" w:semiHidden="1" w:unhideWhenUsed="1"/>
-    <w:lsdException w:name="No List" w:semiHidden="1" w:unhideWhenUsed="1"/>
-    <w:lsdException w:name="Outline List 1" w:semiHidden="1" w:unhideWhenUsed="1"/>
-    <w:lsdException w:name="Outline List 2" w:semiHidden="1" w:unhideWhenUsed="1"/>
-    <w:lsdException w:name="Outline List 3" w:semiHidden="1" w:unhideWhenUsed="1"/>
-    <w:lsdException w:name="Table Simple 1" w:semiHidden="1" w:unhideWhenUsed="1"/>
-    <w:lsdException w:name="Table Simple 2" w:semiHidden="1" w:unhideWhenUsed="1"/>
-    <w:lsdException w:name="Table Simple 3" w:semiHidden="1" w:unhideWhenUsed="1"/>
-    <w:lsdException w:name="Table Classic 1" w:semiHidden="1" w:unhideWhenUsed="1"/>
-    <w:lsdException w:name="Table Classic 2" w:semiHidden="1" w:unhideWhenUsed="1"/>
-    <w:lsdException w:name="Table Classic 3" w:semiHidden="1" w:unhideWhenUsed="1"/>
-    <w:lsdException w:name="Table Classic 4" w:semiHidden="1" w:unhideWhenUsed="1"/>
-    <w:lsdException w:name="Table Colorful 1" w:semiHidden="1" w:unhideWhenUsed="1"/>
-    <w:lsdException w:name="Table Colorful 2" w:semiHidden="1" w:unhideWhenUsed="1"/>
-    <w:lsdException w:name="Table Colorful 3" w:semiHidden="1" w:unhideWhenUsed="1"/>
-    <w:lsdException w:name="Table Columns 1" w:semiHidden="1" w:unhideWhenUsed="1"/>
-    <w:lsdException w:name="Table Columns 2" w:semiHidden="1" w:unhideWhenUsed="1"/>
-    <w:lsdException w:name="Table Columns 3" w:semiHidden="1" w:unhideWhenUsed="1"/>
-    <w:lsdException w:name="Table Columns 4" w:semiHidden="1" w:unhideWhenUsed="1"/>
-    <w:lsdException w:name="Table Columns 5" w:semiHidden="1" w:unhideWhenUsed="1"/>
-    <w:lsdException w:name="Table Grid 1" w:semiHidden="1" w:unhideWhenUsed="1"/>
-    <w:lsdException w:name="Table Grid 2" w:semiHidden="1" w:unhideWhenUsed="1"/>
-    <w:lsdException w:name="Table Grid 3" w:semiHidden="1" w:unhideWhenUsed="1"/>
-    <w:lsdException w:name="Table Grid 4" w:semiHidden="1" w:unhideWhenUsed="1"/>
-    <w:lsdException w:name="Table Grid 5" w:semiHidden="1" w:unhideWhenUsed="1"/>
-    <w:lsdException w:name="Table Grid 6" w:semiHidden="1" w:unhideWhenUsed="1"/>
-    <w:lsdException w:name="Table Grid 7" w:semiHidden="1" w:unhideWhenUsed="1"/>
-    <w:lsdException w:name="Table Grid 8" w:semiHidden="1" w:unhideWhenUsed="1"/>
-    <w:lsdException w:name="Table List 1" w:semiHidden="1" w:unhideWhenUsed="1"/>
-    <w:lsdException w:name="Table List 2" w:semiHidden="1" w:unhideWhenUsed="1"/>
-    <w:lsdException w:name="Table List 3" w:semiHidden="1" w:unhideWhenUsed="1"/>
-    <w:lsdException w:name="Table List 4" w:semiHidden="1" w:unhideWhenUsed="1"/>
-    <w:lsdException w:name="Table List 5" w:semiHidden="1" w:unhideWhenUsed="1"/>
-    <w:lsdException w:name="Table List 6" w:semiHidden="1" w:unhideWhenUsed="1"/>
-    <w:lsdException w:name="Table List 7" w:semiHidden="1" w:unhideWhenUsed="1"/>
-    <w:lsdException w:name="Table List 8" w:semiHidden="1" w:unhideWhenUsed="1"/>
-    <w:lsdException w:name="Table 3D effects 1" w:semiHidden="1" w:unhideWhenUsed="1"/>
-    <w:lsdException w:name="Table 3D effects 2" w:semiHidden="1" w:unhideWhenUsed="1"/>
-    <w:lsdException w:name="Table 3D effects 3" w:semiHidden="1" w:unhideWhenUsed="1"/>
-    <w:lsdException w:name="Table Contemporary" w:semiHidden="1" w:unhideWhenUsed="1"/>
-    <w:lsdException w:name="Table Elegant" w:semiHidden="1" w:unhideWhenUsed="1"/>
-    <w:lsdException w:name="Table Professional" w:semiHidden="1" w:unhideWhenUsed="1"/>
-    <w:lsdException w:name="Table Subtle 1" w:semiHidden="1" w:unhideWhenUsed="1"/>
-    <w:lsdException w:name="Table Subtle 2" w:semiHidden="1" w:unhideWhenUsed="1"/>
-    <w:lsdException w:name="Table Web 1" w:semiHidden="1" w:unhideWhenUsed="1"/>
-    <w:lsdException w:name="Table Web 2" w:semiHidden="1" w:unhideWhenUsed="1"/>
-    <w:lsdException w:name="Table Web 3" w:semiHidden="1" w:unhideWhenUsed="1"/>
-    <w:lsdException w:name="Balloon Text" w:semiHidden="1" w:unhideWhenUsed="1"/>
-    <w:lsdException w:name="Table Grid" w:uiPriority="39"/>
-    <w:lsdException w:name="Table Theme" w:semiHidden="1" w:unhideWhenUsed="1"/>
-    <w:lsdException w:name="Placeholder Text" w:semiHidden="1"/>
-    <w:lsdException w:name="No Spacing" w:uiPriority="1" w:qFormat="1"/>
-    <w:lsdException w:name="Light Shading" w:uiPriority="60"/>
-    <w:lsdException w:name="Light List" w:uiPriority="61"/>
-    <w:lsdException w:name="Light Grid" w:uiPriority="62"/>
-    <w:lsdException w:name="Medium Shading 1" w:uiPriority="63"/>
-    <w:lsdException w:name="Medium Shading 2" w:uiPriority="64"/>
-    <w:lsdException w:name="Medium List 1" w:uiPriority="65"/>
-    <w:lsdException w:name="Medium List 2" w:uiPriority="66"/>
-    <w:lsdException w:name="Medium Grid 1" w:uiPriority="67"/>
-    <w:lsdException w:name="Medium Grid 2" w:uiPriority="68"/>
-    <w:lsdException w:name="Medium Grid 3" w:uiPriority="69"/>
-    <w:lsdException w:name="Dark List" w:uiPriority="70"/>
-    <w:lsdException w:name="Colorful Shading" w:uiPriority="71"/>
-    <w:lsdException w:name="Colorful List" w:uiPriority="72"/>
-    <w:lsdException w:name="Colorful Grid" w:uiPriority="73"/>
-    <w:lsdException w:name="Light Shading Accent 1" w:uiPriority="60"/>
-    <w:lsdException w:name="Light List Accent 1" w:uiPriority="61"/>
-    <w:lsdException w:name="Light Grid Accent 1" w:uiPriority="62"/>
-    <w:lsdException w:name="Medium Shading 1 Accent 1" w:uiPriority="63"/>
-    <w:lsdException w:name="Medium Shading 2 Accent 1" w:uiPriority="64"/>
-    <w:lsdException w:name="Medium List 1 Accent 1" w:uiPriority="65"/>
-    <w:lsdException w:name="Revision" w:semiHidden="1"/>
-    <w:lsdException w:name="List Paragraph" w:uiPriority="0" w:qFormat="1"/>
-    <w:lsdException w:name="Quote" w:uiPriority="29" w:qFormat="1"/>
-    <w:lsdException w:name="Intense Quote" w:uiPriority="30" w:qFormat="1"/>
-    <w:lsdException w:name="Medium List 2 Accent 1" w:uiPriority="66"/>
-    <w:lsdException w:name="Medium Grid 1 Accent 1" w:uiPriority="67"/>
-    <w:lsdException w:name="Medium Grid 2 Accent 1" w:uiPriority="68"/>
-    <w:lsdException w:name="Medium Grid 3 Accent 1" w:uiPriority="69"/>
-    <w:lsdException w:name="Dark List Accent 1" w:uiPriority="70"/>
-    <w:lsdException w:name="Colorful Shading Accent 1" w:uiPriority="71"/>
-    <w:lsdException w:name="Colorful List Accent 1" w:uiPriority="72"/>
-    <w:lsdException w:name="Colorful Grid Accent 1" w:uiPriority="73"/>
-    <w:lsdException w:name="Light Shading Accent 2" w:uiPriority="60"/>
-    <w:lsdException w:name="Light List Accent 2" w:uiPriority="61"/>
-    <w:lsdException w:name="Light Grid Accent 2" w:uiPriority="62"/>
-    <w:lsdException w:name="Medium Shading 1 Accent 2" w:uiPriority="63"/>
-    <w:lsdException w:name="Medium Shading 2 Accent 2" w:uiPriority="64"/>
-    <w:lsdException w:name="Medium List 1 Accent 2" w:uiPriority="65"/>
-    <w:lsdException w:name="Medium List 2 Accent 2" w:uiPriority="66"/>
-    <w:lsdException w:name="Medium Grid 1 Accent 2" w:uiPriority="67"/>
-    <w:lsdException w:name="Medium Grid 2 Accent 2" w:uiPriority="68"/>
-    <w:lsdException w:name="Medium Grid 3 Accent 2" w:uiPriority="69"/>
-    <w:lsdException w:name="Dark List Accent 2" w:uiPriority="70"/>
-    <w:lsdException w:name="Colorful Shading Accent 2" w:uiPriority="71"/>
-    <w:lsdException w:name="Colorful List Accent 2" w:uiPriority="72"/>
-    <w:lsdException w:name="Colorful Grid Accent 2" w:uiPriority="73"/>
-    <w:lsdException w:name="Light Shading Accent 3" w:uiPriority="60"/>
-    <w:lsdException w:name="Light List Accent 3" w:uiPriority="61"/>
-    <w:lsdException w:name="Light Grid Accent 3" w:uiPriority="62"/>
-    <w:lsdException w:name="Medium Shading 1 Accent 3" w:uiPriority="63"/>
-    <w:lsdException w:name="Medium Shading 2 Accent 3" w:uiPriority="64"/>
-    <w:lsdException w:name="Medium List 1 Accent 3" w:uiPriority="65"/>
-    <w:lsdException w:name="Medium List 2 Accent 3" w:uiPriority="66"/>
-    <w:lsdException w:name="Medium Grid 1 Accent 3" w:uiPriority="67"/>
-    <w:lsdException w:name="Medium Grid 2 Accent 3" w:uiPriority="68"/>
-    <w:lsdException w:name="Medium Grid 3 Accent 3" w:uiPriority="69"/>
-    <w:lsdException w:name="Dark List Accent 3" w:uiPriority="70"/>
-    <w:lsdException w:name="Colorful Shading Accent 3" w:uiPriority="71"/>
-    <w:lsdException w:name="Colorful List Accent 3" w:uiPriority="72"/>
-    <w:lsdException w:name="Colorful Grid Accent 3" w:uiPriority="73"/>
-    <w:lsdException w:name="Light Shading Accent 4" w:uiPriority="60"/>
-    <w:lsdException w:name="Light List Accent 4" w:uiPriority="61"/>
-    <w:lsdException w:name="Light Grid Accent 4" w:uiPriority="62"/>
-    <w:lsdException w:name="Medium Shading 1 Accent 4" w:uiPriority="63"/>
-    <w:lsdException w:name="Medium Shading 2 Accent 4" w:uiPriority="64"/>
-    <w:lsdException w:name="Medium List 1 Accent 4" w:uiPriority="65"/>
-    <w:lsdException w:name="Medium List 2 Accent 4" w:uiPriority="66"/>
-    <w:lsdException w:name="Medium Grid 1 Accent 4" w:uiPriority="67"/>
-    <w:lsdException w:name="Medium Grid 2 Accent 4" w:uiPriority="68"/>
-    <w:lsdException w:name="Medium Grid 3 Accent 4" w:uiPriority="69"/>
-    <w:lsdException w:name="Dark List Accent 4" w:uiPriority="70"/>
-    <w:lsdException w:name="Colorful Shading Accent 4" w:uiPriority="71"/>
-    <w:lsdException w:name="Colorful List Accent 4" w:uiPriority="72"/>
-    <w:lsdException w:name="Colorful Grid Accent 4" w:uiPriority="73"/>
-    <w:lsdException w:name="Light Shading Accent 5" w:uiPriority="60"/>
-    <w:lsdException w:name="Light List Accent 5" w:uiPriority="61"/>
-    <w:lsdException w:name="Light Grid Accent 5" w:uiPriority="62"/>
-    <w:lsdException w:name="Medium Shading 1 Accent 5" w:uiPriority="63"/>
-    <w:lsdException w:name="Medium Shading 2 Accent 5" w:uiPriority="64"/>
-    <w:lsdException w:name="Medium List 1 Accent 5" w:uiPriority="65"/>
-    <w:lsdException w:name="Medium List 2 Accent 5" w:uiPriority="66"/>
-    <w:lsdException w:name="Medium Grid 1 Accent 5" w:uiPriority="67"/>
-    <w:lsdException w:name="Medium Grid 2 Accent 5" w:uiPriority="68"/>
-    <w:lsdException w:name="Medium Grid 3 Accent 5" w:uiPriority="69"/>
-    <w:lsdException w:name="Dark List Accent 5" w:uiPriority="70"/>
-    <w:lsdException w:name="Colorful Shading Accent 5" w:uiPriority="71"/>
-    <w:lsdException w:name="Colorful List Accent 5" w:uiPriority="72"/>
-    <w:lsdException w:name="Colorful Grid Accent 5" w:uiPriority="73"/>
-    <w:lsdException w:name="Light Shading Accent 6" w:uiPriority="60"/>
-    <w:lsdException w:name="Light List Accent 6" w:uiPriority="61"/>
-    <w:lsdException w:name="Light Grid Accent 6" w:uiPriority="62"/>
-    <w:lsdException w:name="Medium Shading 1 Accent 6" w:uiPriority="63"/>
-    <w:lsdException w:name="Medium Shading 2 Accent 6" w:uiPriority="64"/>
-    <w:lsdException w:name="Medium List 1 Accent 6" w:uiPriority="65"/>
-    <w:lsdException w:name="Medium List 2 Accent 6" w:uiPriority="66"/>
-    <w:lsdException w:name="Medium Grid 1 Accent 6" w:uiPriority="67"/>
-    <w:lsdException w:name="Medium Grid 2 Accent 6" w:uiPriority="68"/>
-    <w:lsdException w:name="Medium Grid 3 Accent 6" w:uiPriority="69"/>
-    <w:lsdException w:name="Dark List Accent 6" w:uiPriority="70"/>
-    <w:lsdException w:name="Colorful Shading Accent 6" w:uiPriority="71"/>
-    <w:lsdException w:name="Colorful List Accent 6" w:uiPriority="72"/>
-    <w:lsdException w:name="Colorful Grid Accent 6" w:uiPriority="73"/>
-    <w:lsdException w:name="Subtle Emphasis" w:uiPriority="19" w:qFormat="1"/>
-    <w:lsdException w:name="Intense Emphasis" w:uiPriority="21" w:qFormat="1"/>
-    <w:lsdException w:name="Subtle Reference" w:uiPriority="31" w:qFormat="1"/>
-    <w:lsdException w:name="Intense Reference" w:uiPriority="32" w:qFormat="1"/>
-    <w:lsdException w:name="Book Title" w:uiPriority="33" w:qFormat="1"/>
-    <w:lsdException w:name="Bibliography" w:semiHidden="1" w:uiPriority="37" w:unhideWhenUsed="1"/>
-    <w:lsdException w:name="TOC Heading" w:semiHidden="1" w:uiPriority="39" w:unhideWhenUsed="1" w:qFormat="1"/>
-    <w:lsdException w:name="Plain Table 1" w:uiPriority="41"/>
-    <w:lsdException w:name="Plain Table 2" w:uiPriority="42"/>
-    <w:lsdException w:name="Plain Table 3" w:uiPriority="43"/>
-    <w:lsdException w:name="Plain Table 4" w:uiPriority="44"/>
-    <w:lsdException w:name="Plain Table 5" w:uiPriority="45"/>
-    <w:lsdException w:name="Grid Table Light" w:uiPriority="40"/>
-    <w:lsdException w:name="Grid Table 1 Light" w:uiPriority="46"/>
-    <w:lsdException w:name="Grid Table 2" w:uiPriority="47"/>
-    <w:lsdException w:name="Grid Table 3" w:uiPriority="48"/>
-    <w:lsdException w:name="Grid Table 4" w:uiPriority="49"/>
-    <w:lsdException w:name="Grid Table 5 Dark" w:uiPriority="50"/>
-    <w:lsdException w:name="Grid Table 6 Colorful" w:uiPriority="51"/>
-    <w:lsdException w:name="Grid Table 7 Colorful" w:uiPriority="52"/>
-    <w:lsdException w:name="Grid Table 1 Light Accent 1" w:uiPriority="46"/>
-    <w:lsdException w:name="Grid Table 2 Accent 1" w:uiPriority="47"/>
-    <w:lsdException w:name="Grid Table 3 Accent 1" w:uiPriority="48"/>
-    <w:lsdException w:name="Grid Table 4 Accent 1" w:uiPriority="49"/>
-    <w:lsdException w:name="Grid Table 5 Dark Accent 1" w:uiPriority="50"/>
-    <w:lsdException w:name="Grid Table 6 Colorful Accent 1" w:uiPriority="51"/>
-    <w:lsdException w:name="Grid Table 7 Colorful Accent 1" w:uiPriority="52"/>
-    <w:lsdException w:name="Grid Table 1 Light Accent 2" w:uiPriority="46"/>
-    <w:lsdException w:name="Grid Table 2 Accent 2" w:uiPriority="47"/>
-    <w:lsdException w:name="Grid Table 3 Accent 2" w:uiPriority="48"/>
-    <w:lsdException w:name="Grid Table 4 Accent 2" w:uiPriority="49"/>
-    <w:lsdException w:name="Grid Table 5 Dark Accent 2" w:uiPriority="50"/>
-    <w:lsdException w:name="Grid Table 6 Colorful Accent 2" w:uiPriority="51"/>
-    <w:lsdException w:name="Grid Table 7 Colorful Accent 2" w:uiPriority="52"/>
-    <w:lsdException w:name="Grid Table 1 Light Accent 3" w:uiPriority="46"/>
-    <w:lsdException w:name="Grid Table 2 Accent 3" w:uiPriority="47"/>
-    <w:lsdException w:name="Grid Table 3 Accent 3" w:uiPriority="48"/>
-    <w:lsdException w:name="Grid Table 4 Accent 3" w:uiPriority="49"/>
-    <w:lsdException w:name="Grid Table 5 Dark Accent 3" w:uiPriority="50"/>
-    <w:lsdException w:name="Grid Table 6 Colorful Accent 3" w:uiPriority="51"/>
-    <w:lsdException w:name="Grid Table 7 Colorful Accent 3" w:uiPriority="52"/>
-    <w:lsdException w:name="Grid Table 1 Light Accent 4" w:uiPriority="46"/>
-    <w:lsdException w:name="Grid Table 2 Accent 4" w:uiPriority="47"/>
-    <w:lsdException w:name="Grid Table 3 Accent 4" w:uiPriority="48"/>
-    <w:lsdException w:name="Grid Table 4 Accent 4" w:uiPriority="49"/>
-    <w:lsdException w:name="Grid Table 5 Dark Accent 4" w:uiPriority="50"/>
-    <w:lsdException w:name="Grid Table 6 Colorful Accent 4" w:uiPriority="51"/>
-    <w:lsdException w:name="Grid Table 7 Colorful Accent 4" w:uiPriority="52"/>
-    <w:lsdException w:name="Grid Table 1 Light Accent 5" w:uiPriority="46"/>
-    <w:lsdException w:name="Grid Table 2 Accent 5" w:uiPriority="47"/>
-    <w:lsdException w:name="Grid Table 3 Accent 5" w:uiPriority="48"/>
-    <w:lsdException w:name="Grid Table 4 Accent 5" w:uiPriority="49"/>
-    <w:lsdException w:name="Grid Table 5 Dark Accent 5" w:uiPriority="50"/>
-    <w:lsdException w:name="Grid Table 6 Colorful Accent 5" w:uiPriority="51"/>
-    <w:lsdException w:name="Grid Table 7 Colorful Accent 5" w:uiPriority="52"/>
-    <w:lsdException w:name="Grid Table 1 Light Accent 6" w:uiPriority="46"/>
-    <w:lsdException w:name="Grid Table 2 Accent 6" w:uiPriority="47"/>
-    <w:lsdException w:name="Grid Table 3 Accent 6" w:uiPriority="48"/>
-    <w:lsdException w:name="Grid Table 4 Accent 6" w:uiPriority="49"/>
-    <w:lsdException w:name="Grid Table 5 Dark Accent 6" w:uiPriority="50"/>
-    <w:lsdException w:name="Grid Table 6 Colorful Accent 6" w:uiPriority="51"/>
-    <w:lsdException w:name="Grid Table 7 Colorful Accent 6" w:uiPriority="52"/>
-    <w:lsdException w:name="List Table 1 Light" w:uiPriority="46"/>
-    <w:lsdException w:name="List Table 2" w:uiPriority="47"/>
-    <w:lsdException w:name="List Table 3" w:uiPriority="48"/>
-    <w:lsdException w:name="List Table 4" w:uiPriority="49"/>
-    <w:lsdException w:name="List Table 5 Dark" w:uiPriority="50"/>
-    <w:lsdException w:name="List Table 6 Colorful" w:uiPriority="51"/>
-    <w:lsdException w:name="List Table 7 Colorful" w:uiPriority="52"/>
-    <w:lsdException w:name="List Table 1 Light Accent 1" w:uiPriority="46"/>
-    <w:lsdException w:name="List Table 2 Accent 1" w:uiPriority="47"/>
-    <w:lsdException w:name="List Table 3 Accent 1" w:uiPriority="48"/>
-    <w:lsdException w:name="List Table 4 Accent 1" w:uiPriority="49"/>
-    <w:lsdException w:name="List Table 5 Dark Accent 1" w:uiPriority="50"/>
-    <w:lsdException w:name="List Table 6 Colorful Accent 1" w:uiPriority="51"/>
-    <w:lsdException w:name="List Table 7 Colorful Accent 1" w:uiPriority="52"/>
-    <w:lsdException w:name="List Table 1 Light Accent 2" w:uiPriority="46"/>
-    <w:lsdException w:name="List Table 2 Accent 2" w:uiPriority="47"/>
-    <w:lsdException w:name="List Table 3 Accent 2" w:uiPriority="48"/>
-    <w:lsdException w:name="List Table 4 Accent 2" w:uiPriority="49"/>
-    <w:lsdException w:name="List Table 5 Dark Accent 2" w:uiPriority="50"/>
-    <w:lsdException w:name="List Table 6 Colorful Accent 2" w:uiPriority="51"/>
-    <w:lsdException w:name="List Table 7 Colorful Accent 2" w:uiPriority="52"/>
-    <w:lsdException w:name="List Table 1 Light Accent 3" w:uiPriority="46"/>
-    <w:lsdException w:name="List Table 2 Accent 3" w:uiPriority="47"/>
-    <w:lsdException w:name="List Table 3 Accent 3" w:uiPriority="48"/>
-    <w:lsdException w:name="List Table 4 Accent 3" w:uiPriority="49"/>
-    <w:lsdException w:name="List Table 5 Dark Accent 3" w:uiPriority="50"/>
-    <w:lsdException w:name="List Table 6 Colorful Accent 3" w:uiPriority="51"/>
-    <w:lsdException w:name="List Table 7 Colorful Accent 3" w:uiPriority="52"/>
-    <w:lsdException w:name="List Table 1 Light Accent 4" w:uiPriority="46"/>
-    <w:lsdException w:name="List Table 2 Accent 4" w:uiPriority="47"/>
-    <w:lsdException w:name="List Table 3 Accent 4" w:uiPriority="48"/>
-    <w:lsdException w:name="List Table 4 Accent 4" w:uiPriority="49"/>
-    <w:lsdException w:name="List Table 5 Dark Accent 4" w:uiPriority="50"/>
-    <w:lsdException w:name="List Table 6 Colorful Accent 4" w:uiPriority="51"/>
-    <w:lsdException w:name="List Table 7 Colorful Accent 4" w:uiPriority="52"/>
-    <w:lsdException w:name="List Table 1 Light Accent 5" w:uiPriority="46"/>
-    <w:lsdException w:name="List Table 2 Accent 5" w:uiPriority="47"/>
-    <w:lsdException w:name="List Table 3 Accent 5" w:uiPriority="48"/>
-    <w:lsdException w:name="List Table 4 Accent 5" w:uiPriority="49"/>
-    <w:lsdException w:name="List Table 5 Dark Accent 5" w:uiPriority="50"/>
-    <w:lsdException w:name="List Table 6 Colorful Accent 5" w:uiPriority="51"/>
-    <w:lsdException w:name="List Table 7 Colorful Accent 5" w:uiPriority="52"/>
-    <w:lsdException w:name="List Table 1 Light Accent 6" w:uiPriority="46"/>
-    <w:lsdException w:name="List Table 2 Accent 6" w:uiPriority="47"/>
-    <w:lsdException w:name="List Table 3 Accent 6" w:uiPriority="48"/>
-    <w:lsdException w:name="List Table 4 Accent 6" w:uiPriority="49"/>
-    <w:lsdException w:name="List Table 5 Dark Accent 6" w:uiPriority="50"/>
-    <w:lsdException w:name="List Table 6 Colorful Accent 6" w:uiPriority="51"/>
-    <w:lsdException w:name="List Table 7 Colorful Accent 6" w:uiPriority="52"/>
-    <w:lsdException w:name="Mention" w:semiHidden="1" w:unhideWhenUsed="1"/>
-    <w:lsdException w:name="Smart Hyperlink" w:semiHidden="1" w:unhideWhenUsed="1"/>
-    <w:lsdException w:name="Hashtag" w:semiHidden="1" w:unhideWhenUsed="1"/>
-    <w:lsdException w:name="Unresolved Mention" w:semiHidden="1" w:unhideWhenUsed="1"/>
-    <w:lsdException w:name="Smart Link" w:semiHidden="1" w:unhideWhenUsed="1"/>
+  <w:latentStyles w:defLockedState="0" w:defUIPriority="99" w:defSemiHidden="1" w:defUnhideWhenUsed="1" w:defQFormat="0" w:count="267">
+    <w:lsdException w:name="Normal" w:semiHidden="0" w:uiPriority="0" w:unhideWhenUsed="0" w:qFormat="1"/>
+    <w:lsdException w:name="heading 1" w:semiHidden="0" w:uiPriority="9" w:unhideWhenUsed="0" w:qFormat="1"/>
+    <w:lsdException w:name="heading 2" w:uiPriority="9" w:qFormat="1"/>
+    <w:lsdException w:name="heading 3" w:uiPriority="9" w:qFormat="1"/>
+    <w:lsdException w:name="heading 4" w:uiPriority="9" w:qFormat="1"/>
+    <w:lsdException w:name="heading 5" w:uiPriority="9" w:qFormat="1"/>
+    <w:lsdException w:name="heading 6" w:uiPriority="9" w:qFormat="1"/>
+    <w:lsdException w:name="heading 7" w:uiPriority="9" w:qFormat="1"/>
+    <w:lsdException w:name="heading 8" w:uiPriority="9" w:qFormat="1"/>
+    <w:lsdException w:name="heading 9" w:uiPriority="9" w:qFormat="1"/>
+    <w:lsdException w:name="toc 1" w:uiPriority="39"/>
+    <w:lsdException w:name="toc 2" w:uiPriority="39"/>
+    <w:lsdException w:name="toc 3" w:uiPriority="39"/>
+    <w:lsdException w:name="toc 4" w:uiPriority="39"/>
+    <w:lsdException w:name="toc 5" w:uiPriority="39"/>
+    <w:lsdException w:name="toc 6" w:uiPriority="39"/>
+    <w:lsdException w:name="toc 7" w:uiPriority="39"/>
+    <w:lsdException w:name="toc 8" w:uiPriority="39"/>
+    <w:lsdException w:name="toc 9" w:uiPriority="39"/>
+    <w:lsdException w:name="caption" w:uiPriority="35" w:qFormat="1"/>
+    <w:lsdException w:name="Title" w:semiHidden="0" w:uiPriority="10" w:unhideWhenUsed="0" w:qFormat="1"/>
+    <w:lsdException w:name="Default Paragraph Font" w:uiPriority="1"/>
+    <w:lsdException w:name="Subtitle" w:semiHidden="0" w:uiPriority="11" w:unhideWhenUsed="0" w:qFormat="1"/>
+    <w:lsdException w:name="Strong" w:semiHidden="0" w:uiPriority="22" w:unhideWhenUsed="0" w:qFormat="1"/>
+    <w:lsdException w:name="Emphasis" w:semiHidden="0" w:uiPriority="20" w:unhideWhenUsed="0" w:qFormat="1"/>
+    <w:lsdException w:name="Table Grid" w:semiHidden="0" w:uiPriority="39" w:unhideWhenUsed="0"/>
+    <w:lsdException w:name="Placeholder Text" w:unhideWhenUsed="0"/>
+    <w:lsdException w:name="No Spacing" w:semiHidden="0" w:uiPriority="1" w:unhideWhenUsed="0" w:qFormat="1"/>
+    <w:lsdException w:name="Light Shading" w:semiHidden="0" w:uiPriority="60" w:unhideWhenUsed="0"/>
+    <w:lsdException w:name="Light List" w:semiHidden="0" w:uiPriority="61" w:unhideWhenUsed="0"/>
+    <w:lsdException w:name="Light Grid" w:semiHidden="0" w:uiPriority="62" w:unhideWhenUsed="0"/>
+    <w:lsdException w:name="Medium Shading 1" w:semiHidden="0" w:uiPriority="63" w:unhideWhenUsed="0"/>
+    <w:lsdException w:name="Medium Shading 2" w:semiHidden="0" w:uiPriority="64" w:unhideWhenUsed="0"/>
+    <w:lsdException w:name="Medium List 1" w:semiHidden="0" w:uiPriority="65" w:unhideWhenUsed="0"/>
+    <w:lsdException w:name="Medium List 2" w:semiHidden="0" w:uiPriority="66" w:unhideWhenUsed="0"/>
+    <w:lsdException w:name="Medium Grid 1" w:semiHidden="0" w:uiPriority="67" w:unhideWhenUsed="0"/>
+    <w:lsdException w:name="Medium Grid 2" w:semiHidden="0" w:uiPriority="68" w:unhideWhenUsed="0"/>
+    <w:lsdException w:name="Medium Grid 3" w:semiHidden="0" w:uiPriority="69" w:unhideWhenUsed="0"/>
+    <w:lsdException w:name="Dark List" w:semiHidden="0" w:uiPriority="70" w:unhideWhenUsed="0"/>
+    <w:lsdException w:name="Colorful Shading" w:semiHidden="0" w:uiPriority="71" w:unhideWhenUsed="0"/>
+    <w:lsdException w:name="Colorful List" w:semiHidden="0" w:uiPriority="72" w:unhideWhenUsed="0"/>
+    <w:lsdException w:name="Colorful Grid" w:semiHidden="0" w:uiPriority="73" w:unhideWhenUsed="0"/>
+    <w:lsdException w:name="Light Shading Accent 1" w:semiHidden="0" w:uiPriority="60" w:unhideWhenUsed="0"/>
+    <w:lsdException w:name="Light List Accent 1" w:semiHidden="0" w:uiPriority="61" w:unhideWhenUsed="0"/>
+    <w:lsdException w:name="Light Grid Accent 1" w:semiHidden="0" w:uiPriority="62" w:unhideWhenUsed="0"/>
+    <w:lsdException w:name="Medium Shading 1 Accent 1" w:semiHidden="0" w:uiPriority="63" w:unhideWhenUsed="0"/>
+    <w:lsdException w:name="Medium Shading 2 Accent 1" w:semiHidden="0" w:uiPriority="64" w:unhideWhenUsed="0"/>
+    <w:lsdException w:name="Medium List 1 Accent 1" w:semiHidden="0" w:uiPriority="65" w:unhideWhenUsed="0"/>
+    <w:lsdException w:name="Revision" w:unhideWhenUsed="0"/>
+    <w:lsdException w:name="List Paragraph" w:semiHidden="0" w:uiPriority="0" w:unhideWhenUsed="0" w:qFormat="1"/>
+    <w:lsdException w:name="Quote" w:semiHidden="0" w:uiPriority="29" w:unhideWhenUsed="0" w:qFormat="1"/>
+    <w:lsdException w:name="Intense Quote" w:semiHidden="0" w:uiPriority="30" w:unhideWhenUsed="0" w:qFormat="1"/>
+    <w:lsdException w:name="Medium List 2 Accent 1" w:semiHidden="0" w:uiPriority="66" w:unhideWhenUsed="0"/>
+    <w:lsdException w:name="Medium Grid 1 Accent 1" w:semiHidden="0" w:uiPriority="67" w:unhideWhenUsed="0"/>
+    <w:lsdException w:name="Medium Grid 2 Accent 1" w:semiHidden="0" w:uiPriority="68" w:unhideWhenUsed="0"/>
+    <w:lsdException w:name="Medium Grid 3 Accent 1" w:semiHidden="0" w:uiPriority="69" w:unhideWhenUsed="0"/>
+    <w:lsdException w:name="Dark List Accent 1" w:semiHidden="0" w:uiPriority="70" w:unhideWhenUsed="0"/>
+    <w:lsdException w:name="Colorful Shading Accent 1" w:semiHidden="0" w:uiPriority="71" w:unhideWhenUsed="0"/>
+    <w:lsdException w:name="Colorful List Accent 1" w:semiHidden="0" w:uiPriority="72" w:unhideWhenUsed="0"/>
+    <w:lsdException w:name="Colorful Grid Accent 1" w:semiHidden="0" w:uiPriority="73" w:unhideWhenUsed="0"/>
+    <w:lsdException w:name="Light Shading Accent 2" w:semiHidden="0" w:uiPriority="60" w:unhideWhenUsed="0"/>
+    <w:lsdException w:name="Light List Accent 2" w:semiHidden="0" w:uiPriority="61" w:unhideWhenUsed="0"/>
+    <w:lsdException w:name="Light Grid Accent 2" w:semiHidden="0" w:uiPriority="62" w:unhideWhenUsed="0"/>
+    <w:lsdException w:name="Medium Shading 1 Accent 2" w:semiHidden="0" w:uiPriority="63" w:unhideWhenUsed="0"/>
+    <w:lsdException w:name="Medium Shading 2 Accent 2" w:semiHidden="0" w:uiPriority="64" w:unhideWhenUsed="0"/>
+    <w:lsdException w:name="Medium List 1 Accent 2" w:semiHidden="0" w:uiPriority="65" w:unhideWhenUsed="0"/>
+    <w:lsdException w:name="Medium List 2 Accent 2" w:semiHidden="0" w:uiPriority="66" w:unhideWhenUsed="0"/>
+    <w:lsdException w:name="Medium Grid 1 Accent 2" w:semiHidden="0" w:uiPriority="67" w:unhideWhenUsed="0"/>
+    <w:lsdException w:name="Medium Grid 2 Accent 2" w:semiHidden="0" w:uiPriority="68" w:unhideWhenUsed="0"/>
+    <w:lsdException w:name="Medium Grid 3 Accent 2" w:semiHidden="0" w:uiPriority="69" w:unhideWhenUsed="0"/>
+    <w:lsdException w:name="Dark List Accent 2" w:semiHidden="0" w:uiPriority="70" w:unhideWhenUsed="0"/>
+    <w:lsdException w:name="Colorful Shading Accent 2" w:semiHidden="0" w:uiPriority="71" w:unhideWhenUsed="0"/>
+    <w:lsdException w:name="Colorful List Accent 2" w:semiHidden="0" w:uiPriority="72" w:unhideWhenUsed="0"/>
+    <w:lsdException w:name="Colorful Grid Accent 2" w:semiHidden="0" w:uiPriority="73" w:unhideWhenUsed="0"/>
+    <w:lsdException w:name="Light Shading Accent 3" w:semiHidden="0" w:uiPriority="60" w:unhideWhenUsed="0"/>
+    <w:lsdException w:name="Light List Accent 3" w:semiHidden="0" w:uiPriority="61" w:unhideWhenUsed="0"/>
+    <w:lsdException w:name="Light Grid Accent 3" w:semiHidden="0" w:uiPriority="62" w:unhideWhenUsed="0"/>
+    <w:lsdException w:name="Medium Shading 1 Accent 3" w:semiHidden="0" w:uiPriority="63" w:unhideWhenUsed="0"/>
+    <w:lsdException w:name="Medium Shading 2 Accent 3" w:semiHidden="0" w:uiPriority="64" w:unhideWhenUsed="0"/>
+    <w:lsdException w:name="Medium List 1 Accent 3" w:semiHidden="0" w:uiPriority="65" w:unhideWhenUsed="0"/>
+    <w:lsdException w:name="Medium List 2 Accent 3" w:semiHidden="0" w:uiPriority="66" w:unhideWhenUsed="0"/>
+    <w:lsdException w:name="Medium Grid 1 Accent 3" w:semiHidden="0" w:uiPriority="67" w:unhideWhenUsed="0"/>
+    <w:lsdException w:name="Medium Grid 2 Accent 3" w:semiHidden="0" w:uiPriority="68" w:unhideWhenUsed="0"/>
+    <w:lsdException w:name="Medium Grid 3 Accent 3" w:semiHidden="0" w:uiPriority="69" w:unhideWhenUsed="0"/>
+    <w:lsdException w:name="Dark List Accent 3" w:semiHidden="0" w:uiPriority="70" w:unhideWhenUsed="0"/>
+    <w:lsdException w:name="Colorful Shading Accent 3" w:semiHidden="0" w:uiPriority="71" w:unhideWhenUsed="0"/>
+    <w:lsdException w:name="Colorful List Accent 3" w:semiHidden="0" w:uiPriority="72" w:unhideWhenUsed="0"/>
+    <w:lsdException w:name="Colorful Grid Accent 3" w:semiHidden="0" w:uiPriority="73" w:unhideWhenUsed="0"/>
+    <w:lsdException w:name="Light Shading Accent 4" w:semiHidden="0" w:uiPriority="60" w:unhideWhenUsed="0"/>
+    <w:lsdException w:name="Light List Accent 4" w:semiHidden="0" w:uiPriority="61" w:unhideWhenUsed="0"/>
+    <w:lsdException w:name="Light Grid Accent 4" w:semiHidden="0" w:uiPriority="62" w:unhideWhenUsed="0"/>
+    <w:lsdException w:name="Medium Shading 1 Accent 4" w:semiHidden="0" w:uiPriority="63" w:unhideWhenUsed="0"/>
+    <w:lsdException w:name="Medium Shading 2 Accent 4" w:semiHidden="0" w:uiPriority="64" w:unhideWhenUsed="0"/>
+    <w:lsdException w:name="Medium List 1 Accent 4" w:semiHidden="0" w:uiPriority="65" w:unhideWhenUsed="0"/>
+    <w:lsdException w:name="Medium List 2 Accent 4" w:semiHidden="0" w:uiPriority="66" w:unhideWhenUsed="0"/>
+    <w:lsdException w:name="Medium Grid 1 Accent 4" w:semiHidden="0" w:uiPriority="67" w:unhideWhenUsed="0"/>
+    <w:lsdException w:name="Medium Grid 2 Accent 4" w:semiHidden="0" w:uiPriority="68" w:unhideWhenUsed="0"/>
+    <w:lsdException w:name="Medium Grid 3 Accent 4" w:semiHidden="0" w:uiPriority="69" w:unhideWhenUsed="0"/>
+    <w:lsdException w:name="Dark List Accent 4" w:semiHidden="0" w:uiPriority="70" w:unhideWhenUsed="0"/>
+    <w:lsdException w:name="Colorful Shading Accent 4" w:semiHidden="0" w:uiPriority="71" w:unhideWhenUsed="0"/>
+    <w:lsdException w:name="Colorful List Accent 4" w:semiHidden="0" w:uiPriority="72" w:unhideWhenUsed="0"/>
+    <w:lsdException w:name="Colorful Grid Accent 4" w:semiHidden="0" w:uiPriority="73" w:unhideWhenUsed="0"/>
+    <w:lsdException w:name="Light Shading Accent 5" w:semiHidden="0" w:uiPriority="60" w:unhideWhenUsed="0"/>
+    <w:lsdException w:name="Light List Accent 5" w:semiHidden="0" w:uiPriority="61" w:unhideWhenUsed="0"/>
+    <w:lsdException w:name="Light Grid Accent 5" w:semiHidden="0" w:uiPriority="62" w:unhideWhenUsed="0"/>
+    <w:lsdException w:name="Medium Shading 1 Accent 5" w:semiHidden="0" w:uiPriority="63" w:unhideWhenUsed="0"/>
+    <w:lsdException w:name="Medium Shading 2 Accent 5" w:semiHidden="0" w:uiPriority="64" w:unhideWhenUsed="0"/>
+    <w:lsdException w:name="Medium List 1 Accent 5" w:semiHidden="0" w:uiPriority="65" w:unhideWhenUsed="0"/>
+    <w:lsdException w:name="Medium List 2 Accent 5" w:semiHidden="0" w:uiPriority="66" w:unhideWhenUsed="0"/>
+    <w:lsdException w:name="Medium Grid 1 Accent 5" w:semiHidden="0" w:uiPriority="67" w:unhideWhenUsed="0"/>
+    <w:lsdException w:name="Medium Grid 2 Accent 5" w:semiHidden="0" w:uiPriority="68" w:unhideWhenUsed="0"/>
+    <w:lsdException w:name="Medium Grid 3 Accent 5" w:semiHidden="0" w:uiPriority="69" w:unhideWhenUsed="0"/>
+    <w:lsdException w:name="Dark List Accent 5" w:semiHidden="0" w:uiPriority="70" w:unhideWhenUsed="0"/>
+    <w:lsdException w:name="Colorful Shading Accent 5" w:semiHidden="0" w:uiPriority="71" w:unhideWhenUsed="0"/>
+    <w:lsdException w:name="Colorful List Accent 5" w:semiHidden="0" w:uiPriority="72" w:unhideWhenUsed="0"/>
+    <w:lsdException w:name="Colorful Grid Accent 5" w:semiHidden="0" w:uiPriority="73" w:unhideWhenUsed="0"/>
+    <w:lsdException w:name="Light Shading Accent 6" w:semiHidden="0" w:uiPriority="60" w:unhideWhenUsed="0"/>
+    <w:lsdException w:name="Light List Accent 6" w:semiHidden="0" w:uiPriority="61" w:unhideWhenUsed="0"/>
+    <w:lsdException w:name="Light Grid Accent 6" w:semiHidden="0" w:uiPriority="62" w:unhideWhenUsed="0"/>
+    <w:lsdException w:name="Medium Shading 1 Accent 6" w:semiHidden="0" w:uiPriority="63" w:unhideWhenUsed="0"/>
+    <w:lsdException w:name="Medium Shading 2 Accent 6" w:semiHidden="0" w:uiPriority="64" w:unhideWhenUsed="0"/>
+    <w:lsdException w:name="Medium List 1 Accent 6" w:semiHidden="0" w:uiPriority="65" w:unhideWhenUsed="0"/>
+    <w:lsdException w:name="Medium List 2 Accent 6" w:semiHidden="0" w:uiPriority="66" w:unhideWhenUsed="0"/>
+    <w:lsdException w:name="Medium Grid 1 Accent 6" w:semiHidden="0" w:uiPriority="67" w:unhideWhenUsed="0"/>
+    <w:lsdException w:name="Medium Grid 2 Accent 6" w:semiHidden="0" w:uiPriority="68" w:unhideWhenUsed="0"/>
+    <w:lsdException w:name="Medium Grid 3 Accent 6" w:semiHidden="0" w:uiPriority="69" w:unhideWhenUsed="0"/>
+    <w:lsdException w:name="Dark List Accent 6" w:semiHidden="0" w:uiPriority="70" w:unhideWhenUsed="0"/>
+    <w:lsdException w:name="Colorful Shading Accent 6" w:semiHidden="0" w:uiPriority="71" w:unhideWhenUsed="0"/>
+    <w:lsdException w:name="Colorful List Accent 6" w:semiHidden="0" w:uiPriority="72" w:unhideWhenUsed="0"/>
+    <w:lsdException w:name="Colorful Grid Accent 6" w:semiHidden="0" w:uiPriority="73" w:unhideWhenUsed="0"/>
+    <w:lsdException w:name="Subtle Emphasis" w:semiHidden="0" w:uiPriority="19" w:unhideWhenUsed="0" w:qFormat="1"/>
+    <w:lsdException w:name="Intense Emphasis" w:semiHidden="0" w:uiPriority="21" w:unhideWhenUsed="0" w:qFormat="1"/>
+    <w:lsdException w:name="Subtle Reference" w:semiHidden="0" w:uiPriority="31" w:unhideWhenUsed="0" w:qFormat="1"/>
+    <w:lsdException w:name="Intense Reference" w:semiHidden="0" w:uiPriority="32" w:unhideWhenUsed="0" w:qFormat="1"/>
+    <w:lsdException w:name="Book Title" w:semiHidden="0" w:uiPriority="33" w:unhideWhenUsed="0" w:qFormat="1"/>
+    <w:lsdException w:name="Bibliography" w:uiPriority="37"/>
+    <w:lsdException w:name="TOC Heading" w:uiPriority="39" w:qFormat="1"/>
   </w:latentStyles>
   <w:style w:type="paragraph" w:default="1" w:styleId="Normal">
     <w:name w:val="Normal"/>
@@ -14596,6 +14872,493 @@
       <w:lang w:eastAsia="en-US"/>
     </w:rPr>
   </w:style>
+  <w:style w:type="paragraph" w:styleId="BalloonText">
+    <w:name w:val="Balloon Text"/>
+    <w:basedOn w:val="Normal"/>
+    <w:link w:val="BalloonTextChar"/>
+    <w:uiPriority w:val="99"/>
+    <w:semiHidden/>
+    <w:unhideWhenUsed/>
+    <w:rsid w:val="00426B4D"/>
+    <w:rPr>
+      <w:rFonts w:ascii="Tahoma" w:hAnsi="Tahoma" w:cs="Tahoma"/>
+      <w:sz w:val="16"/>
+      <w:szCs w:val="16"/>
+    </w:rPr>
+  </w:style>
+  <w:style w:type="character" w:customStyle="1" w:styleId="BalloonTextChar">
+    <w:name w:val="Balloon Text Char"/>
+    <w:basedOn w:val="DefaultParagraphFont"/>
+    <w:link w:val="BalloonText"/>
+    <w:uiPriority w:val="99"/>
+    <w:semiHidden/>
+    <w:rsid w:val="00426B4D"/>
+    <w:rPr>
+      <w:rFonts w:ascii="Tahoma" w:hAnsi="Tahoma" w:cs="Tahoma"/>
+      <w:sz w:val="16"/>
+      <w:szCs w:val="16"/>
+    </w:rPr>
+  </w:style>
+</w:styles>
+</file>
+
+<file path=word/stylesWithEffects.xml><?xml version="1.0" encoding="utf-8"?>
+<w:styles xmlns:wpc="http://schemas.microsoft.com/office/word/2010/wordprocessingCanvas" xmlns:mc="http://schemas.openxmlformats.org/markup-compatibility/2006" xmlns:o="urn:schemas-microsoft-com:office:office" xmlns:r="http://schemas.openxmlformats.org/officeDocument/2006/relationships" xmlns:m="http://schemas.openxmlformats.org/officeDocument/2006/math" xmlns:v="urn:schemas-microsoft-com:vml" xmlns:wp14="http://schemas.microsoft.com/office/word/2010/wordprocessingDrawing" xmlns:wp="http://schemas.openxmlformats.org/drawingml/2006/wordprocessingDrawing" xmlns:w10="urn:schemas-microsoft-com:office:word" xmlns:w="http://schemas.openxmlformats.org/wordprocessingml/2006/main" xmlns:w14="http://schemas.microsoft.com/office/word/2010/wordml" xmlns:wpg="http://schemas.microsoft.com/office/word/2010/wordprocessingGroup" xmlns:wpi="http://schemas.microsoft.com/office/word/2010/wordprocessingInk" xmlns:wne="http://schemas.microsoft.com/office/word/2006/wordml" xmlns:wps="http://schemas.microsoft.com/office/word/2010/wordprocessingShape" mc:Ignorable="w14 wp14">
+  <w:docDefaults>
+    <w:rPrDefault>
+      <w:rPr>
+        <w:rFonts w:ascii="Times New Roman" w:eastAsiaTheme="minorEastAsia" w:hAnsi="Times New Roman" w:cs="Times New Roman"/>
+        <w:sz w:val="26"/>
+        <w:szCs w:val="26"/>
+        <w:lang w:val="en-US" w:eastAsia="ja-JP" w:bidi="ar-SA"/>
+      </w:rPr>
+    </w:rPrDefault>
+    <w:pPrDefault/>
+  </w:docDefaults>
+  <w:latentStyles w:defLockedState="0" w:defUIPriority="99" w:defSemiHidden="1" w:defUnhideWhenUsed="1" w:defQFormat="0" w:count="267">
+    <w:lsdException w:name="Normal" w:semiHidden="0" w:uiPriority="0" w:unhideWhenUsed="0" w:qFormat="1"/>
+    <w:lsdException w:name="heading 1" w:semiHidden="0" w:uiPriority="9" w:unhideWhenUsed="0" w:qFormat="1"/>
+    <w:lsdException w:name="heading 2" w:uiPriority="9" w:qFormat="1"/>
+    <w:lsdException w:name="heading 3" w:uiPriority="9" w:qFormat="1"/>
+    <w:lsdException w:name="heading 4" w:uiPriority="9" w:qFormat="1"/>
+    <w:lsdException w:name="heading 5" w:uiPriority="9" w:qFormat="1"/>
+    <w:lsdException w:name="heading 6" w:uiPriority="9" w:qFormat="1"/>
+    <w:lsdException w:name="heading 7" w:uiPriority="9" w:qFormat="1"/>
+    <w:lsdException w:name="heading 8" w:uiPriority="9" w:qFormat="1"/>
+    <w:lsdException w:name="heading 9" w:uiPriority="9" w:qFormat="1"/>
+    <w:lsdException w:name="toc 1" w:uiPriority="39"/>
+    <w:lsdException w:name="toc 2" w:uiPriority="39"/>
+    <w:lsdException w:name="toc 3" w:uiPriority="39"/>
+    <w:lsdException w:name="toc 4" w:uiPriority="39"/>
+    <w:lsdException w:name="toc 5" w:uiPriority="39"/>
+    <w:lsdException w:name="toc 6" w:uiPriority="39"/>
+    <w:lsdException w:name="toc 7" w:uiPriority="39"/>
+    <w:lsdException w:name="toc 8" w:uiPriority="39"/>
+    <w:lsdException w:name="toc 9" w:uiPriority="39"/>
+    <w:lsdException w:name="caption" w:uiPriority="35" w:qFormat="1"/>
+    <w:lsdException w:name="Title" w:semiHidden="0" w:uiPriority="10" w:unhideWhenUsed="0" w:qFormat="1"/>
+    <w:lsdException w:name="Default Paragraph Font" w:uiPriority="1"/>
+    <w:lsdException w:name="Subtitle" w:semiHidden="0" w:uiPriority="11" w:unhideWhenUsed="0" w:qFormat="1"/>
+    <w:lsdException w:name="Strong" w:semiHidden="0" w:uiPriority="22" w:unhideWhenUsed="0" w:qFormat="1"/>
+    <w:lsdException w:name="Emphasis" w:semiHidden="0" w:uiPriority="20" w:unhideWhenUsed="0" w:qFormat="1"/>
+    <w:lsdException w:name="Table Grid" w:semiHidden="0" w:uiPriority="39" w:unhideWhenUsed="0"/>
+    <w:lsdException w:name="Placeholder Text" w:unhideWhenUsed="0"/>
+    <w:lsdException w:name="No Spacing" w:semiHidden="0" w:uiPriority="1" w:unhideWhenUsed="0" w:qFormat="1"/>
+    <w:lsdException w:name="Light Shading" w:semiHidden="0" w:uiPriority="60" w:unhideWhenUsed="0"/>
+    <w:lsdException w:name="Light List" w:semiHidden="0" w:uiPriority="61" w:unhideWhenUsed="0"/>
+    <w:lsdException w:name="Light Grid" w:semiHidden="0" w:uiPriority="62" w:unhideWhenUsed="0"/>
+    <w:lsdException w:name="Medium Shading 1" w:semiHidden="0" w:uiPriority="63" w:unhideWhenUsed="0"/>
+    <w:lsdException w:name="Medium Shading 2" w:semiHidden="0" w:uiPriority="64" w:unhideWhenUsed="0"/>
+    <w:lsdException w:name="Medium List 1" w:semiHidden="0" w:uiPriority="65" w:unhideWhenUsed="0"/>
+    <w:lsdException w:name="Medium List 2" w:semiHidden="0" w:uiPriority="66" w:unhideWhenUsed="0"/>
+    <w:lsdException w:name="Medium Grid 1" w:semiHidden="0" w:uiPriority="67" w:unhideWhenUsed="0"/>
+    <w:lsdException w:name="Medium Grid 2" w:semiHidden="0" w:uiPriority="68" w:unhideWhenUsed="0"/>
+    <w:lsdException w:name="Medium Grid 3" w:semiHidden="0" w:uiPriority="69" w:unhideWhenUsed="0"/>
+    <w:lsdException w:name="Dark List" w:semiHidden="0" w:uiPriority="70" w:unhideWhenUsed="0"/>
+    <w:lsdException w:name="Colorful Shading" w:semiHidden="0" w:uiPriority="71" w:unhideWhenUsed="0"/>
+    <w:lsdException w:name="Colorful List" w:semiHidden="0" w:uiPriority="72" w:unhideWhenUsed="0"/>
+    <w:lsdException w:name="Colorful Grid" w:semiHidden="0" w:uiPriority="73" w:unhideWhenUsed="0"/>
+    <w:lsdException w:name="Light Shading Accent 1" w:semiHidden="0" w:uiPriority="60" w:unhideWhenUsed="0"/>
+    <w:lsdException w:name="Light List Accent 1" w:semiHidden="0" w:uiPriority="61" w:unhideWhenUsed="0"/>
+    <w:lsdException w:name="Light Grid Accent 1" w:semiHidden="0" w:uiPriority="62" w:unhideWhenUsed="0"/>
+    <w:lsdException w:name="Medium Shading 1 Accent 1" w:semiHidden="0" w:uiPriority="63" w:unhideWhenUsed="0"/>
+    <w:lsdException w:name="Medium Shading 2 Accent 1" w:semiHidden="0" w:uiPriority="64" w:unhideWhenUsed="0"/>
+    <w:lsdException w:name="Medium List 1 Accent 1" w:semiHidden="0" w:uiPriority="65" w:unhideWhenUsed="0"/>
+    <w:lsdException w:name="Revision" w:unhideWhenUsed="0"/>
+    <w:lsdException w:name="List Paragraph" w:semiHidden="0" w:uiPriority="0" w:unhideWhenUsed="0" w:qFormat="1"/>
+    <w:lsdException w:name="Quote" w:semiHidden="0" w:uiPriority="29" w:unhideWhenUsed="0" w:qFormat="1"/>
+    <w:lsdException w:name="Intense Quote" w:semiHidden="0" w:uiPriority="30" w:unhideWhenUsed="0" w:qFormat="1"/>
+    <w:lsdException w:name="Medium List 2 Accent 1" w:semiHidden="0" w:uiPriority="66" w:unhideWhenUsed="0"/>
+    <w:lsdException w:name="Medium Grid 1 Accent 1" w:semiHidden="0" w:uiPriority="67" w:unhideWhenUsed="0"/>
+    <w:lsdException w:name="Medium Grid 2 Accent 1" w:semiHidden="0" w:uiPriority="68" w:unhideWhenUsed="0"/>
+    <w:lsdException w:name="Medium Grid 3 Accent 1" w:semiHidden="0" w:uiPriority="69" w:unhideWhenUsed="0"/>
+    <w:lsdException w:name="Dark List Accent 1" w:semiHidden="0" w:uiPriority="70" w:unhideWhenUsed="0"/>
+    <w:lsdException w:name="Colorful Shading Accent 1" w:semiHidden="0" w:uiPriority="71" w:unhideWhenUsed="0"/>
+    <w:lsdException w:name="Colorful List Accent 1" w:semiHidden="0" w:uiPriority="72" w:unhideWhenUsed="0"/>
+    <w:lsdException w:name="Colorful Grid Accent 1" w:semiHidden="0" w:uiPriority="73" w:unhideWhenUsed="0"/>
+    <w:lsdException w:name="Light Shading Accent 2" w:semiHidden="0" w:uiPriority="60" w:unhideWhenUsed="0"/>
+    <w:lsdException w:name="Light List Accent 2" w:semiHidden="0" w:uiPriority="61" w:unhideWhenUsed="0"/>
+    <w:lsdException w:name="Light Grid Accent 2" w:semiHidden="0" w:uiPriority="62" w:unhideWhenUsed="0"/>
+    <w:lsdException w:name="Medium Shading 1 Accent 2" w:semiHidden="0" w:uiPriority="63" w:unhideWhenUsed="0"/>
+    <w:lsdException w:name="Medium Shading 2 Accent 2" w:semiHidden="0" w:uiPriority="64" w:unhideWhenUsed="0"/>
+    <w:lsdException w:name="Medium List 1 Accent 2" w:semiHidden="0" w:uiPriority="65" w:unhideWhenUsed="0"/>
+    <w:lsdException w:name="Medium List 2 Accent 2" w:semiHidden="0" w:uiPriority="66" w:unhideWhenUsed="0"/>
+    <w:lsdException w:name="Medium Grid 1 Accent 2" w:semiHidden="0" w:uiPriority="67" w:unhideWhenUsed="0"/>
+    <w:lsdException w:name="Medium Grid 2 Accent 2" w:semiHidden="0" w:uiPriority="68" w:unhideWhenUsed="0"/>
+    <w:lsdException w:name="Medium Grid 3 Accent 2" w:semiHidden="0" w:uiPriority="69" w:unhideWhenUsed="0"/>
+    <w:lsdException w:name="Dark List Accent 2" w:semiHidden="0" w:uiPriority="70" w:unhideWhenUsed="0"/>
+    <w:lsdException w:name="Colorful Shading Accent 2" w:semiHidden="0" w:uiPriority="71" w:unhideWhenUsed="0"/>
+    <w:lsdException w:name="Colorful List Accent 2" w:semiHidden="0" w:uiPriority="72" w:unhideWhenUsed="0"/>
+    <w:lsdException w:name="Colorful Grid Accent 2" w:semiHidden="0" w:uiPriority="73" w:unhideWhenUsed="0"/>
+    <w:lsdException w:name="Light Shading Accent 3" w:semiHidden="0" w:uiPriority="60" w:unhideWhenUsed="0"/>
+    <w:lsdException w:name="Light List Accent 3" w:semiHidden="0" w:uiPriority="61" w:unhideWhenUsed="0"/>
+    <w:lsdException w:name="Light Grid Accent 3" w:semiHidden="0" w:uiPriority="62" w:unhideWhenUsed="0"/>
+    <w:lsdException w:name="Medium Shading 1 Accent 3" w:semiHidden="0" w:uiPriority="63" w:unhideWhenUsed="0"/>
+    <w:lsdException w:name="Medium Shading 2 Accent 3" w:semiHidden="0" w:uiPriority="64" w:unhideWhenUsed="0"/>
+    <w:lsdException w:name="Medium List 1 Accent 3" w:semiHidden="0" w:uiPriority="65" w:unhideWhenUsed="0"/>
+    <w:lsdException w:name="Medium List 2 Accent 3" w:semiHidden="0" w:uiPriority="66" w:unhideWhenUsed="0"/>
+    <w:lsdException w:name="Medium Grid 1 Accent 3" w:semiHidden="0" w:uiPriority="67" w:unhideWhenUsed="0"/>
+    <w:lsdException w:name="Medium Grid 2 Accent 3" w:semiHidden="0" w:uiPriority="68" w:unhideWhenUsed="0"/>
+    <w:lsdException w:name="Medium Grid 3 Accent 3" w:semiHidden="0" w:uiPriority="69" w:unhideWhenUsed="0"/>
+    <w:lsdException w:name="Dark List Accent 3" w:semiHidden="0" w:uiPriority="70" w:unhideWhenUsed="0"/>
+    <w:lsdException w:name="Colorful Shading Accent 3" w:semiHidden="0" w:uiPriority="71" w:unhideWhenUsed="0"/>
+    <w:lsdException w:name="Colorful List Accent 3" w:semiHidden="0" w:uiPriority="72" w:unhideWhenUsed="0"/>
+    <w:lsdException w:name="Colorful Grid Accent 3" w:semiHidden="0" w:uiPriority="73" w:unhideWhenUsed="0"/>
+    <w:lsdException w:name="Light Shading Accent 4" w:semiHidden="0" w:uiPriority="60" w:unhideWhenUsed="0"/>
+    <w:lsdException w:name="Light List Accent 4" w:semiHidden="0" w:uiPriority="61" w:unhideWhenUsed="0"/>
+    <w:lsdException w:name="Light Grid Accent 4" w:semiHidden="0" w:uiPriority="62" w:unhideWhenUsed="0"/>
+    <w:lsdException w:name="Medium Shading 1 Accent 4" w:semiHidden="0" w:uiPriority="63" w:unhideWhenUsed="0"/>
+    <w:lsdException w:name="Medium Shading 2 Accent 4" w:semiHidden="0" w:uiPriority="64" w:unhideWhenUsed="0"/>
+    <w:lsdException w:name="Medium List 1 Accent 4" w:semiHidden="0" w:uiPriority="65" w:unhideWhenUsed="0"/>
+    <w:lsdException w:name="Medium List 2 Accent 4" w:semiHidden="0" w:uiPriority="66" w:unhideWhenUsed="0"/>
+    <w:lsdException w:name="Medium Grid 1 Accent 4" w:semiHidden="0" w:uiPriority="67" w:unhideWhenUsed="0"/>
+    <w:lsdException w:name="Medium Grid 2 Accent 4" w:semiHidden="0" w:uiPriority="68" w:unhideWhenUsed="0"/>
+    <w:lsdException w:name="Medium Grid 3 Accent 4" w:semiHidden="0" w:uiPriority="69" w:unhideWhenUsed="0"/>
+    <w:lsdException w:name="Dark List Accent 4" w:semiHidden="0" w:uiPriority="70" w:unhideWhenUsed="0"/>
+    <w:lsdException w:name="Colorful Shading Accent 4" w:semiHidden="0" w:uiPriority="71" w:unhideWhenUsed="0"/>
+    <w:lsdException w:name="Colorful List Accent 4" w:semiHidden="0" w:uiPriority="72" w:unhideWhenUsed="0"/>
+    <w:lsdException w:name="Colorful Grid Accent 4" w:semiHidden="0" w:uiPriority="73" w:unhideWhenUsed="0"/>
+    <w:lsdException w:name="Light Shading Accent 5" w:semiHidden="0" w:uiPriority="60" w:unhideWhenUsed="0"/>
+    <w:lsdException w:name="Light List Accent 5" w:semiHidden="0" w:uiPriority="61" w:unhideWhenUsed="0"/>
+    <w:lsdException w:name="Light Grid Accent 5" w:semiHidden="0" w:uiPriority="62" w:unhideWhenUsed="0"/>
+    <w:lsdException w:name="Medium Shading 1 Accent 5" w:semiHidden="0" w:uiPriority="63" w:unhideWhenUsed="0"/>
+    <w:lsdException w:name="Medium Shading 2 Accent 5" w:semiHidden="0" w:uiPriority="64" w:unhideWhenUsed="0"/>
+    <w:lsdException w:name="Medium List 1 Accent 5" w:semiHidden="0" w:uiPriority="65" w:unhideWhenUsed="0"/>
+    <w:lsdException w:name="Medium List 2 Accent 5" w:semiHidden="0" w:uiPriority="66" w:unhideWhenUsed="0"/>
+    <w:lsdException w:name="Medium Grid 1 Accent 5" w:semiHidden="0" w:uiPriority="67" w:unhideWhenUsed="0"/>
+    <w:lsdException w:name="Medium Grid 2 Accent 5" w:semiHidden="0" w:uiPriority="68" w:unhideWhenUsed="0"/>
+    <w:lsdException w:name="Medium Grid 3 Accent 5" w:semiHidden="0" w:uiPriority="69" w:unhideWhenUsed="0"/>
+    <w:lsdException w:name="Dark List Accent 5" w:semiHidden="0" w:uiPriority="70" w:unhideWhenUsed="0"/>
+    <w:lsdException w:name="Colorful Shading Accent 5" w:semiHidden="0" w:uiPriority="71" w:unhideWhenUsed="0"/>
+    <w:lsdException w:name="Colorful List Accent 5" w:semiHidden="0" w:uiPriority="72" w:unhideWhenUsed="0"/>
+    <w:lsdException w:name="Colorful Grid Accent 5" w:semiHidden="0" w:uiPriority="73" w:unhideWhenUsed="0"/>
+    <w:lsdException w:name="Light Shading Accent 6" w:semiHidden="0" w:uiPriority="60" w:unhideWhenUsed="0"/>
+    <w:lsdException w:name="Light List Accent 6" w:semiHidden="0" w:uiPriority="61" w:unhideWhenUsed="0"/>
+    <w:lsdException w:name="Light Grid Accent 6" w:semiHidden="0" w:uiPriority="62" w:unhideWhenUsed="0"/>
+    <w:lsdException w:name="Medium Shading 1 Accent 6" w:semiHidden="0" w:uiPriority="63" w:unhideWhenUsed="0"/>
+    <w:lsdException w:name="Medium Shading 2 Accent 6" w:semiHidden="0" w:uiPriority="64" w:unhideWhenUsed="0"/>
+    <w:lsdException w:name="Medium List 1 Accent 6" w:semiHidden="0" w:uiPriority="65" w:unhideWhenUsed="0"/>
+    <w:lsdException w:name="Medium List 2 Accent 6" w:semiHidden="0" w:uiPriority="66" w:unhideWhenUsed="0"/>
+    <w:lsdException w:name="Medium Grid 1 Accent 6" w:semiHidden="0" w:uiPriority="67" w:unhideWhenUsed="0"/>
+    <w:lsdException w:name="Medium Grid 2 Accent 6" w:semiHidden="0" w:uiPriority="68" w:unhideWhenUsed="0"/>
+    <w:lsdException w:name="Medium Grid 3 Accent 6" w:semiHidden="0" w:uiPriority="69" w:unhideWhenUsed="0"/>
+    <w:lsdException w:name="Dark List Accent 6" w:semiHidden="0" w:uiPriority="70" w:unhideWhenUsed="0"/>
+    <w:lsdException w:name="Colorful Shading Accent 6" w:semiHidden="0" w:uiPriority="71" w:unhideWhenUsed="0"/>
+    <w:lsdException w:name="Colorful List Accent 6" w:semiHidden="0" w:uiPriority="72" w:unhideWhenUsed="0"/>
+    <w:lsdException w:name="Colorful Grid Accent 6" w:semiHidden="0" w:uiPriority="73" w:unhideWhenUsed="0"/>
+    <w:lsdException w:name="Subtle Emphasis" w:semiHidden="0" w:uiPriority="19" w:unhideWhenUsed="0" w:qFormat="1"/>
+    <w:lsdException w:name="Intense Emphasis" w:semiHidden="0" w:uiPriority="21" w:unhideWhenUsed="0" w:qFormat="1"/>
+    <w:lsdException w:name="Subtle Reference" w:semiHidden="0" w:uiPriority="31" w:unhideWhenUsed="0" w:qFormat="1"/>
+    <w:lsdException w:name="Intense Reference" w:semiHidden="0" w:uiPriority="32" w:unhideWhenUsed="0" w:qFormat="1"/>
+    <w:lsdException w:name="Book Title" w:semiHidden="0" w:uiPriority="33" w:unhideWhenUsed="0" w:qFormat="1"/>
+    <w:lsdException w:name="Bibliography" w:uiPriority="37"/>
+    <w:lsdException w:name="TOC Heading" w:uiPriority="39" w:qFormat="1"/>
+  </w:latentStyles>
+  <w:style w:type="paragraph" w:default="1" w:styleId="Normal">
+    <w:name w:val="Normal"/>
+    <w:qFormat/>
+  </w:style>
+  <w:style w:type="paragraph" w:styleId="Heading1">
+    <w:name w:val="heading 1"/>
+    <w:qFormat/>
+    <w:pPr>
+      <w:spacing w:before="300" w:after="120"/>
+      <w:outlineLvl w:val="0"/>
+    </w:pPr>
+    <w:rPr>
+      <w:b/>
+      <w:bCs/>
+      <w:color w:val="1A5276"/>
+      <w:sz w:val="28"/>
+      <w:szCs w:val="28"/>
+    </w:rPr>
+  </w:style>
+  <w:style w:type="paragraph" w:styleId="Heading2">
+    <w:name w:val="heading 2"/>
+    <w:qFormat/>
+    <w:pPr>
+      <w:spacing w:before="200" w:after="80"/>
+      <w:outlineLvl w:val="1"/>
+    </w:pPr>
+    <w:rPr>
+      <w:b/>
+      <w:bCs/>
+      <w:color w:val="2E86C1"/>
+    </w:rPr>
+  </w:style>
+  <w:style w:type="paragraph" w:styleId="Heading3">
+    <w:name w:val="heading 3"/>
+    <w:qFormat/>
+    <w:pPr>
+      <w:outlineLvl w:val="2"/>
+    </w:pPr>
+    <w:rPr>
+      <w:color w:val="1F4D78"/>
+      <w:sz w:val="24"/>
+      <w:szCs w:val="24"/>
+    </w:rPr>
+  </w:style>
+  <w:style w:type="paragraph" w:styleId="Heading4">
+    <w:name w:val="heading 4"/>
+    <w:qFormat/>
+    <w:pPr>
+      <w:outlineLvl w:val="3"/>
+    </w:pPr>
+    <w:rPr>
+      <w:i/>
+      <w:iCs/>
+      <w:color w:val="2E74B5"/>
+    </w:rPr>
+  </w:style>
+  <w:style w:type="paragraph" w:styleId="Heading5">
+    <w:name w:val="heading 5"/>
+    <w:qFormat/>
+    <w:pPr>
+      <w:outlineLvl w:val="4"/>
+    </w:pPr>
+    <w:rPr>
+      <w:color w:val="2E74B5"/>
+    </w:rPr>
+  </w:style>
+  <w:style w:type="paragraph" w:styleId="Heading6">
+    <w:name w:val="heading 6"/>
+    <w:qFormat/>
+    <w:pPr>
+      <w:outlineLvl w:val="5"/>
+    </w:pPr>
+    <w:rPr>
+      <w:color w:val="1F4D78"/>
+    </w:rPr>
+  </w:style>
+  <w:style w:type="character" w:default="1" w:styleId="DefaultParagraphFont">
+    <w:name w:val="Default Paragraph Font"/>
+    <w:uiPriority w:val="1"/>
+    <w:semiHidden/>
+    <w:unhideWhenUsed/>
+  </w:style>
+  <w:style w:type="table" w:default="1" w:styleId="TableNormal">
+    <w:name w:val="Normal Table"/>
+    <w:uiPriority w:val="99"/>
+    <w:semiHidden/>
+    <w:unhideWhenUsed/>
+    <w:tblPr>
+      <w:tblInd w:w="0" w:type="dxa"/>
+      <w:tblCellMar>
+        <w:top w:w="0" w:type="dxa"/>
+        <w:left w:w="108" w:type="dxa"/>
+        <w:bottom w:w="0" w:type="dxa"/>
+        <w:right w:w="108" w:type="dxa"/>
+      </w:tblCellMar>
+    </w:tblPr>
+  </w:style>
+  <w:style w:type="numbering" w:default="1" w:styleId="NoList">
+    <w:name w:val="No List"/>
+    <w:uiPriority w:val="99"/>
+    <w:semiHidden/>
+    <w:unhideWhenUsed/>
+  </w:style>
+  <w:style w:type="paragraph" w:styleId="Title">
+    <w:name w:val="Title"/>
+    <w:qFormat/>
+    <w:rPr>
+      <w:sz w:val="56"/>
+      <w:szCs w:val="56"/>
+    </w:rPr>
+  </w:style>
+  <w:style w:type="paragraph" w:customStyle="1" w:styleId="Strong1">
+    <w:name w:val="Strong1"/>
+    <w:qFormat/>
+    <w:rPr>
+      <w:b/>
+      <w:bCs/>
+    </w:rPr>
+  </w:style>
+  <w:style w:type="paragraph" w:styleId="ListParagraph">
+    <w:name w:val="List Paragraph"/>
+    <w:qFormat/>
+  </w:style>
+  <w:style w:type="character" w:styleId="Hyperlink">
+    <w:name w:val="Hyperlink"/>
+    <w:uiPriority w:val="99"/>
+    <w:unhideWhenUsed/>
+    <w:rPr>
+      <w:color w:val="0563C1"/>
+      <w:u w:val="single"/>
+    </w:rPr>
+  </w:style>
+  <w:style w:type="character" w:styleId="FootnoteReference">
+    <w:name w:val="footnote reference"/>
+    <w:uiPriority w:val="99"/>
+    <w:semiHidden/>
+    <w:unhideWhenUsed/>
+    <w:rPr>
+      <w:vertAlign w:val="superscript"/>
+    </w:rPr>
+  </w:style>
+  <w:style w:type="paragraph" w:styleId="FootnoteText">
+    <w:name w:val="footnote text"/>
+    <w:link w:val="FootnoteTextChar"/>
+    <w:uiPriority w:val="99"/>
+    <w:semiHidden/>
+    <w:unhideWhenUsed/>
+    <w:rPr>
+      <w:sz w:val="20"/>
+      <w:szCs w:val="20"/>
+    </w:rPr>
+  </w:style>
+  <w:style w:type="character" w:customStyle="1" w:styleId="FootnoteTextChar">
+    <w:name w:val="Footnote Text Char"/>
+    <w:link w:val="FootnoteText"/>
+    <w:uiPriority w:val="99"/>
+    <w:semiHidden/>
+    <w:unhideWhenUsed/>
+    <w:rPr>
+      <w:sz w:val="20"/>
+      <w:szCs w:val="20"/>
+    </w:rPr>
+  </w:style>
+  <w:style w:type="character" w:styleId="EndnoteReference">
+    <w:name w:val="endnote reference"/>
+    <w:uiPriority w:val="99"/>
+    <w:semiHidden/>
+    <w:unhideWhenUsed/>
+    <w:rPr>
+      <w:vertAlign w:val="superscript"/>
+    </w:rPr>
+  </w:style>
+  <w:style w:type="paragraph" w:styleId="EndnoteText">
+    <w:name w:val="endnote text"/>
+    <w:link w:val="EndnoteTextChar"/>
+    <w:uiPriority w:val="99"/>
+    <w:semiHidden/>
+    <w:unhideWhenUsed/>
+    <w:rPr>
+      <w:sz w:val="20"/>
+      <w:szCs w:val="20"/>
+    </w:rPr>
+  </w:style>
+  <w:style w:type="character" w:customStyle="1" w:styleId="EndnoteTextChar">
+    <w:name w:val="Endnote Text Char"/>
+    <w:link w:val="EndnoteText"/>
+    <w:uiPriority w:val="99"/>
+    <w:semiHidden/>
+    <w:unhideWhenUsed/>
+    <w:rPr>
+      <w:sz w:val="20"/>
+      <w:szCs w:val="20"/>
+    </w:rPr>
+  </w:style>
+  <w:style w:type="paragraph" w:styleId="Header">
+    <w:name w:val="header"/>
+    <w:basedOn w:val="Normal"/>
+    <w:link w:val="HeaderChar"/>
+    <w:uiPriority w:val="99"/>
+    <w:unhideWhenUsed/>
+    <w:rsid w:val="007E6925"/>
+    <w:pPr>
+      <w:tabs>
+        <w:tab w:val="center" w:pos="4680"/>
+        <w:tab w:val="right" w:pos="9360"/>
+      </w:tabs>
+    </w:pPr>
+  </w:style>
+  <w:style w:type="character" w:customStyle="1" w:styleId="HeaderChar">
+    <w:name w:val="Header Char"/>
+    <w:basedOn w:val="DefaultParagraphFont"/>
+    <w:link w:val="Header"/>
+    <w:uiPriority w:val="99"/>
+    <w:rsid w:val="007E6925"/>
+  </w:style>
+  <w:style w:type="paragraph" w:styleId="Footer">
+    <w:name w:val="footer"/>
+    <w:basedOn w:val="Normal"/>
+    <w:link w:val="FooterChar"/>
+    <w:uiPriority w:val="99"/>
+    <w:unhideWhenUsed/>
+    <w:rsid w:val="007E6925"/>
+    <w:pPr>
+      <w:tabs>
+        <w:tab w:val="center" w:pos="4680"/>
+        <w:tab w:val="right" w:pos="9360"/>
+      </w:tabs>
+    </w:pPr>
+  </w:style>
+  <w:style w:type="character" w:customStyle="1" w:styleId="FooterChar">
+    <w:name w:val="Footer Char"/>
+    <w:basedOn w:val="DefaultParagraphFont"/>
+    <w:link w:val="Footer"/>
+    <w:uiPriority w:val="99"/>
+    <w:rsid w:val="007E6925"/>
+  </w:style>
+  <w:style w:type="character" w:customStyle="1" w:styleId="animating6ta1u10">
+    <w:name w:val="_animating_6ta1u_10"/>
+    <w:basedOn w:val="DefaultParagraphFont"/>
+    <w:rsid w:val="007E6925"/>
+  </w:style>
+  <w:style w:type="character" w:styleId="Strong">
+    <w:name w:val="Strong"/>
+    <w:basedOn w:val="DefaultParagraphFont"/>
+    <w:uiPriority w:val="22"/>
+    <w:qFormat/>
+    <w:rsid w:val="007E6925"/>
+    <w:rPr>
+      <w:b/>
+      <w:bCs/>
+    </w:rPr>
+  </w:style>
+  <w:style w:type="character" w:styleId="HTMLCode">
+    <w:name w:val="HTML Code"/>
+    <w:basedOn w:val="DefaultParagraphFont"/>
+    <w:uiPriority w:val="99"/>
+    <w:semiHidden/>
+    <w:unhideWhenUsed/>
+    <w:rsid w:val="007E6925"/>
+    <w:rPr>
+      <w:rFonts w:ascii="Courier New" w:eastAsia="Times New Roman" w:hAnsi="Courier New" w:cs="Courier New"/>
+      <w:sz w:val="20"/>
+      <w:szCs w:val="20"/>
+    </w:rPr>
+  </w:style>
+  <w:style w:type="paragraph" w:customStyle="1" w:styleId="font-claude-response-body">
+    <w:name w:val="font-claude-response-body"/>
+    <w:basedOn w:val="Normal"/>
+    <w:rsid w:val="008F63FA"/>
+    <w:pPr>
+      <w:spacing w:before="100" w:beforeAutospacing="1" w:after="100" w:afterAutospacing="1"/>
+    </w:pPr>
+    <w:rPr>
+      <w:sz w:val="24"/>
+      <w:szCs w:val="24"/>
+      <w:lang w:eastAsia="en-US"/>
+    </w:rPr>
+  </w:style>
+  <w:style w:type="paragraph" w:styleId="BalloonText">
+    <w:name w:val="Balloon Text"/>
+    <w:basedOn w:val="Normal"/>
+    <w:link w:val="BalloonTextChar"/>
+    <w:uiPriority w:val="99"/>
+    <w:semiHidden/>
+    <w:unhideWhenUsed/>
+    <w:rsid w:val="00426B4D"/>
+    <w:rPr>
+      <w:rFonts w:ascii="Tahoma" w:hAnsi="Tahoma" w:cs="Tahoma"/>
+      <w:sz w:val="16"/>
+      <w:szCs w:val="16"/>
+    </w:rPr>
+  </w:style>
+  <w:style w:type="character" w:customStyle="1" w:styleId="BalloonTextChar">
+    <w:name w:val="Balloon Text Char"/>
+    <w:basedOn w:val="DefaultParagraphFont"/>
+    <w:link w:val="BalloonText"/>
+    <w:uiPriority w:val="99"/>
+    <w:semiHidden/>
+    <w:rsid w:val="00426B4D"/>
+    <w:rPr>
+      <w:rFonts w:ascii="Tahoma" w:hAnsi="Tahoma" w:cs="Tahoma"/>
+      <w:sz w:val="16"/>
+      <w:szCs w:val="16"/>
+    </w:rPr>
+  </w:style>
 </w:styles>
 </file>
 
@@ -14642,7 +15405,7 @@
     </a:clrScheme>
     <a:fontScheme name="Office">
       <a:majorFont>
-        <a:latin typeface="Calibri Light" panose="020F0302020204030204"/>
+        <a:latin typeface="Calibri Light"/>
         <a:ea typeface=""/>
         <a:cs typeface=""/>
         <a:font script="Jpan" typeface="ＭＳ ゴシック"/>
@@ -14677,7 +15440,7 @@
         <a:font script="Geor" typeface="Sylfaen"/>
       </a:majorFont>
       <a:minorFont>
-        <a:latin typeface="Calibri" panose="020F0502020204030204"/>
+        <a:latin typeface="Calibri"/>
         <a:ea typeface=""/>
         <a:cs typeface=""/>
         <a:font script="Jpan" typeface="ＭＳ 明朝"/>
@@ -14854,7 +15617,7 @@
   <a:extraClrSchemeLst/>
   <a:extLst>
     <a:ext uri="{05A4C25C-085E-4340-85A3-A5531E510DB2}">
-      <thm15:themeFamily xmlns:thm15="http://schemas.microsoft.com/office/thememl/2012/main" name="Office Theme" id="{62F939B6-93AF-4DB8-9C6B-D6C7DFDC589F}" vid="{4A3C46E8-61CC-4603-A589-7422A47A8E4A}"/>
+      <thm15:themeFamily xmlns:thm15="http://schemas.microsoft.com/office/thememl/2012/main" xmlns="" name="Office Theme" id="{62F939B6-93AF-4DB8-9C6B-D6C7DFDC589F}" vid="{4A3C46E8-61CC-4603-A589-7422A47A8E4A}"/>
     </a:ext>
   </a:extLst>
 </a:theme>

--- a/Week02/Week02_BaoCaoNhom.docx
+++ b/Week02/Week02_BaoCaoNhom.docx
@@ -1,6 +1,6 @@
 
 <file path=word/document.xml><?xml version="1.0" encoding="utf-8"?>
-<w:document xmlns:wpc="http://schemas.microsoft.com/office/word/2010/wordprocessingCanvas" xmlns:mc="http://schemas.openxmlformats.org/markup-compatibility/2006" xmlns:o="urn:schemas-microsoft-com:office:office" xmlns:r="http://schemas.openxmlformats.org/officeDocument/2006/relationships" xmlns:m="http://schemas.openxmlformats.org/officeDocument/2006/math" xmlns:v="urn:schemas-microsoft-com:vml" xmlns:wp14="http://schemas.microsoft.com/office/word/2010/wordprocessingDrawing" xmlns:wp="http://schemas.openxmlformats.org/drawingml/2006/wordprocessingDrawing" xmlns:w10="urn:schemas-microsoft-com:office:word" xmlns:w="http://schemas.openxmlformats.org/wordprocessingml/2006/main" xmlns:w14="http://schemas.microsoft.com/office/word/2010/wordml" xmlns:wpg="http://schemas.microsoft.com/office/word/2010/wordprocessingGroup" xmlns:wpi="http://schemas.microsoft.com/office/word/2010/wordprocessingInk" xmlns:wne="http://schemas.microsoft.com/office/word/2006/wordml" xmlns:wps="http://schemas.microsoft.com/office/word/2010/wordprocessingShape" mc:Ignorable="w14 wp14">
+<w:document xmlns:wpc="http://schemas.microsoft.com/office/word/2010/wordprocessingCanvas" xmlns:cx="http://schemas.microsoft.com/office/drawing/2014/chartex" xmlns:cx1="http://schemas.microsoft.com/office/drawing/2015/9/8/chartex" xmlns:cx2="http://schemas.microsoft.com/office/drawing/2015/10/21/chartex" xmlns:cx3="http://schemas.microsoft.com/office/drawing/2016/5/9/chartex" xmlns:cx4="http://schemas.microsoft.com/office/drawing/2016/5/10/chartex" xmlns:cx5="http://schemas.microsoft.com/office/drawing/2016/5/11/chartex" xmlns:cx6="http://schemas.microsoft.com/office/drawing/2016/5/12/chartex" xmlns:cx7="http://schemas.microsoft.com/office/drawing/2016/5/13/chartex" xmlns:cx8="http://schemas.microsoft.com/office/drawing/2016/5/14/chartex" xmlns:mc="http://schemas.openxmlformats.org/markup-compatibility/2006" xmlns:aink="http://schemas.microsoft.com/office/drawing/2016/ink" xmlns:am3d="http://schemas.microsoft.com/office/drawing/2017/model3d" xmlns:o="urn:schemas-microsoft-com:office:office" xmlns:r="http://schemas.openxmlformats.org/officeDocument/2006/relationships" xmlns:m="http://schemas.openxmlformats.org/officeDocument/2006/math" xmlns:v="urn:schemas-microsoft-com:vml" xmlns:wp14="http://schemas.microsoft.com/office/word/2010/wordprocessingDrawing" xmlns:wp="http://schemas.openxmlformats.org/drawingml/2006/wordprocessingDrawing" xmlns:w10="urn:schemas-microsoft-com:office:word" xmlns:w="http://schemas.openxmlformats.org/wordprocessingml/2006/main" xmlns:w14="http://schemas.microsoft.com/office/word/2010/wordml" xmlns:w15="http://schemas.microsoft.com/office/word/2012/wordml" xmlns:w16cex="http://schemas.microsoft.com/office/word/2018/wordml/cex" xmlns:w16cid="http://schemas.microsoft.com/office/word/2016/wordml/cid" xmlns:w16="http://schemas.microsoft.com/office/word/2018/wordml" xmlns:w16sdtdh="http://schemas.microsoft.com/office/word/2020/wordml/sdtdatahash" xmlns:w16se="http://schemas.microsoft.com/office/word/2015/wordml/symex" xmlns:wpg="http://schemas.microsoft.com/office/word/2010/wordprocessingGroup" xmlns:wpi="http://schemas.microsoft.com/office/word/2010/wordprocessingInk" xmlns:wne="http://schemas.microsoft.com/office/word/2006/wordml" xmlns:wps="http://schemas.microsoft.com/office/word/2010/wordprocessingShape" mc:Ignorable="w14 w15 w16se w16cid w16 w16cex w16sdtdh wp14">
   <w:body>
     <w:p>
       <w:pPr>
@@ -13,55 +13,7 @@
           <w:bCs/>
           <w:caps/>
         </w:rPr>
-        <w:t>TRƯ</w:t>
-      </w:r>
-      <w:r>
-        <w:rPr>
-          <w:b/>
-          <w:bCs/>
-          <w:caps/>
-        </w:rPr>
-        <w:t>Ờ</w:t>
-      </w:r>
-      <w:r>
-        <w:rPr>
-          <w:b/>
-          <w:bCs/>
-          <w:caps/>
-        </w:rPr>
-        <w:t>NG Đ</w:t>
-      </w:r>
-      <w:r>
-        <w:rPr>
-          <w:b/>
-          <w:bCs/>
-          <w:caps/>
-        </w:rPr>
-        <w:t>Ạ</w:t>
-      </w:r>
-      <w:r>
-        <w:rPr>
-          <w:b/>
-          <w:bCs/>
-          <w:caps/>
-        </w:rPr>
-        <w:t>I H</w:t>
-      </w:r>
-      <w:r>
-        <w:rPr>
-          <w:b/>
-          <w:bCs/>
-          <w:caps/>
-        </w:rPr>
-        <w:t>Ọ</w:t>
-      </w:r>
-      <w:r>
-        <w:rPr>
-          <w:b/>
-          <w:bCs/>
-          <w:caps/>
-        </w:rPr>
-        <w:t>C FPT</w:t>
+        <w:t>TRƯỜNG ĐẠI HỌC FPT</w:t>
       </w:r>
     </w:p>
     <w:p>
@@ -75,23 +27,7 @@
           <w:bCs/>
           <w:caps/>
         </w:rPr>
-        <w:t>KHOA CÔNG NGH</w:t>
-      </w:r>
-      <w:r>
-        <w:rPr>
-          <w:b/>
-          <w:bCs/>
-          <w:caps/>
-        </w:rPr>
-        <w:t>Ệ</w:t>
-      </w:r>
-      <w:r>
-        <w:rPr>
-          <w:b/>
-          <w:bCs/>
-          <w:caps/>
-        </w:rPr>
-        <w:t xml:space="preserve"> THÔNG TIN</w:t>
+        <w:t>KHOA CÔNG NGHỆ THÔNG TIN</w:t>
       </w:r>
     </w:p>
     <w:p>
@@ -108,29 +44,7 @@
           <w:sz w:val="36"/>
           <w:szCs w:val="36"/>
         </w:rPr>
-        <w:t>BÁO CÁO TU</w:t>
-      </w:r>
-      <w:r>
-        <w:rPr>
-          <w:b/>
-          <w:bCs/>
-          <w:caps/>
-          <w:color w:val="1A5276"/>
-          <w:sz w:val="36"/>
-          <w:szCs w:val="36"/>
-        </w:rPr>
-        <w:t>Ầ</w:t>
-      </w:r>
-      <w:r>
-        <w:rPr>
-          <w:b/>
-          <w:bCs/>
-          <w:caps/>
-          <w:color w:val="1A5276"/>
-          <w:sz w:val="36"/>
-          <w:szCs w:val="36"/>
-        </w:rPr>
-        <w:t>N 02</w:t>
+        <w:t>BÁO CÁO TUẦN 02</w:t>
       </w:r>
     </w:p>
     <w:p>
@@ -202,92 +116,47 @@
           <w:sz w:val="24"/>
           <w:szCs w:val="24"/>
         </w:rPr>
-        <w:t>tri</w:t>
-      </w:r>
-      <w:r>
-        <w:rPr>
-          <w:i/>
-          <w:iCs/>
-          <w:sz w:val="24"/>
-          <w:szCs w:val="24"/>
-        </w:rPr>
-        <w:t>ể</w:t>
-      </w:r>
-      <w:r>
-        <w:rPr>
-          <w:i/>
-          <w:iCs/>
-          <w:sz w:val="24"/>
-          <w:szCs w:val="24"/>
-        </w:rPr>
-        <w:t>n</w:t>
-      </w:r>
-      <w:proofErr w:type="spellEnd"/>
-      <w:r>
-        <w:rPr>
-          <w:i/>
-          <w:iCs/>
-          <w:sz w:val="24"/>
-          <w:szCs w:val="24"/>
-        </w:rPr>
-        <w:t xml:space="preserve"> </w:t>
-      </w:r>
-      <w:proofErr w:type="spellStart"/>
-      <w:r>
-        <w:rPr>
-          <w:i/>
-          <w:iCs/>
-          <w:sz w:val="24"/>
-          <w:szCs w:val="24"/>
-        </w:rPr>
-        <w:t>Ứ</w:t>
-      </w:r>
-      <w:r>
-        <w:rPr>
-          <w:i/>
-          <w:iCs/>
-          <w:sz w:val="24"/>
-          <w:szCs w:val="24"/>
-        </w:rPr>
-        <w:t>ng</w:t>
-      </w:r>
-      <w:proofErr w:type="spellEnd"/>
-      <w:r>
-        <w:rPr>
-          <w:i/>
-          <w:iCs/>
-          <w:sz w:val="24"/>
-          <w:szCs w:val="24"/>
-        </w:rPr>
-        <w:t xml:space="preserve"> </w:t>
-      </w:r>
-      <w:proofErr w:type="spellStart"/>
-      <w:r>
-        <w:rPr>
-          <w:i/>
-          <w:iCs/>
-          <w:sz w:val="24"/>
-          <w:szCs w:val="24"/>
-        </w:rPr>
-        <w:t>d</w:t>
-      </w:r>
-      <w:r>
-        <w:rPr>
-          <w:i/>
-          <w:iCs/>
-          <w:sz w:val="24"/>
-          <w:szCs w:val="24"/>
-        </w:rPr>
-        <w:t>ụ</w:t>
-      </w:r>
-      <w:r>
-        <w:rPr>
-          <w:i/>
-          <w:iCs/>
-          <w:sz w:val="24"/>
-          <w:szCs w:val="24"/>
-        </w:rPr>
-        <w:t>ng</w:t>
+        <w:t>triển</w:t>
+      </w:r>
+      <w:proofErr w:type="spellEnd"/>
+      <w:r>
+        <w:rPr>
+          <w:i/>
+          <w:iCs/>
+          <w:sz w:val="24"/>
+          <w:szCs w:val="24"/>
+        </w:rPr>
+        <w:t xml:space="preserve"> </w:t>
+      </w:r>
+      <w:proofErr w:type="spellStart"/>
+      <w:r>
+        <w:rPr>
+          <w:i/>
+          <w:iCs/>
+          <w:sz w:val="24"/>
+          <w:szCs w:val="24"/>
+        </w:rPr>
+        <w:t>Ứng</w:t>
+      </w:r>
+      <w:proofErr w:type="spellEnd"/>
+      <w:r>
+        <w:rPr>
+          <w:i/>
+          <w:iCs/>
+          <w:sz w:val="24"/>
+          <w:szCs w:val="24"/>
+        </w:rPr>
+        <w:t xml:space="preserve"> </w:t>
+      </w:r>
+      <w:proofErr w:type="spellStart"/>
+      <w:r>
+        <w:rPr>
+          <w:i/>
+          <w:iCs/>
+          <w:sz w:val="24"/>
+          <w:szCs w:val="24"/>
+        </w:rPr>
+        <w:t>dụng</w:t>
       </w:r>
       <w:proofErr w:type="spellEnd"/>
       <w:r>
@@ -307,55 +176,17 @@
           <w:sz w:val="24"/>
           <w:szCs w:val="24"/>
         </w:rPr>
-        <w:t>v</w:t>
-      </w:r>
-      <w:r>
-        <w:rPr>
-          <w:i/>
-          <w:iCs/>
-          <w:sz w:val="24"/>
-          <w:szCs w:val="24"/>
-        </w:rPr>
-        <w:t>ớ</w:t>
-      </w:r>
-      <w:r>
-        <w:rPr>
-          <w:i/>
-          <w:iCs/>
-          <w:sz w:val="24"/>
-          <w:szCs w:val="24"/>
-        </w:rPr>
-        <w:t>i</w:t>
-      </w:r>
-      <w:proofErr w:type="spellEnd"/>
-      <w:r>
-        <w:rPr>
-          <w:i/>
-          <w:iCs/>
-          <w:sz w:val="24"/>
-          <w:szCs w:val="24"/>
-        </w:rPr>
-        <w:t xml:space="preserve"> </w:t>
-      </w:r>
-      <w:proofErr w:type="spellStart"/>
-      <w:r>
-        <w:rPr>
-          <w:i/>
-          <w:iCs/>
-          <w:sz w:val="24"/>
-          <w:szCs w:val="24"/>
-        </w:rPr>
-        <w:t>ReactJS</w:t>
-      </w:r>
-      <w:proofErr w:type="spellEnd"/>
-      <w:r>
-        <w:rPr>
-          <w:i/>
-          <w:iCs/>
-          <w:sz w:val="24"/>
-          <w:szCs w:val="24"/>
-        </w:rPr>
-        <w:t xml:space="preserve"> (FER202)</w:t>
+        <w:t>với</w:t>
+      </w:r>
+      <w:proofErr w:type="spellEnd"/>
+      <w:r>
+        <w:rPr>
+          <w:i/>
+          <w:iCs/>
+          <w:sz w:val="24"/>
+          <w:szCs w:val="24"/>
+        </w:rPr>
+        <w:t xml:space="preserve"> ReactJS (FER202)</w:t>
       </w:r>
     </w:p>
     <w:p>
@@ -399,7 +230,6 @@
         </w:rPr>
         <w:t>i</w:t>
       </w:r>
-      <w:proofErr w:type="spellStart"/>
       <w:r>
         <w:rPr>
           <w:rFonts w:hint="eastAsia"/>
@@ -408,18 +238,7 @@
           <w:sz w:val="24"/>
           <w:szCs w:val="24"/>
         </w:rPr>
-        <w:t>ng</w:t>
-      </w:r>
-      <w:proofErr w:type="spellEnd"/>
-      <w:r>
-        <w:rPr>
-          <w:rFonts w:hint="eastAsia"/>
-          <w:i/>
-          <w:iCs/>
-          <w:sz w:val="24"/>
-          <w:szCs w:val="24"/>
-        </w:rPr>
-        <w:t xml:space="preserve"> System</w:t>
+        <w:t>ng System</w:t>
       </w:r>
       <w:r>
         <w:rPr>
@@ -751,21 +570,23 @@
                 <w:sz w:val="24"/>
                 <w:szCs w:val="24"/>
               </w:rPr>
-              <w:t>l</w:t>
-            </w:r>
+              <w:t>lớp</w:t>
+            </w:r>
+            <w:proofErr w:type="spellEnd"/>
             <w:r>
               <w:rPr>
                 <w:sz w:val="24"/>
                 <w:szCs w:val="24"/>
               </w:rPr>
-              <w:t>ớ</w:t>
-            </w:r>
+              <w:t xml:space="preserve"> </w:t>
+            </w:r>
+            <w:proofErr w:type="spellStart"/>
             <w:r>
               <w:rPr>
                 <w:sz w:val="24"/>
                 <w:szCs w:val="24"/>
               </w:rPr>
-              <w:t>p</w:t>
+              <w:t>học</w:t>
             </w:r>
             <w:proofErr w:type="spellEnd"/>
             <w:r>
@@ -781,51 +602,7 @@
                 <w:sz w:val="24"/>
                 <w:szCs w:val="24"/>
               </w:rPr>
-              <w:t>h</w:t>
-            </w:r>
-            <w:r>
-              <w:rPr>
-                <w:sz w:val="24"/>
-                <w:szCs w:val="24"/>
-              </w:rPr>
-              <w:t>ọ</w:t>
-            </w:r>
-            <w:r>
-              <w:rPr>
-                <w:sz w:val="24"/>
-                <w:szCs w:val="24"/>
-              </w:rPr>
-              <w:t>c</w:t>
-            </w:r>
-            <w:proofErr w:type="spellEnd"/>
-            <w:r>
-              <w:rPr>
-                <w:sz w:val="24"/>
-                <w:szCs w:val="24"/>
-              </w:rPr>
-              <w:t xml:space="preserve"> </w:t>
-            </w:r>
-            <w:proofErr w:type="spellStart"/>
-            <w:r>
-              <w:rPr>
-                <w:sz w:val="24"/>
-                <w:szCs w:val="24"/>
-              </w:rPr>
-              <w:t>ph</w:t>
-            </w:r>
-            <w:r>
-              <w:rPr>
-                <w:sz w:val="24"/>
-                <w:szCs w:val="24"/>
-              </w:rPr>
-              <w:t>ầ</w:t>
-            </w:r>
-            <w:r>
-              <w:rPr>
-                <w:sz w:val="24"/>
-                <w:szCs w:val="24"/>
-              </w:rPr>
-              <w:t>n</w:t>
+              <w:t>phần</w:t>
             </w:r>
             <w:proofErr w:type="spellEnd"/>
           </w:p>
@@ -884,21 +661,23 @@
                 <w:sz w:val="24"/>
                 <w:szCs w:val="24"/>
               </w:rPr>
-              <w:t>Gi</w:t>
-            </w:r>
+              <w:t>Giảng</w:t>
+            </w:r>
+            <w:proofErr w:type="spellEnd"/>
             <w:r>
               <w:rPr>
                 <w:sz w:val="24"/>
                 <w:szCs w:val="24"/>
               </w:rPr>
-              <w:t>ả</w:t>
-            </w:r>
+              <w:t xml:space="preserve"> </w:t>
+            </w:r>
+            <w:proofErr w:type="spellStart"/>
             <w:r>
               <w:rPr>
                 <w:sz w:val="24"/>
                 <w:szCs w:val="24"/>
               </w:rPr>
-              <w:t>ng</w:t>
+              <w:t>viên</w:t>
             </w:r>
             <w:proofErr w:type="spellEnd"/>
             <w:r>
@@ -914,7 +693,7 @@
                 <w:sz w:val="24"/>
                 <w:szCs w:val="24"/>
               </w:rPr>
-              <w:t>viên</w:t>
+              <w:t>hướng</w:t>
             </w:r>
             <w:proofErr w:type="spellEnd"/>
             <w:r>
@@ -930,51 +709,7 @@
                 <w:sz w:val="24"/>
                 <w:szCs w:val="24"/>
               </w:rPr>
-              <w:t>hư</w:t>
-            </w:r>
-            <w:r>
-              <w:rPr>
-                <w:sz w:val="24"/>
-                <w:szCs w:val="24"/>
-              </w:rPr>
-              <w:t>ớ</w:t>
-            </w:r>
-            <w:r>
-              <w:rPr>
-                <w:sz w:val="24"/>
-                <w:szCs w:val="24"/>
-              </w:rPr>
-              <w:t>ng</w:t>
-            </w:r>
-            <w:proofErr w:type="spellEnd"/>
-            <w:r>
-              <w:rPr>
-                <w:sz w:val="24"/>
-                <w:szCs w:val="24"/>
-              </w:rPr>
-              <w:t xml:space="preserve"> </w:t>
-            </w:r>
-            <w:proofErr w:type="spellStart"/>
-            <w:r>
-              <w:rPr>
-                <w:sz w:val="24"/>
-                <w:szCs w:val="24"/>
-              </w:rPr>
-              <w:t>d</w:t>
-            </w:r>
-            <w:r>
-              <w:rPr>
-                <w:sz w:val="24"/>
-                <w:szCs w:val="24"/>
-              </w:rPr>
-              <w:t>ẫ</w:t>
-            </w:r>
-            <w:r>
-              <w:rPr>
-                <w:sz w:val="24"/>
-                <w:szCs w:val="24"/>
-              </w:rPr>
-              <w:t>n</w:t>
+              <w:t>dẫn</w:t>
             </w:r>
             <w:proofErr w:type="spellEnd"/>
           </w:p>
@@ -1085,23 +820,7 @@
                 <w:sz w:val="24"/>
                 <w:szCs w:val="24"/>
               </w:rPr>
-              <w:t xml:space="preserve">Link </w:t>
-            </w:r>
-            <w:proofErr w:type="spellStart"/>
-            <w:r>
-              <w:rPr>
-                <w:sz w:val="24"/>
-                <w:szCs w:val="24"/>
-              </w:rPr>
-              <w:t>GitHub</w:t>
-            </w:r>
-            <w:proofErr w:type="spellEnd"/>
-            <w:r>
-              <w:rPr>
-                <w:sz w:val="24"/>
-                <w:szCs w:val="24"/>
-              </w:rPr>
-              <w:t xml:space="preserve"> Repo</w:t>
+              <w:t>Link GitHub Repo</w:t>
             </w:r>
           </w:p>
         </w:tc>
@@ -1158,21 +877,7 @@
                 <w:sz w:val="24"/>
                 <w:szCs w:val="24"/>
               </w:rPr>
-              <w:t>Tu</w:t>
-            </w:r>
-            <w:r>
-              <w:rPr>
-                <w:sz w:val="24"/>
-                <w:szCs w:val="24"/>
-              </w:rPr>
-              <w:t>ầ</w:t>
-            </w:r>
-            <w:r>
-              <w:rPr>
-                <w:sz w:val="24"/>
-                <w:szCs w:val="24"/>
-              </w:rPr>
-              <w:t>n</w:t>
+              <w:t>Tuần</w:t>
             </w:r>
             <w:proofErr w:type="spellEnd"/>
             <w:r>
@@ -1233,21 +938,7 @@
                 <w:sz w:val="24"/>
                 <w:szCs w:val="24"/>
               </w:rPr>
-              <w:t>Tu</w:t>
-            </w:r>
-            <w:r>
-              <w:rPr>
-                <w:sz w:val="24"/>
-                <w:szCs w:val="24"/>
-              </w:rPr>
-              <w:t>ầ</w:t>
-            </w:r>
-            <w:r>
-              <w:rPr>
-                <w:sz w:val="24"/>
-                <w:szCs w:val="24"/>
-              </w:rPr>
-              <w:t>n</w:t>
+              <w:t>Tuần</w:t>
             </w:r>
             <w:proofErr w:type="spellEnd"/>
             <w:r>
@@ -1301,21 +992,7 @@
                 <w:sz w:val="24"/>
                 <w:szCs w:val="24"/>
               </w:rPr>
-              <w:t>n</w:t>
-            </w:r>
-            <w:r>
-              <w:rPr>
-                <w:sz w:val="24"/>
-                <w:szCs w:val="24"/>
-              </w:rPr>
-              <w:t>ộ</w:t>
-            </w:r>
-            <w:r>
-              <w:rPr>
-                <w:sz w:val="24"/>
-                <w:szCs w:val="24"/>
-              </w:rPr>
-              <w:t>p</w:t>
+              <w:t>nộp</w:t>
             </w:r>
             <w:proofErr w:type="spellEnd"/>
           </w:p>
@@ -1368,13 +1045,7 @@
       </w:r>
       <w:proofErr w:type="spellEnd"/>
       <w:r>
-        <w:t xml:space="preserve"> VI</w:t>
-      </w:r>
-      <w:r>
-        <w:t>Ệ</w:t>
-      </w:r>
-      <w:r>
-        <w:t>C</w:t>
+        <w:t xml:space="preserve"> VIỆC</w:t>
       </w:r>
     </w:p>
     <w:p>
@@ -1424,83 +1095,43 @@
           <w:iCs/>
           <w:color w:val="7F8C8D"/>
         </w:rPr>
-        <w:t>nhi</w:t>
-      </w:r>
-      <w:r>
-        <w:rPr>
-          <w:i/>
-          <w:iCs/>
-          <w:color w:val="7F8C8D"/>
-        </w:rPr>
-        <w:t>ệ</w:t>
-      </w:r>
-      <w:r>
-        <w:rPr>
-          <w:i/>
-          <w:iCs/>
-          <w:color w:val="7F8C8D"/>
-        </w:rPr>
-        <w:t>m</w:t>
-      </w:r>
-      <w:proofErr w:type="spellEnd"/>
-      <w:r>
-        <w:rPr>
-          <w:i/>
-          <w:iCs/>
-          <w:color w:val="7F8C8D"/>
-        </w:rPr>
-        <w:t xml:space="preserve"> </w:t>
-      </w:r>
-      <w:proofErr w:type="spellStart"/>
-      <w:r>
-        <w:rPr>
-          <w:i/>
-          <w:iCs/>
-          <w:color w:val="7F8C8D"/>
-        </w:rPr>
-        <w:t>v</w:t>
-      </w:r>
-      <w:r>
-        <w:rPr>
-          <w:i/>
-          <w:iCs/>
-          <w:color w:val="7F8C8D"/>
-        </w:rPr>
-        <w:t>ụ</w:t>
-      </w:r>
-      <w:proofErr w:type="spellEnd"/>
-      <w:r>
-        <w:rPr>
-          <w:i/>
-          <w:iCs/>
-          <w:color w:val="7F8C8D"/>
-        </w:rPr>
-        <w:t xml:space="preserve"> </w:t>
-      </w:r>
-      <w:proofErr w:type="spellStart"/>
-      <w:r>
-        <w:rPr>
-          <w:i/>
-          <w:iCs/>
-          <w:color w:val="7F8C8D"/>
-        </w:rPr>
-        <w:t>t</w:t>
-      </w:r>
-      <w:r>
-        <w:rPr>
-          <w:i/>
-          <w:iCs/>
-          <w:color w:val="7F8C8D"/>
-        </w:rPr>
-        <w:t>ừ</w:t>
-      </w:r>
-      <w:r>
-        <w:rPr>
-          <w:i/>
-          <w:iCs/>
-          <w:color w:val="7F8C8D"/>
-        </w:rPr>
-        <w:t>ng</w:t>
+        <w:t>nhiệm</w:t>
+      </w:r>
+      <w:proofErr w:type="spellEnd"/>
+      <w:r>
+        <w:rPr>
+          <w:i/>
+          <w:iCs/>
+          <w:color w:val="7F8C8D"/>
+        </w:rPr>
+        <w:t xml:space="preserve"> </w:t>
+      </w:r>
+      <w:proofErr w:type="spellStart"/>
+      <w:r>
+        <w:rPr>
+          <w:i/>
+          <w:iCs/>
+          <w:color w:val="7F8C8D"/>
+        </w:rPr>
+        <w:t>vụ</w:t>
+      </w:r>
+      <w:proofErr w:type="spellEnd"/>
+      <w:r>
+        <w:rPr>
+          <w:i/>
+          <w:iCs/>
+          <w:color w:val="7F8C8D"/>
+        </w:rPr>
+        <w:t xml:space="preserve"> </w:t>
+      </w:r>
+      <w:proofErr w:type="spellStart"/>
+      <w:r>
+        <w:rPr>
+          <w:i/>
+          <w:iCs/>
+          <w:color w:val="7F8C8D"/>
+        </w:rPr>
+        <w:t>từng</w:t>
       </w:r>
       <w:proofErr w:type="spellEnd"/>
       <w:r>
@@ -1608,83 +1239,43 @@
           <w:iCs/>
           <w:color w:val="7F8C8D"/>
         </w:rPr>
-        <w:t>C</w:t>
-      </w:r>
-      <w:r>
-        <w:rPr>
-          <w:i/>
-          <w:iCs/>
-          <w:color w:val="7F8C8D"/>
-        </w:rPr>
-        <w:t>ộ</w:t>
-      </w:r>
-      <w:r>
-        <w:rPr>
-          <w:i/>
-          <w:iCs/>
-          <w:color w:val="7F8C8D"/>
-        </w:rPr>
-        <w:t>t</w:t>
-      </w:r>
-      <w:proofErr w:type="spellEnd"/>
-      <w:r>
-        <w:rPr>
-          <w:i/>
-          <w:iCs/>
-          <w:color w:val="7F8C8D"/>
-        </w:rPr>
-        <w:t xml:space="preserve"> </w:t>
-      </w:r>
-      <w:proofErr w:type="spellStart"/>
-      <w:r>
-        <w:rPr>
-          <w:i/>
-          <w:iCs/>
-          <w:color w:val="7F8C8D"/>
-        </w:rPr>
-        <w:t>K</w:t>
-      </w:r>
-      <w:r>
-        <w:rPr>
-          <w:i/>
-          <w:iCs/>
-          <w:color w:val="7F8C8D"/>
-        </w:rPr>
-        <w:t>ế</w:t>
-      </w:r>
-      <w:r>
-        <w:rPr>
-          <w:i/>
-          <w:iCs/>
-          <w:color w:val="7F8C8D"/>
-        </w:rPr>
-        <w:t>t</w:t>
-      </w:r>
-      <w:proofErr w:type="spellEnd"/>
-      <w:r>
-        <w:rPr>
-          <w:i/>
-          <w:iCs/>
-          <w:color w:val="7F8C8D"/>
-        </w:rPr>
-        <w:t xml:space="preserve"> </w:t>
-      </w:r>
-      <w:proofErr w:type="spellStart"/>
-      <w:r>
-        <w:rPr>
-          <w:i/>
-          <w:iCs/>
-          <w:color w:val="7F8C8D"/>
-        </w:rPr>
-        <w:t>qu</w:t>
-      </w:r>
-      <w:r>
-        <w:rPr>
-          <w:i/>
-          <w:iCs/>
-          <w:color w:val="7F8C8D"/>
-        </w:rPr>
-        <w:t>ả</w:t>
+        <w:t>Cột</w:t>
+      </w:r>
+      <w:proofErr w:type="spellEnd"/>
+      <w:r>
+        <w:rPr>
+          <w:i/>
+          <w:iCs/>
+          <w:color w:val="7F8C8D"/>
+        </w:rPr>
+        <w:t xml:space="preserve"> </w:t>
+      </w:r>
+      <w:proofErr w:type="spellStart"/>
+      <w:r>
+        <w:rPr>
+          <w:i/>
+          <w:iCs/>
+          <w:color w:val="7F8C8D"/>
+        </w:rPr>
+        <w:t>Kết</w:t>
+      </w:r>
+      <w:proofErr w:type="spellEnd"/>
+      <w:r>
+        <w:rPr>
+          <w:i/>
+          <w:iCs/>
+          <w:color w:val="7F8C8D"/>
+        </w:rPr>
+        <w:t xml:space="preserve"> </w:t>
+      </w:r>
+      <w:proofErr w:type="spellStart"/>
+      <w:r>
+        <w:rPr>
+          <w:i/>
+          <w:iCs/>
+          <w:color w:val="7F8C8D"/>
+        </w:rPr>
+        <w:t>quả</w:t>
       </w:r>
       <w:proofErr w:type="spellEnd"/>
       <w:r>
@@ -1711,40 +1302,16 @@
           <w:iCs/>
           <w:color w:val="7F8C8D"/>
         </w:rPr>
-        <w:t xml:space="preserve"> </w:t>
-      </w:r>
-      <w:r>
-        <w:rPr>
-          <w:i/>
-          <w:iCs/>
-          <w:color w:val="7F8C8D"/>
-        </w:rPr>
-        <w:t>"</w:t>
-      </w:r>
-      <w:proofErr w:type="spellStart"/>
-      <w:r>
-        <w:rPr>
-          <w:i/>
-          <w:iCs/>
-          <w:color w:val="7F8C8D"/>
-        </w:rPr>
-        <w:t>Đ</w:t>
-      </w:r>
-      <w:r>
-        <w:rPr>
-          <w:i/>
-          <w:iCs/>
-          <w:color w:val="7F8C8D"/>
-        </w:rPr>
-        <w:t>ạ</w:t>
-      </w:r>
-      <w:r>
-        <w:rPr>
-          <w:i/>
-          <w:iCs/>
-          <w:color w:val="7F8C8D"/>
-        </w:rPr>
-        <w:t>t</w:t>
+        <w:t xml:space="preserve"> "</w:t>
+      </w:r>
+      <w:proofErr w:type="spellStart"/>
+      <w:r>
+        <w:rPr>
+          <w:i/>
+          <w:iCs/>
+          <w:color w:val="7F8C8D"/>
+        </w:rPr>
+        <w:t>Đạt</w:t>
       </w:r>
       <w:proofErr w:type="spellEnd"/>
       <w:r>
@@ -1762,57 +1329,25 @@
           <w:iCs/>
           <w:color w:val="7F8C8D"/>
         </w:rPr>
-        <w:t>M</w:t>
-      </w:r>
-      <w:r>
-        <w:rPr>
-          <w:i/>
-          <w:iCs/>
-          <w:color w:val="7F8C8D"/>
-        </w:rPr>
-        <w:t>ộ</w:t>
-      </w:r>
-      <w:r>
-        <w:rPr>
-          <w:i/>
-          <w:iCs/>
-          <w:color w:val="7F8C8D"/>
-        </w:rPr>
-        <w:t>t</w:t>
-      </w:r>
-      <w:proofErr w:type="spellEnd"/>
-      <w:r>
-        <w:rPr>
-          <w:i/>
-          <w:iCs/>
-          <w:color w:val="7F8C8D"/>
-        </w:rPr>
-        <w:t xml:space="preserve"> </w:t>
-      </w:r>
-      <w:proofErr w:type="spellStart"/>
-      <w:r>
-        <w:rPr>
-          <w:i/>
-          <w:iCs/>
-          <w:color w:val="7F8C8D"/>
-        </w:rPr>
-        <w:t>ph</w:t>
-      </w:r>
-      <w:r>
-        <w:rPr>
-          <w:i/>
-          <w:iCs/>
-          <w:color w:val="7F8C8D"/>
-        </w:rPr>
-        <w:t>ầ</w:t>
-      </w:r>
-      <w:r>
-        <w:rPr>
-          <w:i/>
-          <w:iCs/>
-          <w:color w:val="7F8C8D"/>
-        </w:rPr>
-        <w:t>n</w:t>
+        <w:t>Một</w:t>
+      </w:r>
+      <w:proofErr w:type="spellEnd"/>
+      <w:r>
+        <w:rPr>
+          <w:i/>
+          <w:iCs/>
+          <w:color w:val="7F8C8D"/>
+        </w:rPr>
+        <w:t xml:space="preserve"> </w:t>
+      </w:r>
+      <w:proofErr w:type="spellStart"/>
+      <w:r>
+        <w:rPr>
+          <w:i/>
+          <w:iCs/>
+          <w:color w:val="7F8C8D"/>
+        </w:rPr>
+        <w:t>phần</w:t>
       </w:r>
       <w:proofErr w:type="spellEnd"/>
       <w:r>
@@ -1848,23 +1383,7 @@
           <w:iCs/>
           <w:color w:val="7F8C8D"/>
         </w:rPr>
-        <w:t>đ</w:t>
-      </w:r>
-      <w:r>
-        <w:rPr>
-          <w:i/>
-          <w:iCs/>
-          <w:color w:val="7F8C8D"/>
-        </w:rPr>
-        <w:t>ạ</w:t>
-      </w:r>
-      <w:r>
-        <w:rPr>
-          <w:i/>
-          <w:iCs/>
-          <w:color w:val="7F8C8D"/>
-        </w:rPr>
-        <w:t>t</w:t>
+        <w:t>đạt</w:t>
       </w:r>
       <w:proofErr w:type="spellEnd"/>
       <w:r>
@@ -1969,17 +1488,7 @@
                 <w:sz w:val="24"/>
                 <w:szCs w:val="24"/>
               </w:rPr>
-              <w:t>H</w:t>
-            </w:r>
-            <w:r>
-              <w:rPr>
-                <w:b/>
-                <w:bCs/>
-                <w:color w:val="FFFFFF"/>
-                <w:sz w:val="24"/>
-                <w:szCs w:val="24"/>
-              </w:rPr>
-              <w:t>ọ</w:t>
+              <w:t>Họ</w:t>
             </w:r>
             <w:proofErr w:type="spellEnd"/>
             <w:r>
@@ -2058,8 +1567,9 @@
                 <w:sz w:val="24"/>
                 <w:szCs w:val="24"/>
               </w:rPr>
-              <w:t>Nhi</w:t>
-            </w:r>
+              <w:t>Nhiệm</w:t>
+            </w:r>
+            <w:proofErr w:type="spellEnd"/>
             <w:r>
               <w:rPr>
                 <w:b/>
@@ -2068,8 +1578,9 @@
                 <w:sz w:val="24"/>
                 <w:szCs w:val="24"/>
               </w:rPr>
-              <w:t>ệ</w:t>
-            </w:r>
+              <w:t xml:space="preserve"> </w:t>
+            </w:r>
+            <w:proofErr w:type="spellStart"/>
             <w:r>
               <w:rPr>
                 <w:b/>
@@ -2078,7 +1589,7 @@
                 <w:sz w:val="24"/>
                 <w:szCs w:val="24"/>
               </w:rPr>
-              <w:t>m</w:t>
+              <w:t>vụ</w:t>
             </w:r>
             <w:proofErr w:type="spellEnd"/>
             <w:r>
@@ -2100,59 +1611,7 @@
                 <w:sz w:val="24"/>
                 <w:szCs w:val="24"/>
               </w:rPr>
-              <w:t>v</w:t>
-            </w:r>
-            <w:r>
-              <w:rPr>
-                <w:b/>
-                <w:bCs/>
-                <w:color w:val="FFFFFF"/>
-                <w:sz w:val="24"/>
-                <w:szCs w:val="24"/>
-              </w:rPr>
-              <w:t>ụ</w:t>
-            </w:r>
-            <w:proofErr w:type="spellEnd"/>
-            <w:r>
-              <w:rPr>
-                <w:b/>
-                <w:bCs/>
-                <w:color w:val="FFFFFF"/>
-                <w:sz w:val="24"/>
-                <w:szCs w:val="24"/>
-              </w:rPr>
-              <w:t xml:space="preserve"> </w:t>
-            </w:r>
-            <w:proofErr w:type="spellStart"/>
-            <w:r>
-              <w:rPr>
-                <w:b/>
-                <w:bCs/>
-                <w:color w:val="FFFFFF"/>
-                <w:sz w:val="24"/>
-                <w:szCs w:val="24"/>
-              </w:rPr>
-              <w:t>đư</w:t>
-            </w:r>
-            <w:r>
-              <w:rPr>
-                <w:b/>
-                <w:bCs/>
-                <w:color w:val="FFFFFF"/>
-                <w:sz w:val="24"/>
-                <w:szCs w:val="24"/>
-              </w:rPr>
-              <w:t>ợ</w:t>
-            </w:r>
-            <w:r>
-              <w:rPr>
-                <w:b/>
-                <w:bCs/>
-                <w:color w:val="FFFFFF"/>
-                <w:sz w:val="24"/>
-                <w:szCs w:val="24"/>
-              </w:rPr>
-              <w:t>c</w:t>
+              <w:t>được</w:t>
             </w:r>
             <w:proofErr w:type="spellEnd"/>
             <w:r>
@@ -2209,8 +1668,9 @@
                 <w:sz w:val="24"/>
                 <w:szCs w:val="24"/>
               </w:rPr>
-              <w:t>K</w:t>
-            </w:r>
+              <w:t>Kết</w:t>
+            </w:r>
+            <w:proofErr w:type="spellEnd"/>
             <w:r>
               <w:rPr>
                 <w:b/>
@@ -2219,8 +1679,9 @@
                 <w:sz w:val="24"/>
                 <w:szCs w:val="24"/>
               </w:rPr>
-              <w:t>ế</w:t>
-            </w:r>
+              <w:t xml:space="preserve"> </w:t>
+            </w:r>
+            <w:proofErr w:type="spellStart"/>
             <w:r>
               <w:rPr>
                 <w:b/>
@@ -2229,7 +1690,7 @@
                 <w:sz w:val="24"/>
                 <w:szCs w:val="24"/>
               </w:rPr>
-              <w:t>t</w:t>
+              <w:t>quả</w:t>
             </w:r>
             <w:proofErr w:type="spellEnd"/>
             <w:r>
@@ -2251,8 +1712,9 @@
                 <w:sz w:val="24"/>
                 <w:szCs w:val="24"/>
               </w:rPr>
-              <w:t>qu</w:t>
-            </w:r>
+              <w:t>thực</w:t>
+            </w:r>
+            <w:proofErr w:type="spellEnd"/>
             <w:r>
               <w:rPr>
                 <w:b/>
@@ -2261,9 +1723,9 @@
                 <w:sz w:val="24"/>
                 <w:szCs w:val="24"/>
               </w:rPr>
-              <w:t>ả</w:t>
-            </w:r>
-            <w:proofErr w:type="spellEnd"/>
+              <w:t xml:space="preserve"> </w:t>
+            </w:r>
+            <w:proofErr w:type="spellStart"/>
             <w:r>
               <w:rPr>
                 <w:b/>
@@ -2272,80 +1734,7 @@
                 <w:sz w:val="24"/>
                 <w:szCs w:val="24"/>
               </w:rPr>
-              <w:t xml:space="preserve"> </w:t>
-            </w:r>
-            <w:proofErr w:type="spellStart"/>
-            <w:r>
-              <w:rPr>
-                <w:b/>
-                <w:bCs/>
-                <w:color w:val="FFFFFF"/>
-                <w:sz w:val="24"/>
-                <w:szCs w:val="24"/>
-              </w:rPr>
-              <w:t>th</w:t>
-            </w:r>
-            <w:r>
-              <w:rPr>
-                <w:b/>
-                <w:bCs/>
-                <w:color w:val="FFFFFF"/>
-                <w:sz w:val="24"/>
-                <w:szCs w:val="24"/>
-              </w:rPr>
-              <w:t>ự</w:t>
-            </w:r>
-            <w:r>
-              <w:rPr>
-                <w:b/>
-                <w:bCs/>
-                <w:color w:val="FFFFFF"/>
-                <w:sz w:val="24"/>
-                <w:szCs w:val="24"/>
-              </w:rPr>
-              <w:t>c</w:t>
-            </w:r>
-            <w:proofErr w:type="spellEnd"/>
-            <w:r>
-              <w:rPr>
-                <w:b/>
-                <w:bCs/>
-                <w:color w:val="FFFFFF"/>
-                <w:sz w:val="24"/>
-                <w:szCs w:val="24"/>
-              </w:rPr>
-              <w:t xml:space="preserve"> </w:t>
-            </w:r>
-            <w:proofErr w:type="spellStart"/>
-            <w:r>
-              <w:rPr>
-                <w:b/>
-                <w:bCs/>
-                <w:color w:val="FFFFFF"/>
-                <w:sz w:val="24"/>
-                <w:szCs w:val="24"/>
-              </w:rPr>
-              <w:t>hi</w:t>
-            </w:r>
-            <w:r>
-              <w:rPr>
-                <w:b/>
-                <w:bCs/>
-                <w:color w:val="FFFFFF"/>
-                <w:sz w:val="24"/>
-                <w:szCs w:val="24"/>
-              </w:rPr>
-              <w:t>ệ</w:t>
-            </w:r>
-            <w:r>
-              <w:rPr>
-                <w:b/>
-                <w:bCs/>
-                <w:color w:val="FFFFFF"/>
-                <w:sz w:val="24"/>
-                <w:szCs w:val="24"/>
-              </w:rPr>
-              <w:t>n</w:t>
+              <w:t>hiện</w:t>
             </w:r>
             <w:proofErr w:type="spellEnd"/>
           </w:p>
@@ -2439,19 +1828,11 @@
                 <w:sz w:val="24"/>
               </w:rPr>
             </w:pPr>
-            <w:proofErr w:type="spellStart"/>
-            <w:r>
-              <w:rPr>
-                <w:sz w:val="24"/>
-              </w:rPr>
-              <w:t>Nguyễn</w:t>
-            </w:r>
-            <w:proofErr w:type="spellEnd"/>
-            <w:r>
-              <w:rPr>
-                <w:sz w:val="24"/>
-              </w:rPr>
-              <w:t xml:space="preserve"> </w:t>
+            <w:r>
+              <w:rPr>
+                <w:sz w:val="24"/>
+              </w:rPr>
+              <w:t xml:space="preserve">Nguyễn </w:t>
             </w:r>
             <w:proofErr w:type="spellStart"/>
             <w:r>
@@ -2737,19 +2118,11 @@
                 <w:sz w:val="24"/>
               </w:rPr>
             </w:pPr>
-            <w:proofErr w:type="spellStart"/>
-            <w:r>
-              <w:rPr>
-                <w:sz w:val="24"/>
-              </w:rPr>
-              <w:t>Nguyễn</w:t>
-            </w:r>
-            <w:proofErr w:type="spellEnd"/>
-            <w:r>
-              <w:rPr>
-                <w:sz w:val="24"/>
-              </w:rPr>
-              <w:t xml:space="preserve"> Minh </w:t>
+            <w:r>
+              <w:rPr>
+                <w:sz w:val="24"/>
+              </w:rPr>
+              <w:t xml:space="preserve">Nguyễn Minh </w:t>
             </w:r>
             <w:proofErr w:type="spellStart"/>
             <w:r>
@@ -2817,9 +2190,43 @@
               <w:rPr>
                 <w:sz w:val="24"/>
               </w:rPr>
-              <w:t>MovieCard.jsx</w:t>
-            </w:r>
-            <w:proofErr w:type="spellEnd"/>
+              <w:t>các</w:t>
+            </w:r>
+            <w:proofErr w:type="spellEnd"/>
+            <w:r>
+              <w:rPr>
+                <w:sz w:val="24"/>
+              </w:rPr>
+              <w:t xml:space="preserve"> </w:t>
+            </w:r>
+            <w:proofErr w:type="spellStart"/>
+            <w:r>
+              <w:rPr>
+                <w:sz w:val="24"/>
+              </w:rPr>
+              <w:t>trang</w:t>
+            </w:r>
+            <w:proofErr w:type="spellEnd"/>
+            <w:r>
+              <w:rPr>
+                <w:sz w:val="24"/>
+              </w:rPr>
+              <w:t xml:space="preserve"> </w:t>
+            </w:r>
+            <w:proofErr w:type="spellStart"/>
+            <w:r>
+              <w:rPr>
+                <w:sz w:val="24"/>
+              </w:rPr>
+              <w:t>cho</w:t>
+            </w:r>
+            <w:proofErr w:type="spellEnd"/>
+            <w:r>
+              <w:rPr>
+                <w:sz w:val="24"/>
+              </w:rPr>
+              <w:t xml:space="preserve"> Organizer</w:t>
+            </w:r>
             <w:r>
               <w:rPr>
                 <w:sz w:val="24"/>
@@ -2838,49 +2245,103 @@
               <w:rPr>
                 <w:sz w:val="24"/>
               </w:rPr>
-              <w:t xml:space="preserve"> JSX, </w:t>
-            </w:r>
-            <w:proofErr w:type="spellStart"/>
-            <w:r>
-              <w:rPr>
-                <w:sz w:val="24"/>
-              </w:rPr>
-              <w:t>nhận</w:t>
-            </w:r>
-            <w:proofErr w:type="spellEnd"/>
-            <w:r>
-              <w:rPr>
-                <w:sz w:val="24"/>
-              </w:rPr>
-              <w:t xml:space="preserve"> </w:t>
-            </w:r>
-            <w:proofErr w:type="spellStart"/>
-            <w:r>
-              <w:rPr>
-                <w:sz w:val="24"/>
-              </w:rPr>
-              <w:t>dữ</w:t>
-            </w:r>
-            <w:proofErr w:type="spellEnd"/>
-            <w:r>
-              <w:rPr>
-                <w:sz w:val="24"/>
-              </w:rPr>
-              <w:t xml:space="preserve"> </w:t>
-            </w:r>
-            <w:proofErr w:type="spellStart"/>
-            <w:r>
-              <w:rPr>
-                <w:sz w:val="24"/>
-              </w:rPr>
-              <w:t>liệu</w:t>
-            </w:r>
-            <w:proofErr w:type="spellEnd"/>
-            <w:r>
-              <w:rPr>
-                <w:sz w:val="24"/>
-              </w:rPr>
-              <w:t xml:space="preserve"> qua props.</w:t>
+              <w:t xml:space="preserve"> </w:t>
+            </w:r>
+            <w:r>
+              <w:rPr>
+                <w:sz w:val="24"/>
+              </w:rPr>
+              <w:t>Js</w:t>
+            </w:r>
+            <w:r>
+              <w:rPr>
+                <w:sz w:val="24"/>
+              </w:rPr>
+              <w:t xml:space="preserve">, </w:t>
+            </w:r>
+            <w:proofErr w:type="spellStart"/>
+            <w:r>
+              <w:rPr>
+                <w:sz w:val="24"/>
+              </w:rPr>
+              <w:t>kết</w:t>
+            </w:r>
+            <w:proofErr w:type="spellEnd"/>
+            <w:r>
+              <w:rPr>
+                <w:sz w:val="24"/>
+              </w:rPr>
+              <w:t xml:space="preserve"> </w:t>
+            </w:r>
+            <w:proofErr w:type="spellStart"/>
+            <w:r>
+              <w:rPr>
+                <w:sz w:val="24"/>
+              </w:rPr>
+              <w:t>hợp</w:t>
+            </w:r>
+            <w:proofErr w:type="spellEnd"/>
+            <w:r>
+              <w:rPr>
+                <w:sz w:val="24"/>
+              </w:rPr>
+              <w:t xml:space="preserve"> </w:t>
+            </w:r>
+            <w:proofErr w:type="spellStart"/>
+            <w:r>
+              <w:rPr>
+                <w:sz w:val="24"/>
+              </w:rPr>
+              <w:t>các</w:t>
+            </w:r>
+            <w:proofErr w:type="spellEnd"/>
+            <w:r>
+              <w:rPr>
+                <w:sz w:val="24"/>
+              </w:rPr>
+              <w:t xml:space="preserve"> component </w:t>
+            </w:r>
+            <w:proofErr w:type="spellStart"/>
+            <w:r>
+              <w:rPr>
+                <w:sz w:val="24"/>
+              </w:rPr>
+              <w:t>đã</w:t>
+            </w:r>
+            <w:proofErr w:type="spellEnd"/>
+            <w:r>
+              <w:rPr>
+                <w:sz w:val="24"/>
+              </w:rPr>
+              <w:t xml:space="preserve"> </w:t>
+            </w:r>
+            <w:proofErr w:type="spellStart"/>
+            <w:r>
+              <w:rPr>
+                <w:sz w:val="24"/>
+              </w:rPr>
+              <w:t>xây</w:t>
+            </w:r>
+            <w:proofErr w:type="spellEnd"/>
+            <w:r>
+              <w:rPr>
+                <w:sz w:val="24"/>
+              </w:rPr>
+              <w:t xml:space="preserve"> </w:t>
+            </w:r>
+            <w:proofErr w:type="spellStart"/>
+            <w:r>
+              <w:rPr>
+                <w:sz w:val="24"/>
+              </w:rPr>
+              <w:t>dựng</w:t>
+            </w:r>
+            <w:proofErr w:type="spellEnd"/>
+            <w:r>
+              <w:rPr>
+                <w:sz w:val="24"/>
+              </w:rPr>
+              <w:t>.</w:t>
             </w:r>
           </w:p>
         </w:tc>
@@ -3093,28 +2554,76 @@
               <w:rPr>
                 <w:sz w:val="24"/>
               </w:rPr>
-              <w:t>HomePage</w:t>
-            </w:r>
-            <w:proofErr w:type="spellEnd"/>
-            <w:r>
-              <w:rPr>
-                <w:sz w:val="24"/>
-              </w:rPr>
-              <w:t xml:space="preserve"> </w:t>
-            </w:r>
-            <w:proofErr w:type="spellStart"/>
-            <w:r>
-              <w:rPr>
-                <w:sz w:val="24"/>
-              </w:rPr>
-              <w:t>bằng</w:t>
-            </w:r>
-            <w:proofErr w:type="spellEnd"/>
-            <w:r>
-              <w:rPr>
-                <w:sz w:val="24"/>
-              </w:rPr>
-              <w:t xml:space="preserve"> JSX, </w:t>
+              <w:t>các</w:t>
+            </w:r>
+            <w:proofErr w:type="spellEnd"/>
+            <w:r>
+              <w:rPr>
+                <w:sz w:val="24"/>
+              </w:rPr>
+              <w:t xml:space="preserve"> </w:t>
+            </w:r>
+            <w:proofErr w:type="spellStart"/>
+            <w:r>
+              <w:rPr>
+                <w:sz w:val="24"/>
+              </w:rPr>
+              <w:t>trang</w:t>
+            </w:r>
+            <w:proofErr w:type="spellEnd"/>
+            <w:r>
+              <w:rPr>
+                <w:sz w:val="24"/>
+              </w:rPr>
+              <w:t xml:space="preserve"> </w:t>
+            </w:r>
+            <w:proofErr w:type="spellStart"/>
+            <w:r>
+              <w:rPr>
+                <w:sz w:val="24"/>
+              </w:rPr>
+              <w:t>cho</w:t>
+            </w:r>
+            <w:proofErr w:type="spellEnd"/>
+            <w:r>
+              <w:rPr>
+                <w:sz w:val="24"/>
+              </w:rPr>
+              <w:t xml:space="preserve"> User</w:t>
+            </w:r>
+            <w:r>
+              <w:rPr>
+                <w:sz w:val="24"/>
+              </w:rPr>
+              <w:t xml:space="preserve"> b</w:t>
+            </w:r>
+            <w:proofErr w:type="spellStart"/>
+            <w:r>
+              <w:rPr>
+                <w:sz w:val="24"/>
+              </w:rPr>
+              <w:t>ằng</w:t>
+            </w:r>
+            <w:proofErr w:type="spellEnd"/>
+            <w:r>
+              <w:rPr>
+                <w:sz w:val="24"/>
+              </w:rPr>
+              <w:t xml:space="preserve"> </w:t>
+            </w:r>
+            <w:proofErr w:type="spellStart"/>
+            <w:r>
+              <w:rPr>
+                <w:sz w:val="24"/>
+              </w:rPr>
+              <w:t>Javascript</w:t>
+            </w:r>
+            <w:proofErr w:type="spellEnd"/>
+            <w:r>
+              <w:rPr>
+                <w:sz w:val="24"/>
+              </w:rPr>
+              <w:t xml:space="preserve">, </w:t>
             </w:r>
             <w:proofErr w:type="spellStart"/>
             <w:r>
@@ -3371,6 +2880,7 @@
               <w:rPr>
                 <w:sz w:val="24"/>
               </w:rPr>
+              <w:lastRenderedPageBreak/>
               <w:t>Kiều</w:t>
             </w:r>
             <w:proofErr w:type="spellEnd"/>
@@ -3404,6 +2914,7 @@
               <w:rPr>
                 <w:sz w:val="24"/>
               </w:rPr>
+              <w:lastRenderedPageBreak/>
               <w:t xml:space="preserve">Render </w:t>
             </w:r>
             <w:proofErr w:type="spellStart"/>
@@ -3453,6 +2964,7 @@
               <w:rPr>
                 <w:sz w:val="24"/>
               </w:rPr>
+              <w:lastRenderedPageBreak/>
               <w:t>bằng</w:t>
             </w:r>
             <w:proofErr w:type="spellEnd"/>
@@ -3502,14 +3014,7 @@
               <w:rPr>
                 <w:sz w:val="24"/>
               </w:rPr>
-              <w:t xml:space="preserve"> sung </w:t>
-            </w:r>
-            <w:r>
-              <w:rPr>
-                <w:sz w:val="24"/>
-              </w:rPr>
-              <w:lastRenderedPageBreak/>
-              <w:t xml:space="preserve">key </w:t>
+              <w:t xml:space="preserve"> sung key </w:t>
             </w:r>
             <w:proofErr w:type="spellStart"/>
             <w:r>
@@ -3667,7 +3172,6 @@
               <w:rPr>
                 <w:sz w:val="24"/>
               </w:rPr>
-              <w:lastRenderedPageBreak/>
               <w:t>5</w:t>
             </w:r>
           </w:p>
@@ -3695,42 +3199,12 @@
                 <w:sz w:val="24"/>
               </w:rPr>
             </w:pPr>
-            <w:proofErr w:type="spellStart"/>
-            <w:r>
-              <w:rPr>
-                <w:sz w:val="24"/>
-              </w:rPr>
-              <w:t>Nguyễn</w:t>
-            </w:r>
-            <w:proofErr w:type="spellEnd"/>
-            <w:r>
-              <w:rPr>
-                <w:sz w:val="24"/>
-              </w:rPr>
-              <w:t xml:space="preserve"> </w:t>
-            </w:r>
-            <w:proofErr w:type="spellStart"/>
-            <w:r>
-              <w:rPr>
-                <w:sz w:val="24"/>
-              </w:rPr>
-              <w:t>Xuân</w:t>
-            </w:r>
-            <w:proofErr w:type="spellEnd"/>
-            <w:r>
-              <w:rPr>
-                <w:sz w:val="24"/>
-              </w:rPr>
-              <w:t xml:space="preserve"> </w:t>
-            </w:r>
-            <w:proofErr w:type="spellStart"/>
-            <w:r>
-              <w:rPr>
-                <w:sz w:val="24"/>
-              </w:rPr>
-              <w:t>Thịnh</w:t>
-            </w:r>
-            <w:proofErr w:type="spellEnd"/>
+            <w:r>
+              <w:rPr>
+                <w:sz w:val="24"/>
+              </w:rPr>
+              <w:t>Nguyễn Xuân Thịnh</w:t>
+            </w:r>
           </w:p>
         </w:tc>
         <w:tc>
@@ -3961,21 +3435,23 @@
                 <w:sz w:val="24"/>
                 <w:szCs w:val="24"/>
               </w:rPr>
-              <w:t>Ngư</w:t>
-            </w:r>
+              <w:t>Người</w:t>
+            </w:r>
+            <w:proofErr w:type="spellEnd"/>
             <w:r>
               <w:rPr>
                 <w:sz w:val="24"/>
                 <w:szCs w:val="24"/>
               </w:rPr>
-              <w:t>ờ</w:t>
-            </w:r>
+              <w:t xml:space="preserve"> </w:t>
+            </w:r>
+            <w:proofErr w:type="spellStart"/>
             <w:r>
               <w:rPr>
                 <w:sz w:val="24"/>
                 <w:szCs w:val="24"/>
               </w:rPr>
-              <w:t>i</w:t>
+              <w:t>chủ</w:t>
             </w:r>
             <w:proofErr w:type="spellEnd"/>
             <w:r>
@@ -3991,60 +3467,23 @@
                 <w:sz w:val="24"/>
                 <w:szCs w:val="24"/>
               </w:rPr>
-              <w:t>ch</w:t>
-            </w:r>
+              <w:t>trì</w:t>
+            </w:r>
+            <w:proofErr w:type="spellEnd"/>
             <w:r>
               <w:rPr>
                 <w:sz w:val="24"/>
                 <w:szCs w:val="24"/>
               </w:rPr>
-              <w:t>ủ</w:t>
-            </w:r>
-            <w:proofErr w:type="spellEnd"/>
+              <w:t xml:space="preserve"> </w:t>
+            </w:r>
+            <w:proofErr w:type="spellStart"/>
             <w:r>
               <w:rPr>
                 <w:sz w:val="24"/>
                 <w:szCs w:val="24"/>
               </w:rPr>
-              <w:t xml:space="preserve"> </w:t>
-            </w:r>
-            <w:proofErr w:type="spellStart"/>
-            <w:r>
-              <w:rPr>
-                <w:sz w:val="24"/>
-                <w:szCs w:val="24"/>
-              </w:rPr>
-              <w:t>trì</w:t>
-            </w:r>
-            <w:proofErr w:type="spellEnd"/>
-            <w:r>
-              <w:rPr>
-                <w:sz w:val="24"/>
-                <w:szCs w:val="24"/>
-              </w:rPr>
-              <w:t xml:space="preserve"> </w:t>
-            </w:r>
-            <w:proofErr w:type="spellStart"/>
-            <w:r>
-              <w:rPr>
-                <w:sz w:val="24"/>
-                <w:szCs w:val="24"/>
-              </w:rPr>
-              <w:t>tu</w:t>
-            </w:r>
-            <w:r>
-              <w:rPr>
-                <w:sz w:val="24"/>
-                <w:szCs w:val="24"/>
-              </w:rPr>
-              <w:t>ầ</w:t>
-            </w:r>
-            <w:r>
-              <w:rPr>
-                <w:sz w:val="24"/>
-                <w:szCs w:val="24"/>
-              </w:rPr>
-              <w:t>n</w:t>
+              <w:t>tuần</w:t>
             </w:r>
             <w:proofErr w:type="spellEnd"/>
             <w:r>
@@ -4130,7 +3569,7 @@
                 <w:sz w:val="24"/>
                 <w:szCs w:val="24"/>
               </w:rPr>
-              <w:t xml:space="preserve">Link commit </w:t>
+              <w:t xml:space="preserve">Link commit GitHub </w:t>
             </w:r>
             <w:proofErr w:type="spellStart"/>
             <w:r>
@@ -4138,37 +3577,7 @@
                 <w:sz w:val="24"/>
                 <w:szCs w:val="24"/>
               </w:rPr>
-              <w:t>GitHub</w:t>
-            </w:r>
-            <w:proofErr w:type="spellEnd"/>
-            <w:r>
-              <w:rPr>
-                <w:sz w:val="24"/>
-                <w:szCs w:val="24"/>
-              </w:rPr>
-              <w:t xml:space="preserve"> </w:t>
-            </w:r>
-            <w:proofErr w:type="spellStart"/>
-            <w:r>
-              <w:rPr>
-                <w:sz w:val="24"/>
-                <w:szCs w:val="24"/>
-              </w:rPr>
-              <w:t>tu</w:t>
-            </w:r>
-            <w:r>
-              <w:rPr>
-                <w:sz w:val="24"/>
-                <w:szCs w:val="24"/>
-              </w:rPr>
-              <w:t>ầ</w:t>
-            </w:r>
-            <w:r>
-              <w:rPr>
-                <w:sz w:val="24"/>
-                <w:szCs w:val="24"/>
-              </w:rPr>
-              <w:t>n</w:t>
+              <w:t>tuần</w:t>
             </w:r>
             <w:proofErr w:type="spellEnd"/>
             <w:r>
@@ -4214,7 +3623,7 @@
             </w:tcMar>
           </w:tcPr>
           <w:p>
-            <w:hyperlink r:id="rId8" w:history="1">
+            <w:hyperlink r:id="rId7" w:history="1">
               <w:r>
                 <w:rPr>
                   <w:rStyle w:val="Hyperlink"/>
@@ -4251,28 +3660,7 @@
         <w:pStyle w:val="Heading1"/>
       </w:pPr>
       <w:r>
-        <w:t>III. N</w:t>
-      </w:r>
-      <w:r>
-        <w:t>Ộ</w:t>
-      </w:r>
-      <w:r>
-        <w:t>I DUNG ĐÃ TH</w:t>
-      </w:r>
-      <w:r>
-        <w:t>Ự</w:t>
-      </w:r>
-      <w:r>
-        <w:t xml:space="preserve">C </w:t>
-      </w:r>
-      <w:r>
-        <w:t>HI</w:t>
-      </w:r>
-      <w:r>
-        <w:t>Ệ</w:t>
-      </w:r>
-      <w:r>
-        <w:t>N</w:t>
+        <w:t>III. NỘI DUNG ĐÃ THỰC HIỆN</w:t>
       </w:r>
     </w:p>
     <w:p>
@@ -4281,35 +3669,23 @@
       </w:pPr>
       <w:proofErr w:type="spellStart"/>
       <w:r>
-        <w:t>Ch</w:t>
-      </w:r>
-      <w:r>
-        <w:t>ủ</w:t>
-      </w:r>
-      <w:proofErr w:type="spellEnd"/>
-      <w:r>
-        <w:t xml:space="preserve"> </w:t>
-      </w:r>
-      <w:proofErr w:type="spellStart"/>
-      <w:r>
-        <w:t>đ</w:t>
-      </w:r>
-      <w:r>
-        <w:t>ề</w:t>
-      </w:r>
-      <w:proofErr w:type="spellEnd"/>
-      <w:r>
-        <w:t xml:space="preserve"> </w:t>
-      </w:r>
-      <w:proofErr w:type="spellStart"/>
-      <w:r>
-        <w:t>tu</w:t>
-      </w:r>
-      <w:r>
-        <w:t>ầ</w:t>
-      </w:r>
-      <w:r>
-        <w:t>n</w:t>
+        <w:t>Chủ</w:t>
+      </w:r>
+      <w:proofErr w:type="spellEnd"/>
+      <w:r>
+        <w:t xml:space="preserve"> </w:t>
+      </w:r>
+      <w:proofErr w:type="spellStart"/>
+      <w:r>
+        <w:t>đề</w:t>
+      </w:r>
+      <w:proofErr w:type="spellEnd"/>
+      <w:r>
+        <w:t xml:space="preserve"> </w:t>
+      </w:r>
+      <w:proofErr w:type="spellStart"/>
+      <w:r>
+        <w:t>tuần</w:t>
       </w:r>
       <w:proofErr w:type="spellEnd"/>
       <w:r>
@@ -4317,13 +3693,7 @@
       </w:r>
       <w:proofErr w:type="spellStart"/>
       <w:r>
-        <w:t>v</w:t>
-      </w:r>
-      <w:r>
-        <w:t>ớ</w:t>
-      </w:r>
-      <w:r>
-        <w:t>i</w:t>
+        <w:t>với</w:t>
       </w:r>
       <w:proofErr w:type="spellEnd"/>
       <w:r>
@@ -4376,13 +3746,7 @@
       </w:r>
       <w:proofErr w:type="spellStart"/>
       <w:r>
-        <w:t>vi</w:t>
-      </w:r>
-      <w:r>
-        <w:t>ệ</w:t>
-      </w:r>
-      <w:r>
-        <w:t>c</w:t>
+        <w:t>việc</w:t>
       </w:r>
       <w:proofErr w:type="spellEnd"/>
     </w:p>
@@ -4415,91 +3779,43 @@
           <w:iCs/>
           <w:color w:val="7F8C8D"/>
         </w:rPr>
-        <w:t>d</w:t>
-      </w:r>
-      <w:r>
-        <w:rPr>
-          <w:i/>
-          <w:iCs/>
-          <w:color w:val="7F8C8D"/>
-        </w:rPr>
-        <w:t>ấ</w:t>
-      </w:r>
-      <w:r>
-        <w:rPr>
-          <w:i/>
-          <w:iCs/>
-          <w:color w:val="7F8C8D"/>
-        </w:rPr>
-        <w:t>u</w:t>
-      </w:r>
-      <w:proofErr w:type="spellEnd"/>
-      <w:r>
-        <w:rPr>
-          <w:i/>
-          <w:iCs/>
-          <w:color w:val="7F8C8D"/>
-        </w:rPr>
-        <w:t xml:space="preserve"> </w:t>
-      </w:r>
-      <w:proofErr w:type="spellStart"/>
-      <w:r>
-        <w:rPr>
-          <w:i/>
-          <w:iCs/>
-          <w:color w:val="7F8C8D"/>
-        </w:rPr>
-        <w:t>c</w:t>
-      </w:r>
-      <w:r>
-        <w:rPr>
-          <w:i/>
-          <w:iCs/>
-          <w:color w:val="7F8C8D"/>
-        </w:rPr>
-        <w:t>ộ</w:t>
-      </w:r>
-      <w:r>
-        <w:rPr>
-          <w:i/>
-          <w:iCs/>
-          <w:color w:val="7F8C8D"/>
-        </w:rPr>
-        <w:t>t</w:t>
-      </w:r>
-      <w:proofErr w:type="spellEnd"/>
-      <w:r>
-        <w:rPr>
-          <w:i/>
-          <w:iCs/>
-          <w:color w:val="7F8C8D"/>
-        </w:rPr>
-        <w:t xml:space="preserve"> </w:t>
-      </w:r>
-      <w:proofErr w:type="spellStart"/>
-      <w:r>
-        <w:rPr>
-          <w:i/>
-          <w:iCs/>
-          <w:color w:val="7F8C8D"/>
-        </w:rPr>
-        <w:t>Tr</w:t>
-      </w:r>
-      <w:r>
-        <w:rPr>
-          <w:i/>
-          <w:iCs/>
-          <w:color w:val="7F8C8D"/>
-        </w:rPr>
-        <w:t>ạ</w:t>
-      </w:r>
-      <w:r>
-        <w:rPr>
-          <w:i/>
-          <w:iCs/>
-          <w:color w:val="7F8C8D"/>
-        </w:rPr>
-        <w:t>ng</w:t>
+        <w:t>dấu</w:t>
+      </w:r>
+      <w:proofErr w:type="spellEnd"/>
+      <w:r>
+        <w:rPr>
+          <w:i/>
+          <w:iCs/>
+          <w:color w:val="7F8C8D"/>
+        </w:rPr>
+        <w:t xml:space="preserve"> </w:t>
+      </w:r>
+      <w:proofErr w:type="spellStart"/>
+      <w:r>
+        <w:rPr>
+          <w:i/>
+          <w:iCs/>
+          <w:color w:val="7F8C8D"/>
+        </w:rPr>
+        <w:t>cột</w:t>
+      </w:r>
+      <w:proofErr w:type="spellEnd"/>
+      <w:r>
+        <w:rPr>
+          <w:i/>
+          <w:iCs/>
+          <w:color w:val="7F8C8D"/>
+        </w:rPr>
+        <w:t xml:space="preserve"> </w:t>
+      </w:r>
+      <w:proofErr w:type="spellStart"/>
+      <w:r>
+        <w:rPr>
+          <w:i/>
+          <w:iCs/>
+          <w:color w:val="7F8C8D"/>
+        </w:rPr>
+        <w:t>Trạng</w:t>
       </w:r>
       <w:proofErr w:type="spellEnd"/>
       <w:r>
@@ -4563,57 +3879,25 @@
           <w:iCs/>
           <w:color w:val="7F8C8D"/>
         </w:rPr>
-        <w:t>M</w:t>
-      </w:r>
-      <w:r>
-        <w:rPr>
-          <w:i/>
-          <w:iCs/>
-          <w:color w:val="7F8C8D"/>
-        </w:rPr>
-        <w:t>ộ</w:t>
-      </w:r>
-      <w:r>
-        <w:rPr>
-          <w:i/>
-          <w:iCs/>
-          <w:color w:val="7F8C8D"/>
-        </w:rPr>
-        <w:t>t</w:t>
-      </w:r>
-      <w:proofErr w:type="spellEnd"/>
-      <w:r>
-        <w:rPr>
-          <w:i/>
-          <w:iCs/>
-          <w:color w:val="7F8C8D"/>
-        </w:rPr>
-        <w:t xml:space="preserve"> </w:t>
-      </w:r>
-      <w:proofErr w:type="spellStart"/>
-      <w:r>
-        <w:rPr>
-          <w:i/>
-          <w:iCs/>
-          <w:color w:val="7F8C8D"/>
-        </w:rPr>
-        <w:t>ph</w:t>
-      </w:r>
-      <w:r>
-        <w:rPr>
-          <w:i/>
-          <w:iCs/>
-          <w:color w:val="7F8C8D"/>
-        </w:rPr>
-        <w:t>ầ</w:t>
-      </w:r>
-      <w:r>
-        <w:rPr>
-          <w:i/>
-          <w:iCs/>
-          <w:color w:val="7F8C8D"/>
-        </w:rPr>
-        <w:t>n</w:t>
+        <w:t>Một</w:t>
+      </w:r>
+      <w:proofErr w:type="spellEnd"/>
+      <w:r>
+        <w:rPr>
+          <w:i/>
+          <w:iCs/>
+          <w:color w:val="7F8C8D"/>
+        </w:rPr>
+        <w:t xml:space="preserve"> </w:t>
+      </w:r>
+      <w:proofErr w:type="spellStart"/>
+      <w:r>
+        <w:rPr>
+          <w:i/>
+          <w:iCs/>
+          <w:color w:val="7F8C8D"/>
+        </w:rPr>
+        <w:t>phần</w:t>
       </w:r>
       <w:proofErr w:type="spellEnd"/>
       <w:r>
@@ -4767,8 +4051,9 @@
                 <w:sz w:val="24"/>
                 <w:szCs w:val="24"/>
               </w:rPr>
-              <w:t>vi</w:t>
-            </w:r>
+              <w:t>việc</w:t>
+            </w:r>
+            <w:proofErr w:type="spellEnd"/>
             <w:r>
               <w:rPr>
                 <w:b/>
@@ -4777,8 +4062,9 @@
                 <w:sz w:val="24"/>
                 <w:szCs w:val="24"/>
               </w:rPr>
-              <w:t>ệ</w:t>
-            </w:r>
+              <w:t xml:space="preserve"> </w:t>
+            </w:r>
+            <w:proofErr w:type="spellStart"/>
             <w:r>
               <w:rPr>
                 <w:b/>
@@ -4787,7 +4073,7 @@
                 <w:sz w:val="24"/>
                 <w:szCs w:val="24"/>
               </w:rPr>
-              <w:t>c</w:t>
+              <w:t>cần</w:t>
             </w:r>
             <w:proofErr w:type="spellEnd"/>
             <w:r>
@@ -4809,8 +4095,9 @@
                 <w:sz w:val="24"/>
                 <w:szCs w:val="24"/>
               </w:rPr>
-              <w:t>c</w:t>
-            </w:r>
+              <w:t>thực</w:t>
+            </w:r>
+            <w:proofErr w:type="spellEnd"/>
             <w:r>
               <w:rPr>
                 <w:b/>
@@ -4819,8 +4106,9 @@
                 <w:sz w:val="24"/>
                 <w:szCs w:val="24"/>
               </w:rPr>
-              <w:t>ầ</w:t>
-            </w:r>
+              <w:t xml:space="preserve"> </w:t>
+            </w:r>
+            <w:proofErr w:type="spellStart"/>
             <w:r>
               <w:rPr>
                 <w:b/>
@@ -4829,91 +4117,7 @@
                 <w:sz w:val="24"/>
                 <w:szCs w:val="24"/>
               </w:rPr>
-              <w:t>n</w:t>
-            </w:r>
-            <w:proofErr w:type="spellEnd"/>
-            <w:r>
-              <w:rPr>
-                <w:b/>
-                <w:bCs/>
-                <w:color w:val="FFFFFF"/>
-                <w:sz w:val="24"/>
-                <w:szCs w:val="24"/>
-              </w:rPr>
-              <w:t xml:space="preserve"> </w:t>
-            </w:r>
-            <w:proofErr w:type="spellStart"/>
-            <w:r>
-              <w:rPr>
-                <w:b/>
-                <w:bCs/>
-                <w:color w:val="FFFFFF"/>
-                <w:sz w:val="24"/>
-                <w:szCs w:val="24"/>
-              </w:rPr>
-              <w:t>th</w:t>
-            </w:r>
-            <w:r>
-              <w:rPr>
-                <w:b/>
-                <w:bCs/>
-                <w:color w:val="FFFFFF"/>
-                <w:sz w:val="24"/>
-                <w:szCs w:val="24"/>
-              </w:rPr>
-              <w:t>ự</w:t>
-            </w:r>
-            <w:r>
-              <w:rPr>
-                <w:b/>
-                <w:bCs/>
-                <w:color w:val="FFFFFF"/>
-                <w:sz w:val="24"/>
-                <w:szCs w:val="24"/>
-              </w:rPr>
-              <w:t>c</w:t>
-            </w:r>
-            <w:proofErr w:type="spellEnd"/>
-            <w:r>
-              <w:rPr>
-                <w:b/>
-                <w:bCs/>
-                <w:color w:val="FFFFFF"/>
-                <w:sz w:val="24"/>
-                <w:szCs w:val="24"/>
-              </w:rPr>
-              <w:t xml:space="preserve"> </w:t>
-            </w:r>
-            <w:proofErr w:type="spellStart"/>
-            <w:r>
-              <w:rPr>
-                <w:b/>
-                <w:bCs/>
-                <w:color w:val="FFFFFF"/>
-                <w:sz w:val="24"/>
-                <w:szCs w:val="24"/>
-              </w:rPr>
-              <w:t>hi</w:t>
-            </w:r>
-            <w:r>
-              <w:rPr>
-                <w:b/>
-                <w:bCs/>
-                <w:color w:val="FFFFFF"/>
-                <w:sz w:val="24"/>
-                <w:szCs w:val="24"/>
-              </w:rPr>
-              <w:t>ệ</w:t>
-            </w:r>
-            <w:r>
-              <w:rPr>
-                <w:b/>
-                <w:bCs/>
-                <w:color w:val="FFFFFF"/>
-                <w:sz w:val="24"/>
-                <w:szCs w:val="24"/>
-              </w:rPr>
-              <w:t>n</w:t>
+              <w:t>hiện</w:t>
             </w:r>
             <w:proofErr w:type="spellEnd"/>
           </w:p>
@@ -4983,8 +4187,9 @@
                 <w:sz w:val="24"/>
                 <w:szCs w:val="24"/>
               </w:rPr>
-              <w:t>Ngư</w:t>
-            </w:r>
+              <w:t>Người</w:t>
+            </w:r>
+            <w:proofErr w:type="spellEnd"/>
             <w:r>
               <w:rPr>
                 <w:b/>
@@ -4993,8 +4198,9 @@
                 <w:sz w:val="24"/>
                 <w:szCs w:val="24"/>
               </w:rPr>
-              <w:t>ờ</w:t>
-            </w:r>
+              <w:t xml:space="preserve"> </w:t>
+            </w:r>
+            <w:proofErr w:type="spellStart"/>
             <w:r>
               <w:rPr>
                 <w:b/>
@@ -5003,7 +4209,7 @@
                 <w:sz w:val="24"/>
                 <w:szCs w:val="24"/>
               </w:rPr>
-              <w:t>i</w:t>
+              <w:t>thực</w:t>
             </w:r>
             <w:proofErr w:type="spellEnd"/>
             <w:r>
@@ -5025,69 +4231,7 @@
                 <w:sz w:val="24"/>
                 <w:szCs w:val="24"/>
               </w:rPr>
-              <w:t>th</w:t>
-            </w:r>
-            <w:r>
-              <w:rPr>
-                <w:b/>
-                <w:bCs/>
-                <w:color w:val="FFFFFF"/>
-                <w:sz w:val="24"/>
-                <w:szCs w:val="24"/>
-              </w:rPr>
-              <w:t>ự</w:t>
-            </w:r>
-            <w:r>
-              <w:rPr>
-                <w:b/>
-                <w:bCs/>
-                <w:color w:val="FFFFFF"/>
-                <w:sz w:val="24"/>
-                <w:szCs w:val="24"/>
-              </w:rPr>
-              <w:t>c</w:t>
-            </w:r>
-            <w:proofErr w:type="spellEnd"/>
-            <w:r>
-              <w:rPr>
-                <w:b/>
-                <w:bCs/>
-                <w:color w:val="FFFFFF"/>
-                <w:sz w:val="24"/>
-                <w:szCs w:val="24"/>
-              </w:rPr>
-              <w:t xml:space="preserve"> </w:t>
-            </w:r>
-            <w:proofErr w:type="spellStart"/>
-            <w:r>
-              <w:rPr>
-                <w:b/>
-                <w:bCs/>
-                <w:color w:val="FFFFFF"/>
-                <w:sz w:val="24"/>
-                <w:szCs w:val="24"/>
-              </w:rPr>
-              <w:t>hi</w:t>
-            </w:r>
-            <w:r>
-              <w:rPr>
-                <w:b/>
-                <w:bCs/>
-                <w:color w:val="FFFFFF"/>
-                <w:sz w:val="24"/>
-                <w:szCs w:val="24"/>
-              </w:rPr>
-              <w:t>ệ</w:t>
-            </w:r>
-            <w:r>
-              <w:rPr>
-                <w:b/>
-                <w:bCs/>
-                <w:color w:val="FFFFFF"/>
-                <w:sz w:val="24"/>
-                <w:szCs w:val="24"/>
-              </w:rPr>
-              <w:t>n</w:t>
+              <w:t>hiện</w:t>
             </w:r>
             <w:proofErr w:type="spellEnd"/>
           </w:p>
@@ -5255,43 +4399,191 @@
           <w:p>
             <w:proofErr w:type="spellStart"/>
             <w:r>
+              <w:rPr>
+                <w:sz w:val="24"/>
+              </w:rPr>
               <w:t>Xây</w:t>
             </w:r>
             <w:proofErr w:type="spellEnd"/>
             <w:r>
-              <w:t xml:space="preserve"> </w:t>
-            </w:r>
-            <w:proofErr w:type="spellStart"/>
-            <w:r>
+              <w:rPr>
+                <w:sz w:val="24"/>
+              </w:rPr>
+              <w:t xml:space="preserve"> </w:t>
+            </w:r>
+            <w:proofErr w:type="spellStart"/>
+            <w:r>
+              <w:rPr>
+                <w:sz w:val="24"/>
+              </w:rPr>
               <w:t>dựng</w:t>
             </w:r>
             <w:proofErr w:type="spellEnd"/>
             <w:r>
-              <w:t xml:space="preserve"> </w:t>
-            </w:r>
-            <w:proofErr w:type="spellStart"/>
-            <w:r>
-              <w:t>MovieCard.jsx</w:t>
-            </w:r>
-            <w:proofErr w:type="spellEnd"/>
-            <w:r>
-              <w:t xml:space="preserve"> </w:t>
-            </w:r>
-            <w:proofErr w:type="spellStart"/>
-            <w:r>
+              <w:rPr>
+                <w:sz w:val="24"/>
+              </w:rPr>
+              <w:t xml:space="preserve"> </w:t>
+            </w:r>
+            <w:proofErr w:type="spellStart"/>
+            <w:r>
+              <w:rPr>
+                <w:sz w:val="24"/>
+              </w:rPr>
+              <w:t>các</w:t>
+            </w:r>
+            <w:proofErr w:type="spellEnd"/>
+            <w:r>
+              <w:rPr>
+                <w:sz w:val="24"/>
+              </w:rPr>
+              <w:t xml:space="preserve"> </w:t>
+            </w:r>
+            <w:proofErr w:type="spellStart"/>
+            <w:r>
+              <w:rPr>
+                <w:sz w:val="24"/>
+              </w:rPr>
+              <w:t>trang</w:t>
+            </w:r>
+            <w:proofErr w:type="spellEnd"/>
+            <w:r>
+              <w:rPr>
+                <w:sz w:val="24"/>
+              </w:rPr>
+              <w:t xml:space="preserve"> </w:t>
+            </w:r>
+            <w:proofErr w:type="spellStart"/>
+            <w:r>
+              <w:rPr>
+                <w:sz w:val="24"/>
+              </w:rPr>
+              <w:t>cho</w:t>
+            </w:r>
+            <w:proofErr w:type="spellEnd"/>
+            <w:r>
+              <w:rPr>
+                <w:sz w:val="24"/>
+              </w:rPr>
+              <w:t xml:space="preserve"> Organizer</w:t>
+            </w:r>
+            <w:r>
+              <w:rPr>
+                <w:sz w:val="24"/>
+              </w:rPr>
+              <w:t xml:space="preserve"> </w:t>
+            </w:r>
+            <w:proofErr w:type="spellStart"/>
+            <w:r>
+              <w:rPr>
+                <w:sz w:val="24"/>
+              </w:rPr>
               <w:t>bằng</w:t>
             </w:r>
             <w:proofErr w:type="spellEnd"/>
             <w:r>
-              <w:t xml:space="preserve"> JSX </w:t>
-            </w:r>
-            <w:proofErr w:type="spellStart"/>
-            <w:r>
-              <w:t>và</w:t>
-            </w:r>
-            <w:proofErr w:type="spellEnd"/>
-            <w:r>
-              <w:t xml:space="preserve"> props</w:t>
+              <w:rPr>
+                <w:sz w:val="24"/>
+              </w:rPr>
+              <w:t xml:space="preserve"> </w:t>
+            </w:r>
+            <w:proofErr w:type="spellStart"/>
+            <w:r>
+              <w:rPr>
+                <w:sz w:val="24"/>
+              </w:rPr>
+              <w:t>Javascript</w:t>
+            </w:r>
+            <w:proofErr w:type="spellEnd"/>
+            <w:r>
+              <w:rPr>
+                <w:sz w:val="24"/>
+              </w:rPr>
+              <w:t xml:space="preserve">, </w:t>
+            </w:r>
+            <w:proofErr w:type="spellStart"/>
+            <w:r>
+              <w:rPr>
+                <w:sz w:val="24"/>
+              </w:rPr>
+              <w:t>kết</w:t>
+            </w:r>
+            <w:proofErr w:type="spellEnd"/>
+            <w:r>
+              <w:rPr>
+                <w:sz w:val="24"/>
+              </w:rPr>
+              <w:t xml:space="preserve"> </w:t>
+            </w:r>
+            <w:proofErr w:type="spellStart"/>
+            <w:r>
+              <w:rPr>
+                <w:sz w:val="24"/>
+              </w:rPr>
+              <w:t>hợp</w:t>
+            </w:r>
+            <w:proofErr w:type="spellEnd"/>
+            <w:r>
+              <w:rPr>
+                <w:sz w:val="24"/>
+              </w:rPr>
+              <w:t xml:space="preserve"> </w:t>
+            </w:r>
+            <w:proofErr w:type="spellStart"/>
+            <w:r>
+              <w:rPr>
+                <w:sz w:val="24"/>
+              </w:rPr>
+              <w:t>các</w:t>
+            </w:r>
+            <w:proofErr w:type="spellEnd"/>
+            <w:r>
+              <w:rPr>
+                <w:sz w:val="24"/>
+              </w:rPr>
+              <w:t xml:space="preserve"> component </w:t>
+            </w:r>
+            <w:proofErr w:type="spellStart"/>
+            <w:r>
+              <w:rPr>
+                <w:sz w:val="24"/>
+              </w:rPr>
+              <w:t>đã</w:t>
+            </w:r>
+            <w:proofErr w:type="spellEnd"/>
+            <w:r>
+              <w:rPr>
+                <w:sz w:val="24"/>
+              </w:rPr>
+              <w:t xml:space="preserve"> </w:t>
+            </w:r>
+            <w:proofErr w:type="spellStart"/>
+            <w:r>
+              <w:rPr>
+                <w:sz w:val="24"/>
+              </w:rPr>
+              <w:t>xây</w:t>
+            </w:r>
+            <w:proofErr w:type="spellEnd"/>
+            <w:r>
+              <w:rPr>
+                <w:sz w:val="24"/>
+              </w:rPr>
+              <w:t xml:space="preserve"> </w:t>
+            </w:r>
+            <w:proofErr w:type="spellStart"/>
+            <w:r>
+              <w:rPr>
+                <w:sz w:val="24"/>
+              </w:rPr>
+              <w:t>dựng</w:t>
+            </w:r>
+            <w:proofErr w:type="spellEnd"/>
+            <w:r>
+              <w:rPr>
+                <w:sz w:val="24"/>
+              </w:rPr>
+              <w:t>.</w:t>
             </w:r>
           </w:p>
         </w:tc>
@@ -5397,43 +4689,191 @@
           <w:p>
             <w:proofErr w:type="spellStart"/>
             <w:r>
+              <w:rPr>
+                <w:sz w:val="24"/>
+              </w:rPr>
               <w:t>Thiết</w:t>
             </w:r>
             <w:proofErr w:type="spellEnd"/>
             <w:r>
-              <w:t xml:space="preserve"> </w:t>
-            </w:r>
-            <w:proofErr w:type="spellStart"/>
-            <w:r>
+              <w:rPr>
+                <w:sz w:val="24"/>
+              </w:rPr>
+              <w:t xml:space="preserve"> </w:t>
+            </w:r>
+            <w:proofErr w:type="spellStart"/>
+            <w:r>
+              <w:rPr>
+                <w:sz w:val="24"/>
+              </w:rPr>
               <w:t>kế</w:t>
             </w:r>
             <w:proofErr w:type="spellEnd"/>
             <w:r>
-              <w:t xml:space="preserve"> </w:t>
-            </w:r>
-            <w:proofErr w:type="spellStart"/>
-            <w:r>
-              <w:t>HomePage</w:t>
-            </w:r>
-            <w:proofErr w:type="spellEnd"/>
-            <w:r>
-              <w:t xml:space="preserve"> </w:t>
-            </w:r>
-            <w:proofErr w:type="spellStart"/>
-            <w:r>
-              <w:t>sử</w:t>
-            </w:r>
-            <w:proofErr w:type="spellEnd"/>
-            <w:r>
-              <w:t xml:space="preserve"> </w:t>
-            </w:r>
-            <w:proofErr w:type="spellStart"/>
-            <w:r>
-              <w:t>dụng</w:t>
-            </w:r>
-            <w:proofErr w:type="spellEnd"/>
-            <w:r>
-              <w:t xml:space="preserve"> JSX</w:t>
+              <w:rPr>
+                <w:sz w:val="24"/>
+              </w:rPr>
+              <w:t xml:space="preserve"> </w:t>
+            </w:r>
+            <w:proofErr w:type="spellStart"/>
+            <w:r>
+              <w:rPr>
+                <w:sz w:val="24"/>
+              </w:rPr>
+              <w:t>các</w:t>
+            </w:r>
+            <w:proofErr w:type="spellEnd"/>
+            <w:r>
+              <w:rPr>
+                <w:sz w:val="24"/>
+              </w:rPr>
+              <w:t xml:space="preserve"> </w:t>
+            </w:r>
+            <w:proofErr w:type="spellStart"/>
+            <w:r>
+              <w:rPr>
+                <w:sz w:val="24"/>
+              </w:rPr>
+              <w:t>trang</w:t>
+            </w:r>
+            <w:proofErr w:type="spellEnd"/>
+            <w:r>
+              <w:rPr>
+                <w:sz w:val="24"/>
+              </w:rPr>
+              <w:t xml:space="preserve"> </w:t>
+            </w:r>
+            <w:proofErr w:type="spellStart"/>
+            <w:r>
+              <w:rPr>
+                <w:sz w:val="24"/>
+              </w:rPr>
+              <w:t>cho</w:t>
+            </w:r>
+            <w:proofErr w:type="spellEnd"/>
+            <w:r>
+              <w:rPr>
+                <w:sz w:val="24"/>
+              </w:rPr>
+              <w:t xml:space="preserve"> User</w:t>
+            </w:r>
+            <w:r>
+              <w:rPr>
+                <w:sz w:val="24"/>
+              </w:rPr>
+              <w:t xml:space="preserve"> </w:t>
+            </w:r>
+            <w:proofErr w:type="spellStart"/>
+            <w:r>
+              <w:rPr>
+                <w:sz w:val="24"/>
+              </w:rPr>
+              <w:t>bằng</w:t>
+            </w:r>
+            <w:proofErr w:type="spellEnd"/>
+            <w:r>
+              <w:rPr>
+                <w:sz w:val="24"/>
+              </w:rPr>
+              <w:t xml:space="preserve"> </w:t>
+            </w:r>
+            <w:proofErr w:type="spellStart"/>
+            <w:r>
+              <w:rPr>
+                <w:sz w:val="24"/>
+              </w:rPr>
+              <w:t>Javascript</w:t>
+            </w:r>
+            <w:proofErr w:type="spellEnd"/>
+            <w:r>
+              <w:rPr>
+                <w:sz w:val="24"/>
+              </w:rPr>
+              <w:t xml:space="preserve">, </w:t>
+            </w:r>
+            <w:proofErr w:type="spellStart"/>
+            <w:r>
+              <w:rPr>
+                <w:sz w:val="24"/>
+              </w:rPr>
+              <w:t>kết</w:t>
+            </w:r>
+            <w:proofErr w:type="spellEnd"/>
+            <w:r>
+              <w:rPr>
+                <w:sz w:val="24"/>
+              </w:rPr>
+              <w:t xml:space="preserve"> </w:t>
+            </w:r>
+            <w:proofErr w:type="spellStart"/>
+            <w:r>
+              <w:rPr>
+                <w:sz w:val="24"/>
+              </w:rPr>
+              <w:t>hợp</w:t>
+            </w:r>
+            <w:proofErr w:type="spellEnd"/>
+            <w:r>
+              <w:rPr>
+                <w:sz w:val="24"/>
+              </w:rPr>
+              <w:t xml:space="preserve"> </w:t>
+            </w:r>
+            <w:proofErr w:type="spellStart"/>
+            <w:r>
+              <w:rPr>
+                <w:sz w:val="24"/>
+              </w:rPr>
+              <w:t>các</w:t>
+            </w:r>
+            <w:proofErr w:type="spellEnd"/>
+            <w:r>
+              <w:rPr>
+                <w:sz w:val="24"/>
+              </w:rPr>
+              <w:t xml:space="preserve"> component </w:t>
+            </w:r>
+            <w:proofErr w:type="spellStart"/>
+            <w:r>
+              <w:rPr>
+                <w:sz w:val="24"/>
+              </w:rPr>
+              <w:t>đã</w:t>
+            </w:r>
+            <w:proofErr w:type="spellEnd"/>
+            <w:r>
+              <w:rPr>
+                <w:sz w:val="24"/>
+              </w:rPr>
+              <w:t xml:space="preserve"> </w:t>
+            </w:r>
+            <w:proofErr w:type="spellStart"/>
+            <w:r>
+              <w:rPr>
+                <w:sz w:val="24"/>
+              </w:rPr>
+              <w:t>xây</w:t>
+            </w:r>
+            <w:proofErr w:type="spellEnd"/>
+            <w:r>
+              <w:rPr>
+                <w:sz w:val="24"/>
+              </w:rPr>
+              <w:t xml:space="preserve"> </w:t>
+            </w:r>
+            <w:proofErr w:type="spellStart"/>
+            <w:r>
+              <w:rPr>
+                <w:sz w:val="24"/>
+              </w:rPr>
+              <w:t>dựng</w:t>
+            </w:r>
+            <w:proofErr w:type="spellEnd"/>
+            <w:r>
+              <w:rPr>
+                <w:sz w:val="24"/>
+              </w:rPr>
+              <w:t>.</w:t>
             </w:r>
           </w:p>
         </w:tc>
@@ -5744,19 +5184,9 @@
             </w:tcMar>
           </w:tcPr>
           <w:p>
-            <w:proofErr w:type="spellStart"/>
-            <w:r>
-              <w:t>Xuân</w:t>
-            </w:r>
-            <w:proofErr w:type="spellEnd"/>
-            <w:r>
-              <w:t xml:space="preserve"> </w:t>
-            </w:r>
-            <w:proofErr w:type="spellStart"/>
-            <w:r>
-              <w:t>Thịnh</w:t>
-            </w:r>
-            <w:proofErr w:type="spellEnd"/>
+            <w:r>
+              <w:t>Xuân Thịnh</w:t>
+            </w:r>
           </w:p>
         </w:tc>
       </w:tr>
@@ -5946,10 +5376,7 @@
       </w:r>
       <w:proofErr w:type="spellStart"/>
       <w:r>
-        <w:t>t</w:t>
-      </w:r>
-      <w:r>
-        <w:t>ả</w:t>
+        <w:t>tả</w:t>
       </w:r>
       <w:proofErr w:type="spellEnd"/>
       <w:r>
@@ -5957,13 +5384,7 @@
       </w:r>
       <w:proofErr w:type="spellStart"/>
       <w:r>
-        <w:t>ti</w:t>
-      </w:r>
-      <w:r>
-        <w:t>ế</w:t>
-      </w:r>
-      <w:r>
-        <w:t>t</w:t>
+        <w:t>tiết</w:t>
       </w:r>
       <w:proofErr w:type="spellEnd"/>
       <w:r>
@@ -5979,13 +5400,7 @@
       </w:r>
       <w:proofErr w:type="spellStart"/>
       <w:r>
-        <w:t>tri</w:t>
-      </w:r>
-      <w:r>
-        <w:t>ể</w:t>
-      </w:r>
-      <w:r>
-        <w:t>n</w:t>
+        <w:t>triển</w:t>
       </w:r>
       <w:proofErr w:type="spellEnd"/>
       <w:r>
@@ -6011,23 +5426,7 @@
           <w:iCs/>
           <w:color w:val="7F8C8D"/>
         </w:rPr>
-        <w:t>Gi</w:t>
-      </w:r>
-      <w:r>
-        <w:rPr>
-          <w:i/>
-          <w:iCs/>
-          <w:color w:val="7F8C8D"/>
-        </w:rPr>
-        <w:t>ả</w:t>
-      </w:r>
-      <w:r>
-        <w:rPr>
-          <w:i/>
-          <w:iCs/>
-          <w:color w:val="7F8C8D"/>
-        </w:rPr>
-        <w:t>i</w:t>
+        <w:t>Giải</w:t>
       </w:r>
       <w:proofErr w:type="spellEnd"/>
       <w:r>
@@ -6099,57 +5498,25 @@
           <w:iCs/>
           <w:color w:val="7F8C8D"/>
         </w:rPr>
-        <w:t>ti</w:t>
-      </w:r>
-      <w:r>
-        <w:rPr>
-          <w:i/>
-          <w:iCs/>
-          <w:color w:val="7F8C8D"/>
-        </w:rPr>
-        <w:t>ế</w:t>
-      </w:r>
-      <w:r>
-        <w:rPr>
-          <w:i/>
-          <w:iCs/>
-          <w:color w:val="7F8C8D"/>
-        </w:rPr>
-        <w:t>p</w:t>
-      </w:r>
-      <w:proofErr w:type="spellEnd"/>
-      <w:r>
-        <w:rPr>
-          <w:i/>
-          <w:iCs/>
-          <w:color w:val="7F8C8D"/>
-        </w:rPr>
-        <w:t xml:space="preserve"> </w:t>
-      </w:r>
-      <w:proofErr w:type="spellStart"/>
-      <w:r>
-        <w:rPr>
-          <w:i/>
-          <w:iCs/>
-          <w:color w:val="7F8C8D"/>
-        </w:rPr>
-        <w:t>c</w:t>
-      </w:r>
-      <w:r>
-        <w:rPr>
-          <w:i/>
-          <w:iCs/>
-          <w:color w:val="7F8C8D"/>
-        </w:rPr>
-        <w:t>ậ</w:t>
-      </w:r>
-      <w:r>
-        <w:rPr>
-          <w:i/>
-          <w:iCs/>
-          <w:color w:val="7F8C8D"/>
-        </w:rPr>
-        <w:t>n</w:t>
+        <w:t>tiếp</w:t>
+      </w:r>
+      <w:proofErr w:type="spellEnd"/>
+      <w:r>
+        <w:rPr>
+          <w:i/>
+          <w:iCs/>
+          <w:color w:val="7F8C8D"/>
+        </w:rPr>
+        <w:t xml:space="preserve"> </w:t>
+      </w:r>
+      <w:proofErr w:type="spellStart"/>
+      <w:r>
+        <w:rPr>
+          <w:i/>
+          <w:iCs/>
+          <w:color w:val="7F8C8D"/>
+        </w:rPr>
+        <w:t>cận</w:t>
       </w:r>
       <w:proofErr w:type="spellEnd"/>
       <w:r>
@@ -6185,57 +5552,25 @@
           <w:iCs/>
           <w:color w:val="7F8C8D"/>
         </w:rPr>
-        <w:t>th</w:t>
-      </w:r>
-      <w:r>
-        <w:rPr>
-          <w:i/>
-          <w:iCs/>
-          <w:color w:val="7F8C8D"/>
-        </w:rPr>
-        <w:t>ự</w:t>
-      </w:r>
-      <w:r>
-        <w:rPr>
-          <w:i/>
-          <w:iCs/>
-          <w:color w:val="7F8C8D"/>
-        </w:rPr>
-        <w:t>c</w:t>
-      </w:r>
-      <w:proofErr w:type="spellEnd"/>
-      <w:r>
-        <w:rPr>
-          <w:i/>
-          <w:iCs/>
-          <w:color w:val="7F8C8D"/>
-        </w:rPr>
-        <w:t xml:space="preserve"> </w:t>
-      </w:r>
-      <w:proofErr w:type="spellStart"/>
-      <w:r>
-        <w:rPr>
-          <w:i/>
-          <w:iCs/>
-          <w:color w:val="7F8C8D"/>
-        </w:rPr>
-        <w:t>hi</w:t>
-      </w:r>
-      <w:r>
-        <w:rPr>
-          <w:i/>
-          <w:iCs/>
-          <w:color w:val="7F8C8D"/>
-        </w:rPr>
-        <w:t>ệ</w:t>
-      </w:r>
-      <w:r>
-        <w:rPr>
-          <w:i/>
-          <w:iCs/>
-          <w:color w:val="7F8C8D"/>
-        </w:rPr>
-        <w:t>n</w:t>
+        <w:t>thực</w:t>
+      </w:r>
+      <w:proofErr w:type="spellEnd"/>
+      <w:r>
+        <w:rPr>
+          <w:i/>
+          <w:iCs/>
+          <w:color w:val="7F8C8D"/>
+        </w:rPr>
+        <w:t xml:space="preserve"> </w:t>
+      </w:r>
+      <w:proofErr w:type="spellStart"/>
+      <w:r>
+        <w:rPr>
+          <w:i/>
+          <w:iCs/>
+          <w:color w:val="7F8C8D"/>
+        </w:rPr>
+        <w:t>hiện</w:t>
       </w:r>
       <w:proofErr w:type="spellEnd"/>
       <w:r>
@@ -6289,23 +5624,7 @@
           <w:iCs/>
           <w:color w:val="7F8C8D"/>
         </w:rPr>
-        <w:t>vi</w:t>
-      </w:r>
-      <w:r>
-        <w:rPr>
-          <w:i/>
-          <w:iCs/>
-          <w:color w:val="7F8C8D"/>
-        </w:rPr>
-        <w:t>ệ</w:t>
-      </w:r>
-      <w:r>
-        <w:rPr>
-          <w:i/>
-          <w:iCs/>
-          <w:color w:val="7F8C8D"/>
-        </w:rPr>
-        <w:t>c</w:t>
+        <w:t>việc</w:t>
       </w:r>
       <w:proofErr w:type="spellEnd"/>
       <w:r>
@@ -6335,64 +5654,31 @@
         <w:t xml:space="preserve">. </w:t>
       </w:r>
       <w:proofErr w:type="spellStart"/>
-      <w:proofErr w:type="gramStart"/>
-      <w:r>
-        <w:rPr>
-          <w:i/>
-          <w:iCs/>
-          <w:color w:val="7F8C8D"/>
-        </w:rPr>
-        <w:t>T</w:t>
-      </w:r>
-      <w:r>
-        <w:rPr>
-          <w:i/>
-          <w:iCs/>
-          <w:color w:val="7F8C8D"/>
-        </w:rPr>
-        <w:t>ố</w:t>
-      </w:r>
-      <w:r>
-        <w:rPr>
-          <w:i/>
-          <w:iCs/>
-          <w:color w:val="7F8C8D"/>
-        </w:rPr>
-        <w:t>i</w:t>
-      </w:r>
-      <w:proofErr w:type="spellEnd"/>
-      <w:r>
-        <w:rPr>
-          <w:i/>
-          <w:iCs/>
-          <w:color w:val="7F8C8D"/>
-        </w:rPr>
-        <w:t xml:space="preserve"> </w:t>
-      </w:r>
-      <w:proofErr w:type="spellStart"/>
-      <w:r>
-        <w:rPr>
-          <w:i/>
-          <w:iCs/>
-          <w:color w:val="7F8C8D"/>
-        </w:rPr>
-        <w:t>thi</w:t>
-      </w:r>
-      <w:r>
-        <w:rPr>
-          <w:i/>
-          <w:iCs/>
-          <w:color w:val="7F8C8D"/>
-        </w:rPr>
-        <w:t>ể</w:t>
-      </w:r>
-      <w:r>
-        <w:rPr>
-          <w:i/>
-          <w:iCs/>
-          <w:color w:val="7F8C8D"/>
-        </w:rPr>
-        <w:t>u</w:t>
+      <w:r>
+        <w:rPr>
+          <w:i/>
+          <w:iCs/>
+          <w:color w:val="7F8C8D"/>
+        </w:rPr>
+        <w:t>Tối</w:t>
+      </w:r>
+      <w:proofErr w:type="spellEnd"/>
+      <w:r>
+        <w:rPr>
+          <w:i/>
+          <w:iCs/>
+          <w:color w:val="7F8C8D"/>
+        </w:rPr>
+        <w:t xml:space="preserve"> </w:t>
+      </w:r>
+      <w:proofErr w:type="spellStart"/>
+      <w:r>
+        <w:rPr>
+          <w:i/>
+          <w:iCs/>
+          <w:color w:val="7F8C8D"/>
+        </w:rPr>
+        <w:t>thiểu</w:t>
       </w:r>
       <w:proofErr w:type="spellEnd"/>
       <w:r>
@@ -6410,15 +5696,7 @@
           <w:iCs/>
           <w:color w:val="7F8C8D"/>
         </w:rPr>
-        <w:t>t</w:t>
-      </w:r>
-      <w:r>
-        <w:rPr>
-          <w:i/>
-          <w:iCs/>
-          <w:color w:val="7F8C8D"/>
-        </w:rPr>
-        <w:t>ừ</w:t>
+        <w:t>từ</w:t>
       </w:r>
       <w:proofErr w:type="spellEnd"/>
       <w:r>
@@ -6429,7 +5707,6 @@
         </w:rPr>
         <w:t>.</w:t>
       </w:r>
-      <w:proofErr w:type="gramEnd"/>
     </w:p>
     <w:p>
       <w:pPr>
@@ -6570,7 +5847,7 @@
         <w:rPr>
           <w:rStyle w:val="Strong"/>
         </w:rPr>
-        <w:t>JSX</w:t>
+        <w:t>JS</w:t>
       </w:r>
       <w:r>
         <w:t xml:space="preserve"> </w:t>
@@ -6737,6 +6014,7 @@
       </w:r>
       <w:proofErr w:type="spellStart"/>
       <w:r>
+        <w:lastRenderedPageBreak/>
         <w:t>như</w:t>
       </w:r>
       <w:proofErr w:type="spellEnd"/>
@@ -6878,7 +6156,6 @@
         <w:t xml:space="preserve">. </w:t>
       </w:r>
       <w:proofErr w:type="spellStart"/>
-      <w:proofErr w:type="gramStart"/>
       <w:r>
         <w:t>Mỗi</w:t>
       </w:r>
@@ -6948,7 +6225,7 @@
       </w:r>
       <w:proofErr w:type="spellEnd"/>
       <w:r>
-        <w:t xml:space="preserve"> JSX </w:t>
+        <w:t xml:space="preserve"> JS </w:t>
       </w:r>
       <w:proofErr w:type="spellStart"/>
       <w:r>
@@ -6990,7 +6267,6 @@
       <w:r>
         <w:t>.</w:t>
       </w:r>
-      <w:proofErr w:type="gramEnd"/>
     </w:p>
     <w:p>
       <w:pPr>
@@ -7001,7 +6277,6 @@
       </w:pPr>
       <w:proofErr w:type="spellStart"/>
       <w:r>
-        <w:lastRenderedPageBreak/>
         <w:t>Tiếp</w:t>
       </w:r>
       <w:proofErr w:type="spellEnd"/>
@@ -7178,15 +6453,34 @@
       </w:r>
       <w:proofErr w:type="spellStart"/>
       <w:r>
-        <w:t>MovieCard</w:t>
-      </w:r>
-      <w:proofErr w:type="spellEnd"/>
-      <w:r>
-        <w:t xml:space="preserve"> </w:t>
-      </w:r>
-      <w:proofErr w:type="spellStart"/>
-      <w:r>
-        <w:t>trên</w:t>
+        <w:t>trang</w:t>
+      </w:r>
+      <w:proofErr w:type="spellEnd"/>
+      <w:r>
+        <w:t xml:space="preserve"> </w:t>
+      </w:r>
+      <w:proofErr w:type="spellStart"/>
+      <w:r>
+        <w:t>của</w:t>
+      </w:r>
+      <w:proofErr w:type="spellEnd"/>
+      <w:r>
+        <w:t xml:space="preserve"> Organizer </w:t>
+      </w:r>
+      <w:proofErr w:type="spellStart"/>
+      <w:r>
+        <w:t>và</w:t>
+      </w:r>
+      <w:proofErr w:type="spellEnd"/>
+      <w:r>
+        <w:t xml:space="preserve"> User</w:t>
+      </w:r>
+      <w:r>
+        <w:t xml:space="preserve"> </w:t>
+      </w:r>
+      <w:proofErr w:type="spellStart"/>
+      <w:r>
+        <w:t>lên</w:t>
       </w:r>
       <w:proofErr w:type="spellEnd"/>
       <w:r>
@@ -7336,21 +6630,12 @@
         <w:pStyle w:val="NormalWeb"/>
       </w:pPr>
       <w:proofErr w:type="spellStart"/>
-      <w:proofErr w:type="gramStart"/>
       <w:r>
         <w:t>Ngoài</w:t>
       </w:r>
       <w:proofErr w:type="spellEnd"/>
       <w:r>
-        <w:t xml:space="preserve"> </w:t>
-      </w:r>
-      <w:proofErr w:type="spellStart"/>
-      <w:r>
-        <w:t>ra</w:t>
-      </w:r>
-      <w:proofErr w:type="spellEnd"/>
-      <w:r>
-        <w:t xml:space="preserve">, </w:t>
+        <w:t xml:space="preserve"> ra, </w:t>
       </w:r>
       <w:proofErr w:type="spellStart"/>
       <w:r>
@@ -7485,19 +6770,7 @@
       </w:r>
       <w:proofErr w:type="spellEnd"/>
       <w:r>
-        <w:t>.</w:t>
-      </w:r>
-      <w:proofErr w:type="gramEnd"/>
-      <w:r>
-        <w:t xml:space="preserve"> </w:t>
-      </w:r>
-      <w:proofErr w:type="spellStart"/>
-      <w:r>
-        <w:t>Khi</w:t>
-      </w:r>
-      <w:proofErr w:type="spellEnd"/>
-      <w:r>
-        <w:t xml:space="preserve"> </w:t>
+        <w:t xml:space="preserve">. Khi </w:t>
       </w:r>
       <w:proofErr w:type="spellStart"/>
       <w:r>
@@ -7569,15 +6842,7 @@
       </w:r>
       <w:proofErr w:type="spellEnd"/>
       <w:r>
-        <w:t xml:space="preserve"> "Loading...</w:t>
-      </w:r>
-      <w:proofErr w:type="gramStart"/>
-      <w:r>
-        <w:t>",</w:t>
-      </w:r>
-      <w:proofErr w:type="gramEnd"/>
-      <w:r>
-        <w:t xml:space="preserve"> </w:t>
+        <w:t xml:space="preserve"> "Loading...", </w:t>
       </w:r>
       <w:proofErr w:type="spellStart"/>
       <w:r>
@@ -7789,7 +7054,7 @@
         <w:rPr>
           <w:lang w:val="vi-VN"/>
         </w:rPr>
-        <w:t xml:space="preserve">Functional Component giúp mã nguồn ngắn gọn, dễ tái sử dụng và phù hợp với React hiện đại. JSX giúp việc xây dựng giao diện trực quan hơn so với thao tác trực tiếp với DOM. Phương thức </w:t>
+        <w:t xml:space="preserve">Functional Component giúp mã nguồn ngắn gọn, dễ tái sử dụng và phù hợp với React hiện đại. JS giúp việc xây dựng giao diện trực quan hơn so với thao tác trực tiếp với DOM. Phương thức </w:t>
       </w:r>
       <w:r>
         <w:rPr>
@@ -7865,7 +7130,7 @@
         <w:rPr>
           <w:lang w:val="vi-VN"/>
         </w:rPr>
-        <w:t>, viết sai cú pháp JSX khi có nhiều phần tử cùng cấp và hiển thị dữ liệu khi mảng rỗng chưa đúng mong muốn.</w:t>
+        <w:t>, viết sai cú pháp JS khi có nhiều phần tử cùng cấp và hiển thị dữ liệu khi mảng rỗng chưa đúng mong muốn.</w:t>
       </w:r>
     </w:p>
     <w:p>
@@ -7961,7 +7226,7 @@
         <w:rPr>
           <w:lang w:val="vi-VN"/>
         </w:rPr>
-        <w:t xml:space="preserve"> để bọc nhiều phần tử JSX và áp dụng toán tử điều kiện (</w:t>
+        <w:t xml:space="preserve"> để bọc nhiều phần tử JS và áp dụng toán tử điều kiện (</w:t>
       </w:r>
       <w:r>
         <w:rPr>
@@ -8001,55 +7266,7 @@
         <w:rPr>
           <w:lang w:val="vi-VN"/>
         </w:rPr>
-        <w:t>IV. K</w:t>
-      </w:r>
-      <w:r>
-        <w:rPr>
-          <w:lang w:val="vi-VN"/>
-        </w:rPr>
-        <w:t>Ế</w:t>
-      </w:r>
-      <w:r>
-        <w:rPr>
-          <w:lang w:val="vi-VN"/>
-        </w:rPr>
-        <w:t>T QU</w:t>
-      </w:r>
-      <w:r>
-        <w:rPr>
-          <w:lang w:val="vi-VN"/>
-        </w:rPr>
-        <w:t>Ả</w:t>
-      </w:r>
-      <w:r>
-        <w:rPr>
-          <w:lang w:val="vi-VN"/>
-        </w:rPr>
-        <w:t xml:space="preserve"> Đ</w:t>
-      </w:r>
-      <w:r>
-        <w:rPr>
-          <w:lang w:val="vi-VN"/>
-        </w:rPr>
-        <w:t>Ạ</w:t>
-      </w:r>
-      <w:r>
-        <w:rPr>
-          <w:lang w:val="vi-VN"/>
-        </w:rPr>
-        <w:t>T ĐƯ</w:t>
-      </w:r>
-      <w:r>
-        <w:rPr>
-          <w:lang w:val="vi-VN"/>
-        </w:rPr>
-        <w:t>Ợ</w:t>
-      </w:r>
-      <w:r>
-        <w:rPr>
-          <w:lang w:val="vi-VN"/>
-        </w:rPr>
-        <w:t>C</w:t>
+        <w:t>IV. KẾT QUẢ ĐẠT ĐƯỢC</w:t>
       </w:r>
     </w:p>
     <w:p>
@@ -8061,77 +7278,47 @@
       </w:r>
       <w:proofErr w:type="spellStart"/>
       <w:r>
-        <w:t>K</w:t>
-      </w:r>
-      <w:r>
-        <w:t>ế</w:t>
-      </w:r>
-      <w:r>
-        <w:t>t</w:t>
-      </w:r>
-      <w:proofErr w:type="spellEnd"/>
-      <w:r>
-        <w:t xml:space="preserve"> </w:t>
-      </w:r>
-      <w:proofErr w:type="spellStart"/>
-      <w:r>
-        <w:t>qu</w:t>
-      </w:r>
-      <w:r>
-        <w:t>ả</w:t>
-      </w:r>
-      <w:proofErr w:type="spellEnd"/>
-      <w:r>
-        <w:t xml:space="preserve"> </w:t>
-      </w:r>
-      <w:proofErr w:type="spellStart"/>
-      <w:r>
-        <w:t>k</w:t>
-      </w:r>
-      <w:r>
-        <w:t>ỹ</w:t>
-      </w:r>
-      <w:proofErr w:type="spellEnd"/>
-      <w:r>
-        <w:t xml:space="preserve"> </w:t>
-      </w:r>
-      <w:proofErr w:type="spellStart"/>
-      <w:r>
-        <w:t>thu</w:t>
-      </w:r>
-      <w:r>
-        <w:t>ậ</w:t>
-      </w:r>
-      <w:r>
-        <w:t>t</w:t>
-      </w:r>
-      <w:proofErr w:type="spellEnd"/>
-      <w:r>
-        <w:t xml:space="preserve"> </w:t>
-      </w:r>
-      <w:proofErr w:type="spellStart"/>
-      <w:r>
-        <w:t>đ</w:t>
-      </w:r>
-      <w:r>
-        <w:t>ạ</w:t>
-      </w:r>
-      <w:r>
-        <w:t>t</w:t>
-      </w:r>
-      <w:proofErr w:type="spellEnd"/>
-      <w:r>
-        <w:t xml:space="preserve"> </w:t>
-      </w:r>
-      <w:proofErr w:type="spellStart"/>
-      <w:r>
-        <w:t>đư</w:t>
-      </w:r>
-      <w:r>
-        <w:t>ợ</w:t>
-      </w:r>
-      <w:r>
-        <w:t>c</w:t>
+        <w:t>Kết</w:t>
+      </w:r>
+      <w:proofErr w:type="spellEnd"/>
+      <w:r>
+        <w:t xml:space="preserve"> </w:t>
+      </w:r>
+      <w:proofErr w:type="spellStart"/>
+      <w:r>
+        <w:t>quả</w:t>
+      </w:r>
+      <w:proofErr w:type="spellEnd"/>
+      <w:r>
+        <w:t xml:space="preserve"> </w:t>
+      </w:r>
+      <w:proofErr w:type="spellStart"/>
+      <w:r>
+        <w:t>kỹ</w:t>
+      </w:r>
+      <w:proofErr w:type="spellEnd"/>
+      <w:r>
+        <w:t xml:space="preserve"> </w:t>
+      </w:r>
+      <w:proofErr w:type="spellStart"/>
+      <w:r>
+        <w:t>thuật</w:t>
+      </w:r>
+      <w:proofErr w:type="spellEnd"/>
+      <w:r>
+        <w:t xml:space="preserve"> </w:t>
+      </w:r>
+      <w:proofErr w:type="spellStart"/>
+      <w:r>
+        <w:t>đạt</w:t>
+      </w:r>
+      <w:proofErr w:type="spellEnd"/>
+      <w:r>
+        <w:t xml:space="preserve"> </w:t>
+      </w:r>
+      <w:proofErr w:type="spellStart"/>
+      <w:r>
+        <w:t>được</w:t>
       </w:r>
       <w:proofErr w:type="spellEnd"/>
     </w:p>
@@ -8164,143 +7351,79 @@
           <w:iCs/>
           <w:color w:val="7F8C8D"/>
         </w:rPr>
-        <w:t>t</w:t>
-      </w:r>
-      <w:r>
-        <w:rPr>
-          <w:i/>
-          <w:iCs/>
-          <w:color w:val="7F8C8D"/>
-        </w:rPr>
-        <w:t>ả</w:t>
-      </w:r>
-      <w:proofErr w:type="spellEnd"/>
-      <w:r>
-        <w:rPr>
-          <w:i/>
-          <w:iCs/>
-          <w:color w:val="7F8C8D"/>
-        </w:rPr>
-        <w:t xml:space="preserve"> </w:t>
-      </w:r>
-      <w:proofErr w:type="spellStart"/>
-      <w:r>
-        <w:rPr>
-          <w:i/>
-          <w:iCs/>
-          <w:color w:val="7F8C8D"/>
-        </w:rPr>
-        <w:t>ng</w:t>
-      </w:r>
-      <w:r>
-        <w:rPr>
-          <w:i/>
-          <w:iCs/>
-          <w:color w:val="7F8C8D"/>
-        </w:rPr>
-        <w:t>ắ</w:t>
-      </w:r>
-      <w:r>
-        <w:rPr>
-          <w:i/>
-          <w:iCs/>
-          <w:color w:val="7F8C8D"/>
-        </w:rPr>
-        <w:t>n</w:t>
-      </w:r>
-      <w:proofErr w:type="spellEnd"/>
-      <w:r>
-        <w:rPr>
-          <w:i/>
-          <w:iCs/>
-          <w:color w:val="7F8C8D"/>
-        </w:rPr>
-        <w:t xml:space="preserve"> </w:t>
-      </w:r>
-      <w:proofErr w:type="spellStart"/>
-      <w:r>
-        <w:rPr>
-          <w:i/>
-          <w:iCs/>
-          <w:color w:val="7F8C8D"/>
-        </w:rPr>
-        <w:t>t</w:t>
-      </w:r>
-      <w:r>
-        <w:rPr>
-          <w:i/>
-          <w:iCs/>
-          <w:color w:val="7F8C8D"/>
-        </w:rPr>
-        <w:t>ừ</w:t>
-      </w:r>
-      <w:r>
-        <w:rPr>
-          <w:i/>
-          <w:iCs/>
-          <w:color w:val="7F8C8D"/>
-        </w:rPr>
-        <w:t>ng</w:t>
-      </w:r>
-      <w:proofErr w:type="spellEnd"/>
-      <w:r>
-        <w:rPr>
-          <w:i/>
-          <w:iCs/>
-          <w:color w:val="7F8C8D"/>
-        </w:rPr>
-        <w:t xml:space="preserve"> </w:t>
-      </w:r>
-      <w:proofErr w:type="spellStart"/>
-      <w:r>
-        <w:rPr>
-          <w:i/>
-          <w:iCs/>
-          <w:color w:val="7F8C8D"/>
-        </w:rPr>
-        <w:t>k</w:t>
-      </w:r>
-      <w:r>
-        <w:rPr>
-          <w:i/>
-          <w:iCs/>
-          <w:color w:val="7F8C8D"/>
-        </w:rPr>
-        <w:t>ế</w:t>
-      </w:r>
-      <w:r>
-        <w:rPr>
-          <w:i/>
-          <w:iCs/>
-          <w:color w:val="7F8C8D"/>
-        </w:rPr>
-        <w:t>t</w:t>
-      </w:r>
-      <w:proofErr w:type="spellEnd"/>
-      <w:r>
-        <w:rPr>
-          <w:i/>
-          <w:iCs/>
-          <w:color w:val="7F8C8D"/>
-        </w:rPr>
-        <w:t xml:space="preserve"> </w:t>
-      </w:r>
-      <w:proofErr w:type="spellStart"/>
-      <w:r>
-        <w:rPr>
-          <w:i/>
-          <w:iCs/>
-          <w:color w:val="7F8C8D"/>
-        </w:rPr>
-        <w:t>qu</w:t>
-      </w:r>
-      <w:r>
-        <w:rPr>
-          <w:i/>
-          <w:iCs/>
-          <w:color w:val="7F8C8D"/>
-        </w:rPr>
-        <w:t>ả</w:t>
+        <w:t>tả</w:t>
+      </w:r>
+      <w:proofErr w:type="spellEnd"/>
+      <w:r>
+        <w:rPr>
+          <w:i/>
+          <w:iCs/>
+          <w:color w:val="7F8C8D"/>
+        </w:rPr>
+        <w:t xml:space="preserve"> </w:t>
+      </w:r>
+      <w:proofErr w:type="spellStart"/>
+      <w:r>
+        <w:rPr>
+          <w:i/>
+          <w:iCs/>
+          <w:color w:val="7F8C8D"/>
+        </w:rPr>
+        <w:t>ngắn</w:t>
+      </w:r>
+      <w:proofErr w:type="spellEnd"/>
+      <w:r>
+        <w:rPr>
+          <w:i/>
+          <w:iCs/>
+          <w:color w:val="7F8C8D"/>
+        </w:rPr>
+        <w:t xml:space="preserve"> </w:t>
+      </w:r>
+      <w:proofErr w:type="spellStart"/>
+      <w:r>
+        <w:rPr>
+          <w:i/>
+          <w:iCs/>
+          <w:color w:val="7F8C8D"/>
+        </w:rPr>
+        <w:t>từng</w:t>
+      </w:r>
+      <w:proofErr w:type="spellEnd"/>
+      <w:r>
+        <w:rPr>
+          <w:i/>
+          <w:iCs/>
+          <w:color w:val="7F8C8D"/>
+        </w:rPr>
+        <w:t xml:space="preserve"> </w:t>
+      </w:r>
+      <w:proofErr w:type="spellStart"/>
+      <w:r>
+        <w:rPr>
+          <w:i/>
+          <w:iCs/>
+          <w:color w:val="7F8C8D"/>
+        </w:rPr>
+        <w:t>kết</w:t>
+      </w:r>
+      <w:proofErr w:type="spellEnd"/>
+      <w:r>
+        <w:rPr>
+          <w:i/>
+          <w:iCs/>
+          <w:color w:val="7F8C8D"/>
+        </w:rPr>
+        <w:t xml:space="preserve"> </w:t>
+      </w:r>
+      <w:proofErr w:type="spellStart"/>
+      <w:r>
+        <w:rPr>
+          <w:i/>
+          <w:iCs/>
+          <w:color w:val="7F8C8D"/>
+        </w:rPr>
+        <w:t>quả</w:t>
       </w:r>
       <w:proofErr w:type="spellEnd"/>
       <w:r>
@@ -8390,23 +7513,7 @@
           <w:iCs/>
           <w:color w:val="7F8C8D"/>
         </w:rPr>
-        <w:t>tu</w:t>
-      </w:r>
-      <w:r>
-        <w:rPr>
-          <w:i/>
-          <w:iCs/>
-          <w:color w:val="7F8C8D"/>
-        </w:rPr>
-        <w:t>ầ</w:t>
-      </w:r>
-      <w:r>
-        <w:rPr>
-          <w:i/>
-          <w:iCs/>
-          <w:color w:val="7F8C8D"/>
-        </w:rPr>
-        <w:t>n</w:t>
+        <w:t>tuần</w:t>
       </w:r>
       <w:proofErr w:type="spellEnd"/>
       <w:r>
@@ -8427,6 +7534,7 @@
           <w:lang w:bidi="ar-SA"/>
         </w:rPr>
       </w:pPr>
+      <w:proofErr w:type="gramStart"/>
       <w:r>
         <w:rPr>
           <w:rFonts w:eastAsia="Times New Roman" w:hAnsi="Symbol"/>
@@ -8456,6 +7564,7 @@
         <w:t>Hoàn</w:t>
       </w:r>
       <w:proofErr w:type="spellEnd"/>
+      <w:proofErr w:type="gramEnd"/>
       <w:r>
         <w:rPr>
           <w:rFonts w:eastAsia="Times New Roman"/>
@@ -8613,47 +7722,6 @@
         </w:rPr>
         <w:t>Layout</w:t>
       </w:r>
-      <w:r>
-        <w:rPr>
-          <w:rFonts w:eastAsia="Times New Roman"/>
-          <w:sz w:val="24"/>
-          <w:szCs w:val="24"/>
-          <w:lang w:bidi="ar-SA"/>
-        </w:rPr>
-        <w:t xml:space="preserve"> </w:t>
-      </w:r>
-      <w:proofErr w:type="spellStart"/>
-      <w:r>
-        <w:rPr>
-          <w:rFonts w:eastAsia="Times New Roman"/>
-          <w:sz w:val="24"/>
-          <w:szCs w:val="24"/>
-          <w:lang w:bidi="ar-SA"/>
-        </w:rPr>
-        <w:t>và</w:t>
-      </w:r>
-      <w:proofErr w:type="spellEnd"/>
-      <w:r>
-        <w:rPr>
-          <w:rFonts w:eastAsia="Times New Roman"/>
-          <w:sz w:val="24"/>
-          <w:szCs w:val="24"/>
-          <w:lang w:bidi="ar-SA"/>
-        </w:rPr>
-        <w:t xml:space="preserve"> </w:t>
-      </w:r>
-      <w:proofErr w:type="spellStart"/>
-      <w:r>
-        <w:rPr>
-          <w:rFonts w:eastAsia="Times New Roman"/>
-          <w:bCs/>
-          <w:sz w:val="24"/>
-          <w:szCs w:val="24"/>
-          <w:lang w:bidi="ar-SA"/>
-        </w:rPr>
-        <w:t>MovieCard</w:t>
-      </w:r>
-      <w:proofErr w:type="spellEnd"/>
       <w:r>
         <w:rPr>
           <w:rFonts w:eastAsia="Times New Roman"/>
@@ -10011,31 +9079,19 @@
         <w:pStyle w:val="Heading2"/>
       </w:pPr>
       <w:r>
-        <w:t>4.2. Scre</w:t>
-      </w:r>
-      <w:r>
-        <w:t xml:space="preserve">enshot / Demo </w:t>
-      </w:r>
-      <w:proofErr w:type="spellStart"/>
-      <w:r>
-        <w:t>k</w:t>
-      </w:r>
-      <w:r>
-        <w:t>ế</w:t>
-      </w:r>
-      <w:r>
-        <w:t>t</w:t>
-      </w:r>
-      <w:proofErr w:type="spellEnd"/>
-      <w:r>
-        <w:t xml:space="preserve"> </w:t>
-      </w:r>
-      <w:proofErr w:type="spellStart"/>
-      <w:r>
-        <w:t>qu</w:t>
-      </w:r>
-      <w:r>
-        <w:t>ả</w:t>
+        <w:t xml:space="preserve">4.2. Screenshot / Demo </w:t>
+      </w:r>
+      <w:proofErr w:type="spellStart"/>
+      <w:r>
+        <w:t>kết</w:t>
+      </w:r>
+      <w:proofErr w:type="spellEnd"/>
+      <w:r>
+        <w:t xml:space="preserve"> </w:t>
+      </w:r>
+      <w:proofErr w:type="spellStart"/>
+      <w:r>
+        <w:t>quả</w:t>
       </w:r>
       <w:proofErr w:type="spellEnd"/>
     </w:p>
@@ -10068,49 +9124,25 @@
           <w:iCs/>
           <w:color w:val="7F8C8D"/>
         </w:rPr>
-        <w:t>ả</w:t>
-      </w:r>
-      <w:r>
-        <w:rPr>
-          <w:i/>
-          <w:iCs/>
-          <w:color w:val="7F8C8D"/>
-        </w:rPr>
-        <w:t>nh</w:t>
-      </w:r>
-      <w:proofErr w:type="spellEnd"/>
-      <w:r>
-        <w:rPr>
-          <w:i/>
-          <w:iCs/>
-          <w:color w:val="7F8C8D"/>
-        </w:rPr>
-        <w:t xml:space="preserve"> </w:t>
-      </w:r>
-      <w:proofErr w:type="spellStart"/>
-      <w:r>
-        <w:rPr>
-          <w:i/>
-          <w:iCs/>
-          <w:color w:val="7F8C8D"/>
-        </w:rPr>
-        <w:t>ch</w:t>
-      </w:r>
-      <w:r>
-        <w:rPr>
-          <w:i/>
-          <w:iCs/>
-          <w:color w:val="7F8C8D"/>
-        </w:rPr>
-        <w:t>ụ</w:t>
-      </w:r>
-      <w:r>
-        <w:rPr>
-          <w:i/>
-          <w:iCs/>
-          <w:color w:val="7F8C8D"/>
-        </w:rPr>
-        <w:t>p</w:t>
+        <w:t>ảnh</w:t>
+      </w:r>
+      <w:proofErr w:type="spellEnd"/>
+      <w:r>
+        <w:rPr>
+          <w:i/>
+          <w:iCs/>
+          <w:color w:val="7F8C8D"/>
+        </w:rPr>
+        <w:t xml:space="preserve"> </w:t>
+      </w:r>
+      <w:proofErr w:type="spellStart"/>
+      <w:r>
+        <w:rPr>
+          <w:i/>
+          <w:iCs/>
+          <w:color w:val="7F8C8D"/>
+        </w:rPr>
+        <w:t>chụp</w:t>
       </w:r>
       <w:proofErr w:type="spellEnd"/>
       <w:r>
@@ -10272,57 +9304,25 @@
           <w:iCs/>
           <w:color w:val="7F8C8D"/>
         </w:rPr>
-        <w:t>t</w:t>
-      </w:r>
-      <w:r>
-        <w:rPr>
-          <w:i/>
-          <w:iCs/>
-          <w:color w:val="7F8C8D"/>
-        </w:rPr>
-        <w:t>ố</w:t>
-      </w:r>
-      <w:r>
-        <w:rPr>
-          <w:i/>
-          <w:iCs/>
-          <w:color w:val="7F8C8D"/>
-        </w:rPr>
-        <w:t>i</w:t>
-      </w:r>
-      <w:proofErr w:type="spellEnd"/>
-      <w:r>
-        <w:rPr>
-          <w:i/>
-          <w:iCs/>
-          <w:color w:val="7F8C8D"/>
-        </w:rPr>
-        <w:t xml:space="preserve"> </w:t>
-      </w:r>
-      <w:proofErr w:type="spellStart"/>
-      <w:r>
-        <w:rPr>
-          <w:i/>
-          <w:iCs/>
-          <w:color w:val="7F8C8D"/>
-        </w:rPr>
-        <w:t>thi</w:t>
-      </w:r>
-      <w:r>
-        <w:rPr>
-          <w:i/>
-          <w:iCs/>
-          <w:color w:val="7F8C8D"/>
-        </w:rPr>
-        <w:t>ể</w:t>
-      </w:r>
-      <w:r>
-        <w:rPr>
-          <w:i/>
-          <w:iCs/>
-          <w:color w:val="7F8C8D"/>
-        </w:rPr>
-        <w:t>u</w:t>
+        <w:t>tối</w:t>
+      </w:r>
+      <w:proofErr w:type="spellEnd"/>
+      <w:r>
+        <w:rPr>
+          <w:i/>
+          <w:iCs/>
+          <w:color w:val="7F8C8D"/>
+        </w:rPr>
+        <w:t xml:space="preserve"> </w:t>
+      </w:r>
+      <w:proofErr w:type="spellStart"/>
+      <w:r>
+        <w:rPr>
+          <w:i/>
+          <w:iCs/>
+          <w:color w:val="7F8C8D"/>
+        </w:rPr>
+        <w:t>thiểu</w:t>
       </w:r>
       <w:proofErr w:type="spellEnd"/>
       <w:r>
@@ -10340,15 +9340,7 @@
           <w:iCs/>
           <w:color w:val="7F8C8D"/>
         </w:rPr>
-        <w:t>ả</w:t>
-      </w:r>
-      <w:r>
-        <w:rPr>
-          <w:i/>
-          <w:iCs/>
-          <w:color w:val="7F8C8D"/>
-        </w:rPr>
-        <w:t>nh</w:t>
+        <w:t>ảnh</w:t>
       </w:r>
       <w:proofErr w:type="spellEnd"/>
       <w:r>
@@ -10420,83 +9412,43 @@
           <w:iCs/>
           <w:color w:val="7F8C8D"/>
         </w:rPr>
-        <w:t>dư</w:t>
-      </w:r>
-      <w:r>
-        <w:rPr>
-          <w:i/>
-          <w:iCs/>
-          <w:color w:val="7F8C8D"/>
-        </w:rPr>
-        <w:t>ớ</w:t>
-      </w:r>
-      <w:r>
-        <w:rPr>
-          <w:i/>
-          <w:iCs/>
-          <w:color w:val="7F8C8D"/>
-        </w:rPr>
-        <w:t>i</w:t>
-      </w:r>
-      <w:proofErr w:type="spellEnd"/>
-      <w:r>
-        <w:rPr>
-          <w:i/>
-          <w:iCs/>
-          <w:color w:val="7F8C8D"/>
-        </w:rPr>
-        <w:t xml:space="preserve"> </w:t>
-      </w:r>
-      <w:proofErr w:type="spellStart"/>
-      <w:r>
-        <w:rPr>
-          <w:i/>
-          <w:iCs/>
-          <w:color w:val="7F8C8D"/>
-        </w:rPr>
-        <w:t>m</w:t>
-      </w:r>
-      <w:r>
-        <w:rPr>
-          <w:i/>
-          <w:iCs/>
-          <w:color w:val="7F8C8D"/>
-        </w:rPr>
-        <w:t>ỗ</w:t>
-      </w:r>
-      <w:r>
-        <w:rPr>
-          <w:i/>
-          <w:iCs/>
-          <w:color w:val="7F8C8D"/>
-        </w:rPr>
-        <w:t>i</w:t>
-      </w:r>
-      <w:proofErr w:type="spellEnd"/>
-      <w:r>
-        <w:rPr>
-          <w:i/>
-          <w:iCs/>
-          <w:color w:val="7F8C8D"/>
-        </w:rPr>
-        <w:t xml:space="preserve"> </w:t>
-      </w:r>
-      <w:proofErr w:type="spellStart"/>
-      <w:r>
-        <w:rPr>
-          <w:i/>
-          <w:iCs/>
-          <w:color w:val="7F8C8D"/>
-        </w:rPr>
-        <w:t>ả</w:t>
-      </w:r>
-      <w:r>
-        <w:rPr>
-          <w:i/>
-          <w:iCs/>
-          <w:color w:val="7F8C8D"/>
-        </w:rPr>
-        <w:t>nh</w:t>
+        <w:t>dưới</w:t>
+      </w:r>
+      <w:proofErr w:type="spellEnd"/>
+      <w:r>
+        <w:rPr>
+          <w:i/>
+          <w:iCs/>
+          <w:color w:val="7F8C8D"/>
+        </w:rPr>
+        <w:t xml:space="preserve"> </w:t>
+      </w:r>
+      <w:proofErr w:type="spellStart"/>
+      <w:r>
+        <w:rPr>
+          <w:i/>
+          <w:iCs/>
+          <w:color w:val="7F8C8D"/>
+        </w:rPr>
+        <w:t>mỗi</w:t>
+      </w:r>
+      <w:proofErr w:type="spellEnd"/>
+      <w:r>
+        <w:rPr>
+          <w:i/>
+          <w:iCs/>
+          <w:color w:val="7F8C8D"/>
+        </w:rPr>
+        <w:t xml:space="preserve"> </w:t>
+      </w:r>
+      <w:proofErr w:type="spellStart"/>
+      <w:r>
+        <w:rPr>
+          <w:i/>
+          <w:iCs/>
+          <w:color w:val="7F8C8D"/>
+        </w:rPr>
+        <w:t>ảnh</w:t>
       </w:r>
       <w:proofErr w:type="spellEnd"/>
       <w:r>
@@ -10531,8 +9483,8 @@
         <w:tblLook w:val="04A0" w:firstRow="1" w:lastRow="0" w:firstColumn="1" w:lastColumn="0" w:noHBand="0" w:noVBand="1"/>
       </w:tblPr>
       <w:tblGrid>
-        <w:gridCol w:w="4825"/>
-        <w:gridCol w:w="4770"/>
+        <w:gridCol w:w="4710"/>
+        <w:gridCol w:w="4885"/>
       </w:tblGrid>
       <w:tr>
         <w:tc>
@@ -10554,108 +9506,6 @@
           </w:tcPr>
           <w:p>
             <w:pPr>
-              <w:spacing w:before="1200"/>
-              <w:jc w:val="center"/>
-            </w:pPr>
-            <w:r>
-              <w:rPr>
-                <w:i/>
-                <w:iCs/>
-                <w:color w:val="AAB7C4"/>
-                <w:sz w:val="22"/>
-                <w:szCs w:val="22"/>
-              </w:rPr>
-              <w:t>[</w:t>
-            </w:r>
-            <w:proofErr w:type="spellStart"/>
-            <w:r>
-              <w:rPr>
-                <w:i/>
-                <w:iCs/>
-                <w:color w:val="AAB7C4"/>
-                <w:sz w:val="22"/>
-                <w:szCs w:val="22"/>
-              </w:rPr>
-              <w:t>Chèn</w:t>
-            </w:r>
-            <w:proofErr w:type="spellEnd"/>
-            <w:r>
-              <w:rPr>
-                <w:i/>
-                <w:iCs/>
-                <w:color w:val="AAB7C4"/>
-                <w:sz w:val="22"/>
-                <w:szCs w:val="22"/>
-              </w:rPr>
-              <w:t xml:space="preserve"> Screenshot 1 </w:t>
-            </w:r>
-            <w:proofErr w:type="spellStart"/>
-            <w:r>
-              <w:rPr>
-                <w:i/>
-                <w:iCs/>
-                <w:color w:val="AAB7C4"/>
-                <w:sz w:val="22"/>
-                <w:szCs w:val="22"/>
-              </w:rPr>
-              <w:t>t</w:t>
-            </w:r>
-            <w:r>
-              <w:rPr>
-                <w:i/>
-                <w:iCs/>
-                <w:color w:val="AAB7C4"/>
-                <w:sz w:val="22"/>
-                <w:szCs w:val="22"/>
-              </w:rPr>
-              <w:t>ạ</w:t>
-            </w:r>
-            <w:r>
-              <w:rPr>
-                <w:i/>
-                <w:iCs/>
-                <w:color w:val="AAB7C4"/>
-                <w:sz w:val="22"/>
-                <w:szCs w:val="22"/>
-              </w:rPr>
-              <w:t>i</w:t>
-            </w:r>
-            <w:proofErr w:type="spellEnd"/>
-            <w:r>
-              <w:rPr>
-                <w:i/>
-                <w:iCs/>
-                <w:color w:val="AAB7C4"/>
-                <w:sz w:val="22"/>
-                <w:szCs w:val="22"/>
-              </w:rPr>
-              <w:t xml:space="preserve"> </w:t>
-            </w:r>
-            <w:proofErr w:type="spellStart"/>
-            <w:r>
-              <w:rPr>
-                <w:i/>
-                <w:iCs/>
-                <w:color w:val="AAB7C4"/>
-                <w:sz w:val="22"/>
-                <w:szCs w:val="22"/>
-              </w:rPr>
-              <w:t>đây</w:t>
-            </w:r>
-            <w:proofErr w:type="spellEnd"/>
-            <w:r>
-              <w:rPr>
-                <w:i/>
-                <w:iCs/>
-                <w:color w:val="AAB7C4"/>
-                <w:sz w:val="22"/>
-                <w:szCs w:val="22"/>
-              </w:rPr>
-              <w:t>]</w:t>
-            </w:r>
-          </w:p>
-          <w:p>
-            <w:pPr>
               <w:spacing w:before="1200" w:after="80"/>
               <w:jc w:val="center"/>
               <w:rPr>
@@ -10675,16 +9525,14 @@
             </w:pPr>
             <w:r>
               <w:rPr>
-                <w:b/>
-                <w:bCs/>
-                <w:noProof/>
-                <w:lang w:bidi="ar-SA"/>
+                <w:rStyle w:val="Strong"/>
+                <w:lang w:val="vi-VN"/>
               </w:rPr>
               <w:drawing>
-                <wp:inline distT="0" distB="0" distL="0" distR="0" wp14:anchorId="625B4A3E" wp14:editId="2572E0A3">
-                  <wp:extent cx="3066787" cy="1446028"/>
-                  <wp:effectExtent l="0" t="0" r="635" b="1905"/>
-                  <wp:docPr id="3" name="Picture 3"/>
+                <wp:inline distT="0" distB="0" distL="0" distR="0" wp14:anchorId="3BAF8E6A" wp14:editId="7A63D08B">
+                  <wp:extent cx="2886857" cy="1389888"/>
+                  <wp:effectExtent l="0" t="0" r="0" b="1270"/>
+                  <wp:docPr id="1" name="Picture 1"/>
                   <wp:cNvGraphicFramePr>
                     <a:graphicFrameLocks xmlns:a="http://schemas.openxmlformats.org/drawingml/2006/main" noChangeAspect="1"/>
                   </wp:cNvGraphicFramePr>
@@ -10692,17 +9540,11 @@
                     <a:graphicData uri="http://schemas.openxmlformats.org/drawingml/2006/picture">
                       <pic:pic xmlns:pic="http://schemas.openxmlformats.org/drawingml/2006/picture">
                         <pic:nvPicPr>
-                          <pic:cNvPr id="0" name="Screenshot 2026-07-19 160132.png"/>
+                          <pic:cNvPr id="1" name=""/>
                           <pic:cNvPicPr/>
                         </pic:nvPicPr>
                         <pic:blipFill>
-                          <a:blip r:embed="rId9" cstate="print">
-                            <a:extLst>
-                              <a:ext uri="{28A0092B-C50C-407E-A947-70E740481C1C}">
-                                <a14:useLocalDpi xmlns:a14="http://schemas.microsoft.com/office/drawing/2010/main" val="0"/>
-                              </a:ext>
-                            </a:extLst>
-                          </a:blip>
+                          <a:blip r:embed="rId8"/>
                           <a:stretch>
                             <a:fillRect/>
                           </a:stretch>
@@ -10710,7 +9552,7 @@
                         <pic:spPr>
                           <a:xfrm>
                             <a:off x="0" y="0"/>
-                            <a:ext cx="3090306" cy="1457117"/>
+                            <a:ext cx="2937992" cy="1414507"/>
                           </a:xfrm>
                           <a:prstGeom prst="rect">
                             <a:avLst/>
@@ -10743,15 +9585,7 @@
               <w:t xml:space="preserve"> 1:</w:t>
             </w:r>
             <w:r>
-              <w:t xml:space="preserve"> </w:t>
-            </w:r>
-            <w:proofErr w:type="spellStart"/>
-            <w:r>
-              <w:t>Giao</w:t>
-            </w:r>
-            <w:proofErr w:type="spellEnd"/>
-            <w:r>
-              <w:t xml:space="preserve"> </w:t>
+              <w:t xml:space="preserve"> Giao </w:t>
             </w:r>
             <w:proofErr w:type="spellStart"/>
             <w:r>
@@ -10759,15 +9593,7 @@
             </w:r>
             <w:proofErr w:type="spellEnd"/>
             <w:r>
-              <w:t xml:space="preserve"> </w:t>
-            </w:r>
-            <w:proofErr w:type="spellStart"/>
-            <w:r>
-              <w:t>Trang</w:t>
-            </w:r>
-            <w:proofErr w:type="spellEnd"/>
-            <w:r>
-              <w:t xml:space="preserve"> </w:t>
+              <w:t xml:space="preserve"> Trang </w:t>
             </w:r>
             <w:proofErr w:type="spellStart"/>
             <w:r>
@@ -10868,14 +9694,13 @@
             <w:r>
               <w:rPr>
                 <w:b/>
-                <w:noProof/>
-                <w:lang w:bidi="ar-SA"/>
+                <w:lang w:val="vi-VN"/>
               </w:rPr>
               <w:drawing>
-                <wp:inline distT="0" distB="0" distL="0" distR="0" wp14:anchorId="7FA3DEA8" wp14:editId="69B38177">
-                  <wp:extent cx="3031104" cy="1499190"/>
-                  <wp:effectExtent l="0" t="0" r="0" b="6350"/>
-                  <wp:docPr id="4" name="Picture 4"/>
+                <wp:inline distT="0" distB="0" distL="0" distR="0" wp14:anchorId="15E30F0A" wp14:editId="56008BAE">
+                  <wp:extent cx="2934602" cy="1419149"/>
+                  <wp:effectExtent l="0" t="0" r="0" b="0"/>
+                  <wp:docPr id="2" name="Picture 2"/>
                   <wp:cNvGraphicFramePr>
                     <a:graphicFrameLocks xmlns:a="http://schemas.openxmlformats.org/drawingml/2006/main" noChangeAspect="1"/>
                   </wp:cNvGraphicFramePr>
@@ -10883,25 +9708,19 @@
                     <a:graphicData uri="http://schemas.openxmlformats.org/drawingml/2006/picture">
                       <pic:pic xmlns:pic="http://schemas.openxmlformats.org/drawingml/2006/picture">
                         <pic:nvPicPr>
-                          <pic:cNvPr id="0" name="Screenshot 2026-07-19 163338.png"/>
+                          <pic:cNvPr id="1" name=""/>
                           <pic:cNvPicPr/>
                         </pic:nvPicPr>
                         <pic:blipFill>
-                          <a:blip r:embed="rId10" cstate="print">
-                            <a:extLst>
-                              <a:ext uri="{28A0092B-C50C-407E-A947-70E740481C1C}">
-                                <a14:useLocalDpi xmlns:a14="http://schemas.microsoft.com/office/drawing/2010/main" val="0"/>
-                              </a:ext>
-                            </a:extLst>
-                          </a:blip>
+                          <a:blip r:embed="rId9"/>
                           <a:stretch>
                             <a:fillRect/>
                           </a:stretch>
                         </pic:blipFill>
                         <pic:spPr>
-                          <a:xfrm flipV="1">
+                          <a:xfrm>
                             <a:off x="0" y="0"/>
-                            <a:ext cx="3046094" cy="1506604"/>
+                            <a:ext cx="2965872" cy="1434271"/>
                           </a:xfrm>
                           <a:prstGeom prst="rect">
                             <a:avLst/>
@@ -10919,14 +9738,65 @@
               <w:spacing w:before="1200" w:after="80"/>
               <w:jc w:val="center"/>
               <w:rPr>
-                <w:lang w:val="vi-VN"/>
-              </w:rPr>
-            </w:pPr>
-            <w:r>
-              <w:rPr>
                 <w:b/>
                 <w:lang w:val="vi-VN"/>
               </w:rPr>
+            </w:pPr>
+            <w:r>
+              <w:rPr>
+                <w:b/>
+                <w:lang w:val="vi-VN"/>
+              </w:rPr>
+              <w:drawing>
+                <wp:inline distT="0" distB="0" distL="0" distR="0" wp14:anchorId="6C29E5A9" wp14:editId="29046CB0">
+                  <wp:extent cx="2999855" cy="1425372"/>
+                  <wp:effectExtent l="0" t="0" r="0" b="3810"/>
+                  <wp:docPr id="5" name="Picture 5"/>
+                  <wp:cNvGraphicFramePr>
+                    <a:graphicFrameLocks xmlns:a="http://schemas.openxmlformats.org/drawingml/2006/main" noChangeAspect="1"/>
+                  </wp:cNvGraphicFramePr>
+                  <a:graphic xmlns:a="http://schemas.openxmlformats.org/drawingml/2006/main">
+                    <a:graphicData uri="http://schemas.openxmlformats.org/drawingml/2006/picture">
+                      <pic:pic xmlns:pic="http://schemas.openxmlformats.org/drawingml/2006/picture">
+                        <pic:nvPicPr>
+                          <pic:cNvPr id="1" name=""/>
+                          <pic:cNvPicPr/>
+                        </pic:nvPicPr>
+                        <pic:blipFill>
+                          <a:blip r:embed="rId10"/>
+                          <a:stretch>
+                            <a:fillRect/>
+                          </a:stretch>
+                        </pic:blipFill>
+                        <pic:spPr>
+                          <a:xfrm>
+                            <a:off x="0" y="0"/>
+                            <a:ext cx="3021935" cy="1435863"/>
+                          </a:xfrm>
+                          <a:prstGeom prst="rect">
+                            <a:avLst/>
+                          </a:prstGeom>
+                        </pic:spPr>
+                      </pic:pic>
+                    </a:graphicData>
+                  </a:graphic>
+                </wp:inline>
+              </w:drawing>
+            </w:r>
+          </w:p>
+          <w:p>
+            <w:pPr>
+              <w:spacing w:before="1200" w:after="80"/>
+              <w:jc w:val="center"/>
+              <w:rPr>
+                <w:lang w:val="vi-VN"/>
+              </w:rPr>
+            </w:pPr>
+            <w:r>
+              <w:rPr>
+                <w:b/>
+                <w:lang w:val="vi-VN"/>
+              </w:rPr>
               <w:t>Hình 2</w:t>
             </w:r>
             <w:r>
@@ -10939,10 +9809,27 @@
               <w:rPr>
                 <w:lang w:val="vi-VN"/>
               </w:rPr>
-              <w:t xml:space="preserve">Danh sách phim được render bằng </w:t>
-            </w:r>
-            <w:bookmarkStart w:id="0" w:name="_GoBack"/>
-            <w:bookmarkEnd w:id="0"/>
+              <w:t xml:space="preserve">Danh sách </w:t>
+            </w:r>
+            <w:proofErr w:type="spellStart"/>
+            <w:r>
+              <w:t>sự</w:t>
+            </w:r>
+            <w:proofErr w:type="spellEnd"/>
+            <w:r>
+              <w:t xml:space="preserve"> </w:t>
+            </w:r>
+            <w:proofErr w:type="spellStart"/>
+            <w:r>
+              <w:t>kiện</w:t>
+            </w:r>
+            <w:proofErr w:type="spellEnd"/>
+            <w:r>
+              <w:rPr>
+                <w:lang w:val="vi-VN"/>
+              </w:rPr>
+              <w:t xml:space="preserve"> được render bằng </w:t>
+            </w:r>
             <w:r>
               <w:rPr>
                 <w:rStyle w:val="HTMLCode"/>
@@ -10982,19 +9869,7 @@
         <w:pStyle w:val="Heading1"/>
       </w:pPr>
       <w:r>
-        <w:t>V. CHECKLIST Đ</w:t>
-      </w:r>
-      <w:r>
-        <w:t>Ầ</w:t>
-      </w:r>
-      <w:r>
-        <w:t>U RA — TU</w:t>
-      </w:r>
-      <w:r>
-        <w:t>Ầ</w:t>
-      </w:r>
-      <w:r>
-        <w:t>N 02</w:t>
+        <w:t>V. CHECKLIST ĐẦU RA — TUẦN 02</w:t>
       </w:r>
     </w:p>
     <w:p>
@@ -11026,23 +9901,7 @@
           <w:iCs/>
           <w:color w:val="7F8C8D"/>
         </w:rPr>
-        <w:t>d</w:t>
-      </w:r>
-      <w:r>
-        <w:rPr>
-          <w:i/>
-          <w:iCs/>
-          <w:color w:val="7F8C8D"/>
-        </w:rPr>
-        <w:t>ấ</w:t>
-      </w:r>
-      <w:r>
-        <w:rPr>
-          <w:i/>
-          <w:iCs/>
-          <w:color w:val="7F8C8D"/>
-        </w:rPr>
-        <w:t>u</w:t>
+        <w:t>dấu</w:t>
       </w:r>
       <w:proofErr w:type="spellEnd"/>
       <w:r>
@@ -11078,23 +9937,7 @@
           <w:iCs/>
           <w:color w:val="7F8C8D"/>
         </w:rPr>
-        <w:t>c</w:t>
-      </w:r>
-      <w:r>
-        <w:rPr>
-          <w:i/>
-          <w:iCs/>
-          <w:color w:val="7F8C8D"/>
-        </w:rPr>
-        <w:t>ộ</w:t>
-      </w:r>
-      <w:r>
-        <w:rPr>
-          <w:i/>
-          <w:iCs/>
-          <w:color w:val="7F8C8D"/>
-        </w:rPr>
-        <w:t>t</w:t>
+        <w:t>cột</w:t>
       </w:r>
       <w:proofErr w:type="spellEnd"/>
       <w:r>
@@ -11130,84 +9973,34 @@
           <w:iCs/>
           <w:color w:val="7F8C8D"/>
         </w:rPr>
-        <w:t>m</w:t>
-      </w:r>
-      <w:r>
-        <w:rPr>
-          <w:i/>
-          <w:iCs/>
-          <w:color w:val="7F8C8D"/>
-        </w:rPr>
-        <w:t>ỗ</w:t>
-      </w:r>
-      <w:r>
-        <w:rPr>
-          <w:i/>
-          <w:iCs/>
-          <w:color w:val="7F8C8D"/>
-        </w:rPr>
-        <w:t>i</w:t>
-      </w:r>
-      <w:proofErr w:type="spellEnd"/>
-      <w:r>
-        <w:rPr>
-          <w:i/>
-          <w:iCs/>
-          <w:color w:val="7F8C8D"/>
-        </w:rPr>
-        <w:t xml:space="preserve"> </w:t>
-      </w:r>
-      <w:proofErr w:type="spellStart"/>
-      <w:r>
-        <w:rPr>
-          <w:i/>
-          <w:iCs/>
-          <w:color w:val="7F8C8D"/>
-        </w:rPr>
-        <w:t>đ</w:t>
-      </w:r>
-      <w:r>
-        <w:rPr>
-          <w:i/>
-          <w:iCs/>
-          <w:color w:val="7F8C8D"/>
-        </w:rPr>
-        <w:t>ầ</w:t>
-      </w:r>
-      <w:r>
-        <w:rPr>
-          <w:i/>
-          <w:iCs/>
-          <w:color w:val="7F8C8D"/>
-        </w:rPr>
-        <w:t>u</w:t>
-      </w:r>
-      <w:proofErr w:type="spellEnd"/>
-      <w:r>
-        <w:rPr>
-          <w:i/>
-          <w:iCs/>
-          <w:color w:val="7F8C8D"/>
-        </w:rPr>
-        <w:t xml:space="preserve"> </w:t>
-      </w:r>
-      <w:proofErr w:type="spellStart"/>
-      <w:r>
-        <w:rPr>
-          <w:i/>
-          <w:iCs/>
-          <w:color w:val="7F8C8D"/>
-        </w:rPr>
-        <w:t>ra</w:t>
-      </w:r>
-      <w:proofErr w:type="spellEnd"/>
-      <w:r>
-        <w:rPr>
-          <w:i/>
-          <w:iCs/>
-          <w:color w:val="7F8C8D"/>
-        </w:rPr>
-        <w:t xml:space="preserve"> </w:t>
+        <w:t>mỗi</w:t>
+      </w:r>
+      <w:proofErr w:type="spellEnd"/>
+      <w:r>
+        <w:rPr>
+          <w:i/>
+          <w:iCs/>
+          <w:color w:val="7F8C8D"/>
+        </w:rPr>
+        <w:t xml:space="preserve"> </w:t>
+      </w:r>
+      <w:proofErr w:type="spellStart"/>
+      <w:r>
+        <w:rPr>
+          <w:i/>
+          <w:iCs/>
+          <w:color w:val="7F8C8D"/>
+        </w:rPr>
+        <w:t>đầu</w:t>
+      </w:r>
+      <w:proofErr w:type="spellEnd"/>
+      <w:r>
+        <w:rPr>
+          <w:i/>
+          <w:iCs/>
+          <w:color w:val="7F8C8D"/>
+        </w:rPr>
+        <w:t xml:space="preserve"> ra </w:t>
       </w:r>
       <w:proofErr w:type="spellStart"/>
       <w:r>
@@ -11324,49 +10117,25 @@
           <w:iCs/>
           <w:color w:val="7F8C8D"/>
         </w:rPr>
-        <w:t>k</w:t>
-      </w:r>
-      <w:r>
-        <w:rPr>
-          <w:i/>
-          <w:iCs/>
-          <w:color w:val="7F8C8D"/>
-        </w:rPr>
-        <w:t>ế</w:t>
-      </w:r>
-      <w:r>
-        <w:rPr>
-          <w:i/>
-          <w:iCs/>
-          <w:color w:val="7F8C8D"/>
-        </w:rPr>
-        <w:t>t</w:t>
-      </w:r>
-      <w:proofErr w:type="spellEnd"/>
-      <w:r>
-        <w:rPr>
-          <w:i/>
-          <w:iCs/>
-          <w:color w:val="7F8C8D"/>
-        </w:rPr>
-        <w:t xml:space="preserve"> </w:t>
-      </w:r>
-      <w:proofErr w:type="spellStart"/>
-      <w:r>
-        <w:rPr>
-          <w:i/>
-          <w:iCs/>
-          <w:color w:val="7F8C8D"/>
-        </w:rPr>
-        <w:t>qu</w:t>
-      </w:r>
-      <w:r>
-        <w:rPr>
-          <w:i/>
-          <w:iCs/>
-          <w:color w:val="7F8C8D"/>
-        </w:rPr>
-        <w:t>ả</w:t>
+        <w:t>kết</w:t>
+      </w:r>
+      <w:proofErr w:type="spellEnd"/>
+      <w:r>
+        <w:rPr>
+          <w:i/>
+          <w:iCs/>
+          <w:color w:val="7F8C8D"/>
+        </w:rPr>
+        <w:t xml:space="preserve"> </w:t>
+      </w:r>
+      <w:proofErr w:type="spellStart"/>
+      <w:r>
+        <w:rPr>
+          <w:i/>
+          <w:iCs/>
+          <w:color w:val="7F8C8D"/>
+        </w:rPr>
+        <w:t>quả</w:t>
       </w:r>
       <w:proofErr w:type="spellEnd"/>
       <w:r>
@@ -11401,11 +10170,11 @@
         <w:tblLook w:val="04A0" w:firstRow="1" w:lastRow="0" w:firstColumn="1" w:lastColumn="0" w:noHBand="0" w:noVBand="1"/>
       </w:tblPr>
       <w:tblGrid>
-        <w:gridCol w:w="388"/>
-        <w:gridCol w:w="2732"/>
-        <w:gridCol w:w="1018"/>
-        <w:gridCol w:w="3396"/>
-        <w:gridCol w:w="1492"/>
+        <w:gridCol w:w="384"/>
+        <w:gridCol w:w="2473"/>
+        <w:gridCol w:w="949"/>
+        <w:gridCol w:w="3749"/>
+        <w:gridCol w:w="1471"/>
       </w:tblGrid>
       <w:tr>
         <w:tc>
@@ -11437,6 +10206,7 @@
                 <w:sz w:val="24"/>
                 <w:szCs w:val="24"/>
               </w:rPr>
+              <w:lastRenderedPageBreak/>
               <w:t>#</w:t>
             </w:r>
           </w:p>
@@ -11493,8 +10263,9 @@
                 <w:sz w:val="24"/>
                 <w:szCs w:val="24"/>
               </w:rPr>
-              <w:t>c</w:t>
-            </w:r>
+              <w:t>cầu</w:t>
+            </w:r>
+            <w:proofErr w:type="spellEnd"/>
             <w:r>
               <w:rPr>
                 <w:b/>
@@ -11503,8 +10274,9 @@
                 <w:sz w:val="24"/>
                 <w:szCs w:val="24"/>
               </w:rPr>
-              <w:t>ầ</w:t>
-            </w:r>
+              <w:t xml:space="preserve"> </w:t>
+            </w:r>
+            <w:proofErr w:type="spellStart"/>
             <w:r>
               <w:rPr>
                 <w:b/>
@@ -11513,7 +10285,7 @@
                 <w:sz w:val="24"/>
                 <w:szCs w:val="24"/>
               </w:rPr>
-              <w:t>u</w:t>
+              <w:t>đầu</w:t>
             </w:r>
             <w:proofErr w:type="spellEnd"/>
             <w:r>
@@ -11524,7 +10296,7 @@
                 <w:sz w:val="24"/>
                 <w:szCs w:val="24"/>
               </w:rPr>
-              <w:t xml:space="preserve"> </w:t>
+              <w:t xml:space="preserve"> ra (</w:t>
             </w:r>
             <w:proofErr w:type="spellStart"/>
             <w:r>
@@ -11535,81 +10307,7 @@
                 <w:sz w:val="24"/>
                 <w:szCs w:val="24"/>
               </w:rPr>
-              <w:t>đ</w:t>
-            </w:r>
-            <w:r>
-              <w:rPr>
-                <w:b/>
-                <w:bCs/>
-                <w:color w:val="FFFFFF"/>
-                <w:sz w:val="24"/>
-                <w:szCs w:val="24"/>
-              </w:rPr>
-              <w:t>ầ</w:t>
-            </w:r>
-            <w:r>
-              <w:rPr>
-                <w:b/>
-                <w:bCs/>
-                <w:color w:val="FFFFFF"/>
-                <w:sz w:val="24"/>
-                <w:szCs w:val="24"/>
-              </w:rPr>
-              <w:t>u</w:t>
-            </w:r>
-            <w:proofErr w:type="spellEnd"/>
-            <w:r>
-              <w:rPr>
-                <w:b/>
-                <w:bCs/>
-                <w:color w:val="FFFFFF"/>
-                <w:sz w:val="24"/>
-                <w:szCs w:val="24"/>
-              </w:rPr>
-              <w:t xml:space="preserve"> </w:t>
-            </w:r>
-            <w:proofErr w:type="spellStart"/>
-            <w:r>
-              <w:rPr>
-                <w:b/>
-                <w:bCs/>
-                <w:color w:val="FFFFFF"/>
-                <w:sz w:val="24"/>
-                <w:szCs w:val="24"/>
-              </w:rPr>
-              <w:t>ra</w:t>
-            </w:r>
-            <w:proofErr w:type="spellEnd"/>
-            <w:r>
-              <w:rPr>
-                <w:b/>
-                <w:bCs/>
-                <w:color w:val="FFFFFF"/>
-                <w:sz w:val="24"/>
-                <w:szCs w:val="24"/>
-              </w:rPr>
-              <w:t xml:space="preserve"> (</w:t>
-            </w:r>
-            <w:proofErr w:type="spellStart"/>
-            <w:r>
-              <w:rPr>
-                <w:b/>
-                <w:bCs/>
-                <w:color w:val="FFFFFF"/>
-                <w:sz w:val="24"/>
-                <w:szCs w:val="24"/>
-              </w:rPr>
-              <w:t>t</w:t>
-            </w:r>
-            <w:r>
-              <w:rPr>
-                <w:b/>
-                <w:bCs/>
-                <w:color w:val="FFFFFF"/>
-                <w:sz w:val="24"/>
-                <w:szCs w:val="24"/>
-              </w:rPr>
-              <w:t>ừ</w:t>
+              <w:t>từ</w:t>
             </w:r>
             <w:proofErr w:type="spellEnd"/>
             <w:r>
@@ -11687,8 +10385,9 @@
                 <w:sz w:val="24"/>
                 <w:szCs w:val="24"/>
               </w:rPr>
-              <w:t>V</w:t>
-            </w:r>
+              <w:t>Vị</w:t>
+            </w:r>
+            <w:proofErr w:type="spellEnd"/>
             <w:r>
               <w:rPr>
                 <w:b/>
@@ -11697,9 +10396,9 @@
                 <w:sz w:val="24"/>
                 <w:szCs w:val="24"/>
               </w:rPr>
-              <w:t>ị</w:t>
-            </w:r>
-            <w:proofErr w:type="spellEnd"/>
+              <w:t xml:space="preserve"> </w:t>
+            </w:r>
+            <w:proofErr w:type="spellStart"/>
             <w:r>
               <w:rPr>
                 <w:b/>
@@ -11708,9 +10407,9 @@
                 <w:sz w:val="24"/>
                 <w:szCs w:val="24"/>
               </w:rPr>
-              <w:t xml:space="preserve"> </w:t>
-            </w:r>
-            <w:proofErr w:type="spellStart"/>
+              <w:t>trí</w:t>
+            </w:r>
+            <w:proofErr w:type="spellEnd"/>
             <w:r>
               <w:rPr>
                 <w:b/>
@@ -11719,9 +10418,9 @@
                 <w:sz w:val="24"/>
                 <w:szCs w:val="24"/>
               </w:rPr>
-              <w:t>trí</w:t>
-            </w:r>
-            <w:proofErr w:type="spellEnd"/>
+              <w:t xml:space="preserve"> </w:t>
+            </w:r>
+            <w:proofErr w:type="spellStart"/>
             <w:r>
               <w:rPr>
                 <w:b/>
@@ -11730,9 +10429,9 @@
                 <w:sz w:val="24"/>
                 <w:szCs w:val="24"/>
               </w:rPr>
-              <w:t xml:space="preserve"> </w:t>
-            </w:r>
-            <w:proofErr w:type="spellStart"/>
+              <w:t>lưu</w:t>
+            </w:r>
+            <w:proofErr w:type="spellEnd"/>
             <w:r>
               <w:rPr>
                 <w:b/>
@@ -11741,9 +10440,9 @@
                 <w:sz w:val="24"/>
                 <w:szCs w:val="24"/>
               </w:rPr>
-              <w:t>lưu</w:t>
-            </w:r>
-            <w:proofErr w:type="spellEnd"/>
+              <w:t xml:space="preserve"> </w:t>
+            </w:r>
+            <w:proofErr w:type="spellStart"/>
             <w:r>
               <w:rPr>
                 <w:b/>
@@ -11752,9 +10451,9 @@
                 <w:sz w:val="24"/>
                 <w:szCs w:val="24"/>
               </w:rPr>
-              <w:t xml:space="preserve"> </w:t>
-            </w:r>
-            <w:proofErr w:type="spellStart"/>
+              <w:t>kết</w:t>
+            </w:r>
+            <w:proofErr w:type="spellEnd"/>
             <w:r>
               <w:rPr>
                 <w:b/>
@@ -11763,8 +10462,9 @@
                 <w:sz w:val="24"/>
                 <w:szCs w:val="24"/>
               </w:rPr>
-              <w:t>k</w:t>
-            </w:r>
+              <w:t xml:space="preserve"> </w:t>
+            </w:r>
+            <w:proofErr w:type="spellStart"/>
             <w:r>
               <w:rPr>
                 <w:b/>
@@ -11773,49 +10473,7 @@
                 <w:sz w:val="24"/>
                 <w:szCs w:val="24"/>
               </w:rPr>
-              <w:t>ế</w:t>
-            </w:r>
-            <w:r>
-              <w:rPr>
-                <w:b/>
-                <w:bCs/>
-                <w:color w:val="FFFFFF"/>
-                <w:sz w:val="24"/>
-                <w:szCs w:val="24"/>
-              </w:rPr>
-              <w:t>t</w:t>
-            </w:r>
-            <w:proofErr w:type="spellEnd"/>
-            <w:r>
-              <w:rPr>
-                <w:b/>
-                <w:bCs/>
-                <w:color w:val="FFFFFF"/>
-                <w:sz w:val="24"/>
-                <w:szCs w:val="24"/>
-              </w:rPr>
-              <w:t xml:space="preserve"> </w:t>
-            </w:r>
-            <w:proofErr w:type="spellStart"/>
-            <w:r>
-              <w:rPr>
-                <w:b/>
-                <w:bCs/>
-                <w:color w:val="FFFFFF"/>
-                <w:sz w:val="24"/>
-                <w:szCs w:val="24"/>
-              </w:rPr>
-              <w:t>qu</w:t>
-            </w:r>
-            <w:r>
-              <w:rPr>
-                <w:b/>
-                <w:bCs/>
-                <w:color w:val="FFFFFF"/>
-                <w:sz w:val="24"/>
-                <w:szCs w:val="24"/>
-              </w:rPr>
-              <w:t>ả</w:t>
+              <w:t>quả</w:t>
             </w:r>
             <w:proofErr w:type="spellEnd"/>
             <w:r>
@@ -11947,11 +10605,14 @@
             </w:r>
             <w:proofErr w:type="spellEnd"/>
             <w:r>
-              <w:t xml:space="preserve"> Functional Components (Header, Footer, </w:t>
-            </w:r>
-            <w:proofErr w:type="spellStart"/>
-            <w:r>
-              <w:t>MovieCard</w:t>
+              <w:t xml:space="preserve"> Functional Components (Header, Footer</w:t>
+            </w:r>
+            <w:r>
+              <w:t xml:space="preserve">, </w:t>
+            </w:r>
+            <w:proofErr w:type="spellStart"/>
+            <w:r>
+              <w:t>v.v</w:t>
             </w:r>
             <w:proofErr w:type="spellEnd"/>
             <w:r>
@@ -12143,7 +10804,7 @@
             </w:r>
             <w:proofErr w:type="spellEnd"/>
             <w:r>
-              <w:t xml:space="preserve"> JSX </w:t>
+              <w:t xml:space="preserve"> JS </w:t>
             </w:r>
             <w:proofErr w:type="spellStart"/>
             <w:r>
@@ -12234,7 +10895,13 @@
             </w:r>
             <w:proofErr w:type="spellEnd"/>
             <w:r>
-              <w:t xml:space="preserve">/pages, </w:t>
+              <w:t>/</w:t>
+            </w:r>
+            <w:r>
+              <w:t>organizer</w:t>
+            </w:r>
+            <w:r>
+              <w:t xml:space="preserve">, </w:t>
             </w:r>
             <w:proofErr w:type="spellStart"/>
             <w:r>
@@ -12243,6 +10910,20 @@
             <w:proofErr w:type="spellEnd"/>
             <w:r>
               <w:t>/components</w:t>
+            </w:r>
+            <w:r>
+              <w:t xml:space="preserve">, </w:t>
+            </w:r>
+            <w:proofErr w:type="spellStart"/>
+            <w:r>
+              <w:t>src</w:t>
+            </w:r>
+            <w:proofErr w:type="spellEnd"/>
+            <w:r>
+              <w:t>/</w:t>
+            </w:r>
+            <w:r>
+              <w:t>user</w:t>
             </w:r>
           </w:p>
         </w:tc>
@@ -12359,7 +11040,23 @@
             </w:r>
             <w:proofErr w:type="spellStart"/>
             <w:r>
-              <w:t>phim</w:t>
+              <w:t>các</w:t>
+            </w:r>
+            <w:proofErr w:type="spellEnd"/>
+            <w:r>
+              <w:t xml:space="preserve"> </w:t>
+            </w:r>
+            <w:proofErr w:type="spellStart"/>
+            <w:r>
+              <w:t>sự</w:t>
+            </w:r>
+            <w:proofErr w:type="spellEnd"/>
+            <w:r>
+              <w:t xml:space="preserve"> </w:t>
+            </w:r>
+            <w:proofErr w:type="spellStart"/>
+            <w:r>
+              <w:t>kiện</w:t>
             </w:r>
             <w:proofErr w:type="spellEnd"/>
             <w:r>
@@ -12371,7 +11068,15 @@
             </w:r>
             <w:proofErr w:type="spellEnd"/>
             <w:r>
-              <w:t xml:space="preserve"> map()</w:t>
+              <w:t xml:space="preserve"> </w:t>
+            </w:r>
+            <w:proofErr w:type="gramStart"/>
+            <w:r>
+              <w:t>map(</w:t>
+            </w:r>
+            <w:proofErr w:type="gramEnd"/>
+            <w:r>
+              <w:t>)</w:t>
             </w:r>
           </w:p>
         </w:tc>
@@ -12429,11 +11134,12 @@
             <w:r>
               <w:t>/components/</w:t>
             </w:r>
-            <w:proofErr w:type="spellStart"/>
-            <w:r>
-              <w:t>MovieList.jsx</w:t>
-            </w:r>
-            <w:proofErr w:type="spellEnd"/>
+            <w:r>
+              <w:t>Categories</w:t>
+            </w:r>
+            <w:r>
+              <w:t>.js</w:t>
+            </w:r>
           </w:p>
         </w:tc>
         <w:tc>
@@ -12604,13 +11310,40 @@
             </w:r>
             <w:proofErr w:type="spellEnd"/>
             <w:r>
-              <w:t>/pages/</w:t>
-            </w:r>
-            <w:proofErr w:type="spellStart"/>
-            <w:r>
-              <w:t>HomePage.jsx</w:t>
-            </w:r>
-            <w:proofErr w:type="spellEnd"/>
+              <w:t>/</w:t>
+            </w:r>
+            <w:r>
+              <w:t>o</w:t>
+            </w:r>
+            <w:r>
+              <w:t>rganizer</w:t>
+            </w:r>
+            <w:r>
+              <w:t>/</w:t>
+            </w:r>
+            <w:r>
+              <w:t>OrganizerLayout</w:t>
+            </w:r>
+            <w:r>
+              <w:t>.js</w:t>
+            </w:r>
+            <w:r>
+              <w:t>,</w:t>
+            </w:r>
+            <w:r>
+              <w:t xml:space="preserve"> </w:t>
+            </w:r>
+            <w:proofErr w:type="spellStart"/>
+            <w:r>
+              <w:t>src</w:t>
+            </w:r>
+            <w:proofErr w:type="spellEnd"/>
+            <w:r>
+              <w:t>/</w:t>
+            </w:r>
+            <w:r>
+              <w:t xml:space="preserve">user/HomePage.js </w:t>
+            </w:r>
           </w:p>
         </w:tc>
         <w:tc>
@@ -12681,7 +11414,6 @@
               <w:jc w:val="center"/>
             </w:pPr>
             <w:r>
-              <w:lastRenderedPageBreak/>
               <w:t>5</w:t>
             </w:r>
           </w:p>
@@ -12704,13 +11436,8 @@
             </w:tcMar>
           </w:tcPr>
           <w:p>
-            <w:proofErr w:type="spellStart"/>
-            <w:r>
-              <w:t>Giao</w:t>
-            </w:r>
-            <w:proofErr w:type="spellEnd"/>
-            <w:r>
-              <w:t xml:space="preserve"> </w:t>
+            <w:r>
+              <w:t xml:space="preserve">Giao </w:t>
             </w:r>
             <w:proofErr w:type="spellStart"/>
             <w:r>
@@ -12966,61 +11693,7 @@
                 <w:sz w:val="24"/>
                 <w:szCs w:val="24"/>
               </w:rPr>
-              <w:t>T</w:t>
-            </w:r>
-            <w:r>
-              <w:rPr>
-                <w:b/>
-                <w:bCs/>
-                <w:sz w:val="24"/>
-                <w:szCs w:val="24"/>
-              </w:rPr>
-              <w:t>Ổ</w:t>
-            </w:r>
-            <w:r>
-              <w:rPr>
-                <w:b/>
-                <w:bCs/>
-                <w:sz w:val="24"/>
-                <w:szCs w:val="24"/>
-              </w:rPr>
-              <w:t>NG S</w:t>
-            </w:r>
-            <w:r>
-              <w:rPr>
-                <w:b/>
-                <w:bCs/>
-                <w:sz w:val="24"/>
-                <w:szCs w:val="24"/>
-              </w:rPr>
-              <w:t>Ố</w:t>
-            </w:r>
-            <w:r>
-              <w:rPr>
-                <w:b/>
-                <w:bCs/>
-                <w:sz w:val="24"/>
-                <w:szCs w:val="24"/>
-              </w:rPr>
-              <w:t xml:space="preserve"> Đ</w:t>
-            </w:r>
-            <w:r>
-              <w:rPr>
-                <w:b/>
-                <w:bCs/>
-                <w:sz w:val="24"/>
-                <w:szCs w:val="24"/>
-              </w:rPr>
-              <w:t>Ầ</w:t>
-            </w:r>
-            <w:r>
-              <w:rPr>
-                <w:b/>
-                <w:bCs/>
-                <w:sz w:val="24"/>
-                <w:szCs w:val="24"/>
-              </w:rPr>
-              <w:t>U RA HOÀN THÀNH</w:t>
+              <w:t>TỔNG SỐ ĐẦU RA HOÀN THÀNH</w:t>
             </w:r>
           </w:p>
         </w:tc>
@@ -13129,67 +11802,7 @@
         <w:rPr>
           <w:lang w:val="vi-VN"/>
         </w:rPr>
-        <w:t>VI. H</w:t>
-      </w:r>
-      <w:r>
-        <w:rPr>
-          <w:lang w:val="vi-VN"/>
-        </w:rPr>
-        <w:t>Ạ</w:t>
-      </w:r>
-      <w:r>
-        <w:rPr>
-          <w:lang w:val="vi-VN"/>
-        </w:rPr>
-        <w:t>N CH</w:t>
-      </w:r>
-      <w:r>
-        <w:rPr>
-          <w:lang w:val="vi-VN"/>
-        </w:rPr>
-        <w:t>Ế</w:t>
-      </w:r>
-      <w:r>
-        <w:rPr>
-          <w:lang w:val="vi-VN"/>
-        </w:rPr>
-        <w:t xml:space="preserve"> &amp; L</w:t>
-      </w:r>
-      <w:r>
-        <w:rPr>
-          <w:lang w:val="vi-VN"/>
-        </w:rPr>
-        <w:t>Ỗ</w:t>
-      </w:r>
-      <w:r>
-        <w:rPr>
-          <w:lang w:val="vi-VN"/>
-        </w:rPr>
-        <w:t>I G</w:t>
-      </w:r>
-      <w:r>
-        <w:rPr>
-          <w:lang w:val="vi-VN"/>
-        </w:rPr>
-        <w:t>Ặ</w:t>
-      </w:r>
-      <w:r>
-        <w:rPr>
-          <w:lang w:val="vi-VN"/>
-        </w:rPr>
-        <w:t>P PH</w:t>
-      </w:r>
-      <w:r>
-        <w:rPr>
-          <w:lang w:val="vi-VN"/>
-        </w:rPr>
-        <w:t>Ả</w:t>
-      </w:r>
-      <w:r>
-        <w:rPr>
-          <w:lang w:val="vi-VN"/>
-        </w:rPr>
-        <w:t>I</w:t>
+        <w:t>VI. HẠN CHẾ &amp; LỖI GẶP PHẢI</w:t>
       </w:r>
     </w:p>
     <w:p>
@@ -13209,52 +11822,31 @@
       </w:r>
       <w:proofErr w:type="spellStart"/>
       <w:r>
-        <w:t>B</w:t>
-      </w:r>
-      <w:r>
-        <w:t>ả</w:t>
-      </w:r>
-      <w:r>
-        <w:t>ng</w:t>
-      </w:r>
-      <w:proofErr w:type="spellEnd"/>
-      <w:r>
-        <w:t xml:space="preserve"> </w:t>
-      </w:r>
-      <w:proofErr w:type="spellStart"/>
-      <w:r>
-        <w:t>l</w:t>
-      </w:r>
-      <w:r>
-        <w:t>ỗ</w:t>
-      </w:r>
-      <w:r>
-        <w:t>i</w:t>
-      </w:r>
-      <w:proofErr w:type="spellEnd"/>
-      <w:r>
-        <w:t xml:space="preserve"> </w:t>
-      </w:r>
-      <w:proofErr w:type="spellStart"/>
-      <w:r>
-        <w:t>k</w:t>
-      </w:r>
-      <w:r>
-        <w:t>ỹ</w:t>
-      </w:r>
-      <w:proofErr w:type="spellEnd"/>
-      <w:r>
-        <w:t xml:space="preserve"> </w:t>
-      </w:r>
-      <w:proofErr w:type="spellStart"/>
-      <w:r>
-        <w:t>thu</w:t>
-      </w:r>
-      <w:r>
-        <w:t>ậ</w:t>
-      </w:r>
-      <w:r>
-        <w:t>t</w:t>
+        <w:t>Bảng</w:t>
+      </w:r>
+      <w:proofErr w:type="spellEnd"/>
+      <w:r>
+        <w:t xml:space="preserve"> </w:t>
+      </w:r>
+      <w:proofErr w:type="spellStart"/>
+      <w:r>
+        <w:t>lỗi</w:t>
+      </w:r>
+      <w:proofErr w:type="spellEnd"/>
+      <w:r>
+        <w:t xml:space="preserve"> </w:t>
+      </w:r>
+      <w:proofErr w:type="spellStart"/>
+      <w:r>
+        <w:t>kỹ</w:t>
+      </w:r>
+      <w:proofErr w:type="spellEnd"/>
+      <w:r>
+        <w:t xml:space="preserve"> </w:t>
+      </w:r>
+      <w:proofErr w:type="spellStart"/>
+      <w:r>
+        <w:t>thuật</w:t>
       </w:r>
       <w:proofErr w:type="spellEnd"/>
     </w:p>
@@ -13269,23 +11861,7 @@
           <w:iCs/>
           <w:color w:val="7F8C8D"/>
         </w:rPr>
-        <w:t>Li</w:t>
-      </w:r>
-      <w:r>
-        <w:rPr>
-          <w:i/>
-          <w:iCs/>
-          <w:color w:val="7F8C8D"/>
-        </w:rPr>
-        <w:t>ệ</w:t>
-      </w:r>
-      <w:r>
-        <w:rPr>
-          <w:i/>
-          <w:iCs/>
-          <w:color w:val="7F8C8D"/>
-        </w:rPr>
-        <w:t>t</w:t>
+        <w:t>Liệt</w:t>
       </w:r>
       <w:proofErr w:type="spellEnd"/>
       <w:r>
@@ -13321,23 +11897,7 @@
           <w:iCs/>
           <w:color w:val="7F8C8D"/>
         </w:rPr>
-        <w:t>ti</w:t>
-      </w:r>
-      <w:r>
-        <w:rPr>
-          <w:i/>
-          <w:iCs/>
-          <w:color w:val="7F8C8D"/>
-        </w:rPr>
-        <w:t>ế</w:t>
-      </w:r>
-      <w:r>
-        <w:rPr>
-          <w:i/>
-          <w:iCs/>
-          <w:color w:val="7F8C8D"/>
-        </w:rPr>
-        <w:t>t</w:t>
+        <w:t>tiết</w:t>
       </w:r>
       <w:proofErr w:type="spellEnd"/>
       <w:r>
@@ -13373,23 +11933,7 @@
           <w:iCs/>
           <w:color w:val="7F8C8D"/>
         </w:rPr>
-        <w:t>l</w:t>
-      </w:r>
-      <w:r>
-        <w:rPr>
-          <w:i/>
-          <w:iCs/>
-          <w:color w:val="7F8C8D"/>
-        </w:rPr>
-        <w:t>ỗ</w:t>
-      </w:r>
-      <w:r>
-        <w:rPr>
-          <w:i/>
-          <w:iCs/>
-          <w:color w:val="7F8C8D"/>
-        </w:rPr>
-        <w:t>i</w:t>
+        <w:t>lỗi</w:t>
       </w:r>
       <w:proofErr w:type="spellEnd"/>
       <w:r>
@@ -13425,23 +11969,7 @@
           <w:iCs/>
           <w:color w:val="7F8C8D"/>
         </w:rPr>
-        <w:t>g</w:t>
-      </w:r>
-      <w:r>
-        <w:rPr>
-          <w:i/>
-          <w:iCs/>
-          <w:color w:val="7F8C8D"/>
-        </w:rPr>
-        <w:t>ặ</w:t>
-      </w:r>
-      <w:r>
-        <w:rPr>
-          <w:i/>
-          <w:iCs/>
-          <w:color w:val="7F8C8D"/>
-        </w:rPr>
-        <w:t>p</w:t>
+        <w:t>gặp</w:t>
       </w:r>
       <w:proofErr w:type="spellEnd"/>
       <w:r>
@@ -13459,23 +11987,7 @@
           <w:iCs/>
           <w:color w:val="7F8C8D"/>
         </w:rPr>
-        <w:t>N</w:t>
-      </w:r>
-      <w:r>
-        <w:rPr>
-          <w:i/>
-          <w:iCs/>
-          <w:color w:val="7F8C8D"/>
-        </w:rPr>
-        <w:t>ế</w:t>
-      </w:r>
-      <w:r>
-        <w:rPr>
-          <w:i/>
-          <w:iCs/>
-          <w:color w:val="7F8C8D"/>
-        </w:rPr>
-        <w:t>u</w:t>
+        <w:t>Nếu</w:t>
       </w:r>
       <w:proofErr w:type="spellEnd"/>
       <w:r>
@@ -13511,23 +12023,7 @@
           <w:iCs/>
           <w:color w:val="7F8C8D"/>
         </w:rPr>
-        <w:t>đư</w:t>
-      </w:r>
-      <w:r>
-        <w:rPr>
-          <w:i/>
-          <w:iCs/>
-          <w:color w:val="7F8C8D"/>
-        </w:rPr>
-        <w:t>ợ</w:t>
-      </w:r>
-      <w:r>
-        <w:rPr>
-          <w:i/>
-          <w:iCs/>
-          <w:color w:val="7F8C8D"/>
-        </w:rPr>
-        <w:t>c</w:t>
+        <w:t>được</w:t>
       </w:r>
       <w:proofErr w:type="spellEnd"/>
       <w:r>
@@ -13572,82 +12068,34 @@
           <w:iCs/>
           <w:color w:val="7F8C8D"/>
         </w:rPr>
-        <w:t xml:space="preserve"> fix" </w:t>
-      </w:r>
-      <w:r>
-        <w:rPr>
-          <w:i/>
-          <w:iCs/>
-          <w:color w:val="7F8C8D"/>
-        </w:rPr>
-        <w:t>ở</w:t>
-      </w:r>
-      <w:r>
-        <w:rPr>
-          <w:i/>
-          <w:iCs/>
-          <w:color w:val="7F8C8D"/>
-        </w:rPr>
-        <w:t xml:space="preserve"> </w:t>
-      </w:r>
-      <w:proofErr w:type="spellStart"/>
-      <w:r>
-        <w:rPr>
-          <w:i/>
-          <w:iCs/>
-          <w:color w:val="7F8C8D"/>
-        </w:rPr>
-        <w:t>c</w:t>
-      </w:r>
-      <w:r>
-        <w:rPr>
-          <w:i/>
-          <w:iCs/>
-          <w:color w:val="7F8C8D"/>
-        </w:rPr>
-        <w:t>ộ</w:t>
-      </w:r>
-      <w:r>
-        <w:rPr>
-          <w:i/>
-          <w:iCs/>
-          <w:color w:val="7F8C8D"/>
-        </w:rPr>
-        <w:t>t</w:t>
-      </w:r>
-      <w:proofErr w:type="spellEnd"/>
-      <w:r>
-        <w:rPr>
-          <w:i/>
-          <w:iCs/>
-          <w:color w:val="7F8C8D"/>
-        </w:rPr>
-        <w:t xml:space="preserve"> </w:t>
-      </w:r>
-      <w:proofErr w:type="spellStart"/>
-      <w:r>
-        <w:rPr>
-          <w:i/>
-          <w:iCs/>
-          <w:color w:val="7F8C8D"/>
-        </w:rPr>
-        <w:t>Tr</w:t>
-      </w:r>
-      <w:r>
-        <w:rPr>
-          <w:i/>
-          <w:iCs/>
-          <w:color w:val="7F8C8D"/>
-        </w:rPr>
-        <w:t>ạ</w:t>
-      </w:r>
-      <w:r>
-        <w:rPr>
-          <w:i/>
-          <w:iCs/>
-          <w:color w:val="7F8C8D"/>
-        </w:rPr>
-        <w:t>ng</w:t>
+        <w:t xml:space="preserve"> fix" ở </w:t>
+      </w:r>
+      <w:proofErr w:type="spellStart"/>
+      <w:r>
+        <w:rPr>
+          <w:i/>
+          <w:iCs/>
+          <w:color w:val="7F8C8D"/>
+        </w:rPr>
+        <w:t>cột</w:t>
+      </w:r>
+      <w:proofErr w:type="spellEnd"/>
+      <w:r>
+        <w:rPr>
+          <w:i/>
+          <w:iCs/>
+          <w:color w:val="7F8C8D"/>
+        </w:rPr>
+        <w:t xml:space="preserve"> </w:t>
+      </w:r>
+      <w:proofErr w:type="spellStart"/>
+      <w:r>
+        <w:rPr>
+          <w:i/>
+          <w:iCs/>
+          <w:color w:val="7F8C8D"/>
+        </w:rPr>
+        <w:t>Trạng</w:t>
       </w:r>
       <w:proofErr w:type="spellEnd"/>
       <w:r>
@@ -13792,8 +12240,9 @@
                 <w:sz w:val="24"/>
                 <w:szCs w:val="24"/>
               </w:rPr>
-              <w:t>t</w:t>
-            </w:r>
+              <w:t>tả</w:t>
+            </w:r>
+            <w:proofErr w:type="spellEnd"/>
             <w:r>
               <w:rPr>
                 <w:b/>
@@ -13802,9 +12251,9 @@
                 <w:sz w:val="24"/>
                 <w:szCs w:val="24"/>
               </w:rPr>
-              <w:t>ả</w:t>
-            </w:r>
-            <w:proofErr w:type="spellEnd"/>
+              <w:t xml:space="preserve"> </w:t>
+            </w:r>
+            <w:proofErr w:type="spellStart"/>
             <w:r>
               <w:rPr>
                 <w:b/>
@@ -13813,9 +12262,9 @@
                 <w:sz w:val="24"/>
                 <w:szCs w:val="24"/>
               </w:rPr>
-              <w:t xml:space="preserve"> </w:t>
-            </w:r>
-            <w:proofErr w:type="spellStart"/>
+              <w:t>lỗi</w:t>
+            </w:r>
+            <w:proofErr w:type="spellEnd"/>
             <w:r>
               <w:rPr>
                 <w:b/>
@@ -13824,8 +12273,9 @@
                 <w:sz w:val="24"/>
                 <w:szCs w:val="24"/>
               </w:rPr>
-              <w:t>l</w:t>
-            </w:r>
+              <w:t xml:space="preserve"> (copy error message </w:t>
+            </w:r>
+            <w:proofErr w:type="spellStart"/>
             <w:r>
               <w:rPr>
                 <w:b/>
@@ -13834,59 +12284,7 @@
                 <w:sz w:val="24"/>
                 <w:szCs w:val="24"/>
               </w:rPr>
-              <w:t>ỗ</w:t>
-            </w:r>
-            <w:r>
-              <w:rPr>
-                <w:b/>
-                <w:bCs/>
-                <w:color w:val="FFFFFF"/>
-                <w:sz w:val="24"/>
-                <w:szCs w:val="24"/>
-              </w:rPr>
-              <w:t>i</w:t>
-            </w:r>
-            <w:proofErr w:type="spellEnd"/>
-            <w:r>
-              <w:rPr>
-                <w:b/>
-                <w:bCs/>
-                <w:color w:val="FFFFFF"/>
-                <w:sz w:val="24"/>
-                <w:szCs w:val="24"/>
-              </w:rPr>
-              <w:t xml:space="preserve"> (copy error message </w:t>
-            </w:r>
-            <w:proofErr w:type="spellStart"/>
-            <w:r>
-              <w:rPr>
-                <w:b/>
-                <w:bCs/>
-                <w:color w:val="FFFFFF"/>
-                <w:sz w:val="24"/>
-                <w:szCs w:val="24"/>
-              </w:rPr>
-              <w:t>n</w:t>
-            </w:r>
-            <w:r>
-              <w:rPr>
-                <w:b/>
-                <w:bCs/>
-                <w:color w:val="FFFFFF"/>
-                <w:sz w:val="24"/>
-                <w:szCs w:val="24"/>
-              </w:rPr>
-              <w:t>ế</w:t>
-            </w:r>
-            <w:r>
-              <w:rPr>
-                <w:b/>
-                <w:bCs/>
-                <w:color w:val="FFFFFF"/>
-                <w:sz w:val="24"/>
-                <w:szCs w:val="24"/>
-              </w:rPr>
-              <w:t>u</w:t>
+              <w:t>nếu</w:t>
             </w:r>
             <w:proofErr w:type="spellEnd"/>
             <w:r>
@@ -14064,8 +12462,9 @@
                 <w:sz w:val="24"/>
                 <w:szCs w:val="24"/>
               </w:rPr>
-              <w:t>kh</w:t>
-            </w:r>
+              <w:t>khắc</w:t>
+            </w:r>
+            <w:proofErr w:type="spellEnd"/>
             <w:r>
               <w:rPr>
                 <w:b/>
@@ -14074,8 +12473,9 @@
                 <w:sz w:val="24"/>
                 <w:szCs w:val="24"/>
               </w:rPr>
-              <w:t>ắ</w:t>
-            </w:r>
+              <w:t xml:space="preserve"> </w:t>
+            </w:r>
+            <w:proofErr w:type="spellStart"/>
             <w:r>
               <w:rPr>
                 <w:b/>
@@ -14084,49 +12484,7 @@
                 <w:sz w:val="24"/>
                 <w:szCs w:val="24"/>
               </w:rPr>
-              <w:t>c</w:t>
-            </w:r>
-            <w:proofErr w:type="spellEnd"/>
-            <w:r>
-              <w:rPr>
-                <w:b/>
-                <w:bCs/>
-                <w:color w:val="FFFFFF"/>
-                <w:sz w:val="24"/>
-                <w:szCs w:val="24"/>
-              </w:rPr>
-              <w:t xml:space="preserve"> </w:t>
-            </w:r>
-            <w:proofErr w:type="spellStart"/>
-            <w:r>
-              <w:rPr>
-                <w:b/>
-                <w:bCs/>
-                <w:color w:val="FFFFFF"/>
-                <w:sz w:val="24"/>
-                <w:szCs w:val="24"/>
-              </w:rPr>
-              <w:t>ph</w:t>
-            </w:r>
-            <w:r>
-              <w:rPr>
-                <w:b/>
-                <w:bCs/>
-                <w:color w:val="FFFFFF"/>
-                <w:sz w:val="24"/>
-                <w:szCs w:val="24"/>
-              </w:rPr>
-              <w:t>ụ</w:t>
-            </w:r>
-            <w:r>
-              <w:rPr>
-                <w:b/>
-                <w:bCs/>
-                <w:color w:val="FFFFFF"/>
-                <w:sz w:val="24"/>
-                <w:szCs w:val="24"/>
-              </w:rPr>
-              <w:t>c</w:t>
+              <w:t>phục</w:t>
             </w:r>
             <w:proofErr w:type="spellEnd"/>
           </w:p>
@@ -14389,7 +12747,13 @@
               </w:rPr>
             </w:pPr>
             <w:r>
-              <w:t>Adjacent JSX elements must be wrapped in an enclosing tag</w:t>
+              <w:t>Adjacent JS</w:t>
+            </w:r>
+            <w:r>
+              <w:t>s</w:t>
+            </w:r>
+            <w:r>
+              <w:t xml:space="preserve"> elements must be wrapped in an enclosing tag</w:t>
             </w:r>
           </w:p>
         </w:tc>
@@ -14420,7 +12784,7 @@
               <w:rPr>
                 <w:lang w:val="vi-VN"/>
               </w:rPr>
-              <w:t>JSX có nhiều phần tử cùng cấp</w:t>
+              <w:t>JS có nhiều phần tử cùng cấp</w:t>
             </w:r>
           </w:p>
         </w:tc>
@@ -14614,6 +12978,7 @@
             </w:r>
             <w:proofErr w:type="spellStart"/>
             <w:r>
+              <w:lastRenderedPageBreak/>
               <w:t>thuộc</w:t>
             </w:r>
             <w:proofErr w:type="spellEnd"/>
@@ -14652,6 +13017,7 @@
             </w:pPr>
             <w:proofErr w:type="spellStart"/>
             <w:r>
+              <w:lastRenderedPageBreak/>
               <w:t>Hiển</w:t>
             </w:r>
             <w:proofErr w:type="spellEnd"/>
@@ -14757,63 +13123,39 @@
       </w:r>
       <w:proofErr w:type="spellStart"/>
       <w:r>
-        <w:t>H</w:t>
-      </w:r>
-      <w:r>
-        <w:t>ạ</w:t>
-      </w:r>
-      <w:r>
-        <w:t>n</w:t>
-      </w:r>
-      <w:proofErr w:type="spellEnd"/>
-      <w:r>
-        <w:t xml:space="preserve"> </w:t>
-      </w:r>
-      <w:proofErr w:type="spellStart"/>
-      <w:r>
-        <w:t>ch</w:t>
-      </w:r>
-      <w:r>
-        <w:t>ế</w:t>
-      </w:r>
-      <w:proofErr w:type="spellEnd"/>
-      <w:r>
-        <w:t xml:space="preserve"> </w:t>
-      </w:r>
-      <w:proofErr w:type="spellStart"/>
-      <w:r>
-        <w:t>v</w:t>
-      </w:r>
-      <w:r>
-        <w:t>ề</w:t>
-      </w:r>
-      <w:proofErr w:type="spellEnd"/>
-      <w:r>
-        <w:t xml:space="preserve"> </w:t>
-      </w:r>
-      <w:proofErr w:type="spellStart"/>
-      <w:r>
-        <w:t>ki</w:t>
-      </w:r>
-      <w:r>
-        <w:t>ế</w:t>
-      </w:r>
-      <w:r>
-        <w:t>n</w:t>
-      </w:r>
-      <w:proofErr w:type="spellEnd"/>
-      <w:r>
-        <w:t xml:space="preserve"> </w:t>
-      </w:r>
-      <w:proofErr w:type="spellStart"/>
-      <w:r>
-        <w:t>th</w:t>
-      </w:r>
-      <w:r>
-        <w:t>ứ</w:t>
-      </w:r>
-      <w:r>
-        <w:t>c</w:t>
+        <w:t>Hạn</w:t>
+      </w:r>
+      <w:proofErr w:type="spellEnd"/>
+      <w:r>
+        <w:t xml:space="preserve"> </w:t>
+      </w:r>
+      <w:proofErr w:type="spellStart"/>
+      <w:r>
+        <w:t>chế</w:t>
+      </w:r>
+      <w:proofErr w:type="spellEnd"/>
+      <w:r>
+        <w:t xml:space="preserve"> </w:t>
+      </w:r>
+      <w:proofErr w:type="spellStart"/>
+      <w:r>
+        <w:t>về</w:t>
+      </w:r>
+      <w:proofErr w:type="spellEnd"/>
+      <w:r>
+        <w:t xml:space="preserve"> </w:t>
+      </w:r>
+      <w:proofErr w:type="spellStart"/>
+      <w:r>
+        <w:t>kiến</w:t>
+      </w:r>
+      <w:proofErr w:type="spellEnd"/>
+      <w:r>
+        <w:t xml:space="preserve"> </w:t>
+      </w:r>
+      <w:proofErr w:type="spellStart"/>
+      <w:r>
+        <w:t>thức</w:t>
       </w:r>
       <w:proofErr w:type="spellEnd"/>
       <w:r>
@@ -14821,27 +13163,15 @@
       </w:r>
       <w:proofErr w:type="spellStart"/>
       <w:r>
-        <w:t>ch</w:t>
-      </w:r>
-      <w:r>
-        <w:t>ấ</w:t>
-      </w:r>
-      <w:r>
-        <w:t>t</w:t>
-      </w:r>
-      <w:proofErr w:type="spellEnd"/>
-      <w:r>
-        <w:t xml:space="preserve"> </w:t>
-      </w:r>
-      <w:proofErr w:type="spellStart"/>
-      <w:r>
-        <w:t>lư</w:t>
-      </w:r>
-      <w:r>
-        <w:t>ợ</w:t>
-      </w:r>
-      <w:r>
-        <w:t>ng</w:t>
+        <w:t>chất</w:t>
+      </w:r>
+      <w:proofErr w:type="spellEnd"/>
+      <w:r>
+        <w:t xml:space="preserve"> </w:t>
+      </w:r>
+      <w:proofErr w:type="spellStart"/>
+      <w:r>
+        <w:t>lượng</w:t>
       </w:r>
       <w:proofErr w:type="spellEnd"/>
     </w:p>
@@ -15201,19 +13531,8 @@
           <w:szCs w:val="24"/>
           <w:lang w:bidi="ar-SA"/>
         </w:rPr>
-        <w:t xml:space="preserve">  </w:t>
-      </w:r>
-      <w:proofErr w:type="spellStart"/>
-      <w:r>
-        <w:rPr>
-          <w:rFonts w:eastAsia="Times New Roman"/>
-          <w:sz w:val="24"/>
-          <w:szCs w:val="24"/>
-          <w:lang w:bidi="ar-SA"/>
-        </w:rPr>
-        <w:t>Giao</w:t>
-      </w:r>
-      <w:proofErr w:type="spellEnd"/>
+        <w:t xml:space="preserve">  Giao</w:t>
+      </w:r>
       <w:proofErr w:type="gramEnd"/>
       <w:r>
         <w:rPr>
@@ -15963,8 +14282,12 @@
       <w:proofErr w:type="spellEnd"/>
     </w:p>
     <w:sectPr>
-      <w:headerReference w:type="default" r:id="rId11"/>
-      <w:footerReference w:type="default" r:id="rId12"/>
+      <w:headerReference w:type="even" r:id="rId11"/>
+      <w:headerReference w:type="default" r:id="rId12"/>
+      <w:footerReference w:type="even" r:id="rId13"/>
+      <w:footerReference w:type="default" r:id="rId14"/>
+      <w:headerReference w:type="first" r:id="rId15"/>
+      <w:footerReference w:type="first" r:id="rId16"/>
       <w:pgSz w:w="11906" w:h="16838"/>
       <w:pgMar w:top="1134" w:right="850" w:bottom="1134" w:left="1701" w:header="708" w:footer="708" w:gutter="0"/>
       <w:cols w:space="720"/>
@@ -15975,7 +14298,7 @@
 </file>
 
 <file path=word/endnotes.xml><?xml version="1.0" encoding="utf-8"?>
-<w:endnotes xmlns:wpc="http://schemas.microsoft.com/office/word/2010/wordprocessingCanvas" xmlns:mc="http://schemas.openxmlformats.org/markup-compatibility/2006" xmlns:o="urn:schemas-microsoft-com:office:office" xmlns:r="http://schemas.openxmlformats.org/officeDocument/2006/relationships" xmlns:m="http://schemas.openxmlformats.org/officeDocument/2006/math" xmlns:v="urn:schemas-microsoft-com:vml" xmlns:wp14="http://schemas.microsoft.com/office/word/2010/wordprocessingDrawing" xmlns:wp="http://schemas.openxmlformats.org/drawingml/2006/wordprocessingDrawing" xmlns:w10="urn:schemas-microsoft-com:office:word" xmlns:w="http://schemas.openxmlformats.org/wordprocessingml/2006/main" xmlns:w14="http://schemas.microsoft.com/office/word/2010/wordml" xmlns:wpg="http://schemas.microsoft.com/office/word/2010/wordprocessingGroup" xmlns:wpi="http://schemas.microsoft.com/office/word/2010/wordprocessingInk" xmlns:wne="http://schemas.microsoft.com/office/word/2006/wordml" xmlns:wps="http://schemas.microsoft.com/office/word/2010/wordprocessingShape" mc:Ignorable="w14 wp14">
+<w:endnotes xmlns:wpc="http://schemas.microsoft.com/office/word/2010/wordprocessingCanvas" xmlns:cx="http://schemas.microsoft.com/office/drawing/2014/chartex" xmlns:cx1="http://schemas.microsoft.com/office/drawing/2015/9/8/chartex" xmlns:cx2="http://schemas.microsoft.com/office/drawing/2015/10/21/chartex" xmlns:cx3="http://schemas.microsoft.com/office/drawing/2016/5/9/chartex" xmlns:cx4="http://schemas.microsoft.com/office/drawing/2016/5/10/chartex" xmlns:cx5="http://schemas.microsoft.com/office/drawing/2016/5/11/chartex" xmlns:cx6="http://schemas.microsoft.com/office/drawing/2016/5/12/chartex" xmlns:cx7="http://schemas.microsoft.com/office/drawing/2016/5/13/chartex" xmlns:cx8="http://schemas.microsoft.com/office/drawing/2016/5/14/chartex" xmlns:mc="http://schemas.openxmlformats.org/markup-compatibility/2006" xmlns:aink="http://schemas.microsoft.com/office/drawing/2016/ink" xmlns:am3d="http://schemas.microsoft.com/office/drawing/2017/model3d" xmlns:o="urn:schemas-microsoft-com:office:office" xmlns:r="http://schemas.openxmlformats.org/officeDocument/2006/relationships" xmlns:m="http://schemas.openxmlformats.org/officeDocument/2006/math" xmlns:v="urn:schemas-microsoft-com:vml" xmlns:wp14="http://schemas.microsoft.com/office/word/2010/wordprocessingDrawing" xmlns:wp="http://schemas.openxmlformats.org/drawingml/2006/wordprocessingDrawing" xmlns:w10="urn:schemas-microsoft-com:office:word" xmlns:w="http://schemas.openxmlformats.org/wordprocessingml/2006/main" xmlns:w14="http://schemas.microsoft.com/office/word/2010/wordml" xmlns:w15="http://schemas.microsoft.com/office/word/2012/wordml" xmlns:w16cex="http://schemas.microsoft.com/office/word/2018/wordml/cex" xmlns:w16cid="http://schemas.microsoft.com/office/word/2016/wordml/cid" xmlns:w16="http://schemas.microsoft.com/office/word/2018/wordml" xmlns:w16sdtdh="http://schemas.microsoft.com/office/word/2020/wordml/sdtdatahash" xmlns:w16se="http://schemas.microsoft.com/office/word/2015/wordml/symex" xmlns:wpg="http://schemas.microsoft.com/office/word/2010/wordprocessingGroup" xmlns:wpi="http://schemas.microsoft.com/office/word/2010/wordprocessingInk" xmlns:wne="http://schemas.microsoft.com/office/word/2006/wordml" xmlns:wps="http://schemas.microsoft.com/office/word/2010/wordprocessingShape" mc:Ignorable="w14 w15 w16se w16cid w16 w16cex w16sdtdh wp14">
   <w:endnote w:type="separator" w:id="-1">
     <w:p>
       <w:r>
@@ -15994,7 +14317,17 @@
 </file>
 
 <file path=word/footer1.xml><?xml version="1.0" encoding="utf-8"?>
-<w:ftr xmlns:wpc="http://schemas.microsoft.com/office/word/2010/wordprocessingCanvas" xmlns:mc="http://schemas.openxmlformats.org/markup-compatibility/2006" xmlns:o="urn:schemas-microsoft-com:office:office" xmlns:r="http://schemas.openxmlformats.org/officeDocument/2006/relationships" xmlns:m="http://schemas.openxmlformats.org/officeDocument/2006/math" xmlns:v="urn:schemas-microsoft-com:vml" xmlns:wp14="http://schemas.microsoft.com/office/word/2010/wordprocessingDrawing" xmlns:wp="http://schemas.openxmlformats.org/drawingml/2006/wordprocessingDrawing" xmlns:w10="urn:schemas-microsoft-com:office:word" xmlns:w="http://schemas.openxmlformats.org/wordprocessingml/2006/main" xmlns:w14="http://schemas.microsoft.com/office/word/2010/wordml" xmlns:wpg="http://schemas.microsoft.com/office/word/2010/wordprocessingGroup" xmlns:wpi="http://schemas.microsoft.com/office/word/2010/wordprocessingInk" xmlns:wne="http://schemas.microsoft.com/office/word/2006/wordml" xmlns:wps="http://schemas.microsoft.com/office/word/2010/wordprocessingShape" mc:Ignorable="w14 wp14">
+<w:ftr xmlns:wpc="http://schemas.microsoft.com/office/word/2010/wordprocessingCanvas" xmlns:cx="http://schemas.microsoft.com/office/drawing/2014/chartex" xmlns:cx1="http://schemas.microsoft.com/office/drawing/2015/9/8/chartex" xmlns:cx2="http://schemas.microsoft.com/office/drawing/2015/10/21/chartex" xmlns:cx3="http://schemas.microsoft.com/office/drawing/2016/5/9/chartex" xmlns:cx4="http://schemas.microsoft.com/office/drawing/2016/5/10/chartex" xmlns:cx5="http://schemas.microsoft.com/office/drawing/2016/5/11/chartex" xmlns:cx6="http://schemas.microsoft.com/office/drawing/2016/5/12/chartex" xmlns:cx7="http://schemas.microsoft.com/office/drawing/2016/5/13/chartex" xmlns:cx8="http://schemas.microsoft.com/office/drawing/2016/5/14/chartex" xmlns:mc="http://schemas.openxmlformats.org/markup-compatibility/2006" xmlns:aink="http://schemas.microsoft.com/office/drawing/2016/ink" xmlns:am3d="http://schemas.microsoft.com/office/drawing/2017/model3d" xmlns:o="urn:schemas-microsoft-com:office:office" xmlns:r="http://schemas.openxmlformats.org/officeDocument/2006/relationships" xmlns:m="http://schemas.openxmlformats.org/officeDocument/2006/math" xmlns:v="urn:schemas-microsoft-com:vml" xmlns:wp14="http://schemas.microsoft.com/office/word/2010/wordprocessingDrawing" xmlns:wp="http://schemas.openxmlformats.org/drawingml/2006/wordprocessingDrawing" xmlns:w10="urn:schemas-microsoft-com:office:word" xmlns:w="http://schemas.openxmlformats.org/wordprocessingml/2006/main" xmlns:w14="http://schemas.microsoft.com/office/word/2010/wordml" xmlns:w15="http://schemas.microsoft.com/office/word/2012/wordml" xmlns:w16cex="http://schemas.microsoft.com/office/word/2018/wordml/cex" xmlns:w16cid="http://schemas.microsoft.com/office/word/2016/wordml/cid" xmlns:w16="http://schemas.microsoft.com/office/word/2018/wordml" xmlns:w16sdtdh="http://schemas.microsoft.com/office/word/2020/wordml/sdtdatahash" xmlns:w16se="http://schemas.microsoft.com/office/word/2015/wordml/symex" xmlns:wpg="http://schemas.microsoft.com/office/word/2010/wordprocessingGroup" xmlns:wpi="http://schemas.microsoft.com/office/word/2010/wordprocessingInk" xmlns:wne="http://schemas.microsoft.com/office/word/2006/wordml" xmlns:wps="http://schemas.microsoft.com/office/word/2010/wordprocessingShape" mc:Ignorable="w14 w15 w16se w16cid w16 w16cex w16sdtdh wp14">
+  <w:p>
+    <w:pPr>
+      <w:pStyle w:val="Footer"/>
+    </w:pPr>
+  </w:p>
+</w:ftr>
+</file>
+
+<file path=word/footer2.xml><?xml version="1.0" encoding="utf-8"?>
+<w:ftr xmlns:wpc="http://schemas.microsoft.com/office/word/2010/wordprocessingCanvas" xmlns:cx="http://schemas.microsoft.com/office/drawing/2014/chartex" xmlns:cx1="http://schemas.microsoft.com/office/drawing/2015/9/8/chartex" xmlns:cx2="http://schemas.microsoft.com/office/drawing/2015/10/21/chartex" xmlns:cx3="http://schemas.microsoft.com/office/drawing/2016/5/9/chartex" xmlns:cx4="http://schemas.microsoft.com/office/drawing/2016/5/10/chartex" xmlns:cx5="http://schemas.microsoft.com/office/drawing/2016/5/11/chartex" xmlns:cx6="http://schemas.microsoft.com/office/drawing/2016/5/12/chartex" xmlns:cx7="http://schemas.microsoft.com/office/drawing/2016/5/13/chartex" xmlns:cx8="http://schemas.microsoft.com/office/drawing/2016/5/14/chartex" xmlns:mc="http://schemas.openxmlformats.org/markup-compatibility/2006" xmlns:aink="http://schemas.microsoft.com/office/drawing/2016/ink" xmlns:am3d="http://schemas.microsoft.com/office/drawing/2017/model3d" xmlns:o="urn:schemas-microsoft-com:office:office" xmlns:r="http://schemas.openxmlformats.org/officeDocument/2006/relationships" xmlns:m="http://schemas.openxmlformats.org/officeDocument/2006/math" xmlns:v="urn:schemas-microsoft-com:vml" xmlns:wp14="http://schemas.microsoft.com/office/word/2010/wordprocessingDrawing" xmlns:wp="http://schemas.openxmlformats.org/drawingml/2006/wordprocessingDrawing" xmlns:w10="urn:schemas-microsoft-com:office:word" xmlns:w="http://schemas.openxmlformats.org/wordprocessingml/2006/main" xmlns:w14="http://schemas.microsoft.com/office/word/2010/wordml" xmlns:w15="http://schemas.microsoft.com/office/word/2012/wordml" xmlns:w16cex="http://schemas.microsoft.com/office/word/2018/wordml/cex" xmlns:w16cid="http://schemas.microsoft.com/office/word/2016/wordml/cid" xmlns:w16="http://schemas.microsoft.com/office/word/2018/wordml" xmlns:w16sdtdh="http://schemas.microsoft.com/office/word/2020/wordml/sdtdatahash" xmlns:w16se="http://schemas.microsoft.com/office/word/2015/wordml/symex" xmlns:wpg="http://schemas.microsoft.com/office/word/2010/wordprocessingGroup" xmlns:wpi="http://schemas.microsoft.com/office/word/2010/wordprocessingInk" xmlns:wne="http://schemas.microsoft.com/office/word/2006/wordml" xmlns:wps="http://schemas.microsoft.com/office/word/2010/wordprocessingShape" mc:Ignorable="w14 w15 w16se w16cid w16 w16cex w16sdtdh wp14">
   <w:p>
     <w:pPr>
       <w:jc w:val="center"/>
@@ -16007,7 +14340,6 @@
       </w:rPr>
       <w:t xml:space="preserve">FPT University — FER202 </w:t>
     </w:r>
-    <w:proofErr w:type="spellStart"/>
     <w:proofErr w:type="gramStart"/>
     <w:r>
       <w:rPr>
@@ -16015,16 +14347,7 @@
         <w:sz w:val="20"/>
         <w:szCs w:val="20"/>
       </w:rPr>
-      <w:t>ReactJS</w:t>
-    </w:r>
-    <w:proofErr w:type="spellEnd"/>
-    <w:r>
-      <w:rPr>
-        <w:color w:val="7F8C8D"/>
-        <w:sz w:val="20"/>
-        <w:szCs w:val="20"/>
-      </w:rPr>
-      <w:t xml:space="preserve">  |</w:t>
+      <w:t>ReactJS  |</w:t>
     </w:r>
     <w:proofErr w:type="gramEnd"/>
     <w:r>
@@ -16033,25 +14356,7 @@
         <w:sz w:val="20"/>
         <w:szCs w:val="20"/>
       </w:rPr>
-      <w:t xml:space="preserve">  </w:t>
-    </w:r>
-    <w:proofErr w:type="spellStart"/>
-    <w:r>
-      <w:rPr>
-        <w:color w:val="7F8C8D"/>
-        <w:sz w:val="20"/>
-        <w:szCs w:val="20"/>
-      </w:rPr>
-      <w:t>Trang</w:t>
-    </w:r>
-    <w:proofErr w:type="spellEnd"/>
-    <w:r>
-      <w:rPr>
-        <w:color w:val="7F8C8D"/>
-        <w:sz w:val="20"/>
-        <w:szCs w:val="20"/>
-      </w:rPr>
-      <w:t xml:space="preserve"> </w:t>
+      <w:t xml:space="preserve">  Trang </w:t>
     </w:r>
     <w:r>
       <w:rPr>
@@ -16147,8 +14452,18 @@
 </w:ftr>
 </file>
 
+<file path=word/footer3.xml><?xml version="1.0" encoding="utf-8"?>
+<w:ftr xmlns:wpc="http://schemas.microsoft.com/office/word/2010/wordprocessingCanvas" xmlns:cx="http://schemas.microsoft.com/office/drawing/2014/chartex" xmlns:cx1="http://schemas.microsoft.com/office/drawing/2015/9/8/chartex" xmlns:cx2="http://schemas.microsoft.com/office/drawing/2015/10/21/chartex" xmlns:cx3="http://schemas.microsoft.com/office/drawing/2016/5/9/chartex" xmlns:cx4="http://schemas.microsoft.com/office/drawing/2016/5/10/chartex" xmlns:cx5="http://schemas.microsoft.com/office/drawing/2016/5/11/chartex" xmlns:cx6="http://schemas.microsoft.com/office/drawing/2016/5/12/chartex" xmlns:cx7="http://schemas.microsoft.com/office/drawing/2016/5/13/chartex" xmlns:cx8="http://schemas.microsoft.com/office/drawing/2016/5/14/chartex" xmlns:mc="http://schemas.openxmlformats.org/markup-compatibility/2006" xmlns:aink="http://schemas.microsoft.com/office/drawing/2016/ink" xmlns:am3d="http://schemas.microsoft.com/office/drawing/2017/model3d" xmlns:o="urn:schemas-microsoft-com:office:office" xmlns:r="http://schemas.openxmlformats.org/officeDocument/2006/relationships" xmlns:m="http://schemas.openxmlformats.org/officeDocument/2006/math" xmlns:v="urn:schemas-microsoft-com:vml" xmlns:wp14="http://schemas.microsoft.com/office/word/2010/wordprocessingDrawing" xmlns:wp="http://schemas.openxmlformats.org/drawingml/2006/wordprocessingDrawing" xmlns:w10="urn:schemas-microsoft-com:office:word" xmlns:w="http://schemas.openxmlformats.org/wordprocessingml/2006/main" xmlns:w14="http://schemas.microsoft.com/office/word/2010/wordml" xmlns:w15="http://schemas.microsoft.com/office/word/2012/wordml" xmlns:w16cex="http://schemas.microsoft.com/office/word/2018/wordml/cex" xmlns:w16cid="http://schemas.microsoft.com/office/word/2016/wordml/cid" xmlns:w16="http://schemas.microsoft.com/office/word/2018/wordml" xmlns:w16sdtdh="http://schemas.microsoft.com/office/word/2020/wordml/sdtdatahash" xmlns:w16se="http://schemas.microsoft.com/office/word/2015/wordml/symex" xmlns:wpg="http://schemas.microsoft.com/office/word/2010/wordprocessingGroup" xmlns:wpi="http://schemas.microsoft.com/office/word/2010/wordprocessingInk" xmlns:wne="http://schemas.microsoft.com/office/word/2006/wordml" xmlns:wps="http://schemas.microsoft.com/office/word/2010/wordprocessingShape" mc:Ignorable="w14 w15 w16se w16cid w16 w16cex w16sdtdh wp14">
+  <w:p>
+    <w:pPr>
+      <w:pStyle w:val="Footer"/>
+    </w:pPr>
+  </w:p>
+</w:ftr>
+</file>
+
 <file path=word/footnotes.xml><?xml version="1.0" encoding="utf-8"?>
-<w:footnotes xmlns:wpc="http://schemas.microsoft.com/office/word/2010/wordprocessingCanvas" xmlns:mc="http://schemas.openxmlformats.org/markup-compatibility/2006" xmlns:o="urn:schemas-microsoft-com:office:office" xmlns:r="http://schemas.openxmlformats.org/officeDocument/2006/relationships" xmlns:m="http://schemas.openxmlformats.org/officeDocument/2006/math" xmlns:v="urn:schemas-microsoft-com:vml" xmlns:wp14="http://schemas.microsoft.com/office/word/2010/wordprocessingDrawing" xmlns:wp="http://schemas.openxmlformats.org/drawingml/2006/wordprocessingDrawing" xmlns:w10="urn:schemas-microsoft-com:office:word" xmlns:w="http://schemas.openxmlformats.org/wordprocessingml/2006/main" xmlns:w14="http://schemas.microsoft.com/office/word/2010/wordml" xmlns:wpg="http://schemas.microsoft.com/office/word/2010/wordprocessingGroup" xmlns:wpi="http://schemas.microsoft.com/office/word/2010/wordprocessingInk" xmlns:wne="http://schemas.microsoft.com/office/word/2006/wordml" xmlns:wps="http://schemas.microsoft.com/office/word/2010/wordprocessingShape" mc:Ignorable="w14 wp14">
+<w:footnotes xmlns:wpc="http://schemas.microsoft.com/office/word/2010/wordprocessingCanvas" xmlns:cx="http://schemas.microsoft.com/office/drawing/2014/chartex" xmlns:cx1="http://schemas.microsoft.com/office/drawing/2015/9/8/chartex" xmlns:cx2="http://schemas.microsoft.com/office/drawing/2015/10/21/chartex" xmlns:cx3="http://schemas.microsoft.com/office/drawing/2016/5/9/chartex" xmlns:cx4="http://schemas.microsoft.com/office/drawing/2016/5/10/chartex" xmlns:cx5="http://schemas.microsoft.com/office/drawing/2016/5/11/chartex" xmlns:cx6="http://schemas.microsoft.com/office/drawing/2016/5/12/chartex" xmlns:cx7="http://schemas.microsoft.com/office/drawing/2016/5/13/chartex" xmlns:cx8="http://schemas.microsoft.com/office/drawing/2016/5/14/chartex" xmlns:mc="http://schemas.openxmlformats.org/markup-compatibility/2006" xmlns:aink="http://schemas.microsoft.com/office/drawing/2016/ink" xmlns:am3d="http://schemas.microsoft.com/office/drawing/2017/model3d" xmlns:o="urn:schemas-microsoft-com:office:office" xmlns:r="http://schemas.openxmlformats.org/officeDocument/2006/relationships" xmlns:m="http://schemas.openxmlformats.org/officeDocument/2006/math" xmlns:v="urn:schemas-microsoft-com:vml" xmlns:wp14="http://schemas.microsoft.com/office/word/2010/wordprocessingDrawing" xmlns:wp="http://schemas.openxmlformats.org/drawingml/2006/wordprocessingDrawing" xmlns:w10="urn:schemas-microsoft-com:office:word" xmlns:w="http://schemas.openxmlformats.org/wordprocessingml/2006/main" xmlns:w14="http://schemas.microsoft.com/office/word/2010/wordml" xmlns:w15="http://schemas.microsoft.com/office/word/2012/wordml" xmlns:w16cex="http://schemas.microsoft.com/office/word/2018/wordml/cex" xmlns:w16cid="http://schemas.microsoft.com/office/word/2016/wordml/cid" xmlns:w16="http://schemas.microsoft.com/office/word/2018/wordml" xmlns:w16sdtdh="http://schemas.microsoft.com/office/word/2020/wordml/sdtdatahash" xmlns:w16se="http://schemas.microsoft.com/office/word/2015/wordml/symex" xmlns:wpg="http://schemas.microsoft.com/office/word/2010/wordprocessingGroup" xmlns:wpi="http://schemas.microsoft.com/office/word/2010/wordprocessingInk" xmlns:wne="http://schemas.microsoft.com/office/word/2006/wordml" xmlns:wps="http://schemas.microsoft.com/office/word/2010/wordprocessingShape" mc:Ignorable="w14 w15 w16se w16cid w16 w16cex w16sdtdh wp14">
   <w:footnote w:type="separator" w:id="-1">
     <w:p>
       <w:r>
@@ -16167,7 +14482,17 @@
 </file>
 
 <file path=word/header1.xml><?xml version="1.0" encoding="utf-8"?>
-<w:hdr xmlns:wpc="http://schemas.microsoft.com/office/word/2010/wordprocessingCanvas" xmlns:mc="http://schemas.openxmlformats.org/markup-compatibility/2006" xmlns:o="urn:schemas-microsoft-com:office:office" xmlns:r="http://schemas.openxmlformats.org/officeDocument/2006/relationships" xmlns:m="http://schemas.openxmlformats.org/officeDocument/2006/math" xmlns:v="urn:schemas-microsoft-com:vml" xmlns:wp14="http://schemas.microsoft.com/office/word/2010/wordprocessingDrawing" xmlns:wp="http://schemas.openxmlformats.org/drawingml/2006/wordprocessingDrawing" xmlns:w10="urn:schemas-microsoft-com:office:word" xmlns:w="http://schemas.openxmlformats.org/wordprocessingml/2006/main" xmlns:w14="http://schemas.microsoft.com/office/word/2010/wordml" xmlns:wpg="http://schemas.microsoft.com/office/word/2010/wordprocessingGroup" xmlns:wpi="http://schemas.microsoft.com/office/word/2010/wordprocessingInk" xmlns:wne="http://schemas.microsoft.com/office/word/2006/wordml" xmlns:wps="http://schemas.microsoft.com/office/word/2010/wordprocessingShape" mc:Ignorable="w14 wp14">
+<w:hdr xmlns:wpc="http://schemas.microsoft.com/office/word/2010/wordprocessingCanvas" xmlns:cx="http://schemas.microsoft.com/office/drawing/2014/chartex" xmlns:cx1="http://schemas.microsoft.com/office/drawing/2015/9/8/chartex" xmlns:cx2="http://schemas.microsoft.com/office/drawing/2015/10/21/chartex" xmlns:cx3="http://schemas.microsoft.com/office/drawing/2016/5/9/chartex" xmlns:cx4="http://schemas.microsoft.com/office/drawing/2016/5/10/chartex" xmlns:cx5="http://schemas.microsoft.com/office/drawing/2016/5/11/chartex" xmlns:cx6="http://schemas.microsoft.com/office/drawing/2016/5/12/chartex" xmlns:cx7="http://schemas.microsoft.com/office/drawing/2016/5/13/chartex" xmlns:cx8="http://schemas.microsoft.com/office/drawing/2016/5/14/chartex" xmlns:mc="http://schemas.openxmlformats.org/markup-compatibility/2006" xmlns:aink="http://schemas.microsoft.com/office/drawing/2016/ink" xmlns:am3d="http://schemas.microsoft.com/office/drawing/2017/model3d" xmlns:o="urn:schemas-microsoft-com:office:office" xmlns:r="http://schemas.openxmlformats.org/officeDocument/2006/relationships" xmlns:m="http://schemas.openxmlformats.org/officeDocument/2006/math" xmlns:v="urn:schemas-microsoft-com:vml" xmlns:wp14="http://schemas.microsoft.com/office/word/2010/wordprocessingDrawing" xmlns:wp="http://schemas.openxmlformats.org/drawingml/2006/wordprocessingDrawing" xmlns:w10="urn:schemas-microsoft-com:office:word" xmlns:w="http://schemas.openxmlformats.org/wordprocessingml/2006/main" xmlns:w14="http://schemas.microsoft.com/office/word/2010/wordml" xmlns:w15="http://schemas.microsoft.com/office/word/2012/wordml" xmlns:w16cex="http://schemas.microsoft.com/office/word/2018/wordml/cex" xmlns:w16cid="http://schemas.microsoft.com/office/word/2016/wordml/cid" xmlns:w16="http://schemas.microsoft.com/office/word/2018/wordml" xmlns:w16sdtdh="http://schemas.microsoft.com/office/word/2020/wordml/sdtdatahash" xmlns:w16se="http://schemas.microsoft.com/office/word/2015/wordml/symex" xmlns:wpg="http://schemas.microsoft.com/office/word/2010/wordprocessingGroup" xmlns:wpi="http://schemas.microsoft.com/office/word/2010/wordprocessingInk" xmlns:wne="http://schemas.microsoft.com/office/word/2006/wordml" xmlns:wps="http://schemas.microsoft.com/office/word/2010/wordprocessingShape" mc:Ignorable="w14 w15 w16se w16cid w16 w16cex w16sdtdh wp14">
+  <w:p>
+    <w:pPr>
+      <w:pStyle w:val="Header"/>
+    </w:pPr>
+  </w:p>
+</w:hdr>
+</file>
+
+<file path=word/header2.xml><?xml version="1.0" encoding="utf-8"?>
+<w:hdr xmlns:wpc="http://schemas.microsoft.com/office/word/2010/wordprocessingCanvas" xmlns:cx="http://schemas.microsoft.com/office/drawing/2014/chartex" xmlns:cx1="http://schemas.microsoft.com/office/drawing/2015/9/8/chartex" xmlns:cx2="http://schemas.microsoft.com/office/drawing/2015/10/21/chartex" xmlns:cx3="http://schemas.microsoft.com/office/drawing/2016/5/9/chartex" xmlns:cx4="http://schemas.microsoft.com/office/drawing/2016/5/10/chartex" xmlns:cx5="http://schemas.microsoft.com/office/drawing/2016/5/11/chartex" xmlns:cx6="http://schemas.microsoft.com/office/drawing/2016/5/12/chartex" xmlns:cx7="http://schemas.microsoft.com/office/drawing/2016/5/13/chartex" xmlns:cx8="http://schemas.microsoft.com/office/drawing/2016/5/14/chartex" xmlns:mc="http://schemas.openxmlformats.org/markup-compatibility/2006" xmlns:aink="http://schemas.microsoft.com/office/drawing/2016/ink" xmlns:am3d="http://schemas.microsoft.com/office/drawing/2017/model3d" xmlns:o="urn:schemas-microsoft-com:office:office" xmlns:r="http://schemas.openxmlformats.org/officeDocument/2006/relationships" xmlns:m="http://schemas.openxmlformats.org/officeDocument/2006/math" xmlns:v="urn:schemas-microsoft-com:vml" xmlns:wp14="http://schemas.microsoft.com/office/word/2010/wordprocessingDrawing" xmlns:wp="http://schemas.openxmlformats.org/drawingml/2006/wordprocessingDrawing" xmlns:w10="urn:schemas-microsoft-com:office:word" xmlns:w="http://schemas.openxmlformats.org/wordprocessingml/2006/main" xmlns:w14="http://schemas.microsoft.com/office/word/2010/wordml" xmlns:w15="http://schemas.microsoft.com/office/word/2012/wordml" xmlns:w16cex="http://schemas.microsoft.com/office/word/2018/wordml/cex" xmlns:w16cid="http://schemas.microsoft.com/office/word/2016/wordml/cid" xmlns:w16="http://schemas.microsoft.com/office/word/2018/wordml" xmlns:w16sdtdh="http://schemas.microsoft.com/office/word/2020/wordml/sdtdatahash" xmlns:w16se="http://schemas.microsoft.com/office/word/2015/wordml/symex" xmlns:wpg="http://schemas.microsoft.com/office/word/2010/wordprocessingGroup" xmlns:wpi="http://schemas.microsoft.com/office/word/2010/wordprocessingInk" xmlns:wne="http://schemas.microsoft.com/office/word/2006/wordml" xmlns:wps="http://schemas.microsoft.com/office/word/2010/wordprocessingShape" mc:Ignorable="w14 w15 w16se w16cid w16 w16cex w16sdtdh wp14">
   <w:p>
     <w:pPr>
       <w:pBdr>
@@ -16249,27 +14574,7 @@
         <w:sz w:val="20"/>
         <w:szCs w:val="20"/>
       </w:rPr>
-      <w:t>Tu</w:t>
-    </w:r>
-    <w:r>
-      <w:rPr>
-        <w:i/>
-        <w:iCs/>
-        <w:color w:val="7F8C8D"/>
-        <w:sz w:val="20"/>
-        <w:szCs w:val="20"/>
-      </w:rPr>
-      <w:t>ầ</w:t>
-    </w:r>
-    <w:r>
-      <w:rPr>
-        <w:i/>
-        <w:iCs/>
-        <w:color w:val="7F8C8D"/>
-        <w:sz w:val="20"/>
-        <w:szCs w:val="20"/>
-      </w:rPr>
-      <w:t>n</w:t>
+      <w:t>Tuần</w:t>
     </w:r>
     <w:proofErr w:type="spellEnd"/>
     <w:r>
@@ -16286,9 +14591,19 @@
 </w:hdr>
 </file>
 
+<file path=word/header3.xml><?xml version="1.0" encoding="utf-8"?>
+<w:hdr xmlns:wpc="http://schemas.microsoft.com/office/word/2010/wordprocessingCanvas" xmlns:cx="http://schemas.microsoft.com/office/drawing/2014/chartex" xmlns:cx1="http://schemas.microsoft.com/office/drawing/2015/9/8/chartex" xmlns:cx2="http://schemas.microsoft.com/office/drawing/2015/10/21/chartex" xmlns:cx3="http://schemas.microsoft.com/office/drawing/2016/5/9/chartex" xmlns:cx4="http://schemas.microsoft.com/office/drawing/2016/5/10/chartex" xmlns:cx5="http://schemas.microsoft.com/office/drawing/2016/5/11/chartex" xmlns:cx6="http://schemas.microsoft.com/office/drawing/2016/5/12/chartex" xmlns:cx7="http://schemas.microsoft.com/office/drawing/2016/5/13/chartex" xmlns:cx8="http://schemas.microsoft.com/office/drawing/2016/5/14/chartex" xmlns:mc="http://schemas.openxmlformats.org/markup-compatibility/2006" xmlns:aink="http://schemas.microsoft.com/office/drawing/2016/ink" xmlns:am3d="http://schemas.microsoft.com/office/drawing/2017/model3d" xmlns:o="urn:schemas-microsoft-com:office:office" xmlns:r="http://schemas.openxmlformats.org/officeDocument/2006/relationships" xmlns:m="http://schemas.openxmlformats.org/officeDocument/2006/math" xmlns:v="urn:schemas-microsoft-com:vml" xmlns:wp14="http://schemas.microsoft.com/office/word/2010/wordprocessingDrawing" xmlns:wp="http://schemas.openxmlformats.org/drawingml/2006/wordprocessingDrawing" xmlns:w10="urn:schemas-microsoft-com:office:word" xmlns:w="http://schemas.openxmlformats.org/wordprocessingml/2006/main" xmlns:w14="http://schemas.microsoft.com/office/word/2010/wordml" xmlns:w15="http://schemas.microsoft.com/office/word/2012/wordml" xmlns:w16cex="http://schemas.microsoft.com/office/word/2018/wordml/cex" xmlns:w16cid="http://schemas.microsoft.com/office/word/2016/wordml/cid" xmlns:w16="http://schemas.microsoft.com/office/word/2018/wordml" xmlns:w16sdtdh="http://schemas.microsoft.com/office/word/2020/wordml/sdtdatahash" xmlns:w16se="http://schemas.microsoft.com/office/word/2015/wordml/symex" xmlns:wpg="http://schemas.microsoft.com/office/word/2010/wordprocessingGroup" xmlns:wpi="http://schemas.microsoft.com/office/word/2010/wordprocessingInk" xmlns:wne="http://schemas.microsoft.com/office/word/2006/wordml" xmlns:wps="http://schemas.microsoft.com/office/word/2010/wordprocessingShape" mc:Ignorable="w14 w15 w16se w16cid w16 w16cex w16sdtdh wp14">
+  <w:p>
+    <w:pPr>
+      <w:pStyle w:val="Header"/>
+    </w:pPr>
+  </w:p>
+</w:hdr>
+</file>
+
 <file path=word/numbering.xml><?xml version="1.0" encoding="utf-8"?>
-<w:numbering xmlns:wpc="http://schemas.microsoft.com/office/word/2010/wordprocessingCanvas" xmlns:mc="http://schemas.openxmlformats.org/markup-compatibility/2006" xmlns:o="urn:schemas-microsoft-com:office:office" xmlns:r="http://schemas.openxmlformats.org/officeDocument/2006/relationships" xmlns:m="http://schemas.openxmlformats.org/officeDocument/2006/math" xmlns:v="urn:schemas-microsoft-com:vml" xmlns:wp14="http://schemas.microsoft.com/office/word/2010/wordprocessingDrawing" xmlns:wp="http://schemas.openxmlformats.org/drawingml/2006/wordprocessingDrawing" xmlns:w10="urn:schemas-microsoft-com:office:word" xmlns:w="http://schemas.openxmlformats.org/wordprocessingml/2006/main" xmlns:w14="http://schemas.microsoft.com/office/word/2010/wordml" xmlns:wpg="http://schemas.microsoft.com/office/word/2010/wordprocessingGroup" xmlns:wpi="http://schemas.microsoft.com/office/word/2010/wordprocessingInk" xmlns:wne="http://schemas.microsoft.com/office/word/2006/wordml" xmlns:wps="http://schemas.microsoft.com/office/word/2010/wordprocessingShape" mc:Ignorable="w14 wp14">
-  <w:abstractNum w:abstractNumId="0">
+<w:numbering xmlns:wpc="http://schemas.microsoft.com/office/word/2010/wordprocessingCanvas" xmlns:cx="http://schemas.microsoft.com/office/drawing/2014/chartex" xmlns:cx1="http://schemas.microsoft.com/office/drawing/2015/9/8/chartex" xmlns:cx2="http://schemas.microsoft.com/office/drawing/2015/10/21/chartex" xmlns:cx3="http://schemas.microsoft.com/office/drawing/2016/5/9/chartex" xmlns:cx4="http://schemas.microsoft.com/office/drawing/2016/5/10/chartex" xmlns:cx5="http://schemas.microsoft.com/office/drawing/2016/5/11/chartex" xmlns:cx6="http://schemas.microsoft.com/office/drawing/2016/5/12/chartex" xmlns:cx7="http://schemas.microsoft.com/office/drawing/2016/5/13/chartex" xmlns:cx8="http://schemas.microsoft.com/office/drawing/2016/5/14/chartex" xmlns:mc="http://schemas.openxmlformats.org/markup-compatibility/2006" xmlns:aink="http://schemas.microsoft.com/office/drawing/2016/ink" xmlns:am3d="http://schemas.microsoft.com/office/drawing/2017/model3d" xmlns:o="urn:schemas-microsoft-com:office:office" xmlns:r="http://schemas.openxmlformats.org/officeDocument/2006/relationships" xmlns:m="http://schemas.openxmlformats.org/officeDocument/2006/math" xmlns:v="urn:schemas-microsoft-com:vml" xmlns:wp14="http://schemas.microsoft.com/office/word/2010/wordprocessingDrawing" xmlns:wp="http://schemas.openxmlformats.org/drawingml/2006/wordprocessingDrawing" xmlns:w10="urn:schemas-microsoft-com:office:word" xmlns:w="http://schemas.openxmlformats.org/wordprocessingml/2006/main" xmlns:w14="http://schemas.microsoft.com/office/word/2010/wordml" xmlns:w15="http://schemas.microsoft.com/office/word/2012/wordml" xmlns:w16cex="http://schemas.microsoft.com/office/word/2018/wordml/cex" xmlns:w16cid="http://schemas.microsoft.com/office/word/2016/wordml/cid" xmlns:w16="http://schemas.microsoft.com/office/word/2018/wordml" xmlns:w16sdtdh="http://schemas.microsoft.com/office/word/2020/wordml/sdtdatahash" xmlns:w16se="http://schemas.microsoft.com/office/word/2015/wordml/symex" xmlns:wpg="http://schemas.microsoft.com/office/word/2010/wordprocessingGroup" xmlns:wpi="http://schemas.microsoft.com/office/word/2010/wordprocessingInk" xmlns:wne="http://schemas.microsoft.com/office/word/2006/wordml" xmlns:wps="http://schemas.microsoft.com/office/word/2010/wordprocessingShape" mc:Ignorable="w14 w15 w16se w16cid w16 w16cex w16sdtdh wp14">
+  <w:abstractNum w:abstractNumId="0" w15:restartNumberingAfterBreak="0">
     <w:nsid w:val="2CE62C49"/>
     <w:multiLevelType w:val="hybridMultilevel"/>
     <w:tmpl w:val="39BE8DB4"/>
@@ -16342,7 +14657,7 @@
       <w:lvlJc w:val="left"/>
     </w:lvl>
   </w:abstractNum>
-  <w:abstractNum w:abstractNumId="1">
+  <w:abstractNum w:abstractNumId="1" w15:restartNumberingAfterBreak="0">
     <w:nsid w:val="71227C47"/>
     <w:multiLevelType w:val="multilevel"/>
     <w:tmpl w:val="2286CC36"/>
@@ -16491,7 +14806,7 @@
       </w:rPr>
     </w:lvl>
   </w:abstractNum>
-  <w:abstractNum w:abstractNumId="2">
+  <w:abstractNum w:abstractNumId="2" w15:restartNumberingAfterBreak="0">
     <w:nsid w:val="76363BF4"/>
     <w:multiLevelType w:val="hybridMultilevel"/>
     <w:tmpl w:val="53E04366"/>
@@ -16577,7 +14892,7 @@
       </w:pPr>
     </w:lvl>
   </w:abstractNum>
-  <w:abstractNum w:abstractNumId="3">
+  <w:abstractNum w:abstractNumId="3" w15:restartNumberingAfterBreak="0">
     <w:nsid w:val="79D93CED"/>
     <w:multiLevelType w:val="hybridMultilevel"/>
     <w:tmpl w:val="FE6E50DE"/>
@@ -16656,7 +14971,7 @@
 </file>
 
 <file path=word/styles.xml><?xml version="1.0" encoding="utf-8"?>
-<w:styles xmlns:mc="http://schemas.openxmlformats.org/markup-compatibility/2006" xmlns:r="http://schemas.openxmlformats.org/officeDocument/2006/relationships" xmlns:w="http://schemas.openxmlformats.org/wordprocessingml/2006/main" xmlns:w14="http://schemas.microsoft.com/office/word/2010/wordml" mc:Ignorable="w14">
+<w:styles xmlns:mc="http://schemas.openxmlformats.org/markup-compatibility/2006" xmlns:r="http://schemas.openxmlformats.org/officeDocument/2006/relationships" xmlns:w="http://schemas.openxmlformats.org/wordprocessingml/2006/main" xmlns:w14="http://schemas.microsoft.com/office/word/2010/wordml" xmlns:w15="http://schemas.microsoft.com/office/word/2012/wordml" xmlns:w16cex="http://schemas.microsoft.com/office/word/2018/wordml/cex" xmlns:w16cid="http://schemas.microsoft.com/office/word/2016/wordml/cid" xmlns:w16="http://schemas.microsoft.com/office/word/2018/wordml" xmlns:w16sdtdh="http://schemas.microsoft.com/office/word/2020/wordml/sdtdatahash" xmlns:w16se="http://schemas.microsoft.com/office/word/2015/wordml/symex" mc:Ignorable="w14 w15 w16se w16cid w16 w16cex w16sdtdh">
   <w:docDefaults>
     <w:rPrDefault>
       <w:rPr>
@@ -16668,144 +14983,383 @@
     </w:rPrDefault>
     <w:pPrDefault/>
   </w:docDefaults>
-  <w:latentStyles w:defLockedState="0" w:defUIPriority="99" w:defSemiHidden="1" w:defUnhideWhenUsed="1" w:defQFormat="0" w:count="267">
-    <w:lsdException w:name="Normal" w:semiHidden="0" w:uiPriority="0" w:unhideWhenUsed="0" w:qFormat="1"/>
-    <w:lsdException w:name="heading 1" w:semiHidden="0" w:uiPriority="9" w:unhideWhenUsed="0" w:qFormat="1"/>
-    <w:lsdException w:name="heading 2" w:uiPriority="9" w:qFormat="1"/>
-    <w:lsdException w:name="heading 3" w:uiPriority="9" w:qFormat="1"/>
-    <w:lsdException w:name="heading 4" w:uiPriority="9" w:qFormat="1"/>
-    <w:lsdException w:name="heading 5" w:uiPriority="9" w:qFormat="1"/>
-    <w:lsdException w:name="heading 6" w:uiPriority="9" w:qFormat="1"/>
-    <w:lsdException w:name="heading 7" w:uiPriority="9" w:qFormat="1"/>
-    <w:lsdException w:name="heading 8" w:uiPriority="9" w:qFormat="1"/>
-    <w:lsdException w:name="heading 9" w:uiPriority="9" w:qFormat="1"/>
-    <w:lsdException w:name="toc 1" w:uiPriority="39"/>
-    <w:lsdException w:name="toc 2" w:uiPriority="39"/>
-    <w:lsdException w:name="toc 3" w:uiPriority="39"/>
-    <w:lsdException w:name="toc 4" w:uiPriority="39"/>
-    <w:lsdException w:name="toc 5" w:uiPriority="39"/>
-    <w:lsdException w:name="toc 6" w:uiPriority="39"/>
-    <w:lsdException w:name="toc 7" w:uiPriority="39"/>
-    <w:lsdException w:name="toc 8" w:uiPriority="39"/>
-    <w:lsdException w:name="toc 9" w:uiPriority="39"/>
-    <w:lsdException w:name="caption" w:uiPriority="35" w:qFormat="1"/>
-    <w:lsdException w:name="Title" w:semiHidden="0" w:uiPriority="10" w:unhideWhenUsed="0" w:qFormat="1"/>
-    <w:lsdException w:name="Default Paragraph Font" w:uiPriority="1"/>
-    <w:lsdException w:name="Subtitle" w:semiHidden="0" w:uiPriority="11" w:unhideWhenUsed="0" w:qFormat="1"/>
-    <w:lsdException w:name="Strong" w:semiHidden="0" w:uiPriority="22" w:unhideWhenUsed="0" w:qFormat="1"/>
-    <w:lsdException w:name="Emphasis" w:semiHidden="0" w:uiPriority="20" w:unhideWhenUsed="0" w:qFormat="1"/>
-    <w:lsdException w:name="Table Grid" w:semiHidden="0" w:uiPriority="39" w:unhideWhenUsed="0"/>
-    <w:lsdException w:name="Placeholder Text" w:unhideWhenUsed="0"/>
-    <w:lsdException w:name="No Spacing" w:semiHidden="0" w:uiPriority="1" w:unhideWhenUsed="0" w:qFormat="1"/>
-    <w:lsdException w:name="Light Shading" w:semiHidden="0" w:uiPriority="60" w:unhideWhenUsed="0"/>
-    <w:lsdException w:name="Light List" w:semiHidden="0" w:uiPriority="61" w:unhideWhenUsed="0"/>
-    <w:lsdException w:name="Light Grid" w:semiHidden="0" w:uiPriority="62" w:unhideWhenUsed="0"/>
-    <w:lsdException w:name="Medium Shading 1" w:semiHidden="0" w:uiPriority="63" w:unhideWhenUsed="0"/>
-    <w:lsdException w:name="Medium Shading 2" w:semiHidden="0" w:uiPriority="64" w:unhideWhenUsed="0"/>
-    <w:lsdException w:name="Medium List 1" w:semiHidden="0" w:uiPriority="65" w:unhideWhenUsed="0"/>
-    <w:lsdException w:name="Medium List 2" w:semiHidden="0" w:uiPriority="66" w:unhideWhenUsed="0"/>
-    <w:lsdException w:name="Medium Grid 1" w:semiHidden="0" w:uiPriority="67" w:unhideWhenUsed="0"/>
-    <w:lsdException w:name="Medium Grid 2" w:semiHidden="0" w:uiPriority="68" w:unhideWhenUsed="0"/>
-    <w:lsdException w:name="Medium Grid 3" w:semiHidden="0" w:uiPriority="69" w:unhideWhenUsed="0"/>
-    <w:lsdException w:name="Dark List" w:semiHidden="0" w:uiPriority="70" w:unhideWhenUsed="0"/>
-    <w:lsdException w:name="Colorful Shading" w:semiHidden="0" w:uiPriority="71" w:unhideWhenUsed="0"/>
-    <w:lsdException w:name="Colorful List" w:semiHidden="0" w:uiPriority="72" w:unhideWhenUsed="0"/>
-    <w:lsdException w:name="Colorful Grid" w:semiHidden="0" w:uiPriority="73" w:unhideWhenUsed="0"/>
-    <w:lsdException w:name="Light Shading Accent 1" w:semiHidden="0" w:uiPriority="60" w:unhideWhenUsed="0"/>
-    <w:lsdException w:name="Light List Accent 1" w:semiHidden="0" w:uiPriority="61" w:unhideWhenUsed="0"/>
-    <w:lsdException w:name="Light Grid Accent 1" w:semiHidden="0" w:uiPriority="62" w:unhideWhenUsed="0"/>
-    <w:lsdException w:name="Medium Shading 1 Accent 1" w:semiHidden="0" w:uiPriority="63" w:unhideWhenUsed="0"/>
-    <w:lsdException w:name="Medium Shading 2 Accent 1" w:semiHidden="0" w:uiPriority="64" w:unhideWhenUsed="0"/>
-    <w:lsdException w:name="Medium List 1 Accent 1" w:semiHidden="0" w:uiPriority="65" w:unhideWhenUsed="0"/>
-    <w:lsdException w:name="Revision" w:unhideWhenUsed="0"/>
-    <w:lsdException w:name="List Paragraph" w:semiHidden="0" w:uiPriority="34" w:unhideWhenUsed="0" w:qFormat="1"/>
-    <w:lsdException w:name="Quote" w:semiHidden="0" w:uiPriority="29" w:unhideWhenUsed="0" w:qFormat="1"/>
-    <w:lsdException w:name="Intense Quote" w:semiHidden="0" w:uiPriority="30" w:unhideWhenUsed="0" w:qFormat="1"/>
-    <w:lsdException w:name="Medium List 2 Accent 1" w:semiHidden="0" w:uiPriority="66" w:unhideWhenUsed="0"/>
-    <w:lsdException w:name="Medium Grid 1 Accent 1" w:semiHidden="0" w:uiPriority="67" w:unhideWhenUsed="0"/>
-    <w:lsdException w:name="Medium Grid 2 Accent 1" w:semiHidden="0" w:uiPriority="68" w:unhideWhenUsed="0"/>
-    <w:lsdException w:name="Medium Grid 3 Accent 1" w:semiHidden="0" w:uiPriority="69" w:unhideWhenUsed="0"/>
-    <w:lsdException w:name="Dark List Accent 1" w:semiHidden="0" w:uiPriority="70" w:unhideWhenUsed="0"/>
-    <w:lsdException w:name="Colorful Shading Accent 1" w:semiHidden="0" w:uiPriority="71" w:unhideWhenUsed="0"/>
-    <w:lsdException w:name="Colorful List Accent 1" w:semiHidden="0" w:uiPriority="72" w:unhideWhenUsed="0"/>
-    <w:lsdException w:name="Colorful Grid Accent 1" w:semiHidden="0" w:uiPriority="73" w:unhideWhenUsed="0"/>
-    <w:lsdException w:name="Light Shading Accent 2" w:semiHidden="0" w:uiPriority="60" w:unhideWhenUsed="0"/>
-    <w:lsdException w:name="Light List Accent 2" w:semiHidden="0" w:uiPriority="61" w:unhideWhenUsed="0"/>
-    <w:lsdException w:name="Light Grid Accent 2" w:semiHidden="0" w:uiPriority="62" w:unhideWhenUsed="0"/>
-    <w:lsdException w:name="Medium Shading 1 Accent 2" w:semiHidden="0" w:uiPriority="63" w:unhideWhenUsed="0"/>
-    <w:lsdException w:name="Medium Shading 2 Accent 2" w:semiHidden="0" w:uiPriority="64" w:unhideWhenUsed="0"/>
-    <w:lsdException w:name="Medium List 1 Accent 2" w:semiHidden="0" w:uiPriority="65" w:unhideWhenUsed="0"/>
-    <w:lsdException w:name="Medium List 2 Accent 2" w:semiHidden="0" w:uiPriority="66" w:unhideWhenUsed="0"/>
-    <w:lsdException w:name="Medium Grid 1 Accent 2" w:semiHidden="0" w:uiPriority="67" w:unhideWhenUsed="0"/>
-    <w:lsdException w:name="Medium Grid 2 Accent 2" w:semiHidden="0" w:uiPriority="68" w:unhideWhenUsed="0"/>
-    <w:lsdException w:name="Medium Grid 3 Accent 2" w:semiHidden="0" w:uiPriority="69" w:unhideWhenUsed="0"/>
-    <w:lsdException w:name="Dark List Accent 2" w:semiHidden="0" w:uiPriority="70" w:unhideWhenUsed="0"/>
-    <w:lsdException w:name="Colorful Shading Accent 2" w:semiHidden="0" w:uiPriority="71" w:unhideWhenUsed="0"/>
-    <w:lsdException w:name="Colorful List Accent 2" w:semiHidden="0" w:uiPriority="72" w:unhideWhenUsed="0"/>
-    <w:lsdException w:name="Colorful Grid Accent 2" w:semiHidden="0" w:uiPriority="73" w:unhideWhenUsed="0"/>
-    <w:lsdException w:name="Light Shading Accent 3" w:semiHidden="0" w:uiPriority="60" w:unhideWhenUsed="0"/>
-    <w:lsdException w:name="Light List Accent 3" w:semiHidden="0" w:uiPriority="61" w:unhideWhenUsed="0"/>
-    <w:lsdException w:name="Light Grid Accent 3" w:semiHidden="0" w:uiPriority="62" w:unhideWhenUsed="0"/>
-    <w:lsdException w:name="Medium Shading 1 Accent 3" w:semiHidden="0" w:uiPriority="63" w:unhideWhenUsed="0"/>
-    <w:lsdException w:name="Medium Shading 2 Accent 3" w:semiHidden="0" w:uiPriority="64" w:unhideWhenUsed="0"/>
-    <w:lsdException w:name="Medium List 1 Accent 3" w:semiHidden="0" w:uiPriority="65" w:unhideWhenUsed="0"/>
-    <w:lsdException w:name="Medium List 2 Accent 3" w:semiHidden="0" w:uiPriority="66" w:unhideWhenUsed="0"/>
-    <w:lsdException w:name="Medium Grid 1 Accent 3" w:semiHidden="0" w:uiPriority="67" w:unhideWhenUsed="0"/>
-    <w:lsdException w:name="Medium Grid 2 Accent 3" w:semiHidden="0" w:uiPriority="68" w:unhideWhenUsed="0"/>
-    <w:lsdException w:name="Medium Grid 3 Accent 3" w:semiHidden="0" w:uiPriority="69" w:unhideWhenUsed="0"/>
-    <w:lsdException w:name="Dark List Accent 3" w:semiHidden="0" w:uiPriority="70" w:unhideWhenUsed="0"/>
-    <w:lsdException w:name="Colorful Shading Accent 3" w:semiHidden="0" w:uiPriority="71" w:unhideWhenUsed="0"/>
-    <w:lsdException w:name="Colorful List Accent 3" w:semiHidden="0" w:uiPriority="72" w:unhideWhenUsed="0"/>
-    <w:lsdException w:name="Colorful Grid Accent 3" w:semiHidden="0" w:uiPriority="73" w:unhideWhenUsed="0"/>
-    <w:lsdException w:name="Light Shading Accent 4" w:semiHidden="0" w:uiPriority="60" w:unhideWhenUsed="0"/>
-    <w:lsdException w:name="Light List Accent 4" w:semiHidden="0" w:uiPriority="61" w:unhideWhenUsed="0"/>
-    <w:lsdException w:name="Light Grid Accent 4" w:semiHidden="0" w:uiPriority="62" w:unhideWhenUsed="0"/>
-    <w:lsdException w:name="Medium Shading 1 Accent 4" w:semiHidden="0" w:uiPriority="63" w:unhideWhenUsed="0"/>
-    <w:lsdException w:name="Medium Shading 2 Accent 4" w:semiHidden="0" w:uiPriority="64" w:unhideWhenUsed="0"/>
-    <w:lsdException w:name="Medium List 1 Accent 4" w:semiHidden="0" w:uiPriority="65" w:unhideWhenUsed="0"/>
-    <w:lsdException w:name="Medium List 2 Accent 4" w:semiHidden="0" w:uiPriority="66" w:unhideWhenUsed="0"/>
-    <w:lsdException w:name="Medium Grid 1 Accent 4" w:semiHidden="0" w:uiPriority="67" w:unhideWhenUsed="0"/>
-    <w:lsdException w:name="Medium Grid 2 Accent 4" w:semiHidden="0" w:uiPriority="68" w:unhideWhenUsed="0"/>
-    <w:lsdException w:name="Medium Grid 3 Accent 4" w:semiHidden="0" w:uiPriority="69" w:unhideWhenUsed="0"/>
-    <w:lsdException w:name="Dark List Accent 4" w:semiHidden="0" w:uiPriority="70" w:unhideWhenUsed="0"/>
-    <w:lsdException w:name="Colorful Shading Accent 4" w:semiHidden="0" w:uiPriority="71" w:unhideWhenUsed="0"/>
-    <w:lsdException w:name="Colorful List Accent 4" w:semiHidden="0" w:uiPriority="72" w:unhideWhenUsed="0"/>
-    <w:lsdException w:name="Colorful Grid Accent 4" w:semiHidden="0" w:uiPriority="73" w:unhideWhenUsed="0"/>
-    <w:lsdException w:name="Light Shading Accent 5" w:semiHidden="0" w:uiPriority="60" w:unhideWhenUsed="0"/>
-    <w:lsdException w:name="Light List Accent 5" w:semiHidden="0" w:uiPriority="61" w:unhideWhenUsed="0"/>
-    <w:lsdException w:name="Light Grid Accent 5" w:semiHidden="0" w:uiPriority="62" w:unhideWhenUsed="0"/>
-    <w:lsdException w:name="Medium Shading 1 Accent 5" w:semiHidden="0" w:uiPriority="63" w:unhideWhenUsed="0"/>
-    <w:lsdException w:name="Medium Shading 2 Accent 5" w:semiHidden="0" w:uiPriority="64" w:unhideWhenUsed="0"/>
-    <w:lsdException w:name="Medium List 1 Accent 5" w:semiHidden="0" w:uiPriority="65" w:unhideWhenUsed="0"/>
-    <w:lsdException w:name="Medium List 2 Accent 5" w:semiHidden="0" w:uiPriority="66" w:unhideWhenUsed="0"/>
-    <w:lsdException w:name="Medium Grid 1 Accent 5" w:semiHidden="0" w:uiPriority="67" w:unhideWhenUsed="0"/>
-    <w:lsdException w:name="Medium Grid 2 Accent 5" w:semiHidden="0" w:uiPriority="68" w:unhideWhenUsed="0"/>
-    <w:lsdException w:name="Medium Grid 3 Accent 5" w:semiHidden="0" w:uiPriority="69" w:unhideWhenUsed="0"/>
-    <w:lsdException w:name="Dark List Accent 5" w:semiHidden="0" w:uiPriority="70" w:unhideWhenUsed="0"/>
-    <w:lsdException w:name="Colorful Shading Accent 5" w:semiHidden="0" w:uiPriority="71" w:unhideWhenUsed="0"/>
-    <w:lsdException w:name="Colorful List Accent 5" w:semiHidden="0" w:uiPriority="72" w:unhideWhenUsed="0"/>
-    <w:lsdException w:name="Colorful Grid Accent 5" w:semiHidden="0" w:uiPriority="73" w:unhideWhenUsed="0"/>
-    <w:lsdException w:name="Light Shading Accent 6" w:semiHidden="0" w:uiPriority="60" w:unhideWhenUsed="0"/>
-    <w:lsdException w:name="Light List Accent 6" w:semiHidden="0" w:uiPriority="61" w:unhideWhenUsed="0"/>
-    <w:lsdException w:name="Light Grid Accent 6" w:semiHidden="0" w:uiPriority="62" w:unhideWhenUsed="0"/>
-    <w:lsdException w:name="Medium Shading 1 Accent 6" w:semiHidden="0" w:uiPriority="63" w:unhideWhenUsed="0"/>
-    <w:lsdException w:name="Medium Shading 2 Accent 6" w:semiHidden="0" w:uiPriority="64" w:unhideWhenUsed="0"/>
-    <w:lsdException w:name="Medium List 1 Accent 6" w:semiHidden="0" w:uiPriority="65" w:unhideWhenUsed="0"/>
-    <w:lsdException w:name="Medium List 2 Accent 6" w:semiHidden="0" w:uiPriority="66" w:unhideWhenUsed="0"/>
-    <w:lsdException w:name="Medium Grid 1 Accent 6" w:semiHidden="0" w:uiPriority="67" w:unhideWhenUsed="0"/>
-    <w:lsdException w:name="Medium Grid 2 Accent 6" w:semiHidden="0" w:uiPriority="68" w:unhideWhenUsed="0"/>
-    <w:lsdException w:name="Medium Grid 3 Accent 6" w:semiHidden="0" w:uiPriority="69" w:unhideWhenUsed="0"/>
-    <w:lsdException w:name="Dark List Accent 6" w:semiHidden="0" w:uiPriority="70" w:unhideWhenUsed="0"/>
-    <w:lsdException w:name="Colorful Shading Accent 6" w:semiHidden="0" w:uiPriority="71" w:unhideWhenUsed="0"/>
-    <w:lsdException w:name="Colorful List Accent 6" w:semiHidden="0" w:uiPriority="72" w:unhideWhenUsed="0"/>
-    <w:lsdException w:name="Colorful Grid Accent 6" w:semiHidden="0" w:uiPriority="73" w:unhideWhenUsed="0"/>
-    <w:lsdException w:name="Subtle Emphasis" w:semiHidden="0" w:uiPriority="19" w:unhideWhenUsed="0" w:qFormat="1"/>
-    <w:lsdException w:name="Intense Emphasis" w:semiHidden="0" w:uiPriority="21" w:unhideWhenUsed="0" w:qFormat="1"/>
-    <w:lsdException w:name="Subtle Reference" w:semiHidden="0" w:uiPriority="31" w:unhideWhenUsed="0" w:qFormat="1"/>
-    <w:lsdException w:name="Intense Reference" w:semiHidden="0" w:uiPriority="32" w:unhideWhenUsed="0" w:qFormat="1"/>
-    <w:lsdException w:name="Book Title" w:semiHidden="0" w:uiPriority="33" w:unhideWhenUsed="0" w:qFormat="1"/>
-    <w:lsdException w:name="Bibliography" w:uiPriority="37"/>
-    <w:lsdException w:name="TOC Heading" w:uiPriority="39" w:qFormat="1"/>
+  <w:latentStyles w:defLockedState="0" w:defUIPriority="99" w:defSemiHidden="0" w:defUnhideWhenUsed="0" w:defQFormat="0" w:count="376">
+    <w:lsdException w:name="Normal" w:uiPriority="0" w:qFormat="1"/>
+    <w:lsdException w:name="heading 1" w:uiPriority="9" w:qFormat="1"/>
+    <w:lsdException w:name="heading 2" w:semiHidden="1" w:uiPriority="9" w:unhideWhenUsed="1" w:qFormat="1"/>
+    <w:lsdException w:name="heading 3" w:semiHidden="1" w:uiPriority="9" w:unhideWhenUsed="1" w:qFormat="1"/>
+    <w:lsdException w:name="heading 4" w:semiHidden="1" w:uiPriority="9" w:unhideWhenUsed="1" w:qFormat="1"/>
+    <w:lsdException w:name="heading 5" w:semiHidden="1" w:uiPriority="9" w:unhideWhenUsed="1" w:qFormat="1"/>
+    <w:lsdException w:name="heading 6" w:semiHidden="1" w:uiPriority="9" w:unhideWhenUsed="1" w:qFormat="1"/>
+    <w:lsdException w:name="heading 7" w:semiHidden="1" w:uiPriority="9" w:unhideWhenUsed="1" w:qFormat="1"/>
+    <w:lsdException w:name="heading 8" w:semiHidden="1" w:uiPriority="9" w:unhideWhenUsed="1" w:qFormat="1"/>
+    <w:lsdException w:name="heading 9" w:semiHidden="1" w:uiPriority="9" w:unhideWhenUsed="1" w:qFormat="1"/>
+    <w:lsdException w:name="index 1" w:semiHidden="1" w:unhideWhenUsed="1"/>
+    <w:lsdException w:name="index 2" w:semiHidden="1" w:unhideWhenUsed="1"/>
+    <w:lsdException w:name="index 3" w:semiHidden="1" w:unhideWhenUsed="1"/>
+    <w:lsdException w:name="index 4" w:semiHidden="1" w:unhideWhenUsed="1"/>
+    <w:lsdException w:name="index 5" w:semiHidden="1" w:unhideWhenUsed="1"/>
+    <w:lsdException w:name="index 6" w:semiHidden="1" w:unhideWhenUsed="1"/>
+    <w:lsdException w:name="index 7" w:semiHidden="1" w:unhideWhenUsed="1"/>
+    <w:lsdException w:name="index 8" w:semiHidden="1" w:unhideWhenUsed="1"/>
+    <w:lsdException w:name="index 9" w:semiHidden="1" w:unhideWhenUsed="1"/>
+    <w:lsdException w:name="toc 1" w:semiHidden="1" w:uiPriority="39" w:unhideWhenUsed="1"/>
+    <w:lsdException w:name="toc 2" w:semiHidden="1" w:uiPriority="39" w:unhideWhenUsed="1"/>
+    <w:lsdException w:name="toc 3" w:semiHidden="1" w:uiPriority="39" w:unhideWhenUsed="1"/>
+    <w:lsdException w:name="toc 4" w:semiHidden="1" w:uiPriority="39" w:unhideWhenUsed="1"/>
+    <w:lsdException w:name="toc 5" w:semiHidden="1" w:uiPriority="39" w:unhideWhenUsed="1"/>
+    <w:lsdException w:name="toc 6" w:semiHidden="1" w:uiPriority="39" w:unhideWhenUsed="1"/>
+    <w:lsdException w:name="toc 7" w:semiHidden="1" w:uiPriority="39" w:unhideWhenUsed="1"/>
+    <w:lsdException w:name="toc 8" w:semiHidden="1" w:uiPriority="39" w:unhideWhenUsed="1"/>
+    <w:lsdException w:name="toc 9" w:semiHidden="1" w:uiPriority="39" w:unhideWhenUsed="1"/>
+    <w:lsdException w:name="Normal Indent" w:semiHidden="1" w:unhideWhenUsed="1"/>
+    <w:lsdException w:name="footnote text" w:semiHidden="1" w:unhideWhenUsed="1"/>
+    <w:lsdException w:name="annotation text" w:semiHidden="1" w:unhideWhenUsed="1"/>
+    <w:lsdException w:name="header" w:semiHidden="1" w:unhideWhenUsed="1"/>
+    <w:lsdException w:name="footer" w:semiHidden="1" w:unhideWhenUsed="1"/>
+    <w:lsdException w:name="index heading" w:semiHidden="1" w:unhideWhenUsed="1"/>
+    <w:lsdException w:name="caption" w:semiHidden="1" w:uiPriority="35" w:unhideWhenUsed="1" w:qFormat="1"/>
+    <w:lsdException w:name="table of figures" w:semiHidden="1" w:unhideWhenUsed="1"/>
+    <w:lsdException w:name="envelope address" w:semiHidden="1" w:unhideWhenUsed="1"/>
+    <w:lsdException w:name="envelope return" w:semiHidden="1" w:unhideWhenUsed="1"/>
+    <w:lsdException w:name="footnote reference" w:semiHidden="1" w:unhideWhenUsed="1"/>
+    <w:lsdException w:name="annotation reference" w:semiHidden="1" w:unhideWhenUsed="1"/>
+    <w:lsdException w:name="line number" w:semiHidden="1" w:unhideWhenUsed="1"/>
+    <w:lsdException w:name="page number" w:semiHidden="1" w:unhideWhenUsed="1"/>
+    <w:lsdException w:name="endnote reference" w:semiHidden="1" w:unhideWhenUsed="1"/>
+    <w:lsdException w:name="endnote text" w:semiHidden="1" w:unhideWhenUsed="1"/>
+    <w:lsdException w:name="table of authorities" w:semiHidden="1" w:unhideWhenUsed="1"/>
+    <w:lsdException w:name="macro" w:semiHidden="1" w:unhideWhenUsed="1"/>
+    <w:lsdException w:name="toa heading" w:semiHidden="1" w:unhideWhenUsed="1"/>
+    <w:lsdException w:name="List" w:semiHidden="1" w:unhideWhenUsed="1"/>
+    <w:lsdException w:name="List Bullet" w:semiHidden="1" w:unhideWhenUsed="1"/>
+    <w:lsdException w:name="List Number" w:semiHidden="1" w:unhideWhenUsed="1"/>
+    <w:lsdException w:name="List 2" w:semiHidden="1" w:unhideWhenUsed="1"/>
+    <w:lsdException w:name="List 3" w:semiHidden="1" w:unhideWhenUsed="1"/>
+    <w:lsdException w:name="List 4" w:semiHidden="1" w:unhideWhenUsed="1"/>
+    <w:lsdException w:name="List 5" w:semiHidden="1" w:unhideWhenUsed="1"/>
+    <w:lsdException w:name="List Bullet 2" w:semiHidden="1" w:unhideWhenUsed="1"/>
+    <w:lsdException w:name="List Bullet 3" w:semiHidden="1" w:unhideWhenUsed="1"/>
+    <w:lsdException w:name="List Bullet 4" w:semiHidden="1" w:unhideWhenUsed="1"/>
+    <w:lsdException w:name="List Bullet 5" w:semiHidden="1" w:unhideWhenUsed="1"/>
+    <w:lsdException w:name="List Number 2" w:semiHidden="1" w:unhideWhenUsed="1"/>
+    <w:lsdException w:name="List Number 3" w:semiHidden="1" w:unhideWhenUsed="1"/>
+    <w:lsdException w:name="List Number 4" w:semiHidden="1" w:unhideWhenUsed="1"/>
+    <w:lsdException w:name="List Number 5" w:semiHidden="1" w:unhideWhenUsed="1"/>
+    <w:lsdException w:name="Title" w:uiPriority="10" w:qFormat="1"/>
+    <w:lsdException w:name="Closing" w:semiHidden="1" w:unhideWhenUsed="1"/>
+    <w:lsdException w:name="Signature" w:semiHidden="1" w:unhideWhenUsed="1"/>
+    <w:lsdException w:name="Default Paragraph Font" w:semiHidden="1" w:uiPriority="1" w:unhideWhenUsed="1"/>
+    <w:lsdException w:name="Body Text" w:semiHidden="1" w:unhideWhenUsed="1"/>
+    <w:lsdException w:name="Body Text Indent" w:semiHidden="1" w:unhideWhenUsed="1"/>
+    <w:lsdException w:name="List Continue" w:semiHidden="1" w:unhideWhenUsed="1"/>
+    <w:lsdException w:name="List Continue 2" w:semiHidden="1" w:unhideWhenUsed="1"/>
+    <w:lsdException w:name="List Continue 3" w:semiHidden="1" w:unhideWhenUsed="1"/>
+    <w:lsdException w:name="List Continue 4" w:semiHidden="1" w:unhideWhenUsed="1"/>
+    <w:lsdException w:name="List Continue 5" w:semiHidden="1" w:unhideWhenUsed="1"/>
+    <w:lsdException w:name="Message Header" w:semiHidden="1" w:unhideWhenUsed="1"/>
+    <w:lsdException w:name="Subtitle" w:uiPriority="11" w:qFormat="1"/>
+    <w:lsdException w:name="Salutation" w:semiHidden="1" w:unhideWhenUsed="1"/>
+    <w:lsdException w:name="Date" w:semiHidden="1" w:unhideWhenUsed="1"/>
+    <w:lsdException w:name="Body Text First Indent" w:semiHidden="1" w:unhideWhenUsed="1"/>
+    <w:lsdException w:name="Body Text First Indent 2" w:semiHidden="1" w:unhideWhenUsed="1"/>
+    <w:lsdException w:name="Note Heading" w:semiHidden="1" w:unhideWhenUsed="1"/>
+    <w:lsdException w:name="Body Text 2" w:semiHidden="1" w:unhideWhenUsed="1"/>
+    <w:lsdException w:name="Body Text 3" w:semiHidden="1" w:unhideWhenUsed="1"/>
+    <w:lsdException w:name="Body Text Indent 2" w:semiHidden="1" w:unhideWhenUsed="1"/>
+    <w:lsdException w:name="Body Text Indent 3" w:semiHidden="1" w:unhideWhenUsed="1"/>
+    <w:lsdException w:name="Block Text" w:semiHidden="1" w:unhideWhenUsed="1"/>
+    <w:lsdException w:name="Hyperlink" w:semiHidden="1" w:unhideWhenUsed="1"/>
+    <w:lsdException w:name="FollowedHyperlink" w:semiHidden="1" w:unhideWhenUsed="1"/>
+    <w:lsdException w:name="Strong" w:uiPriority="22" w:qFormat="1"/>
+    <w:lsdException w:name="Emphasis" w:uiPriority="20" w:qFormat="1"/>
+    <w:lsdException w:name="Document Map" w:semiHidden="1" w:unhideWhenUsed="1"/>
+    <w:lsdException w:name="Plain Text" w:semiHidden="1" w:unhideWhenUsed="1"/>
+    <w:lsdException w:name="E-mail Signature" w:semiHidden="1" w:unhideWhenUsed="1"/>
+    <w:lsdException w:name="HTML Top of Form" w:semiHidden="1" w:unhideWhenUsed="1"/>
+    <w:lsdException w:name="HTML Bottom of Form" w:semiHidden="1" w:unhideWhenUsed="1"/>
+    <w:lsdException w:name="Normal (Web)" w:semiHidden="1" w:unhideWhenUsed="1"/>
+    <w:lsdException w:name="HTML Acronym" w:semiHidden="1" w:unhideWhenUsed="1"/>
+    <w:lsdException w:name="HTML Address" w:semiHidden="1" w:unhideWhenUsed="1"/>
+    <w:lsdException w:name="HTML Cite" w:semiHidden="1" w:unhideWhenUsed="1"/>
+    <w:lsdException w:name="HTML Code" w:semiHidden="1" w:unhideWhenUsed="1"/>
+    <w:lsdException w:name="HTML Definition" w:semiHidden="1" w:unhideWhenUsed="1"/>
+    <w:lsdException w:name="HTML Keyboard" w:semiHidden="1" w:unhideWhenUsed="1"/>
+    <w:lsdException w:name="HTML Preformatted" w:semiHidden="1" w:unhideWhenUsed="1"/>
+    <w:lsdException w:name="HTML Sample" w:semiHidden="1" w:unhideWhenUsed="1"/>
+    <w:lsdException w:name="HTML Typewriter" w:semiHidden="1" w:unhideWhenUsed="1"/>
+    <w:lsdException w:name="HTML Variable" w:semiHidden="1" w:unhideWhenUsed="1"/>
+    <w:lsdException w:name="Normal Table" w:semiHidden="1" w:unhideWhenUsed="1"/>
+    <w:lsdException w:name="annotation subject" w:semiHidden="1" w:unhideWhenUsed="1"/>
+    <w:lsdException w:name="No List" w:semiHidden="1" w:unhideWhenUsed="1"/>
+    <w:lsdException w:name="Outline List 1" w:semiHidden="1" w:unhideWhenUsed="1"/>
+    <w:lsdException w:name="Outline List 2" w:semiHidden="1" w:unhideWhenUsed="1"/>
+    <w:lsdException w:name="Outline List 3" w:semiHidden="1" w:unhideWhenUsed="1"/>
+    <w:lsdException w:name="Table Simple 1" w:semiHidden="1" w:unhideWhenUsed="1"/>
+    <w:lsdException w:name="Table Simple 2" w:semiHidden="1" w:unhideWhenUsed="1"/>
+    <w:lsdException w:name="Table Simple 3" w:semiHidden="1" w:unhideWhenUsed="1"/>
+    <w:lsdException w:name="Table Classic 1" w:semiHidden="1" w:unhideWhenUsed="1"/>
+    <w:lsdException w:name="Table Classic 2" w:semiHidden="1" w:unhideWhenUsed="1"/>
+    <w:lsdException w:name="Table Classic 3" w:semiHidden="1" w:unhideWhenUsed="1"/>
+    <w:lsdException w:name="Table Classic 4" w:semiHidden="1" w:unhideWhenUsed="1"/>
+    <w:lsdException w:name="Table Colorful 1" w:semiHidden="1" w:unhideWhenUsed="1"/>
+    <w:lsdException w:name="Table Colorful 2" w:semiHidden="1" w:unhideWhenUsed="1"/>
+    <w:lsdException w:name="Table Colorful 3" w:semiHidden="1" w:unhideWhenUsed="1"/>
+    <w:lsdException w:name="Table Columns 1" w:semiHidden="1" w:unhideWhenUsed="1"/>
+    <w:lsdException w:name="Table Columns 2" w:semiHidden="1" w:unhideWhenUsed="1"/>
+    <w:lsdException w:name="Table Columns 3" w:semiHidden="1" w:unhideWhenUsed="1"/>
+    <w:lsdException w:name="Table Columns 4" w:semiHidden="1" w:unhideWhenUsed="1"/>
+    <w:lsdException w:name="Table Columns 5" w:semiHidden="1" w:unhideWhenUsed="1"/>
+    <w:lsdException w:name="Table Grid 1" w:semiHidden="1" w:unhideWhenUsed="1"/>
+    <w:lsdException w:name="Table Grid 2" w:semiHidden="1" w:unhideWhenUsed="1"/>
+    <w:lsdException w:name="Table Grid 3" w:semiHidden="1" w:unhideWhenUsed="1"/>
+    <w:lsdException w:name="Table Grid 4" w:semiHidden="1" w:unhideWhenUsed="1"/>
+    <w:lsdException w:name="Table Grid 5" w:semiHidden="1" w:unhideWhenUsed="1"/>
+    <w:lsdException w:name="Table Grid 6" w:semiHidden="1" w:unhideWhenUsed="1"/>
+    <w:lsdException w:name="Table Grid 7" w:semiHidden="1" w:unhideWhenUsed="1"/>
+    <w:lsdException w:name="Table Grid 8" w:semiHidden="1" w:unhideWhenUsed="1"/>
+    <w:lsdException w:name="Table List 1" w:semiHidden="1" w:unhideWhenUsed="1"/>
+    <w:lsdException w:name="Table List 2" w:semiHidden="1" w:unhideWhenUsed="1"/>
+    <w:lsdException w:name="Table List 3" w:semiHidden="1" w:unhideWhenUsed="1"/>
+    <w:lsdException w:name="Table List 4" w:semiHidden="1" w:unhideWhenUsed="1"/>
+    <w:lsdException w:name="Table List 5" w:semiHidden="1" w:unhideWhenUsed="1"/>
+    <w:lsdException w:name="Table List 6" w:semiHidden="1" w:unhideWhenUsed="1"/>
+    <w:lsdException w:name="Table List 7" w:semiHidden="1" w:unhideWhenUsed="1"/>
+    <w:lsdException w:name="Table List 8" w:semiHidden="1" w:unhideWhenUsed="1"/>
+    <w:lsdException w:name="Table 3D effects 1" w:semiHidden="1" w:unhideWhenUsed="1"/>
+    <w:lsdException w:name="Table 3D effects 2" w:semiHidden="1" w:unhideWhenUsed="1"/>
+    <w:lsdException w:name="Table 3D effects 3" w:semiHidden="1" w:unhideWhenUsed="1"/>
+    <w:lsdException w:name="Table Contemporary" w:semiHidden="1" w:unhideWhenUsed="1"/>
+    <w:lsdException w:name="Table Elegant" w:semiHidden="1" w:unhideWhenUsed="1"/>
+    <w:lsdException w:name="Table Professional" w:semiHidden="1" w:unhideWhenUsed="1"/>
+    <w:lsdException w:name="Table Subtle 1" w:semiHidden="1" w:unhideWhenUsed="1"/>
+    <w:lsdException w:name="Table Subtle 2" w:semiHidden="1" w:unhideWhenUsed="1"/>
+    <w:lsdException w:name="Table Web 1" w:semiHidden="1" w:unhideWhenUsed="1"/>
+    <w:lsdException w:name="Table Web 2" w:semiHidden="1" w:unhideWhenUsed="1"/>
+    <w:lsdException w:name="Table Web 3" w:semiHidden="1" w:unhideWhenUsed="1"/>
+    <w:lsdException w:name="Balloon Text" w:semiHidden="1" w:unhideWhenUsed="1"/>
+    <w:lsdException w:name="Table Grid" w:semiHidden="1" w:uiPriority="39" w:unhideWhenUsed="1"/>
+    <w:lsdException w:name="Table Theme" w:semiHidden="1" w:unhideWhenUsed="1"/>
+    <w:lsdException w:name="Placeholder Text" w:semiHidden="1"/>
+    <w:lsdException w:name="No Spacing" w:uiPriority="1" w:qFormat="1"/>
+    <w:lsdException w:name="Light Shading" w:uiPriority="60"/>
+    <w:lsdException w:name="Light List" w:uiPriority="61"/>
+    <w:lsdException w:name="Light Grid" w:uiPriority="62"/>
+    <w:lsdException w:name="Medium Shading 1" w:uiPriority="63"/>
+    <w:lsdException w:name="Medium Shading 2" w:uiPriority="64"/>
+    <w:lsdException w:name="Medium List 1" w:uiPriority="65"/>
+    <w:lsdException w:name="Medium List 2" w:uiPriority="66"/>
+    <w:lsdException w:name="Medium Grid 1" w:uiPriority="67"/>
+    <w:lsdException w:name="Medium Grid 2" w:uiPriority="68"/>
+    <w:lsdException w:name="Medium Grid 3" w:uiPriority="69"/>
+    <w:lsdException w:name="Dark List" w:uiPriority="70"/>
+    <w:lsdException w:name="Colorful Shading" w:uiPriority="71"/>
+    <w:lsdException w:name="Colorful List" w:uiPriority="72"/>
+    <w:lsdException w:name="Colorful Grid" w:uiPriority="73"/>
+    <w:lsdException w:name="Light Shading Accent 1" w:uiPriority="60"/>
+    <w:lsdException w:name="Light List Accent 1" w:uiPriority="61"/>
+    <w:lsdException w:name="Light Grid Accent 1" w:uiPriority="62"/>
+    <w:lsdException w:name="Medium Shading 1 Accent 1" w:uiPriority="63"/>
+    <w:lsdException w:name="Medium Shading 2 Accent 1" w:uiPriority="64"/>
+    <w:lsdException w:name="Medium List 1 Accent 1" w:uiPriority="65"/>
+    <w:lsdException w:name="Revision" w:semiHidden="1"/>
+    <w:lsdException w:name="List Paragraph" w:uiPriority="34" w:qFormat="1"/>
+    <w:lsdException w:name="Quote" w:uiPriority="29" w:qFormat="1"/>
+    <w:lsdException w:name="Intense Quote" w:uiPriority="30" w:qFormat="1"/>
+    <w:lsdException w:name="Medium List 2 Accent 1" w:uiPriority="66"/>
+    <w:lsdException w:name="Medium Grid 1 Accent 1" w:uiPriority="67"/>
+    <w:lsdException w:name="Medium Grid 2 Accent 1" w:uiPriority="68"/>
+    <w:lsdException w:name="Medium Grid 3 Accent 1" w:uiPriority="69"/>
+    <w:lsdException w:name="Dark List Accent 1" w:uiPriority="70"/>
+    <w:lsdException w:name="Colorful Shading Accent 1" w:uiPriority="71"/>
+    <w:lsdException w:name="Colorful List Accent 1" w:uiPriority="72"/>
+    <w:lsdException w:name="Colorful Grid Accent 1" w:uiPriority="73"/>
+    <w:lsdException w:name="Light Shading Accent 2" w:uiPriority="60"/>
+    <w:lsdException w:name="Light List Accent 2" w:uiPriority="61"/>
+    <w:lsdException w:name="Light Grid Accent 2" w:uiPriority="62"/>
+    <w:lsdException w:name="Medium Shading 1 Accent 2" w:uiPriority="63"/>
+    <w:lsdException w:name="Medium Shading 2 Accent 2" w:uiPriority="64"/>
+    <w:lsdException w:name="Medium List 1 Accent 2" w:uiPriority="65"/>
+    <w:lsdException w:name="Medium List 2 Accent 2" w:uiPriority="66"/>
+    <w:lsdException w:name="Medium Grid 1 Accent 2" w:uiPriority="67"/>
+    <w:lsdException w:name="Medium Grid 2 Accent 2" w:uiPriority="68"/>
+    <w:lsdException w:name="Medium Grid 3 Accent 2" w:uiPriority="69"/>
+    <w:lsdException w:name="Dark List Accent 2" w:uiPriority="70"/>
+    <w:lsdException w:name="Colorful Shading Accent 2" w:uiPriority="71"/>
+    <w:lsdException w:name="Colorful List Accent 2" w:uiPriority="72"/>
+    <w:lsdException w:name="Colorful Grid Accent 2" w:uiPriority="73"/>
+    <w:lsdException w:name="Light Shading Accent 3" w:uiPriority="60"/>
+    <w:lsdException w:name="Light List Accent 3" w:uiPriority="61"/>
+    <w:lsdException w:name="Light Grid Accent 3" w:uiPriority="62"/>
+    <w:lsdException w:name="Medium Shading 1 Accent 3" w:uiPriority="63"/>
+    <w:lsdException w:name="Medium Shading 2 Accent 3" w:uiPriority="64"/>
+    <w:lsdException w:name="Medium List 1 Accent 3" w:uiPriority="65"/>
+    <w:lsdException w:name="Medium List 2 Accent 3" w:uiPriority="66"/>
+    <w:lsdException w:name="Medium Grid 1 Accent 3" w:uiPriority="67"/>
+    <w:lsdException w:name="Medium Grid 2 Accent 3" w:uiPriority="68"/>
+    <w:lsdException w:name="Medium Grid 3 Accent 3" w:uiPriority="69"/>
+    <w:lsdException w:name="Dark List Accent 3" w:uiPriority="70"/>
+    <w:lsdException w:name="Colorful Shading Accent 3" w:uiPriority="71"/>
+    <w:lsdException w:name="Colorful List Accent 3" w:uiPriority="72"/>
+    <w:lsdException w:name="Colorful Grid Accent 3" w:uiPriority="73"/>
+    <w:lsdException w:name="Light Shading Accent 4" w:uiPriority="60"/>
+    <w:lsdException w:name="Light List Accent 4" w:uiPriority="61"/>
+    <w:lsdException w:name="Light Grid Accent 4" w:uiPriority="62"/>
+    <w:lsdException w:name="Medium Shading 1 Accent 4" w:uiPriority="63"/>
+    <w:lsdException w:name="Medium Shading 2 Accent 4" w:uiPriority="64"/>
+    <w:lsdException w:name="Medium List 1 Accent 4" w:uiPriority="65"/>
+    <w:lsdException w:name="Medium List 2 Accent 4" w:uiPriority="66"/>
+    <w:lsdException w:name="Medium Grid 1 Accent 4" w:uiPriority="67"/>
+    <w:lsdException w:name="Medium Grid 2 Accent 4" w:uiPriority="68"/>
+    <w:lsdException w:name="Medium Grid 3 Accent 4" w:uiPriority="69"/>
+    <w:lsdException w:name="Dark List Accent 4" w:uiPriority="70"/>
+    <w:lsdException w:name="Colorful Shading Accent 4" w:uiPriority="71"/>
+    <w:lsdException w:name="Colorful List Accent 4" w:uiPriority="72"/>
+    <w:lsdException w:name="Colorful Grid Accent 4" w:uiPriority="73"/>
+    <w:lsdException w:name="Light Shading Accent 5" w:uiPriority="60"/>
+    <w:lsdException w:name="Light List Accent 5" w:uiPriority="61"/>
+    <w:lsdException w:name="Light Grid Accent 5" w:uiPriority="62"/>
+    <w:lsdException w:name="Medium Shading 1 Accent 5" w:uiPriority="63"/>
+    <w:lsdException w:name="Medium Shading 2 Accent 5" w:uiPriority="64"/>
+    <w:lsdException w:name="Medium List 1 Accent 5" w:uiPriority="65"/>
+    <w:lsdException w:name="Medium List 2 Accent 5" w:uiPriority="66"/>
+    <w:lsdException w:name="Medium Grid 1 Accent 5" w:uiPriority="67"/>
+    <w:lsdException w:name="Medium Grid 2 Accent 5" w:uiPriority="68"/>
+    <w:lsdException w:name="Medium Grid 3 Accent 5" w:uiPriority="69"/>
+    <w:lsdException w:name="Dark List Accent 5" w:uiPriority="70"/>
+    <w:lsdException w:name="Colorful Shading Accent 5" w:uiPriority="71"/>
+    <w:lsdException w:name="Colorful List Accent 5" w:uiPriority="72"/>
+    <w:lsdException w:name="Colorful Grid Accent 5" w:uiPriority="73"/>
+    <w:lsdException w:name="Light Shading Accent 6" w:uiPriority="60"/>
+    <w:lsdException w:name="Light List Accent 6" w:uiPriority="61"/>
+    <w:lsdException w:name="Light Grid Accent 6" w:uiPriority="62"/>
+    <w:lsdException w:name="Medium Shading 1 Accent 6" w:uiPriority="63"/>
+    <w:lsdException w:name="Medium Shading 2 Accent 6" w:uiPriority="64"/>
+    <w:lsdException w:name="Medium List 1 Accent 6" w:uiPriority="65"/>
+    <w:lsdException w:name="Medium List 2 Accent 6" w:uiPriority="66"/>
+    <w:lsdException w:name="Medium Grid 1 Accent 6" w:uiPriority="67"/>
+    <w:lsdException w:name="Medium Grid 2 Accent 6" w:uiPriority="68"/>
+    <w:lsdException w:name="Medium Grid 3 Accent 6" w:uiPriority="69"/>
+    <w:lsdException w:name="Dark List Accent 6" w:uiPriority="70"/>
+    <w:lsdException w:name="Colorful Shading Accent 6" w:uiPriority="71"/>
+    <w:lsdException w:name="Colorful List Accent 6" w:uiPriority="72"/>
+    <w:lsdException w:name="Colorful Grid Accent 6" w:uiPriority="73"/>
+    <w:lsdException w:name="Subtle Emphasis" w:uiPriority="19" w:qFormat="1"/>
+    <w:lsdException w:name="Intense Emphasis" w:uiPriority="21" w:qFormat="1"/>
+    <w:lsdException w:name="Subtle Reference" w:uiPriority="31" w:qFormat="1"/>
+    <w:lsdException w:name="Intense Reference" w:uiPriority="32" w:qFormat="1"/>
+    <w:lsdException w:name="Book Title" w:uiPriority="33" w:qFormat="1"/>
+    <w:lsdException w:name="Bibliography" w:semiHidden="1" w:uiPriority="37" w:unhideWhenUsed="1"/>
+    <w:lsdException w:name="TOC Heading" w:semiHidden="1" w:uiPriority="39" w:unhideWhenUsed="1" w:qFormat="1"/>
+    <w:lsdException w:name="Plain Table 1" w:uiPriority="41"/>
+    <w:lsdException w:name="Plain Table 2" w:uiPriority="42"/>
+    <w:lsdException w:name="Plain Table 3" w:uiPriority="43"/>
+    <w:lsdException w:name="Plain Table 4" w:uiPriority="44"/>
+    <w:lsdException w:name="Plain Table 5" w:uiPriority="45"/>
+    <w:lsdException w:name="Grid Table Light" w:uiPriority="40"/>
+    <w:lsdException w:name="Grid Table 1 Light" w:uiPriority="46"/>
+    <w:lsdException w:name="Grid Table 2" w:uiPriority="47"/>
+    <w:lsdException w:name="Grid Table 3" w:uiPriority="48"/>
+    <w:lsdException w:name="Grid Table 4" w:uiPriority="49"/>
+    <w:lsdException w:name="Grid Table 5 Dark" w:uiPriority="50"/>
+    <w:lsdException w:name="Grid Table 6 Colorful" w:uiPriority="51"/>
+    <w:lsdException w:name="Grid Table 7 Colorful" w:uiPriority="52"/>
+    <w:lsdException w:name="Grid Table 1 Light Accent 1" w:uiPriority="46"/>
+    <w:lsdException w:name="Grid Table 2 Accent 1" w:uiPriority="47"/>
+    <w:lsdException w:name="Grid Table 3 Accent 1" w:uiPriority="48"/>
+    <w:lsdException w:name="Grid Table 4 Accent 1" w:uiPriority="49"/>
+    <w:lsdException w:name="Grid Table 5 Dark Accent 1" w:uiPriority="50"/>
+    <w:lsdException w:name="Grid Table 6 Colorful Accent 1" w:uiPriority="51"/>
+    <w:lsdException w:name="Grid Table 7 Colorful Accent 1" w:uiPriority="52"/>
+    <w:lsdException w:name="Grid Table 1 Light Accent 2" w:uiPriority="46"/>
+    <w:lsdException w:name="Grid Table 2 Accent 2" w:uiPriority="47"/>
+    <w:lsdException w:name="Grid Table 3 Accent 2" w:uiPriority="48"/>
+    <w:lsdException w:name="Grid Table 4 Accent 2" w:uiPriority="49"/>
+    <w:lsdException w:name="Grid Table 5 Dark Accent 2" w:uiPriority="50"/>
+    <w:lsdException w:name="Grid Table 6 Colorful Accent 2" w:uiPriority="51"/>
+    <w:lsdException w:name="Grid Table 7 Colorful Accent 2" w:uiPriority="52"/>
+    <w:lsdException w:name="Grid Table 1 Light Accent 3" w:uiPriority="46"/>
+    <w:lsdException w:name="Grid Table 2 Accent 3" w:uiPriority="47"/>
+    <w:lsdException w:name="Grid Table 3 Accent 3" w:uiPriority="48"/>
+    <w:lsdException w:name="Grid Table 4 Accent 3" w:uiPriority="49"/>
+    <w:lsdException w:name="Grid Table 5 Dark Accent 3" w:uiPriority="50"/>
+    <w:lsdException w:name="Grid Table 6 Colorful Accent 3" w:uiPriority="51"/>
+    <w:lsdException w:name="Grid Table 7 Colorful Accent 3" w:uiPriority="52"/>
+    <w:lsdException w:name="Grid Table 1 Light Accent 4" w:uiPriority="46"/>
+    <w:lsdException w:name="Grid Table 2 Accent 4" w:uiPriority="47"/>
+    <w:lsdException w:name="Grid Table 3 Accent 4" w:uiPriority="48"/>
+    <w:lsdException w:name="Grid Table 4 Accent 4" w:uiPriority="49"/>
+    <w:lsdException w:name="Grid Table 5 Dark Accent 4" w:uiPriority="50"/>
+    <w:lsdException w:name="Grid Table 6 Colorful Accent 4" w:uiPriority="51"/>
+    <w:lsdException w:name="Grid Table 7 Colorful Accent 4" w:uiPriority="52"/>
+    <w:lsdException w:name="Grid Table 1 Light Accent 5" w:uiPriority="46"/>
+    <w:lsdException w:name="Grid Table 2 Accent 5" w:uiPriority="47"/>
+    <w:lsdException w:name="Grid Table 3 Accent 5" w:uiPriority="48"/>
+    <w:lsdException w:name="Grid Table 4 Accent 5" w:uiPriority="49"/>
+    <w:lsdException w:name="Grid Table 5 Dark Accent 5" w:uiPriority="50"/>
+    <w:lsdException w:name="Grid Table 6 Colorful Accent 5" w:uiPriority="51"/>
+    <w:lsdException w:name="Grid Table 7 Colorful Accent 5" w:uiPriority="52"/>
+    <w:lsdException w:name="Grid Table 1 Light Accent 6" w:uiPriority="46"/>
+    <w:lsdException w:name="Grid Table 2 Accent 6" w:uiPriority="47"/>
+    <w:lsdException w:name="Grid Table 3 Accent 6" w:uiPriority="48"/>
+    <w:lsdException w:name="Grid Table 4 Accent 6" w:uiPriority="49"/>
+    <w:lsdException w:name="Grid Table 5 Dark Accent 6" w:uiPriority="50"/>
+    <w:lsdException w:name="Grid Table 6 Colorful Accent 6" w:uiPriority="51"/>
+    <w:lsdException w:name="Grid Table 7 Colorful Accent 6" w:uiPriority="52"/>
+    <w:lsdException w:name="List Table 1 Light" w:uiPriority="46"/>
+    <w:lsdException w:name="List Table 2" w:uiPriority="47"/>
+    <w:lsdException w:name="List Table 3" w:uiPriority="48"/>
+    <w:lsdException w:name="List Table 4" w:uiPriority="49"/>
+    <w:lsdException w:name="List Table 5 Dark" w:uiPriority="50"/>
+    <w:lsdException w:name="List Table 6 Colorful" w:uiPriority="51"/>
+    <w:lsdException w:name="List Table 7 Colorful" w:uiPriority="52"/>
+    <w:lsdException w:name="List Table 1 Light Accent 1" w:uiPriority="46"/>
+    <w:lsdException w:name="List Table 2 Accent 1" w:uiPriority="47"/>
+    <w:lsdException w:name="List Table 3 Accent 1" w:uiPriority="48"/>
+    <w:lsdException w:name="List Table 4 Accent 1" w:uiPriority="49"/>
+    <w:lsdException w:name="List Table 5 Dark Accent 1" w:uiPriority="50"/>
+    <w:lsdException w:name="List Table 6 Colorful Accent 1" w:uiPriority="51"/>
+    <w:lsdException w:name="List Table 7 Colorful Accent 1" w:uiPriority="52"/>
+    <w:lsdException w:name="List Table 1 Light Accent 2" w:uiPriority="46"/>
+    <w:lsdException w:name="List Table 2 Accent 2" w:uiPriority="47"/>
+    <w:lsdException w:name="List Table 3 Accent 2" w:uiPriority="48"/>
+    <w:lsdException w:name="List Table 4 Accent 2" w:uiPriority="49"/>
+    <w:lsdException w:name="List Table 5 Dark Accent 2" w:uiPriority="50"/>
+    <w:lsdException w:name="List Table 6 Colorful Accent 2" w:uiPriority="51"/>
+    <w:lsdException w:name="List Table 7 Colorful Accent 2" w:uiPriority="52"/>
+    <w:lsdException w:name="List Table 1 Light Accent 3" w:uiPriority="46"/>
+    <w:lsdException w:name="List Table 2 Accent 3" w:uiPriority="47"/>
+    <w:lsdException w:name="List Table 3 Accent 3" w:uiPriority="48"/>
+    <w:lsdException w:name="List Table 4 Accent 3" w:uiPriority="49"/>
+    <w:lsdException w:name="List Table 5 Dark Accent 3" w:uiPriority="50"/>
+    <w:lsdException w:name="List Table 6 Colorful Accent 3" w:uiPriority="51"/>
+    <w:lsdException w:name="List Table 7 Colorful Accent 3" w:uiPriority="52"/>
+    <w:lsdException w:name="List Table 1 Light Accent 4" w:uiPriority="46"/>
+    <w:lsdException w:name="List Table 2 Accent 4" w:uiPriority="47"/>
+    <w:lsdException w:name="List Table 3 Accent 4" w:uiPriority="48"/>
+    <w:lsdException w:name="List Table 4 Accent 4" w:uiPriority="49"/>
+    <w:lsdException w:name="List Table 5 Dark Accent 4" w:uiPriority="50"/>
+    <w:lsdException w:name="List Table 6 Colorful Accent 4" w:uiPriority="51"/>
+    <w:lsdException w:name="List Table 7 Colorful Accent 4" w:uiPriority="52"/>
+    <w:lsdException w:name="List Table 1 Light Accent 5" w:uiPriority="46"/>
+    <w:lsdException w:name="List Table 2 Accent 5" w:uiPriority="47"/>
+    <w:lsdException w:name="List Table 3 Accent 5" w:uiPriority="48"/>
+    <w:lsdException w:name="List Table 4 Accent 5" w:uiPriority="49"/>
+    <w:lsdException w:name="List Table 5 Dark Accent 5" w:uiPriority="50"/>
+    <w:lsdException w:name="List Table 6 Colorful Accent 5" w:uiPriority="51"/>
+    <w:lsdException w:name="List Table 7 Colorful Accent 5" w:uiPriority="52"/>
+    <w:lsdException w:name="List Table 1 Light Accent 6" w:uiPriority="46"/>
+    <w:lsdException w:name="List Table 2 Accent 6" w:uiPriority="47"/>
+    <w:lsdException w:name="List Table 3 Accent 6" w:uiPriority="48"/>
+    <w:lsdException w:name="List Table 4 Accent 6" w:uiPriority="49"/>
+    <w:lsdException w:name="List Table 5 Dark Accent 6" w:uiPriority="50"/>
+    <w:lsdException w:name="List Table 6 Colorful Accent 6" w:uiPriority="51"/>
+    <w:lsdException w:name="List Table 7 Colorful Accent 6" w:uiPriority="52"/>
+    <w:lsdException w:name="Mention" w:semiHidden="1" w:unhideWhenUsed="1"/>
+    <w:lsdException w:name="Smart Hyperlink" w:semiHidden="1" w:unhideWhenUsed="1"/>
+    <w:lsdException w:name="Hashtag" w:semiHidden="1" w:unhideWhenUsed="1"/>
+    <w:lsdException w:name="Unresolved Mention" w:semiHidden="1" w:unhideWhenUsed="1"/>
+    <w:lsdException w:name="Smart Link" w:semiHidden="1" w:unhideWhenUsed="1"/>
   </w:latentStyles>
   <w:style w:type="paragraph" w:default="1" w:styleId="Normal">
     <w:name w:val="Normal"/>
@@ -17085,437 +15639,62 @@
       <w:szCs w:val="20"/>
     </w:rPr>
   </w:style>
-</w:styles>
-</file>
-
-<file path=word/stylesWithEffects.xml><?xml version="1.0" encoding="utf-8"?>
-<w:styles xmlns:wpc="http://schemas.microsoft.com/office/word/2010/wordprocessingCanvas" xmlns:mc="http://schemas.openxmlformats.org/markup-compatibility/2006" xmlns:o="urn:schemas-microsoft-com:office:office" xmlns:r="http://schemas.openxmlformats.org/officeDocument/2006/relationships" xmlns:m="http://schemas.openxmlformats.org/officeDocument/2006/math" xmlns:v="urn:schemas-microsoft-com:vml" xmlns:wp14="http://schemas.microsoft.com/office/word/2010/wordprocessingDrawing" xmlns:wp="http://schemas.openxmlformats.org/drawingml/2006/wordprocessingDrawing" xmlns:w10="urn:schemas-microsoft-com:office:word" xmlns:w="http://schemas.openxmlformats.org/wordprocessingml/2006/main" xmlns:w14="http://schemas.microsoft.com/office/word/2010/wordml" xmlns:wpg="http://schemas.microsoft.com/office/word/2010/wordprocessingGroup" xmlns:wpi="http://schemas.microsoft.com/office/word/2010/wordprocessingInk" xmlns:wne="http://schemas.microsoft.com/office/word/2006/wordml" xmlns:wps="http://schemas.microsoft.com/office/word/2010/wordprocessingShape" mc:Ignorable="w14 wp14">
-  <w:docDefaults>
-    <w:rPrDefault>
-      <w:rPr>
-        <w:rFonts w:ascii="Times New Roman" w:eastAsia="MS Mincho" w:hAnsi="Times New Roman" w:cs="Times New Roman"/>
-        <w:sz w:val="26"/>
-        <w:szCs w:val="26"/>
-        <w:lang w:val="en-US" w:eastAsia="ja-JP" w:bidi="th-TH"/>
-      </w:rPr>
-    </w:rPrDefault>
-    <w:pPrDefault/>
-  </w:docDefaults>
-  <w:latentStyles w:defLockedState="0" w:defUIPriority="99" w:defSemiHidden="1" w:defUnhideWhenUsed="1" w:defQFormat="0" w:count="267">
-    <w:lsdException w:name="Normal" w:semiHidden="0" w:uiPriority="0" w:unhideWhenUsed="0" w:qFormat="1"/>
-    <w:lsdException w:name="heading 1" w:semiHidden="0" w:uiPriority="9" w:unhideWhenUsed="0" w:qFormat="1"/>
-    <w:lsdException w:name="heading 2" w:uiPriority="9" w:qFormat="1"/>
-    <w:lsdException w:name="heading 3" w:uiPriority="9" w:qFormat="1"/>
-    <w:lsdException w:name="heading 4" w:uiPriority="9" w:qFormat="1"/>
-    <w:lsdException w:name="heading 5" w:uiPriority="9" w:qFormat="1"/>
-    <w:lsdException w:name="heading 6" w:uiPriority="9" w:qFormat="1"/>
-    <w:lsdException w:name="heading 7" w:uiPriority="9" w:qFormat="1"/>
-    <w:lsdException w:name="heading 8" w:uiPriority="9" w:qFormat="1"/>
-    <w:lsdException w:name="heading 9" w:uiPriority="9" w:qFormat="1"/>
-    <w:lsdException w:name="toc 1" w:uiPriority="39"/>
-    <w:lsdException w:name="toc 2" w:uiPriority="39"/>
-    <w:lsdException w:name="toc 3" w:uiPriority="39"/>
-    <w:lsdException w:name="toc 4" w:uiPriority="39"/>
-    <w:lsdException w:name="toc 5" w:uiPriority="39"/>
-    <w:lsdException w:name="toc 6" w:uiPriority="39"/>
-    <w:lsdException w:name="toc 7" w:uiPriority="39"/>
-    <w:lsdException w:name="toc 8" w:uiPriority="39"/>
-    <w:lsdException w:name="toc 9" w:uiPriority="39"/>
-    <w:lsdException w:name="caption" w:uiPriority="35" w:qFormat="1"/>
-    <w:lsdException w:name="Title" w:semiHidden="0" w:uiPriority="10" w:unhideWhenUsed="0" w:qFormat="1"/>
-    <w:lsdException w:name="Default Paragraph Font" w:uiPriority="1"/>
-    <w:lsdException w:name="Subtitle" w:semiHidden="0" w:uiPriority="11" w:unhideWhenUsed="0" w:qFormat="1"/>
-    <w:lsdException w:name="Strong" w:semiHidden="0" w:uiPriority="22" w:unhideWhenUsed="0" w:qFormat="1"/>
-    <w:lsdException w:name="Emphasis" w:semiHidden="0" w:uiPriority="20" w:unhideWhenUsed="0" w:qFormat="1"/>
-    <w:lsdException w:name="Table Grid" w:semiHidden="0" w:uiPriority="39" w:unhideWhenUsed="0"/>
-    <w:lsdException w:name="Placeholder Text" w:unhideWhenUsed="0"/>
-    <w:lsdException w:name="No Spacing" w:semiHidden="0" w:uiPriority="1" w:unhideWhenUsed="0" w:qFormat="1"/>
-    <w:lsdException w:name="Light Shading" w:semiHidden="0" w:uiPriority="60" w:unhideWhenUsed="0"/>
-    <w:lsdException w:name="Light List" w:semiHidden="0" w:uiPriority="61" w:unhideWhenUsed="0"/>
-    <w:lsdException w:name="Light Grid" w:semiHidden="0" w:uiPriority="62" w:unhideWhenUsed="0"/>
-    <w:lsdException w:name="Medium Shading 1" w:semiHidden="0" w:uiPriority="63" w:unhideWhenUsed="0"/>
-    <w:lsdException w:name="Medium Shading 2" w:semiHidden="0" w:uiPriority="64" w:unhideWhenUsed="0"/>
-    <w:lsdException w:name="Medium List 1" w:semiHidden="0" w:uiPriority="65" w:unhideWhenUsed="0"/>
-    <w:lsdException w:name="Medium List 2" w:semiHidden="0" w:uiPriority="66" w:unhideWhenUsed="0"/>
-    <w:lsdException w:name="Medium Grid 1" w:semiHidden="0" w:uiPriority="67" w:unhideWhenUsed="0"/>
-    <w:lsdException w:name="Medium Grid 2" w:semiHidden="0" w:uiPriority="68" w:unhideWhenUsed="0"/>
-    <w:lsdException w:name="Medium Grid 3" w:semiHidden="0" w:uiPriority="69" w:unhideWhenUsed="0"/>
-    <w:lsdException w:name="Dark List" w:semiHidden="0" w:uiPriority="70" w:unhideWhenUsed="0"/>
-    <w:lsdException w:name="Colorful Shading" w:semiHidden="0" w:uiPriority="71" w:unhideWhenUsed="0"/>
-    <w:lsdException w:name="Colorful List" w:semiHidden="0" w:uiPriority="72" w:unhideWhenUsed="0"/>
-    <w:lsdException w:name="Colorful Grid" w:semiHidden="0" w:uiPriority="73" w:unhideWhenUsed="0"/>
-    <w:lsdException w:name="Light Shading Accent 1" w:semiHidden="0" w:uiPriority="60" w:unhideWhenUsed="0"/>
-    <w:lsdException w:name="Light List Accent 1" w:semiHidden="0" w:uiPriority="61" w:unhideWhenUsed="0"/>
-    <w:lsdException w:name="Light Grid Accent 1" w:semiHidden="0" w:uiPriority="62" w:unhideWhenUsed="0"/>
-    <w:lsdException w:name="Medium Shading 1 Accent 1" w:semiHidden="0" w:uiPriority="63" w:unhideWhenUsed="0"/>
-    <w:lsdException w:name="Medium Shading 2 Accent 1" w:semiHidden="0" w:uiPriority="64" w:unhideWhenUsed="0"/>
-    <w:lsdException w:name="Medium List 1 Accent 1" w:semiHidden="0" w:uiPriority="65" w:unhideWhenUsed="0"/>
-    <w:lsdException w:name="Revision" w:unhideWhenUsed="0"/>
-    <w:lsdException w:name="List Paragraph" w:semiHidden="0" w:uiPriority="34" w:unhideWhenUsed="0" w:qFormat="1"/>
-    <w:lsdException w:name="Quote" w:semiHidden="0" w:uiPriority="29" w:unhideWhenUsed="0" w:qFormat="1"/>
-    <w:lsdException w:name="Intense Quote" w:semiHidden="0" w:uiPriority="30" w:unhideWhenUsed="0" w:qFormat="1"/>
-    <w:lsdException w:name="Medium List 2 Accent 1" w:semiHidden="0" w:uiPriority="66" w:unhideWhenUsed="0"/>
-    <w:lsdException w:name="Medium Grid 1 Accent 1" w:semiHidden="0" w:uiPriority="67" w:unhideWhenUsed="0"/>
-    <w:lsdException w:name="Medium Grid 2 Accent 1" w:semiHidden="0" w:uiPriority="68" w:unhideWhenUsed="0"/>
-    <w:lsdException w:name="Medium Grid 3 Accent 1" w:semiHidden="0" w:uiPriority="69" w:unhideWhenUsed="0"/>
-    <w:lsdException w:name="Dark List Accent 1" w:semiHidden="0" w:uiPriority="70" w:unhideWhenUsed="0"/>
-    <w:lsdException w:name="Colorful Shading Accent 1" w:semiHidden="0" w:uiPriority="71" w:unhideWhenUsed="0"/>
-    <w:lsdException w:name="Colorful List Accent 1" w:semiHidden="0" w:uiPriority="72" w:unhideWhenUsed="0"/>
-    <w:lsdException w:name="Colorful Grid Accent 1" w:semiHidden="0" w:uiPriority="73" w:unhideWhenUsed="0"/>
-    <w:lsdException w:name="Light Shading Accent 2" w:semiHidden="0" w:uiPriority="60" w:unhideWhenUsed="0"/>
-    <w:lsdException w:name="Light List Accent 2" w:semiHidden="0" w:uiPriority="61" w:unhideWhenUsed="0"/>
-    <w:lsdException w:name="Light Grid Accent 2" w:semiHidden="0" w:uiPriority="62" w:unhideWhenUsed="0"/>
-    <w:lsdException w:name="Medium Shading 1 Accent 2" w:semiHidden="0" w:uiPriority="63" w:unhideWhenUsed="0"/>
-    <w:lsdException w:name="Medium Shading 2 Accent 2" w:semiHidden="0" w:uiPriority="64" w:unhideWhenUsed="0"/>
-    <w:lsdException w:name="Medium List 1 Accent 2" w:semiHidden="0" w:uiPriority="65" w:unhideWhenUsed="0"/>
-    <w:lsdException w:name="Medium List 2 Accent 2" w:semiHidden="0" w:uiPriority="66" w:unhideWhenUsed="0"/>
-    <w:lsdException w:name="Medium Grid 1 Accent 2" w:semiHidden="0" w:uiPriority="67" w:unhideWhenUsed="0"/>
-    <w:lsdException w:name="Medium Grid 2 Accent 2" w:semiHidden="0" w:uiPriority="68" w:unhideWhenUsed="0"/>
-    <w:lsdException w:name="Medium Grid 3 Accent 2" w:semiHidden="0" w:uiPriority="69" w:unhideWhenUsed="0"/>
-    <w:lsdException w:name="Dark List Accent 2" w:semiHidden="0" w:uiPriority="70" w:unhideWhenUsed="0"/>
-    <w:lsdException w:name="Colorful Shading Accent 2" w:semiHidden="0" w:uiPriority="71" w:unhideWhenUsed="0"/>
-    <w:lsdException w:name="Colorful List Accent 2" w:semiHidden="0" w:uiPriority="72" w:unhideWhenUsed="0"/>
-    <w:lsdException w:name="Colorful Grid Accent 2" w:semiHidden="0" w:uiPriority="73" w:unhideWhenUsed="0"/>
-    <w:lsdException w:name="Light Shading Accent 3" w:semiHidden="0" w:uiPriority="60" w:unhideWhenUsed="0"/>
-    <w:lsdException w:name="Light List Accent 3" w:semiHidden="0" w:uiPriority="61" w:unhideWhenUsed="0"/>
-    <w:lsdException w:name="Light Grid Accent 3" w:semiHidden="0" w:uiPriority="62" w:unhideWhenUsed="0"/>
-    <w:lsdException w:name="Medium Shading 1 Accent 3" w:semiHidden="0" w:uiPriority="63" w:unhideWhenUsed="0"/>
-    <w:lsdException w:name="Medium Shading 2 Accent 3" w:semiHidden="0" w:uiPriority="64" w:unhideWhenUsed="0"/>
-    <w:lsdException w:name="Medium List 1 Accent 3" w:semiHidden="0" w:uiPriority="65" w:unhideWhenUsed="0"/>
-    <w:lsdException w:name="Medium List 2 Accent 3" w:semiHidden="0" w:uiPriority="66" w:unhideWhenUsed="0"/>
-    <w:lsdException w:name="Medium Grid 1 Accent 3" w:semiHidden="0" w:uiPriority="67" w:unhideWhenUsed="0"/>
-    <w:lsdException w:name="Medium Grid 2 Accent 3" w:semiHidden="0" w:uiPriority="68" w:unhideWhenUsed="0"/>
-    <w:lsdException w:name="Medium Grid 3 Accent 3" w:semiHidden="0" w:uiPriority="69" w:unhideWhenUsed="0"/>
-    <w:lsdException w:name="Dark List Accent 3" w:semiHidden="0" w:uiPriority="70" w:unhideWhenUsed="0"/>
-    <w:lsdException w:name="Colorful Shading Accent 3" w:semiHidden="0" w:uiPriority="71" w:unhideWhenUsed="0"/>
-    <w:lsdException w:name="Colorful List Accent 3" w:semiHidden="0" w:uiPriority="72" w:unhideWhenUsed="0"/>
-    <w:lsdException w:name="Colorful Grid Accent 3" w:semiHidden="0" w:uiPriority="73" w:unhideWhenUsed="0"/>
-    <w:lsdException w:name="Light Shading Accent 4" w:semiHidden="0" w:uiPriority="60" w:unhideWhenUsed="0"/>
-    <w:lsdException w:name="Light List Accent 4" w:semiHidden="0" w:uiPriority="61" w:unhideWhenUsed="0"/>
-    <w:lsdException w:name="Light Grid Accent 4" w:semiHidden="0" w:uiPriority="62" w:unhideWhenUsed="0"/>
-    <w:lsdException w:name="Medium Shading 1 Accent 4" w:semiHidden="0" w:uiPriority="63" w:unhideWhenUsed="0"/>
-    <w:lsdException w:name="Medium Shading 2 Accent 4" w:semiHidden="0" w:uiPriority="64" w:unhideWhenUsed="0"/>
-    <w:lsdException w:name="Medium List 1 Accent 4" w:semiHidden="0" w:uiPriority="65" w:unhideWhenUsed="0"/>
-    <w:lsdException w:name="Medium List 2 Accent 4" w:semiHidden="0" w:uiPriority="66" w:unhideWhenUsed="0"/>
-    <w:lsdException w:name="Medium Grid 1 Accent 4" w:semiHidden="0" w:uiPriority="67" w:unhideWhenUsed="0"/>
-    <w:lsdException w:name="Medium Grid 2 Accent 4" w:semiHidden="0" w:uiPriority="68" w:unhideWhenUsed="0"/>
-    <w:lsdException w:name="Medium Grid 3 Accent 4" w:semiHidden="0" w:uiPriority="69" w:unhideWhenUsed="0"/>
-    <w:lsdException w:name="Dark List Accent 4" w:semiHidden="0" w:uiPriority="70" w:unhideWhenUsed="0"/>
-    <w:lsdException w:name="Colorful Shading Accent 4" w:semiHidden="0" w:uiPriority="71" w:unhideWhenUsed="0"/>
-    <w:lsdException w:name="Colorful List Accent 4" w:semiHidden="0" w:uiPriority="72" w:unhideWhenUsed="0"/>
-    <w:lsdException w:name="Colorful Grid Accent 4" w:semiHidden="0" w:uiPriority="73" w:unhideWhenUsed="0"/>
-    <w:lsdException w:name="Light Shading Accent 5" w:semiHidden="0" w:uiPriority="60" w:unhideWhenUsed="0"/>
-    <w:lsdException w:name="Light List Accent 5" w:semiHidden="0" w:uiPriority="61" w:unhideWhenUsed="0"/>
-    <w:lsdException w:name="Light Grid Accent 5" w:semiHidden="0" w:uiPriority="62" w:unhideWhenUsed="0"/>
-    <w:lsdException w:name="Medium Shading 1 Accent 5" w:semiHidden="0" w:uiPriority="63" w:unhideWhenUsed="0"/>
-    <w:lsdException w:name="Medium Shading 2 Accent 5" w:semiHidden="0" w:uiPriority="64" w:unhideWhenUsed="0"/>
-    <w:lsdException w:name="Medium List 1 Accent 5" w:semiHidden="0" w:uiPriority="65" w:unhideWhenUsed="0"/>
-    <w:lsdException w:name="Medium List 2 Accent 5" w:semiHidden="0" w:uiPriority="66" w:unhideWhenUsed="0"/>
-    <w:lsdException w:name="Medium Grid 1 Accent 5" w:semiHidden="0" w:uiPriority="67" w:unhideWhenUsed="0"/>
-    <w:lsdException w:name="Medium Grid 2 Accent 5" w:semiHidden="0" w:uiPriority="68" w:unhideWhenUsed="0"/>
-    <w:lsdException w:name="Medium Grid 3 Accent 5" w:semiHidden="0" w:uiPriority="69" w:unhideWhenUsed="0"/>
-    <w:lsdException w:name="Dark List Accent 5" w:semiHidden="0" w:uiPriority="70" w:unhideWhenUsed="0"/>
-    <w:lsdException w:name="Colorful Shading Accent 5" w:semiHidden="0" w:uiPriority="71" w:unhideWhenUsed="0"/>
-    <w:lsdException w:name="Colorful List Accent 5" w:semiHidden="0" w:uiPriority="72" w:unhideWhenUsed="0"/>
-    <w:lsdException w:name="Colorful Grid Accent 5" w:semiHidden="0" w:uiPriority="73" w:unhideWhenUsed="0"/>
-    <w:lsdException w:name="Light Shading Accent 6" w:semiHidden="0" w:uiPriority="60" w:unhideWhenUsed="0"/>
-    <w:lsdException w:name="Light List Accent 6" w:semiHidden="0" w:uiPriority="61" w:unhideWhenUsed="0"/>
-    <w:lsdException w:name="Light Grid Accent 6" w:semiHidden="0" w:uiPriority="62" w:unhideWhenUsed="0"/>
-    <w:lsdException w:name="Medium Shading 1 Accent 6" w:semiHidden="0" w:uiPriority="63" w:unhideWhenUsed="0"/>
-    <w:lsdException w:name="Medium Shading 2 Accent 6" w:semiHidden="0" w:uiPriority="64" w:unhideWhenUsed="0"/>
-    <w:lsdException w:name="Medium List 1 Accent 6" w:semiHidden="0" w:uiPriority="65" w:unhideWhenUsed="0"/>
-    <w:lsdException w:name="Medium List 2 Accent 6" w:semiHidden="0" w:uiPriority="66" w:unhideWhenUsed="0"/>
-    <w:lsdException w:name="Medium Grid 1 Accent 6" w:semiHidden="0" w:uiPriority="67" w:unhideWhenUsed="0"/>
-    <w:lsdException w:name="Medium Grid 2 Accent 6" w:semiHidden="0" w:uiPriority="68" w:unhideWhenUsed="0"/>
-    <w:lsdException w:name="Medium Grid 3 Accent 6" w:semiHidden="0" w:uiPriority="69" w:unhideWhenUsed="0"/>
-    <w:lsdException w:name="Dark List Accent 6" w:semiHidden="0" w:uiPriority="70" w:unhideWhenUsed="0"/>
-    <w:lsdException w:name="Colorful Shading Accent 6" w:semiHidden="0" w:uiPriority="71" w:unhideWhenUsed="0"/>
-    <w:lsdException w:name="Colorful List Accent 6" w:semiHidden="0" w:uiPriority="72" w:unhideWhenUsed="0"/>
-    <w:lsdException w:name="Colorful Grid Accent 6" w:semiHidden="0" w:uiPriority="73" w:unhideWhenUsed="0"/>
-    <w:lsdException w:name="Subtle Emphasis" w:semiHidden="0" w:uiPriority="19" w:unhideWhenUsed="0" w:qFormat="1"/>
-    <w:lsdException w:name="Intense Emphasis" w:semiHidden="0" w:uiPriority="21" w:unhideWhenUsed="0" w:qFormat="1"/>
-    <w:lsdException w:name="Subtle Reference" w:semiHidden="0" w:uiPriority="31" w:unhideWhenUsed="0" w:qFormat="1"/>
-    <w:lsdException w:name="Intense Reference" w:semiHidden="0" w:uiPriority="32" w:unhideWhenUsed="0" w:qFormat="1"/>
-    <w:lsdException w:name="Book Title" w:semiHidden="0" w:uiPriority="33" w:unhideWhenUsed="0" w:qFormat="1"/>
-    <w:lsdException w:name="Bibliography" w:uiPriority="37"/>
-    <w:lsdException w:name="TOC Heading" w:uiPriority="39" w:qFormat="1"/>
-  </w:latentStyles>
-  <w:style w:type="paragraph" w:default="1" w:styleId="Normal">
-    <w:name w:val="Normal"/>
-    <w:qFormat/>
-  </w:style>
-  <w:style w:type="paragraph" w:styleId="Heading1">
-    <w:name w:val="heading 1"/>
-    <w:uiPriority w:val="9"/>
-    <w:qFormat/>
+  <w:style w:type="paragraph" w:styleId="Header">
+    <w:name w:val="header"/>
+    <w:basedOn w:val="Normal"/>
+    <w:link w:val="HeaderChar"/>
+    <w:uiPriority w:val="99"/>
+    <w:unhideWhenUsed/>
+    <w:rsid w:val="00A561EE"/>
     <w:pPr>
-      <w:spacing w:before="300" w:after="120"/>
-      <w:outlineLvl w:val="0"/>
+      <w:tabs>
+        <w:tab w:val="center" w:pos="4680"/>
+        <w:tab w:val="right" w:pos="9360"/>
+      </w:tabs>
     </w:pPr>
     <w:rPr>
-      <w:b/>
-      <w:bCs/>
-      <w:color w:val="1A5276"/>
-      <w:sz w:val="28"/>
-      <w:szCs w:val="28"/>
+      <w:rFonts w:cs="Angsana New"/>
+      <w:szCs w:val="33"/>
     </w:rPr>
   </w:style>
-  <w:style w:type="paragraph" w:styleId="Heading2">
-    <w:name w:val="heading 2"/>
-    <w:uiPriority w:val="9"/>
+  <w:style w:type="character" w:customStyle="1" w:styleId="HeaderChar">
+    <w:name w:val="Header Char"/>
+    <w:basedOn w:val="DefaultParagraphFont"/>
+    <w:link w:val="Header"/>
+    <w:uiPriority w:val="99"/>
+    <w:rsid w:val="00A561EE"/>
+    <w:rPr>
+      <w:rFonts w:cs="Angsana New"/>
+      <w:szCs w:val="33"/>
+    </w:rPr>
+  </w:style>
+  <w:style w:type="paragraph" w:styleId="Footer">
+    <w:name w:val="footer"/>
+    <w:basedOn w:val="Normal"/>
+    <w:link w:val="FooterChar"/>
+    <w:uiPriority w:val="99"/>
     <w:unhideWhenUsed/>
-    <w:qFormat/>
+    <w:rsid w:val="00A561EE"/>
     <w:pPr>
-      <w:spacing w:before="200" w:after="80"/>
-      <w:outlineLvl w:val="1"/>
+      <w:tabs>
+        <w:tab w:val="center" w:pos="4680"/>
+        <w:tab w:val="right" w:pos="9360"/>
+      </w:tabs>
     </w:pPr>
     <w:rPr>
-      <w:b/>
-      <w:bCs/>
-      <w:color w:val="2E86C1"/>
+      <w:rFonts w:cs="Angsana New"/>
+      <w:szCs w:val="33"/>
     </w:rPr>
   </w:style>
-  <w:style w:type="paragraph" w:styleId="Heading3">
-    <w:name w:val="heading 3"/>
-    <w:uiPriority w:val="9"/>
-    <w:semiHidden/>
-    <w:unhideWhenUsed/>
-    <w:qFormat/>
-    <w:pPr>
-      <w:outlineLvl w:val="2"/>
-    </w:pPr>
+  <w:style w:type="character" w:customStyle="1" w:styleId="FooterChar">
+    <w:name w:val="Footer Char"/>
+    <w:basedOn w:val="DefaultParagraphFont"/>
+    <w:link w:val="Footer"/>
+    <w:uiPriority w:val="99"/>
+    <w:rsid w:val="00A561EE"/>
     <w:rPr>
-      <w:color w:val="1F4D78"/>
-      <w:sz w:val="24"/>
-      <w:szCs w:val="24"/>
-    </w:rPr>
-  </w:style>
-  <w:style w:type="paragraph" w:styleId="Heading4">
-    <w:name w:val="heading 4"/>
-    <w:uiPriority w:val="9"/>
-    <w:semiHidden/>
-    <w:unhideWhenUsed/>
-    <w:qFormat/>
-    <w:pPr>
-      <w:outlineLvl w:val="3"/>
-    </w:pPr>
-    <w:rPr>
-      <w:i/>
-      <w:iCs/>
-      <w:color w:val="2E74B5"/>
-    </w:rPr>
-  </w:style>
-  <w:style w:type="paragraph" w:styleId="Heading5">
-    <w:name w:val="heading 5"/>
-    <w:uiPriority w:val="9"/>
-    <w:semiHidden/>
-    <w:unhideWhenUsed/>
-    <w:qFormat/>
-    <w:pPr>
-      <w:outlineLvl w:val="4"/>
-    </w:pPr>
-    <w:rPr>
-      <w:color w:val="2E74B5"/>
-    </w:rPr>
-  </w:style>
-  <w:style w:type="paragraph" w:styleId="Heading6">
-    <w:name w:val="heading 6"/>
-    <w:uiPriority w:val="9"/>
-    <w:semiHidden/>
-    <w:unhideWhenUsed/>
-    <w:qFormat/>
-    <w:pPr>
-      <w:outlineLvl w:val="5"/>
-    </w:pPr>
-    <w:rPr>
-      <w:color w:val="1F4D78"/>
-    </w:rPr>
-  </w:style>
-  <w:style w:type="character" w:default="1" w:styleId="DefaultParagraphFont">
-    <w:name w:val="Default Paragraph Font"/>
-    <w:uiPriority w:val="1"/>
-    <w:semiHidden/>
-    <w:unhideWhenUsed/>
-  </w:style>
-  <w:style w:type="table" w:default="1" w:styleId="TableNormal">
-    <w:name w:val="Normal Table"/>
-    <w:uiPriority w:val="99"/>
-    <w:semiHidden/>
-    <w:unhideWhenUsed/>
-    <w:tblPr>
-      <w:tblInd w:w="0" w:type="dxa"/>
-      <w:tblCellMar>
-        <w:top w:w="0" w:type="dxa"/>
-        <w:left w:w="108" w:type="dxa"/>
-        <w:bottom w:w="0" w:type="dxa"/>
-        <w:right w:w="108" w:type="dxa"/>
-      </w:tblCellMar>
-    </w:tblPr>
-  </w:style>
-  <w:style w:type="numbering" w:default="1" w:styleId="NoList">
-    <w:name w:val="No List"/>
-    <w:uiPriority w:val="99"/>
-    <w:semiHidden/>
-    <w:unhideWhenUsed/>
-  </w:style>
-  <w:style w:type="paragraph" w:styleId="Title">
-    <w:name w:val="Title"/>
-    <w:uiPriority w:val="10"/>
-    <w:qFormat/>
-    <w:rPr>
-      <w:sz w:val="56"/>
-      <w:szCs w:val="56"/>
-    </w:rPr>
-  </w:style>
-  <w:style w:type="paragraph" w:customStyle="1" w:styleId="Strong1">
-    <w:name w:val="Strong1"/>
-    <w:qFormat/>
-    <w:rPr>
-      <w:b/>
-      <w:bCs/>
-    </w:rPr>
-  </w:style>
-  <w:style w:type="paragraph" w:styleId="ListParagraph">
-    <w:name w:val="List Paragraph"/>
-    <w:qFormat/>
-  </w:style>
-  <w:style w:type="character" w:styleId="Hyperlink">
-    <w:name w:val="Hyperlink"/>
-    <w:uiPriority w:val="99"/>
-    <w:unhideWhenUsed/>
-    <w:rPr>
-      <w:color w:val="0563C1"/>
-      <w:u w:val="single"/>
-    </w:rPr>
-  </w:style>
-  <w:style w:type="character" w:styleId="FootnoteReference">
-    <w:name w:val="footnote reference"/>
-    <w:uiPriority w:val="99"/>
-    <w:semiHidden/>
-    <w:unhideWhenUsed/>
-    <w:rPr>
-      <w:vertAlign w:val="superscript"/>
-    </w:rPr>
-  </w:style>
-  <w:style w:type="paragraph" w:styleId="FootnoteText">
-    <w:name w:val="footnote text"/>
-    <w:link w:val="FootnoteTextChar"/>
-    <w:uiPriority w:val="99"/>
-    <w:semiHidden/>
-    <w:unhideWhenUsed/>
-    <w:rPr>
-      <w:sz w:val="20"/>
-      <w:szCs w:val="20"/>
-    </w:rPr>
-  </w:style>
-  <w:style w:type="character" w:customStyle="1" w:styleId="FootnoteTextChar">
-    <w:name w:val="Footnote Text Char"/>
-    <w:link w:val="FootnoteText"/>
-    <w:uiPriority w:val="99"/>
-    <w:semiHidden/>
-    <w:unhideWhenUsed/>
-    <w:rPr>
-      <w:sz w:val="20"/>
-      <w:szCs w:val="20"/>
-    </w:rPr>
-  </w:style>
-  <w:style w:type="character" w:styleId="EndnoteReference">
-    <w:name w:val="endnote reference"/>
-    <w:uiPriority w:val="99"/>
-    <w:semiHidden/>
-    <w:unhideWhenUsed/>
-    <w:rPr>
-      <w:vertAlign w:val="superscript"/>
-    </w:rPr>
-  </w:style>
-  <w:style w:type="paragraph" w:styleId="EndnoteText">
-    <w:name w:val="endnote text"/>
-    <w:link w:val="EndnoteTextChar"/>
-    <w:uiPriority w:val="99"/>
-    <w:semiHidden/>
-    <w:unhideWhenUsed/>
-    <w:rPr>
-      <w:sz w:val="20"/>
-      <w:szCs w:val="20"/>
-    </w:rPr>
-  </w:style>
-  <w:style w:type="character" w:customStyle="1" w:styleId="EndnoteTextChar">
-    <w:name w:val="Endnote Text Char"/>
-    <w:link w:val="EndnoteText"/>
-    <w:uiPriority w:val="99"/>
-    <w:semiHidden/>
-    <w:unhideWhenUsed/>
-    <w:rPr>
-      <w:sz w:val="20"/>
-      <w:szCs w:val="20"/>
-    </w:rPr>
-  </w:style>
-  <w:style w:type="paragraph" w:styleId="NormalWeb">
-    <w:name w:val="Normal (Web)"/>
-    <w:basedOn w:val="Normal"/>
-    <w:uiPriority w:val="99"/>
-    <w:semiHidden/>
-    <w:unhideWhenUsed/>
-    <w:rsid w:val="00FA454A"/>
-    <w:pPr>
-      <w:spacing w:before="100" w:beforeAutospacing="1" w:after="100" w:afterAutospacing="1"/>
-    </w:pPr>
-    <w:rPr>
-      <w:rFonts w:eastAsia="Times New Roman"/>
-      <w:sz w:val="24"/>
-      <w:szCs w:val="24"/>
-      <w:lang w:bidi="ar-SA"/>
-    </w:rPr>
-  </w:style>
-  <w:style w:type="character" w:styleId="Strong">
-    <w:name w:val="Strong"/>
-    <w:basedOn w:val="DefaultParagraphFont"/>
-    <w:uiPriority w:val="22"/>
-    <w:qFormat/>
-    <w:rsid w:val="00FA454A"/>
-    <w:rPr>
-      <w:b/>
-      <w:bCs/>
-    </w:rPr>
-  </w:style>
-  <w:style w:type="character" w:styleId="HTMLCode">
-    <w:name w:val="HTML Code"/>
-    <w:basedOn w:val="DefaultParagraphFont"/>
-    <w:uiPriority w:val="99"/>
-    <w:semiHidden/>
-    <w:unhideWhenUsed/>
-    <w:rsid w:val="00FA454A"/>
-    <w:rPr>
-      <w:rFonts w:ascii="Courier New" w:eastAsia="Times New Roman" w:hAnsi="Courier New" w:cs="Courier New"/>
-      <w:sz w:val="20"/>
-      <w:szCs w:val="20"/>
-    </w:rPr>
-  </w:style>
-  <w:style w:type="paragraph" w:styleId="BalloonText">
-    <w:name w:val="Balloon Text"/>
-    <w:basedOn w:val="Normal"/>
-    <w:link w:val="BalloonTextChar"/>
-    <w:uiPriority w:val="99"/>
-    <w:semiHidden/>
-    <w:unhideWhenUsed/>
-    <w:rsid w:val="00936A69"/>
-    <w:rPr>
-      <w:rFonts w:ascii="Tahoma" w:hAnsi="Tahoma" w:cs="Angsana New"/>
-      <w:sz w:val="16"/>
-      <w:szCs w:val="20"/>
-    </w:rPr>
-  </w:style>
-  <w:style w:type="character" w:customStyle="1" w:styleId="BalloonTextChar">
-    <w:name w:val="Balloon Text Char"/>
-    <w:basedOn w:val="DefaultParagraphFont"/>
-    <w:link w:val="BalloonText"/>
-    <w:uiPriority w:val="99"/>
-    <w:semiHidden/>
-    <w:rsid w:val="00936A69"/>
-    <w:rPr>
-      <w:rFonts w:ascii="Tahoma" w:hAnsi="Tahoma" w:cs="Angsana New"/>
-      <w:sz w:val="16"/>
-      <w:szCs w:val="20"/>
+      <w:rFonts w:cs="Angsana New"/>
+      <w:szCs w:val="33"/>
     </w:rPr>
   </w:style>
 </w:styles>
@@ -17810,7 +15989,7 @@
   <a:extraClrSchemeLst/>
   <a:extLst>
     <a:ext uri="{05A4C25C-085E-4340-85A3-A5531E510DB2}">
-      <thm15:themeFamily xmlns:thm15="http://schemas.microsoft.com/office/thememl/2012/main" xmlns="" name="Office Theme" id="{62F939B6-93AF-4DB8-9C6B-D6C7DFDC589F}" vid="{4A3C46E8-61CC-4603-A589-7422A47A8E4A}"/>
+      <thm15:themeFamily xmlns:thm15="http://schemas.microsoft.com/office/thememl/2012/main" name="Office Theme" id="{62F939B6-93AF-4DB8-9C6B-D6C7DFDC589F}" vid="{4A3C46E8-61CC-4603-A589-7422A47A8E4A}"/>
     </a:ext>
   </a:extLst>
 </a:theme>
